--- a/Assignment_2_Quantum/Report/Assignment2.docx
+++ b/Assignment_2_Quantum/Report/Assignment2.docx
@@ -3469,1196 +3469,18 @@
     </w:p>
     <w:p>
       <w:pPr>
-        <w:pStyle w:val="Heading2"/>
-      </w:pPr>
-      <w:r>
-        <w:t xml:space="preserve">2.5 What alternative code did we provide?</w:t>
-      </w:r>
-    </w:p>
-    <w:p>
-      <w:pPr>
-        <w:keepNext/>
-        <w:spacing w:after="80" w:before="120"/>
+        <w:spacing w:after="140" w:line="288"/>
+        <w:jc w:val="both"/>
       </w:pPr>
       <w:r>
         <w:rPr>
           <w:b/>
           <w:bCs/>
-          <w:color w:val="1F4E79"/>
-          <w:sz w:val="20"/>
-          <w:szCs w:val="20"/>
-        </w:rPr>
-        <w:t xml:space="preserve">Table 3. </w:t>
-      </w:r>
-      <w:r>
-        <w:rPr>
-          <w:i/>
-          <w:iCs/>
-          <w:sz w:val="20"/>
-          <w:szCs w:val="20"/>
-        </w:rPr>
-        <w:t xml:space="preserve">Alternative implementations in Alternative_Code/ (run with python run_project.py alt)</w:t>
-      </w:r>
-    </w:p>
-    <w:tbl>
-      <w:tblPr>
-        <w:tblW w:type="dxa" w:w="9026"/>
-        <w:tblBorders>
-          <w:top w:val="single" w:color="auto" w:sz="4"/>
-          <w:left w:val="single" w:color="auto" w:sz="4"/>
-          <w:bottom w:val="single" w:color="auto" w:sz="4"/>
-          <w:right w:val="single" w:color="auto" w:sz="4"/>
-          <w:insideH w:val="single" w:color="auto" w:sz="4"/>
-          <w:insideV w:val="single" w:color="auto" w:sz="4"/>
-        </w:tblBorders>
-      </w:tblPr>
-      <w:tblGrid>
-        <w:gridCol w:w="2200"/>
-        <w:gridCol w:w="3300"/>
-        <w:gridCol w:w="3526"/>
-      </w:tblGrid>
-      <w:tr>
-        <w:trPr>
-          <w:tblHeader/>
-        </w:trPr>
-        <w:tc>
-          <w:tcPr>
-            <w:tcW w:type="dxa" w:w="2200"/>
-            <w:tcBorders>
-              <w:top w:val="single" w:color="A6A6A6" w:sz="4"/>
-              <w:left w:val="single" w:color="A6A6A6" w:sz="4"/>
-              <w:bottom w:val="single" w:color="A6A6A6" w:sz="4"/>
-              <w:right w:val="single" w:color="A6A6A6" w:sz="4"/>
-            </w:tcBorders>
-            <w:shd w:fill="1F4E79" w:color="auto" w:val="clear"/>
-            <w:tcMar>
-              <w:top w:type="dxa" w:w="60"/>
-              <w:left w:type="dxa" w:w="90"/>
-              <w:bottom w:type="dxa" w:w="60"/>
-              <w:right w:type="dxa" w:w="90"/>
-            </w:tcMar>
-          </w:tcPr>
-          <w:p>
-            <w:pPr>
-              <w:spacing w:after="0" w:line="252"/>
-            </w:pPr>
-            <w:r>
-              <w:rPr>
-                <w:b/>
-                <w:bCs/>
-                <w:color w:val="FFFFFF"/>
-                <w:sz w:val="18"/>
-                <w:szCs w:val="18"/>
-              </w:rPr>
-              <w:t xml:space="preserve">Task</w:t>
-            </w:r>
-          </w:p>
-        </w:tc>
-        <w:tc>
-          <w:tcPr>
-            <w:tcW w:type="dxa" w:w="3300"/>
-            <w:tcBorders>
-              <w:top w:val="single" w:color="A6A6A6" w:sz="4"/>
-              <w:left w:val="single" w:color="A6A6A6" w:sz="4"/>
-              <w:bottom w:val="single" w:color="A6A6A6" w:sz="4"/>
-              <w:right w:val="single" w:color="A6A6A6" w:sz="4"/>
-            </w:tcBorders>
-            <w:shd w:fill="1F4E79" w:color="auto" w:val="clear"/>
-            <w:tcMar>
-              <w:top w:type="dxa" w:w="60"/>
-              <w:left w:type="dxa" w:w="90"/>
-              <w:bottom w:type="dxa" w:w="60"/>
-              <w:right w:type="dxa" w:w="90"/>
-            </w:tcMar>
-          </w:tcPr>
-          <w:p>
-            <w:pPr>
-              <w:spacing w:after="0" w:line="252"/>
-            </w:pPr>
-            <w:r>
-              <w:rPr>
-                <w:b/>
-                <w:bCs/>
-                <w:color w:val="FFFFFF"/>
-                <w:sz w:val="18"/>
-                <w:szCs w:val="18"/>
-              </w:rPr>
-              <w:t xml:space="preserve">Alternative</w:t>
-            </w:r>
-          </w:p>
-        </w:tc>
-        <w:tc>
-          <w:tcPr>
-            <w:tcW w:type="dxa" w:w="3526"/>
-            <w:tcBorders>
-              <w:top w:val="single" w:color="A6A6A6" w:sz="4"/>
-              <w:left w:val="single" w:color="A6A6A6" w:sz="4"/>
-              <w:bottom w:val="single" w:color="A6A6A6" w:sz="4"/>
-              <w:right w:val="single" w:color="A6A6A6" w:sz="4"/>
-            </w:tcBorders>
-            <w:shd w:fill="1F4E79" w:color="auto" w:val="clear"/>
-            <w:tcMar>
-              <w:top w:type="dxa" w:w="60"/>
-              <w:left w:type="dxa" w:w="90"/>
-              <w:bottom w:type="dxa" w:w="60"/>
-              <w:right w:type="dxa" w:w="90"/>
-            </w:tcMar>
-          </w:tcPr>
-          <w:p>
-            <w:pPr>
-              <w:spacing w:after="0" w:line="252"/>
-            </w:pPr>
-            <w:r>
-              <w:rPr>
-                <w:b/>
-                <w:bCs/>
-                <w:color w:val="FFFFFF"/>
-                <w:sz w:val="18"/>
-                <w:szCs w:val="18"/>
-              </w:rPr>
-              <w:t xml:space="preserve">Why it is useful</w:t>
-            </w:r>
-          </w:p>
-        </w:tc>
-      </w:tr>
-      <w:tr>
-        <w:tc>
-          <w:tcPr>
-            <w:tcW w:type="dxa" w:w="2200"/>
-            <w:tcBorders>
-              <w:top w:val="single" w:color="A6A6A6" w:sz="4"/>
-              <w:left w:val="single" w:color="A6A6A6" w:sz="4"/>
-              <w:bottom w:val="single" w:color="A6A6A6" w:sz="4"/>
-              <w:right w:val="single" w:color="A6A6A6" w:sz="4"/>
-            </w:tcBorders>
-            <w:tcMar>
-              <w:top w:type="dxa" w:w="60"/>
-              <w:left w:type="dxa" w:w="90"/>
-              <w:bottom w:type="dxa" w:w="60"/>
-              <w:right w:type="dxa" w:w="90"/>
-            </w:tcMar>
-          </w:tcPr>
-          <w:p>
-            <w:pPr>
-              <w:spacing w:after="0" w:line="252"/>
-            </w:pPr>
-            <w:r>
-              <w:rPr>
-                <w:sz w:val="18"/>
-                <w:szCs w:val="18"/>
-              </w:rPr>
-              <w:t xml:space="preserve">Task 1</w:t>
-            </w:r>
-          </w:p>
-        </w:tc>
-        <w:tc>
-          <w:tcPr>
-            <w:tcW w:type="dxa" w:w="3300"/>
-            <w:tcBorders>
-              <w:top w:val="single" w:color="A6A6A6" w:sz="4"/>
-              <w:left w:val="single" w:color="A6A6A6" w:sz="4"/>
-              <w:bottom w:val="single" w:color="A6A6A6" w:sz="4"/>
-              <w:right w:val="single" w:color="A6A6A6" w:sz="4"/>
-            </w:tcBorders>
-            <w:tcMar>
-              <w:top w:type="dxa" w:w="60"/>
-              <w:left w:type="dxa" w:w="90"/>
-              <w:bottom w:type="dxa" w:w="60"/>
-              <w:right w:type="dxa" w:w="90"/>
-            </w:tcMar>
-          </w:tcPr>
-          <w:p>
-            <w:pPr>
-              <w:spacing w:after="0" w:line="252"/>
-            </w:pPr>
-            <w:r>
-              <w:rPr>
-                <w:sz w:val="18"/>
-                <w:szCs w:val="18"/>
-              </w:rPr>
-              <w:t xml:space="preserve">Bell state written in Qiskit instead of Cirq</w:t>
-            </w:r>
-          </w:p>
-        </w:tc>
-        <w:tc>
-          <w:tcPr>
-            <w:tcW w:type="dxa" w:w="3526"/>
-            <w:tcBorders>
-              <w:top w:val="single" w:color="A6A6A6" w:sz="4"/>
-              <w:left w:val="single" w:color="A6A6A6" w:sz="4"/>
-              <w:bottom w:val="single" w:color="A6A6A6" w:sz="4"/>
-              <w:right w:val="single" w:color="A6A6A6" w:sz="4"/>
-            </w:tcBorders>
-            <w:tcMar>
-              <w:top w:type="dxa" w:w="60"/>
-              <w:left w:type="dxa" w:w="90"/>
-              <w:bottom w:type="dxa" w:w="60"/>
-              <w:right w:type="dxa" w:w="90"/>
-            </w:tcMar>
-          </w:tcPr>
-          <w:p>
-            <w:pPr>
-              <w:spacing w:after="0" w:line="252"/>
-            </w:pPr>
-            <w:r>
-              <w:rPr>
-                <w:sz w:val="18"/>
-                <w:szCs w:val="18"/>
-              </w:rPr>
-              <w:t xml:space="preserve">shows the result does not depend on the library; same QASM reaches Quokka</w:t>
-            </w:r>
-          </w:p>
-        </w:tc>
-      </w:tr>
-      <w:tr>
-        <w:tc>
-          <w:tcPr>
-            <w:tcW w:type="dxa" w:w="2200"/>
-            <w:tcBorders>
-              <w:top w:val="single" w:color="A6A6A6" w:sz="4"/>
-              <w:left w:val="single" w:color="A6A6A6" w:sz="4"/>
-              <w:bottom w:val="single" w:color="A6A6A6" w:sz="4"/>
-              <w:right w:val="single" w:color="A6A6A6" w:sz="4"/>
-            </w:tcBorders>
-            <w:shd w:fill="EEF3F8" w:color="auto" w:val="clear"/>
-            <w:tcMar>
-              <w:top w:type="dxa" w:w="60"/>
-              <w:left w:type="dxa" w:w="90"/>
-              <w:bottom w:type="dxa" w:w="60"/>
-              <w:right w:type="dxa" w:w="90"/>
-            </w:tcMar>
-          </w:tcPr>
-          <w:p>
-            <w:pPr>
-              <w:spacing w:after="0" w:line="252"/>
-            </w:pPr>
-            <w:r>
-              <w:rPr>
-                <w:sz w:val="18"/>
-                <w:szCs w:val="18"/>
-              </w:rPr>
-              <w:t xml:space="preserve">Task 2</w:t>
-            </w:r>
-          </w:p>
-        </w:tc>
-        <w:tc>
-          <w:tcPr>
-            <w:tcW w:type="dxa" w:w="3300"/>
-            <w:tcBorders>
-              <w:top w:val="single" w:color="A6A6A6" w:sz="4"/>
-              <w:left w:val="single" w:color="A6A6A6" w:sz="4"/>
-              <w:bottom w:val="single" w:color="A6A6A6" w:sz="4"/>
-              <w:right w:val="single" w:color="A6A6A6" w:sz="4"/>
-            </w:tcBorders>
-            <w:shd w:fill="EEF3F8" w:color="auto" w:val="clear"/>
-            <w:tcMar>
-              <w:top w:type="dxa" w:w="60"/>
-              <w:left w:type="dxa" w:w="90"/>
-              <w:bottom w:type="dxa" w:w="60"/>
-              <w:right w:type="dxa" w:w="90"/>
-            </w:tcMar>
-          </w:tcPr>
-          <w:p>
-            <w:pPr>
-              <w:spacing w:after="0" w:line="252"/>
-            </w:pPr>
-            <w:r>
-              <w:rPr>
-                <w:sz w:val="18"/>
-                <w:szCs w:val="18"/>
-              </w:rPr>
-              <w:t xml:space="preserve">Both circuits written in Cirq and run on Cirq's own simulator</w:t>
-            </w:r>
-          </w:p>
-        </w:tc>
-        <w:tc>
-          <w:tcPr>
-            <w:tcW w:type="dxa" w:w="3526"/>
-            <w:tcBorders>
-              <w:top w:val="single" w:color="A6A6A6" w:sz="4"/>
-              <w:left w:val="single" w:color="A6A6A6" w:sz="4"/>
-              <w:bottom w:val="single" w:color="A6A6A6" w:sz="4"/>
-              <w:right w:val="single" w:color="A6A6A6" w:sz="4"/>
-            </w:tcBorders>
-            <w:shd w:fill="EEF3F8" w:color="auto" w:val="clear"/>
-            <w:tcMar>
-              <w:top w:type="dxa" w:w="60"/>
-              <w:left w:type="dxa" w:w="90"/>
-              <w:bottom w:type="dxa" w:w="60"/>
-              <w:right w:type="dxa" w:w="90"/>
-            </w:tcMar>
-          </w:tcPr>
-          <w:p>
-            <w:pPr>
-              <w:spacing w:after="0" w:line="252"/>
-            </w:pPr>
-            <w:r>
-              <w:rPr>
-                <w:sz w:val="18"/>
-                <w:szCs w:val="18"/>
-              </w:rPr>
-              <w:t xml:space="preserve">independent check of Part A and the half adder</w:t>
-            </w:r>
-          </w:p>
-        </w:tc>
-      </w:tr>
-      <w:tr>
-        <w:tc>
-          <w:tcPr>
-            <w:tcW w:type="dxa" w:w="2200"/>
-            <w:tcBorders>
-              <w:top w:val="single" w:color="A6A6A6" w:sz="4"/>
-              <w:left w:val="single" w:color="A6A6A6" w:sz="4"/>
-              <w:bottom w:val="single" w:color="A6A6A6" w:sz="4"/>
-              <w:right w:val="single" w:color="A6A6A6" w:sz="4"/>
-            </w:tcBorders>
-            <w:tcMar>
-              <w:top w:type="dxa" w:w="60"/>
-              <w:left w:type="dxa" w:w="90"/>
-              <w:bottom w:type="dxa" w:w="60"/>
-              <w:right w:type="dxa" w:w="90"/>
-            </w:tcMar>
-          </w:tcPr>
-          <w:p>
-            <w:pPr>
-              <w:spacing w:after="0" w:line="252"/>
-            </w:pPr>
-            <w:r>
-              <w:rPr>
-                <w:sz w:val="18"/>
-                <w:szCs w:val="18"/>
-              </w:rPr>
-              <w:t xml:space="preserve">Task 3</w:t>
-            </w:r>
-          </w:p>
-        </w:tc>
-        <w:tc>
-          <w:tcPr>
-            <w:tcW w:type="dxa" w:w="3300"/>
-            <w:tcBorders>
-              <w:top w:val="single" w:color="A6A6A6" w:sz="4"/>
-              <w:left w:val="single" w:color="A6A6A6" w:sz="4"/>
-              <w:bottom w:val="single" w:color="A6A6A6" w:sz="4"/>
-              <w:right w:val="single" w:color="A6A6A6" w:sz="4"/>
-            </w:tcBorders>
-            <w:tcMar>
-              <w:top w:type="dxa" w:w="60"/>
-              <w:left w:type="dxa" w:w="90"/>
-              <w:bottom w:type="dxa" w:w="60"/>
-              <w:right w:type="dxa" w:w="90"/>
-            </w:tcMar>
-          </w:tcPr>
-          <w:p>
-            <w:pPr>
-              <w:spacing w:after="0" w:line="252"/>
-            </w:pPr>
-            <w:r>
-              <w:rPr>
-                <w:sz w:val="18"/>
-                <w:szCs w:val="18"/>
-              </w:rPr>
-              <w:t xml:space="preserve">Text-only tic-tac-toe in the terminal (X n, O n, NOT n, SWAP a b, PROB, MEASURE)</w:t>
-            </w:r>
-          </w:p>
-        </w:tc>
-        <w:tc>
-          <w:tcPr>
-            <w:tcW w:type="dxa" w:w="3526"/>
-            <w:tcBorders>
-              <w:top w:val="single" w:color="A6A6A6" w:sz="4"/>
-              <w:left w:val="single" w:color="A6A6A6" w:sz="4"/>
-              <w:bottom w:val="single" w:color="A6A6A6" w:sz="4"/>
-              <w:right w:val="single" w:color="A6A6A6" w:sz="4"/>
-            </w:tcBorders>
-            <w:tcMar>
-              <w:top w:type="dxa" w:w="60"/>
-              <w:left w:type="dxa" w:w="90"/>
-              <w:bottom w:type="dxa" w:w="60"/>
-              <w:right w:type="dxa" w:w="90"/>
-            </w:tcMar>
-          </w:tcPr>
-          <w:p>
-            <w:pPr>
-              <w:spacing w:after="0" w:line="252"/>
-            </w:pPr>
-            <w:r>
-              <w:rPr>
-                <w:sz w:val="18"/>
-                <w:szCs w:val="18"/>
-              </w:rPr>
-              <w:t xml:space="preserve">plays without widgets; --demo replays a game</w:t>
-            </w:r>
-          </w:p>
-        </w:tc>
-      </w:tr>
-      <w:tr>
-        <w:tc>
-          <w:tcPr>
-            <w:tcW w:type="dxa" w:w="2200"/>
-            <w:tcBorders>
-              <w:top w:val="single" w:color="A6A6A6" w:sz="4"/>
-              <w:left w:val="single" w:color="A6A6A6" w:sz="4"/>
-              <w:bottom w:val="single" w:color="A6A6A6" w:sz="4"/>
-              <w:right w:val="single" w:color="A6A6A6" w:sz="4"/>
-            </w:tcBorders>
-            <w:shd w:fill="EEF3F8" w:color="auto" w:val="clear"/>
-            <w:tcMar>
-              <w:top w:type="dxa" w:w="60"/>
-              <w:left w:type="dxa" w:w="90"/>
-              <w:bottom w:type="dxa" w:w="60"/>
-              <w:right w:type="dxa" w:w="90"/>
-            </w:tcMar>
-          </w:tcPr>
-          <w:p>
-            <w:pPr>
-              <w:spacing w:after="0" w:line="252"/>
-            </w:pPr>
-            <w:r>
-              <w:rPr>
-                <w:sz w:val="18"/>
-                <w:szCs w:val="18"/>
-              </w:rPr>
-              <w:t xml:space="preserve">Task 4</w:t>
-            </w:r>
-          </w:p>
-        </w:tc>
-        <w:tc>
-          <w:tcPr>
-            <w:tcW w:type="dxa" w:w="3300"/>
-            <w:tcBorders>
-              <w:top w:val="single" w:color="A6A6A6" w:sz="4"/>
-              <w:left w:val="single" w:color="A6A6A6" w:sz="4"/>
-              <w:bottom w:val="single" w:color="A6A6A6" w:sz="4"/>
-              <w:right w:val="single" w:color="A6A6A6" w:sz="4"/>
-            </w:tcBorders>
-            <w:shd w:fill="EEF3F8" w:color="auto" w:val="clear"/>
-            <w:tcMar>
-              <w:top w:type="dxa" w:w="60"/>
-              <w:left w:type="dxa" w:w="90"/>
-              <w:bottom w:type="dxa" w:w="60"/>
-              <w:right w:type="dxa" w:w="90"/>
-            </w:tcMar>
-          </w:tcPr>
-          <w:p>
-            <w:pPr>
-              <w:spacing w:after="0" w:line="252"/>
-            </w:pPr>
-            <w:r>
-              <w:rPr>
-                <w:sz w:val="18"/>
-                <w:szCs w:val="18"/>
-              </w:rPr>
-              <w:t xml:space="preserve">Same classifier as a Qiskit circuit, exact Statevector output, COBYLA optimiser</w:t>
-            </w:r>
-          </w:p>
-        </w:tc>
-        <w:tc>
-          <w:tcPr>
-            <w:tcW w:type="dxa" w:w="3526"/>
-            <w:tcBorders>
-              <w:top w:val="single" w:color="A6A6A6" w:sz="4"/>
-              <w:left w:val="single" w:color="A6A6A6" w:sz="4"/>
-              <w:bottom w:val="single" w:color="A6A6A6" w:sz="4"/>
-              <w:right w:val="single" w:color="A6A6A6" w:sz="4"/>
-            </w:tcBorders>
-            <w:shd w:fill="EEF3F8" w:color="auto" w:val="clear"/>
-            <w:tcMar>
-              <w:top w:type="dxa" w:w="60"/>
-              <w:left w:type="dxa" w:w="90"/>
-              <w:bottom w:type="dxa" w:w="60"/>
-              <w:right w:type="dxa" w:w="90"/>
-            </w:tcMar>
-          </w:tcPr>
-          <w:p>
-            <w:pPr>
-              <w:spacing w:after="0" w:line="252"/>
-            </w:pPr>
-            <w:r>
-              <w:rPr>
-                <w:sz w:val="18"/>
-                <w:szCs w:val="18"/>
-              </w:rPr>
-              <w:t xml:space="preserve">shows the circuit, not the optimiser, solves the problem (loss 0 in 87 evaluations)</w:t>
-            </w:r>
-          </w:p>
-        </w:tc>
-      </w:tr>
-    </w:tbl>
-    <w:p>
-      <w:pPr>
-        <w:spacing w:after="100"/>
-      </w:pPr>
-    </w:p>
-    <w:p>
-      <w:r>
-        <w:br w:type="page"/>
-      </w:r>
-    </w:p>
-    <w:p>
-      <w:pPr>
-        <w:pStyle w:val="Heading1"/>
-      </w:pPr>
-      <w:r>
-        <w:t xml:space="preserve">3. Task 1 – Entanglement Demonstration (Cirq + Quokka)</w:t>
-      </w:r>
-    </w:p>
-    <w:p>
-      <w:pPr>
-        <w:pBdr>
-          <w:left w:val="single" w:color="E07A3F" w:sz="18" w:space="8"/>
-        </w:pBdr>
-        <w:shd w:fill="FFF4E5" w:color="auto" w:val="clear"/>
-        <w:spacing w:after="180" w:before="80" w:line="276"/>
-        <w:ind w:left="160" w:right="160"/>
-      </w:pPr>
-      <w:r>
-        <w:rPr>
-          <w:sz w:val="20"/>
-          <w:szCs w:val="20"/>
-        </w:rPr>
-        <w:t xml:space="preserve">Task question: Create an entangled Bell state using Cirq and run the system on the Quokka device. The Bell state is |ψ⟩ = (1/√2)(|00⟩ + |11⟩). Generate qubits and apply the necessary gates to generate the state, and generate the necessary results.   Notebook: Task_1_Bell_State/Task1_Bell_State_Cirq_Quokka.ipynb</w:t>
-      </w:r>
-    </w:p>
-    <w:p>
-      <w:pPr>
-        <w:pStyle w:val="Heading2"/>
-      </w:pPr>
-      <w:r>
-        <w:t xml:space="preserve">3.1 What is a Bell state, and why is it special?</w:t>
-      </w:r>
-    </w:p>
-    <w:p>
-      <w:pPr>
-        <w:spacing w:after="140" w:line="288"/>
-        <w:jc w:val="both"/>
-      </w:pPr>
-      <w:r>
-        <w:t xml:space="preserve">A </w:t>
-      </w:r>
-      <w:r>
-        <w:rPr>
-          <w:b/>
-          <w:bCs/>
-        </w:rPr>
-        <w:t xml:space="preserve">qubit</w:t>
-      </w:r>
-      <w:r>
-        <w:t xml:space="preserve"> is a two-level quantum system whose state is |ψ⟩ = α|0⟩ + β|1⟩, where α and β are complex amplitudes with |α|² + |β|² = 1 (Nielsen &amp; Chuang, 2010). Two qubits live in a four-dimensional space with basis |00⟩, |01⟩, |10⟩ and |11⟩. The Bell state asked for in the task is</w:t>
-      </w:r>
-    </w:p>
-    <w:p>
-      <w:pPr>
-        <w:spacing w:after="160" w:before="60"/>
-        <w:jc w:val="center"/>
-      </w:pPr>
-      <w:r>
-        <w:rPr>
-          <w:rFonts w:ascii="Cambria Math" w:cs="Cambria Math" w:eastAsia="Cambria Math" w:hAnsi="Cambria Math"/>
-          <w:sz w:val="23"/>
-          <w:szCs w:val="23"/>
-        </w:rPr>
-        <w:t xml:space="preserve">|Φ⁺⟩ = (1/√2) ( |00⟩ + |11⟩ )</w:t>
-      </w:r>
-    </w:p>
-    <w:p>
-      <w:pPr>
-        <w:spacing w:after="140" w:line="288"/>
-        <w:jc w:val="both"/>
-      </w:pPr>
-      <w:r>
-        <w:t xml:space="preserve">It is </w:t>
-      </w:r>
-      <w:r>
-        <w:rPr>
-          <w:b/>
-          <w:bCs/>
-        </w:rPr>
-        <w:t xml:space="preserve">entangled</w:t>
-      </w:r>
-      <w:r>
-        <w:t xml:space="preserve">: it cannot be written as (state of qubit 0) ⊗ (state of qubit 1). Suppose it could; then (a|0⟩ + b|1⟩) ⊗ (c|0⟩ + d|1⟩) would need ac = bd = 1/√2 but ad = bc = 0, which is impossible. In practice, each qubit on its own is a fair coin, but the two coins always land the same way. Einstein, Podolsky and Rosen (1935) used such correlations to question quantum theory; Bell (1964) showed they cannot be explained by hidden classical values, and loophole-free experiments have confirmed this (Hensen et al., 2015).</w:t>
-      </w:r>
-    </w:p>
-    <w:p>
-      <w:pPr>
-        <w:pStyle w:val="Heading2"/>
-      </w:pPr>
-      <w:r>
-        <w:t xml:space="preserve">3.2 Which gates make the state, and why?</w:t>
-      </w:r>
-    </w:p>
-    <w:p>
-      <w:pPr>
-        <w:spacing w:after="140" w:line="288"/>
-        <w:jc w:val="both"/>
-      </w:pPr>
-      <w:r>
-        <w:t xml:space="preserve">Two gates are enough, as taught in the course (Bahrami, 2026a). The </w:t>
-      </w:r>
-      <w:r>
-        <w:rPr>
-          <w:b/>
-          <w:bCs/>
-        </w:rPr>
-        <w:t xml:space="preserve">Hadamard (H)</w:t>
-      </w:r>
-      <w:r>
-        <w:t xml:space="preserve"> gate creates an equal superposition, and the </w:t>
-      </w:r>
-      <w:r>
-        <w:rPr>
-          <w:b/>
-          <w:bCs/>
-        </w:rPr>
-        <w:t xml:space="preserve">controlled-NOT (CNOT)</w:t>
-      </w:r>
-      <w:r>
-        <w:t xml:space="preserve"> gate copies the control's value into the target *for every branch of the superposition at once*, which links (entangles) the qubits.</w:t>
-      </w:r>
-    </w:p>
-    <w:p>
-      <w:pPr>
-        <w:spacing w:after="160" w:before="60"/>
-        <w:jc w:val="center"/>
-      </w:pPr>
-      <w:r>
-        <w:rPr>
-          <w:rFonts w:ascii="Cambria Math" w:cs="Cambria Math" w:eastAsia="Cambria Math" w:hAnsi="Cambria Math"/>
-          <w:sz w:val="23"/>
-          <w:szCs w:val="23"/>
-        </w:rPr>
-        <w:t xml:space="preserve">H = (1/√2) [ [1, 1], [1, −1] ]          CNOT = [ [1,0,0,0], [0,1,0,0], [0,0,0,1], [0,0,1,0] ]</w:t>
-      </w:r>
-    </w:p>
-    <w:p>
-      <w:pPr>
-        <w:keepNext/>
-        <w:spacing w:after="80" w:before="120"/>
-      </w:pPr>
-      <w:r>
-        <w:rPr>
-          <w:b/>
-          <w:bCs/>
-          <w:color w:val="1F4E79"/>
-          <w:sz w:val="20"/>
-          <w:szCs w:val="20"/>
-        </w:rPr>
-        <w:t xml:space="preserve">Table 4. </w:t>
-      </w:r>
-      <w:r>
-        <w:rPr>
-          <w:i/>
-          <w:iCs/>
-          <w:sz w:val="20"/>
-          <w:szCs w:val="20"/>
-        </w:rPr>
-        <w:t xml:space="preserve">State of the two qubits after each gate (written |q0 q1⟩)</w:t>
-      </w:r>
-    </w:p>
-    <w:tbl>
-      <w:tblPr>
-        <w:tblW w:type="dxa" w:w="9026"/>
-        <w:tblBorders>
-          <w:top w:val="single" w:color="auto" w:sz="4"/>
-          <w:left w:val="single" w:color="auto" w:sz="4"/>
-          <w:bottom w:val="single" w:color="auto" w:sz="4"/>
-          <w:right w:val="single" w:color="auto" w:sz="4"/>
-          <w:insideH w:val="single" w:color="auto" w:sz="4"/>
-          <w:insideV w:val="single" w:color="auto" w:sz="4"/>
-        </w:tblBorders>
-      </w:tblPr>
-      <w:tblGrid>
-        <w:gridCol w:w="900"/>
-        <w:gridCol w:w="2700"/>
-        <w:gridCol w:w="5426"/>
-      </w:tblGrid>
-      <w:tr>
-        <w:trPr>
-          <w:tblHeader/>
-        </w:trPr>
-        <w:tc>
-          <w:tcPr>
-            <w:tcW w:type="dxa" w:w="900"/>
-            <w:tcBorders>
-              <w:top w:val="single" w:color="A6A6A6" w:sz="4"/>
-              <w:left w:val="single" w:color="A6A6A6" w:sz="4"/>
-              <w:bottom w:val="single" w:color="A6A6A6" w:sz="4"/>
-              <w:right w:val="single" w:color="A6A6A6" w:sz="4"/>
-            </w:tcBorders>
-            <w:shd w:fill="1F4E79" w:color="auto" w:val="clear"/>
-            <w:tcMar>
-              <w:top w:type="dxa" w:w="60"/>
-              <w:left w:type="dxa" w:w="90"/>
-              <w:bottom w:type="dxa" w:w="60"/>
-              <w:right w:type="dxa" w:w="90"/>
-            </w:tcMar>
-          </w:tcPr>
-          <w:p>
-            <w:pPr>
-              <w:spacing w:after="0" w:line="252"/>
-            </w:pPr>
-            <w:r>
-              <w:rPr>
-                <w:b/>
-                <w:bCs/>
-                <w:color w:val="FFFFFF"/>
-                <w:sz w:val="18"/>
-                <w:szCs w:val="18"/>
-              </w:rPr>
-              <w:t xml:space="preserve">Step</w:t>
-            </w:r>
-          </w:p>
-        </w:tc>
-        <w:tc>
-          <w:tcPr>
-            <w:tcW w:type="dxa" w:w="2700"/>
-            <w:tcBorders>
-              <w:top w:val="single" w:color="A6A6A6" w:sz="4"/>
-              <w:left w:val="single" w:color="A6A6A6" w:sz="4"/>
-              <w:bottom w:val="single" w:color="A6A6A6" w:sz="4"/>
-              <w:right w:val="single" w:color="A6A6A6" w:sz="4"/>
-            </w:tcBorders>
-            <w:shd w:fill="1F4E79" w:color="auto" w:val="clear"/>
-            <w:tcMar>
-              <w:top w:type="dxa" w:w="60"/>
-              <w:left w:type="dxa" w:w="90"/>
-              <w:bottom w:type="dxa" w:w="60"/>
-              <w:right w:type="dxa" w:w="90"/>
-            </w:tcMar>
-          </w:tcPr>
-          <w:p>
-            <w:pPr>
-              <w:spacing w:after="0" w:line="252"/>
-            </w:pPr>
-            <w:r>
-              <w:rPr>
-                <w:b/>
-                <w:bCs/>
-                <w:color w:val="FFFFFF"/>
-                <w:sz w:val="18"/>
-                <w:szCs w:val="18"/>
-              </w:rPr>
-              <w:t xml:space="preserve">Gate</w:t>
-            </w:r>
-          </w:p>
-        </w:tc>
-        <w:tc>
-          <w:tcPr>
-            <w:tcW w:type="dxa" w:w="5426"/>
-            <w:tcBorders>
-              <w:top w:val="single" w:color="A6A6A6" w:sz="4"/>
-              <w:left w:val="single" w:color="A6A6A6" w:sz="4"/>
-              <w:bottom w:val="single" w:color="A6A6A6" w:sz="4"/>
-              <w:right w:val="single" w:color="A6A6A6" w:sz="4"/>
-            </w:tcBorders>
-            <w:shd w:fill="1F4E79" w:color="auto" w:val="clear"/>
-            <w:tcMar>
-              <w:top w:type="dxa" w:w="60"/>
-              <w:left w:type="dxa" w:w="90"/>
-              <w:bottom w:type="dxa" w:w="60"/>
-              <w:right w:type="dxa" w:w="90"/>
-            </w:tcMar>
-          </w:tcPr>
-          <w:p>
-            <w:pPr>
-              <w:spacing w:after="0" w:line="252"/>
-            </w:pPr>
-            <w:r>
-              <w:rPr>
-                <w:b/>
-                <w:bCs/>
-                <w:color w:val="FFFFFF"/>
-                <w:sz w:val="18"/>
-                <w:szCs w:val="18"/>
-              </w:rPr>
-              <w:t xml:space="preserve">State</w:t>
-            </w:r>
-          </w:p>
-        </w:tc>
-      </w:tr>
-      <w:tr>
-        <w:tc>
-          <w:tcPr>
-            <w:tcW w:type="dxa" w:w="900"/>
-            <w:tcBorders>
-              <w:top w:val="single" w:color="A6A6A6" w:sz="4"/>
-              <w:left w:val="single" w:color="A6A6A6" w:sz="4"/>
-              <w:bottom w:val="single" w:color="A6A6A6" w:sz="4"/>
-              <w:right w:val="single" w:color="A6A6A6" w:sz="4"/>
-            </w:tcBorders>
-            <w:tcMar>
-              <w:top w:type="dxa" w:w="60"/>
-              <w:left w:type="dxa" w:w="90"/>
-              <w:bottom w:type="dxa" w:w="60"/>
-              <w:right w:type="dxa" w:w="90"/>
-            </w:tcMar>
-          </w:tcPr>
-          <w:p>
-            <w:pPr>
-              <w:spacing w:after="0" w:line="252"/>
-            </w:pPr>
-            <w:r>
-              <w:rPr>
-                <w:sz w:val="18"/>
-                <w:szCs w:val="18"/>
-              </w:rPr>
-              <w:t xml:space="preserve">0</w:t>
-            </w:r>
-          </w:p>
-        </w:tc>
-        <w:tc>
-          <w:tcPr>
-            <w:tcW w:type="dxa" w:w="2700"/>
-            <w:tcBorders>
-              <w:top w:val="single" w:color="A6A6A6" w:sz="4"/>
-              <w:left w:val="single" w:color="A6A6A6" w:sz="4"/>
-              <w:bottom w:val="single" w:color="A6A6A6" w:sz="4"/>
-              <w:right w:val="single" w:color="A6A6A6" w:sz="4"/>
-            </w:tcBorders>
-            <w:tcMar>
-              <w:top w:type="dxa" w:w="60"/>
-              <w:left w:type="dxa" w:w="90"/>
-              <w:bottom w:type="dxa" w:w="60"/>
-              <w:right w:type="dxa" w:w="90"/>
-            </w:tcMar>
-          </w:tcPr>
-          <w:p>
-            <w:pPr>
-              <w:spacing w:after="0" w:line="252"/>
-            </w:pPr>
-            <w:r>
-              <w:rPr>
-                <w:sz w:val="18"/>
-                <w:szCs w:val="18"/>
-              </w:rPr>
-              <w:t xml:space="preserve">start</w:t>
-            </w:r>
-          </w:p>
-        </w:tc>
-        <w:tc>
-          <w:tcPr>
-            <w:tcW w:type="dxa" w:w="5426"/>
-            <w:tcBorders>
-              <w:top w:val="single" w:color="A6A6A6" w:sz="4"/>
-              <w:left w:val="single" w:color="A6A6A6" w:sz="4"/>
-              <w:bottom w:val="single" w:color="A6A6A6" w:sz="4"/>
-              <w:right w:val="single" w:color="A6A6A6" w:sz="4"/>
-            </w:tcBorders>
-            <w:tcMar>
-              <w:top w:type="dxa" w:w="60"/>
-              <w:left w:type="dxa" w:w="90"/>
-              <w:bottom w:type="dxa" w:w="60"/>
-              <w:right w:type="dxa" w:w="90"/>
-            </w:tcMar>
-          </w:tcPr>
-          <w:p>
-            <w:pPr>
-              <w:spacing w:after="0" w:line="252"/>
-            </w:pPr>
-            <w:r>
-              <w:rPr>
-                <w:sz w:val="18"/>
-                <w:szCs w:val="18"/>
-              </w:rPr>
-              <w:t xml:space="preserve">|00⟩</w:t>
-            </w:r>
-          </w:p>
-        </w:tc>
-      </w:tr>
-      <w:tr>
-        <w:tc>
-          <w:tcPr>
-            <w:tcW w:type="dxa" w:w="900"/>
-            <w:tcBorders>
-              <w:top w:val="single" w:color="A6A6A6" w:sz="4"/>
-              <w:left w:val="single" w:color="A6A6A6" w:sz="4"/>
-              <w:bottom w:val="single" w:color="A6A6A6" w:sz="4"/>
-              <w:right w:val="single" w:color="A6A6A6" w:sz="4"/>
-            </w:tcBorders>
-            <w:shd w:fill="EEF3F8" w:color="auto" w:val="clear"/>
-            <w:tcMar>
-              <w:top w:type="dxa" w:w="60"/>
-              <w:left w:type="dxa" w:w="90"/>
-              <w:bottom w:type="dxa" w:w="60"/>
-              <w:right w:type="dxa" w:w="90"/>
-            </w:tcMar>
-          </w:tcPr>
-          <w:p>
-            <w:pPr>
-              <w:spacing w:after="0" w:line="252"/>
-            </w:pPr>
-            <w:r>
-              <w:rPr>
-                <w:sz w:val="18"/>
-                <w:szCs w:val="18"/>
-              </w:rPr>
-              <w:t xml:space="preserve">1</w:t>
-            </w:r>
-          </w:p>
-        </w:tc>
-        <w:tc>
-          <w:tcPr>
-            <w:tcW w:type="dxa" w:w="2700"/>
-            <w:tcBorders>
-              <w:top w:val="single" w:color="A6A6A6" w:sz="4"/>
-              <w:left w:val="single" w:color="A6A6A6" w:sz="4"/>
-              <w:bottom w:val="single" w:color="A6A6A6" w:sz="4"/>
-              <w:right w:val="single" w:color="A6A6A6" w:sz="4"/>
-            </w:tcBorders>
-            <w:shd w:fill="EEF3F8" w:color="auto" w:val="clear"/>
-            <w:tcMar>
-              <w:top w:type="dxa" w:w="60"/>
-              <w:left w:type="dxa" w:w="90"/>
-              <w:bottom w:type="dxa" w:w="60"/>
-              <w:right w:type="dxa" w:w="90"/>
-            </w:tcMar>
-          </w:tcPr>
-          <w:p>
-            <w:pPr>
-              <w:spacing w:after="0" w:line="252"/>
-            </w:pPr>
-            <w:r>
-              <w:rPr>
-                <w:sz w:val="18"/>
-                <w:szCs w:val="18"/>
-              </w:rPr>
-              <w:t xml:space="preserve">H on q0</w:t>
-            </w:r>
-          </w:p>
-        </w:tc>
-        <w:tc>
-          <w:tcPr>
-            <w:tcW w:type="dxa" w:w="5426"/>
-            <w:tcBorders>
-              <w:top w:val="single" w:color="A6A6A6" w:sz="4"/>
-              <w:left w:val="single" w:color="A6A6A6" w:sz="4"/>
-              <w:bottom w:val="single" w:color="A6A6A6" w:sz="4"/>
-              <w:right w:val="single" w:color="A6A6A6" w:sz="4"/>
-            </w:tcBorders>
-            <w:shd w:fill="EEF3F8" w:color="auto" w:val="clear"/>
-            <w:tcMar>
-              <w:top w:type="dxa" w:w="60"/>
-              <w:left w:type="dxa" w:w="90"/>
-              <w:bottom w:type="dxa" w:w="60"/>
-              <w:right w:type="dxa" w:w="90"/>
-            </w:tcMar>
-          </w:tcPr>
-          <w:p>
-            <w:pPr>
-              <w:spacing w:after="0" w:line="252"/>
-            </w:pPr>
-            <w:r>
-              <w:rPr>
-                <w:sz w:val="18"/>
-                <w:szCs w:val="18"/>
-              </w:rPr>
-              <w:t xml:space="preserve">(1/√2)(|0⟩ + |1⟩) ⊗ |0⟩ = (1/√2)(|00⟩ + |10⟩)</w:t>
-            </w:r>
-          </w:p>
-        </w:tc>
-      </w:tr>
-      <w:tr>
-        <w:tc>
-          <w:tcPr>
-            <w:tcW w:type="dxa" w:w="900"/>
-            <w:tcBorders>
-              <w:top w:val="single" w:color="A6A6A6" w:sz="4"/>
-              <w:left w:val="single" w:color="A6A6A6" w:sz="4"/>
-              <w:bottom w:val="single" w:color="A6A6A6" w:sz="4"/>
-              <w:right w:val="single" w:color="A6A6A6" w:sz="4"/>
-            </w:tcBorders>
-            <w:tcMar>
-              <w:top w:type="dxa" w:w="60"/>
-              <w:left w:type="dxa" w:w="90"/>
-              <w:bottom w:type="dxa" w:w="60"/>
-              <w:right w:type="dxa" w:w="90"/>
-            </w:tcMar>
-          </w:tcPr>
-          <w:p>
-            <w:pPr>
-              <w:spacing w:after="0" w:line="252"/>
-            </w:pPr>
-            <w:r>
-              <w:rPr>
-                <w:sz w:val="18"/>
-                <w:szCs w:val="18"/>
-              </w:rPr>
-              <w:t xml:space="preserve">2</w:t>
-            </w:r>
-          </w:p>
-        </w:tc>
-        <w:tc>
-          <w:tcPr>
-            <w:tcW w:type="dxa" w:w="2700"/>
-            <w:tcBorders>
-              <w:top w:val="single" w:color="A6A6A6" w:sz="4"/>
-              <w:left w:val="single" w:color="A6A6A6" w:sz="4"/>
-              <w:bottom w:val="single" w:color="A6A6A6" w:sz="4"/>
-              <w:right w:val="single" w:color="A6A6A6" w:sz="4"/>
-            </w:tcBorders>
-            <w:tcMar>
-              <w:top w:type="dxa" w:w="60"/>
-              <w:left w:type="dxa" w:w="90"/>
-              <w:bottom w:type="dxa" w:w="60"/>
-              <w:right w:type="dxa" w:w="90"/>
-            </w:tcMar>
-          </w:tcPr>
-          <w:p>
-            <w:pPr>
-              <w:spacing w:after="0" w:line="252"/>
-            </w:pPr>
-            <w:r>
-              <w:rPr>
-                <w:sz w:val="18"/>
-                <w:szCs w:val="18"/>
-              </w:rPr>
-              <w:t xml:space="preserve">CNOT (control q0, target q1)</w:t>
-            </w:r>
-          </w:p>
-        </w:tc>
-        <w:tc>
-          <w:tcPr>
-            <w:tcW w:type="dxa" w:w="5426"/>
-            <w:tcBorders>
-              <w:top w:val="single" w:color="A6A6A6" w:sz="4"/>
-              <w:left w:val="single" w:color="A6A6A6" w:sz="4"/>
-              <w:bottom w:val="single" w:color="A6A6A6" w:sz="4"/>
-              <w:right w:val="single" w:color="A6A6A6" w:sz="4"/>
-            </w:tcBorders>
-            <w:tcMar>
-              <w:top w:type="dxa" w:w="60"/>
-              <w:left w:type="dxa" w:w="90"/>
-              <w:bottom w:type="dxa" w:w="60"/>
-              <w:right w:type="dxa" w:w="90"/>
-            </w:tcMar>
-          </w:tcPr>
-          <w:p>
-            <w:pPr>
-              <w:spacing w:after="0" w:line="252"/>
-            </w:pPr>
-            <w:r>
-              <w:rPr>
-                <w:sz w:val="18"/>
-                <w:szCs w:val="18"/>
-              </w:rPr>
-              <w:t xml:space="preserve">(1/√2)(|00⟩ + |11⟩) = |Φ⁺⟩</w:t>
-            </w:r>
-          </w:p>
-        </w:tc>
-      </w:tr>
-      <w:tr>
-        <w:tc>
-          <w:tcPr>
-            <w:tcW w:type="dxa" w:w="900"/>
-            <w:tcBorders>
-              <w:top w:val="single" w:color="A6A6A6" w:sz="4"/>
-              <w:left w:val="single" w:color="A6A6A6" w:sz="4"/>
-              <w:bottom w:val="single" w:color="A6A6A6" w:sz="4"/>
-              <w:right w:val="single" w:color="A6A6A6" w:sz="4"/>
-            </w:tcBorders>
-            <w:shd w:fill="EEF3F8" w:color="auto" w:val="clear"/>
-            <w:tcMar>
-              <w:top w:type="dxa" w:w="60"/>
-              <w:left w:type="dxa" w:w="90"/>
-              <w:bottom w:type="dxa" w:w="60"/>
-              <w:right w:type="dxa" w:w="90"/>
-            </w:tcMar>
-          </w:tcPr>
-          <w:p>
-            <w:pPr>
-              <w:spacing w:after="0" w:line="252"/>
-            </w:pPr>
-            <w:r>
-              <w:rPr>
-                <w:sz w:val="18"/>
-                <w:szCs w:val="18"/>
-              </w:rPr>
-              <w:t xml:space="preserve">3</w:t>
-            </w:r>
-          </w:p>
-        </w:tc>
-        <w:tc>
-          <w:tcPr>
-            <w:tcW w:type="dxa" w:w="2700"/>
-            <w:tcBorders>
-              <w:top w:val="single" w:color="A6A6A6" w:sz="4"/>
-              <w:left w:val="single" w:color="A6A6A6" w:sz="4"/>
-              <w:bottom w:val="single" w:color="A6A6A6" w:sz="4"/>
-              <w:right w:val="single" w:color="A6A6A6" w:sz="4"/>
-            </w:tcBorders>
-            <w:shd w:fill="EEF3F8" w:color="auto" w:val="clear"/>
-            <w:tcMar>
-              <w:top w:type="dxa" w:w="60"/>
-              <w:left w:type="dxa" w:w="90"/>
-              <w:bottom w:type="dxa" w:w="60"/>
-              <w:right w:type="dxa" w:w="90"/>
-            </w:tcMar>
-          </w:tcPr>
-          <w:p>
-            <w:pPr>
-              <w:spacing w:after="0" w:line="252"/>
-            </w:pPr>
-            <w:r>
-              <w:rPr>
-                <w:sz w:val="18"/>
-                <w:szCs w:val="18"/>
-              </w:rPr>
-              <w:t xml:space="preserve">measure both</w:t>
-            </w:r>
-          </w:p>
-        </w:tc>
-        <w:tc>
-          <w:tcPr>
-            <w:tcW w:type="dxa" w:w="5426"/>
-            <w:tcBorders>
-              <w:top w:val="single" w:color="A6A6A6" w:sz="4"/>
-              <w:left w:val="single" w:color="A6A6A6" w:sz="4"/>
-              <w:bottom w:val="single" w:color="A6A6A6" w:sz="4"/>
-              <w:right w:val="single" w:color="A6A6A6" w:sz="4"/>
-            </w:tcBorders>
-            <w:shd w:fill="EEF3F8" w:color="auto" w:val="clear"/>
-            <w:tcMar>
-              <w:top w:type="dxa" w:w="60"/>
-              <w:left w:type="dxa" w:w="90"/>
-              <w:bottom w:type="dxa" w:w="60"/>
-              <w:right w:type="dxa" w:w="90"/>
-            </w:tcMar>
-          </w:tcPr>
-          <w:p>
-            <w:pPr>
-              <w:spacing w:after="0" w:line="252"/>
-            </w:pPr>
-            <w:r>
-              <w:rPr>
-                <w:sz w:val="18"/>
-                <w:szCs w:val="18"/>
-              </w:rPr>
-              <w:t xml:space="preserve">00 with probability |1/√2|² = 0.5; 11 with probability 0.5</w:t>
-            </w:r>
-          </w:p>
-        </w:tc>
-      </w:tr>
-    </w:tbl>
-    <w:p>
-      <w:pPr>
-        <w:spacing w:after="100"/>
-      </w:pPr>
-    </w:p>
-    <w:p>
-      <w:pPr>
-        <w:pStyle w:val="Heading2"/>
-      </w:pPr>
-      <w:r>
-        <w:t xml:space="preserve">3.3 How did we build it in Cirq?</w:t>
-      </w:r>
-    </w:p>
-    <w:p>
-      <w:pPr>
-        <w:spacing w:after="140" w:line="288"/>
-        <w:jc w:val="both"/>
-      </w:pPr>
-      <w:r>
-        <w:t xml:space="preserve">The Cirq code creates two </w:t>
+        </w:rPr>
+        <w:t xml:space="preserve">Colab test run (31 October 2026).</w:t>
+      </w:r>
+      <w:r>
+        <w:t xml:space="preserve"> The notebook was saved to Google Drive as a Colab project named </w:t>
       </w:r>
       <w:r>
         <w:rPr>
@@ -4666,10 +3488,20 @@
           <w:sz w:val="19"/>
           <w:szCs w:val="19"/>
         </w:rPr>
-        <w:t xml:space="preserve">LineQubit</w:t>
-      </w:r>
-      <w:r>
-        <w:t xml:space="preserve"> objects, applies </w:t>
+        <w:t xml:space="preserve">Assignment2_MSE802_Quantum_Project.ipynb</w:t>
+      </w:r>
+      <w:r>
+        <w:t xml:space="preserve"> and run with </w:t>
+      </w:r>
+      <w:r>
+        <w:rPr>
+          <w:b/>
+          <w:bCs/>
+        </w:rPr>
+        <w:t xml:space="preserve">Runtime → Run all</w:t>
+      </w:r>
+      <w:r>
+        <w:t xml:space="preserve">. All four tasks finished without errors (Figure 3). Tasks 1–3 gave exactly the same counts as on the PC, because the local simulator uses a fixed seed. Task 4 took 160 s instead of about 90 s (0.99 s instead of 0.56 s per iteration), because Colab's free CPU is slower than the PC; the loss curve and accuracy were identical. A first attempt showed one portability problem: the notebooks were executed by a Jupyter kernel without Cirq installed. We fixed it by making </w:t>
       </w:r>
       <w:r>
         <w:rPr>
@@ -4677,122 +3509,10 @@
           <w:sz w:val="19"/>
           <w:szCs w:val="19"/>
         </w:rPr>
-        <w:t xml:space="preserve">cirq.H(q0)</w:t>
-      </w:r>
-      <w:r>
-        <w:t xml:space="preserve"> and </w:t>
-      </w:r>
-      <w:r>
-        <w:rPr>
-          <w:rFonts w:ascii="Consolas" w:cs="Consolas" w:eastAsia="Consolas" w:hAnsi="Consolas"/>
-          <w:sz w:val="19"/>
-          <w:szCs w:val="19"/>
-        </w:rPr>
-        <w:t xml:space="preserve">cirq.CNOT(q0, q1)</w:t>
-      </w:r>
-      <w:r>
-        <w:t xml:space="preserve">, and measures both qubits into one register. Before using the device, the notebook simulates the circuit without measurement to obtain the exact amplitudes: 0.7071 for |00⟩ and |11⟩ and 0 for the others, matching Table 4. The circuit is then exported with </w:t>
-      </w:r>
-      <w:r>
-        <w:rPr>
-          <w:rFonts w:ascii="Consolas" w:cs="Consolas" w:eastAsia="Consolas" w:hAnsi="Consolas"/>
-          <w:sz w:val="19"/>
-          <w:szCs w:val="19"/>
-        </w:rPr>
-        <w:t xml:space="preserve">cirq.qasm()</w:t>
-      </w:r>
-      <w:r>
-        <w:t xml:space="preserve">, cleaned by the helper and sent with 1000 shots.</w:t>
-      </w:r>
-    </w:p>
-    <w:p>
-      <w:pPr>
-        <w:shd w:fill="F2F2F2" w:color="auto" w:val="clear"/>
-        <w:spacing w:after="0" w:line="240"/>
-        <w:ind w:left="200"/>
-      </w:pPr>
-      <w:r>
-        <w:rPr>
-          <w:rFonts w:ascii="Consolas" w:cs="Consolas" w:eastAsia="Consolas" w:hAnsi="Consolas"/>
-          <w:sz w:val="17"/>
-          <w:szCs w:val="17"/>
-        </w:rPr>
-        <w:t xml:space="preserve">q0, q1 = cirq.LineQubit.range(2)          # two qubits, both start in |0&gt;</w:t>
-      </w:r>
-    </w:p>
-    <w:p>
-      <w:pPr>
-        <w:shd w:fill="F2F2F2" w:color="auto" w:val="clear"/>
-        <w:spacing w:after="0" w:line="240"/>
-        <w:ind w:left="200"/>
-      </w:pPr>
-      <w:r>
-        <w:rPr>
-          <w:rFonts w:ascii="Consolas" w:cs="Consolas" w:eastAsia="Consolas" w:hAnsi="Consolas"/>
-          <w:sz w:val="17"/>
-          <w:szCs w:val="17"/>
-        </w:rPr>
-        <w:t xml:space="preserve">bell = cirq.Circuit(</w:t>
-      </w:r>
-    </w:p>
-    <w:p>
-      <w:pPr>
-        <w:shd w:fill="F2F2F2" w:color="auto" w:val="clear"/>
-        <w:spacing w:after="0" w:line="240"/>
-        <w:ind w:left="200"/>
-      </w:pPr>
-      <w:r>
-        <w:rPr>
-          <w:rFonts w:ascii="Consolas" w:cs="Consolas" w:eastAsia="Consolas" w:hAnsi="Consolas"/>
-          <w:sz w:val="17"/>
-          <w:szCs w:val="17"/>
-        </w:rPr>
-        <w:t xml:space="preserve">    cirq.H(q0),                           # superposition on q0</w:t>
-      </w:r>
-    </w:p>
-    <w:p>
-      <w:pPr>
-        <w:shd w:fill="F2F2F2" w:color="auto" w:val="clear"/>
-        <w:spacing w:after="0" w:line="240"/>
-        <w:ind w:left="200"/>
-      </w:pPr>
-      <w:r>
-        <w:rPr>
-          <w:rFonts w:ascii="Consolas" w:cs="Consolas" w:eastAsia="Consolas" w:hAnsi="Consolas"/>
-          <w:sz w:val="17"/>
-          <w:szCs w:val="17"/>
-        </w:rPr>
-        <w:t xml:space="preserve">    cirq.CNOT(q0, q1),                    # entangle q1 with q0</w:t>
-      </w:r>
-    </w:p>
-    <w:p>
-      <w:pPr>
-        <w:shd w:fill="F2F2F2" w:color="auto" w:val="clear"/>
-        <w:spacing w:after="0" w:line="240"/>
-        <w:ind w:left="200"/>
-      </w:pPr>
-      <w:r>
-        <w:rPr>
-          <w:rFonts w:ascii="Consolas" w:cs="Consolas" w:eastAsia="Consolas" w:hAnsi="Consolas"/>
-          <w:sz w:val="17"/>
-          <w:szCs w:val="17"/>
-        </w:rPr>
-        <w:t xml:space="preserve">    cirq.measure(q0, q1, key="c"))       # read both qubits</w:t>
-      </w:r>
-    </w:p>
-    <w:p>
-      <w:pPr>
-        <w:shd w:fill="F2F2F2" w:color="auto" w:val="clear"/>
-        <w:spacing w:after="160" w:line="240"/>
-        <w:ind w:left="200"/>
-      </w:pPr>
-      <w:r>
-        <w:rPr>
-          <w:rFonts w:ascii="Consolas" w:cs="Consolas" w:eastAsia="Consolas" w:hAnsi="Consolas"/>
-          <w:sz w:val="17"/>
-          <w:szCs w:val="17"/>
-        </w:rPr>
-        <w:t xml:space="preserve">run = qh.run_qasm(qh.clean_qasm(cirq.qasm(bell)), shots=1000)</w:t>
+        <w:t xml:space="preserve">run_project.py</w:t>
+      </w:r>
+      <w:r>
+        <w:t xml:space="preserve"> install any missing packages into its own Python and register a matching kernel.</w:t>
       </w:r>
     </w:p>
     <w:p>
@@ -4804,9 +3524,9 @@
       <w:r>
         <w:drawing>
           <wp:inline distT="0" distB="0" distL="0" distR="0">
-            <wp:extent cx="3143250" cy="2028825"/>
+            <wp:extent cx="5715000" cy="3819525"/>
             <wp:effectExtent t="0" r="0" b="0" l="0"/>
-            <wp:docPr id="3" name="t1circ" descr="Task 1 Bell-state circuit: H on q0, CNOT from q0 to q1, then measurement" title="Task 1 Bell-state circuit: H on q0, CNOT from q0 to q1, then measurement"/>
+            <wp:docPr id="3" name="colab" descr="Tasks 1–4 run together in Google Colab (notebook Assignment2_MSE802_Quantum_Project.ipynb, Quokka offline so labelled LOCAL SIMULATOR)" title="Tasks 1–4 run together in Google Colab (notebook Assignment2_MSE802_Quantum_Project.ipynb, Quokka offline so labelled LOCAL SIMULATOR)"/>
             <wp:cNvGraphicFramePr>
               <a:graphicFrameLocks xmlns:a="http://schemas.openxmlformats.org/drawingml/2006/main" noChangeAspect="1"/>
             </wp:cNvGraphicFramePr>
@@ -4829,6 +3549,1406 @@
                   <pic:spPr bwMode="auto">
                     <a:xfrm>
                       <a:off x="0" y="0"/>
+                      <a:ext cx="5715000" cy="3819525"/>
+                    </a:xfrm>
+                    <a:prstGeom prst="rect">
+                      <a:avLst/>
+                    </a:prstGeom>
+                  </pic:spPr>
+                </pic:pic>
+              </a:graphicData>
+            </a:graphic>
+          </wp:inline>
+        </w:drawing>
+      </w:r>
+    </w:p>
+    <w:p>
+      <w:pPr>
+        <w:spacing w:after="200"/>
+        <w:jc w:val="center"/>
+      </w:pPr>
+      <w:r>
+        <w:rPr>
+          <w:b/>
+          <w:bCs/>
+          <w:color w:val="1F4E79"/>
+          <w:sz w:val="20"/>
+          <w:szCs w:val="20"/>
+        </w:rPr>
+        <w:t xml:space="preserve">Figure 3. </w:t>
+      </w:r>
+      <w:r>
+        <w:rPr>
+          <w:i/>
+          <w:iCs/>
+          <w:sz w:val="20"/>
+          <w:szCs w:val="20"/>
+        </w:rPr>
+        <w:t xml:space="preserve">Tasks 1–4 run together in Google Colab (notebook Assignment2_MSE802_Quantum_Project.ipynb, Quokka offline so labelled LOCAL SIMULATOR)</w:t>
+      </w:r>
+    </w:p>
+    <w:p>
+      <w:pPr>
+        <w:pStyle w:val="Heading2"/>
+      </w:pPr>
+      <w:r>
+        <w:t xml:space="preserve">2.5 What alternative code did we provide?</w:t>
+      </w:r>
+    </w:p>
+    <w:p>
+      <w:pPr>
+        <w:keepNext/>
+        <w:spacing w:after="80" w:before="120"/>
+      </w:pPr>
+      <w:r>
+        <w:rPr>
+          <w:b/>
+          <w:bCs/>
+          <w:color w:val="1F4E79"/>
+          <w:sz w:val="20"/>
+          <w:szCs w:val="20"/>
+        </w:rPr>
+        <w:t xml:space="preserve">Table 3. </w:t>
+      </w:r>
+      <w:r>
+        <w:rPr>
+          <w:i/>
+          <w:iCs/>
+          <w:sz w:val="20"/>
+          <w:szCs w:val="20"/>
+        </w:rPr>
+        <w:t xml:space="preserve">Alternative implementations in Alternative_Code/ (run with python run_project.py alt)</w:t>
+      </w:r>
+    </w:p>
+    <w:tbl>
+      <w:tblPr>
+        <w:tblW w:type="dxa" w:w="9026"/>
+        <w:tblBorders>
+          <w:top w:val="single" w:color="auto" w:sz="4"/>
+          <w:left w:val="single" w:color="auto" w:sz="4"/>
+          <w:bottom w:val="single" w:color="auto" w:sz="4"/>
+          <w:right w:val="single" w:color="auto" w:sz="4"/>
+          <w:insideH w:val="single" w:color="auto" w:sz="4"/>
+          <w:insideV w:val="single" w:color="auto" w:sz="4"/>
+        </w:tblBorders>
+      </w:tblPr>
+      <w:tblGrid>
+        <w:gridCol w:w="2200"/>
+        <w:gridCol w:w="3300"/>
+        <w:gridCol w:w="3526"/>
+      </w:tblGrid>
+      <w:tr>
+        <w:trPr>
+          <w:tblHeader/>
+        </w:trPr>
+        <w:tc>
+          <w:tcPr>
+            <w:tcW w:type="dxa" w:w="2200"/>
+            <w:tcBorders>
+              <w:top w:val="single" w:color="A6A6A6" w:sz="4"/>
+              <w:left w:val="single" w:color="A6A6A6" w:sz="4"/>
+              <w:bottom w:val="single" w:color="A6A6A6" w:sz="4"/>
+              <w:right w:val="single" w:color="A6A6A6" w:sz="4"/>
+            </w:tcBorders>
+            <w:shd w:fill="1F4E79" w:color="auto" w:val="clear"/>
+            <w:tcMar>
+              <w:top w:type="dxa" w:w="60"/>
+              <w:left w:type="dxa" w:w="90"/>
+              <w:bottom w:type="dxa" w:w="60"/>
+              <w:right w:type="dxa" w:w="90"/>
+            </w:tcMar>
+          </w:tcPr>
+          <w:p>
+            <w:pPr>
+              <w:spacing w:after="0" w:line="252"/>
+            </w:pPr>
+            <w:r>
+              <w:rPr>
+                <w:b/>
+                <w:bCs/>
+                <w:color w:val="FFFFFF"/>
+                <w:sz w:val="18"/>
+                <w:szCs w:val="18"/>
+              </w:rPr>
+              <w:t xml:space="preserve">Task</w:t>
+            </w:r>
+          </w:p>
+        </w:tc>
+        <w:tc>
+          <w:tcPr>
+            <w:tcW w:type="dxa" w:w="3300"/>
+            <w:tcBorders>
+              <w:top w:val="single" w:color="A6A6A6" w:sz="4"/>
+              <w:left w:val="single" w:color="A6A6A6" w:sz="4"/>
+              <w:bottom w:val="single" w:color="A6A6A6" w:sz="4"/>
+              <w:right w:val="single" w:color="A6A6A6" w:sz="4"/>
+            </w:tcBorders>
+            <w:shd w:fill="1F4E79" w:color="auto" w:val="clear"/>
+            <w:tcMar>
+              <w:top w:type="dxa" w:w="60"/>
+              <w:left w:type="dxa" w:w="90"/>
+              <w:bottom w:type="dxa" w:w="60"/>
+              <w:right w:type="dxa" w:w="90"/>
+            </w:tcMar>
+          </w:tcPr>
+          <w:p>
+            <w:pPr>
+              <w:spacing w:after="0" w:line="252"/>
+            </w:pPr>
+            <w:r>
+              <w:rPr>
+                <w:b/>
+                <w:bCs/>
+                <w:color w:val="FFFFFF"/>
+                <w:sz w:val="18"/>
+                <w:szCs w:val="18"/>
+              </w:rPr>
+              <w:t xml:space="preserve">Alternative</w:t>
+            </w:r>
+          </w:p>
+        </w:tc>
+        <w:tc>
+          <w:tcPr>
+            <w:tcW w:type="dxa" w:w="3526"/>
+            <w:tcBorders>
+              <w:top w:val="single" w:color="A6A6A6" w:sz="4"/>
+              <w:left w:val="single" w:color="A6A6A6" w:sz="4"/>
+              <w:bottom w:val="single" w:color="A6A6A6" w:sz="4"/>
+              <w:right w:val="single" w:color="A6A6A6" w:sz="4"/>
+            </w:tcBorders>
+            <w:shd w:fill="1F4E79" w:color="auto" w:val="clear"/>
+            <w:tcMar>
+              <w:top w:type="dxa" w:w="60"/>
+              <w:left w:type="dxa" w:w="90"/>
+              <w:bottom w:type="dxa" w:w="60"/>
+              <w:right w:type="dxa" w:w="90"/>
+            </w:tcMar>
+          </w:tcPr>
+          <w:p>
+            <w:pPr>
+              <w:spacing w:after="0" w:line="252"/>
+            </w:pPr>
+            <w:r>
+              <w:rPr>
+                <w:b/>
+                <w:bCs/>
+                <w:color w:val="FFFFFF"/>
+                <w:sz w:val="18"/>
+                <w:szCs w:val="18"/>
+              </w:rPr>
+              <w:t xml:space="preserve">Why it is useful</w:t>
+            </w:r>
+          </w:p>
+        </w:tc>
+      </w:tr>
+      <w:tr>
+        <w:tc>
+          <w:tcPr>
+            <w:tcW w:type="dxa" w:w="2200"/>
+            <w:tcBorders>
+              <w:top w:val="single" w:color="A6A6A6" w:sz="4"/>
+              <w:left w:val="single" w:color="A6A6A6" w:sz="4"/>
+              <w:bottom w:val="single" w:color="A6A6A6" w:sz="4"/>
+              <w:right w:val="single" w:color="A6A6A6" w:sz="4"/>
+            </w:tcBorders>
+            <w:tcMar>
+              <w:top w:type="dxa" w:w="60"/>
+              <w:left w:type="dxa" w:w="90"/>
+              <w:bottom w:type="dxa" w:w="60"/>
+              <w:right w:type="dxa" w:w="90"/>
+            </w:tcMar>
+          </w:tcPr>
+          <w:p>
+            <w:pPr>
+              <w:spacing w:after="0" w:line="252"/>
+            </w:pPr>
+            <w:r>
+              <w:rPr>
+                <w:sz w:val="18"/>
+                <w:szCs w:val="18"/>
+              </w:rPr>
+              <w:t xml:space="preserve">Task 1</w:t>
+            </w:r>
+          </w:p>
+        </w:tc>
+        <w:tc>
+          <w:tcPr>
+            <w:tcW w:type="dxa" w:w="3300"/>
+            <w:tcBorders>
+              <w:top w:val="single" w:color="A6A6A6" w:sz="4"/>
+              <w:left w:val="single" w:color="A6A6A6" w:sz="4"/>
+              <w:bottom w:val="single" w:color="A6A6A6" w:sz="4"/>
+              <w:right w:val="single" w:color="A6A6A6" w:sz="4"/>
+            </w:tcBorders>
+            <w:tcMar>
+              <w:top w:type="dxa" w:w="60"/>
+              <w:left w:type="dxa" w:w="90"/>
+              <w:bottom w:type="dxa" w:w="60"/>
+              <w:right w:type="dxa" w:w="90"/>
+            </w:tcMar>
+          </w:tcPr>
+          <w:p>
+            <w:pPr>
+              <w:spacing w:after="0" w:line="252"/>
+            </w:pPr>
+            <w:r>
+              <w:rPr>
+                <w:sz w:val="18"/>
+                <w:szCs w:val="18"/>
+              </w:rPr>
+              <w:t xml:space="preserve">Bell state written in Qiskit instead of Cirq</w:t>
+            </w:r>
+          </w:p>
+        </w:tc>
+        <w:tc>
+          <w:tcPr>
+            <w:tcW w:type="dxa" w:w="3526"/>
+            <w:tcBorders>
+              <w:top w:val="single" w:color="A6A6A6" w:sz="4"/>
+              <w:left w:val="single" w:color="A6A6A6" w:sz="4"/>
+              <w:bottom w:val="single" w:color="A6A6A6" w:sz="4"/>
+              <w:right w:val="single" w:color="A6A6A6" w:sz="4"/>
+            </w:tcBorders>
+            <w:tcMar>
+              <w:top w:type="dxa" w:w="60"/>
+              <w:left w:type="dxa" w:w="90"/>
+              <w:bottom w:type="dxa" w:w="60"/>
+              <w:right w:type="dxa" w:w="90"/>
+            </w:tcMar>
+          </w:tcPr>
+          <w:p>
+            <w:pPr>
+              <w:spacing w:after="0" w:line="252"/>
+            </w:pPr>
+            <w:r>
+              <w:rPr>
+                <w:sz w:val="18"/>
+                <w:szCs w:val="18"/>
+              </w:rPr>
+              <w:t xml:space="preserve">shows the result does not depend on the library; same QASM reaches Quokka</w:t>
+            </w:r>
+          </w:p>
+        </w:tc>
+      </w:tr>
+      <w:tr>
+        <w:tc>
+          <w:tcPr>
+            <w:tcW w:type="dxa" w:w="2200"/>
+            <w:tcBorders>
+              <w:top w:val="single" w:color="A6A6A6" w:sz="4"/>
+              <w:left w:val="single" w:color="A6A6A6" w:sz="4"/>
+              <w:bottom w:val="single" w:color="A6A6A6" w:sz="4"/>
+              <w:right w:val="single" w:color="A6A6A6" w:sz="4"/>
+            </w:tcBorders>
+            <w:shd w:fill="EEF3F8" w:color="auto" w:val="clear"/>
+            <w:tcMar>
+              <w:top w:type="dxa" w:w="60"/>
+              <w:left w:type="dxa" w:w="90"/>
+              <w:bottom w:type="dxa" w:w="60"/>
+              <w:right w:type="dxa" w:w="90"/>
+            </w:tcMar>
+          </w:tcPr>
+          <w:p>
+            <w:pPr>
+              <w:spacing w:after="0" w:line="252"/>
+            </w:pPr>
+            <w:r>
+              <w:rPr>
+                <w:sz w:val="18"/>
+                <w:szCs w:val="18"/>
+              </w:rPr>
+              <w:t xml:space="preserve">Task 2</w:t>
+            </w:r>
+          </w:p>
+        </w:tc>
+        <w:tc>
+          <w:tcPr>
+            <w:tcW w:type="dxa" w:w="3300"/>
+            <w:tcBorders>
+              <w:top w:val="single" w:color="A6A6A6" w:sz="4"/>
+              <w:left w:val="single" w:color="A6A6A6" w:sz="4"/>
+              <w:bottom w:val="single" w:color="A6A6A6" w:sz="4"/>
+              <w:right w:val="single" w:color="A6A6A6" w:sz="4"/>
+            </w:tcBorders>
+            <w:shd w:fill="EEF3F8" w:color="auto" w:val="clear"/>
+            <w:tcMar>
+              <w:top w:type="dxa" w:w="60"/>
+              <w:left w:type="dxa" w:w="90"/>
+              <w:bottom w:type="dxa" w:w="60"/>
+              <w:right w:type="dxa" w:w="90"/>
+            </w:tcMar>
+          </w:tcPr>
+          <w:p>
+            <w:pPr>
+              <w:spacing w:after="0" w:line="252"/>
+            </w:pPr>
+            <w:r>
+              <w:rPr>
+                <w:sz w:val="18"/>
+                <w:szCs w:val="18"/>
+              </w:rPr>
+              <w:t xml:space="preserve">Both circuits written in Cirq and run on Cirq's own simulator</w:t>
+            </w:r>
+          </w:p>
+        </w:tc>
+        <w:tc>
+          <w:tcPr>
+            <w:tcW w:type="dxa" w:w="3526"/>
+            <w:tcBorders>
+              <w:top w:val="single" w:color="A6A6A6" w:sz="4"/>
+              <w:left w:val="single" w:color="A6A6A6" w:sz="4"/>
+              <w:bottom w:val="single" w:color="A6A6A6" w:sz="4"/>
+              <w:right w:val="single" w:color="A6A6A6" w:sz="4"/>
+            </w:tcBorders>
+            <w:shd w:fill="EEF3F8" w:color="auto" w:val="clear"/>
+            <w:tcMar>
+              <w:top w:type="dxa" w:w="60"/>
+              <w:left w:type="dxa" w:w="90"/>
+              <w:bottom w:type="dxa" w:w="60"/>
+              <w:right w:type="dxa" w:w="90"/>
+            </w:tcMar>
+          </w:tcPr>
+          <w:p>
+            <w:pPr>
+              <w:spacing w:after="0" w:line="252"/>
+            </w:pPr>
+            <w:r>
+              <w:rPr>
+                <w:sz w:val="18"/>
+                <w:szCs w:val="18"/>
+              </w:rPr>
+              <w:t xml:space="preserve">independent check of Part A and the half adder</w:t>
+            </w:r>
+          </w:p>
+        </w:tc>
+      </w:tr>
+      <w:tr>
+        <w:tc>
+          <w:tcPr>
+            <w:tcW w:type="dxa" w:w="2200"/>
+            <w:tcBorders>
+              <w:top w:val="single" w:color="A6A6A6" w:sz="4"/>
+              <w:left w:val="single" w:color="A6A6A6" w:sz="4"/>
+              <w:bottom w:val="single" w:color="A6A6A6" w:sz="4"/>
+              <w:right w:val="single" w:color="A6A6A6" w:sz="4"/>
+            </w:tcBorders>
+            <w:tcMar>
+              <w:top w:type="dxa" w:w="60"/>
+              <w:left w:type="dxa" w:w="90"/>
+              <w:bottom w:type="dxa" w:w="60"/>
+              <w:right w:type="dxa" w:w="90"/>
+            </w:tcMar>
+          </w:tcPr>
+          <w:p>
+            <w:pPr>
+              <w:spacing w:after="0" w:line="252"/>
+            </w:pPr>
+            <w:r>
+              <w:rPr>
+                <w:sz w:val="18"/>
+                <w:szCs w:val="18"/>
+              </w:rPr>
+              <w:t xml:space="preserve">Task 3</w:t>
+            </w:r>
+          </w:p>
+        </w:tc>
+        <w:tc>
+          <w:tcPr>
+            <w:tcW w:type="dxa" w:w="3300"/>
+            <w:tcBorders>
+              <w:top w:val="single" w:color="A6A6A6" w:sz="4"/>
+              <w:left w:val="single" w:color="A6A6A6" w:sz="4"/>
+              <w:bottom w:val="single" w:color="A6A6A6" w:sz="4"/>
+              <w:right w:val="single" w:color="A6A6A6" w:sz="4"/>
+            </w:tcBorders>
+            <w:tcMar>
+              <w:top w:type="dxa" w:w="60"/>
+              <w:left w:type="dxa" w:w="90"/>
+              <w:bottom w:type="dxa" w:w="60"/>
+              <w:right w:type="dxa" w:w="90"/>
+            </w:tcMar>
+          </w:tcPr>
+          <w:p>
+            <w:pPr>
+              <w:spacing w:after="0" w:line="252"/>
+            </w:pPr>
+            <w:r>
+              <w:rPr>
+                <w:sz w:val="18"/>
+                <w:szCs w:val="18"/>
+              </w:rPr>
+              <w:t xml:space="preserve">Text-only tic-tac-toe in the terminal (X n, O n, NOT n, SWAP a b, PROB, MEASURE)</w:t>
+            </w:r>
+          </w:p>
+        </w:tc>
+        <w:tc>
+          <w:tcPr>
+            <w:tcW w:type="dxa" w:w="3526"/>
+            <w:tcBorders>
+              <w:top w:val="single" w:color="A6A6A6" w:sz="4"/>
+              <w:left w:val="single" w:color="A6A6A6" w:sz="4"/>
+              <w:bottom w:val="single" w:color="A6A6A6" w:sz="4"/>
+              <w:right w:val="single" w:color="A6A6A6" w:sz="4"/>
+            </w:tcBorders>
+            <w:tcMar>
+              <w:top w:type="dxa" w:w="60"/>
+              <w:left w:type="dxa" w:w="90"/>
+              <w:bottom w:type="dxa" w:w="60"/>
+              <w:right w:type="dxa" w:w="90"/>
+            </w:tcMar>
+          </w:tcPr>
+          <w:p>
+            <w:pPr>
+              <w:spacing w:after="0" w:line="252"/>
+            </w:pPr>
+            <w:r>
+              <w:rPr>
+                <w:sz w:val="18"/>
+                <w:szCs w:val="18"/>
+              </w:rPr>
+              <w:t xml:space="preserve">plays without widgets; --demo replays a game</w:t>
+            </w:r>
+          </w:p>
+        </w:tc>
+      </w:tr>
+      <w:tr>
+        <w:tc>
+          <w:tcPr>
+            <w:tcW w:type="dxa" w:w="2200"/>
+            <w:tcBorders>
+              <w:top w:val="single" w:color="A6A6A6" w:sz="4"/>
+              <w:left w:val="single" w:color="A6A6A6" w:sz="4"/>
+              <w:bottom w:val="single" w:color="A6A6A6" w:sz="4"/>
+              <w:right w:val="single" w:color="A6A6A6" w:sz="4"/>
+            </w:tcBorders>
+            <w:shd w:fill="EEF3F8" w:color="auto" w:val="clear"/>
+            <w:tcMar>
+              <w:top w:type="dxa" w:w="60"/>
+              <w:left w:type="dxa" w:w="90"/>
+              <w:bottom w:type="dxa" w:w="60"/>
+              <w:right w:type="dxa" w:w="90"/>
+            </w:tcMar>
+          </w:tcPr>
+          <w:p>
+            <w:pPr>
+              <w:spacing w:after="0" w:line="252"/>
+            </w:pPr>
+            <w:r>
+              <w:rPr>
+                <w:sz w:val="18"/>
+                <w:szCs w:val="18"/>
+              </w:rPr>
+              <w:t xml:space="preserve">Task 4</w:t>
+            </w:r>
+          </w:p>
+        </w:tc>
+        <w:tc>
+          <w:tcPr>
+            <w:tcW w:type="dxa" w:w="3300"/>
+            <w:tcBorders>
+              <w:top w:val="single" w:color="A6A6A6" w:sz="4"/>
+              <w:left w:val="single" w:color="A6A6A6" w:sz="4"/>
+              <w:bottom w:val="single" w:color="A6A6A6" w:sz="4"/>
+              <w:right w:val="single" w:color="A6A6A6" w:sz="4"/>
+            </w:tcBorders>
+            <w:shd w:fill="EEF3F8" w:color="auto" w:val="clear"/>
+            <w:tcMar>
+              <w:top w:type="dxa" w:w="60"/>
+              <w:left w:type="dxa" w:w="90"/>
+              <w:bottom w:type="dxa" w:w="60"/>
+              <w:right w:type="dxa" w:w="90"/>
+            </w:tcMar>
+          </w:tcPr>
+          <w:p>
+            <w:pPr>
+              <w:spacing w:after="0" w:line="252"/>
+            </w:pPr>
+            <w:r>
+              <w:rPr>
+                <w:sz w:val="18"/>
+                <w:szCs w:val="18"/>
+              </w:rPr>
+              <w:t xml:space="preserve">Same classifier as a Qiskit circuit, exact Statevector output, COBYLA optimiser</w:t>
+            </w:r>
+          </w:p>
+        </w:tc>
+        <w:tc>
+          <w:tcPr>
+            <w:tcW w:type="dxa" w:w="3526"/>
+            <w:tcBorders>
+              <w:top w:val="single" w:color="A6A6A6" w:sz="4"/>
+              <w:left w:val="single" w:color="A6A6A6" w:sz="4"/>
+              <w:bottom w:val="single" w:color="A6A6A6" w:sz="4"/>
+              <w:right w:val="single" w:color="A6A6A6" w:sz="4"/>
+            </w:tcBorders>
+            <w:shd w:fill="EEF3F8" w:color="auto" w:val="clear"/>
+            <w:tcMar>
+              <w:top w:type="dxa" w:w="60"/>
+              <w:left w:type="dxa" w:w="90"/>
+              <w:bottom w:type="dxa" w:w="60"/>
+              <w:right w:type="dxa" w:w="90"/>
+            </w:tcMar>
+          </w:tcPr>
+          <w:p>
+            <w:pPr>
+              <w:spacing w:after="0" w:line="252"/>
+            </w:pPr>
+            <w:r>
+              <w:rPr>
+                <w:sz w:val="18"/>
+                <w:szCs w:val="18"/>
+              </w:rPr>
+              <w:t xml:space="preserve">shows the circuit, not the optimiser, solves the problem (loss 0 in 87 evaluations)</w:t>
+            </w:r>
+          </w:p>
+        </w:tc>
+      </w:tr>
+    </w:tbl>
+    <w:p>
+      <w:pPr>
+        <w:spacing w:after="100"/>
+      </w:pPr>
+    </w:p>
+    <w:p>
+      <w:r>
+        <w:br w:type="page"/>
+      </w:r>
+    </w:p>
+    <w:p>
+      <w:pPr>
+        <w:pStyle w:val="Heading1"/>
+      </w:pPr>
+      <w:r>
+        <w:t xml:space="preserve">3. Task 1 – Entanglement Demonstration (Cirq + Quokka)</w:t>
+      </w:r>
+    </w:p>
+    <w:p>
+      <w:pPr>
+        <w:pBdr>
+          <w:left w:val="single" w:color="E07A3F" w:sz="18" w:space="8"/>
+        </w:pBdr>
+        <w:shd w:fill="FFF4E5" w:color="auto" w:val="clear"/>
+        <w:spacing w:after="180" w:before="80" w:line="276"/>
+        <w:ind w:left="160" w:right="160"/>
+      </w:pPr>
+      <w:r>
+        <w:rPr>
+          <w:sz w:val="20"/>
+          <w:szCs w:val="20"/>
+        </w:rPr>
+        <w:t xml:space="preserve">Task question: Create an entangled Bell state using Cirq and run the system on the Quokka device. The Bell state is |ψ⟩ = (1/√2)(|00⟩ + |11⟩). Generate qubits and apply the necessary gates to generate the state, and generate the necessary results.   Notebook: Task_1_Bell_State/Task1_Bell_State_Cirq_Quokka.ipynb</w:t>
+      </w:r>
+    </w:p>
+    <w:p>
+      <w:pPr>
+        <w:pStyle w:val="Heading2"/>
+      </w:pPr>
+      <w:r>
+        <w:t xml:space="preserve">3.1 What is a Bell state, and why is it special?</w:t>
+      </w:r>
+    </w:p>
+    <w:p>
+      <w:pPr>
+        <w:spacing w:after="140" w:line="288"/>
+        <w:jc w:val="both"/>
+      </w:pPr>
+      <w:r>
+        <w:t xml:space="preserve">A </w:t>
+      </w:r>
+      <w:r>
+        <w:rPr>
+          <w:b/>
+          <w:bCs/>
+        </w:rPr>
+        <w:t xml:space="preserve">qubit</w:t>
+      </w:r>
+      <w:r>
+        <w:t xml:space="preserve"> is a two-level quantum system whose state is |ψ⟩ = α|0⟩ + β|1⟩, where α and β are complex amplitudes with |α|² + |β|² = 1 (Nielsen &amp; Chuang, 2010). Two qubits live in a four-dimensional space with basis |00⟩, |01⟩, |10⟩ and |11⟩. The Bell state asked for in the task is</w:t>
+      </w:r>
+    </w:p>
+    <w:p>
+      <w:pPr>
+        <w:spacing w:after="160" w:before="60"/>
+        <w:jc w:val="center"/>
+      </w:pPr>
+      <w:r>
+        <w:rPr>
+          <w:rFonts w:ascii="Cambria Math" w:cs="Cambria Math" w:eastAsia="Cambria Math" w:hAnsi="Cambria Math"/>
+          <w:sz w:val="23"/>
+          <w:szCs w:val="23"/>
+        </w:rPr>
+        <w:t xml:space="preserve">|Φ⁺⟩ = (1/√2) ( |00⟩ + |11⟩ )</w:t>
+      </w:r>
+    </w:p>
+    <w:p>
+      <w:pPr>
+        <w:spacing w:after="140" w:line="288"/>
+        <w:jc w:val="both"/>
+      </w:pPr>
+      <w:r>
+        <w:t xml:space="preserve">It is </w:t>
+      </w:r>
+      <w:r>
+        <w:rPr>
+          <w:b/>
+          <w:bCs/>
+        </w:rPr>
+        <w:t xml:space="preserve">entangled</w:t>
+      </w:r>
+      <w:r>
+        <w:t xml:space="preserve">: it cannot be written as (state of qubit 0) ⊗ (state of qubit 1). Suppose it could; then (a|0⟩ + b|1⟩) ⊗ (c|0⟩ + d|1⟩) would need ac = bd = 1/√2 but ad = bc = 0, which is impossible. In practice, each qubit on its own is a fair coin, but the two coins always land the same way. Einstein, Podolsky and Rosen (1935) used such correlations to question quantum theory; Bell (1964) showed they cannot be explained by hidden classical values, and loophole-free experiments have confirmed this (Hensen et al., 2015).</w:t>
+      </w:r>
+    </w:p>
+    <w:p>
+      <w:pPr>
+        <w:pStyle w:val="Heading2"/>
+      </w:pPr>
+      <w:r>
+        <w:t xml:space="preserve">3.2 Which gates make the state, and why?</w:t>
+      </w:r>
+    </w:p>
+    <w:p>
+      <w:pPr>
+        <w:spacing w:after="140" w:line="288"/>
+        <w:jc w:val="both"/>
+      </w:pPr>
+      <w:r>
+        <w:t xml:space="preserve">Two gates are enough, as taught in the course (Bahrami, 2026a). The </w:t>
+      </w:r>
+      <w:r>
+        <w:rPr>
+          <w:b/>
+          <w:bCs/>
+        </w:rPr>
+        <w:t xml:space="preserve">Hadamard (H)</w:t>
+      </w:r>
+      <w:r>
+        <w:t xml:space="preserve"> gate creates an equal superposition, and the </w:t>
+      </w:r>
+      <w:r>
+        <w:rPr>
+          <w:b/>
+          <w:bCs/>
+        </w:rPr>
+        <w:t xml:space="preserve">controlled-NOT (CNOT)</w:t>
+      </w:r>
+      <w:r>
+        <w:t xml:space="preserve"> gate copies the control's value into the target *for every branch of the superposition at once*, which links (entangles) the qubits.</w:t>
+      </w:r>
+    </w:p>
+    <w:p>
+      <w:pPr>
+        <w:spacing w:after="160" w:before="60"/>
+        <w:jc w:val="center"/>
+      </w:pPr>
+      <w:r>
+        <w:rPr>
+          <w:rFonts w:ascii="Cambria Math" w:cs="Cambria Math" w:eastAsia="Cambria Math" w:hAnsi="Cambria Math"/>
+          <w:sz w:val="23"/>
+          <w:szCs w:val="23"/>
+        </w:rPr>
+        <w:t xml:space="preserve">H = (1/√2) [ [1, 1], [1, −1] ]          CNOT = [ [1,0,0,0], [0,1,0,0], [0,0,0,1], [0,0,1,0] ]</w:t>
+      </w:r>
+    </w:p>
+    <w:p>
+      <w:pPr>
+        <w:keepNext/>
+        <w:spacing w:after="80" w:before="120"/>
+      </w:pPr>
+      <w:r>
+        <w:rPr>
+          <w:b/>
+          <w:bCs/>
+          <w:color w:val="1F4E79"/>
+          <w:sz w:val="20"/>
+          <w:szCs w:val="20"/>
+        </w:rPr>
+        <w:t xml:space="preserve">Table 4. </w:t>
+      </w:r>
+      <w:r>
+        <w:rPr>
+          <w:i/>
+          <w:iCs/>
+          <w:sz w:val="20"/>
+          <w:szCs w:val="20"/>
+        </w:rPr>
+        <w:t xml:space="preserve">State of the two qubits after each gate (written |q0 q1⟩)</w:t>
+      </w:r>
+    </w:p>
+    <w:tbl>
+      <w:tblPr>
+        <w:tblW w:type="dxa" w:w="9026"/>
+        <w:tblBorders>
+          <w:top w:val="single" w:color="auto" w:sz="4"/>
+          <w:left w:val="single" w:color="auto" w:sz="4"/>
+          <w:bottom w:val="single" w:color="auto" w:sz="4"/>
+          <w:right w:val="single" w:color="auto" w:sz="4"/>
+          <w:insideH w:val="single" w:color="auto" w:sz="4"/>
+          <w:insideV w:val="single" w:color="auto" w:sz="4"/>
+        </w:tblBorders>
+      </w:tblPr>
+      <w:tblGrid>
+        <w:gridCol w:w="900"/>
+        <w:gridCol w:w="2700"/>
+        <w:gridCol w:w="5426"/>
+      </w:tblGrid>
+      <w:tr>
+        <w:trPr>
+          <w:tblHeader/>
+        </w:trPr>
+        <w:tc>
+          <w:tcPr>
+            <w:tcW w:type="dxa" w:w="900"/>
+            <w:tcBorders>
+              <w:top w:val="single" w:color="A6A6A6" w:sz="4"/>
+              <w:left w:val="single" w:color="A6A6A6" w:sz="4"/>
+              <w:bottom w:val="single" w:color="A6A6A6" w:sz="4"/>
+              <w:right w:val="single" w:color="A6A6A6" w:sz="4"/>
+            </w:tcBorders>
+            <w:shd w:fill="1F4E79" w:color="auto" w:val="clear"/>
+            <w:tcMar>
+              <w:top w:type="dxa" w:w="60"/>
+              <w:left w:type="dxa" w:w="90"/>
+              <w:bottom w:type="dxa" w:w="60"/>
+              <w:right w:type="dxa" w:w="90"/>
+            </w:tcMar>
+          </w:tcPr>
+          <w:p>
+            <w:pPr>
+              <w:spacing w:after="0" w:line="252"/>
+            </w:pPr>
+            <w:r>
+              <w:rPr>
+                <w:b/>
+                <w:bCs/>
+                <w:color w:val="FFFFFF"/>
+                <w:sz w:val="18"/>
+                <w:szCs w:val="18"/>
+              </w:rPr>
+              <w:t xml:space="preserve">Step</w:t>
+            </w:r>
+          </w:p>
+        </w:tc>
+        <w:tc>
+          <w:tcPr>
+            <w:tcW w:type="dxa" w:w="2700"/>
+            <w:tcBorders>
+              <w:top w:val="single" w:color="A6A6A6" w:sz="4"/>
+              <w:left w:val="single" w:color="A6A6A6" w:sz="4"/>
+              <w:bottom w:val="single" w:color="A6A6A6" w:sz="4"/>
+              <w:right w:val="single" w:color="A6A6A6" w:sz="4"/>
+            </w:tcBorders>
+            <w:shd w:fill="1F4E79" w:color="auto" w:val="clear"/>
+            <w:tcMar>
+              <w:top w:type="dxa" w:w="60"/>
+              <w:left w:type="dxa" w:w="90"/>
+              <w:bottom w:type="dxa" w:w="60"/>
+              <w:right w:type="dxa" w:w="90"/>
+            </w:tcMar>
+          </w:tcPr>
+          <w:p>
+            <w:pPr>
+              <w:spacing w:after="0" w:line="252"/>
+            </w:pPr>
+            <w:r>
+              <w:rPr>
+                <w:b/>
+                <w:bCs/>
+                <w:color w:val="FFFFFF"/>
+                <w:sz w:val="18"/>
+                <w:szCs w:val="18"/>
+              </w:rPr>
+              <w:t xml:space="preserve">Gate</w:t>
+            </w:r>
+          </w:p>
+        </w:tc>
+        <w:tc>
+          <w:tcPr>
+            <w:tcW w:type="dxa" w:w="5426"/>
+            <w:tcBorders>
+              <w:top w:val="single" w:color="A6A6A6" w:sz="4"/>
+              <w:left w:val="single" w:color="A6A6A6" w:sz="4"/>
+              <w:bottom w:val="single" w:color="A6A6A6" w:sz="4"/>
+              <w:right w:val="single" w:color="A6A6A6" w:sz="4"/>
+            </w:tcBorders>
+            <w:shd w:fill="1F4E79" w:color="auto" w:val="clear"/>
+            <w:tcMar>
+              <w:top w:type="dxa" w:w="60"/>
+              <w:left w:type="dxa" w:w="90"/>
+              <w:bottom w:type="dxa" w:w="60"/>
+              <w:right w:type="dxa" w:w="90"/>
+            </w:tcMar>
+          </w:tcPr>
+          <w:p>
+            <w:pPr>
+              <w:spacing w:after="0" w:line="252"/>
+            </w:pPr>
+            <w:r>
+              <w:rPr>
+                <w:b/>
+                <w:bCs/>
+                <w:color w:val="FFFFFF"/>
+                <w:sz w:val="18"/>
+                <w:szCs w:val="18"/>
+              </w:rPr>
+              <w:t xml:space="preserve">State</w:t>
+            </w:r>
+          </w:p>
+        </w:tc>
+      </w:tr>
+      <w:tr>
+        <w:tc>
+          <w:tcPr>
+            <w:tcW w:type="dxa" w:w="900"/>
+            <w:tcBorders>
+              <w:top w:val="single" w:color="A6A6A6" w:sz="4"/>
+              <w:left w:val="single" w:color="A6A6A6" w:sz="4"/>
+              <w:bottom w:val="single" w:color="A6A6A6" w:sz="4"/>
+              <w:right w:val="single" w:color="A6A6A6" w:sz="4"/>
+            </w:tcBorders>
+            <w:tcMar>
+              <w:top w:type="dxa" w:w="60"/>
+              <w:left w:type="dxa" w:w="90"/>
+              <w:bottom w:type="dxa" w:w="60"/>
+              <w:right w:type="dxa" w:w="90"/>
+            </w:tcMar>
+          </w:tcPr>
+          <w:p>
+            <w:pPr>
+              <w:spacing w:after="0" w:line="252"/>
+            </w:pPr>
+            <w:r>
+              <w:rPr>
+                <w:sz w:val="18"/>
+                <w:szCs w:val="18"/>
+              </w:rPr>
+              <w:t xml:space="preserve">0</w:t>
+            </w:r>
+          </w:p>
+        </w:tc>
+        <w:tc>
+          <w:tcPr>
+            <w:tcW w:type="dxa" w:w="2700"/>
+            <w:tcBorders>
+              <w:top w:val="single" w:color="A6A6A6" w:sz="4"/>
+              <w:left w:val="single" w:color="A6A6A6" w:sz="4"/>
+              <w:bottom w:val="single" w:color="A6A6A6" w:sz="4"/>
+              <w:right w:val="single" w:color="A6A6A6" w:sz="4"/>
+            </w:tcBorders>
+            <w:tcMar>
+              <w:top w:type="dxa" w:w="60"/>
+              <w:left w:type="dxa" w:w="90"/>
+              <w:bottom w:type="dxa" w:w="60"/>
+              <w:right w:type="dxa" w:w="90"/>
+            </w:tcMar>
+          </w:tcPr>
+          <w:p>
+            <w:pPr>
+              <w:spacing w:after="0" w:line="252"/>
+            </w:pPr>
+            <w:r>
+              <w:rPr>
+                <w:sz w:val="18"/>
+                <w:szCs w:val="18"/>
+              </w:rPr>
+              <w:t xml:space="preserve">start</w:t>
+            </w:r>
+          </w:p>
+        </w:tc>
+        <w:tc>
+          <w:tcPr>
+            <w:tcW w:type="dxa" w:w="5426"/>
+            <w:tcBorders>
+              <w:top w:val="single" w:color="A6A6A6" w:sz="4"/>
+              <w:left w:val="single" w:color="A6A6A6" w:sz="4"/>
+              <w:bottom w:val="single" w:color="A6A6A6" w:sz="4"/>
+              <w:right w:val="single" w:color="A6A6A6" w:sz="4"/>
+            </w:tcBorders>
+            <w:tcMar>
+              <w:top w:type="dxa" w:w="60"/>
+              <w:left w:type="dxa" w:w="90"/>
+              <w:bottom w:type="dxa" w:w="60"/>
+              <w:right w:type="dxa" w:w="90"/>
+            </w:tcMar>
+          </w:tcPr>
+          <w:p>
+            <w:pPr>
+              <w:spacing w:after="0" w:line="252"/>
+            </w:pPr>
+            <w:r>
+              <w:rPr>
+                <w:sz w:val="18"/>
+                <w:szCs w:val="18"/>
+              </w:rPr>
+              <w:t xml:space="preserve">|00⟩</w:t>
+            </w:r>
+          </w:p>
+        </w:tc>
+      </w:tr>
+      <w:tr>
+        <w:tc>
+          <w:tcPr>
+            <w:tcW w:type="dxa" w:w="900"/>
+            <w:tcBorders>
+              <w:top w:val="single" w:color="A6A6A6" w:sz="4"/>
+              <w:left w:val="single" w:color="A6A6A6" w:sz="4"/>
+              <w:bottom w:val="single" w:color="A6A6A6" w:sz="4"/>
+              <w:right w:val="single" w:color="A6A6A6" w:sz="4"/>
+            </w:tcBorders>
+            <w:shd w:fill="EEF3F8" w:color="auto" w:val="clear"/>
+            <w:tcMar>
+              <w:top w:type="dxa" w:w="60"/>
+              <w:left w:type="dxa" w:w="90"/>
+              <w:bottom w:type="dxa" w:w="60"/>
+              <w:right w:type="dxa" w:w="90"/>
+            </w:tcMar>
+          </w:tcPr>
+          <w:p>
+            <w:pPr>
+              <w:spacing w:after="0" w:line="252"/>
+            </w:pPr>
+            <w:r>
+              <w:rPr>
+                <w:sz w:val="18"/>
+                <w:szCs w:val="18"/>
+              </w:rPr>
+              <w:t xml:space="preserve">1</w:t>
+            </w:r>
+          </w:p>
+        </w:tc>
+        <w:tc>
+          <w:tcPr>
+            <w:tcW w:type="dxa" w:w="2700"/>
+            <w:tcBorders>
+              <w:top w:val="single" w:color="A6A6A6" w:sz="4"/>
+              <w:left w:val="single" w:color="A6A6A6" w:sz="4"/>
+              <w:bottom w:val="single" w:color="A6A6A6" w:sz="4"/>
+              <w:right w:val="single" w:color="A6A6A6" w:sz="4"/>
+            </w:tcBorders>
+            <w:shd w:fill="EEF3F8" w:color="auto" w:val="clear"/>
+            <w:tcMar>
+              <w:top w:type="dxa" w:w="60"/>
+              <w:left w:type="dxa" w:w="90"/>
+              <w:bottom w:type="dxa" w:w="60"/>
+              <w:right w:type="dxa" w:w="90"/>
+            </w:tcMar>
+          </w:tcPr>
+          <w:p>
+            <w:pPr>
+              <w:spacing w:after="0" w:line="252"/>
+            </w:pPr>
+            <w:r>
+              <w:rPr>
+                <w:sz w:val="18"/>
+                <w:szCs w:val="18"/>
+              </w:rPr>
+              <w:t xml:space="preserve">H on q0</w:t>
+            </w:r>
+          </w:p>
+        </w:tc>
+        <w:tc>
+          <w:tcPr>
+            <w:tcW w:type="dxa" w:w="5426"/>
+            <w:tcBorders>
+              <w:top w:val="single" w:color="A6A6A6" w:sz="4"/>
+              <w:left w:val="single" w:color="A6A6A6" w:sz="4"/>
+              <w:bottom w:val="single" w:color="A6A6A6" w:sz="4"/>
+              <w:right w:val="single" w:color="A6A6A6" w:sz="4"/>
+            </w:tcBorders>
+            <w:shd w:fill="EEF3F8" w:color="auto" w:val="clear"/>
+            <w:tcMar>
+              <w:top w:type="dxa" w:w="60"/>
+              <w:left w:type="dxa" w:w="90"/>
+              <w:bottom w:type="dxa" w:w="60"/>
+              <w:right w:type="dxa" w:w="90"/>
+            </w:tcMar>
+          </w:tcPr>
+          <w:p>
+            <w:pPr>
+              <w:spacing w:after="0" w:line="252"/>
+            </w:pPr>
+            <w:r>
+              <w:rPr>
+                <w:sz w:val="18"/>
+                <w:szCs w:val="18"/>
+              </w:rPr>
+              <w:t xml:space="preserve">(1/√2)(|0⟩ + |1⟩) ⊗ |0⟩ = (1/√2)(|00⟩ + |10⟩)</w:t>
+            </w:r>
+          </w:p>
+        </w:tc>
+      </w:tr>
+      <w:tr>
+        <w:tc>
+          <w:tcPr>
+            <w:tcW w:type="dxa" w:w="900"/>
+            <w:tcBorders>
+              <w:top w:val="single" w:color="A6A6A6" w:sz="4"/>
+              <w:left w:val="single" w:color="A6A6A6" w:sz="4"/>
+              <w:bottom w:val="single" w:color="A6A6A6" w:sz="4"/>
+              <w:right w:val="single" w:color="A6A6A6" w:sz="4"/>
+            </w:tcBorders>
+            <w:tcMar>
+              <w:top w:type="dxa" w:w="60"/>
+              <w:left w:type="dxa" w:w="90"/>
+              <w:bottom w:type="dxa" w:w="60"/>
+              <w:right w:type="dxa" w:w="90"/>
+            </w:tcMar>
+          </w:tcPr>
+          <w:p>
+            <w:pPr>
+              <w:spacing w:after="0" w:line="252"/>
+            </w:pPr>
+            <w:r>
+              <w:rPr>
+                <w:sz w:val="18"/>
+                <w:szCs w:val="18"/>
+              </w:rPr>
+              <w:t xml:space="preserve">2</w:t>
+            </w:r>
+          </w:p>
+        </w:tc>
+        <w:tc>
+          <w:tcPr>
+            <w:tcW w:type="dxa" w:w="2700"/>
+            <w:tcBorders>
+              <w:top w:val="single" w:color="A6A6A6" w:sz="4"/>
+              <w:left w:val="single" w:color="A6A6A6" w:sz="4"/>
+              <w:bottom w:val="single" w:color="A6A6A6" w:sz="4"/>
+              <w:right w:val="single" w:color="A6A6A6" w:sz="4"/>
+            </w:tcBorders>
+            <w:tcMar>
+              <w:top w:type="dxa" w:w="60"/>
+              <w:left w:type="dxa" w:w="90"/>
+              <w:bottom w:type="dxa" w:w="60"/>
+              <w:right w:type="dxa" w:w="90"/>
+            </w:tcMar>
+          </w:tcPr>
+          <w:p>
+            <w:pPr>
+              <w:spacing w:after="0" w:line="252"/>
+            </w:pPr>
+            <w:r>
+              <w:rPr>
+                <w:sz w:val="18"/>
+                <w:szCs w:val="18"/>
+              </w:rPr>
+              <w:t xml:space="preserve">CNOT (control q0, target q1)</w:t>
+            </w:r>
+          </w:p>
+        </w:tc>
+        <w:tc>
+          <w:tcPr>
+            <w:tcW w:type="dxa" w:w="5426"/>
+            <w:tcBorders>
+              <w:top w:val="single" w:color="A6A6A6" w:sz="4"/>
+              <w:left w:val="single" w:color="A6A6A6" w:sz="4"/>
+              <w:bottom w:val="single" w:color="A6A6A6" w:sz="4"/>
+              <w:right w:val="single" w:color="A6A6A6" w:sz="4"/>
+            </w:tcBorders>
+            <w:tcMar>
+              <w:top w:type="dxa" w:w="60"/>
+              <w:left w:type="dxa" w:w="90"/>
+              <w:bottom w:type="dxa" w:w="60"/>
+              <w:right w:type="dxa" w:w="90"/>
+            </w:tcMar>
+          </w:tcPr>
+          <w:p>
+            <w:pPr>
+              <w:spacing w:after="0" w:line="252"/>
+            </w:pPr>
+            <w:r>
+              <w:rPr>
+                <w:sz w:val="18"/>
+                <w:szCs w:val="18"/>
+              </w:rPr>
+              <w:t xml:space="preserve">(1/√2)(|00⟩ + |11⟩) = |Φ⁺⟩</w:t>
+            </w:r>
+          </w:p>
+        </w:tc>
+      </w:tr>
+      <w:tr>
+        <w:tc>
+          <w:tcPr>
+            <w:tcW w:type="dxa" w:w="900"/>
+            <w:tcBorders>
+              <w:top w:val="single" w:color="A6A6A6" w:sz="4"/>
+              <w:left w:val="single" w:color="A6A6A6" w:sz="4"/>
+              <w:bottom w:val="single" w:color="A6A6A6" w:sz="4"/>
+              <w:right w:val="single" w:color="A6A6A6" w:sz="4"/>
+            </w:tcBorders>
+            <w:shd w:fill="EEF3F8" w:color="auto" w:val="clear"/>
+            <w:tcMar>
+              <w:top w:type="dxa" w:w="60"/>
+              <w:left w:type="dxa" w:w="90"/>
+              <w:bottom w:type="dxa" w:w="60"/>
+              <w:right w:type="dxa" w:w="90"/>
+            </w:tcMar>
+          </w:tcPr>
+          <w:p>
+            <w:pPr>
+              <w:spacing w:after="0" w:line="252"/>
+            </w:pPr>
+            <w:r>
+              <w:rPr>
+                <w:sz w:val="18"/>
+                <w:szCs w:val="18"/>
+              </w:rPr>
+              <w:t xml:space="preserve">3</w:t>
+            </w:r>
+          </w:p>
+        </w:tc>
+        <w:tc>
+          <w:tcPr>
+            <w:tcW w:type="dxa" w:w="2700"/>
+            <w:tcBorders>
+              <w:top w:val="single" w:color="A6A6A6" w:sz="4"/>
+              <w:left w:val="single" w:color="A6A6A6" w:sz="4"/>
+              <w:bottom w:val="single" w:color="A6A6A6" w:sz="4"/>
+              <w:right w:val="single" w:color="A6A6A6" w:sz="4"/>
+            </w:tcBorders>
+            <w:shd w:fill="EEF3F8" w:color="auto" w:val="clear"/>
+            <w:tcMar>
+              <w:top w:type="dxa" w:w="60"/>
+              <w:left w:type="dxa" w:w="90"/>
+              <w:bottom w:type="dxa" w:w="60"/>
+              <w:right w:type="dxa" w:w="90"/>
+            </w:tcMar>
+          </w:tcPr>
+          <w:p>
+            <w:pPr>
+              <w:spacing w:after="0" w:line="252"/>
+            </w:pPr>
+            <w:r>
+              <w:rPr>
+                <w:sz w:val="18"/>
+                <w:szCs w:val="18"/>
+              </w:rPr>
+              <w:t xml:space="preserve">measure both</w:t>
+            </w:r>
+          </w:p>
+        </w:tc>
+        <w:tc>
+          <w:tcPr>
+            <w:tcW w:type="dxa" w:w="5426"/>
+            <w:tcBorders>
+              <w:top w:val="single" w:color="A6A6A6" w:sz="4"/>
+              <w:left w:val="single" w:color="A6A6A6" w:sz="4"/>
+              <w:bottom w:val="single" w:color="A6A6A6" w:sz="4"/>
+              <w:right w:val="single" w:color="A6A6A6" w:sz="4"/>
+            </w:tcBorders>
+            <w:shd w:fill="EEF3F8" w:color="auto" w:val="clear"/>
+            <w:tcMar>
+              <w:top w:type="dxa" w:w="60"/>
+              <w:left w:type="dxa" w:w="90"/>
+              <w:bottom w:type="dxa" w:w="60"/>
+              <w:right w:type="dxa" w:w="90"/>
+            </w:tcMar>
+          </w:tcPr>
+          <w:p>
+            <w:pPr>
+              <w:spacing w:after="0" w:line="252"/>
+            </w:pPr>
+            <w:r>
+              <w:rPr>
+                <w:sz w:val="18"/>
+                <w:szCs w:val="18"/>
+              </w:rPr>
+              <w:t xml:space="preserve">00 with probability |1/√2|² = 0.5; 11 with probability 0.5</w:t>
+            </w:r>
+          </w:p>
+        </w:tc>
+      </w:tr>
+    </w:tbl>
+    <w:p>
+      <w:pPr>
+        <w:spacing w:after="100"/>
+      </w:pPr>
+    </w:p>
+    <w:p>
+      <w:pPr>
+        <w:pStyle w:val="Heading2"/>
+      </w:pPr>
+      <w:r>
+        <w:t xml:space="preserve">3.3 How did we build it in Cirq?</w:t>
+      </w:r>
+    </w:p>
+    <w:p>
+      <w:pPr>
+        <w:spacing w:after="140" w:line="288"/>
+        <w:jc w:val="both"/>
+      </w:pPr>
+      <w:r>
+        <w:t xml:space="preserve">The Cirq code creates two </w:t>
+      </w:r>
+      <w:r>
+        <w:rPr>
+          <w:rFonts w:ascii="Consolas" w:cs="Consolas" w:eastAsia="Consolas" w:hAnsi="Consolas"/>
+          <w:sz w:val="19"/>
+          <w:szCs w:val="19"/>
+        </w:rPr>
+        <w:t xml:space="preserve">LineQubit</w:t>
+      </w:r>
+      <w:r>
+        <w:t xml:space="preserve"> objects, applies </w:t>
+      </w:r>
+      <w:r>
+        <w:rPr>
+          <w:rFonts w:ascii="Consolas" w:cs="Consolas" w:eastAsia="Consolas" w:hAnsi="Consolas"/>
+          <w:sz w:val="19"/>
+          <w:szCs w:val="19"/>
+        </w:rPr>
+        <w:t xml:space="preserve">cirq.H(q0)</w:t>
+      </w:r>
+      <w:r>
+        <w:t xml:space="preserve"> and </w:t>
+      </w:r>
+      <w:r>
+        <w:rPr>
+          <w:rFonts w:ascii="Consolas" w:cs="Consolas" w:eastAsia="Consolas" w:hAnsi="Consolas"/>
+          <w:sz w:val="19"/>
+          <w:szCs w:val="19"/>
+        </w:rPr>
+        <w:t xml:space="preserve">cirq.CNOT(q0, q1)</w:t>
+      </w:r>
+      <w:r>
+        <w:t xml:space="preserve">, and measures both qubits into one register. Before using the device, the notebook simulates the circuit without measurement to obtain the exact amplitudes: 0.7071 for |00⟩ and |11⟩ and 0 for the others, matching Table 4. The circuit is then exported with </w:t>
+      </w:r>
+      <w:r>
+        <w:rPr>
+          <w:rFonts w:ascii="Consolas" w:cs="Consolas" w:eastAsia="Consolas" w:hAnsi="Consolas"/>
+          <w:sz w:val="19"/>
+          <w:szCs w:val="19"/>
+        </w:rPr>
+        <w:t xml:space="preserve">cirq.qasm()</w:t>
+      </w:r>
+      <w:r>
+        <w:t xml:space="preserve">, cleaned by the helper and sent with 1000 shots.</w:t>
+      </w:r>
+    </w:p>
+    <w:p>
+      <w:pPr>
+        <w:shd w:fill="F2F2F2" w:color="auto" w:val="clear"/>
+        <w:spacing w:after="0" w:line="240"/>
+        <w:ind w:left="200"/>
+      </w:pPr>
+      <w:r>
+        <w:rPr>
+          <w:rFonts w:ascii="Consolas" w:cs="Consolas" w:eastAsia="Consolas" w:hAnsi="Consolas"/>
+          <w:sz w:val="17"/>
+          <w:szCs w:val="17"/>
+        </w:rPr>
+        <w:t xml:space="preserve">q0, q1 = cirq.LineQubit.range(2)          # two qubits, both start in |0&gt;</w:t>
+      </w:r>
+    </w:p>
+    <w:p>
+      <w:pPr>
+        <w:shd w:fill="F2F2F2" w:color="auto" w:val="clear"/>
+        <w:spacing w:after="0" w:line="240"/>
+        <w:ind w:left="200"/>
+      </w:pPr>
+      <w:r>
+        <w:rPr>
+          <w:rFonts w:ascii="Consolas" w:cs="Consolas" w:eastAsia="Consolas" w:hAnsi="Consolas"/>
+          <w:sz w:val="17"/>
+          <w:szCs w:val="17"/>
+        </w:rPr>
+        <w:t xml:space="preserve">bell = cirq.Circuit(</w:t>
+      </w:r>
+    </w:p>
+    <w:p>
+      <w:pPr>
+        <w:shd w:fill="F2F2F2" w:color="auto" w:val="clear"/>
+        <w:spacing w:after="0" w:line="240"/>
+        <w:ind w:left="200"/>
+      </w:pPr>
+      <w:r>
+        <w:rPr>
+          <w:rFonts w:ascii="Consolas" w:cs="Consolas" w:eastAsia="Consolas" w:hAnsi="Consolas"/>
+          <w:sz w:val="17"/>
+          <w:szCs w:val="17"/>
+        </w:rPr>
+        <w:t xml:space="preserve">    cirq.H(q0),                           # superposition on q0</w:t>
+      </w:r>
+    </w:p>
+    <w:p>
+      <w:pPr>
+        <w:shd w:fill="F2F2F2" w:color="auto" w:val="clear"/>
+        <w:spacing w:after="0" w:line="240"/>
+        <w:ind w:left="200"/>
+      </w:pPr>
+      <w:r>
+        <w:rPr>
+          <w:rFonts w:ascii="Consolas" w:cs="Consolas" w:eastAsia="Consolas" w:hAnsi="Consolas"/>
+          <w:sz w:val="17"/>
+          <w:szCs w:val="17"/>
+        </w:rPr>
+        <w:t xml:space="preserve">    cirq.CNOT(q0, q1),                    # entangle q1 with q0</w:t>
+      </w:r>
+    </w:p>
+    <w:p>
+      <w:pPr>
+        <w:shd w:fill="F2F2F2" w:color="auto" w:val="clear"/>
+        <w:spacing w:after="0" w:line="240"/>
+        <w:ind w:left="200"/>
+      </w:pPr>
+      <w:r>
+        <w:rPr>
+          <w:rFonts w:ascii="Consolas" w:cs="Consolas" w:eastAsia="Consolas" w:hAnsi="Consolas"/>
+          <w:sz w:val="17"/>
+          <w:szCs w:val="17"/>
+        </w:rPr>
+        <w:t xml:space="preserve">    cirq.measure(q0, q1, key="c"))       # read both qubits</w:t>
+      </w:r>
+    </w:p>
+    <w:p>
+      <w:pPr>
+        <w:shd w:fill="F2F2F2" w:color="auto" w:val="clear"/>
+        <w:spacing w:after="160" w:line="240"/>
+        <w:ind w:left="200"/>
+      </w:pPr>
+      <w:r>
+        <w:rPr>
+          <w:rFonts w:ascii="Consolas" w:cs="Consolas" w:eastAsia="Consolas" w:hAnsi="Consolas"/>
+          <w:sz w:val="17"/>
+          <w:szCs w:val="17"/>
+        </w:rPr>
+        <w:t xml:space="preserve">run = qh.run_qasm(qh.clean_qasm(cirq.qasm(bell)), shots=1000)</w:t>
+      </w:r>
+    </w:p>
+    <w:p>
+      <w:pPr>
+        <w:keepNext/>
+        <w:spacing w:after="60" w:before="120"/>
+        <w:jc w:val="center"/>
+      </w:pPr>
+      <w:r>
+        <w:drawing>
+          <wp:inline distT="0" distB="0" distL="0" distR="0">
+            <wp:extent cx="3143250" cy="2028825"/>
+            <wp:effectExtent t="0" r="0" b="0" l="0"/>
+            <wp:docPr id="4" name="t1circ" descr="Task 1 Bell-state circuit: H on q0, CNOT from q0 to q1, then measurement" title="Task 1 Bell-state circuit: H on q0, CNOT from q0 to q1, then measurement"/>
+            <wp:cNvGraphicFramePr>
+              <a:graphicFrameLocks xmlns:a="http://schemas.openxmlformats.org/drawingml/2006/main" noChangeAspect="1"/>
+            </wp:cNvGraphicFramePr>
+            <a:graphic xmlns:a="http://schemas.openxmlformats.org/drawingml/2006/main">
+              <a:graphicData uri="http://schemas.openxmlformats.org/drawingml/2006/picture">
+                <pic:pic xmlns:pic="http://schemas.openxmlformats.org/drawingml/2006/picture">
+                  <pic:nvPicPr>
+                    <pic:cNvPr id="0" name="" descr=""/>
+                    <pic:cNvPicPr>
+                      <a:picLocks noChangeAspect="1" noChangeArrowheads="1"/>
+                    </pic:cNvPicPr>
+                  </pic:nvPicPr>
+                  <pic:blipFill>
+                    <a:blip r:embed="rId12" cstate="none"/>
+                    <a:srcRect/>
+                    <a:stretch>
+                      <a:fillRect/>
+                    </a:stretch>
+                  </pic:blipFill>
+                  <pic:spPr bwMode="auto">
+                    <a:xfrm>
+                      <a:off x="0" y="0"/>
                       <a:ext cx="3143250" cy="2028825"/>
                     </a:xfrm>
                     <a:prstGeom prst="rect">
@@ -4855,7 +4975,7 @@
           <w:sz w:val="20"/>
           <w:szCs w:val="20"/>
         </w:rPr>
-        <w:t xml:space="preserve">Figure 3. </w:t>
+        <w:t xml:space="preserve">Figure 4. </w:t>
       </w:r>
       <w:r>
         <w:rPr>
@@ -5704,831 +5824,7 @@
           <wp:inline distT="0" distB="0" distL="0" distR="0">
             <wp:extent cx="4476750" cy="2562225"/>
             <wp:effectExtent t="0" r="0" b="0" l="0"/>
-            <wp:docPr id="4" name="t1hist" descr="Task 1 histogram: theory and measured probabilities for each outcome" title="Task 1 histogram: theory and measured probabilities for each outcome"/>
-            <wp:cNvGraphicFramePr>
-              <a:graphicFrameLocks xmlns:a="http://schemas.openxmlformats.org/drawingml/2006/main" noChangeAspect="1"/>
-            </wp:cNvGraphicFramePr>
-            <a:graphic xmlns:a="http://schemas.openxmlformats.org/drawingml/2006/main">
-              <a:graphicData uri="http://schemas.openxmlformats.org/drawingml/2006/picture">
-                <pic:pic xmlns:pic="http://schemas.openxmlformats.org/drawingml/2006/picture">
-                  <pic:nvPicPr>
-                    <pic:cNvPr id="0" name="" descr=""/>
-                    <pic:cNvPicPr>
-                      <a:picLocks noChangeAspect="1" noChangeArrowheads="1"/>
-                    </pic:cNvPicPr>
-                  </pic:nvPicPr>
-                  <pic:blipFill>
-                    <a:blip r:embed="rId12" cstate="none"/>
-                    <a:srcRect/>
-                    <a:stretch>
-                      <a:fillRect/>
-                    </a:stretch>
-                  </pic:blipFill>
-                  <pic:spPr bwMode="auto">
-                    <a:xfrm>
-                      <a:off x="0" y="0"/>
-                      <a:ext cx="4476750" cy="2562225"/>
-                    </a:xfrm>
-                    <a:prstGeom prst="rect">
-                      <a:avLst/>
-                    </a:prstGeom>
-                  </pic:spPr>
-                </pic:pic>
-              </a:graphicData>
-            </a:graphic>
-          </wp:inline>
-        </w:drawing>
-      </w:r>
-    </w:p>
-    <w:p>
-      <w:pPr>
-        <w:spacing w:after="200"/>
-        <w:jc w:val="center"/>
-      </w:pPr>
-      <w:r>
-        <w:rPr>
-          <w:b/>
-          <w:bCs/>
-          <w:color w:val="1F4E79"/>
-          <w:sz w:val="20"/>
-          <w:szCs w:val="20"/>
-        </w:rPr>
-        <w:t xml:space="preserve">Figure 4. </w:t>
-      </w:r>
-      <w:r>
-        <w:rPr>
-          <w:i/>
-          <w:iCs/>
-          <w:sz w:val="20"/>
-          <w:szCs w:val="20"/>
-        </w:rPr>
-        <w:t xml:space="preserve">Task 1 histogram: theory and measured probabilities for each outcome</w:t>
-      </w:r>
-    </w:p>
-    <w:p>
-      <w:pPr>
-        <w:spacing w:after="140" w:line="288"/>
-        <w:jc w:val="both"/>
-      </w:pPr>
-      <w:r>
-        <w:t xml:space="preserve">All 1000 shots were </w:t>
-      </w:r>
-      <w:r>
-        <w:rPr>
-          <w:b/>
-          <w:bCs/>
-        </w:rPr>
-        <w:t xml:space="preserve">correlated</w:t>
-      </w:r>
-      <w:r>
-        <w:t xml:space="preserve"> (00 or 11), and none were 01 or 10. The 00 count of 508 is only 0.51 standard deviations above 500 (z = +0.51), and the TVD between theory and measurement is 0.008. The result therefore agrees with the Bell state within normal shot noise.</w:t>
-      </w:r>
-    </w:p>
-    <w:p>
-      <w:pPr>
-        <w:pStyle w:val="Heading2"/>
-      </w:pPr>
-      <w:r>
-        <w:t xml:space="preserve">3.5 Why is the split not exactly 500/500?</w:t>
-      </w:r>
-    </w:p>
-    <w:p>
-      <w:pPr>
-        <w:spacing w:after="140" w:line="288"/>
-        <w:jc w:val="both"/>
-      </w:pPr>
-      <w:r>
-        <w:t xml:space="preserve">Measurement is random. Each shot is an independent trial with p = 0.5, so the 00 count follows a binomial distribution with mean 500 and standard deviation 15.8. A perfect 500/500 split would itself be unusual (it happens only about 2.5% of the time). Small differences are </w:t>
-      </w:r>
-      <w:r>
-        <w:rPr>
-          <w:b/>
-          <w:bCs/>
-        </w:rPr>
-        <w:t xml:space="preserve">expected</w:t>
-      </w:r>
-      <w:r>
-        <w:t xml:space="preserve"> and are not errors.</w:t>
-      </w:r>
-    </w:p>
-    <w:p>
-      <w:pPr>
-        <w:pStyle w:val="Heading2"/>
-      </w:pPr>
-      <w:r>
-        <w:t xml:space="preserve">3.6 Would a real superconducting or ion-trap computer give the same result?</w:t>
-      </w:r>
-    </w:p>
-    <w:p>
-      <w:pPr>
-        <w:spacing w:after="140" w:line="288"/>
-        <w:jc w:val="both"/>
-      </w:pPr>
-      <w:r>
-        <w:t xml:space="preserve">Not exactly. Physical devices have gate errors, decoherence and readout errors, which produce a few percent of 01 and 10 outcomes (Preskill, 2018). Quokka is designed to emulate an ideal fault-tolerant machine (UTS, 2024), so Quokka results should look like Table 5, with zero 01/10 counts. If 01 or 10 appear when the notebook is re-run on Quokka, the first things to check are the qubit order in the QASM and the bit order in the reply. The helper checks bit order by reading each shot as [c0, c1] and reversing it to the Qiskit convention.</w:t>
-      </w:r>
-    </w:p>
-    <w:p>
-      <w:pPr>
-        <w:pStyle w:val="Heading2"/>
-      </w:pPr>
-      <w:r>
-        <w:t xml:space="preserve">3.7 What does Task 1 prove?</w:t>
-      </w:r>
-    </w:p>
-    <w:p>
-      <w:pPr>
-        <w:pStyle w:val="ListParagraph"/>
-        <w:numPr>
-          <w:ilvl w:val="0"/>
-          <w:numId w:val="3"/>
-        </w:numPr>
-        <w:spacing w:after="80" w:line="276"/>
-        <w:jc w:val="both"/>
-      </w:pPr>
-      <w:r>
-        <w:t xml:space="preserve">The circuit H → CNOT → measure correctly prepares |Φ⁺⟩ = (|00⟩ + |11⟩)/√2 (LO2).</w:t>
-      </w:r>
-    </w:p>
-    <w:p>
-      <w:pPr>
-        <w:pStyle w:val="ListParagraph"/>
-        <w:numPr>
-          <w:ilvl w:val="0"/>
-          <w:numId w:val="3"/>
-        </w:numPr>
-        <w:spacing w:after="80" w:line="276"/>
-        <w:jc w:val="both"/>
-      </w:pPr>
-      <w:r>
-        <w:t xml:space="preserve">Each qubit alone looks random (50/50), but the pair is perfectly correlated, which is the measurable signature of entanglement.</w:t>
-      </w:r>
-    </w:p>
-    <w:p>
-      <w:pPr>
-        <w:pStyle w:val="ListParagraph"/>
-        <w:numPr>
-          <w:ilvl w:val="0"/>
-          <w:numId w:val="3"/>
-        </w:numPr>
-        <w:spacing w:after="80" w:line="276"/>
-        <w:jc w:val="both"/>
-      </w:pPr>
-      <w:r>
-        <w:t xml:space="preserve">Agreement between theory and measurement is quantified (TVD = 0.008, z = +0.51), not just claimed.</w:t>
-      </w:r>
-    </w:p>
-    <w:p>
-      <w:r>
-        <w:br w:type="page"/>
-      </w:r>
-    </w:p>
-    <w:p>
-      <w:pPr>
-        <w:pStyle w:val="Heading1"/>
-      </w:pPr>
-      <w:r>
-        <w:t xml:space="preserve">4. Task 2 – Qiskit Circuits and a Custom QASM Circuit</w:t>
-      </w:r>
-    </w:p>
-    <w:p>
-      <w:pPr>
-        <w:pBdr>
-          <w:left w:val="single" w:color="E07A3F" w:sz="18" w:space="8"/>
-        </w:pBdr>
-        <w:shd w:fill="FFF4E5" w:color="auto" w:val="clear"/>
-        <w:spacing w:after="180" w:before="80" w:line="276"/>
-        <w:ind w:left="160" w:right="160"/>
-      </w:pPr>
-      <w:r>
-        <w:rPr>
-          <w:sz w:val="20"/>
-          <w:szCs w:val="20"/>
-        </w:rPr>
-        <w:t xml:space="preserve">Task question: Using Qiskit, generate the given circuit (H on one line, X on the other, both entering block C). Measure the output by running it on a Quokka device and print the output. Then write a QASM script for a circuit of your own using different qubits and various gates, run it on Quokka and print the output.   Notebook: Task_2_Qiskit_QASM/Task2_Qiskit_Circuits_and_QASM.ipynb</w:t>
-      </w:r>
-    </w:p>
-    <w:p>
-      <w:pPr>
-        <w:pStyle w:val="Heading2"/>
-      </w:pPr>
-      <w:r>
-        <w:t xml:space="preserve">4.1 Part A – What is block "C" in the given circuit?</w:t>
-      </w:r>
-    </w:p>
-    <w:p>
-      <w:pPr>
-        <w:spacing w:after="140" w:line="288"/>
-        <w:jc w:val="both"/>
-      </w:pPr>
-      <w:r>
-        <w:t xml:space="preserve">The brief draws an H gate on the top line and an X gate on the bottom line, both entering a box labelled </w:t>
-      </w:r>
-      <w:r>
-        <w:rPr>
-          <w:b/>
-          <w:bCs/>
-        </w:rPr>
-        <w:t xml:space="preserve">C</w:t>
-      </w:r>
-      <w:r>
-        <w:t xml:space="preserve"> that has </w:t>
-      </w:r>
-      <w:r>
-        <w:rPr>
-          <w:b/>
-          <w:bCs/>
-        </w:rPr>
-        <w:t xml:space="preserve">two inputs and one output arrow</w:t>
-      </w:r>
-      <w:r>
-        <w:t xml:space="preserve"> (on the lower line). This is the standard way of drawing a </w:t>
-      </w:r>
-      <w:r>
-        <w:rPr>
-          <w:b/>
-          <w:bCs/>
-        </w:rPr>
-        <w:t xml:space="preserve">controlled-NOT</w:t>
-      </w:r>
-      <w:r>
-        <w:t xml:space="preserve"> used as a function block: the top line is the *control*, the bottom line is the *target*, and the target carries the result (Nielsen &amp; Chuang, 2010). We therefore implemented C as </w:t>
-      </w:r>
-      <w:r>
-        <w:rPr>
-          <w:rFonts w:ascii="Consolas" w:cs="Consolas" w:eastAsia="Consolas" w:hAnsi="Consolas"/>
-          <w:sz w:val="19"/>
-          <w:szCs w:val="19"/>
-        </w:rPr>
-        <w:t xml:space="preserve">cx(0, 1)</w:t>
-      </w:r>
-      <w:r>
-        <w:t xml:space="preserve">. Because the diagram shows a single output, we ran two versions: one measuring both qubits (full analysis) and one measuring only the output line (exactly as drawn).</w:t>
-      </w:r>
-    </w:p>
-    <w:p>
-      <w:pPr>
-        <w:pStyle w:val="Heading2"/>
-      </w:pPr>
-      <w:r>
-        <w:t xml:space="preserve">4.2 What should the circuit do? (Step-by-step maths)</w:t>
-      </w:r>
-    </w:p>
-    <w:p>
-      <w:pPr>
-        <w:keepNext/>
-        <w:spacing w:after="80" w:before="120"/>
-      </w:pPr>
-      <w:r>
-        <w:rPr>
-          <w:b/>
-          <w:bCs/>
-          <w:color w:val="1F4E79"/>
-          <w:sz w:val="20"/>
-          <w:szCs w:val="20"/>
-        </w:rPr>
-        <w:t xml:space="preserve">Table 6. </w:t>
-      </w:r>
-      <w:r>
-        <w:rPr>
-          <w:i/>
-          <w:iCs/>
-          <w:sz w:val="20"/>
-          <w:szCs w:val="20"/>
-        </w:rPr>
-        <w:t xml:space="preserve">Task 2A state after each gate (Qiskit order |q1 q0⟩)</w:t>
-      </w:r>
-    </w:p>
-    <w:tbl>
-      <w:tblPr>
-        <w:tblW w:type="dxa" w:w="9026"/>
-        <w:tblBorders>
-          <w:top w:val="single" w:color="auto" w:sz="4"/>
-          <w:left w:val="single" w:color="auto" w:sz="4"/>
-          <w:bottom w:val="single" w:color="auto" w:sz="4"/>
-          <w:right w:val="single" w:color="auto" w:sz="4"/>
-          <w:insideH w:val="single" w:color="auto" w:sz="4"/>
-          <w:insideV w:val="single" w:color="auto" w:sz="4"/>
-        </w:tblBorders>
-      </w:tblPr>
-      <w:tblGrid>
-        <w:gridCol w:w="900"/>
-        <w:gridCol w:w="2500"/>
-        <w:gridCol w:w="5626"/>
-      </w:tblGrid>
-      <w:tr>
-        <w:trPr>
-          <w:tblHeader/>
-        </w:trPr>
-        <w:tc>
-          <w:tcPr>
-            <w:tcW w:type="dxa" w:w="900"/>
-            <w:tcBorders>
-              <w:top w:val="single" w:color="A6A6A6" w:sz="4"/>
-              <w:left w:val="single" w:color="A6A6A6" w:sz="4"/>
-              <w:bottom w:val="single" w:color="A6A6A6" w:sz="4"/>
-              <w:right w:val="single" w:color="A6A6A6" w:sz="4"/>
-            </w:tcBorders>
-            <w:shd w:fill="1F4E79" w:color="auto" w:val="clear"/>
-            <w:tcMar>
-              <w:top w:type="dxa" w:w="60"/>
-              <w:left w:type="dxa" w:w="90"/>
-              <w:bottom w:type="dxa" w:w="60"/>
-              <w:right w:type="dxa" w:w="90"/>
-            </w:tcMar>
-          </w:tcPr>
-          <w:p>
-            <w:pPr>
-              <w:spacing w:after="0" w:line="252"/>
-            </w:pPr>
-            <w:r>
-              <w:rPr>
-                <w:b/>
-                <w:bCs/>
-                <w:color w:val="FFFFFF"/>
-                <w:sz w:val="18"/>
-                <w:szCs w:val="18"/>
-              </w:rPr>
-              <w:t xml:space="preserve">Step</w:t>
-            </w:r>
-          </w:p>
-        </w:tc>
-        <w:tc>
-          <w:tcPr>
-            <w:tcW w:type="dxa" w:w="2500"/>
-            <w:tcBorders>
-              <w:top w:val="single" w:color="A6A6A6" w:sz="4"/>
-              <w:left w:val="single" w:color="A6A6A6" w:sz="4"/>
-              <w:bottom w:val="single" w:color="A6A6A6" w:sz="4"/>
-              <w:right w:val="single" w:color="A6A6A6" w:sz="4"/>
-            </w:tcBorders>
-            <w:shd w:fill="1F4E79" w:color="auto" w:val="clear"/>
-            <w:tcMar>
-              <w:top w:type="dxa" w:w="60"/>
-              <w:left w:type="dxa" w:w="90"/>
-              <w:bottom w:type="dxa" w:w="60"/>
-              <w:right w:type="dxa" w:w="90"/>
-            </w:tcMar>
-          </w:tcPr>
-          <w:p>
-            <w:pPr>
-              <w:spacing w:after="0" w:line="252"/>
-            </w:pPr>
-            <w:r>
-              <w:rPr>
-                <w:b/>
-                <w:bCs/>
-                <w:color w:val="FFFFFF"/>
-                <w:sz w:val="18"/>
-                <w:szCs w:val="18"/>
-              </w:rPr>
-              <w:t xml:space="preserve">Gate</w:t>
-            </w:r>
-          </w:p>
-        </w:tc>
-        <w:tc>
-          <w:tcPr>
-            <w:tcW w:type="dxa" w:w="5626"/>
-            <w:tcBorders>
-              <w:top w:val="single" w:color="A6A6A6" w:sz="4"/>
-              <w:left w:val="single" w:color="A6A6A6" w:sz="4"/>
-              <w:bottom w:val="single" w:color="A6A6A6" w:sz="4"/>
-              <w:right w:val="single" w:color="A6A6A6" w:sz="4"/>
-            </w:tcBorders>
-            <w:shd w:fill="1F4E79" w:color="auto" w:val="clear"/>
-            <w:tcMar>
-              <w:top w:type="dxa" w:w="60"/>
-              <w:left w:type="dxa" w:w="90"/>
-              <w:bottom w:type="dxa" w:w="60"/>
-              <w:right w:type="dxa" w:w="90"/>
-            </w:tcMar>
-          </w:tcPr>
-          <w:p>
-            <w:pPr>
-              <w:spacing w:after="0" w:line="252"/>
-            </w:pPr>
-            <w:r>
-              <w:rPr>
-                <w:b/>
-                <w:bCs/>
-                <w:color w:val="FFFFFF"/>
-                <w:sz w:val="18"/>
-                <w:szCs w:val="18"/>
-              </w:rPr>
-              <w:t xml:space="preserve">State |q1 q0⟩</w:t>
-            </w:r>
-          </w:p>
-        </w:tc>
-      </w:tr>
-      <w:tr>
-        <w:tc>
-          <w:tcPr>
-            <w:tcW w:type="dxa" w:w="900"/>
-            <w:tcBorders>
-              <w:top w:val="single" w:color="A6A6A6" w:sz="4"/>
-              <w:left w:val="single" w:color="A6A6A6" w:sz="4"/>
-              <w:bottom w:val="single" w:color="A6A6A6" w:sz="4"/>
-              <w:right w:val="single" w:color="A6A6A6" w:sz="4"/>
-            </w:tcBorders>
-            <w:tcMar>
-              <w:top w:type="dxa" w:w="60"/>
-              <w:left w:type="dxa" w:w="90"/>
-              <w:bottom w:type="dxa" w:w="60"/>
-              <w:right w:type="dxa" w:w="90"/>
-            </w:tcMar>
-          </w:tcPr>
-          <w:p>
-            <w:pPr>
-              <w:spacing w:after="0" w:line="252"/>
-            </w:pPr>
-            <w:r>
-              <w:rPr>
-                <w:sz w:val="18"/>
-                <w:szCs w:val="18"/>
-              </w:rPr>
-              <w:t xml:space="preserve">0</w:t>
-            </w:r>
-          </w:p>
-        </w:tc>
-        <w:tc>
-          <w:tcPr>
-            <w:tcW w:type="dxa" w:w="2500"/>
-            <w:tcBorders>
-              <w:top w:val="single" w:color="A6A6A6" w:sz="4"/>
-              <w:left w:val="single" w:color="A6A6A6" w:sz="4"/>
-              <w:bottom w:val="single" w:color="A6A6A6" w:sz="4"/>
-              <w:right w:val="single" w:color="A6A6A6" w:sz="4"/>
-            </w:tcBorders>
-            <w:tcMar>
-              <w:top w:type="dxa" w:w="60"/>
-              <w:left w:type="dxa" w:w="90"/>
-              <w:bottom w:type="dxa" w:w="60"/>
-              <w:right w:type="dxa" w:w="90"/>
-            </w:tcMar>
-          </w:tcPr>
-          <w:p>
-            <w:pPr>
-              <w:spacing w:after="0" w:line="252"/>
-            </w:pPr>
-            <w:r>
-              <w:rPr>
-                <w:sz w:val="18"/>
-                <w:szCs w:val="18"/>
-              </w:rPr>
-              <w:t xml:space="preserve">start</w:t>
-            </w:r>
-          </w:p>
-        </w:tc>
-        <w:tc>
-          <w:tcPr>
-            <w:tcW w:type="dxa" w:w="5626"/>
-            <w:tcBorders>
-              <w:top w:val="single" w:color="A6A6A6" w:sz="4"/>
-              <w:left w:val="single" w:color="A6A6A6" w:sz="4"/>
-              <w:bottom w:val="single" w:color="A6A6A6" w:sz="4"/>
-              <w:right w:val="single" w:color="A6A6A6" w:sz="4"/>
-            </w:tcBorders>
-            <w:tcMar>
-              <w:top w:type="dxa" w:w="60"/>
-              <w:left w:type="dxa" w:w="90"/>
-              <w:bottom w:type="dxa" w:w="60"/>
-              <w:right w:type="dxa" w:w="90"/>
-            </w:tcMar>
-          </w:tcPr>
-          <w:p>
-            <w:pPr>
-              <w:spacing w:after="0" w:line="252"/>
-            </w:pPr>
-            <w:r>
-              <w:rPr>
-                <w:sz w:val="18"/>
-                <w:szCs w:val="18"/>
-              </w:rPr>
-              <w:t xml:space="preserve">|00⟩</w:t>
-            </w:r>
-          </w:p>
-        </w:tc>
-      </w:tr>
-      <w:tr>
-        <w:tc>
-          <w:tcPr>
-            <w:tcW w:type="dxa" w:w="900"/>
-            <w:tcBorders>
-              <w:top w:val="single" w:color="A6A6A6" w:sz="4"/>
-              <w:left w:val="single" w:color="A6A6A6" w:sz="4"/>
-              <w:bottom w:val="single" w:color="A6A6A6" w:sz="4"/>
-              <w:right w:val="single" w:color="A6A6A6" w:sz="4"/>
-            </w:tcBorders>
-            <w:shd w:fill="EEF3F8" w:color="auto" w:val="clear"/>
-            <w:tcMar>
-              <w:top w:type="dxa" w:w="60"/>
-              <w:left w:type="dxa" w:w="90"/>
-              <w:bottom w:type="dxa" w:w="60"/>
-              <w:right w:type="dxa" w:w="90"/>
-            </w:tcMar>
-          </w:tcPr>
-          <w:p>
-            <w:pPr>
-              <w:spacing w:after="0" w:line="252"/>
-            </w:pPr>
-            <w:r>
-              <w:rPr>
-                <w:sz w:val="18"/>
-                <w:szCs w:val="18"/>
-              </w:rPr>
-              <w:t xml:space="preserve">1</w:t>
-            </w:r>
-          </w:p>
-        </w:tc>
-        <w:tc>
-          <w:tcPr>
-            <w:tcW w:type="dxa" w:w="2500"/>
-            <w:tcBorders>
-              <w:top w:val="single" w:color="A6A6A6" w:sz="4"/>
-              <w:left w:val="single" w:color="A6A6A6" w:sz="4"/>
-              <w:bottom w:val="single" w:color="A6A6A6" w:sz="4"/>
-              <w:right w:val="single" w:color="A6A6A6" w:sz="4"/>
-            </w:tcBorders>
-            <w:shd w:fill="EEF3F8" w:color="auto" w:val="clear"/>
-            <w:tcMar>
-              <w:top w:type="dxa" w:w="60"/>
-              <w:left w:type="dxa" w:w="90"/>
-              <w:bottom w:type="dxa" w:w="60"/>
-              <w:right w:type="dxa" w:w="90"/>
-            </w:tcMar>
-          </w:tcPr>
-          <w:p>
-            <w:pPr>
-              <w:spacing w:after="0" w:line="252"/>
-            </w:pPr>
-            <w:r>
-              <w:rPr>
-                <w:sz w:val="18"/>
-                <w:szCs w:val="18"/>
-              </w:rPr>
-              <w:t xml:space="preserve">H on q0</w:t>
-            </w:r>
-          </w:p>
-        </w:tc>
-        <w:tc>
-          <w:tcPr>
-            <w:tcW w:type="dxa" w:w="5626"/>
-            <w:tcBorders>
-              <w:top w:val="single" w:color="A6A6A6" w:sz="4"/>
-              <w:left w:val="single" w:color="A6A6A6" w:sz="4"/>
-              <w:bottom w:val="single" w:color="A6A6A6" w:sz="4"/>
-              <w:right w:val="single" w:color="A6A6A6" w:sz="4"/>
-            </w:tcBorders>
-            <w:shd w:fill="EEF3F8" w:color="auto" w:val="clear"/>
-            <w:tcMar>
-              <w:top w:type="dxa" w:w="60"/>
-              <w:left w:type="dxa" w:w="90"/>
-              <w:bottom w:type="dxa" w:w="60"/>
-              <w:right w:type="dxa" w:w="90"/>
-            </w:tcMar>
-          </w:tcPr>
-          <w:p>
-            <w:pPr>
-              <w:spacing w:after="0" w:line="252"/>
-            </w:pPr>
-            <w:r>
-              <w:rPr>
-                <w:sz w:val="18"/>
-                <w:szCs w:val="18"/>
-              </w:rPr>
-              <w:t xml:space="preserve">(1/√2)(|00⟩ + |01⟩)</w:t>
-            </w:r>
-          </w:p>
-        </w:tc>
-      </w:tr>
-      <w:tr>
-        <w:tc>
-          <w:tcPr>
-            <w:tcW w:type="dxa" w:w="900"/>
-            <w:tcBorders>
-              <w:top w:val="single" w:color="A6A6A6" w:sz="4"/>
-              <w:left w:val="single" w:color="A6A6A6" w:sz="4"/>
-              <w:bottom w:val="single" w:color="A6A6A6" w:sz="4"/>
-              <w:right w:val="single" w:color="A6A6A6" w:sz="4"/>
-            </w:tcBorders>
-            <w:tcMar>
-              <w:top w:type="dxa" w:w="60"/>
-              <w:left w:type="dxa" w:w="90"/>
-              <w:bottom w:type="dxa" w:w="60"/>
-              <w:right w:type="dxa" w:w="90"/>
-            </w:tcMar>
-          </w:tcPr>
-          <w:p>
-            <w:pPr>
-              <w:spacing w:after="0" w:line="252"/>
-            </w:pPr>
-            <w:r>
-              <w:rPr>
-                <w:sz w:val="18"/>
-                <w:szCs w:val="18"/>
-              </w:rPr>
-              <w:t xml:space="preserve">2</w:t>
-            </w:r>
-          </w:p>
-        </w:tc>
-        <w:tc>
-          <w:tcPr>
-            <w:tcW w:type="dxa" w:w="2500"/>
-            <w:tcBorders>
-              <w:top w:val="single" w:color="A6A6A6" w:sz="4"/>
-              <w:left w:val="single" w:color="A6A6A6" w:sz="4"/>
-              <w:bottom w:val="single" w:color="A6A6A6" w:sz="4"/>
-              <w:right w:val="single" w:color="A6A6A6" w:sz="4"/>
-            </w:tcBorders>
-            <w:tcMar>
-              <w:top w:type="dxa" w:w="60"/>
-              <w:left w:type="dxa" w:w="90"/>
-              <w:bottom w:type="dxa" w:w="60"/>
-              <w:right w:type="dxa" w:w="90"/>
-            </w:tcMar>
-          </w:tcPr>
-          <w:p>
-            <w:pPr>
-              <w:spacing w:after="0" w:line="252"/>
-            </w:pPr>
-            <w:r>
-              <w:rPr>
-                <w:sz w:val="18"/>
-                <w:szCs w:val="18"/>
-              </w:rPr>
-              <w:t xml:space="preserve">X on q1</w:t>
-            </w:r>
-          </w:p>
-        </w:tc>
-        <w:tc>
-          <w:tcPr>
-            <w:tcW w:type="dxa" w:w="5626"/>
-            <w:tcBorders>
-              <w:top w:val="single" w:color="A6A6A6" w:sz="4"/>
-              <w:left w:val="single" w:color="A6A6A6" w:sz="4"/>
-              <w:bottom w:val="single" w:color="A6A6A6" w:sz="4"/>
-              <w:right w:val="single" w:color="A6A6A6" w:sz="4"/>
-            </w:tcBorders>
-            <w:tcMar>
-              <w:top w:type="dxa" w:w="60"/>
-              <w:left w:type="dxa" w:w="90"/>
-              <w:bottom w:type="dxa" w:w="60"/>
-              <w:right w:type="dxa" w:w="90"/>
-            </w:tcMar>
-          </w:tcPr>
-          <w:p>
-            <w:pPr>
-              <w:spacing w:after="0" w:line="252"/>
-            </w:pPr>
-            <w:r>
-              <w:rPr>
-                <w:sz w:val="18"/>
-                <w:szCs w:val="18"/>
-              </w:rPr>
-              <w:t xml:space="preserve">(1/√2)(|10⟩ + |11⟩)</w:t>
-            </w:r>
-          </w:p>
-        </w:tc>
-      </w:tr>
-      <w:tr>
-        <w:tc>
-          <w:tcPr>
-            <w:tcW w:type="dxa" w:w="900"/>
-            <w:tcBorders>
-              <w:top w:val="single" w:color="A6A6A6" w:sz="4"/>
-              <w:left w:val="single" w:color="A6A6A6" w:sz="4"/>
-              <w:bottom w:val="single" w:color="A6A6A6" w:sz="4"/>
-              <w:right w:val="single" w:color="A6A6A6" w:sz="4"/>
-            </w:tcBorders>
-            <w:shd w:fill="EEF3F8" w:color="auto" w:val="clear"/>
-            <w:tcMar>
-              <w:top w:type="dxa" w:w="60"/>
-              <w:left w:type="dxa" w:w="90"/>
-              <w:bottom w:type="dxa" w:w="60"/>
-              <w:right w:type="dxa" w:w="90"/>
-            </w:tcMar>
-          </w:tcPr>
-          <w:p>
-            <w:pPr>
-              <w:spacing w:after="0" w:line="252"/>
-            </w:pPr>
-            <w:r>
-              <w:rPr>
-                <w:sz w:val="18"/>
-                <w:szCs w:val="18"/>
-              </w:rPr>
-              <w:t xml:space="preserve">3</w:t>
-            </w:r>
-          </w:p>
-        </w:tc>
-        <w:tc>
-          <w:tcPr>
-            <w:tcW w:type="dxa" w:w="2500"/>
-            <w:tcBorders>
-              <w:top w:val="single" w:color="A6A6A6" w:sz="4"/>
-              <w:left w:val="single" w:color="A6A6A6" w:sz="4"/>
-              <w:bottom w:val="single" w:color="A6A6A6" w:sz="4"/>
-              <w:right w:val="single" w:color="A6A6A6" w:sz="4"/>
-            </w:tcBorders>
-            <w:shd w:fill="EEF3F8" w:color="auto" w:val="clear"/>
-            <w:tcMar>
-              <w:top w:type="dxa" w:w="60"/>
-              <w:left w:type="dxa" w:w="90"/>
-              <w:bottom w:type="dxa" w:w="60"/>
-              <w:right w:type="dxa" w:w="90"/>
-            </w:tcMar>
-          </w:tcPr>
-          <w:p>
-            <w:pPr>
-              <w:spacing w:after="0" w:line="252"/>
-            </w:pPr>
-            <w:r>
-              <w:rPr>
-                <w:sz w:val="18"/>
-                <w:szCs w:val="18"/>
-              </w:rPr>
-              <w:t xml:space="preserve">C = CNOT (q0 → q1)</w:t>
-            </w:r>
-          </w:p>
-        </w:tc>
-        <w:tc>
-          <w:tcPr>
-            <w:tcW w:type="dxa" w:w="5626"/>
-            <w:tcBorders>
-              <w:top w:val="single" w:color="A6A6A6" w:sz="4"/>
-              <w:left w:val="single" w:color="A6A6A6" w:sz="4"/>
-              <w:bottom w:val="single" w:color="A6A6A6" w:sz="4"/>
-              <w:right w:val="single" w:color="A6A6A6" w:sz="4"/>
-            </w:tcBorders>
-            <w:shd w:fill="EEF3F8" w:color="auto" w:val="clear"/>
-            <w:tcMar>
-              <w:top w:type="dxa" w:w="60"/>
-              <w:left w:type="dxa" w:w="90"/>
-              <w:bottom w:type="dxa" w:w="60"/>
-              <w:right w:type="dxa" w:w="90"/>
-            </w:tcMar>
-          </w:tcPr>
-          <w:p>
-            <w:pPr>
-              <w:spacing w:after="0" w:line="252"/>
-            </w:pPr>
-            <w:r>
-              <w:rPr>
-                <w:sz w:val="18"/>
-                <w:szCs w:val="18"/>
-              </w:rPr>
-              <w:t xml:space="preserve">(1/√2)(|10⟩ + |01⟩) = |Ψ⁺⟩</w:t>
-            </w:r>
-          </w:p>
-        </w:tc>
-      </w:tr>
-    </w:tbl>
-    <w:p>
-      <w:pPr>
-        <w:spacing w:after="100"/>
-      </w:pPr>
-    </w:p>
-    <w:p>
-      <w:pPr>
-        <w:spacing w:after="140" w:line="288"/>
-        <w:jc w:val="both"/>
-      </w:pPr>
-      <w:r>
-        <w:t xml:space="preserve">The final state is the Bell state </w:t>
-      </w:r>
-      <w:r>
-        <w:rPr>
-          <w:b/>
-          <w:bCs/>
-        </w:rPr>
-        <w:t xml:space="preserve">|Ψ⁺⟩</w:t>
-      </w:r>
-      <w:r>
-        <w:t xml:space="preserve">: the two qubits are entangled and </w:t>
-      </w:r>
-      <w:r>
-        <w:rPr>
-          <w:b/>
-          <w:bCs/>
-        </w:rPr>
-        <w:t xml:space="preserve">always opposite</w:t>
-      </w:r>
-      <w:r>
-        <w:t xml:space="preserve">. The X gate is what turns the Task 1 state (always equal) into this one (always different). The output line q1 equals NOT(q0), so it is a fair 50/50 random bit. Predictions: 01 and 10 at 0.5 each, 00 and 11 never; the output line alone gives 0 and 1 at 0.5 each.</w:t>
-      </w:r>
-    </w:p>
-    <w:p>
-      <w:pPr>
-        <w:keepNext/>
-        <w:spacing w:after="60" w:before="120"/>
-        <w:jc w:val="center"/>
-      </w:pPr>
-      <w:r>
-        <w:drawing>
-          <wp:inline distT="0" distB="0" distL="0" distR="0">
-            <wp:extent cx="3429000" cy="1638300"/>
-            <wp:effectExtent t="0" r="0" b="0" l="0"/>
-            <wp:docPr id="5" name="t2acirc" descr="Task 2A circuit in Qiskit: H and X, then block C implemented as a CNOT" title="Task 2A circuit in Qiskit: H and X, then block C implemented as a CNOT"/>
+            <wp:docPr id="5" name="t1hist" descr="Task 1 histogram: theory and measured probabilities for each outcome" title="Task 1 histogram: theory and measured probabilities for each outcome"/>
             <wp:cNvGraphicFramePr>
               <a:graphicFrameLocks xmlns:a="http://schemas.openxmlformats.org/drawingml/2006/main" noChangeAspect="1"/>
             </wp:cNvGraphicFramePr>
@@ -6551,6 +5847,830 @@
                   <pic:spPr bwMode="auto">
                     <a:xfrm>
                       <a:off x="0" y="0"/>
+                      <a:ext cx="4476750" cy="2562225"/>
+                    </a:xfrm>
+                    <a:prstGeom prst="rect">
+                      <a:avLst/>
+                    </a:prstGeom>
+                  </pic:spPr>
+                </pic:pic>
+              </a:graphicData>
+            </a:graphic>
+          </wp:inline>
+        </w:drawing>
+      </w:r>
+    </w:p>
+    <w:p>
+      <w:pPr>
+        <w:spacing w:after="200"/>
+        <w:jc w:val="center"/>
+      </w:pPr>
+      <w:r>
+        <w:rPr>
+          <w:b/>
+          <w:bCs/>
+          <w:color w:val="1F4E79"/>
+          <w:sz w:val="20"/>
+          <w:szCs w:val="20"/>
+        </w:rPr>
+        <w:t xml:space="preserve">Figure 5. </w:t>
+      </w:r>
+      <w:r>
+        <w:rPr>
+          <w:i/>
+          <w:iCs/>
+          <w:sz w:val="20"/>
+          <w:szCs w:val="20"/>
+        </w:rPr>
+        <w:t xml:space="preserve">Task 1 histogram: theory and measured probabilities for each outcome</w:t>
+      </w:r>
+    </w:p>
+    <w:p>
+      <w:pPr>
+        <w:spacing w:after="140" w:line="288"/>
+        <w:jc w:val="both"/>
+      </w:pPr>
+      <w:r>
+        <w:t xml:space="preserve">All 1000 shots were </w:t>
+      </w:r>
+      <w:r>
+        <w:rPr>
+          <w:b/>
+          <w:bCs/>
+        </w:rPr>
+        <w:t xml:space="preserve">correlated</w:t>
+      </w:r>
+      <w:r>
+        <w:t xml:space="preserve"> (00 or 11), and none were 01 or 10. The 00 count of 508 is only 0.51 standard deviations above 500 (z = +0.51), and the TVD between theory and measurement is 0.008. The result therefore agrees with the Bell state within normal shot noise.</w:t>
+      </w:r>
+    </w:p>
+    <w:p>
+      <w:pPr>
+        <w:pStyle w:val="Heading2"/>
+      </w:pPr>
+      <w:r>
+        <w:t xml:space="preserve">3.5 Why is the split not exactly 500/500?</w:t>
+      </w:r>
+    </w:p>
+    <w:p>
+      <w:pPr>
+        <w:spacing w:after="140" w:line="288"/>
+        <w:jc w:val="both"/>
+      </w:pPr>
+      <w:r>
+        <w:t xml:space="preserve">Measurement is random. Each shot is an independent trial with p = 0.5, so the 00 count follows a binomial distribution with mean 500 and standard deviation 15.8. A perfect 500/500 split would itself be unusual (it happens only about 2.5% of the time). Small differences are </w:t>
+      </w:r>
+      <w:r>
+        <w:rPr>
+          <w:b/>
+          <w:bCs/>
+        </w:rPr>
+        <w:t xml:space="preserve">expected</w:t>
+      </w:r>
+      <w:r>
+        <w:t xml:space="preserve"> and are not errors.</w:t>
+      </w:r>
+    </w:p>
+    <w:p>
+      <w:pPr>
+        <w:pStyle w:val="Heading2"/>
+      </w:pPr>
+      <w:r>
+        <w:t xml:space="preserve">3.6 Would a real superconducting or ion-trap computer give the same result?</w:t>
+      </w:r>
+    </w:p>
+    <w:p>
+      <w:pPr>
+        <w:spacing w:after="140" w:line="288"/>
+        <w:jc w:val="both"/>
+      </w:pPr>
+      <w:r>
+        <w:t xml:space="preserve">Not exactly. Physical devices have gate errors, decoherence and readout errors, which produce a few percent of 01 and 10 outcomes (Preskill, 2018). Quokka is designed to emulate an ideal fault-tolerant machine (UTS, 2024), so Quokka results should look like Table 5, with zero 01/10 counts. If 01 or 10 appear when the notebook is re-run on Quokka, the first things to check are the qubit order in the QASM and the bit order in the reply. The helper checks bit order by reading each shot as [c0, c1] and reversing it to the Qiskit convention.</w:t>
+      </w:r>
+    </w:p>
+    <w:p>
+      <w:pPr>
+        <w:pStyle w:val="Heading2"/>
+      </w:pPr>
+      <w:r>
+        <w:t xml:space="preserve">3.7 What does Task 1 prove?</w:t>
+      </w:r>
+    </w:p>
+    <w:p>
+      <w:pPr>
+        <w:pStyle w:val="ListParagraph"/>
+        <w:numPr>
+          <w:ilvl w:val="0"/>
+          <w:numId w:val="3"/>
+        </w:numPr>
+        <w:spacing w:after="80" w:line="276"/>
+        <w:jc w:val="both"/>
+      </w:pPr>
+      <w:r>
+        <w:t xml:space="preserve">The circuit H → CNOT → measure correctly prepares |Φ⁺⟩ = (|00⟩ + |11⟩)/√2 (LO2).</w:t>
+      </w:r>
+    </w:p>
+    <w:p>
+      <w:pPr>
+        <w:pStyle w:val="ListParagraph"/>
+        <w:numPr>
+          <w:ilvl w:val="0"/>
+          <w:numId w:val="3"/>
+        </w:numPr>
+        <w:spacing w:after="80" w:line="276"/>
+        <w:jc w:val="both"/>
+      </w:pPr>
+      <w:r>
+        <w:t xml:space="preserve">Each qubit alone looks random (50/50), but the pair is perfectly correlated, which is the measurable signature of entanglement.</w:t>
+      </w:r>
+    </w:p>
+    <w:p>
+      <w:pPr>
+        <w:pStyle w:val="ListParagraph"/>
+        <w:numPr>
+          <w:ilvl w:val="0"/>
+          <w:numId w:val="3"/>
+        </w:numPr>
+        <w:spacing w:after="80" w:line="276"/>
+        <w:jc w:val="both"/>
+      </w:pPr>
+      <w:r>
+        <w:t xml:space="preserve">Agreement between theory and measurement is quantified (TVD = 0.008, z = +0.51), not just claimed.</w:t>
+      </w:r>
+    </w:p>
+    <w:p>
+      <w:r>
+        <w:br w:type="page"/>
+      </w:r>
+    </w:p>
+    <w:p>
+      <w:pPr>
+        <w:pStyle w:val="Heading1"/>
+      </w:pPr>
+      <w:r>
+        <w:t xml:space="preserve">4. Task 2 – Qiskit Circuits and a Custom QASM Circuit</w:t>
+      </w:r>
+    </w:p>
+    <w:p>
+      <w:pPr>
+        <w:pBdr>
+          <w:left w:val="single" w:color="E07A3F" w:sz="18" w:space="8"/>
+        </w:pBdr>
+        <w:shd w:fill="FFF4E5" w:color="auto" w:val="clear"/>
+        <w:spacing w:after="180" w:before="80" w:line="276"/>
+        <w:ind w:left="160" w:right="160"/>
+      </w:pPr>
+      <w:r>
+        <w:rPr>
+          <w:sz w:val="20"/>
+          <w:szCs w:val="20"/>
+        </w:rPr>
+        <w:t xml:space="preserve">Task question: Using Qiskit, generate the given circuit (H on one line, X on the other, both entering block C). Measure the output by running it on a Quokka device and print the output. Then write a QASM script for a circuit of your own using different qubits and various gates, run it on Quokka and print the output.   Notebook: Task_2_Qiskit_QASM/Task2_Qiskit_Circuits_and_QASM.ipynb</w:t>
+      </w:r>
+    </w:p>
+    <w:p>
+      <w:pPr>
+        <w:pStyle w:val="Heading2"/>
+      </w:pPr>
+      <w:r>
+        <w:t xml:space="preserve">4.1 Part A – What is block "C" in the given circuit?</w:t>
+      </w:r>
+    </w:p>
+    <w:p>
+      <w:pPr>
+        <w:spacing w:after="140" w:line="288"/>
+        <w:jc w:val="both"/>
+      </w:pPr>
+      <w:r>
+        <w:t xml:space="preserve">The brief draws an H gate on the top line and an X gate on the bottom line, both entering a box labelled </w:t>
+      </w:r>
+      <w:r>
+        <w:rPr>
+          <w:b/>
+          <w:bCs/>
+        </w:rPr>
+        <w:t xml:space="preserve">C</w:t>
+      </w:r>
+      <w:r>
+        <w:t xml:space="preserve"> that has </w:t>
+      </w:r>
+      <w:r>
+        <w:rPr>
+          <w:b/>
+          <w:bCs/>
+        </w:rPr>
+        <w:t xml:space="preserve">two inputs and one output arrow</w:t>
+      </w:r>
+      <w:r>
+        <w:t xml:space="preserve"> (on the lower line). This is the standard way of drawing a </w:t>
+      </w:r>
+      <w:r>
+        <w:rPr>
+          <w:b/>
+          <w:bCs/>
+        </w:rPr>
+        <w:t xml:space="preserve">controlled-NOT</w:t>
+      </w:r>
+      <w:r>
+        <w:t xml:space="preserve"> used as a function block: the top line is the *control*, the bottom line is the *target*, and the target carries the result (Nielsen &amp; Chuang, 2010). We therefore implemented C as </w:t>
+      </w:r>
+      <w:r>
+        <w:rPr>
+          <w:rFonts w:ascii="Consolas" w:cs="Consolas" w:eastAsia="Consolas" w:hAnsi="Consolas"/>
+          <w:sz w:val="19"/>
+          <w:szCs w:val="19"/>
+        </w:rPr>
+        <w:t xml:space="preserve">cx(0, 1)</w:t>
+      </w:r>
+      <w:r>
+        <w:t xml:space="preserve">. Because the diagram shows a single output, we ran two versions: one measuring both qubits (full analysis) and one measuring only the output line (exactly as drawn).</w:t>
+      </w:r>
+    </w:p>
+    <w:p>
+      <w:pPr>
+        <w:pStyle w:val="Heading2"/>
+      </w:pPr>
+      <w:r>
+        <w:t xml:space="preserve">4.2 What should the circuit do? (Step-by-step maths)</w:t>
+      </w:r>
+    </w:p>
+    <w:p>
+      <w:pPr>
+        <w:keepNext/>
+        <w:spacing w:after="80" w:before="120"/>
+      </w:pPr>
+      <w:r>
+        <w:rPr>
+          <w:b/>
+          <w:bCs/>
+          <w:color w:val="1F4E79"/>
+          <w:sz w:val="20"/>
+          <w:szCs w:val="20"/>
+        </w:rPr>
+        <w:t xml:space="preserve">Table 6. </w:t>
+      </w:r>
+      <w:r>
+        <w:rPr>
+          <w:i/>
+          <w:iCs/>
+          <w:sz w:val="20"/>
+          <w:szCs w:val="20"/>
+        </w:rPr>
+        <w:t xml:space="preserve">Task 2A state after each gate (Qiskit order |q1 q0⟩)</w:t>
+      </w:r>
+    </w:p>
+    <w:tbl>
+      <w:tblPr>
+        <w:tblW w:type="dxa" w:w="9026"/>
+        <w:tblBorders>
+          <w:top w:val="single" w:color="auto" w:sz="4"/>
+          <w:left w:val="single" w:color="auto" w:sz="4"/>
+          <w:bottom w:val="single" w:color="auto" w:sz="4"/>
+          <w:right w:val="single" w:color="auto" w:sz="4"/>
+          <w:insideH w:val="single" w:color="auto" w:sz="4"/>
+          <w:insideV w:val="single" w:color="auto" w:sz="4"/>
+        </w:tblBorders>
+      </w:tblPr>
+      <w:tblGrid>
+        <w:gridCol w:w="900"/>
+        <w:gridCol w:w="2500"/>
+        <w:gridCol w:w="5626"/>
+      </w:tblGrid>
+      <w:tr>
+        <w:trPr>
+          <w:tblHeader/>
+        </w:trPr>
+        <w:tc>
+          <w:tcPr>
+            <w:tcW w:type="dxa" w:w="900"/>
+            <w:tcBorders>
+              <w:top w:val="single" w:color="A6A6A6" w:sz="4"/>
+              <w:left w:val="single" w:color="A6A6A6" w:sz="4"/>
+              <w:bottom w:val="single" w:color="A6A6A6" w:sz="4"/>
+              <w:right w:val="single" w:color="A6A6A6" w:sz="4"/>
+            </w:tcBorders>
+            <w:shd w:fill="1F4E79" w:color="auto" w:val="clear"/>
+            <w:tcMar>
+              <w:top w:type="dxa" w:w="60"/>
+              <w:left w:type="dxa" w:w="90"/>
+              <w:bottom w:type="dxa" w:w="60"/>
+              <w:right w:type="dxa" w:w="90"/>
+            </w:tcMar>
+          </w:tcPr>
+          <w:p>
+            <w:pPr>
+              <w:spacing w:after="0" w:line="252"/>
+            </w:pPr>
+            <w:r>
+              <w:rPr>
+                <w:b/>
+                <w:bCs/>
+                <w:color w:val="FFFFFF"/>
+                <w:sz w:val="18"/>
+                <w:szCs w:val="18"/>
+              </w:rPr>
+              <w:t xml:space="preserve">Step</w:t>
+            </w:r>
+          </w:p>
+        </w:tc>
+        <w:tc>
+          <w:tcPr>
+            <w:tcW w:type="dxa" w:w="2500"/>
+            <w:tcBorders>
+              <w:top w:val="single" w:color="A6A6A6" w:sz="4"/>
+              <w:left w:val="single" w:color="A6A6A6" w:sz="4"/>
+              <w:bottom w:val="single" w:color="A6A6A6" w:sz="4"/>
+              <w:right w:val="single" w:color="A6A6A6" w:sz="4"/>
+            </w:tcBorders>
+            <w:shd w:fill="1F4E79" w:color="auto" w:val="clear"/>
+            <w:tcMar>
+              <w:top w:type="dxa" w:w="60"/>
+              <w:left w:type="dxa" w:w="90"/>
+              <w:bottom w:type="dxa" w:w="60"/>
+              <w:right w:type="dxa" w:w="90"/>
+            </w:tcMar>
+          </w:tcPr>
+          <w:p>
+            <w:pPr>
+              <w:spacing w:after="0" w:line="252"/>
+            </w:pPr>
+            <w:r>
+              <w:rPr>
+                <w:b/>
+                <w:bCs/>
+                <w:color w:val="FFFFFF"/>
+                <w:sz w:val="18"/>
+                <w:szCs w:val="18"/>
+              </w:rPr>
+              <w:t xml:space="preserve">Gate</w:t>
+            </w:r>
+          </w:p>
+        </w:tc>
+        <w:tc>
+          <w:tcPr>
+            <w:tcW w:type="dxa" w:w="5626"/>
+            <w:tcBorders>
+              <w:top w:val="single" w:color="A6A6A6" w:sz="4"/>
+              <w:left w:val="single" w:color="A6A6A6" w:sz="4"/>
+              <w:bottom w:val="single" w:color="A6A6A6" w:sz="4"/>
+              <w:right w:val="single" w:color="A6A6A6" w:sz="4"/>
+            </w:tcBorders>
+            <w:shd w:fill="1F4E79" w:color="auto" w:val="clear"/>
+            <w:tcMar>
+              <w:top w:type="dxa" w:w="60"/>
+              <w:left w:type="dxa" w:w="90"/>
+              <w:bottom w:type="dxa" w:w="60"/>
+              <w:right w:type="dxa" w:w="90"/>
+            </w:tcMar>
+          </w:tcPr>
+          <w:p>
+            <w:pPr>
+              <w:spacing w:after="0" w:line="252"/>
+            </w:pPr>
+            <w:r>
+              <w:rPr>
+                <w:b/>
+                <w:bCs/>
+                <w:color w:val="FFFFFF"/>
+                <w:sz w:val="18"/>
+                <w:szCs w:val="18"/>
+              </w:rPr>
+              <w:t xml:space="preserve">State |q1 q0⟩</w:t>
+            </w:r>
+          </w:p>
+        </w:tc>
+      </w:tr>
+      <w:tr>
+        <w:tc>
+          <w:tcPr>
+            <w:tcW w:type="dxa" w:w="900"/>
+            <w:tcBorders>
+              <w:top w:val="single" w:color="A6A6A6" w:sz="4"/>
+              <w:left w:val="single" w:color="A6A6A6" w:sz="4"/>
+              <w:bottom w:val="single" w:color="A6A6A6" w:sz="4"/>
+              <w:right w:val="single" w:color="A6A6A6" w:sz="4"/>
+            </w:tcBorders>
+            <w:tcMar>
+              <w:top w:type="dxa" w:w="60"/>
+              <w:left w:type="dxa" w:w="90"/>
+              <w:bottom w:type="dxa" w:w="60"/>
+              <w:right w:type="dxa" w:w="90"/>
+            </w:tcMar>
+          </w:tcPr>
+          <w:p>
+            <w:pPr>
+              <w:spacing w:after="0" w:line="252"/>
+            </w:pPr>
+            <w:r>
+              <w:rPr>
+                <w:sz w:val="18"/>
+                <w:szCs w:val="18"/>
+              </w:rPr>
+              <w:t xml:space="preserve">0</w:t>
+            </w:r>
+          </w:p>
+        </w:tc>
+        <w:tc>
+          <w:tcPr>
+            <w:tcW w:type="dxa" w:w="2500"/>
+            <w:tcBorders>
+              <w:top w:val="single" w:color="A6A6A6" w:sz="4"/>
+              <w:left w:val="single" w:color="A6A6A6" w:sz="4"/>
+              <w:bottom w:val="single" w:color="A6A6A6" w:sz="4"/>
+              <w:right w:val="single" w:color="A6A6A6" w:sz="4"/>
+            </w:tcBorders>
+            <w:tcMar>
+              <w:top w:type="dxa" w:w="60"/>
+              <w:left w:type="dxa" w:w="90"/>
+              <w:bottom w:type="dxa" w:w="60"/>
+              <w:right w:type="dxa" w:w="90"/>
+            </w:tcMar>
+          </w:tcPr>
+          <w:p>
+            <w:pPr>
+              <w:spacing w:after="0" w:line="252"/>
+            </w:pPr>
+            <w:r>
+              <w:rPr>
+                <w:sz w:val="18"/>
+                <w:szCs w:val="18"/>
+              </w:rPr>
+              <w:t xml:space="preserve">start</w:t>
+            </w:r>
+          </w:p>
+        </w:tc>
+        <w:tc>
+          <w:tcPr>
+            <w:tcW w:type="dxa" w:w="5626"/>
+            <w:tcBorders>
+              <w:top w:val="single" w:color="A6A6A6" w:sz="4"/>
+              <w:left w:val="single" w:color="A6A6A6" w:sz="4"/>
+              <w:bottom w:val="single" w:color="A6A6A6" w:sz="4"/>
+              <w:right w:val="single" w:color="A6A6A6" w:sz="4"/>
+            </w:tcBorders>
+            <w:tcMar>
+              <w:top w:type="dxa" w:w="60"/>
+              <w:left w:type="dxa" w:w="90"/>
+              <w:bottom w:type="dxa" w:w="60"/>
+              <w:right w:type="dxa" w:w="90"/>
+            </w:tcMar>
+          </w:tcPr>
+          <w:p>
+            <w:pPr>
+              <w:spacing w:after="0" w:line="252"/>
+            </w:pPr>
+            <w:r>
+              <w:rPr>
+                <w:sz w:val="18"/>
+                <w:szCs w:val="18"/>
+              </w:rPr>
+              <w:t xml:space="preserve">|00⟩</w:t>
+            </w:r>
+          </w:p>
+        </w:tc>
+      </w:tr>
+      <w:tr>
+        <w:tc>
+          <w:tcPr>
+            <w:tcW w:type="dxa" w:w="900"/>
+            <w:tcBorders>
+              <w:top w:val="single" w:color="A6A6A6" w:sz="4"/>
+              <w:left w:val="single" w:color="A6A6A6" w:sz="4"/>
+              <w:bottom w:val="single" w:color="A6A6A6" w:sz="4"/>
+              <w:right w:val="single" w:color="A6A6A6" w:sz="4"/>
+            </w:tcBorders>
+            <w:shd w:fill="EEF3F8" w:color="auto" w:val="clear"/>
+            <w:tcMar>
+              <w:top w:type="dxa" w:w="60"/>
+              <w:left w:type="dxa" w:w="90"/>
+              <w:bottom w:type="dxa" w:w="60"/>
+              <w:right w:type="dxa" w:w="90"/>
+            </w:tcMar>
+          </w:tcPr>
+          <w:p>
+            <w:pPr>
+              <w:spacing w:after="0" w:line="252"/>
+            </w:pPr>
+            <w:r>
+              <w:rPr>
+                <w:sz w:val="18"/>
+                <w:szCs w:val="18"/>
+              </w:rPr>
+              <w:t xml:space="preserve">1</w:t>
+            </w:r>
+          </w:p>
+        </w:tc>
+        <w:tc>
+          <w:tcPr>
+            <w:tcW w:type="dxa" w:w="2500"/>
+            <w:tcBorders>
+              <w:top w:val="single" w:color="A6A6A6" w:sz="4"/>
+              <w:left w:val="single" w:color="A6A6A6" w:sz="4"/>
+              <w:bottom w:val="single" w:color="A6A6A6" w:sz="4"/>
+              <w:right w:val="single" w:color="A6A6A6" w:sz="4"/>
+            </w:tcBorders>
+            <w:shd w:fill="EEF3F8" w:color="auto" w:val="clear"/>
+            <w:tcMar>
+              <w:top w:type="dxa" w:w="60"/>
+              <w:left w:type="dxa" w:w="90"/>
+              <w:bottom w:type="dxa" w:w="60"/>
+              <w:right w:type="dxa" w:w="90"/>
+            </w:tcMar>
+          </w:tcPr>
+          <w:p>
+            <w:pPr>
+              <w:spacing w:after="0" w:line="252"/>
+            </w:pPr>
+            <w:r>
+              <w:rPr>
+                <w:sz w:val="18"/>
+                <w:szCs w:val="18"/>
+              </w:rPr>
+              <w:t xml:space="preserve">H on q0</w:t>
+            </w:r>
+          </w:p>
+        </w:tc>
+        <w:tc>
+          <w:tcPr>
+            <w:tcW w:type="dxa" w:w="5626"/>
+            <w:tcBorders>
+              <w:top w:val="single" w:color="A6A6A6" w:sz="4"/>
+              <w:left w:val="single" w:color="A6A6A6" w:sz="4"/>
+              <w:bottom w:val="single" w:color="A6A6A6" w:sz="4"/>
+              <w:right w:val="single" w:color="A6A6A6" w:sz="4"/>
+            </w:tcBorders>
+            <w:shd w:fill="EEF3F8" w:color="auto" w:val="clear"/>
+            <w:tcMar>
+              <w:top w:type="dxa" w:w="60"/>
+              <w:left w:type="dxa" w:w="90"/>
+              <w:bottom w:type="dxa" w:w="60"/>
+              <w:right w:type="dxa" w:w="90"/>
+            </w:tcMar>
+          </w:tcPr>
+          <w:p>
+            <w:pPr>
+              <w:spacing w:after="0" w:line="252"/>
+            </w:pPr>
+            <w:r>
+              <w:rPr>
+                <w:sz w:val="18"/>
+                <w:szCs w:val="18"/>
+              </w:rPr>
+              <w:t xml:space="preserve">(1/√2)(|00⟩ + |01⟩)</w:t>
+            </w:r>
+          </w:p>
+        </w:tc>
+      </w:tr>
+      <w:tr>
+        <w:tc>
+          <w:tcPr>
+            <w:tcW w:type="dxa" w:w="900"/>
+            <w:tcBorders>
+              <w:top w:val="single" w:color="A6A6A6" w:sz="4"/>
+              <w:left w:val="single" w:color="A6A6A6" w:sz="4"/>
+              <w:bottom w:val="single" w:color="A6A6A6" w:sz="4"/>
+              <w:right w:val="single" w:color="A6A6A6" w:sz="4"/>
+            </w:tcBorders>
+            <w:tcMar>
+              <w:top w:type="dxa" w:w="60"/>
+              <w:left w:type="dxa" w:w="90"/>
+              <w:bottom w:type="dxa" w:w="60"/>
+              <w:right w:type="dxa" w:w="90"/>
+            </w:tcMar>
+          </w:tcPr>
+          <w:p>
+            <w:pPr>
+              <w:spacing w:after="0" w:line="252"/>
+            </w:pPr>
+            <w:r>
+              <w:rPr>
+                <w:sz w:val="18"/>
+                <w:szCs w:val="18"/>
+              </w:rPr>
+              <w:t xml:space="preserve">2</w:t>
+            </w:r>
+          </w:p>
+        </w:tc>
+        <w:tc>
+          <w:tcPr>
+            <w:tcW w:type="dxa" w:w="2500"/>
+            <w:tcBorders>
+              <w:top w:val="single" w:color="A6A6A6" w:sz="4"/>
+              <w:left w:val="single" w:color="A6A6A6" w:sz="4"/>
+              <w:bottom w:val="single" w:color="A6A6A6" w:sz="4"/>
+              <w:right w:val="single" w:color="A6A6A6" w:sz="4"/>
+            </w:tcBorders>
+            <w:tcMar>
+              <w:top w:type="dxa" w:w="60"/>
+              <w:left w:type="dxa" w:w="90"/>
+              <w:bottom w:type="dxa" w:w="60"/>
+              <w:right w:type="dxa" w:w="90"/>
+            </w:tcMar>
+          </w:tcPr>
+          <w:p>
+            <w:pPr>
+              <w:spacing w:after="0" w:line="252"/>
+            </w:pPr>
+            <w:r>
+              <w:rPr>
+                <w:sz w:val="18"/>
+                <w:szCs w:val="18"/>
+              </w:rPr>
+              <w:t xml:space="preserve">X on q1</w:t>
+            </w:r>
+          </w:p>
+        </w:tc>
+        <w:tc>
+          <w:tcPr>
+            <w:tcW w:type="dxa" w:w="5626"/>
+            <w:tcBorders>
+              <w:top w:val="single" w:color="A6A6A6" w:sz="4"/>
+              <w:left w:val="single" w:color="A6A6A6" w:sz="4"/>
+              <w:bottom w:val="single" w:color="A6A6A6" w:sz="4"/>
+              <w:right w:val="single" w:color="A6A6A6" w:sz="4"/>
+            </w:tcBorders>
+            <w:tcMar>
+              <w:top w:type="dxa" w:w="60"/>
+              <w:left w:type="dxa" w:w="90"/>
+              <w:bottom w:type="dxa" w:w="60"/>
+              <w:right w:type="dxa" w:w="90"/>
+            </w:tcMar>
+          </w:tcPr>
+          <w:p>
+            <w:pPr>
+              <w:spacing w:after="0" w:line="252"/>
+            </w:pPr>
+            <w:r>
+              <w:rPr>
+                <w:sz w:val="18"/>
+                <w:szCs w:val="18"/>
+              </w:rPr>
+              <w:t xml:space="preserve">(1/√2)(|10⟩ + |11⟩)</w:t>
+            </w:r>
+          </w:p>
+        </w:tc>
+      </w:tr>
+      <w:tr>
+        <w:tc>
+          <w:tcPr>
+            <w:tcW w:type="dxa" w:w="900"/>
+            <w:tcBorders>
+              <w:top w:val="single" w:color="A6A6A6" w:sz="4"/>
+              <w:left w:val="single" w:color="A6A6A6" w:sz="4"/>
+              <w:bottom w:val="single" w:color="A6A6A6" w:sz="4"/>
+              <w:right w:val="single" w:color="A6A6A6" w:sz="4"/>
+            </w:tcBorders>
+            <w:shd w:fill="EEF3F8" w:color="auto" w:val="clear"/>
+            <w:tcMar>
+              <w:top w:type="dxa" w:w="60"/>
+              <w:left w:type="dxa" w:w="90"/>
+              <w:bottom w:type="dxa" w:w="60"/>
+              <w:right w:type="dxa" w:w="90"/>
+            </w:tcMar>
+          </w:tcPr>
+          <w:p>
+            <w:pPr>
+              <w:spacing w:after="0" w:line="252"/>
+            </w:pPr>
+            <w:r>
+              <w:rPr>
+                <w:sz w:val="18"/>
+                <w:szCs w:val="18"/>
+              </w:rPr>
+              <w:t xml:space="preserve">3</w:t>
+            </w:r>
+          </w:p>
+        </w:tc>
+        <w:tc>
+          <w:tcPr>
+            <w:tcW w:type="dxa" w:w="2500"/>
+            <w:tcBorders>
+              <w:top w:val="single" w:color="A6A6A6" w:sz="4"/>
+              <w:left w:val="single" w:color="A6A6A6" w:sz="4"/>
+              <w:bottom w:val="single" w:color="A6A6A6" w:sz="4"/>
+              <w:right w:val="single" w:color="A6A6A6" w:sz="4"/>
+            </w:tcBorders>
+            <w:shd w:fill="EEF3F8" w:color="auto" w:val="clear"/>
+            <w:tcMar>
+              <w:top w:type="dxa" w:w="60"/>
+              <w:left w:type="dxa" w:w="90"/>
+              <w:bottom w:type="dxa" w:w="60"/>
+              <w:right w:type="dxa" w:w="90"/>
+            </w:tcMar>
+          </w:tcPr>
+          <w:p>
+            <w:pPr>
+              <w:spacing w:after="0" w:line="252"/>
+            </w:pPr>
+            <w:r>
+              <w:rPr>
+                <w:sz w:val="18"/>
+                <w:szCs w:val="18"/>
+              </w:rPr>
+              <w:t xml:space="preserve">C = CNOT (q0 → q1)</w:t>
+            </w:r>
+          </w:p>
+        </w:tc>
+        <w:tc>
+          <w:tcPr>
+            <w:tcW w:type="dxa" w:w="5626"/>
+            <w:tcBorders>
+              <w:top w:val="single" w:color="A6A6A6" w:sz="4"/>
+              <w:left w:val="single" w:color="A6A6A6" w:sz="4"/>
+              <w:bottom w:val="single" w:color="A6A6A6" w:sz="4"/>
+              <w:right w:val="single" w:color="A6A6A6" w:sz="4"/>
+            </w:tcBorders>
+            <w:shd w:fill="EEF3F8" w:color="auto" w:val="clear"/>
+            <w:tcMar>
+              <w:top w:type="dxa" w:w="60"/>
+              <w:left w:type="dxa" w:w="90"/>
+              <w:bottom w:type="dxa" w:w="60"/>
+              <w:right w:type="dxa" w:w="90"/>
+            </w:tcMar>
+          </w:tcPr>
+          <w:p>
+            <w:pPr>
+              <w:spacing w:after="0" w:line="252"/>
+            </w:pPr>
+            <w:r>
+              <w:rPr>
+                <w:sz w:val="18"/>
+                <w:szCs w:val="18"/>
+              </w:rPr>
+              <w:t xml:space="preserve">(1/√2)(|10⟩ + |01⟩) = |Ψ⁺⟩</w:t>
+            </w:r>
+          </w:p>
+        </w:tc>
+      </w:tr>
+    </w:tbl>
+    <w:p>
+      <w:pPr>
+        <w:spacing w:after="100"/>
+      </w:pPr>
+    </w:p>
+    <w:p>
+      <w:pPr>
+        <w:spacing w:after="140" w:line="288"/>
+        <w:jc w:val="both"/>
+      </w:pPr>
+      <w:r>
+        <w:t xml:space="preserve">The final state is the Bell state </w:t>
+      </w:r>
+      <w:r>
+        <w:rPr>
+          <w:b/>
+          <w:bCs/>
+        </w:rPr>
+        <w:t xml:space="preserve">|Ψ⁺⟩</w:t>
+      </w:r>
+      <w:r>
+        <w:t xml:space="preserve">: the two qubits are entangled and </w:t>
+      </w:r>
+      <w:r>
+        <w:rPr>
+          <w:b/>
+          <w:bCs/>
+        </w:rPr>
+        <w:t xml:space="preserve">always opposite</w:t>
+      </w:r>
+      <w:r>
+        <w:t xml:space="preserve">. The X gate is what turns the Task 1 state (always equal) into this one (always different). The output line q1 equals NOT(q0), so it is a fair 50/50 random bit. Predictions: 01 and 10 at 0.5 each, 00 and 11 never; the output line alone gives 0 and 1 at 0.5 each.</w:t>
+      </w:r>
+    </w:p>
+    <w:p>
+      <w:pPr>
+        <w:keepNext/>
+        <w:spacing w:after="60" w:before="120"/>
+        <w:jc w:val="center"/>
+      </w:pPr>
+      <w:r>
+        <w:drawing>
+          <wp:inline distT="0" distB="0" distL="0" distR="0">
+            <wp:extent cx="3429000" cy="1638300"/>
+            <wp:effectExtent t="0" r="0" b="0" l="0"/>
+            <wp:docPr id="6" name="t2acirc" descr="Task 2A circuit in Qiskit: H and X, then block C implemented as a CNOT" title="Task 2A circuit in Qiskit: H and X, then block C implemented as a CNOT"/>
+            <wp:cNvGraphicFramePr>
+              <a:graphicFrameLocks xmlns:a="http://schemas.openxmlformats.org/drawingml/2006/main" noChangeAspect="1"/>
+            </wp:cNvGraphicFramePr>
+            <a:graphic xmlns:a="http://schemas.openxmlformats.org/drawingml/2006/main">
+              <a:graphicData uri="http://schemas.openxmlformats.org/drawingml/2006/picture">
+                <pic:pic xmlns:pic="http://schemas.openxmlformats.org/drawingml/2006/picture">
+                  <pic:nvPicPr>
+                    <pic:cNvPr id="0" name="" descr=""/>
+                    <pic:cNvPicPr>
+                      <a:picLocks noChangeAspect="1" noChangeArrowheads="1"/>
+                    </pic:cNvPicPr>
+                  </pic:nvPicPr>
+                  <pic:blipFill>
+                    <a:blip r:embed="rId14" cstate="none"/>
+                    <a:srcRect/>
+                    <a:stretch>
+                      <a:fillRect/>
+                    </a:stretch>
+                  </pic:blipFill>
+                  <pic:spPr bwMode="auto">
+                    <a:xfrm>
+                      <a:off x="0" y="0"/>
                       <a:ext cx="3429000" cy="1638300"/>
                     </a:xfrm>
                     <a:prstGeom prst="rect">
@@ -6577,7 +6697,7 @@
           <w:sz w:val="20"/>
           <w:szCs w:val="20"/>
         </w:rPr>
-        <w:t xml:space="preserve">Figure 5. </w:t>
+        <w:t xml:space="preserve">Figure 6. </w:t>
       </w:r>
       <w:r>
         <w:rPr>
@@ -7456,7 +7576,7 @@
           <wp:inline distT="0" distB="0" distL="0" distR="0">
             <wp:extent cx="4476750" cy="2562225"/>
             <wp:effectExtent t="0" r="0" b="0" l="0"/>
-            <wp:docPr id="6" name="t2ahist" descr="Task 2A histogram: theory versus 1000-shot measurement" title="Task 2A histogram: theory versus 1000-shot measurement"/>
+            <wp:docPr id="7" name="t2ahist" descr="Task 2A histogram: theory versus 1000-shot measurement" title="Task 2A histogram: theory versus 1000-shot measurement"/>
             <wp:cNvGraphicFramePr>
               <a:graphicFrameLocks xmlns:a="http://schemas.openxmlformats.org/drawingml/2006/main" noChangeAspect="1"/>
             </wp:cNvGraphicFramePr>
@@ -7470,7 +7590,7 @@
                     </pic:cNvPicPr>
                   </pic:nvPicPr>
                   <pic:blipFill>
-                    <a:blip r:embed="rId14" cstate="none"/>
+                    <a:blip r:embed="rId15" cstate="none"/>
                     <a:srcRect/>
                     <a:stretch>
                       <a:fillRect/>
@@ -7505,7 +7625,7 @@
           <w:sz w:val="20"/>
           <w:szCs w:val="20"/>
         </w:rPr>
-        <w:t xml:space="preserve">Figure 6. </w:t>
+        <w:t xml:space="preserve">Figure 7. </w:t>
       </w:r>
       <w:r>
         <w:rPr>
@@ -8376,7 +8496,7 @@
           <wp:inline distT="0" distB="0" distL="0" distR="0">
             <wp:extent cx="4476750" cy="2009775"/>
             <wp:effectExtent t="0" r="0" b="0" l="0"/>
-            <wp:docPr id="7" name="t2bcirc" descr="Task 2B custom circuit (quantum half adder) loaded from our QASM file" title="Task 2B custom circuit (quantum half adder) loaded from our QASM file"/>
+            <wp:docPr id="8" name="t2bcirc" descr="Task 2B custom circuit (quantum half adder) loaded from our QASM file" title="Task 2B custom circuit (quantum half adder) loaded from our QASM file"/>
             <wp:cNvGraphicFramePr>
               <a:graphicFrameLocks xmlns:a="http://schemas.openxmlformats.org/drawingml/2006/main" noChangeAspect="1"/>
             </wp:cNvGraphicFramePr>
@@ -8390,7 +8510,7 @@
                     </pic:cNvPicPr>
                   </pic:nvPicPr>
                   <pic:blipFill>
-                    <a:blip r:embed="rId15" cstate="none"/>
+                    <a:blip r:embed="rId16" cstate="none"/>
                     <a:srcRect/>
                     <a:stretch>
                       <a:fillRect/>
@@ -8425,7 +8545,7 @@
           <w:sz w:val="20"/>
           <w:szCs w:val="20"/>
         </w:rPr>
-        <w:t xml:space="preserve">Figure 7. </w:t>
+        <w:t xml:space="preserve">Figure 8. </w:t>
       </w:r>
       <w:r>
         <w:rPr>
@@ -9757,398 +9877,7 @@
           <wp:inline distT="0" distB="0" distL="0" distR="0">
             <wp:extent cx="4476750" cy="2562225"/>
             <wp:effectExtent t="0" r="0" b="0" l="0"/>
-            <wp:docPr id="8" name="t2bhist" descr="Task 2B histogram: the four rows of the half-adder truth table" title="Task 2B histogram: the four rows of the half-adder truth table"/>
-            <wp:cNvGraphicFramePr>
-              <a:graphicFrameLocks xmlns:a="http://schemas.openxmlformats.org/drawingml/2006/main" noChangeAspect="1"/>
-            </wp:cNvGraphicFramePr>
-            <a:graphic xmlns:a="http://schemas.openxmlformats.org/drawingml/2006/main">
-              <a:graphicData uri="http://schemas.openxmlformats.org/drawingml/2006/picture">
-                <pic:pic xmlns:pic="http://schemas.openxmlformats.org/drawingml/2006/picture">
-                  <pic:nvPicPr>
-                    <pic:cNvPr id="0" name="" descr=""/>
-                    <pic:cNvPicPr>
-                      <a:picLocks noChangeAspect="1" noChangeArrowheads="1"/>
-                    </pic:cNvPicPr>
-                  </pic:nvPicPr>
-                  <pic:blipFill>
-                    <a:blip r:embed="rId16" cstate="none"/>
-                    <a:srcRect/>
-                    <a:stretch>
-                      <a:fillRect/>
-                    </a:stretch>
-                  </pic:blipFill>
-                  <pic:spPr bwMode="auto">
-                    <a:xfrm>
-                      <a:off x="0" y="0"/>
-                      <a:ext cx="4476750" cy="2562225"/>
-                    </a:xfrm>
-                    <a:prstGeom prst="rect">
-                      <a:avLst/>
-                    </a:prstGeom>
-                  </pic:spPr>
-                </pic:pic>
-              </a:graphicData>
-            </a:graphic>
-          </wp:inline>
-        </w:drawing>
-      </w:r>
-    </w:p>
-    <w:p>
-      <w:pPr>
-        <w:spacing w:after="200"/>
-        <w:jc w:val="center"/>
-      </w:pPr>
-      <w:r>
-        <w:rPr>
-          <w:b/>
-          <w:bCs/>
-          <w:color w:val="1F4E79"/>
-          <w:sz w:val="20"/>
-          <w:szCs w:val="20"/>
-        </w:rPr>
-        <w:t xml:space="preserve">Figure 8. </w:t>
-      </w:r>
-      <w:r>
-        <w:rPr>
-          <w:i/>
-          <w:iCs/>
-          <w:sz w:val="20"/>
-          <w:szCs w:val="20"/>
-        </w:rPr>
-        <w:t xml:space="preserve">Task 2B histogram: the four rows of the half-adder truth table</w:t>
-      </w:r>
-    </w:p>
-    <w:p>
-      <w:pPr>
-        <w:spacing w:after="140" w:line="288"/>
-        <w:jc w:val="both"/>
-      </w:pPr>
-      <w:r>
-        <w:t xml:space="preserve">All </w:t>
-      </w:r>
-      <w:r>
-        <w:rPr>
-          <w:b/>
-          <w:bCs/>
-        </w:rPr>
-        <w:t xml:space="preserve">1000 of 1000</w:t>
-      </w:r>
-      <w:r>
-        <w:t xml:space="preserve"> shots were correct additions, the four rows appeared 244–259 times (expected 250 ± 13.7), and the TVD is 0.009. The circuit therefore works as designed.</w:t>
-      </w:r>
-    </w:p>
-    <w:p>
-      <w:pPr>
-        <w:pStyle w:val="Heading2"/>
-      </w:pPr>
-      <w:r>
-        <w:t xml:space="preserve">4.7 What if the device does not support the Toffoli gate?</w:t>
-      </w:r>
-    </w:p>
-    <w:p>
-      <w:pPr>
-        <w:spacing w:after="140" w:line="288"/>
-        <w:jc w:val="both"/>
-      </w:pPr>
-      <w:r>
-        <w:t xml:space="preserve">Real devices only run a small native gate set, and a Toffoli must be decomposed into one- and two-qubit gates (Barenco et al., 1995). Our notebook builds an equivalent circuit from H, T, T†, S, Z and CX gates (8 CNOTs, 4 T and 3 T†). If Quokka rejects </w:t>
-      </w:r>
-      <w:r>
-        <w:rPr>
-          <w:rFonts w:ascii="Consolas" w:cs="Consolas" w:eastAsia="Consolas" w:hAnsi="Consolas"/>
-          <w:sz w:val="19"/>
-          <w:szCs w:val="19"/>
-        </w:rPr>
-        <w:t xml:space="preserve">ccx</w:t>
-      </w:r>
-      <w:r>
-        <w:t xml:space="preserve">, the notebook automatically sends this version. This also shows a real engineering cost: the 'one-line' Toffoli becomes about 15 basic gates, which on noisy hardware would add error.</w:t>
-      </w:r>
-    </w:p>
-    <w:p>
-      <w:pPr>
-        <w:pStyle w:val="Heading2"/>
-      </w:pPr>
-      <w:r>
-        <w:t xml:space="preserve">4.8 What did Task 2 teach us? (Critical evaluation)</w:t>
-      </w:r>
-    </w:p>
-    <w:p>
-      <w:pPr>
-        <w:pStyle w:val="ListParagraph"/>
-        <w:numPr>
-          <w:ilvl w:val="0"/>
-          <w:numId w:val="3"/>
-        </w:numPr>
-        <w:spacing w:after="80" w:line="276"/>
-        <w:jc w:val="both"/>
-      </w:pPr>
-      <w:r>
-        <w:rPr>
-          <w:b/>
-          <w:bCs/>
-        </w:rPr>
-        <w:t xml:space="preserve">Two Bell states, one gate apart.</w:t>
-      </w:r>
-      <w:r>
-        <w:t xml:space="preserve"> Adding X before the CNOT changes |Φ⁺⟩ (always equal) into |Ψ⁺⟩ (always different). Mathematics predicted this before we ran anything (LO1).</w:t>
-      </w:r>
-    </w:p>
-    <w:p>
-      <w:pPr>
-        <w:pStyle w:val="ListParagraph"/>
-        <w:numPr>
-          <w:ilvl w:val="0"/>
-          <w:numId w:val="3"/>
-        </w:numPr>
-        <w:spacing w:after="80" w:line="276"/>
-        <w:jc w:val="both"/>
-      </w:pPr>
-      <w:r>
-        <w:rPr>
-          <w:b/>
-          <w:bCs/>
-        </w:rPr>
-        <w:t xml:space="preserve">Superposition is not free parallel output.</w:t>
-      </w:r>
-      <w:r>
-        <w:t xml:space="preserve"> The half adder holds four additions, but each shot shows only one of them. Reading all rows took 1000 shots; a classical half adder needs only 4 runs. A quantum advantage needs interference that concentrates probability on useful answers, as in Grover's or Shor's algorithms, and simple superposition does not do that.</w:t>
-      </w:r>
-    </w:p>
-    <w:p>
-      <w:pPr>
-        <w:pStyle w:val="ListParagraph"/>
-        <w:numPr>
-          <w:ilvl w:val="0"/>
-          <w:numId w:val="3"/>
-        </w:numPr>
-        <w:spacing w:after="80" w:line="276"/>
-        <w:jc w:val="both"/>
-      </w:pPr>
-      <w:r>
-        <w:rPr>
-          <w:b/>
-          <w:bCs/>
-        </w:rPr>
-        <w:t xml:space="preserve">Phase matters only with interference.</w:t>
-      </w:r>
-      <w:r>
-        <w:t xml:space="preserve"> Z and S changed amplitudes but not one count. They would matter only if a later H gate made the amplitudes interfere.</w:t>
-      </w:r>
-    </w:p>
-    <w:p>
-      <w:pPr>
-        <w:pStyle w:val="ListParagraph"/>
-        <w:numPr>
-          <w:ilvl w:val="0"/>
-          <w:numId w:val="3"/>
-        </w:numPr>
-        <w:spacing w:after="80" w:line="276"/>
-        <w:jc w:val="both"/>
-      </w:pPr>
-      <w:r>
-        <w:rPr>
-          <w:b/>
-          <w:bCs/>
-        </w:rPr>
-        <w:t xml:space="preserve">QASM is the common language.</w:t>
-      </w:r>
-      <w:r>
-        <w:t xml:space="preserve"> The same OpenQASM 2.0 text ran through Qiskit, the helper and the device interface, which made the work portable between tools (Cross et al., 2017).</w:t>
-      </w:r>
-    </w:p>
-    <w:p>
-      <w:r>
-        <w:br w:type="page"/>
-      </w:r>
-    </w:p>
-    <w:p>
-      <w:pPr>
-        <w:pStyle w:val="Heading1"/>
-      </w:pPr>
-      <w:r>
-        <w:t xml:space="preserve">5. Task 3 – Investigating a Quantum Code: Quantum Tic-Tac-Toe</w:t>
-      </w:r>
-    </w:p>
-    <w:p>
-      <w:pPr>
-        <w:pBdr>
-          <w:left w:val="single" w:color="E07A3F" w:sz="18" w:space="8"/>
-        </w:pBdr>
-        <w:shd w:fill="FFF4E5" w:color="auto" w:val="clear"/>
-        <w:spacing w:after="180" w:before="80" w:line="276"/>
-        <w:ind w:left="160" w:right="160"/>
-      </w:pPr>
-      <w:r>
-        <w:rPr>
-          <w:sz w:val="20"/>
-          <w:szCs w:val="20"/>
-        </w:rPr>
-        <w:t xml:space="preserve">Task question: Complete the provided code by filling in missing instructions or comments; play multiple games and analyse the generated code; as a quantum software engineer, explain the purpose, functionality, gameplay dynamics and how circuits are generated (Word document); and describe each quantum gate used in a separate section.   Notebook: Task_3_Quantum_TicTacToe/Task3_Quantum_TicTacToe_Completed.ipynb (original kept unchanged beside it)</w:t>
-      </w:r>
-    </w:p>
-    <w:p>
-      <w:pPr>
-        <w:pStyle w:val="Heading2"/>
-      </w:pPr>
-      <w:r>
-        <w:t xml:space="preserve">5.1 What is the purpose of the program?</w:t>
-      </w:r>
-    </w:p>
-    <w:p>
-      <w:pPr>
-        <w:spacing w:after="140" w:line="288"/>
-        <w:jc w:val="both"/>
-      </w:pPr>
-      <w:r>
-        <w:t xml:space="preserve">The program is a </w:t>
-      </w:r>
-      <w:r>
-        <w:rPr>
-          <w:b/>
-          <w:bCs/>
-        </w:rPr>
-        <w:t xml:space="preserve">teaching game</w:t>
-      </w:r>
-      <w:r>
-        <w:t xml:space="preserve">. Quantum games have long been used to make superposition and measurement intuitive (Goff, 2006). Here every tile of the 3 × 3 board is </w:t>
-      </w:r>
-      <w:r>
-        <w:rPr>
-          <w:b/>
-          <w:bCs/>
-        </w:rPr>
-        <w:t xml:space="preserve">one qubit</w:t>
-      </w:r>
-      <w:r>
-        <w:t xml:space="preserve">, and every move adds a </w:t>
-      </w:r>
-      <w:r>
-        <w:rPr>
-          <w:b/>
-          <w:bCs/>
-        </w:rPr>
-        <w:t xml:space="preserve">gate</w:t>
-      </w:r>
-      <w:r>
-        <w:t xml:space="preserve"> to a nine-qubit circuit. Nobody owns a tile until the end, when the circuit is measured once: a 0 makes the tile X's and a 1 makes it O's. Playing therefore means *designing a quantum circuit*, and the result is probabilistic. The game makes three ideas visible: superposition (undecided tiles), unitary gates as moves, and measurement collapse.</w:t>
-      </w:r>
-    </w:p>
-    <w:p>
-      <w:pPr>
-        <w:pStyle w:val="Heading2"/>
-      </w:pPr>
-      <w:r>
-        <w:t xml:space="preserve">5.2 How is the code organised?</w:t>
-      </w:r>
-    </w:p>
-    <w:p>
-      <w:pPr>
-        <w:spacing w:after="140" w:line="288"/>
-        <w:jc w:val="both"/>
-      </w:pPr>
-      <w:r>
-        <w:t xml:space="preserve">The code has two classes. </w:t>
-      </w:r>
-      <w:r>
-        <w:rPr>
-          <w:b/>
-          <w:bCs/>
-        </w:rPr>
-        <w:t xml:space="preserve">`Board`</w:t>
-      </w:r>
-      <w:r>
-        <w:t xml:space="preserve"> is the quantum part: it owns the </w:t>
-      </w:r>
-      <w:r>
-        <w:rPr>
-          <w:rFonts w:ascii="Consolas" w:cs="Consolas" w:eastAsia="Consolas" w:hAnsi="Consolas"/>
-          <w:sz w:val="19"/>
-          <w:szCs w:val="19"/>
-        </w:rPr>
-        <w:t xml:space="preserve">QuantumCircuit(9, 9)</w:t>
-      </w:r>
-      <w:r>
-        <w:t xml:space="preserve">, adds gates in </w:t>
-      </w:r>
-      <w:r>
-        <w:rPr>
-          <w:rFonts w:ascii="Consolas" w:cs="Consolas" w:eastAsia="Consolas" w:hAnsi="Consolas"/>
-          <w:sz w:val="19"/>
-          <w:szCs w:val="19"/>
-        </w:rPr>
-        <w:t xml:space="preserve">make_move</w:t>
-      </w:r>
-      <w:r>
-        <w:t xml:space="preserve">, measures in </w:t>
-      </w:r>
-      <w:r>
-        <w:rPr>
-          <w:rFonts w:ascii="Consolas" w:cs="Consolas" w:eastAsia="Consolas" w:hAnsi="Consolas"/>
-          <w:sz w:val="19"/>
-          <w:szCs w:val="19"/>
-        </w:rPr>
-        <w:t xml:space="preserve">measure</w:t>
-      </w:r>
-      <w:r>
-        <w:t xml:space="preserve">, and counts winning lines in </w:t>
-      </w:r>
-      <w:r>
-        <w:rPr>
-          <w:rFonts w:ascii="Consolas" w:cs="Consolas" w:eastAsia="Consolas" w:hAnsi="Consolas"/>
-          <w:sz w:val="19"/>
-          <w:szCs w:val="19"/>
-        </w:rPr>
-        <w:t xml:space="preserve">countWinners</w:t>
-      </w:r>
-      <w:r>
-        <w:t xml:space="preserve">. </w:t>
-      </w:r>
-      <w:r>
-        <w:rPr>
-          <w:b/>
-          <w:bCs/>
-        </w:rPr>
-        <w:t xml:space="preserve">`Game`</w:t>
-      </w:r>
-      <w:r>
-        <w:t xml:space="preserve"> is the classical user interface: it creates buttons with </w:t>
-      </w:r>
-      <w:r>
-        <w:rPr>
-          <w:rFonts w:ascii="Consolas" w:cs="Consolas" w:eastAsia="Consolas" w:hAnsi="Consolas"/>
-          <w:sz w:val="19"/>
-          <w:szCs w:val="19"/>
-        </w:rPr>
-        <w:t xml:space="preserve">ipywidgets</w:t>
-      </w:r>
-      <w:r>
-        <w:t xml:space="preserve">, reacts to clicks in </w:t>
-      </w:r>
-      <w:r>
-        <w:rPr>
-          <w:rFonts w:ascii="Consolas" w:cs="Consolas" w:eastAsia="Consolas" w:hAnsi="Consolas"/>
-          <w:sz w:val="19"/>
-          <w:szCs w:val="19"/>
-        </w:rPr>
-        <w:t xml:space="preserve">handle_game</w:t>
-      </w:r>
-      <w:r>
-        <w:t xml:space="preserve">, and redraws the board. This separation of quantum logic from the user interface is good software design. It is also how real quantum applications are built: a classical program prepares and sends circuits and then interprets the results.</w:t>
-      </w:r>
-    </w:p>
-    <w:p>
-      <w:pPr>
-        <w:keepNext/>
-        <w:spacing w:after="60" w:before="120"/>
-        <w:jc w:val="center"/>
-      </w:pPr>
-      <w:r>
-        <w:drawing>
-          <wp:inline distT="0" distB="0" distL="0" distR="0">
-            <wp:extent cx="5715000" cy="1438275"/>
-            <wp:effectExtent t="0" r="0" b="0" l="0"/>
-            <wp:docPr id="9" name="t3flow" descr="How one move travels through the code: from a click to a gate, and from measurement to the score" title="How one move travels through the code: from a click to a gate, and from measurement to the score"/>
+            <wp:docPr id="9" name="t2bhist" descr="Task 2B histogram: the four rows of the half-adder truth table" title="Task 2B histogram: the four rows of the half-adder truth table"/>
             <wp:cNvGraphicFramePr>
               <a:graphicFrameLocks xmlns:a="http://schemas.openxmlformats.org/drawingml/2006/main" noChangeAspect="1"/>
             </wp:cNvGraphicFramePr>
@@ -10171,6 +9900,397 @@
                   <pic:spPr bwMode="auto">
                     <a:xfrm>
                       <a:off x="0" y="0"/>
+                      <a:ext cx="4476750" cy="2562225"/>
+                    </a:xfrm>
+                    <a:prstGeom prst="rect">
+                      <a:avLst/>
+                    </a:prstGeom>
+                  </pic:spPr>
+                </pic:pic>
+              </a:graphicData>
+            </a:graphic>
+          </wp:inline>
+        </w:drawing>
+      </w:r>
+    </w:p>
+    <w:p>
+      <w:pPr>
+        <w:spacing w:after="200"/>
+        <w:jc w:val="center"/>
+      </w:pPr>
+      <w:r>
+        <w:rPr>
+          <w:b/>
+          <w:bCs/>
+          <w:color w:val="1F4E79"/>
+          <w:sz w:val="20"/>
+          <w:szCs w:val="20"/>
+        </w:rPr>
+        <w:t xml:space="preserve">Figure 9. </w:t>
+      </w:r>
+      <w:r>
+        <w:rPr>
+          <w:i/>
+          <w:iCs/>
+          <w:sz w:val="20"/>
+          <w:szCs w:val="20"/>
+        </w:rPr>
+        <w:t xml:space="preserve">Task 2B histogram: the four rows of the half-adder truth table</w:t>
+      </w:r>
+    </w:p>
+    <w:p>
+      <w:pPr>
+        <w:spacing w:after="140" w:line="288"/>
+        <w:jc w:val="both"/>
+      </w:pPr>
+      <w:r>
+        <w:t xml:space="preserve">All </w:t>
+      </w:r>
+      <w:r>
+        <w:rPr>
+          <w:b/>
+          <w:bCs/>
+        </w:rPr>
+        <w:t xml:space="preserve">1000 of 1000</w:t>
+      </w:r>
+      <w:r>
+        <w:t xml:space="preserve"> shots were correct additions, the four rows appeared 244–259 times (expected 250 ± 13.7), and the TVD is 0.009. The circuit therefore works as designed.</w:t>
+      </w:r>
+    </w:p>
+    <w:p>
+      <w:pPr>
+        <w:pStyle w:val="Heading2"/>
+      </w:pPr>
+      <w:r>
+        <w:t xml:space="preserve">4.7 What if the device does not support the Toffoli gate?</w:t>
+      </w:r>
+    </w:p>
+    <w:p>
+      <w:pPr>
+        <w:spacing w:after="140" w:line="288"/>
+        <w:jc w:val="both"/>
+      </w:pPr>
+      <w:r>
+        <w:t xml:space="preserve">Real devices only run a small native gate set, and a Toffoli must be decomposed into one- and two-qubit gates (Barenco et al., 1995). Our notebook builds an equivalent circuit from H, T, T†, S, Z and CX gates (8 CNOTs, 4 T and 3 T†). If Quokka rejects </w:t>
+      </w:r>
+      <w:r>
+        <w:rPr>
+          <w:rFonts w:ascii="Consolas" w:cs="Consolas" w:eastAsia="Consolas" w:hAnsi="Consolas"/>
+          <w:sz w:val="19"/>
+          <w:szCs w:val="19"/>
+        </w:rPr>
+        <w:t xml:space="preserve">ccx</w:t>
+      </w:r>
+      <w:r>
+        <w:t xml:space="preserve">, the notebook automatically sends this version. This also shows a real engineering cost: the 'one-line' Toffoli becomes about 15 basic gates, which on noisy hardware would add error.</w:t>
+      </w:r>
+    </w:p>
+    <w:p>
+      <w:pPr>
+        <w:pStyle w:val="Heading2"/>
+      </w:pPr>
+      <w:r>
+        <w:t xml:space="preserve">4.8 What did Task 2 teach us? (Critical evaluation)</w:t>
+      </w:r>
+    </w:p>
+    <w:p>
+      <w:pPr>
+        <w:pStyle w:val="ListParagraph"/>
+        <w:numPr>
+          <w:ilvl w:val="0"/>
+          <w:numId w:val="3"/>
+        </w:numPr>
+        <w:spacing w:after="80" w:line="276"/>
+        <w:jc w:val="both"/>
+      </w:pPr>
+      <w:r>
+        <w:rPr>
+          <w:b/>
+          <w:bCs/>
+        </w:rPr>
+        <w:t xml:space="preserve">Two Bell states, one gate apart.</w:t>
+      </w:r>
+      <w:r>
+        <w:t xml:space="preserve"> Adding X before the CNOT changes |Φ⁺⟩ (always equal) into |Ψ⁺⟩ (always different). Mathematics predicted this before we ran anything (LO1).</w:t>
+      </w:r>
+    </w:p>
+    <w:p>
+      <w:pPr>
+        <w:pStyle w:val="ListParagraph"/>
+        <w:numPr>
+          <w:ilvl w:val="0"/>
+          <w:numId w:val="3"/>
+        </w:numPr>
+        <w:spacing w:after="80" w:line="276"/>
+        <w:jc w:val="both"/>
+      </w:pPr>
+      <w:r>
+        <w:rPr>
+          <w:b/>
+          <w:bCs/>
+        </w:rPr>
+        <w:t xml:space="preserve">Superposition is not free parallel output.</w:t>
+      </w:r>
+      <w:r>
+        <w:t xml:space="preserve"> The half adder holds four additions, but each shot shows only one of them. Reading all rows took 1000 shots; a classical half adder needs only 4 runs. A quantum advantage needs interference that concentrates probability on useful answers, as in Grover's or Shor's algorithms, and simple superposition does not do that.</w:t>
+      </w:r>
+    </w:p>
+    <w:p>
+      <w:pPr>
+        <w:pStyle w:val="ListParagraph"/>
+        <w:numPr>
+          <w:ilvl w:val="0"/>
+          <w:numId w:val="3"/>
+        </w:numPr>
+        <w:spacing w:after="80" w:line="276"/>
+        <w:jc w:val="both"/>
+      </w:pPr>
+      <w:r>
+        <w:rPr>
+          <w:b/>
+          <w:bCs/>
+        </w:rPr>
+        <w:t xml:space="preserve">Phase matters only with interference.</w:t>
+      </w:r>
+      <w:r>
+        <w:t xml:space="preserve"> Z and S changed amplitudes but not one count. They would matter only if a later H gate made the amplitudes interfere.</w:t>
+      </w:r>
+    </w:p>
+    <w:p>
+      <w:pPr>
+        <w:pStyle w:val="ListParagraph"/>
+        <w:numPr>
+          <w:ilvl w:val="0"/>
+          <w:numId w:val="3"/>
+        </w:numPr>
+        <w:spacing w:after="80" w:line="276"/>
+        <w:jc w:val="both"/>
+      </w:pPr>
+      <w:r>
+        <w:rPr>
+          <w:b/>
+          <w:bCs/>
+        </w:rPr>
+        <w:t xml:space="preserve">QASM is the common language.</w:t>
+      </w:r>
+      <w:r>
+        <w:t xml:space="preserve"> The same OpenQASM 2.0 text ran through Qiskit, the helper and the device interface, which made the work portable between tools (Cross et al., 2017).</w:t>
+      </w:r>
+    </w:p>
+    <w:p>
+      <w:r>
+        <w:br w:type="page"/>
+      </w:r>
+    </w:p>
+    <w:p>
+      <w:pPr>
+        <w:pStyle w:val="Heading1"/>
+      </w:pPr>
+      <w:r>
+        <w:t xml:space="preserve">5. Task 3 – Investigating a Quantum Code: Quantum Tic-Tac-Toe</w:t>
+      </w:r>
+    </w:p>
+    <w:p>
+      <w:pPr>
+        <w:pBdr>
+          <w:left w:val="single" w:color="E07A3F" w:sz="18" w:space="8"/>
+        </w:pBdr>
+        <w:shd w:fill="FFF4E5" w:color="auto" w:val="clear"/>
+        <w:spacing w:after="180" w:before="80" w:line="276"/>
+        <w:ind w:left="160" w:right="160"/>
+      </w:pPr>
+      <w:r>
+        <w:rPr>
+          <w:sz w:val="20"/>
+          <w:szCs w:val="20"/>
+        </w:rPr>
+        <w:t xml:space="preserve">Task question: Complete the provided code by filling in missing instructions or comments; play multiple games and analyse the generated code; as a quantum software engineer, explain the purpose, functionality, gameplay dynamics and how circuits are generated (Word document); and describe each quantum gate used in a separate section.   Notebook: Task_3_Quantum_TicTacToe/Task3_Quantum_TicTacToe_Completed.ipynb (original kept unchanged beside it)</w:t>
+      </w:r>
+    </w:p>
+    <w:p>
+      <w:pPr>
+        <w:pStyle w:val="Heading2"/>
+      </w:pPr>
+      <w:r>
+        <w:t xml:space="preserve">5.1 What is the purpose of the program?</w:t>
+      </w:r>
+    </w:p>
+    <w:p>
+      <w:pPr>
+        <w:spacing w:after="140" w:line="288"/>
+        <w:jc w:val="both"/>
+      </w:pPr>
+      <w:r>
+        <w:t xml:space="preserve">The program is a </w:t>
+      </w:r>
+      <w:r>
+        <w:rPr>
+          <w:b/>
+          <w:bCs/>
+        </w:rPr>
+        <w:t xml:space="preserve">teaching game</w:t>
+      </w:r>
+      <w:r>
+        <w:t xml:space="preserve">. Quantum games have long been used to make superposition and measurement intuitive (Goff, 2006). Here every tile of the 3 × 3 board is </w:t>
+      </w:r>
+      <w:r>
+        <w:rPr>
+          <w:b/>
+          <w:bCs/>
+        </w:rPr>
+        <w:t xml:space="preserve">one qubit</w:t>
+      </w:r>
+      <w:r>
+        <w:t xml:space="preserve">, and every move adds a </w:t>
+      </w:r>
+      <w:r>
+        <w:rPr>
+          <w:b/>
+          <w:bCs/>
+        </w:rPr>
+        <w:t xml:space="preserve">gate</w:t>
+      </w:r>
+      <w:r>
+        <w:t xml:space="preserve"> to a nine-qubit circuit. Nobody owns a tile until the end, when the circuit is measured once: a 0 makes the tile X's and a 1 makes it O's. Playing therefore means *designing a quantum circuit*, and the result is probabilistic. The game makes three ideas visible: superposition (undecided tiles), unitary gates as moves, and measurement collapse.</w:t>
+      </w:r>
+    </w:p>
+    <w:p>
+      <w:pPr>
+        <w:pStyle w:val="Heading2"/>
+      </w:pPr>
+      <w:r>
+        <w:t xml:space="preserve">5.2 How is the code organised?</w:t>
+      </w:r>
+    </w:p>
+    <w:p>
+      <w:pPr>
+        <w:spacing w:after="140" w:line="288"/>
+        <w:jc w:val="both"/>
+      </w:pPr>
+      <w:r>
+        <w:t xml:space="preserve">The code has two classes. </w:t>
+      </w:r>
+      <w:r>
+        <w:rPr>
+          <w:b/>
+          <w:bCs/>
+        </w:rPr>
+        <w:t xml:space="preserve">`Board`</w:t>
+      </w:r>
+      <w:r>
+        <w:t xml:space="preserve"> is the quantum part: it owns the </w:t>
+      </w:r>
+      <w:r>
+        <w:rPr>
+          <w:rFonts w:ascii="Consolas" w:cs="Consolas" w:eastAsia="Consolas" w:hAnsi="Consolas"/>
+          <w:sz w:val="19"/>
+          <w:szCs w:val="19"/>
+        </w:rPr>
+        <w:t xml:space="preserve">QuantumCircuit(9, 9)</w:t>
+      </w:r>
+      <w:r>
+        <w:t xml:space="preserve">, adds gates in </w:t>
+      </w:r>
+      <w:r>
+        <w:rPr>
+          <w:rFonts w:ascii="Consolas" w:cs="Consolas" w:eastAsia="Consolas" w:hAnsi="Consolas"/>
+          <w:sz w:val="19"/>
+          <w:szCs w:val="19"/>
+        </w:rPr>
+        <w:t xml:space="preserve">make_move</w:t>
+      </w:r>
+      <w:r>
+        <w:t xml:space="preserve">, measures in </w:t>
+      </w:r>
+      <w:r>
+        <w:rPr>
+          <w:rFonts w:ascii="Consolas" w:cs="Consolas" w:eastAsia="Consolas" w:hAnsi="Consolas"/>
+          <w:sz w:val="19"/>
+          <w:szCs w:val="19"/>
+        </w:rPr>
+        <w:t xml:space="preserve">measure</w:t>
+      </w:r>
+      <w:r>
+        <w:t xml:space="preserve">, and counts winning lines in </w:t>
+      </w:r>
+      <w:r>
+        <w:rPr>
+          <w:rFonts w:ascii="Consolas" w:cs="Consolas" w:eastAsia="Consolas" w:hAnsi="Consolas"/>
+          <w:sz w:val="19"/>
+          <w:szCs w:val="19"/>
+        </w:rPr>
+        <w:t xml:space="preserve">countWinners</w:t>
+      </w:r>
+      <w:r>
+        <w:t xml:space="preserve">. </w:t>
+      </w:r>
+      <w:r>
+        <w:rPr>
+          <w:b/>
+          <w:bCs/>
+        </w:rPr>
+        <w:t xml:space="preserve">`Game`</w:t>
+      </w:r>
+      <w:r>
+        <w:t xml:space="preserve"> is the classical user interface: it creates buttons with </w:t>
+      </w:r>
+      <w:r>
+        <w:rPr>
+          <w:rFonts w:ascii="Consolas" w:cs="Consolas" w:eastAsia="Consolas" w:hAnsi="Consolas"/>
+          <w:sz w:val="19"/>
+          <w:szCs w:val="19"/>
+        </w:rPr>
+        <w:t xml:space="preserve">ipywidgets</w:t>
+      </w:r>
+      <w:r>
+        <w:t xml:space="preserve">, reacts to clicks in </w:t>
+      </w:r>
+      <w:r>
+        <w:rPr>
+          <w:rFonts w:ascii="Consolas" w:cs="Consolas" w:eastAsia="Consolas" w:hAnsi="Consolas"/>
+          <w:sz w:val="19"/>
+          <w:szCs w:val="19"/>
+        </w:rPr>
+        <w:t xml:space="preserve">handle_game</w:t>
+      </w:r>
+      <w:r>
+        <w:t xml:space="preserve">, and redraws the board. This separation of quantum logic from the user interface is good software design. It is also how real quantum applications are built: a classical program prepares and sends circuits and then interprets the results.</w:t>
+      </w:r>
+    </w:p>
+    <w:p>
+      <w:pPr>
+        <w:keepNext/>
+        <w:spacing w:after="60" w:before="120"/>
+        <w:jc w:val="center"/>
+      </w:pPr>
+      <w:r>
+        <w:drawing>
+          <wp:inline distT="0" distB="0" distL="0" distR="0">
+            <wp:extent cx="5715000" cy="1438275"/>
+            <wp:effectExtent t="0" r="0" b="0" l="0"/>
+            <wp:docPr id="10" name="t3flow" descr="How one move travels through the code: from a click to a gate, and from measurement to the score" title="How one move travels through the code: from a click to a gate, and from measurement to the score"/>
+            <wp:cNvGraphicFramePr>
+              <a:graphicFrameLocks xmlns:a="http://schemas.openxmlformats.org/drawingml/2006/main" noChangeAspect="1"/>
+            </wp:cNvGraphicFramePr>
+            <a:graphic xmlns:a="http://schemas.openxmlformats.org/drawingml/2006/main">
+              <a:graphicData uri="http://schemas.openxmlformats.org/drawingml/2006/picture">
+                <pic:pic xmlns:pic="http://schemas.openxmlformats.org/drawingml/2006/picture">
+                  <pic:nvPicPr>
+                    <pic:cNvPr id="0" name="" descr=""/>
+                    <pic:cNvPicPr>
+                      <a:picLocks noChangeAspect="1" noChangeArrowheads="1"/>
+                    </pic:cNvPicPr>
+                  </pic:nvPicPr>
+                  <pic:blipFill>
+                    <a:blip r:embed="rId18" cstate="none"/>
+                    <a:srcRect/>
+                    <a:stretch>
+                      <a:fillRect/>
+                    </a:stretch>
+                  </pic:blipFill>
+                  <pic:spPr bwMode="auto">
+                    <a:xfrm>
+                      <a:off x="0" y="0"/>
                       <a:ext cx="5715000" cy="1438275"/>
                     </a:xfrm>
                     <a:prstGeom prst="rect">
@@ -10197,7 +10317,7 @@
           <w:sz w:val="20"/>
           <w:szCs w:val="20"/>
         </w:rPr>
-        <w:t xml:space="preserve">Figure 9. </w:t>
+        <w:t xml:space="preserve">Figure 10. </w:t>
       </w:r>
       <w:r>
         <w:rPr>
@@ -11721,7 +11841,7 @@
         <w:jc w:val="both"/>
       </w:pPr>
       <w:r>
-        <w:t xml:space="preserve">On the Bloch sphere, |+⟩ sits at angle θ = π/2 from |0⟩, and P(X) = P(0) = cos²(θ/2). Each X move applies Rᵧ(−π/4), which reduces θ by π/4 (Figure 10). One X move gives P(X) = cos²(π/8) = 0.854, two moves give 1.000, and </w:t>
+        <w:t xml:space="preserve">On the Bloch sphere, |+⟩ sits at angle θ = π/2 from |0⟩, and P(X) = P(0) = cos²(θ/2). Each X move applies Rᵧ(−π/4), which reduces θ by π/4 (Figure 11). One X move gives P(X) = cos²(π/8) = 0.854, two moves give 1.000, and </w:t>
       </w:r>
       <w:r>
         <w:rPr>
@@ -11745,7 +11865,7 @@
           <wp:inline distT="0" distB="0" distL="0" distR="0">
             <wp:extent cx="2857500" cy="2076450"/>
             <wp:effectExtent t="0" r="0" b="0" l="0"/>
-            <wp:docPr id="10" name="t3rot" descr="Effect of repeated X moves on one tile (x–z plane of the Bloch sphere)" title="Effect of repeated X moves on one tile (x–z plane of the Bloch sphere)"/>
+            <wp:docPr id="11" name="t3rot" descr="Effect of repeated X moves on one tile (x–z plane of the Bloch sphere)" title="Effect of repeated X moves on one tile (x–z plane of the Bloch sphere)"/>
             <wp:cNvGraphicFramePr>
               <a:graphicFrameLocks xmlns:a="http://schemas.openxmlformats.org/drawingml/2006/main" noChangeAspect="1"/>
             </wp:cNvGraphicFramePr>
@@ -11759,7 +11879,7 @@
                     </pic:cNvPicPr>
                   </pic:nvPicPr>
                   <pic:blipFill>
-                    <a:blip r:embed="rId18" cstate="none"/>
+                    <a:blip r:embed="rId19" cstate="none"/>
                     <a:srcRect/>
                     <a:stretch>
                       <a:fillRect/>
@@ -11794,7 +11914,7 @@
           <w:sz w:val="20"/>
           <w:szCs w:val="20"/>
         </w:rPr>
-        <w:t xml:space="preserve">Figure 10. </w:t>
+        <w:t xml:space="preserve">Figure 11. </w:t>
       </w:r>
       <w:r>
         <w:rPr>
@@ -12988,79 +13108,7 @@
           <wp:inline distT="0" distB="0" distL="0" distR="0">
             <wp:extent cx="5715000" cy="1466850"/>
             <wp:effectExtent t="0" r="0" b="0" l="0"/>
-            <wp:docPr id="11" name="t3tiles" descr="Chance that each tile becomes X after each recorded game (1000 shots; blue = X likely, red = O likely)" title="Chance that each tile becomes X after each recorded game (1000 shots; blue = X likely, red = O likely)"/>
-            <wp:cNvGraphicFramePr>
-              <a:graphicFrameLocks xmlns:a="http://schemas.openxmlformats.org/drawingml/2006/main" noChangeAspect="1"/>
-            </wp:cNvGraphicFramePr>
-            <a:graphic xmlns:a="http://schemas.openxmlformats.org/drawingml/2006/main">
-              <a:graphicData uri="http://schemas.openxmlformats.org/drawingml/2006/picture">
-                <pic:pic xmlns:pic="http://schemas.openxmlformats.org/drawingml/2006/picture">
-                  <pic:nvPicPr>
-                    <pic:cNvPr id="0" name="" descr=""/>
-                    <pic:cNvPicPr>
-                      <a:picLocks noChangeAspect="1" noChangeArrowheads="1"/>
-                    </pic:cNvPicPr>
-                  </pic:nvPicPr>
-                  <pic:blipFill>
-                    <a:blip r:embed="rId19" cstate="none"/>
-                    <a:srcRect/>
-                    <a:stretch>
-                      <a:fillRect/>
-                    </a:stretch>
-                  </pic:blipFill>
-                  <pic:spPr bwMode="auto">
-                    <a:xfrm>
-                      <a:off x="0" y="0"/>
-                      <a:ext cx="5715000" cy="1466850"/>
-                    </a:xfrm>
-                    <a:prstGeom prst="rect">
-                      <a:avLst/>
-                    </a:prstGeom>
-                  </pic:spPr>
-                </pic:pic>
-              </a:graphicData>
-            </a:graphic>
-          </wp:inline>
-        </w:drawing>
-      </w:r>
-    </w:p>
-    <w:p>
-      <w:pPr>
-        <w:spacing w:after="200"/>
-        <w:jc w:val="center"/>
-      </w:pPr>
-      <w:r>
-        <w:rPr>
-          <w:b/>
-          <w:bCs/>
-          <w:color w:val="1F4E79"/>
-          <w:sz w:val="20"/>
-          <w:szCs w:val="20"/>
-        </w:rPr>
-        <w:t xml:space="preserve">Figure 11. </w:t>
-      </w:r>
-      <w:r>
-        <w:rPr>
-          <w:i/>
-          <w:iCs/>
-          <w:sz w:val="20"/>
-          <w:szCs w:val="20"/>
-        </w:rPr>
-        <w:t xml:space="preserve">Chance that each tile becomes X after each recorded game (1000 shots; blue = X likely, red = O likely)</w:t>
-      </w:r>
-    </w:p>
-    <w:p>
-      <w:pPr>
-        <w:keepNext/>
-        <w:spacing w:after="60" w:before="120"/>
-        <w:jc w:val="center"/>
-      </w:pPr>
-      <w:r>
-        <w:drawing>
-          <wp:inline distT="0" distB="0" distL="0" distR="0">
-            <wp:extent cx="4095750" cy="5019675"/>
-            <wp:effectExtent t="0" r="0" b="0" l="0"/>
-            <wp:docPr id="12" name="t3g4" descr="Circuit generated by Game 4: H start layer, RY moves, and the SWAP between tiles 0 and 8" title="Circuit generated by Game 4: H start layer, RY moves, and the SWAP between tiles 0 and 8"/>
+            <wp:docPr id="12" name="t3tiles" descr="Chance that each tile becomes X after each recorded game (1000 shots; blue = X likely, red = O likely)" title="Chance that each tile becomes X after each recorded game (1000 shots; blue = X likely, red = O likely)"/>
             <wp:cNvGraphicFramePr>
               <a:graphicFrameLocks xmlns:a="http://schemas.openxmlformats.org/drawingml/2006/main" noChangeAspect="1"/>
             </wp:cNvGraphicFramePr>
@@ -13083,6 +13131,78 @@
                   <pic:spPr bwMode="auto">
                     <a:xfrm>
                       <a:off x="0" y="0"/>
+                      <a:ext cx="5715000" cy="1466850"/>
+                    </a:xfrm>
+                    <a:prstGeom prst="rect">
+                      <a:avLst/>
+                    </a:prstGeom>
+                  </pic:spPr>
+                </pic:pic>
+              </a:graphicData>
+            </a:graphic>
+          </wp:inline>
+        </w:drawing>
+      </w:r>
+    </w:p>
+    <w:p>
+      <w:pPr>
+        <w:spacing w:after="200"/>
+        <w:jc w:val="center"/>
+      </w:pPr>
+      <w:r>
+        <w:rPr>
+          <w:b/>
+          <w:bCs/>
+          <w:color w:val="1F4E79"/>
+          <w:sz w:val="20"/>
+          <w:szCs w:val="20"/>
+        </w:rPr>
+        <w:t xml:space="preserve">Figure 12. </w:t>
+      </w:r>
+      <w:r>
+        <w:rPr>
+          <w:i/>
+          <w:iCs/>
+          <w:sz w:val="20"/>
+          <w:szCs w:val="20"/>
+        </w:rPr>
+        <w:t xml:space="preserve">Chance that each tile becomes X after each recorded game (1000 shots; blue = X likely, red = O likely)</w:t>
+      </w:r>
+    </w:p>
+    <w:p>
+      <w:pPr>
+        <w:keepNext/>
+        <w:spacing w:after="60" w:before="120"/>
+        <w:jc w:val="center"/>
+      </w:pPr>
+      <w:r>
+        <w:drawing>
+          <wp:inline distT="0" distB="0" distL="0" distR="0">
+            <wp:extent cx="4095750" cy="5019675"/>
+            <wp:effectExtent t="0" r="0" b="0" l="0"/>
+            <wp:docPr id="13" name="t3g4" descr="Circuit generated by Game 4: H start layer, RY moves, and the SWAP between tiles 0 and 8" title="Circuit generated by Game 4: H start layer, RY moves, and the SWAP between tiles 0 and 8"/>
+            <wp:cNvGraphicFramePr>
+              <a:graphicFrameLocks xmlns:a="http://schemas.openxmlformats.org/drawingml/2006/main" noChangeAspect="1"/>
+            </wp:cNvGraphicFramePr>
+            <a:graphic xmlns:a="http://schemas.openxmlformats.org/drawingml/2006/main">
+              <a:graphicData uri="http://schemas.openxmlformats.org/drawingml/2006/picture">
+                <pic:pic xmlns:pic="http://schemas.openxmlformats.org/drawingml/2006/picture">
+                  <pic:nvPicPr>
+                    <pic:cNvPr id="0" name="" descr=""/>
+                    <pic:cNvPicPr>
+                      <a:picLocks noChangeAspect="1" noChangeArrowheads="1"/>
+                    </pic:cNvPicPr>
+                  </pic:nvPicPr>
+                  <pic:blipFill>
+                    <a:blip r:embed="rId21" cstate="none"/>
+                    <a:srcRect/>
+                    <a:stretch>
+                      <a:fillRect/>
+                    </a:stretch>
+                  </pic:blipFill>
+                  <pic:spPr bwMode="auto">
+                    <a:xfrm>
+                      <a:off x="0" y="0"/>
                       <a:ext cx="4095750" cy="5019675"/>
                     </a:xfrm>
                     <a:prstGeom prst="rect">
@@ -13109,7 +13229,7 @@
           <w:sz w:val="20"/>
           <w:szCs w:val="20"/>
         </w:rPr>
-        <w:t xml:space="preserve">Figure 12. </w:t>
+        <w:t xml:space="preserve">Figure 13. </w:t>
       </w:r>
       <w:r>
         <w:rPr>
@@ -13269,7 +13389,7 @@
         <w:t xml:space="preserve">reset</w:t>
       </w:r>
       <w:r>
-        <w:t xml:space="preserve"> instructions (qubits already start at |0⟩), translates the Game 2 circuit to H, RY, X and CX gates, exports it to QASM and sends it with 1000 shots. With the labelled local fallback, the per-tile chances were 0.87, 0.50, 0.13, 0.51, 0.86, 0.50, 0.14, 0.53 and 0.87, the same pattern as Figure 11. This links the game back to the device used in Tasks 1 and 2.</w:t>
+        <w:t xml:space="preserve"> instructions (qubits already start at |0⟩), translates the Game 2 circuit to H, RY, X and CX gates, exports it to QASM and sends it with 1000 shots. With the labelled local fallback, the per-tile chances were 0.87, 0.50, 0.13, 0.51, 0.86, 0.50, 0.14, 0.53 and 0.87, the same pattern as Figure 12. This links the game back to the device used in Tasks 1 and 2.</w:t>
       </w:r>
     </w:p>
     <w:p>
@@ -14427,259 +14547,7 @@
           <wp:inline distT="0" distB="0" distL="0" distR="0">
             <wp:extent cx="4476750" cy="1343025"/>
             <wp:effectExtent t="0" r="0" b="0" l="0"/>
-            <wp:docPr id="13" name="t4data" descr="The four images, their pixel vectors and labels" title="The four images, their pixel vectors and labels"/>
-            <wp:cNvGraphicFramePr>
-              <a:graphicFrameLocks xmlns:a="http://schemas.openxmlformats.org/drawingml/2006/main" noChangeAspect="1"/>
-            </wp:cNvGraphicFramePr>
-            <a:graphic xmlns:a="http://schemas.openxmlformats.org/drawingml/2006/main">
-              <a:graphicData uri="http://schemas.openxmlformats.org/drawingml/2006/picture">
-                <pic:pic xmlns:pic="http://schemas.openxmlformats.org/drawingml/2006/picture">
-                  <pic:nvPicPr>
-                    <pic:cNvPr id="0" name="" descr=""/>
-                    <pic:cNvPicPr>
-                      <a:picLocks noChangeAspect="1" noChangeArrowheads="1"/>
-                    </pic:cNvPicPr>
-                  </pic:nvPicPr>
-                  <pic:blipFill>
-                    <a:blip r:embed="rId21" cstate="none"/>
-                    <a:srcRect/>
-                    <a:stretch>
-                      <a:fillRect/>
-                    </a:stretch>
-                  </pic:blipFill>
-                  <pic:spPr bwMode="auto">
-                    <a:xfrm>
-                      <a:off x="0" y="0"/>
-                      <a:ext cx="4476750" cy="1343025"/>
-                    </a:xfrm>
-                    <a:prstGeom prst="rect">
-                      <a:avLst/>
-                    </a:prstGeom>
-                  </pic:spPr>
-                </pic:pic>
-              </a:graphicData>
-            </a:graphic>
-          </wp:inline>
-        </w:drawing>
-      </w:r>
-    </w:p>
-    <w:p>
-      <w:pPr>
-        <w:spacing w:after="200"/>
-        <w:jc w:val="center"/>
-      </w:pPr>
-      <w:r>
-        <w:rPr>
-          <w:b/>
-          <w:bCs/>
-          <w:color w:val="1F4E79"/>
-          <w:sz w:val="20"/>
-          <w:szCs w:val="20"/>
-        </w:rPr>
-        <w:t xml:space="preserve">Figure 13. </w:t>
-      </w:r>
-      <w:r>
-        <w:rPr>
-          <w:i/>
-          <w:iCs/>
-          <w:sz w:val="20"/>
-          <w:szCs w:val="20"/>
-        </w:rPr>
-        <w:t xml:space="preserve">The four images, their pixel vectors and labels</w:t>
-      </w:r>
-    </w:p>
-    <w:p>
-      <w:pPr>
-        <w:spacing w:after="140" w:line="288"/>
-        <w:jc w:val="both"/>
-      </w:pPr>
-      <w:r>
-        <w:t xml:space="preserve">The model output is the probability that the last qubit is measured as 1, estimated from shots: ŷ(θ, x) ≈ (number of 1s) / shots. The </w:t>
-      </w:r>
-      <w:r>
-        <w:rPr>
-          <w:b/>
-          <w:bCs/>
-        </w:rPr>
-        <w:t xml:space="preserve">loss</w:t>
-      </w:r>
-      <w:r>
-        <w:t xml:space="preserve"> minimised is the mean absolute error over the training images:</w:t>
-      </w:r>
-    </w:p>
-    <w:p>
-      <w:pPr>
-        <w:spacing w:after="160" w:before="60"/>
-        <w:jc w:val="center"/>
-      </w:pPr>
-      <w:r>
-        <w:rPr>
-          <w:rFonts w:ascii="Cambria Math" w:cs="Cambria Math" w:eastAsia="Cambria Math" w:hAnsi="Cambria Math"/>
-          <w:sz w:val="23"/>
-          <w:szCs w:val="23"/>
-        </w:rPr>
-        <w:t xml:space="preserve">L(θ) = (1/N) Σₙ | ŷ(θ, xₙ) − yₙ |</w:t>
-      </w:r>
-    </w:p>
-    <w:p>
-      <w:pPr>
-        <w:spacing w:after="140" w:line="288"/>
-        <w:jc w:val="both"/>
-      </w:pPr>
-      <w:r>
-        <w:t xml:space="preserve">A good model gives ŷ → 1 for bars and ŷ → 0 for stripes; an image is classified as a bar when ŷ &gt; 0.5.</w:t>
-      </w:r>
-    </w:p>
-    <w:p>
-      <w:pPr>
-        <w:pStyle w:val="Heading2"/>
-      </w:pPr>
-      <w:r>
-        <w:t xml:space="preserve">6.2 Which part of the code is the input to the circuit?</w:t>
-      </w:r>
-    </w:p>
-    <w:p>
-      <w:pPr>
-        <w:spacing w:after="140" w:line="288"/>
-        <w:jc w:val="both"/>
-      </w:pPr>
-      <w:r>
-        <w:t xml:space="preserve">The input is the loop at the top of </w:t>
-      </w:r>
-      <w:r>
-        <w:rPr>
-          <w:rFonts w:ascii="Consolas" w:cs="Consolas" w:eastAsia="Consolas" w:hAnsi="Consolas"/>
-          <w:sz w:val="19"/>
-          <w:szCs w:val="19"/>
-        </w:rPr>
-        <w:t xml:space="preserve">create_circuit</w:t>
-      </w:r>
-      <w:r>
-        <w:t xml:space="preserve">: for every pixel i, </w:t>
-      </w:r>
-      <w:r>
-        <w:rPr>
-          <w:rFonts w:ascii="Consolas" w:cs="Consolas" w:eastAsia="Consolas" w:hAnsi="Consolas"/>
-          <w:sz w:val="19"/>
-          <w:szCs w:val="19"/>
-        </w:rPr>
-        <w:t xml:space="preserve">if data[i] &gt; 0.5</w:t>
-      </w:r>
-      <w:r>
-        <w:t xml:space="preserve">, an </w:t>
-      </w:r>
-      <w:r>
-        <w:rPr>
-          <w:b/>
-          <w:bCs/>
-        </w:rPr>
-        <w:t xml:space="preserve">X gate</w:t>
-      </w:r>
-      <w:r>
-        <w:t xml:space="preserve"> is added to qubit i. Each pixel is one qubit, and a white pixel flips its qubit from |0⟩ to |1⟩. This is </w:t>
-      </w:r>
-      <w:r>
-        <w:rPr>
-          <w:b/>
-          <w:bCs/>
-        </w:rPr>
-        <w:t xml:space="preserve">basis encoding</w:t>
-      </w:r>
-      <w:r>
-        <w:t xml:space="preserve">: the image becomes the starting basis state, e.g. [1,0,1,0] → |q3q2q1q0⟩ = |0101⟩ (Schuld &amp; Petruccione, 2021). The data enters only here; everything after it is the trainable model.</w:t>
-      </w:r>
-    </w:p>
-    <w:p>
-      <w:pPr>
-        <w:pStyle w:val="Heading2"/>
-      </w:pPr>
-      <w:r>
-        <w:t xml:space="preserve">6.3 How does the circuit work? (Quantum part, excluding the optimiser)</w:t>
-      </w:r>
-    </w:p>
-    <w:p>
-      <w:pPr>
-        <w:spacing w:after="140" w:line="288"/>
-        <w:jc w:val="both"/>
-      </w:pPr>
-      <w:r>
-        <w:t xml:space="preserve">The trainable part is built from </w:t>
-      </w:r>
-      <w:r>
-        <w:rPr>
-          <w:b/>
-          <w:bCs/>
-        </w:rPr>
-        <w:t xml:space="preserve">blocks</w:t>
-      </w:r>
-      <w:r>
-        <w:t xml:space="preserve">. </w:t>
-      </w:r>
-      <w:r>
-        <w:rPr>
-          <w:rFonts w:ascii="Consolas" w:cs="Consolas" w:eastAsia="Consolas" w:hAnsi="Consolas"/>
-          <w:sz w:val="19"/>
-          <w:szCs w:val="19"/>
-        </w:rPr>
-        <w:t xml:space="preserve">block(angles, qubits)</w:t>
-      </w:r>
-      <w:r>
-        <w:t xml:space="preserve"> applies Rᵧ(θₐ) to one qubit, Rᵧ(θ_b) to another, and then a CNOT between them. </w:t>
-      </w:r>
-      <w:r>
-        <w:rPr>
-          <w:rFonts w:ascii="Consolas" w:cs="Consolas" w:eastAsia="Consolas" w:hAnsi="Consolas"/>
-          <w:sz w:val="19"/>
-          <w:szCs w:val="19"/>
-        </w:rPr>
-        <w:t xml:space="preserve">generate_pairs</w:t>
-      </w:r>
-      <w:r>
-        <w:t xml:space="preserve"> splits the qubits in half again and again and joins the halves, giving the pairs (0,1), (2,3) and then (1,3). Information from all four pixels therefore flows into </w:t>
-      </w:r>
-      <w:r>
-        <w:rPr>
-          <w:b/>
-          <w:bCs/>
-        </w:rPr>
-        <w:t xml:space="preserve">qubit 3</w:t>
-      </w:r>
-      <w:r>
-        <w:t xml:space="preserve"> in only log₂4 = 2 layers. This is a </w:t>
-      </w:r>
-      <w:r>
-        <w:rPr>
-          <w:b/>
-          <w:bCs/>
-        </w:rPr>
-        <w:t xml:space="preserve">tree tensor network (TTN)</w:t>
-      </w:r>
-      <w:r>
-        <w:t xml:space="preserve"> classifier of the kind studied by Grant et al. (2018) and Huggins et al. (2019). With 3 blocks × 2 angles there are </w:t>
-      </w:r>
-      <w:r>
-        <w:rPr>
-          <w:b/>
-          <w:bCs/>
-        </w:rPr>
-        <w:t xml:space="preserve">6 trainable parameters</w:t>
-      </w:r>
-      <w:r>
-        <w:t xml:space="preserve">, and only qubit 3 is measured.</w:t>
-      </w:r>
-    </w:p>
-    <w:p>
-      <w:pPr>
-        <w:keepNext/>
-        <w:spacing w:after="60" w:before="120"/>
-        <w:jc w:val="center"/>
-      </w:pPr>
-      <w:r>
-        <w:drawing>
-          <wp:inline distT="0" distB="0" distL="0" distR="0">
-            <wp:extent cx="5334000" cy="3933825"/>
-            <wp:effectExtent t="0" r="0" b="0" l="0"/>
-            <wp:docPr id="14" name="t4circ" descr="Classifier circuit for image [1,1,0,0]: X gates encode the pixels, then three RY–RY–CNOT blocks form a tree into q3" title="Classifier circuit for image [1,1,0,0]: X gates encode the pixels, then three RY–RY–CNOT blocks form a tree into q3"/>
+            <wp:docPr id="14" name="t4data" descr="The four images, their pixel vectors and labels" title="The four images, their pixel vectors and labels"/>
             <wp:cNvGraphicFramePr>
               <a:graphicFrameLocks xmlns:a="http://schemas.openxmlformats.org/drawingml/2006/main" noChangeAspect="1"/>
             </wp:cNvGraphicFramePr>
@@ -14702,7 +14570,7 @@
                   <pic:spPr bwMode="auto">
                     <a:xfrm>
                       <a:off x="0" y="0"/>
-                      <a:ext cx="5334000" cy="3933825"/>
+                      <a:ext cx="4476750" cy="1343025"/>
                     </a:xfrm>
                     <a:prstGeom prst="rect">
                       <a:avLst/>
@@ -14737,7 +14605,7 @@
           <w:sz w:val="20"/>
           <w:szCs w:val="20"/>
         </w:rPr>
-        <w:t xml:space="preserve">Classifier circuit for image [1,1,0,0]: X gates encode the pixels, then three RY–RY–CNOT blocks form a tree into q3</w:t>
+        <w:t xml:space="preserve">The four images, their pixel vectors and labels</w:t>
       </w:r>
     </w:p>
     <w:p>
@@ -14746,15 +14614,31 @@
         <w:jc w:val="both"/>
       </w:pPr>
       <w:r>
-        <w:t xml:space="preserve">The RY gates give each block adjustable 'weights', while the CNOTs make the output depend on *combinations* of pixels. If a control qubit is in |1⟩, the CNOT flips the target, so the final value of q3 behaves like an XOR (parity) of pixels that is smoothly adjusted by the angles. This structure turns out to be the key to the results below.</w:t>
-      </w:r>
-    </w:p>
-    <w:p>
-      <w:pPr>
-        <w:pStyle w:val="Heading2"/>
-      </w:pPr>
-      <w:r>
-        <w:t xml:space="preserve">6.4 What did we add to monitor every iteration?</w:t>
+        <w:t xml:space="preserve">The model output is the probability that the last qubit is measured as 1, estimated from shots: ŷ(θ, x) ≈ (number of 1s) / shots. The </w:t>
+      </w:r>
+      <w:r>
+        <w:rPr>
+          <w:b/>
+          <w:bCs/>
+        </w:rPr>
+        <w:t xml:space="preserve">loss</w:t>
+      </w:r>
+      <w:r>
+        <w:t xml:space="preserve"> minimised is the mean absolute error over the training images:</w:t>
+      </w:r>
+    </w:p>
+    <w:p>
+      <w:pPr>
+        <w:spacing w:after="160" w:before="60"/>
+        <w:jc w:val="center"/>
+      </w:pPr>
+      <w:r>
+        <w:rPr>
+          <w:rFonts w:ascii="Cambria Math" w:cs="Cambria Math" w:eastAsia="Cambria Math" w:hAnsi="Cambria Math"/>
+          <w:sz w:val="23"/>
+          <w:szCs w:val="23"/>
+        </w:rPr>
+        <w:t xml:space="preserve">L(θ) = (1/N) Σₙ | ŷ(θ, xₙ) − yₙ |</w:t>
       </w:r>
     </w:p>
     <w:p>
@@ -14763,55 +14647,145 @@
         <w:jc w:val="both"/>
       </w:pPr>
       <w:r>
-        <w:t xml:space="preserve">We modified the SPSA optimiser (Spall, 1992) without changing its algorithm. SPSA estimates the gradient from just </w:t>
+        <w:t xml:space="preserve">A good model gives ŷ → 1 for bars and ŷ → 0 for stripes; an image is classified as a bar when ŷ &gt; 0.5.</w:t>
+      </w:r>
+    </w:p>
+    <w:p>
+      <w:pPr>
+        <w:pStyle w:val="Heading2"/>
+      </w:pPr>
+      <w:r>
+        <w:t xml:space="preserve">6.2 Which part of the code is the input to the circuit?</w:t>
+      </w:r>
+    </w:p>
+    <w:p>
+      <w:pPr>
+        <w:spacing w:after="140" w:line="288"/>
+        <w:jc w:val="both"/>
+      </w:pPr>
+      <w:r>
+        <w:t xml:space="preserve">The input is the loop at the top of </w:t>
+      </w:r>
+      <w:r>
+        <w:rPr>
+          <w:rFonts w:ascii="Consolas" w:cs="Consolas" w:eastAsia="Consolas" w:hAnsi="Consolas"/>
+          <w:sz w:val="19"/>
+          <w:szCs w:val="19"/>
+        </w:rPr>
+        <w:t xml:space="preserve">create_circuit</w:t>
+      </w:r>
+      <w:r>
+        <w:t xml:space="preserve">: for every pixel i, </w:t>
+      </w:r>
+      <w:r>
+        <w:rPr>
+          <w:rFonts w:ascii="Consolas" w:cs="Consolas" w:eastAsia="Consolas" w:hAnsi="Consolas"/>
+          <w:sz w:val="19"/>
+          <w:szCs w:val="19"/>
+        </w:rPr>
+        <w:t xml:space="preserve">if data[i] &gt; 0.5</w:t>
+      </w:r>
+      <w:r>
+        <w:t xml:space="preserve">, an </w:t>
       </w:r>
       <w:r>
         <w:rPr>
           <w:b/>
           <w:bCs/>
         </w:rPr>
-        <w:t xml:space="preserve">two</w:t>
-      </w:r>
-      <w:r>
-        <w:t xml:space="preserve"> loss evaluations per iteration, whatever the number of parameters, which suits noisy, expensive quantum evaluations. We added a timer around each update and, after each update, one extra evaluation of the training loss, the </w:t>
+        <w:t xml:space="preserve">X gate</w:t>
+      </w:r>
+      <w:r>
+        <w:t xml:space="preserve"> is added to qubit i. Each pixel is one qubit, and a white pixel flips its qubit from |0⟩ to |1⟩. This is </w:t>
       </w:r>
       <w:r>
         <w:rPr>
           <w:b/>
           <w:bCs/>
         </w:rPr>
-        <w:t xml:space="preserve">output measure</w:t>
-      </w:r>
-      <w:r>
-        <w:t xml:space="preserve">. This monitoring evaluation is timed separately so it does not inflate the iteration time. Settings were kept as in the original (a = 1, c = 0.5, α = 0.602, γ = 0.101, 100 iterations), except that the shots per circuit were raised from 100 to the group's agreed </w:t>
+        <w:t xml:space="preserve">basis encoding</w:t>
+      </w:r>
+      <w:r>
+        <w:t xml:space="preserve">: the image becomes the starting basis state, e.g. [1,0,1,0] → |q3q2q1q0⟩ = |0101⟩ (Schuld &amp; Petruccione, 2021). The data enters only here; everything after it is the trainable model.</w:t>
+      </w:r>
+    </w:p>
+    <w:p>
+      <w:pPr>
+        <w:pStyle w:val="Heading2"/>
+      </w:pPr>
+      <w:r>
+        <w:t xml:space="preserve">6.3 How does the circuit work? (Quantum part, excluding the optimiser)</w:t>
+      </w:r>
+    </w:p>
+    <w:p>
+      <w:pPr>
+        <w:spacing w:after="140" w:line="288"/>
+        <w:jc w:val="both"/>
+      </w:pPr>
+      <w:r>
+        <w:t xml:space="preserve">The trainable part is built from </w:t>
       </w:r>
       <w:r>
         <w:rPr>
           <w:b/>
           <w:bCs/>
         </w:rPr>
-        <w:t xml:space="preserve">1000</w:t>
-      </w:r>
-      <w:r>
-        <w:t xml:space="preserve">, and a fixed seed (2026) makes runs repeatable. Each iteration runs 3 evaluations × 3 training images = 9 circuits, so the run executed </w:t>
+        <w:t xml:space="preserve">blocks</w:t>
+      </w:r>
+      <w:r>
+        <w:t xml:space="preserve">. </w:t>
+      </w:r>
+      <w:r>
+        <w:rPr>
+          <w:rFonts w:ascii="Consolas" w:cs="Consolas" w:eastAsia="Consolas" w:hAnsi="Consolas"/>
+          <w:sz w:val="19"/>
+          <w:szCs w:val="19"/>
+        </w:rPr>
+        <w:t xml:space="preserve">block(angles, qubits)</w:t>
+      </w:r>
+      <w:r>
+        <w:t xml:space="preserve"> applies Rᵧ(θₐ) to one qubit, Rᵧ(θ_b) to another, and then a CNOT between them. </w:t>
+      </w:r>
+      <w:r>
+        <w:rPr>
+          <w:rFonts w:ascii="Consolas" w:cs="Consolas" w:eastAsia="Consolas" w:hAnsi="Consolas"/>
+          <w:sz w:val="19"/>
+          <w:szCs w:val="19"/>
+        </w:rPr>
+        <w:t xml:space="preserve">generate_pairs</w:t>
+      </w:r>
+      <w:r>
+        <w:t xml:space="preserve"> splits the qubits in half again and again and joins the halves, giving the pairs (0,1), (2,3) and then (1,3). Information from all four pixels therefore flows into </w:t>
       </w:r>
       <w:r>
         <w:rPr>
           <w:b/>
           <w:bCs/>
         </w:rPr>
-        <w:t xml:space="preserve">900 circuits</w:t>
-      </w:r>
-      <w:r>
-        <w:t xml:space="preserve"> in total.</w:t>
-      </w:r>
-    </w:p>
-    <w:p>
-      <w:pPr>
-        <w:pStyle w:val="Heading2"/>
-      </w:pPr>
-      <w:r>
-        <w:t xml:space="preserve">6.5 What do the two required graphs show?</w:t>
+        <w:t xml:space="preserve">qubit 3</w:t>
+      </w:r>
+      <w:r>
+        <w:t xml:space="preserve"> in only log₂4 = 2 layers. This is a </w:t>
+      </w:r>
+      <w:r>
+        <w:rPr>
+          <w:b/>
+          <w:bCs/>
+        </w:rPr>
+        <w:t xml:space="preserve">tree tensor network (TTN)</w:t>
+      </w:r>
+      <w:r>
+        <w:t xml:space="preserve"> classifier of the kind studied by Grant et al. (2018) and Huggins et al. (2019). With 3 blocks × 2 angles there are </w:t>
+      </w:r>
+      <w:r>
+        <w:rPr>
+          <w:b/>
+          <w:bCs/>
+        </w:rPr>
+        <w:t xml:space="preserve">6 trainable parameters</w:t>
+      </w:r>
+      <w:r>
+        <w:t xml:space="preserve">, and only qubit 3 is measured.</w:t>
       </w:r>
     </w:p>
     <w:p>
@@ -14823,9 +14797,9 @@
       <w:r>
         <w:drawing>
           <wp:inline distT="0" distB="0" distL="0" distR="0">
-            <wp:extent cx="4572000" cy="2438400"/>
+            <wp:extent cx="5334000" cy="3933825"/>
             <wp:effectExtent t="0" r="0" b="0" l="0"/>
-            <wp:docPr id="15" name="t4out" descr="Required graph 1: iteration number versus output measure (training loss)" title="Required graph 1: iteration number versus output measure (training loss)"/>
+            <wp:docPr id="15" name="t4circ" descr="Classifier circuit for image [1,1,0,0]: X gates encode the pixels, then three RY–RY–CNOT blocks form a tree into q3" title="Classifier circuit for image [1,1,0,0]: X gates encode the pixels, then three RY–RY–CNOT blocks form a tree into q3"/>
             <wp:cNvGraphicFramePr>
               <a:graphicFrameLocks xmlns:a="http://schemas.openxmlformats.org/drawingml/2006/main" noChangeAspect="1"/>
             </wp:cNvGraphicFramePr>
@@ -14848,7 +14822,7 @@
                   <pic:spPr bwMode="auto">
                     <a:xfrm>
                       <a:off x="0" y="0"/>
-                      <a:ext cx="4572000" cy="2438400"/>
+                      <a:ext cx="5334000" cy="3933825"/>
                     </a:xfrm>
                     <a:prstGeom prst="rect">
                       <a:avLst/>
@@ -14883,864 +14857,81 @@
           <w:sz w:val="20"/>
           <w:szCs w:val="20"/>
         </w:rPr>
-        <w:t xml:space="preserve">Required graph 1: iteration number versus output measure (training loss)</w:t>
-      </w:r>
-    </w:p>
-    <w:p>
-      <w:pPr>
-        <w:keepNext/>
-        <w:spacing w:after="80" w:before="120"/>
-      </w:pPr>
+        <w:t xml:space="preserve">Classifier circuit for image [1,1,0,0]: X gates encode the pixels, then three RY–RY–CNOT blocks form a tree into q3</w:t>
+      </w:r>
+    </w:p>
+    <w:p>
+      <w:pPr>
+        <w:spacing w:after="140" w:line="288"/>
+        <w:jc w:val="both"/>
+      </w:pPr>
+      <w:r>
+        <w:t xml:space="preserve">The RY gates give each block adjustable 'weights', while the CNOTs make the output depend on *combinations* of pixels. If a control qubit is in |1⟩, the CNOT flips the target, so the final value of q3 behaves like an XOR (parity) of pixels that is smoothly adjusted by the angles. This structure turns out to be the key to the results below.</w:t>
+      </w:r>
+    </w:p>
+    <w:p>
+      <w:pPr>
+        <w:pStyle w:val="Heading2"/>
+      </w:pPr>
+      <w:r>
+        <w:t xml:space="preserve">6.4 What did we add to monitor every iteration?</w:t>
+      </w:r>
+    </w:p>
+    <w:p>
+      <w:pPr>
+        <w:spacing w:after="140" w:line="288"/>
+        <w:jc w:val="both"/>
+      </w:pPr>
+      <w:r>
+        <w:t xml:space="preserve">We modified the SPSA optimiser (Spall, 1992) without changing its algorithm. SPSA estimates the gradient from just </w:t>
+      </w:r>
       <w:r>
         <w:rPr>
           <w:b/>
           <w:bCs/>
-          <w:color w:val="1F4E79"/>
-          <w:sz w:val="20"/>
-          <w:szCs w:val="20"/>
-        </w:rPr>
-        <w:t xml:space="preserve">Table 13. </w:t>
-      </w:r>
-      <w:r>
-        <w:rPr>
-          <w:i/>
-          <w:iCs/>
-          <w:sz w:val="20"/>
-          <w:szCs w:val="20"/>
-        </w:rPr>
-        <w:t xml:space="preserve">Excerpt from the 100-iteration log (task4_quantum_iterations.csv)</w:t>
-      </w:r>
-    </w:p>
-    <w:tbl>
-      <w:tblPr>
-        <w:tblW w:type="dxa" w:w="9026"/>
-        <w:tblBorders>
-          <w:top w:val="single" w:color="auto" w:sz="4"/>
-          <w:left w:val="single" w:color="auto" w:sz="4"/>
-          <w:bottom w:val="single" w:color="auto" w:sz="4"/>
-          <w:right w:val="single" w:color="auto" w:sz="4"/>
-          <w:insideH w:val="single" w:color="auto" w:sz="4"/>
-          <w:insideV w:val="single" w:color="auto" w:sz="4"/>
-        </w:tblBorders>
-      </w:tblPr>
-      <w:tblGrid>
-        <w:gridCol w:w="3000"/>
-        <w:gridCol w:w="3000"/>
-        <w:gridCol w:w="3026"/>
-      </w:tblGrid>
-      <w:tr>
-        <w:trPr>
-          <w:tblHeader/>
-        </w:trPr>
-        <w:tc>
-          <w:tcPr>
-            <w:tcW w:type="dxa" w:w="3000"/>
-            <w:tcBorders>
-              <w:top w:val="single" w:color="A6A6A6" w:sz="4"/>
-              <w:left w:val="single" w:color="A6A6A6" w:sz="4"/>
-              <w:bottom w:val="single" w:color="A6A6A6" w:sz="4"/>
-              <w:right w:val="single" w:color="A6A6A6" w:sz="4"/>
-            </w:tcBorders>
-            <w:shd w:fill="1F4E79" w:color="auto" w:val="clear"/>
-            <w:tcMar>
-              <w:top w:type="dxa" w:w="60"/>
-              <w:left w:type="dxa" w:w="90"/>
-              <w:bottom w:type="dxa" w:w="60"/>
-              <w:right w:type="dxa" w:w="90"/>
-            </w:tcMar>
-          </w:tcPr>
-          <w:p>
-            <w:pPr>
-              <w:spacing w:after="0" w:line="252"/>
-            </w:pPr>
-            <w:r>
-              <w:rPr>
-                <w:b/>
-                <w:bCs/>
-                <w:color w:val="FFFFFF"/>
-                <w:sz w:val="18"/>
-                <w:szCs w:val="18"/>
-              </w:rPr>
-              <w:t xml:space="preserve">Iteration</w:t>
-            </w:r>
-          </w:p>
-        </w:tc>
-        <w:tc>
-          <w:tcPr>
-            <w:tcW w:type="dxa" w:w="3000"/>
-            <w:tcBorders>
-              <w:top w:val="single" w:color="A6A6A6" w:sz="4"/>
-              <w:left w:val="single" w:color="A6A6A6" w:sz="4"/>
-              <w:bottom w:val="single" w:color="A6A6A6" w:sz="4"/>
-              <w:right w:val="single" w:color="A6A6A6" w:sz="4"/>
-            </w:tcBorders>
-            <w:shd w:fill="1F4E79" w:color="auto" w:val="clear"/>
-            <w:tcMar>
-              <w:top w:type="dxa" w:w="60"/>
-              <w:left w:type="dxa" w:w="90"/>
-              <w:bottom w:type="dxa" w:w="60"/>
-              <w:right w:type="dxa" w:w="90"/>
-            </w:tcMar>
-          </w:tcPr>
-          <w:p>
-            <w:pPr>
-              <w:spacing w:after="0" w:line="252"/>
-            </w:pPr>
-            <w:r>
-              <w:rPr>
-                <w:b/>
-                <w:bCs/>
-                <w:color w:val="FFFFFF"/>
-                <w:sz w:val="18"/>
-                <w:szCs w:val="18"/>
-              </w:rPr>
-              <w:t xml:space="preserve">Output (training loss)</w:t>
-            </w:r>
-          </w:p>
-        </w:tc>
-        <w:tc>
-          <w:tcPr>
-            <w:tcW w:type="dxa" w:w="3026"/>
-            <w:tcBorders>
-              <w:top w:val="single" w:color="A6A6A6" w:sz="4"/>
-              <w:left w:val="single" w:color="A6A6A6" w:sz="4"/>
-              <w:bottom w:val="single" w:color="A6A6A6" w:sz="4"/>
-              <w:right w:val="single" w:color="A6A6A6" w:sz="4"/>
-            </w:tcBorders>
-            <w:shd w:fill="1F4E79" w:color="auto" w:val="clear"/>
-            <w:tcMar>
-              <w:top w:type="dxa" w:w="60"/>
-              <w:left w:type="dxa" w:w="90"/>
-              <w:bottom w:type="dxa" w:w="60"/>
-              <w:right w:type="dxa" w:w="90"/>
-            </w:tcMar>
-          </w:tcPr>
-          <w:p>
-            <w:pPr>
-              <w:spacing w:after="0" w:line="252"/>
-            </w:pPr>
-            <w:r>
-              <w:rPr>
-                <w:b/>
-                <w:bCs/>
-                <w:color w:val="FFFFFF"/>
-                <w:sz w:val="18"/>
-                <w:szCs w:val="18"/>
-              </w:rPr>
-              <w:t xml:space="preserve">Note</w:t>
-            </w:r>
-          </w:p>
-        </w:tc>
-      </w:tr>
-      <w:tr>
-        <w:tc>
-          <w:tcPr>
-            <w:tcW w:type="dxa" w:w="3000"/>
-            <w:tcBorders>
-              <w:top w:val="single" w:color="A6A6A6" w:sz="4"/>
-              <w:left w:val="single" w:color="A6A6A6" w:sz="4"/>
-              <w:bottom w:val="single" w:color="A6A6A6" w:sz="4"/>
-              <w:right w:val="single" w:color="A6A6A6" w:sz="4"/>
-            </w:tcBorders>
-            <w:tcMar>
-              <w:top w:type="dxa" w:w="60"/>
-              <w:left w:type="dxa" w:w="90"/>
-              <w:bottom w:type="dxa" w:w="60"/>
-              <w:right w:type="dxa" w:w="90"/>
-            </w:tcMar>
-          </w:tcPr>
-          <w:p>
-            <w:pPr>
-              <w:spacing w:after="0" w:line="252"/>
-            </w:pPr>
-            <w:r>
-              <w:rPr>
-                <w:sz w:val="18"/>
-                <w:szCs w:val="18"/>
-              </w:rPr>
-              <w:t xml:space="preserve">1</w:t>
-            </w:r>
-          </w:p>
-        </w:tc>
-        <w:tc>
-          <w:tcPr>
-            <w:tcW w:type="dxa" w:w="3000"/>
-            <w:tcBorders>
-              <w:top w:val="single" w:color="A6A6A6" w:sz="4"/>
-              <w:left w:val="single" w:color="A6A6A6" w:sz="4"/>
-              <w:bottom w:val="single" w:color="A6A6A6" w:sz="4"/>
-              <w:right w:val="single" w:color="A6A6A6" w:sz="4"/>
-            </w:tcBorders>
-            <w:tcMar>
-              <w:top w:type="dxa" w:w="60"/>
-              <w:left w:type="dxa" w:w="90"/>
-              <w:bottom w:type="dxa" w:w="60"/>
-              <w:right w:type="dxa" w:w="90"/>
-            </w:tcMar>
-          </w:tcPr>
-          <w:p>
-            <w:pPr>
-              <w:spacing w:after="0" w:line="252"/>
-            </w:pPr>
-            <w:r>
-              <w:rPr>
-                <w:sz w:val="18"/>
-                <w:szCs w:val="18"/>
-              </w:rPr>
-              <w:t xml:space="preserve">0.503</w:t>
-            </w:r>
-          </w:p>
-        </w:tc>
-        <w:tc>
-          <w:tcPr>
-            <w:tcW w:type="dxa" w:w="3026"/>
-            <w:tcBorders>
-              <w:top w:val="single" w:color="A6A6A6" w:sz="4"/>
-              <w:left w:val="single" w:color="A6A6A6" w:sz="4"/>
-              <w:bottom w:val="single" w:color="A6A6A6" w:sz="4"/>
-              <w:right w:val="single" w:color="A6A6A6" w:sz="4"/>
-            </w:tcBorders>
-            <w:tcMar>
-              <w:top w:type="dxa" w:w="60"/>
-              <w:left w:type="dxa" w:w="90"/>
-              <w:bottom w:type="dxa" w:w="60"/>
-              <w:right w:type="dxa" w:w="90"/>
-            </w:tcMar>
-          </w:tcPr>
-          <w:p>
-            <w:pPr>
-              <w:spacing w:after="0" w:line="252"/>
-            </w:pPr>
-            <w:r>
-              <w:rPr>
-                <w:sz w:val="18"/>
-                <w:szCs w:val="18"/>
-              </w:rPr>
-              <w:t xml:space="preserve">random start: no better than guessing</w:t>
-            </w:r>
-          </w:p>
-        </w:tc>
-      </w:tr>
-      <w:tr>
-        <w:tc>
-          <w:tcPr>
-            <w:tcW w:type="dxa" w:w="3000"/>
-            <w:tcBorders>
-              <w:top w:val="single" w:color="A6A6A6" w:sz="4"/>
-              <w:left w:val="single" w:color="A6A6A6" w:sz="4"/>
-              <w:bottom w:val="single" w:color="A6A6A6" w:sz="4"/>
-              <w:right w:val="single" w:color="A6A6A6" w:sz="4"/>
-            </w:tcBorders>
-            <w:shd w:fill="EEF3F8" w:color="auto" w:val="clear"/>
-            <w:tcMar>
-              <w:top w:type="dxa" w:w="60"/>
-              <w:left w:type="dxa" w:w="90"/>
-              <w:bottom w:type="dxa" w:w="60"/>
-              <w:right w:type="dxa" w:w="90"/>
-            </w:tcMar>
-          </w:tcPr>
-          <w:p>
-            <w:pPr>
-              <w:spacing w:after="0" w:line="252"/>
-            </w:pPr>
-            <w:r>
-              <w:rPr>
-                <w:sz w:val="18"/>
-                <w:szCs w:val="18"/>
-              </w:rPr>
-              <w:t xml:space="preserve">10</w:t>
-            </w:r>
-          </w:p>
-        </w:tc>
-        <w:tc>
-          <w:tcPr>
-            <w:tcW w:type="dxa" w:w="3000"/>
-            <w:tcBorders>
-              <w:top w:val="single" w:color="A6A6A6" w:sz="4"/>
-              <w:left w:val="single" w:color="A6A6A6" w:sz="4"/>
-              <w:bottom w:val="single" w:color="A6A6A6" w:sz="4"/>
-              <w:right w:val="single" w:color="A6A6A6" w:sz="4"/>
-            </w:tcBorders>
-            <w:shd w:fill="EEF3F8" w:color="auto" w:val="clear"/>
-            <w:tcMar>
-              <w:top w:type="dxa" w:w="60"/>
-              <w:left w:type="dxa" w:w="90"/>
-              <w:bottom w:type="dxa" w:w="60"/>
-              <w:right w:type="dxa" w:w="90"/>
-            </w:tcMar>
-          </w:tcPr>
-          <w:p>
-            <w:pPr>
-              <w:spacing w:after="0" w:line="252"/>
-            </w:pPr>
-            <w:r>
-              <w:rPr>
-                <w:sz w:val="18"/>
-                <w:szCs w:val="18"/>
-              </w:rPr>
-              <w:t xml:space="preserve">0.390</w:t>
-            </w:r>
-          </w:p>
-        </w:tc>
-        <w:tc>
-          <w:tcPr>
-            <w:tcW w:type="dxa" w:w="3026"/>
-            <w:tcBorders>
-              <w:top w:val="single" w:color="A6A6A6" w:sz="4"/>
-              <w:left w:val="single" w:color="A6A6A6" w:sz="4"/>
-              <w:bottom w:val="single" w:color="A6A6A6" w:sz="4"/>
-              <w:right w:val="single" w:color="A6A6A6" w:sz="4"/>
-            </w:tcBorders>
-            <w:shd w:fill="EEF3F8" w:color="auto" w:val="clear"/>
-            <w:tcMar>
-              <w:top w:type="dxa" w:w="60"/>
-              <w:left w:type="dxa" w:w="90"/>
-              <w:bottom w:type="dxa" w:w="60"/>
-              <w:right w:type="dxa" w:w="90"/>
-            </w:tcMar>
-          </w:tcPr>
-          <w:p>
-            <w:pPr>
-              <w:spacing w:after="0" w:line="252"/>
-            </w:pPr>
-          </w:p>
-        </w:tc>
-      </w:tr>
-      <w:tr>
-        <w:tc>
-          <w:tcPr>
-            <w:tcW w:type="dxa" w:w="3000"/>
-            <w:tcBorders>
-              <w:top w:val="single" w:color="A6A6A6" w:sz="4"/>
-              <w:left w:val="single" w:color="A6A6A6" w:sz="4"/>
-              <w:bottom w:val="single" w:color="A6A6A6" w:sz="4"/>
-              <w:right w:val="single" w:color="A6A6A6" w:sz="4"/>
-            </w:tcBorders>
-            <w:tcMar>
-              <w:top w:type="dxa" w:w="60"/>
-              <w:left w:type="dxa" w:w="90"/>
-              <w:bottom w:type="dxa" w:w="60"/>
-              <w:right w:type="dxa" w:w="90"/>
-            </w:tcMar>
-          </w:tcPr>
-          <w:p>
-            <w:pPr>
-              <w:spacing w:after="0" w:line="252"/>
-            </w:pPr>
-            <w:r>
-              <w:rPr>
-                <w:sz w:val="18"/>
-                <w:szCs w:val="18"/>
-              </w:rPr>
-              <w:t xml:space="preserve">20</w:t>
-            </w:r>
-          </w:p>
-        </w:tc>
-        <w:tc>
-          <w:tcPr>
-            <w:tcW w:type="dxa" w:w="3000"/>
-            <w:tcBorders>
-              <w:top w:val="single" w:color="A6A6A6" w:sz="4"/>
-              <w:left w:val="single" w:color="A6A6A6" w:sz="4"/>
-              <w:bottom w:val="single" w:color="A6A6A6" w:sz="4"/>
-              <w:right w:val="single" w:color="A6A6A6" w:sz="4"/>
-            </w:tcBorders>
-            <w:tcMar>
-              <w:top w:type="dxa" w:w="60"/>
-              <w:left w:type="dxa" w:w="90"/>
-              <w:bottom w:type="dxa" w:w="60"/>
-              <w:right w:type="dxa" w:w="90"/>
-            </w:tcMar>
-          </w:tcPr>
-          <w:p>
-            <w:pPr>
-              <w:spacing w:after="0" w:line="252"/>
-            </w:pPr>
-            <w:r>
-              <w:rPr>
-                <w:sz w:val="18"/>
-                <w:szCs w:val="18"/>
-              </w:rPr>
-              <w:t xml:space="preserve">0.191</w:t>
-            </w:r>
-          </w:p>
-        </w:tc>
-        <w:tc>
-          <w:tcPr>
-            <w:tcW w:type="dxa" w:w="3026"/>
-            <w:tcBorders>
-              <w:top w:val="single" w:color="A6A6A6" w:sz="4"/>
-              <w:left w:val="single" w:color="A6A6A6" w:sz="4"/>
-              <w:bottom w:val="single" w:color="A6A6A6" w:sz="4"/>
-              <w:right w:val="single" w:color="A6A6A6" w:sz="4"/>
-            </w:tcBorders>
-            <w:tcMar>
-              <w:top w:type="dxa" w:w="60"/>
-              <w:left w:type="dxa" w:w="90"/>
-              <w:bottom w:type="dxa" w:w="60"/>
-              <w:right w:type="dxa" w:w="90"/>
-            </w:tcMar>
-          </w:tcPr>
-          <w:p>
-            <w:pPr>
-              <w:spacing w:after="0" w:line="252"/>
-            </w:pPr>
-          </w:p>
-        </w:tc>
-      </w:tr>
-      <w:tr>
-        <w:tc>
-          <w:tcPr>
-            <w:tcW w:type="dxa" w:w="3000"/>
-            <w:tcBorders>
-              <w:top w:val="single" w:color="A6A6A6" w:sz="4"/>
-              <w:left w:val="single" w:color="A6A6A6" w:sz="4"/>
-              <w:bottom w:val="single" w:color="A6A6A6" w:sz="4"/>
-              <w:right w:val="single" w:color="A6A6A6" w:sz="4"/>
-            </w:tcBorders>
-            <w:shd w:fill="EEF3F8" w:color="auto" w:val="clear"/>
-            <w:tcMar>
-              <w:top w:type="dxa" w:w="60"/>
-              <w:left w:type="dxa" w:w="90"/>
-              <w:bottom w:type="dxa" w:w="60"/>
-              <w:right w:type="dxa" w:w="90"/>
-            </w:tcMar>
-          </w:tcPr>
-          <w:p>
-            <w:pPr>
-              <w:spacing w:after="0" w:line="252"/>
-            </w:pPr>
-            <w:r>
-              <w:rPr>
-                <w:sz w:val="18"/>
-                <w:szCs w:val="18"/>
-              </w:rPr>
-              <w:t xml:space="preserve">30</w:t>
-            </w:r>
-          </w:p>
-        </w:tc>
-        <w:tc>
-          <w:tcPr>
-            <w:tcW w:type="dxa" w:w="3000"/>
-            <w:tcBorders>
-              <w:top w:val="single" w:color="A6A6A6" w:sz="4"/>
-              <w:left w:val="single" w:color="A6A6A6" w:sz="4"/>
-              <w:bottom w:val="single" w:color="A6A6A6" w:sz="4"/>
-              <w:right w:val="single" w:color="A6A6A6" w:sz="4"/>
-            </w:tcBorders>
-            <w:shd w:fill="EEF3F8" w:color="auto" w:val="clear"/>
-            <w:tcMar>
-              <w:top w:type="dxa" w:w="60"/>
-              <w:left w:type="dxa" w:w="90"/>
-              <w:bottom w:type="dxa" w:w="60"/>
-              <w:right w:type="dxa" w:w="90"/>
-            </w:tcMar>
-          </w:tcPr>
-          <w:p>
-            <w:pPr>
-              <w:spacing w:after="0" w:line="252"/>
-            </w:pPr>
-            <w:r>
-              <w:rPr>
-                <w:sz w:val="18"/>
-                <w:szCs w:val="18"/>
-              </w:rPr>
-              <w:t xml:space="preserve">0.096</w:t>
-            </w:r>
-          </w:p>
-        </w:tc>
-        <w:tc>
-          <w:tcPr>
-            <w:tcW w:type="dxa" w:w="3026"/>
-            <w:tcBorders>
-              <w:top w:val="single" w:color="A6A6A6" w:sz="4"/>
-              <w:left w:val="single" w:color="A6A6A6" w:sz="4"/>
-              <w:bottom w:val="single" w:color="A6A6A6" w:sz="4"/>
-              <w:right w:val="single" w:color="A6A6A6" w:sz="4"/>
-            </w:tcBorders>
-            <w:shd w:fill="EEF3F8" w:color="auto" w:val="clear"/>
-            <w:tcMar>
-              <w:top w:type="dxa" w:w="60"/>
-              <w:left w:type="dxa" w:w="90"/>
-              <w:bottom w:type="dxa" w:w="60"/>
-              <w:right w:type="dxa" w:w="90"/>
-            </w:tcMar>
-          </w:tcPr>
-          <w:p>
-            <w:pPr>
-              <w:spacing w:after="0" w:line="252"/>
-            </w:pPr>
-          </w:p>
-        </w:tc>
-      </w:tr>
-      <w:tr>
-        <w:tc>
-          <w:tcPr>
-            <w:tcW w:type="dxa" w:w="3000"/>
-            <w:tcBorders>
-              <w:top w:val="single" w:color="A6A6A6" w:sz="4"/>
-              <w:left w:val="single" w:color="A6A6A6" w:sz="4"/>
-              <w:bottom w:val="single" w:color="A6A6A6" w:sz="4"/>
-              <w:right w:val="single" w:color="A6A6A6" w:sz="4"/>
-            </w:tcBorders>
-            <w:tcMar>
-              <w:top w:type="dxa" w:w="60"/>
-              <w:left w:type="dxa" w:w="90"/>
-              <w:bottom w:type="dxa" w:w="60"/>
-              <w:right w:type="dxa" w:w="90"/>
-            </w:tcMar>
-          </w:tcPr>
-          <w:p>
-            <w:pPr>
-              <w:spacing w:after="0" w:line="252"/>
-            </w:pPr>
-            <w:r>
-              <w:rPr>
-                <w:sz w:val="18"/>
-                <w:szCs w:val="18"/>
-              </w:rPr>
-              <w:t xml:space="preserve">37</w:t>
-            </w:r>
-          </w:p>
-        </w:tc>
-        <w:tc>
-          <w:tcPr>
-            <w:tcW w:type="dxa" w:w="3000"/>
-            <w:tcBorders>
-              <w:top w:val="single" w:color="A6A6A6" w:sz="4"/>
-              <w:left w:val="single" w:color="A6A6A6" w:sz="4"/>
-              <w:bottom w:val="single" w:color="A6A6A6" w:sz="4"/>
-              <w:right w:val="single" w:color="A6A6A6" w:sz="4"/>
-            </w:tcBorders>
-            <w:tcMar>
-              <w:top w:type="dxa" w:w="60"/>
-              <w:left w:type="dxa" w:w="90"/>
-              <w:bottom w:type="dxa" w:w="60"/>
-              <w:right w:type="dxa" w:w="90"/>
-            </w:tcMar>
-          </w:tcPr>
-          <w:p>
-            <w:pPr>
-              <w:spacing w:after="0" w:line="252"/>
-            </w:pPr>
-            <w:r>
-              <w:rPr>
-                <w:sz w:val="18"/>
-                <w:szCs w:val="18"/>
-              </w:rPr>
-              <w:t xml:space="preserve">&lt; 0.05</w:t>
-            </w:r>
-          </w:p>
-        </w:tc>
-        <w:tc>
-          <w:tcPr>
-            <w:tcW w:type="dxa" w:w="3026"/>
-            <w:tcBorders>
-              <w:top w:val="single" w:color="A6A6A6" w:sz="4"/>
-              <w:left w:val="single" w:color="A6A6A6" w:sz="4"/>
-              <w:bottom w:val="single" w:color="A6A6A6" w:sz="4"/>
-              <w:right w:val="single" w:color="A6A6A6" w:sz="4"/>
-            </w:tcBorders>
-            <w:tcMar>
-              <w:top w:type="dxa" w:w="60"/>
-              <w:left w:type="dxa" w:w="90"/>
-              <w:bottom w:type="dxa" w:w="60"/>
-              <w:right w:type="dxa" w:w="90"/>
-            </w:tcMar>
-          </w:tcPr>
-          <w:p>
-            <w:pPr>
-              <w:spacing w:after="0" w:line="252"/>
-            </w:pPr>
-            <w:r>
-              <w:rPr>
-                <w:sz w:val="18"/>
-                <w:szCs w:val="18"/>
-              </w:rPr>
-              <w:t xml:space="preserve">first iteration below 0.05</w:t>
-            </w:r>
-          </w:p>
-        </w:tc>
-      </w:tr>
-      <w:tr>
-        <w:tc>
-          <w:tcPr>
-            <w:tcW w:type="dxa" w:w="3000"/>
-            <w:tcBorders>
-              <w:top w:val="single" w:color="A6A6A6" w:sz="4"/>
-              <w:left w:val="single" w:color="A6A6A6" w:sz="4"/>
-              <w:bottom w:val="single" w:color="A6A6A6" w:sz="4"/>
-              <w:right w:val="single" w:color="A6A6A6" w:sz="4"/>
-            </w:tcBorders>
-            <w:shd w:fill="EEF3F8" w:color="auto" w:val="clear"/>
-            <w:tcMar>
-              <w:top w:type="dxa" w:w="60"/>
-              <w:left w:type="dxa" w:w="90"/>
-              <w:bottom w:type="dxa" w:w="60"/>
-              <w:right w:type="dxa" w:w="90"/>
-            </w:tcMar>
-          </w:tcPr>
-          <w:p>
-            <w:pPr>
-              <w:spacing w:after="0" w:line="252"/>
-            </w:pPr>
-            <w:r>
-              <w:rPr>
-                <w:sz w:val="18"/>
-                <w:szCs w:val="18"/>
-              </w:rPr>
-              <w:t xml:space="preserve">50</w:t>
-            </w:r>
-          </w:p>
-        </w:tc>
-        <w:tc>
-          <w:tcPr>
-            <w:tcW w:type="dxa" w:w="3000"/>
-            <w:tcBorders>
-              <w:top w:val="single" w:color="A6A6A6" w:sz="4"/>
-              <w:left w:val="single" w:color="A6A6A6" w:sz="4"/>
-              <w:bottom w:val="single" w:color="A6A6A6" w:sz="4"/>
-              <w:right w:val="single" w:color="A6A6A6" w:sz="4"/>
-            </w:tcBorders>
-            <w:shd w:fill="EEF3F8" w:color="auto" w:val="clear"/>
-            <w:tcMar>
-              <w:top w:type="dxa" w:w="60"/>
-              <w:left w:type="dxa" w:w="90"/>
-              <w:bottom w:type="dxa" w:w="60"/>
-              <w:right w:type="dxa" w:w="90"/>
-            </w:tcMar>
-          </w:tcPr>
-          <w:p>
-            <w:pPr>
-              <w:spacing w:after="0" w:line="252"/>
-            </w:pPr>
-            <w:r>
-              <w:rPr>
-                <w:sz w:val="18"/>
-                <w:szCs w:val="18"/>
-              </w:rPr>
-              <w:t xml:space="preserve">0.020</w:t>
-            </w:r>
-          </w:p>
-        </w:tc>
-        <w:tc>
-          <w:tcPr>
-            <w:tcW w:type="dxa" w:w="3026"/>
-            <w:tcBorders>
-              <w:top w:val="single" w:color="A6A6A6" w:sz="4"/>
-              <w:left w:val="single" w:color="A6A6A6" w:sz="4"/>
-              <w:bottom w:val="single" w:color="A6A6A6" w:sz="4"/>
-              <w:right w:val="single" w:color="A6A6A6" w:sz="4"/>
-            </w:tcBorders>
-            <w:shd w:fill="EEF3F8" w:color="auto" w:val="clear"/>
-            <w:tcMar>
-              <w:top w:type="dxa" w:w="60"/>
-              <w:left w:type="dxa" w:w="90"/>
-              <w:bottom w:type="dxa" w:w="60"/>
-              <w:right w:type="dxa" w:w="90"/>
-            </w:tcMar>
-          </w:tcPr>
-          <w:p>
-            <w:pPr>
-              <w:spacing w:after="0" w:line="252"/>
-            </w:pPr>
-          </w:p>
-        </w:tc>
-      </w:tr>
-      <w:tr>
-        <w:tc>
-          <w:tcPr>
-            <w:tcW w:type="dxa" w:w="3000"/>
-            <w:tcBorders>
-              <w:top w:val="single" w:color="A6A6A6" w:sz="4"/>
-              <w:left w:val="single" w:color="A6A6A6" w:sz="4"/>
-              <w:bottom w:val="single" w:color="A6A6A6" w:sz="4"/>
-              <w:right w:val="single" w:color="A6A6A6" w:sz="4"/>
-            </w:tcBorders>
-            <w:tcMar>
-              <w:top w:type="dxa" w:w="60"/>
-              <w:left w:type="dxa" w:w="90"/>
-              <w:bottom w:type="dxa" w:w="60"/>
-              <w:right w:type="dxa" w:w="90"/>
-            </w:tcMar>
-          </w:tcPr>
-          <w:p>
-            <w:pPr>
-              <w:spacing w:after="0" w:line="252"/>
-            </w:pPr>
-            <w:r>
-              <w:rPr>
-                <w:sz w:val="18"/>
-                <w:szCs w:val="18"/>
-              </w:rPr>
-              <w:t xml:space="preserve">70</w:t>
-            </w:r>
-          </w:p>
-        </w:tc>
-        <w:tc>
-          <w:tcPr>
-            <w:tcW w:type="dxa" w:w="3000"/>
-            <w:tcBorders>
-              <w:top w:val="single" w:color="A6A6A6" w:sz="4"/>
-              <w:left w:val="single" w:color="A6A6A6" w:sz="4"/>
-              <w:bottom w:val="single" w:color="A6A6A6" w:sz="4"/>
-              <w:right w:val="single" w:color="A6A6A6" w:sz="4"/>
-            </w:tcBorders>
-            <w:tcMar>
-              <w:top w:type="dxa" w:w="60"/>
-              <w:left w:type="dxa" w:w="90"/>
-              <w:bottom w:type="dxa" w:w="60"/>
-              <w:right w:type="dxa" w:w="90"/>
-            </w:tcMar>
-          </w:tcPr>
-          <w:p>
-            <w:pPr>
-              <w:spacing w:after="0" w:line="252"/>
-            </w:pPr>
-            <w:r>
-              <w:rPr>
-                <w:sz w:val="18"/>
-                <w:szCs w:val="18"/>
-              </w:rPr>
-              <w:t xml:space="preserve">0.004</w:t>
-            </w:r>
-          </w:p>
-        </w:tc>
-        <w:tc>
-          <w:tcPr>
-            <w:tcW w:type="dxa" w:w="3026"/>
-            <w:tcBorders>
-              <w:top w:val="single" w:color="A6A6A6" w:sz="4"/>
-              <w:left w:val="single" w:color="A6A6A6" w:sz="4"/>
-              <w:bottom w:val="single" w:color="A6A6A6" w:sz="4"/>
-              <w:right w:val="single" w:color="A6A6A6" w:sz="4"/>
-            </w:tcBorders>
-            <w:tcMar>
-              <w:top w:type="dxa" w:w="60"/>
-              <w:left w:type="dxa" w:w="90"/>
-              <w:bottom w:type="dxa" w:w="60"/>
-              <w:right w:type="dxa" w:w="90"/>
-            </w:tcMar>
-          </w:tcPr>
-          <w:p>
-            <w:pPr>
-              <w:spacing w:after="0" w:line="252"/>
-            </w:pPr>
-          </w:p>
-        </w:tc>
-      </w:tr>
-      <w:tr>
-        <w:tc>
-          <w:tcPr>
-            <w:tcW w:type="dxa" w:w="3000"/>
-            <w:tcBorders>
-              <w:top w:val="single" w:color="A6A6A6" w:sz="4"/>
-              <w:left w:val="single" w:color="A6A6A6" w:sz="4"/>
-              <w:bottom w:val="single" w:color="A6A6A6" w:sz="4"/>
-              <w:right w:val="single" w:color="A6A6A6" w:sz="4"/>
-            </w:tcBorders>
-            <w:shd w:fill="EEF3F8" w:color="auto" w:val="clear"/>
-            <w:tcMar>
-              <w:top w:type="dxa" w:w="60"/>
-              <w:left w:type="dxa" w:w="90"/>
-              <w:bottom w:type="dxa" w:w="60"/>
-              <w:right w:type="dxa" w:w="90"/>
-            </w:tcMar>
-          </w:tcPr>
-          <w:p>
-            <w:pPr>
-              <w:spacing w:after="0" w:line="252"/>
-            </w:pPr>
-            <w:r>
-              <w:rPr>
-                <w:sz w:val="18"/>
-                <w:szCs w:val="18"/>
-              </w:rPr>
-              <w:t xml:space="preserve">100</w:t>
-            </w:r>
-          </w:p>
-        </w:tc>
-        <w:tc>
-          <w:tcPr>
-            <w:tcW w:type="dxa" w:w="3000"/>
-            <w:tcBorders>
-              <w:top w:val="single" w:color="A6A6A6" w:sz="4"/>
-              <w:left w:val="single" w:color="A6A6A6" w:sz="4"/>
-              <w:bottom w:val="single" w:color="A6A6A6" w:sz="4"/>
-              <w:right w:val="single" w:color="A6A6A6" w:sz="4"/>
-            </w:tcBorders>
-            <w:shd w:fill="EEF3F8" w:color="auto" w:val="clear"/>
-            <w:tcMar>
-              <w:top w:type="dxa" w:w="60"/>
-              <w:left w:type="dxa" w:w="90"/>
-              <w:bottom w:type="dxa" w:w="60"/>
-              <w:right w:type="dxa" w:w="90"/>
-            </w:tcMar>
-          </w:tcPr>
-          <w:p>
-            <w:pPr>
-              <w:spacing w:after="0" w:line="252"/>
-            </w:pPr>
-            <w:r>
-              <w:rPr>
-                <w:sz w:val="18"/>
-                <w:szCs w:val="18"/>
-              </w:rPr>
-              <w:t xml:space="preserve">0.000</w:t>
-            </w:r>
-          </w:p>
-        </w:tc>
-        <w:tc>
-          <w:tcPr>
-            <w:tcW w:type="dxa" w:w="3026"/>
-            <w:tcBorders>
-              <w:top w:val="single" w:color="A6A6A6" w:sz="4"/>
-              <w:left w:val="single" w:color="A6A6A6" w:sz="4"/>
-              <w:bottom w:val="single" w:color="A6A6A6" w:sz="4"/>
-              <w:right w:val="single" w:color="A6A6A6" w:sz="4"/>
-            </w:tcBorders>
-            <w:shd w:fill="EEF3F8" w:color="auto" w:val="clear"/>
-            <w:tcMar>
-              <w:top w:type="dxa" w:w="60"/>
-              <w:left w:type="dxa" w:w="90"/>
-              <w:bottom w:type="dxa" w:w="60"/>
-              <w:right w:type="dxa" w:w="90"/>
-            </w:tcMar>
-          </w:tcPr>
-          <w:p>
-            <w:pPr>
-              <w:spacing w:after="0" w:line="252"/>
-            </w:pPr>
-            <w:r>
-              <w:rPr>
-                <w:sz w:val="18"/>
-                <w:szCs w:val="18"/>
-              </w:rPr>
-              <w:t xml:space="preserve">all training images perfectly separated</w:t>
-            </w:r>
-          </w:p>
-        </w:tc>
-      </w:tr>
-    </w:tbl>
-    <w:p>
-      <w:pPr>
-        <w:spacing w:after="100"/>
-      </w:pPr>
-    </w:p>
-    <w:p>
-      <w:pPr>
-        <w:spacing w:after="140" w:line="288"/>
-        <w:jc w:val="both"/>
-      </w:pPr>
+        </w:rPr>
+        <w:t xml:space="preserve">two</w:t>
+      </w:r>
+      <w:r>
+        <w:t xml:space="preserve"> loss evaluations per iteration, whatever the number of parameters, which suits noisy, expensive quantum evaluations. We added a timer around each update and, after each update, one extra evaluation of the training loss, the </w:t>
+      </w:r>
       <w:r>
         <w:rPr>
           <w:b/>
           <w:bCs/>
         </w:rPr>
-        <w:t xml:space="preserve">Graph 1</w:t>
-      </w:r>
-      <w:r>
-        <w:t xml:space="preserve"> shows the loss falling from 0.50, which is equal to random guessing, to 0.00 by iteration 100. It fell quickly in the first 40 iterations and then flattened. The curve is not perfectly smooth. Each loss value is itself an estimate from 1000 shots per image, and SPSA's random ±1 directions sometimes give a slightly worse step (e.g. iterations 10–11 and 15–20). The step size aₖ = 1/(k+1)^0.602 shrinks over time, which explains the slow final convergence.</w:t>
+        <w:t xml:space="preserve">output measure</w:t>
+      </w:r>
+      <w:r>
+        <w:t xml:space="preserve">. This monitoring evaluation is timed separately so it does not inflate the iteration time. Settings were kept as in the original (a = 1, c = 0.5, α = 0.602, γ = 0.101, 100 iterations), except that the shots per circuit were raised from 100 to the group's agreed </w:t>
+      </w:r>
+      <w:r>
+        <w:rPr>
+          <w:b/>
+          <w:bCs/>
+        </w:rPr>
+        <w:t xml:space="preserve">1000</w:t>
+      </w:r>
+      <w:r>
+        <w:t xml:space="preserve">, and a fixed seed (2026) makes runs repeatable. Each iteration runs 3 evaluations × 3 training images = 9 circuits, so the run executed </w:t>
+      </w:r>
+      <w:r>
+        <w:rPr>
+          <w:b/>
+          <w:bCs/>
+        </w:rPr>
+        <w:t xml:space="preserve">900 circuits</w:t>
+      </w:r>
+      <w:r>
+        <w:t xml:space="preserve"> in total.</w:t>
+      </w:r>
+    </w:p>
+    <w:p>
+      <w:pPr>
+        <w:pStyle w:val="Heading2"/>
+      </w:pPr>
+      <w:r>
+        <w:t xml:space="preserve">6.5 What do the two required graphs show?</w:t>
       </w:r>
     </w:p>
     <w:p>
@@ -15754,7 +14945,7 @@
           <wp:inline distT="0" distB="0" distL="0" distR="0">
             <wp:extent cx="4572000" cy="2438400"/>
             <wp:effectExtent t="0" r="0" b="0" l="0"/>
-            <wp:docPr id="16" name="t4time" descr="Required graph 2: iteration number versus time per iteration" title="Required graph 2: iteration number versus time per iteration"/>
+            <wp:docPr id="16" name="t4out" descr="Required graph 1: iteration number versus output measure (training loss)" title="Required graph 1: iteration number versus output measure (training loss)"/>
             <wp:cNvGraphicFramePr>
               <a:graphicFrameLocks xmlns:a="http://schemas.openxmlformats.org/drawingml/2006/main" noChangeAspect="1"/>
             </wp:cNvGraphicFramePr>
@@ -15812,6 +15003,935 @@
           <w:sz w:val="20"/>
           <w:szCs w:val="20"/>
         </w:rPr>
+        <w:t xml:space="preserve">Required graph 1: iteration number versus output measure (training loss)</w:t>
+      </w:r>
+    </w:p>
+    <w:p>
+      <w:pPr>
+        <w:keepNext/>
+        <w:spacing w:after="80" w:before="120"/>
+      </w:pPr>
+      <w:r>
+        <w:rPr>
+          <w:b/>
+          <w:bCs/>
+          <w:color w:val="1F4E79"/>
+          <w:sz w:val="20"/>
+          <w:szCs w:val="20"/>
+        </w:rPr>
+        <w:t xml:space="preserve">Table 13. </w:t>
+      </w:r>
+      <w:r>
+        <w:rPr>
+          <w:i/>
+          <w:iCs/>
+          <w:sz w:val="20"/>
+          <w:szCs w:val="20"/>
+        </w:rPr>
+        <w:t xml:space="preserve">Excerpt from the 100-iteration log (task4_quantum_iterations.csv)</w:t>
+      </w:r>
+    </w:p>
+    <w:tbl>
+      <w:tblPr>
+        <w:tblW w:type="dxa" w:w="9026"/>
+        <w:tblBorders>
+          <w:top w:val="single" w:color="auto" w:sz="4"/>
+          <w:left w:val="single" w:color="auto" w:sz="4"/>
+          <w:bottom w:val="single" w:color="auto" w:sz="4"/>
+          <w:right w:val="single" w:color="auto" w:sz="4"/>
+          <w:insideH w:val="single" w:color="auto" w:sz="4"/>
+          <w:insideV w:val="single" w:color="auto" w:sz="4"/>
+        </w:tblBorders>
+      </w:tblPr>
+      <w:tblGrid>
+        <w:gridCol w:w="3000"/>
+        <w:gridCol w:w="3000"/>
+        <w:gridCol w:w="3026"/>
+      </w:tblGrid>
+      <w:tr>
+        <w:trPr>
+          <w:tblHeader/>
+        </w:trPr>
+        <w:tc>
+          <w:tcPr>
+            <w:tcW w:type="dxa" w:w="3000"/>
+            <w:tcBorders>
+              <w:top w:val="single" w:color="A6A6A6" w:sz="4"/>
+              <w:left w:val="single" w:color="A6A6A6" w:sz="4"/>
+              <w:bottom w:val="single" w:color="A6A6A6" w:sz="4"/>
+              <w:right w:val="single" w:color="A6A6A6" w:sz="4"/>
+            </w:tcBorders>
+            <w:shd w:fill="1F4E79" w:color="auto" w:val="clear"/>
+            <w:tcMar>
+              <w:top w:type="dxa" w:w="60"/>
+              <w:left w:type="dxa" w:w="90"/>
+              <w:bottom w:type="dxa" w:w="60"/>
+              <w:right w:type="dxa" w:w="90"/>
+            </w:tcMar>
+          </w:tcPr>
+          <w:p>
+            <w:pPr>
+              <w:spacing w:after="0" w:line="252"/>
+            </w:pPr>
+            <w:r>
+              <w:rPr>
+                <w:b/>
+                <w:bCs/>
+                <w:color w:val="FFFFFF"/>
+                <w:sz w:val="18"/>
+                <w:szCs w:val="18"/>
+              </w:rPr>
+              <w:t xml:space="preserve">Iteration</w:t>
+            </w:r>
+          </w:p>
+        </w:tc>
+        <w:tc>
+          <w:tcPr>
+            <w:tcW w:type="dxa" w:w="3000"/>
+            <w:tcBorders>
+              <w:top w:val="single" w:color="A6A6A6" w:sz="4"/>
+              <w:left w:val="single" w:color="A6A6A6" w:sz="4"/>
+              <w:bottom w:val="single" w:color="A6A6A6" w:sz="4"/>
+              <w:right w:val="single" w:color="A6A6A6" w:sz="4"/>
+            </w:tcBorders>
+            <w:shd w:fill="1F4E79" w:color="auto" w:val="clear"/>
+            <w:tcMar>
+              <w:top w:type="dxa" w:w="60"/>
+              <w:left w:type="dxa" w:w="90"/>
+              <w:bottom w:type="dxa" w:w="60"/>
+              <w:right w:type="dxa" w:w="90"/>
+            </w:tcMar>
+          </w:tcPr>
+          <w:p>
+            <w:pPr>
+              <w:spacing w:after="0" w:line="252"/>
+            </w:pPr>
+            <w:r>
+              <w:rPr>
+                <w:b/>
+                <w:bCs/>
+                <w:color w:val="FFFFFF"/>
+                <w:sz w:val="18"/>
+                <w:szCs w:val="18"/>
+              </w:rPr>
+              <w:t xml:space="preserve">Output (training loss)</w:t>
+            </w:r>
+          </w:p>
+        </w:tc>
+        <w:tc>
+          <w:tcPr>
+            <w:tcW w:type="dxa" w:w="3026"/>
+            <w:tcBorders>
+              <w:top w:val="single" w:color="A6A6A6" w:sz="4"/>
+              <w:left w:val="single" w:color="A6A6A6" w:sz="4"/>
+              <w:bottom w:val="single" w:color="A6A6A6" w:sz="4"/>
+              <w:right w:val="single" w:color="A6A6A6" w:sz="4"/>
+            </w:tcBorders>
+            <w:shd w:fill="1F4E79" w:color="auto" w:val="clear"/>
+            <w:tcMar>
+              <w:top w:type="dxa" w:w="60"/>
+              <w:left w:type="dxa" w:w="90"/>
+              <w:bottom w:type="dxa" w:w="60"/>
+              <w:right w:type="dxa" w:w="90"/>
+            </w:tcMar>
+          </w:tcPr>
+          <w:p>
+            <w:pPr>
+              <w:spacing w:after="0" w:line="252"/>
+            </w:pPr>
+            <w:r>
+              <w:rPr>
+                <w:b/>
+                <w:bCs/>
+                <w:color w:val="FFFFFF"/>
+                <w:sz w:val="18"/>
+                <w:szCs w:val="18"/>
+              </w:rPr>
+              <w:t xml:space="preserve">Note</w:t>
+            </w:r>
+          </w:p>
+        </w:tc>
+      </w:tr>
+      <w:tr>
+        <w:tc>
+          <w:tcPr>
+            <w:tcW w:type="dxa" w:w="3000"/>
+            <w:tcBorders>
+              <w:top w:val="single" w:color="A6A6A6" w:sz="4"/>
+              <w:left w:val="single" w:color="A6A6A6" w:sz="4"/>
+              <w:bottom w:val="single" w:color="A6A6A6" w:sz="4"/>
+              <w:right w:val="single" w:color="A6A6A6" w:sz="4"/>
+            </w:tcBorders>
+            <w:tcMar>
+              <w:top w:type="dxa" w:w="60"/>
+              <w:left w:type="dxa" w:w="90"/>
+              <w:bottom w:type="dxa" w:w="60"/>
+              <w:right w:type="dxa" w:w="90"/>
+            </w:tcMar>
+          </w:tcPr>
+          <w:p>
+            <w:pPr>
+              <w:spacing w:after="0" w:line="252"/>
+            </w:pPr>
+            <w:r>
+              <w:rPr>
+                <w:sz w:val="18"/>
+                <w:szCs w:val="18"/>
+              </w:rPr>
+              <w:t xml:space="preserve">1</w:t>
+            </w:r>
+          </w:p>
+        </w:tc>
+        <w:tc>
+          <w:tcPr>
+            <w:tcW w:type="dxa" w:w="3000"/>
+            <w:tcBorders>
+              <w:top w:val="single" w:color="A6A6A6" w:sz="4"/>
+              <w:left w:val="single" w:color="A6A6A6" w:sz="4"/>
+              <w:bottom w:val="single" w:color="A6A6A6" w:sz="4"/>
+              <w:right w:val="single" w:color="A6A6A6" w:sz="4"/>
+            </w:tcBorders>
+            <w:tcMar>
+              <w:top w:type="dxa" w:w="60"/>
+              <w:left w:type="dxa" w:w="90"/>
+              <w:bottom w:type="dxa" w:w="60"/>
+              <w:right w:type="dxa" w:w="90"/>
+            </w:tcMar>
+          </w:tcPr>
+          <w:p>
+            <w:pPr>
+              <w:spacing w:after="0" w:line="252"/>
+            </w:pPr>
+            <w:r>
+              <w:rPr>
+                <w:sz w:val="18"/>
+                <w:szCs w:val="18"/>
+              </w:rPr>
+              <w:t xml:space="preserve">0.503</w:t>
+            </w:r>
+          </w:p>
+        </w:tc>
+        <w:tc>
+          <w:tcPr>
+            <w:tcW w:type="dxa" w:w="3026"/>
+            <w:tcBorders>
+              <w:top w:val="single" w:color="A6A6A6" w:sz="4"/>
+              <w:left w:val="single" w:color="A6A6A6" w:sz="4"/>
+              <w:bottom w:val="single" w:color="A6A6A6" w:sz="4"/>
+              <w:right w:val="single" w:color="A6A6A6" w:sz="4"/>
+            </w:tcBorders>
+            <w:tcMar>
+              <w:top w:type="dxa" w:w="60"/>
+              <w:left w:type="dxa" w:w="90"/>
+              <w:bottom w:type="dxa" w:w="60"/>
+              <w:right w:type="dxa" w:w="90"/>
+            </w:tcMar>
+          </w:tcPr>
+          <w:p>
+            <w:pPr>
+              <w:spacing w:after="0" w:line="252"/>
+            </w:pPr>
+            <w:r>
+              <w:rPr>
+                <w:sz w:val="18"/>
+                <w:szCs w:val="18"/>
+              </w:rPr>
+              <w:t xml:space="preserve">random start: no better than guessing</w:t>
+            </w:r>
+          </w:p>
+        </w:tc>
+      </w:tr>
+      <w:tr>
+        <w:tc>
+          <w:tcPr>
+            <w:tcW w:type="dxa" w:w="3000"/>
+            <w:tcBorders>
+              <w:top w:val="single" w:color="A6A6A6" w:sz="4"/>
+              <w:left w:val="single" w:color="A6A6A6" w:sz="4"/>
+              <w:bottom w:val="single" w:color="A6A6A6" w:sz="4"/>
+              <w:right w:val="single" w:color="A6A6A6" w:sz="4"/>
+            </w:tcBorders>
+            <w:shd w:fill="EEF3F8" w:color="auto" w:val="clear"/>
+            <w:tcMar>
+              <w:top w:type="dxa" w:w="60"/>
+              <w:left w:type="dxa" w:w="90"/>
+              <w:bottom w:type="dxa" w:w="60"/>
+              <w:right w:type="dxa" w:w="90"/>
+            </w:tcMar>
+          </w:tcPr>
+          <w:p>
+            <w:pPr>
+              <w:spacing w:after="0" w:line="252"/>
+            </w:pPr>
+            <w:r>
+              <w:rPr>
+                <w:sz w:val="18"/>
+                <w:szCs w:val="18"/>
+              </w:rPr>
+              <w:t xml:space="preserve">10</w:t>
+            </w:r>
+          </w:p>
+        </w:tc>
+        <w:tc>
+          <w:tcPr>
+            <w:tcW w:type="dxa" w:w="3000"/>
+            <w:tcBorders>
+              <w:top w:val="single" w:color="A6A6A6" w:sz="4"/>
+              <w:left w:val="single" w:color="A6A6A6" w:sz="4"/>
+              <w:bottom w:val="single" w:color="A6A6A6" w:sz="4"/>
+              <w:right w:val="single" w:color="A6A6A6" w:sz="4"/>
+            </w:tcBorders>
+            <w:shd w:fill="EEF3F8" w:color="auto" w:val="clear"/>
+            <w:tcMar>
+              <w:top w:type="dxa" w:w="60"/>
+              <w:left w:type="dxa" w:w="90"/>
+              <w:bottom w:type="dxa" w:w="60"/>
+              <w:right w:type="dxa" w:w="90"/>
+            </w:tcMar>
+          </w:tcPr>
+          <w:p>
+            <w:pPr>
+              <w:spacing w:after="0" w:line="252"/>
+            </w:pPr>
+            <w:r>
+              <w:rPr>
+                <w:sz w:val="18"/>
+                <w:szCs w:val="18"/>
+              </w:rPr>
+              <w:t xml:space="preserve">0.390</w:t>
+            </w:r>
+          </w:p>
+        </w:tc>
+        <w:tc>
+          <w:tcPr>
+            <w:tcW w:type="dxa" w:w="3026"/>
+            <w:tcBorders>
+              <w:top w:val="single" w:color="A6A6A6" w:sz="4"/>
+              <w:left w:val="single" w:color="A6A6A6" w:sz="4"/>
+              <w:bottom w:val="single" w:color="A6A6A6" w:sz="4"/>
+              <w:right w:val="single" w:color="A6A6A6" w:sz="4"/>
+            </w:tcBorders>
+            <w:shd w:fill="EEF3F8" w:color="auto" w:val="clear"/>
+            <w:tcMar>
+              <w:top w:type="dxa" w:w="60"/>
+              <w:left w:type="dxa" w:w="90"/>
+              <w:bottom w:type="dxa" w:w="60"/>
+              <w:right w:type="dxa" w:w="90"/>
+            </w:tcMar>
+          </w:tcPr>
+          <w:p>
+            <w:pPr>
+              <w:spacing w:after="0" w:line="252"/>
+            </w:pPr>
+          </w:p>
+        </w:tc>
+      </w:tr>
+      <w:tr>
+        <w:tc>
+          <w:tcPr>
+            <w:tcW w:type="dxa" w:w="3000"/>
+            <w:tcBorders>
+              <w:top w:val="single" w:color="A6A6A6" w:sz="4"/>
+              <w:left w:val="single" w:color="A6A6A6" w:sz="4"/>
+              <w:bottom w:val="single" w:color="A6A6A6" w:sz="4"/>
+              <w:right w:val="single" w:color="A6A6A6" w:sz="4"/>
+            </w:tcBorders>
+            <w:tcMar>
+              <w:top w:type="dxa" w:w="60"/>
+              <w:left w:type="dxa" w:w="90"/>
+              <w:bottom w:type="dxa" w:w="60"/>
+              <w:right w:type="dxa" w:w="90"/>
+            </w:tcMar>
+          </w:tcPr>
+          <w:p>
+            <w:pPr>
+              <w:spacing w:after="0" w:line="252"/>
+            </w:pPr>
+            <w:r>
+              <w:rPr>
+                <w:sz w:val="18"/>
+                <w:szCs w:val="18"/>
+              </w:rPr>
+              <w:t xml:space="preserve">20</w:t>
+            </w:r>
+          </w:p>
+        </w:tc>
+        <w:tc>
+          <w:tcPr>
+            <w:tcW w:type="dxa" w:w="3000"/>
+            <w:tcBorders>
+              <w:top w:val="single" w:color="A6A6A6" w:sz="4"/>
+              <w:left w:val="single" w:color="A6A6A6" w:sz="4"/>
+              <w:bottom w:val="single" w:color="A6A6A6" w:sz="4"/>
+              <w:right w:val="single" w:color="A6A6A6" w:sz="4"/>
+            </w:tcBorders>
+            <w:tcMar>
+              <w:top w:type="dxa" w:w="60"/>
+              <w:left w:type="dxa" w:w="90"/>
+              <w:bottom w:type="dxa" w:w="60"/>
+              <w:right w:type="dxa" w:w="90"/>
+            </w:tcMar>
+          </w:tcPr>
+          <w:p>
+            <w:pPr>
+              <w:spacing w:after="0" w:line="252"/>
+            </w:pPr>
+            <w:r>
+              <w:rPr>
+                <w:sz w:val="18"/>
+                <w:szCs w:val="18"/>
+              </w:rPr>
+              <w:t xml:space="preserve">0.191</w:t>
+            </w:r>
+          </w:p>
+        </w:tc>
+        <w:tc>
+          <w:tcPr>
+            <w:tcW w:type="dxa" w:w="3026"/>
+            <w:tcBorders>
+              <w:top w:val="single" w:color="A6A6A6" w:sz="4"/>
+              <w:left w:val="single" w:color="A6A6A6" w:sz="4"/>
+              <w:bottom w:val="single" w:color="A6A6A6" w:sz="4"/>
+              <w:right w:val="single" w:color="A6A6A6" w:sz="4"/>
+            </w:tcBorders>
+            <w:tcMar>
+              <w:top w:type="dxa" w:w="60"/>
+              <w:left w:type="dxa" w:w="90"/>
+              <w:bottom w:type="dxa" w:w="60"/>
+              <w:right w:type="dxa" w:w="90"/>
+            </w:tcMar>
+          </w:tcPr>
+          <w:p>
+            <w:pPr>
+              <w:spacing w:after="0" w:line="252"/>
+            </w:pPr>
+          </w:p>
+        </w:tc>
+      </w:tr>
+      <w:tr>
+        <w:tc>
+          <w:tcPr>
+            <w:tcW w:type="dxa" w:w="3000"/>
+            <w:tcBorders>
+              <w:top w:val="single" w:color="A6A6A6" w:sz="4"/>
+              <w:left w:val="single" w:color="A6A6A6" w:sz="4"/>
+              <w:bottom w:val="single" w:color="A6A6A6" w:sz="4"/>
+              <w:right w:val="single" w:color="A6A6A6" w:sz="4"/>
+            </w:tcBorders>
+            <w:shd w:fill="EEF3F8" w:color="auto" w:val="clear"/>
+            <w:tcMar>
+              <w:top w:type="dxa" w:w="60"/>
+              <w:left w:type="dxa" w:w="90"/>
+              <w:bottom w:type="dxa" w:w="60"/>
+              <w:right w:type="dxa" w:w="90"/>
+            </w:tcMar>
+          </w:tcPr>
+          <w:p>
+            <w:pPr>
+              <w:spacing w:after="0" w:line="252"/>
+            </w:pPr>
+            <w:r>
+              <w:rPr>
+                <w:sz w:val="18"/>
+                <w:szCs w:val="18"/>
+              </w:rPr>
+              <w:t xml:space="preserve">30</w:t>
+            </w:r>
+          </w:p>
+        </w:tc>
+        <w:tc>
+          <w:tcPr>
+            <w:tcW w:type="dxa" w:w="3000"/>
+            <w:tcBorders>
+              <w:top w:val="single" w:color="A6A6A6" w:sz="4"/>
+              <w:left w:val="single" w:color="A6A6A6" w:sz="4"/>
+              <w:bottom w:val="single" w:color="A6A6A6" w:sz="4"/>
+              <w:right w:val="single" w:color="A6A6A6" w:sz="4"/>
+            </w:tcBorders>
+            <w:shd w:fill="EEF3F8" w:color="auto" w:val="clear"/>
+            <w:tcMar>
+              <w:top w:type="dxa" w:w="60"/>
+              <w:left w:type="dxa" w:w="90"/>
+              <w:bottom w:type="dxa" w:w="60"/>
+              <w:right w:type="dxa" w:w="90"/>
+            </w:tcMar>
+          </w:tcPr>
+          <w:p>
+            <w:pPr>
+              <w:spacing w:after="0" w:line="252"/>
+            </w:pPr>
+            <w:r>
+              <w:rPr>
+                <w:sz w:val="18"/>
+                <w:szCs w:val="18"/>
+              </w:rPr>
+              <w:t xml:space="preserve">0.096</w:t>
+            </w:r>
+          </w:p>
+        </w:tc>
+        <w:tc>
+          <w:tcPr>
+            <w:tcW w:type="dxa" w:w="3026"/>
+            <w:tcBorders>
+              <w:top w:val="single" w:color="A6A6A6" w:sz="4"/>
+              <w:left w:val="single" w:color="A6A6A6" w:sz="4"/>
+              <w:bottom w:val="single" w:color="A6A6A6" w:sz="4"/>
+              <w:right w:val="single" w:color="A6A6A6" w:sz="4"/>
+            </w:tcBorders>
+            <w:shd w:fill="EEF3F8" w:color="auto" w:val="clear"/>
+            <w:tcMar>
+              <w:top w:type="dxa" w:w="60"/>
+              <w:left w:type="dxa" w:w="90"/>
+              <w:bottom w:type="dxa" w:w="60"/>
+              <w:right w:type="dxa" w:w="90"/>
+            </w:tcMar>
+          </w:tcPr>
+          <w:p>
+            <w:pPr>
+              <w:spacing w:after="0" w:line="252"/>
+            </w:pPr>
+          </w:p>
+        </w:tc>
+      </w:tr>
+      <w:tr>
+        <w:tc>
+          <w:tcPr>
+            <w:tcW w:type="dxa" w:w="3000"/>
+            <w:tcBorders>
+              <w:top w:val="single" w:color="A6A6A6" w:sz="4"/>
+              <w:left w:val="single" w:color="A6A6A6" w:sz="4"/>
+              <w:bottom w:val="single" w:color="A6A6A6" w:sz="4"/>
+              <w:right w:val="single" w:color="A6A6A6" w:sz="4"/>
+            </w:tcBorders>
+            <w:tcMar>
+              <w:top w:type="dxa" w:w="60"/>
+              <w:left w:type="dxa" w:w="90"/>
+              <w:bottom w:type="dxa" w:w="60"/>
+              <w:right w:type="dxa" w:w="90"/>
+            </w:tcMar>
+          </w:tcPr>
+          <w:p>
+            <w:pPr>
+              <w:spacing w:after="0" w:line="252"/>
+            </w:pPr>
+            <w:r>
+              <w:rPr>
+                <w:sz w:val="18"/>
+                <w:szCs w:val="18"/>
+              </w:rPr>
+              <w:t xml:space="preserve">37</w:t>
+            </w:r>
+          </w:p>
+        </w:tc>
+        <w:tc>
+          <w:tcPr>
+            <w:tcW w:type="dxa" w:w="3000"/>
+            <w:tcBorders>
+              <w:top w:val="single" w:color="A6A6A6" w:sz="4"/>
+              <w:left w:val="single" w:color="A6A6A6" w:sz="4"/>
+              <w:bottom w:val="single" w:color="A6A6A6" w:sz="4"/>
+              <w:right w:val="single" w:color="A6A6A6" w:sz="4"/>
+            </w:tcBorders>
+            <w:tcMar>
+              <w:top w:type="dxa" w:w="60"/>
+              <w:left w:type="dxa" w:w="90"/>
+              <w:bottom w:type="dxa" w:w="60"/>
+              <w:right w:type="dxa" w:w="90"/>
+            </w:tcMar>
+          </w:tcPr>
+          <w:p>
+            <w:pPr>
+              <w:spacing w:after="0" w:line="252"/>
+            </w:pPr>
+            <w:r>
+              <w:rPr>
+                <w:sz w:val="18"/>
+                <w:szCs w:val="18"/>
+              </w:rPr>
+              <w:t xml:space="preserve">&lt; 0.05</w:t>
+            </w:r>
+          </w:p>
+        </w:tc>
+        <w:tc>
+          <w:tcPr>
+            <w:tcW w:type="dxa" w:w="3026"/>
+            <w:tcBorders>
+              <w:top w:val="single" w:color="A6A6A6" w:sz="4"/>
+              <w:left w:val="single" w:color="A6A6A6" w:sz="4"/>
+              <w:bottom w:val="single" w:color="A6A6A6" w:sz="4"/>
+              <w:right w:val="single" w:color="A6A6A6" w:sz="4"/>
+            </w:tcBorders>
+            <w:tcMar>
+              <w:top w:type="dxa" w:w="60"/>
+              <w:left w:type="dxa" w:w="90"/>
+              <w:bottom w:type="dxa" w:w="60"/>
+              <w:right w:type="dxa" w:w="90"/>
+            </w:tcMar>
+          </w:tcPr>
+          <w:p>
+            <w:pPr>
+              <w:spacing w:after="0" w:line="252"/>
+            </w:pPr>
+            <w:r>
+              <w:rPr>
+                <w:sz w:val="18"/>
+                <w:szCs w:val="18"/>
+              </w:rPr>
+              <w:t xml:space="preserve">first iteration below 0.05</w:t>
+            </w:r>
+          </w:p>
+        </w:tc>
+      </w:tr>
+      <w:tr>
+        <w:tc>
+          <w:tcPr>
+            <w:tcW w:type="dxa" w:w="3000"/>
+            <w:tcBorders>
+              <w:top w:val="single" w:color="A6A6A6" w:sz="4"/>
+              <w:left w:val="single" w:color="A6A6A6" w:sz="4"/>
+              <w:bottom w:val="single" w:color="A6A6A6" w:sz="4"/>
+              <w:right w:val="single" w:color="A6A6A6" w:sz="4"/>
+            </w:tcBorders>
+            <w:shd w:fill="EEF3F8" w:color="auto" w:val="clear"/>
+            <w:tcMar>
+              <w:top w:type="dxa" w:w="60"/>
+              <w:left w:type="dxa" w:w="90"/>
+              <w:bottom w:type="dxa" w:w="60"/>
+              <w:right w:type="dxa" w:w="90"/>
+            </w:tcMar>
+          </w:tcPr>
+          <w:p>
+            <w:pPr>
+              <w:spacing w:after="0" w:line="252"/>
+            </w:pPr>
+            <w:r>
+              <w:rPr>
+                <w:sz w:val="18"/>
+                <w:szCs w:val="18"/>
+              </w:rPr>
+              <w:t xml:space="preserve">50</w:t>
+            </w:r>
+          </w:p>
+        </w:tc>
+        <w:tc>
+          <w:tcPr>
+            <w:tcW w:type="dxa" w:w="3000"/>
+            <w:tcBorders>
+              <w:top w:val="single" w:color="A6A6A6" w:sz="4"/>
+              <w:left w:val="single" w:color="A6A6A6" w:sz="4"/>
+              <w:bottom w:val="single" w:color="A6A6A6" w:sz="4"/>
+              <w:right w:val="single" w:color="A6A6A6" w:sz="4"/>
+            </w:tcBorders>
+            <w:shd w:fill="EEF3F8" w:color="auto" w:val="clear"/>
+            <w:tcMar>
+              <w:top w:type="dxa" w:w="60"/>
+              <w:left w:type="dxa" w:w="90"/>
+              <w:bottom w:type="dxa" w:w="60"/>
+              <w:right w:type="dxa" w:w="90"/>
+            </w:tcMar>
+          </w:tcPr>
+          <w:p>
+            <w:pPr>
+              <w:spacing w:after="0" w:line="252"/>
+            </w:pPr>
+            <w:r>
+              <w:rPr>
+                <w:sz w:val="18"/>
+                <w:szCs w:val="18"/>
+              </w:rPr>
+              <w:t xml:space="preserve">0.020</w:t>
+            </w:r>
+          </w:p>
+        </w:tc>
+        <w:tc>
+          <w:tcPr>
+            <w:tcW w:type="dxa" w:w="3026"/>
+            <w:tcBorders>
+              <w:top w:val="single" w:color="A6A6A6" w:sz="4"/>
+              <w:left w:val="single" w:color="A6A6A6" w:sz="4"/>
+              <w:bottom w:val="single" w:color="A6A6A6" w:sz="4"/>
+              <w:right w:val="single" w:color="A6A6A6" w:sz="4"/>
+            </w:tcBorders>
+            <w:shd w:fill="EEF3F8" w:color="auto" w:val="clear"/>
+            <w:tcMar>
+              <w:top w:type="dxa" w:w="60"/>
+              <w:left w:type="dxa" w:w="90"/>
+              <w:bottom w:type="dxa" w:w="60"/>
+              <w:right w:type="dxa" w:w="90"/>
+            </w:tcMar>
+          </w:tcPr>
+          <w:p>
+            <w:pPr>
+              <w:spacing w:after="0" w:line="252"/>
+            </w:pPr>
+          </w:p>
+        </w:tc>
+      </w:tr>
+      <w:tr>
+        <w:tc>
+          <w:tcPr>
+            <w:tcW w:type="dxa" w:w="3000"/>
+            <w:tcBorders>
+              <w:top w:val="single" w:color="A6A6A6" w:sz="4"/>
+              <w:left w:val="single" w:color="A6A6A6" w:sz="4"/>
+              <w:bottom w:val="single" w:color="A6A6A6" w:sz="4"/>
+              <w:right w:val="single" w:color="A6A6A6" w:sz="4"/>
+            </w:tcBorders>
+            <w:tcMar>
+              <w:top w:type="dxa" w:w="60"/>
+              <w:left w:type="dxa" w:w="90"/>
+              <w:bottom w:type="dxa" w:w="60"/>
+              <w:right w:type="dxa" w:w="90"/>
+            </w:tcMar>
+          </w:tcPr>
+          <w:p>
+            <w:pPr>
+              <w:spacing w:after="0" w:line="252"/>
+            </w:pPr>
+            <w:r>
+              <w:rPr>
+                <w:sz w:val="18"/>
+                <w:szCs w:val="18"/>
+              </w:rPr>
+              <w:t xml:space="preserve">70</w:t>
+            </w:r>
+          </w:p>
+        </w:tc>
+        <w:tc>
+          <w:tcPr>
+            <w:tcW w:type="dxa" w:w="3000"/>
+            <w:tcBorders>
+              <w:top w:val="single" w:color="A6A6A6" w:sz="4"/>
+              <w:left w:val="single" w:color="A6A6A6" w:sz="4"/>
+              <w:bottom w:val="single" w:color="A6A6A6" w:sz="4"/>
+              <w:right w:val="single" w:color="A6A6A6" w:sz="4"/>
+            </w:tcBorders>
+            <w:tcMar>
+              <w:top w:type="dxa" w:w="60"/>
+              <w:left w:type="dxa" w:w="90"/>
+              <w:bottom w:type="dxa" w:w="60"/>
+              <w:right w:type="dxa" w:w="90"/>
+            </w:tcMar>
+          </w:tcPr>
+          <w:p>
+            <w:pPr>
+              <w:spacing w:after="0" w:line="252"/>
+            </w:pPr>
+            <w:r>
+              <w:rPr>
+                <w:sz w:val="18"/>
+                <w:szCs w:val="18"/>
+              </w:rPr>
+              <w:t xml:space="preserve">0.004</w:t>
+            </w:r>
+          </w:p>
+        </w:tc>
+        <w:tc>
+          <w:tcPr>
+            <w:tcW w:type="dxa" w:w="3026"/>
+            <w:tcBorders>
+              <w:top w:val="single" w:color="A6A6A6" w:sz="4"/>
+              <w:left w:val="single" w:color="A6A6A6" w:sz="4"/>
+              <w:bottom w:val="single" w:color="A6A6A6" w:sz="4"/>
+              <w:right w:val="single" w:color="A6A6A6" w:sz="4"/>
+            </w:tcBorders>
+            <w:tcMar>
+              <w:top w:type="dxa" w:w="60"/>
+              <w:left w:type="dxa" w:w="90"/>
+              <w:bottom w:type="dxa" w:w="60"/>
+              <w:right w:type="dxa" w:w="90"/>
+            </w:tcMar>
+          </w:tcPr>
+          <w:p>
+            <w:pPr>
+              <w:spacing w:after="0" w:line="252"/>
+            </w:pPr>
+          </w:p>
+        </w:tc>
+      </w:tr>
+      <w:tr>
+        <w:tc>
+          <w:tcPr>
+            <w:tcW w:type="dxa" w:w="3000"/>
+            <w:tcBorders>
+              <w:top w:val="single" w:color="A6A6A6" w:sz="4"/>
+              <w:left w:val="single" w:color="A6A6A6" w:sz="4"/>
+              <w:bottom w:val="single" w:color="A6A6A6" w:sz="4"/>
+              <w:right w:val="single" w:color="A6A6A6" w:sz="4"/>
+            </w:tcBorders>
+            <w:shd w:fill="EEF3F8" w:color="auto" w:val="clear"/>
+            <w:tcMar>
+              <w:top w:type="dxa" w:w="60"/>
+              <w:left w:type="dxa" w:w="90"/>
+              <w:bottom w:type="dxa" w:w="60"/>
+              <w:right w:type="dxa" w:w="90"/>
+            </w:tcMar>
+          </w:tcPr>
+          <w:p>
+            <w:pPr>
+              <w:spacing w:after="0" w:line="252"/>
+            </w:pPr>
+            <w:r>
+              <w:rPr>
+                <w:sz w:val="18"/>
+                <w:szCs w:val="18"/>
+              </w:rPr>
+              <w:t xml:space="preserve">100</w:t>
+            </w:r>
+          </w:p>
+        </w:tc>
+        <w:tc>
+          <w:tcPr>
+            <w:tcW w:type="dxa" w:w="3000"/>
+            <w:tcBorders>
+              <w:top w:val="single" w:color="A6A6A6" w:sz="4"/>
+              <w:left w:val="single" w:color="A6A6A6" w:sz="4"/>
+              <w:bottom w:val="single" w:color="A6A6A6" w:sz="4"/>
+              <w:right w:val="single" w:color="A6A6A6" w:sz="4"/>
+            </w:tcBorders>
+            <w:shd w:fill="EEF3F8" w:color="auto" w:val="clear"/>
+            <w:tcMar>
+              <w:top w:type="dxa" w:w="60"/>
+              <w:left w:type="dxa" w:w="90"/>
+              <w:bottom w:type="dxa" w:w="60"/>
+              <w:right w:type="dxa" w:w="90"/>
+            </w:tcMar>
+          </w:tcPr>
+          <w:p>
+            <w:pPr>
+              <w:spacing w:after="0" w:line="252"/>
+            </w:pPr>
+            <w:r>
+              <w:rPr>
+                <w:sz w:val="18"/>
+                <w:szCs w:val="18"/>
+              </w:rPr>
+              <w:t xml:space="preserve">0.000</w:t>
+            </w:r>
+          </w:p>
+        </w:tc>
+        <w:tc>
+          <w:tcPr>
+            <w:tcW w:type="dxa" w:w="3026"/>
+            <w:tcBorders>
+              <w:top w:val="single" w:color="A6A6A6" w:sz="4"/>
+              <w:left w:val="single" w:color="A6A6A6" w:sz="4"/>
+              <w:bottom w:val="single" w:color="A6A6A6" w:sz="4"/>
+              <w:right w:val="single" w:color="A6A6A6" w:sz="4"/>
+            </w:tcBorders>
+            <w:shd w:fill="EEF3F8" w:color="auto" w:val="clear"/>
+            <w:tcMar>
+              <w:top w:type="dxa" w:w="60"/>
+              <w:left w:type="dxa" w:w="90"/>
+              <w:bottom w:type="dxa" w:w="60"/>
+              <w:right w:type="dxa" w:w="90"/>
+            </w:tcMar>
+          </w:tcPr>
+          <w:p>
+            <w:pPr>
+              <w:spacing w:after="0" w:line="252"/>
+            </w:pPr>
+            <w:r>
+              <w:rPr>
+                <w:sz w:val="18"/>
+                <w:szCs w:val="18"/>
+              </w:rPr>
+              <w:t xml:space="preserve">all training images perfectly separated</w:t>
+            </w:r>
+          </w:p>
+        </w:tc>
+      </w:tr>
+    </w:tbl>
+    <w:p>
+      <w:pPr>
+        <w:spacing w:after="100"/>
+      </w:pPr>
+    </w:p>
+    <w:p>
+      <w:pPr>
+        <w:spacing w:after="140" w:line="288"/>
+        <w:jc w:val="both"/>
+      </w:pPr>
+      <w:r>
+        <w:rPr>
+          <w:b/>
+          <w:bCs/>
+        </w:rPr>
+        <w:t xml:space="preserve">Graph 1</w:t>
+      </w:r>
+      <w:r>
+        <w:t xml:space="preserve"> shows the loss falling from 0.50, which is equal to random guessing, to 0.00 by iteration 100. It fell quickly in the first 40 iterations and then flattened. The curve is not perfectly smooth. Each loss value is itself an estimate from 1000 shots per image, and SPSA's random ±1 directions sometimes give a slightly worse step (e.g. iterations 10–11 and 15–20). The step size aₖ = 1/(k+1)^0.602 shrinks over time, which explains the slow final convergence.</w:t>
+      </w:r>
+    </w:p>
+    <w:p>
+      <w:pPr>
+        <w:keepNext/>
+        <w:spacing w:after="60" w:before="120"/>
+        <w:jc w:val="center"/>
+      </w:pPr>
+      <w:r>
+        <w:drawing>
+          <wp:inline distT="0" distB="0" distL="0" distR="0">
+            <wp:extent cx="4572000" cy="2438400"/>
+            <wp:effectExtent t="0" r="0" b="0" l="0"/>
+            <wp:docPr id="17" name="t4time" descr="Required graph 2: iteration number versus time per iteration" title="Required graph 2: iteration number versus time per iteration"/>
+            <wp:cNvGraphicFramePr>
+              <a:graphicFrameLocks xmlns:a="http://schemas.openxmlformats.org/drawingml/2006/main" noChangeAspect="1"/>
+            </wp:cNvGraphicFramePr>
+            <a:graphic xmlns:a="http://schemas.openxmlformats.org/drawingml/2006/main">
+              <a:graphicData uri="http://schemas.openxmlformats.org/drawingml/2006/picture">
+                <pic:pic xmlns:pic="http://schemas.openxmlformats.org/drawingml/2006/picture">
+                  <pic:nvPicPr>
+                    <pic:cNvPr id="0" name="" descr=""/>
+                    <pic:cNvPicPr>
+                      <a:picLocks noChangeAspect="1" noChangeArrowheads="1"/>
+                    </pic:cNvPicPr>
+                  </pic:nvPicPr>
+                  <pic:blipFill>
+                    <a:blip r:embed="rId25" cstate="none"/>
+                    <a:srcRect/>
+                    <a:stretch>
+                      <a:fillRect/>
+                    </a:stretch>
+                  </pic:blipFill>
+                  <pic:spPr bwMode="auto">
+                    <a:xfrm>
+                      <a:off x="0" y="0"/>
+                      <a:ext cx="4572000" cy="2438400"/>
+                    </a:xfrm>
+                    <a:prstGeom prst="rect">
+                      <a:avLst/>
+                    </a:prstGeom>
+                  </pic:spPr>
+                </pic:pic>
+              </a:graphicData>
+            </a:graphic>
+          </wp:inline>
+        </w:drawing>
+      </w:r>
+    </w:p>
+    <w:p>
+      <w:pPr>
+        <w:spacing w:after="200"/>
+        <w:jc w:val="center"/>
+      </w:pPr>
+      <w:r>
+        <w:rPr>
+          <w:b/>
+          <w:bCs/>
+          <w:color w:val="1F4E79"/>
+          <w:sz w:val="20"/>
+          <w:szCs w:val="20"/>
+        </w:rPr>
+        <w:t xml:space="preserve">Figure 17. </w:t>
+      </w:r>
+      <w:r>
+        <w:rPr>
+          <w:i/>
+          <w:iCs/>
+          <w:sz w:val="20"/>
+          <w:szCs w:val="20"/>
+        </w:rPr>
         <w:t xml:space="preserve">Required graph 2: iteration number versus time per iteration</w:t>
       </w:r>
     </w:p>
@@ -17072,161 +17192,7 @@
           <wp:inline distT="0" distB="0" distL="0" distR="0">
             <wp:extent cx="5715000" cy="1905000"/>
             <wp:effectExtent t="0" r="0" b="0" l="0"/>
-            <wp:docPr id="17" name="t4cmpfig" descr="All versions: loss per iteration (left) and time per iteration on a log scale (right)" title="All versions: loss per iteration (left) and time per iteration on a log scale (right)"/>
-            <wp:cNvGraphicFramePr>
-              <a:graphicFrameLocks xmlns:a="http://schemas.openxmlformats.org/drawingml/2006/main" noChangeAspect="1"/>
-            </wp:cNvGraphicFramePr>
-            <a:graphic xmlns:a="http://schemas.openxmlformats.org/drawingml/2006/main">
-              <a:graphicData uri="http://schemas.openxmlformats.org/drawingml/2006/picture">
-                <pic:pic xmlns:pic="http://schemas.openxmlformats.org/drawingml/2006/picture">
-                  <pic:nvPicPr>
-                    <pic:cNvPr id="0" name="" descr=""/>
-                    <pic:cNvPicPr>
-                      <a:picLocks noChangeAspect="1" noChangeArrowheads="1"/>
-                    </pic:cNvPicPr>
-                  </pic:nvPicPr>
-                  <pic:blipFill>
-                    <a:blip r:embed="rId25" cstate="none"/>
-                    <a:srcRect/>
-                    <a:stretch>
-                      <a:fillRect/>
-                    </a:stretch>
-                  </pic:blipFill>
-                  <pic:spPr bwMode="auto">
-                    <a:xfrm>
-                      <a:off x="0" y="0"/>
-                      <a:ext cx="5715000" cy="1905000"/>
-                    </a:xfrm>
-                    <a:prstGeom prst="rect">
-                      <a:avLst/>
-                    </a:prstGeom>
-                  </pic:spPr>
-                </pic:pic>
-              </a:graphicData>
-            </a:graphic>
-          </wp:inline>
-        </w:drawing>
-      </w:r>
-    </w:p>
-    <w:p>
-      <w:pPr>
-        <w:spacing w:after="200"/>
-        <w:jc w:val="center"/>
-      </w:pPr>
-      <w:r>
-        <w:rPr>
-          <w:b/>
-          <w:bCs/>
-          <w:color w:val="1F4E79"/>
-          <w:sz w:val="20"/>
-          <w:szCs w:val="20"/>
-        </w:rPr>
-        <w:t xml:space="preserve">Figure 17. </w:t>
-      </w:r>
-      <w:r>
-        <w:rPr>
-          <w:i/>
-          <w:iCs/>
-          <w:sz w:val="20"/>
-          <w:szCs w:val="20"/>
-        </w:rPr>
-        <w:t xml:space="preserve">All versions: loss per iteration (left) and time per iteration on a log scale (right)</w:t>
-      </w:r>
-    </w:p>
-    <w:p>
-      <w:pPr>
-        <w:spacing w:after="140" w:line="288"/>
-        <w:jc w:val="both"/>
-      </w:pPr>
-      <w:r>
-        <w:rPr>
-          <w:b/>
-          <w:bCs/>
-        </w:rPr>
-        <w:t xml:space="preserve">Efficiency.</w:t>
-      </w:r>
-      <w:r>
-        <w:t xml:space="preserve"> Removing the quantum device made each iteration about </w:t>
-      </w:r>
-      <w:r>
-        <w:rPr>
-          <w:b/>
-          <w:bCs/>
-        </w:rPr>
-        <w:t xml:space="preserve">520 times faster</w:t>
-      </w:r>
-      <w:r>
-        <w:t xml:space="preserve"> (0.563 s → 0.0011 s). A shot-based run needs 1000 samples per circuit, plus QASM parsing and, on Quokka, a network request, whereas the exact simulation needs one small matrix calculation. Local-A and the quantum run followed almost the same loss curve, both first dropping below 0.05 at iteration 37. The shot noise therefore slowed the computer, not the learning. This advantage disappears as problems grow: exact simulation needs 2ⁿ amplitudes, so 50 qubits would need about 10¹⁵ complex numbers, which is why real quantum hardware becomes useful only at scale.</w:t>
-      </w:r>
-    </w:p>
-    <w:p>
-      <w:pPr>
-        <w:spacing w:after="140" w:line="288"/>
-        <w:jc w:val="both"/>
-      </w:pPr>
-      <w:r>
-        <w:rPr>
-          <w:b/>
-          <w:bCs/>
-        </w:rPr>
-        <w:t xml:space="preserve">Effectiveness.</w:t>
-      </w:r>
-      <w:r>
-        <w:t xml:space="preserve"> The circuit (both quantum and Local-A) reached zero training loss and also classified the </w:t>
-      </w:r>
-      <w:r>
-        <w:rPr>
-          <w:b/>
-          <w:bCs/>
-        </w:rPr>
-        <w:t xml:space="preserve">unseen test image</w:t>
-      </w:r>
-      <w:r>
-        <w:t xml:space="preserve"> correctly. Both classical models fitted the training images but </w:t>
-      </w:r>
-      <w:r>
-        <w:rPr>
-          <w:b/>
-          <w:bCs/>
-        </w:rPr>
-        <w:t xml:space="preserve">failed the test image</w:t>
-      </w:r>
-      <w:r>
-        <w:t xml:space="preserve">, and their losses stayed high (0.30 and 0.21). The reason is the shape of the data. In each class the two images are exact opposites, so the class sums are identical and </w:t>
-      </w:r>
-      <w:r>
-        <w:rPr>
-          <w:b/>
-          <w:bCs/>
-        </w:rPr>
-        <w:t xml:space="preserve">no straight line can separate the classes</w:t>
-      </w:r>
-      <w:r>
-        <w:t xml:space="preserve">. Like XOR, this is the classic limit of linear models (Minsky &amp; Papert, 1969). In fact, the label equals </w:t>
-      </w:r>
-      <w:r>
-        <w:rPr>
-          <w:b/>
-          <w:bCs/>
-        </w:rPr>
-        <w:t xml:space="preserve">x₁ XOR x₃</w:t>
-      </w:r>
-      <w:r>
-        <w:t xml:space="preserve"> (Figure 18).</w:t>
-      </w:r>
-    </w:p>
-    <w:p>
-      <w:pPr>
-        <w:keepNext/>
-        <w:spacing w:after="60" w:before="120"/>
-        <w:jc w:val="center"/>
-      </w:pPr>
-      <w:r>
-        <w:drawing>
-          <wp:inline distT="0" distB="0" distL="0" distR="0">
-            <wp:extent cx="3429000" cy="2238375"/>
-            <wp:effectExtent t="0" r="0" b="0" l="0"/>
-            <wp:docPr id="18" name="t4xor" descr="The data is XOR-shaped: label = x1 XOR x3, so a linear classifier cannot separate it" title="The data is XOR-shaped: label = x1 XOR x3, so a linear classifier cannot separate it"/>
+            <wp:docPr id="18" name="t4cmpfig" descr="All versions: loss per iteration (left) and time per iteration on a log scale (right)" title="All versions: loss per iteration (left) and time per iteration on a log scale (right)"/>
             <wp:cNvGraphicFramePr>
               <a:graphicFrameLocks xmlns:a="http://schemas.openxmlformats.org/drawingml/2006/main" noChangeAspect="1"/>
             </wp:cNvGraphicFramePr>
@@ -17249,6 +17215,160 @@
                   <pic:spPr bwMode="auto">
                     <a:xfrm>
                       <a:off x="0" y="0"/>
+                      <a:ext cx="5715000" cy="1905000"/>
+                    </a:xfrm>
+                    <a:prstGeom prst="rect">
+                      <a:avLst/>
+                    </a:prstGeom>
+                  </pic:spPr>
+                </pic:pic>
+              </a:graphicData>
+            </a:graphic>
+          </wp:inline>
+        </w:drawing>
+      </w:r>
+    </w:p>
+    <w:p>
+      <w:pPr>
+        <w:spacing w:after="200"/>
+        <w:jc w:val="center"/>
+      </w:pPr>
+      <w:r>
+        <w:rPr>
+          <w:b/>
+          <w:bCs/>
+          <w:color w:val="1F4E79"/>
+          <w:sz w:val="20"/>
+          <w:szCs w:val="20"/>
+        </w:rPr>
+        <w:t xml:space="preserve">Figure 18. </w:t>
+      </w:r>
+      <w:r>
+        <w:rPr>
+          <w:i/>
+          <w:iCs/>
+          <w:sz w:val="20"/>
+          <w:szCs w:val="20"/>
+        </w:rPr>
+        <w:t xml:space="preserve">All versions: loss per iteration (left) and time per iteration on a log scale (right)</w:t>
+      </w:r>
+    </w:p>
+    <w:p>
+      <w:pPr>
+        <w:spacing w:after="140" w:line="288"/>
+        <w:jc w:val="both"/>
+      </w:pPr>
+      <w:r>
+        <w:rPr>
+          <w:b/>
+          <w:bCs/>
+        </w:rPr>
+        <w:t xml:space="preserve">Efficiency.</w:t>
+      </w:r>
+      <w:r>
+        <w:t xml:space="preserve"> Removing the quantum device made each iteration about </w:t>
+      </w:r>
+      <w:r>
+        <w:rPr>
+          <w:b/>
+          <w:bCs/>
+        </w:rPr>
+        <w:t xml:space="preserve">520 times faster</w:t>
+      </w:r>
+      <w:r>
+        <w:t xml:space="preserve"> (0.563 s → 0.0011 s). A shot-based run needs 1000 samples per circuit, plus QASM parsing and, on Quokka, a network request, whereas the exact simulation needs one small matrix calculation. Local-A and the quantum run followed almost the same loss curve, both first dropping below 0.05 at iteration 37. The shot noise therefore slowed the computer, not the learning. This advantage disappears as problems grow: exact simulation needs 2ⁿ amplitudes, so 50 qubits would need about 10¹⁵ complex numbers, which is why real quantum hardware becomes useful only at scale.</w:t>
+      </w:r>
+    </w:p>
+    <w:p>
+      <w:pPr>
+        <w:spacing w:after="140" w:line="288"/>
+        <w:jc w:val="both"/>
+      </w:pPr>
+      <w:r>
+        <w:rPr>
+          <w:b/>
+          <w:bCs/>
+        </w:rPr>
+        <w:t xml:space="preserve">Effectiveness.</w:t>
+      </w:r>
+      <w:r>
+        <w:t xml:space="preserve"> The circuit (both quantum and Local-A) reached zero training loss and also classified the </w:t>
+      </w:r>
+      <w:r>
+        <w:rPr>
+          <w:b/>
+          <w:bCs/>
+        </w:rPr>
+        <w:t xml:space="preserve">unseen test image</w:t>
+      </w:r>
+      <w:r>
+        <w:t xml:space="preserve"> correctly. Both classical models fitted the training images but </w:t>
+      </w:r>
+      <w:r>
+        <w:rPr>
+          <w:b/>
+          <w:bCs/>
+        </w:rPr>
+        <w:t xml:space="preserve">failed the test image</w:t>
+      </w:r>
+      <w:r>
+        <w:t xml:space="preserve">, and their losses stayed high (0.30 and 0.21). The reason is the shape of the data. In each class the two images are exact opposites, so the class sums are identical and </w:t>
+      </w:r>
+      <w:r>
+        <w:rPr>
+          <w:b/>
+          <w:bCs/>
+        </w:rPr>
+        <w:t xml:space="preserve">no straight line can separate the classes</w:t>
+      </w:r>
+      <w:r>
+        <w:t xml:space="preserve">. Like XOR, this is the classic limit of linear models (Minsky &amp; Papert, 1969). In fact, the label equals </w:t>
+      </w:r>
+      <w:r>
+        <w:rPr>
+          <w:b/>
+          <w:bCs/>
+        </w:rPr>
+        <w:t xml:space="preserve">x₁ XOR x₃</w:t>
+      </w:r>
+      <w:r>
+        <w:t xml:space="preserve"> (Figure 19).</w:t>
+      </w:r>
+    </w:p>
+    <w:p>
+      <w:pPr>
+        <w:keepNext/>
+        <w:spacing w:after="60" w:before="120"/>
+        <w:jc w:val="center"/>
+      </w:pPr>
+      <w:r>
+        <w:drawing>
+          <wp:inline distT="0" distB="0" distL="0" distR="0">
+            <wp:extent cx="3429000" cy="2238375"/>
+            <wp:effectExtent t="0" r="0" b="0" l="0"/>
+            <wp:docPr id="19" name="t4xor" descr="The data is XOR-shaped: label = x1 XOR x3, so a linear classifier cannot separate it" title="The data is XOR-shaped: label = x1 XOR x3, so a linear classifier cannot separate it"/>
+            <wp:cNvGraphicFramePr>
+              <a:graphicFrameLocks xmlns:a="http://schemas.openxmlformats.org/drawingml/2006/main" noChangeAspect="1"/>
+            </wp:cNvGraphicFramePr>
+            <a:graphic xmlns:a="http://schemas.openxmlformats.org/drawingml/2006/main">
+              <a:graphicData uri="http://schemas.openxmlformats.org/drawingml/2006/picture">
+                <pic:pic xmlns:pic="http://schemas.openxmlformats.org/drawingml/2006/picture">
+                  <pic:nvPicPr>
+                    <pic:cNvPr id="0" name="" descr=""/>
+                    <pic:cNvPicPr>
+                      <a:picLocks noChangeAspect="1" noChangeArrowheads="1"/>
+                    </pic:cNvPicPr>
+                  </pic:nvPicPr>
+                  <pic:blipFill>
+                    <a:blip r:embed="rId27" cstate="none"/>
+                    <a:srcRect/>
+                    <a:stretch>
+                      <a:fillRect/>
+                    </a:stretch>
+                  </pic:blipFill>
+                  <pic:spPr bwMode="auto">
+                    <a:xfrm>
+                      <a:off x="0" y="0"/>
                       <a:ext cx="3429000" cy="2238375"/>
                     </a:xfrm>
                     <a:prstGeom prst="rect">
@@ -17275,7 +17395,7 @@
           <w:sz w:val="20"/>
           <w:szCs w:val="20"/>
         </w:rPr>
-        <w:t xml:space="preserve">Figure 18. </w:t>
+        <w:t xml:space="preserve">Figure 19. </w:t>
       </w:r>
       <w:r>
         <w:rPr>

--- a/Assignment_2_Quantum/Report/Assignment2.docx
+++ b/Assignment_2_Quantum/Report/Assignment2.docx
@@ -1017,7 +1017,7 @@
           <w:b/>
           <w:bCs/>
         </w:rPr>
-        <w:t xml:space="preserve">520 times faster</w:t>
+        <w:t xml:space="preserve">470 times faster</w:t>
       </w:r>
       <w:r>
         <w:t xml:space="preserve">, while linear classical models failed because the data is an XOR-type problem. The Quokka endpoint was offline when the results in this draft were produced (ERR_NGROK_3200), so these results come from a local simulator and are clearly labelled; one script re-runs everything on Quokka. Sources are cited in APA 7th style.</w:t>
@@ -1969,7 +1969,29 @@
         <w:t xml:space="preserve">emulator</w:t>
       </w:r>
       <w:r>
-        <w:t xml:space="preserve">: classical hardware that reproduces the behaviour of an ideal, fault-tolerant 30-qubit quantum computer (University of Technology Sydney [UTS], 2024). The course notebook reaches it with an HTTP request containing a QASM script and a shot count (Bahrami, 2026e). This matters for the analysis: because Quokka emulates an *error-free* machine, its results should match ideal theory except for random shot noise, unlike today's noisy hardware (Preskill, 2018).</w:t>
+        <w:t xml:space="preserve">: classical hardware that reproduces the behaviour of an ideal, fault-tolerant 30-qubit quantum computer (University of Technology Sydney [UTS], 2024). The course notebook and the official Quokka notebooks reach it with an HTTP request containing a QASM script and a shot count, </w:t>
+      </w:r>
+      <w:r>
+        <w:rPr>
+          <w:rFonts w:ascii="Consolas" w:cs="Consolas" w:eastAsia="Consolas" w:hAnsi="Consolas"/>
+          <w:sz w:val="19"/>
+          <w:szCs w:val="19"/>
+        </w:rPr>
+        <w:t xml:space="preserve">POST /qsim/qasm</w:t>
+      </w:r>
+      <w:r>
+        <w:t xml:space="preserve"> with </w:t>
+      </w:r>
+      <w:r>
+        <w:rPr>
+          <w:rFonts w:ascii="Consolas" w:cs="Consolas" w:eastAsia="Consolas" w:hAnsi="Consolas"/>
+          <w:sz w:val="19"/>
+          <w:szCs w:val="19"/>
+        </w:rPr>
+        <w:t xml:space="preserve">{"script": ..., "count": 1000}</w:t>
+      </w:r>
+      <w:r>
+        <w:t xml:space="preserve"> (Bahrami, 2026e; Quokka Computing, n.d.-a). The Quokka docs list the gates it accepts (h, x, y, z, rx, ry, rz, cx, swap, cphase, U), so our helper also rewrites any other gate into this set before sending (Quokka Computing, n.d.-b). This matters for the analysis: because Quokka emulates an *error-free* machine, its results should match ideal theory except for random shot noise, unlike today's noisy hardware (Preskill, 2018).</w:t>
       </w:r>
     </w:p>
     <w:p>
@@ -2078,7 +2100,7 @@
           <w:sz w:val="20"/>
           <w:szCs w:val="20"/>
         </w:rPr>
-        <w:t xml:space="preserve">Honesty note on the Quokka device. On 30–31 October 2026 the Quokka address replied: "endpoint quokka1.quokkacomputing.com is offline (ERR_NGROK_3200)". The helper therefore ran the identical QASM scripts on the Qiskit Aer simulator with a fixed seed, and every result in this draft is labelled LOCAL SIMULATOR in the notebooks and JSON files. Because Quokka itself emulates an ideal machine, the expected behaviour is the same, but these numbers are not Quokka data. Running run_all.bat when Quokka is online replaces them with device results and the label changes to QUOKKA DEVICE.</w:t>
+        <w:t xml:space="preserve">Honesty note on the Quokka device. On 30–31 October 2026 the Quokka address replied: "endpoint quokka1.quokkacomputing.com is offline (ERR_NGROK_3200)". Following the course guidance that simulator results are acceptable, the helper therefore ran the identical, Quokka-compatible QASM scripts on the Qiskit Aer simulator with a fixed seed, and every result in this draft is labelled LOCAL SIMULATOR in the notebooks and JSON files. Because Quokka itself emulates an ideal machine, the expected behaviour is the same, but these numbers are not Quokka data. Running run_all.bat when Quokka is online replaces them with device results and the label changes to QUOKKA DEVICE.</w:t>
       </w:r>
     </w:p>
     <w:p>
@@ -3501,7 +3523,7 @@
         <w:t xml:space="preserve">Runtime → Run all</w:t>
       </w:r>
       <w:r>
-        <w:t xml:space="preserve">. All four tasks finished without errors (Figure 3). Tasks 1–3 gave exactly the same counts as on the PC, because the local simulator uses a fixed seed. Task 4 took 160 s instead of about 90 s (0.99 s instead of 0.56 s per iteration), because Colab's free CPU is slower than the PC; the loss curve and accuracy were identical. A first attempt showed one portability problem: the notebooks were executed by a Jupyter kernel without Cirq installed. We fixed it by making </w:t>
+        <w:t xml:space="preserve">. All four tasks finished without errors (Figure 3). Tasks 1–3 gave exactly the same counts as on the PC, because the local simulator uses a fixed seed. Task 4 took 160 s instead of about 90 s (0.99 s instead of about 0.6 s per iteration), because Colab's free CPU is slower than the PC; the loss curve and accuracy were identical. A first attempt showed one portability problem: the notebooks were executed by a Jupyter kernel without Cirq installed. We fixed it by making </w:t>
       </w:r>
       <w:r>
         <w:rPr>
@@ -9962,7 +9984,7 @@
         <w:pStyle w:val="Heading2"/>
       </w:pPr>
       <w:r>
-        <w:t xml:space="preserve">4.7 What if the device does not support the Toffoli gate?</w:t>
+        <w:t xml:space="preserve">4.7 Can Quokka run every gate in our design?</w:t>
       </w:r>
     </w:p>
     <w:p>
@@ -9971,18 +9993,37 @@
         <w:jc w:val="both"/>
       </w:pPr>
       <w:r>
-        <w:t xml:space="preserve">Real devices only run a small native gate set, and a Toffoli must be decomposed into one- and two-qubit gates (Barenco et al., 1995). Our notebook builds an equivalent circuit from H, T, T†, S, Z and CX gates (8 CNOTs, 4 T and 3 T†). If Quokka rejects </w:t>
-      </w:r>
-      <w:r>
-        <w:rPr>
-          <w:rFonts w:ascii="Consolas" w:cs="Consolas" w:eastAsia="Consolas" w:hAnsi="Consolas"/>
-          <w:sz w:val="19"/>
-          <w:szCs w:val="19"/>
+        <w:t xml:space="preserve">No, and checking this was an important engineering step. The official *Quokka docs* notebook lists the QASM gates the Quokka simulator understands: </w:t>
+      </w:r>
+      <w:r>
+        <w:rPr>
+          <w:b/>
+          <w:bCs/>
+        </w:rPr>
+        <w:t xml:space="preserve">h, x, y, z, rx, ry, rz, cx, swap, cphase and U</w:t>
+      </w:r>
+      <w:r>
+        <w:t xml:space="preserve"> (Quokka Computing, n.d.-b). Our design uses </w:t>
+      </w:r>
+      <w:r>
+        <w:rPr>
+          <w:b/>
+          <w:bCs/>
+        </w:rPr>
+        <w:t xml:space="preserve">s</w:t>
+      </w:r>
+      <w:r>
+        <w:t xml:space="preserve"> and </w:t>
+      </w:r>
+      <w:r>
+        <w:rPr>
+          <w:b/>
+          <w:bCs/>
         </w:rPr>
         <w:t xml:space="preserve">ccx</w:t>
       </w:r>
       <w:r>
-        <w:t xml:space="preserve">, the notebook automatically sends this version. This also shows a real engineering cost: the 'one-line' Toffoli becomes about 15 basic gates, which on noisy hardware would add error.</w:t>
+        <w:t xml:space="preserve"> (Toffoli), which are not on the list, so the script as written would be rejected with error 7 (INVALID_QASM). Real quantum devices are the same: they run only a small native gate set, and a Toffoli must be decomposed into one- and two-qubit gates (Barenco et al., 1995). The shared helper therefore rewrites every circuit into Quokka's gate set before it is sent: S becomes RZ(π/2), and the Toffoli becomes 6 CNOT, 2 H and 7 RZ(±π/4) gates. The notebook proves that the rewritten circuit has exactly the same probabilities, and the local simulator runs the same rewritten script. The cost is visible: the one-line Toffoli became about 15 gates, and on noisy hardware every extra gate adds error.</w:t>
       </w:r>
     </w:p>
     <w:p>
@@ -15958,7 +15999,7 @@
         <w:t xml:space="preserve">constant</w:t>
       </w:r>
       <w:r>
-        <w:t xml:space="preserve"> time per iteration of 0.56 s on average (range 0.50–0.64 s). This is expected: every iteration runs the same number of circuits (6 for the update) with the same size and shot count, so the cost does not depend on how good the model is. The small spikes are background noise from the operating system. On the real Quokka, each circuit adds a network round trip, so the line would sit higher and be more irregular, and the total would be dominated by communication rather than computation.</w:t>
+        <w:t xml:space="preserve"> time per iteration of 0.61 s on average (range 0.51–0.72 s). This is expected: every iteration runs the same number of circuits (6 for the update) with the same size and shot count, so the cost does not depend on how good the model is. The small spikes are background noise from the operating system. On the real Quokka, each circuit adds a network round trip, so the line would sit higher and be more irregular, and the total would be dominated by communication rather than computation.</w:t>
       </w:r>
     </w:p>
     <w:p>
@@ -16396,7 +16437,7 @@
                 <w:sz w:val="18"/>
                 <w:szCs w:val="18"/>
               </w:rPr>
-              <w:t xml:space="preserve">84.6</w:t>
+              <w:t xml:space="preserve">91.7</w:t>
             </w:r>
           </w:p>
         </w:tc>
@@ -16425,7 +16466,7 @@
                 <w:sz w:val="18"/>
                 <w:szCs w:val="18"/>
               </w:rPr>
-              <w:t xml:space="preserve">0.563</w:t>
+              <w:t xml:space="preserve">0.614</w:t>
             </w:r>
           </w:p>
         </w:tc>
@@ -16603,7 +16644,7 @@
                 <w:sz w:val="18"/>
                 <w:szCs w:val="18"/>
               </w:rPr>
-              <w:t xml:space="preserve">0.16</w:t>
+              <w:t xml:space="preserve">0.19</w:t>
             </w:r>
           </w:p>
         </w:tc>
@@ -16633,7 +16674,7 @@
                 <w:sz w:val="18"/>
                 <w:szCs w:val="18"/>
               </w:rPr>
-              <w:t xml:space="preserve">0.0011</w:t>
+              <w:t xml:space="preserve">0.0013</w:t>
             </w:r>
           </w:p>
         </w:tc>
@@ -16813,7 +16854,7 @@
                 <w:sz w:val="18"/>
                 <w:szCs w:val="18"/>
               </w:rPr>
-              <w:t xml:space="preserve">0.007</w:t>
+              <w:t xml:space="preserve">0.024</w:t>
             </w:r>
           </w:p>
         </w:tc>
@@ -16842,7 +16883,7 @@
                 <w:sz w:val="18"/>
                 <w:szCs w:val="18"/>
               </w:rPr>
-              <w:t xml:space="preserve">0.00005</w:t>
+              <w:t xml:space="preserve">0.00016</w:t>
             </w:r>
           </w:p>
         </w:tc>
@@ -17273,10 +17314,10 @@
           <w:b/>
           <w:bCs/>
         </w:rPr>
-        <w:t xml:space="preserve">520 times faster</w:t>
-      </w:r>
-      <w:r>
-        <w:t xml:space="preserve"> (0.563 s → 0.0011 s). A shot-based run needs 1000 samples per circuit, plus QASM parsing and, on Quokka, a network request, whereas the exact simulation needs one small matrix calculation. Local-A and the quantum run followed almost the same loss curve, both first dropping below 0.05 at iteration 37. The shot noise therefore slowed the computer, not the learning. This advantage disappears as problems grow: exact simulation needs 2ⁿ amplitudes, so 50 qubits would need about 10¹⁵ complex numbers, which is why real quantum hardware becomes useful only at scale.</w:t>
+        <w:t xml:space="preserve">470 times faster</w:t>
+      </w:r>
+      <w:r>
+        <w:t xml:space="preserve"> (0.614 s → 0.0013 s). A shot-based run needs 1000 samples per circuit, plus QASM parsing and, on Quokka, a network request, whereas the exact simulation needs one small matrix calculation. Local-A and the quantum run followed almost the same loss curve, both first dropping below 0.05 at iteration 37. The shot noise therefore slowed the computer, not the learning. This advantage disappears as problems grow: exact simulation needs 2ⁿ amplitudes, so 50 qubits would need about 10¹⁵ complex numbers, which is why real quantum hardware becomes useful only at scale.</w:t>
       </w:r>
     </w:p>
     <w:p>
@@ -17531,7 +17572,7 @@
         <w:t xml:space="preserve">Monitoring:</w:t>
       </w:r>
       <w:r>
-        <w:t xml:space="preserve"> the loss fell from 0.50 to 0.00 in 100 iterations; time per iteration was flat at about 0.56 s.</w:t>
+        <w:t xml:space="preserve"> the loss fell from 0.50 to 0.00 in 100 iterations; time per iteration was flat at about 0.6 s.</w:t>
       </w:r>
     </w:p>
     <w:p>
@@ -17552,7 +17593,7 @@
         <w:t xml:space="preserve">Efficiency:</w:t>
       </w:r>
       <w:r>
-        <w:t xml:space="preserve"> at 4 qubits, simulation without the device is about 520 times faster; real devices only pay off where simulation is impossible.</w:t>
+        <w:t xml:space="preserve"> at 4 qubits, simulation without the device is about 470 times faster; real devices only pay off where simulation is impossible.</w:t>
       </w:r>
     </w:p>
     <w:p>
@@ -18209,7 +18250,7 @@
         <w:t xml:space="preserve">Task 4</w:t>
       </w:r>
       <w:r>
-        <w:t xml:space="preserve"> explained the data encoding and the tree-shaped circuit of a variational classifier, logged and plotted all 100 iterations, and compared the circuit with three local versions. The local versions were about 520 times faster, but only the circuit solved the XOR-shaped data. Across the project, the most important lesson was to </w:t>
+        <w:t xml:space="preserve"> explained the data encoding and the tree-shaped circuit of a variational classifier, logged and plotted all 100 iterations, and compared the circuit with three local versions. The local versions were about 470 times faster, but only the circuit solved the XOR-shaped data. Across the project, the most important lesson was to </w:t>
       </w:r>
       <w:r>
         <w:rPr>
@@ -18632,6 +18673,44 @@
       </w:r>
       <w:r>
         <w:t xml:space="preserve">, 79. https://doi.org/10.22331/q-2018-08-06-79</w:t>
+      </w:r>
+    </w:p>
+    <w:p>
+      <w:pPr>
+        <w:spacing w:after="120" w:line="276"/>
+        <w:ind w:left="720" w:hanging="720"/>
+      </w:pPr>
+      <w:r>
+        <w:t xml:space="preserve">Quokka Computing. (n.d.-a). </w:t>
+      </w:r>
+      <w:r>
+        <w:rPr>
+          <w:i/>
+          <w:iCs/>
+        </w:rPr>
+        <w:t xml:space="preserve">Quokka start here</w:t>
+      </w:r>
+      <w:r>
+        <w:t xml:space="preserve"> [Google Colab notebook]. Retrieved October 31, 2026, from https://colab.research.google.com/drive/17sM33S5XXjiew5Ss9U00ygOqLNSUUMOP</w:t>
+      </w:r>
+    </w:p>
+    <w:p>
+      <w:pPr>
+        <w:spacing w:after="120" w:line="276"/>
+        <w:ind w:left="720" w:hanging="720"/>
+      </w:pPr>
+      <w:r>
+        <w:t xml:space="preserve">Quokka Computing. (n.d.-b). </w:t>
+      </w:r>
+      <w:r>
+        <w:rPr>
+          <w:i/>
+          <w:iCs/>
+        </w:rPr>
+        <w:t xml:space="preserve">Quokka docs</w:t>
+      </w:r>
+      <w:r>
+        <w:t xml:space="preserve"> [Google Colab notebook]. Retrieved October 31, 2026, from https://colab.research.google.com/drive/1hRRnMnF9ivumrtVbku2dMlHtrRULpIav</w:t>
       </w:r>
     </w:p>
     <w:p>

--- a/Assignment_2_Quantum/Report/Assignment2.docx
+++ b/Assignment_2_Quantum/Report/Assignment2.docx
@@ -1929,7 +1929,7 @@
         <w:t xml:space="preserve">Cirq</w:t>
       </w:r>
       <w:r>
-        <w:t xml:space="preserve"> 1.7 (Task 1) and </w:t>
+        <w:t xml:space="preserve"> 1.7 (Task 1; Cirq Developers, 2026) and </w:t>
       </w:r>
       <w:r>
         <w:rPr>
@@ -1939,7 +1939,7 @@
         <w:t xml:space="preserve">Qiskit</w:t>
       </w:r>
       <w:r>
-        <w:t xml:space="preserve"> 2.6 (Tasks 2–4) and sent to the device as </w:t>
+        <w:t xml:space="preserve"> 2.6 (Tasks 2–4; Javadi-Abhari et al., 2024) and sent to the device as </w:t>
       </w:r>
       <w:r>
         <w:rPr>
@@ -1991,7 +1991,7 @@
         <w:t xml:space="preserve">{"script": ..., "count": 1000}</w:t>
       </w:r>
       <w:r>
-        <w:t xml:space="preserve"> (Bahrami, 2026e; Quokka Computing, n.d.-a). The Quokka docs list the gates it accepts (h, x, y, z, rx, ry, rz, cx, swap, cphase, U), so our helper also rewrites any other gate into this set before sending (Quokka Computing, n.d.-b). This matters for the analysis: because Quokka emulates an *error-free* machine, its results should match ideal theory except for random shot noise, unlike today's noisy hardware (Preskill, 2018).</w:t>
+        <w:t xml:space="preserve"> (Bahrami, 2026d; Quokka Computing, n.d.-a). The Quokka docs list the gates it accepts (h, x, y, z, rx, ry, rz, cx, swap, cphase, U), so our helper also rewrites any other gate into this set before sending (Quokka Computing, n.d.-b). This matters for the analysis: because Quokka emulates an *error-free* machine, its results should match ideal theory except for random shot noise, unlike today's noisy hardware (Preskill, 2018).</w:t>
       </w:r>
     </w:p>
     <w:p>
@@ -3400,7 +3400,7 @@
         <w:pStyle w:val="ListParagraph"/>
         <w:numPr>
           <w:ilvl w:val="0"/>
-          <w:numId w:val="2"/>
+          <w:numId w:val="4"/>
         </w:numPr>
         <w:spacing w:after="80" w:line="276"/>
         <w:jc w:val="both"/>
@@ -3456,7 +3456,7 @@
         <w:pStyle w:val="ListParagraph"/>
         <w:numPr>
           <w:ilvl w:val="0"/>
-          <w:numId w:val="2"/>
+          <w:numId w:val="4"/>
         </w:numPr>
         <w:spacing w:after="80" w:line="276"/>
         <w:jc w:val="both"/>
@@ -3480,7 +3480,7 @@
         <w:pStyle w:val="ListParagraph"/>
         <w:numPr>
           <w:ilvl w:val="0"/>
-          <w:numId w:val="2"/>
+          <w:numId w:val="4"/>
         </w:numPr>
         <w:spacing w:after="80" w:line="276"/>
         <w:jc w:val="both"/>
@@ -3614,7 +3614,57 @@
         <w:pStyle w:val="Heading2"/>
       </w:pPr>
       <w:r>
-        <w:t xml:space="preserve">2.5 What alternative code did we provide?</w:t>
+        <w:t xml:space="preserve">2.5 Why could we not reach the Quokka device, and what does a login change?</w:t>
+      </w:r>
+    </w:p>
+    <w:p>
+      <w:pPr>
+        <w:spacing w:after="140" w:line="288"/>
+        <w:jc w:val="both"/>
+      </w:pPr>
+      <w:r>
+        <w:t xml:space="preserve">Quokka has two parts that are easy to confuse. The </w:t>
+      </w:r>
+      <w:r>
+        <w:rPr>
+          <w:b/>
+          <w:bCs/>
+        </w:rPr>
+        <w:t xml:space="preserve">Quokka notebooks</w:t>
+      </w:r>
+      <w:r>
+        <w:t xml:space="preserve"> (Start Here, Docs, the lab notebooks) are public Google Colab pages, and anyone can open them. They are only instructions. The </w:t>
+      </w:r>
+      <w:r>
+        <w:rPr>
+          <w:b/>
+          <w:bCs/>
+        </w:rPr>
+        <w:t xml:space="preserve">Quokka simulator</w:t>
+      </w:r>
+      <w:r>
+        <w:t xml:space="preserve"> is a separate server, reached at </w:t>
+      </w:r>
+      <w:r>
+        <w:rPr>
+          <w:rFonts w:ascii="Consolas" w:cs="Consolas" w:eastAsia="Consolas" w:hAnsi="Consolas"/>
+          <w:sz w:val="19"/>
+          <w:szCs w:val="19"/>
+        </w:rPr>
+        <w:t xml:space="preserve">http://quokka1.quokkacomputing.com/qsim/qasm</w:t>
+      </w:r>
+      <w:r>
+        <w:t xml:space="preserve"> through a tunnelling service called ngrok (Quokka Computing, n.d.-a, n.d.-b). The server must be switched on by its owner. From 30 October 2026 every request returned </w:t>
+      </w:r>
+      <w:r>
+        <w:rPr>
+          <w:b/>
+          <w:bCs/>
+        </w:rPr>
+        <w:t xml:space="preserve">HTTP 404 with the code ERR_NGROK_3200</w:t>
+      </w:r>
+      <w:r>
+        <w:t xml:space="preserve">, which ngrok uses to mean that the address still exists but no server is connected behind it.</w:t>
       </w:r>
     </w:p>
     <w:p>
@@ -3631,6 +3681,669 @@
           <w:szCs w:val="20"/>
         </w:rPr>
         <w:t xml:space="preserve">Table 3. </w:t>
+      </w:r>
+      <w:r>
+        <w:rPr>
+          <w:i/>
+          <w:iCs/>
+          <w:sz w:val="20"/>
+          <w:szCs w:val="20"/>
+        </w:rPr>
+        <w:t xml:space="preserve">Quokka connection tests (30–31 October 2026)</w:t>
+      </w:r>
+    </w:p>
+    <w:tbl>
+      <w:tblPr>
+        <w:tblW w:type="dxa" w:w="9026"/>
+        <w:tblBorders>
+          <w:top w:val="single" w:color="auto" w:sz="4"/>
+          <w:left w:val="single" w:color="auto" w:sz="4"/>
+          <w:bottom w:val="single" w:color="auto" w:sz="4"/>
+          <w:right w:val="single" w:color="auto" w:sz="4"/>
+          <w:insideH w:val="single" w:color="auto" w:sz="4"/>
+          <w:insideV w:val="single" w:color="auto" w:sz="4"/>
+        </w:tblBorders>
+      </w:tblPr>
+      <w:tblGrid>
+        <w:gridCol w:w="3000"/>
+        <w:gridCol w:w="2700"/>
+        <w:gridCol w:w="3326"/>
+      </w:tblGrid>
+      <w:tr>
+        <w:trPr>
+          <w:tblHeader/>
+        </w:trPr>
+        <w:tc>
+          <w:tcPr>
+            <w:tcW w:type="dxa" w:w="3000"/>
+            <w:tcBorders>
+              <w:top w:val="single" w:color="A6A6A6" w:sz="4"/>
+              <w:left w:val="single" w:color="A6A6A6" w:sz="4"/>
+              <w:bottom w:val="single" w:color="A6A6A6" w:sz="4"/>
+              <w:right w:val="single" w:color="A6A6A6" w:sz="4"/>
+            </w:tcBorders>
+            <w:shd w:fill="1F4E79" w:color="auto" w:val="clear"/>
+            <w:tcMar>
+              <w:top w:type="dxa" w:w="60"/>
+              <w:left w:type="dxa" w:w="90"/>
+              <w:bottom w:type="dxa" w:w="60"/>
+              <w:right w:type="dxa" w:w="90"/>
+            </w:tcMar>
+          </w:tcPr>
+          <w:p>
+            <w:pPr>
+              <w:spacing w:after="0" w:line="252"/>
+            </w:pPr>
+            <w:r>
+              <w:rPr>
+                <w:b/>
+                <w:bCs/>
+                <w:color w:val="FFFFFF"/>
+                <w:sz w:val="18"/>
+                <w:szCs w:val="18"/>
+              </w:rPr>
+              <w:t xml:space="preserve">Test</w:t>
+            </w:r>
+          </w:p>
+        </w:tc>
+        <w:tc>
+          <w:tcPr>
+            <w:tcW w:type="dxa" w:w="2700"/>
+            <w:tcBorders>
+              <w:top w:val="single" w:color="A6A6A6" w:sz="4"/>
+              <w:left w:val="single" w:color="A6A6A6" w:sz="4"/>
+              <w:bottom w:val="single" w:color="A6A6A6" w:sz="4"/>
+              <w:right w:val="single" w:color="A6A6A6" w:sz="4"/>
+            </w:tcBorders>
+            <w:shd w:fill="1F4E79" w:color="auto" w:val="clear"/>
+            <w:tcMar>
+              <w:top w:type="dxa" w:w="60"/>
+              <w:left w:type="dxa" w:w="90"/>
+              <w:bottom w:type="dxa" w:w="60"/>
+              <w:right w:type="dxa" w:w="90"/>
+            </w:tcMar>
+          </w:tcPr>
+          <w:p>
+            <w:pPr>
+              <w:spacing w:after="0" w:line="252"/>
+            </w:pPr>
+            <w:r>
+              <w:rPr>
+                <w:b/>
+                <w:bCs/>
+                <w:color w:val="FFFFFF"/>
+                <w:sz w:val="18"/>
+                <w:szCs w:val="18"/>
+              </w:rPr>
+              <w:t xml:space="preserve">Where it ran</w:t>
+            </w:r>
+          </w:p>
+        </w:tc>
+        <w:tc>
+          <w:tcPr>
+            <w:tcW w:type="dxa" w:w="3326"/>
+            <w:tcBorders>
+              <w:top w:val="single" w:color="A6A6A6" w:sz="4"/>
+              <w:left w:val="single" w:color="A6A6A6" w:sz="4"/>
+              <w:bottom w:val="single" w:color="A6A6A6" w:sz="4"/>
+              <w:right w:val="single" w:color="A6A6A6" w:sz="4"/>
+            </w:tcBorders>
+            <w:shd w:fill="1F4E79" w:color="auto" w:val="clear"/>
+            <w:tcMar>
+              <w:top w:type="dxa" w:w="60"/>
+              <w:left w:type="dxa" w:w="90"/>
+              <w:bottom w:type="dxa" w:w="60"/>
+              <w:right w:type="dxa" w:w="90"/>
+            </w:tcMar>
+          </w:tcPr>
+          <w:p>
+            <w:pPr>
+              <w:spacing w:after="0" w:line="252"/>
+            </w:pPr>
+            <w:r>
+              <w:rPr>
+                <w:b/>
+                <w:bCs/>
+                <w:color w:val="FFFFFF"/>
+                <w:sz w:val="18"/>
+                <w:szCs w:val="18"/>
+              </w:rPr>
+              <w:t xml:space="preserve">Result</w:t>
+            </w:r>
+          </w:p>
+        </w:tc>
+      </w:tr>
+      <w:tr>
+        <w:tc>
+          <w:tcPr>
+            <w:tcW w:type="dxa" w:w="3000"/>
+            <w:tcBorders>
+              <w:top w:val="single" w:color="A6A6A6" w:sz="4"/>
+              <w:left w:val="single" w:color="A6A6A6" w:sz="4"/>
+              <w:bottom w:val="single" w:color="A6A6A6" w:sz="4"/>
+              <w:right w:val="single" w:color="A6A6A6" w:sz="4"/>
+            </w:tcBorders>
+            <w:tcMar>
+              <w:top w:type="dxa" w:w="60"/>
+              <w:left w:type="dxa" w:w="90"/>
+              <w:bottom w:type="dxa" w:w="60"/>
+              <w:right w:type="dxa" w:w="90"/>
+            </w:tcMar>
+          </w:tcPr>
+          <w:p>
+            <w:pPr>
+              <w:spacing w:after="0" w:line="252"/>
+            </w:pPr>
+            <w:r>
+              <w:rPr>
+                <w:sz w:val="18"/>
+                <w:szCs w:val="18"/>
+              </w:rPr>
+              <w:t xml:space="preserve">POST /qsim/qasm (2-qubit Bell script)</w:t>
+            </w:r>
+          </w:p>
+        </w:tc>
+        <w:tc>
+          <w:tcPr>
+            <w:tcW w:type="dxa" w:w="2700"/>
+            <w:tcBorders>
+              <w:top w:val="single" w:color="A6A6A6" w:sz="4"/>
+              <w:left w:val="single" w:color="A6A6A6" w:sz="4"/>
+              <w:bottom w:val="single" w:color="A6A6A6" w:sz="4"/>
+              <w:right w:val="single" w:color="A6A6A6" w:sz="4"/>
+            </w:tcBorders>
+            <w:tcMar>
+              <w:top w:type="dxa" w:w="60"/>
+              <w:left w:type="dxa" w:w="90"/>
+              <w:bottom w:type="dxa" w:w="60"/>
+              <w:right w:type="dxa" w:w="90"/>
+            </w:tcMar>
+          </w:tcPr>
+          <w:p>
+            <w:pPr>
+              <w:spacing w:after="0" w:line="252"/>
+            </w:pPr>
+            <w:r>
+              <w:rPr>
+                <w:sz w:val="18"/>
+                <w:szCs w:val="18"/>
+              </w:rPr>
+              <w:t xml:space="preserve">project workspace (Python requests)</w:t>
+            </w:r>
+          </w:p>
+        </w:tc>
+        <w:tc>
+          <w:tcPr>
+            <w:tcW w:type="dxa" w:w="3326"/>
+            <w:tcBorders>
+              <w:top w:val="single" w:color="A6A6A6" w:sz="4"/>
+              <w:left w:val="single" w:color="A6A6A6" w:sz="4"/>
+              <w:bottom w:val="single" w:color="A6A6A6" w:sz="4"/>
+              <w:right w:val="single" w:color="A6A6A6" w:sz="4"/>
+            </w:tcBorders>
+            <w:tcMar>
+              <w:top w:type="dxa" w:w="60"/>
+              <w:left w:type="dxa" w:w="90"/>
+              <w:bottom w:type="dxa" w:w="60"/>
+              <w:right w:type="dxa" w:w="90"/>
+            </w:tcMar>
+          </w:tcPr>
+          <w:p>
+            <w:pPr>
+              <w:spacing w:after="0" w:line="252"/>
+            </w:pPr>
+            <w:r>
+              <w:rPr>
+                <w:sz w:val="18"/>
+                <w:szCs w:val="18"/>
+              </w:rPr>
+              <w:t xml:space="preserve">HTTP 404, ERR_NGROK_3200</w:t>
+            </w:r>
+          </w:p>
+        </w:tc>
+      </w:tr>
+      <w:tr>
+        <w:tc>
+          <w:tcPr>
+            <w:tcW w:type="dxa" w:w="3000"/>
+            <w:tcBorders>
+              <w:top w:val="single" w:color="A6A6A6" w:sz="4"/>
+              <w:left w:val="single" w:color="A6A6A6" w:sz="4"/>
+              <w:bottom w:val="single" w:color="A6A6A6" w:sz="4"/>
+              <w:right w:val="single" w:color="A6A6A6" w:sz="4"/>
+            </w:tcBorders>
+            <w:shd w:fill="EEF3F8" w:color="auto" w:val="clear"/>
+            <w:tcMar>
+              <w:top w:type="dxa" w:w="60"/>
+              <w:left w:type="dxa" w:w="90"/>
+              <w:bottom w:type="dxa" w:w="60"/>
+              <w:right w:type="dxa" w:w="90"/>
+            </w:tcMar>
+          </w:tcPr>
+          <w:p>
+            <w:pPr>
+              <w:spacing w:after="0" w:line="252"/>
+            </w:pPr>
+            <w:r>
+              <w:rPr>
+                <w:sz w:val="18"/>
+                <w:szCs w:val="18"/>
+              </w:rPr>
+              <w:t xml:space="preserve">Same, through run_project.py status</w:t>
+            </w:r>
+          </w:p>
+        </w:tc>
+        <w:tc>
+          <w:tcPr>
+            <w:tcW w:type="dxa" w:w="2700"/>
+            <w:tcBorders>
+              <w:top w:val="single" w:color="A6A6A6" w:sz="4"/>
+              <w:left w:val="single" w:color="A6A6A6" w:sz="4"/>
+              <w:bottom w:val="single" w:color="A6A6A6" w:sz="4"/>
+              <w:right w:val="single" w:color="A6A6A6" w:sz="4"/>
+            </w:tcBorders>
+            <w:shd w:fill="EEF3F8" w:color="auto" w:val="clear"/>
+            <w:tcMar>
+              <w:top w:type="dxa" w:w="60"/>
+              <w:left w:type="dxa" w:w="90"/>
+              <w:bottom w:type="dxa" w:w="60"/>
+              <w:right w:type="dxa" w:w="90"/>
+            </w:tcMar>
+          </w:tcPr>
+          <w:p>
+            <w:pPr>
+              <w:spacing w:after="0" w:line="252"/>
+            </w:pPr>
+            <w:r>
+              <w:rPr>
+                <w:sz w:val="18"/>
+                <w:szCs w:val="18"/>
+              </w:rPr>
+              <w:t xml:space="preserve">Google Colab (Google's network)</w:t>
+            </w:r>
+          </w:p>
+        </w:tc>
+        <w:tc>
+          <w:tcPr>
+            <w:tcW w:type="dxa" w:w="3326"/>
+            <w:tcBorders>
+              <w:top w:val="single" w:color="A6A6A6" w:sz="4"/>
+              <w:left w:val="single" w:color="A6A6A6" w:sz="4"/>
+              <w:bottom w:val="single" w:color="A6A6A6" w:sz="4"/>
+              <w:right w:val="single" w:color="A6A6A6" w:sz="4"/>
+            </w:tcBorders>
+            <w:shd w:fill="EEF3F8" w:color="auto" w:val="clear"/>
+            <w:tcMar>
+              <w:top w:type="dxa" w:w="60"/>
+              <w:left w:type="dxa" w:w="90"/>
+              <w:bottom w:type="dxa" w:w="60"/>
+              <w:right w:type="dxa" w:w="90"/>
+            </w:tcMar>
+          </w:tcPr>
+          <w:p>
+            <w:pPr>
+              <w:spacing w:after="0" w:line="252"/>
+            </w:pPr>
+            <w:r>
+              <w:rPr>
+                <w:sz w:val="18"/>
+                <w:szCs w:val="18"/>
+              </w:rPr>
+              <w:t xml:space="preserve">HTTP 404, ERR_NGROK_3200</w:t>
+            </w:r>
+          </w:p>
+        </w:tc>
+      </w:tr>
+      <w:tr>
+        <w:tc>
+          <w:tcPr>
+            <w:tcW w:type="dxa" w:w="3000"/>
+            <w:tcBorders>
+              <w:top w:val="single" w:color="A6A6A6" w:sz="4"/>
+              <w:left w:val="single" w:color="A6A6A6" w:sz="4"/>
+              <w:bottom w:val="single" w:color="A6A6A6" w:sz="4"/>
+              <w:right w:val="single" w:color="A6A6A6" w:sz="4"/>
+            </w:tcBorders>
+            <w:tcMar>
+              <w:top w:type="dxa" w:w="60"/>
+              <w:left w:type="dxa" w:w="90"/>
+              <w:bottom w:type="dxa" w:w="60"/>
+              <w:right w:type="dxa" w:w="90"/>
+            </w:tcMar>
+          </w:tcPr>
+          <w:p>
+            <w:pPr>
+              <w:spacing w:after="0" w:line="252"/>
+            </w:pPr>
+            <w:r>
+              <w:rPr>
+                <w:sz w:val="18"/>
+                <w:szCs w:val="18"/>
+              </w:rPr>
+              <w:t xml:space="preserve">Open the address in a web browser</w:t>
+            </w:r>
+          </w:p>
+        </w:tc>
+        <w:tc>
+          <w:tcPr>
+            <w:tcW w:type="dxa" w:w="2700"/>
+            <w:tcBorders>
+              <w:top w:val="single" w:color="A6A6A6" w:sz="4"/>
+              <w:left w:val="single" w:color="A6A6A6" w:sz="4"/>
+              <w:bottom w:val="single" w:color="A6A6A6" w:sz="4"/>
+              <w:right w:val="single" w:color="A6A6A6" w:sz="4"/>
+            </w:tcBorders>
+            <w:tcMar>
+              <w:top w:type="dxa" w:w="60"/>
+              <w:left w:type="dxa" w:w="90"/>
+              <w:bottom w:type="dxa" w:w="60"/>
+              <w:right w:type="dxa" w:w="90"/>
+            </w:tcMar>
+          </w:tcPr>
+          <w:p>
+            <w:pPr>
+              <w:spacing w:after="0" w:line="252"/>
+            </w:pPr>
+            <w:r>
+              <w:rPr>
+                <w:sz w:val="18"/>
+                <w:szCs w:val="18"/>
+              </w:rPr>
+              <w:t xml:space="preserve">student PC, Claude desktop browser</w:t>
+            </w:r>
+          </w:p>
+        </w:tc>
+        <w:tc>
+          <w:tcPr>
+            <w:tcW w:type="dxa" w:w="3326"/>
+            <w:tcBorders>
+              <w:top w:val="single" w:color="A6A6A6" w:sz="4"/>
+              <w:left w:val="single" w:color="A6A6A6" w:sz="4"/>
+              <w:bottom w:val="single" w:color="A6A6A6" w:sz="4"/>
+              <w:right w:val="single" w:color="A6A6A6" w:sz="4"/>
+            </w:tcBorders>
+            <w:tcMar>
+              <w:top w:type="dxa" w:w="60"/>
+              <w:left w:type="dxa" w:w="90"/>
+              <w:bottom w:type="dxa" w:w="60"/>
+              <w:right w:type="dxa" w:w="90"/>
+            </w:tcMar>
+          </w:tcPr>
+          <w:p>
+            <w:pPr>
+              <w:spacing w:after="0" w:line="252"/>
+            </w:pPr>
+            <w:r>
+              <w:rPr>
+                <w:sz w:val="18"/>
+                <w:szCs w:val="18"/>
+              </w:rPr>
+              <w:t xml:space="preserve">"The endpoint quokka1.quokkacomputing.com is offline"</w:t>
+            </w:r>
+          </w:p>
+        </w:tc>
+      </w:tr>
+      <w:tr>
+        <w:tc>
+          <w:tcPr>
+            <w:tcW w:type="dxa" w:w="3000"/>
+            <w:tcBorders>
+              <w:top w:val="single" w:color="A6A6A6" w:sz="4"/>
+              <w:left w:val="single" w:color="A6A6A6" w:sz="4"/>
+              <w:bottom w:val="single" w:color="A6A6A6" w:sz="4"/>
+              <w:right w:val="single" w:color="A6A6A6" w:sz="4"/>
+            </w:tcBorders>
+            <w:shd w:fill="EEF3F8" w:color="auto" w:val="clear"/>
+            <w:tcMar>
+              <w:top w:type="dxa" w:w="60"/>
+              <w:left w:type="dxa" w:w="90"/>
+              <w:bottom w:type="dxa" w:w="60"/>
+              <w:right w:type="dxa" w:w="90"/>
+            </w:tcMar>
+          </w:tcPr>
+          <w:p>
+            <w:pPr>
+              <w:spacing w:after="0" w:line="252"/>
+            </w:pPr>
+            <w:r>
+              <w:rPr>
+                <w:sz w:val="18"/>
+                <w:szCs w:val="18"/>
+              </w:rPr>
+              <w:t xml:space="preserve">quokka2, quokka3, quokka4, quokka (http and https)</w:t>
+            </w:r>
+          </w:p>
+        </w:tc>
+        <w:tc>
+          <w:tcPr>
+            <w:tcW w:type="dxa" w:w="2700"/>
+            <w:tcBorders>
+              <w:top w:val="single" w:color="A6A6A6" w:sz="4"/>
+              <w:left w:val="single" w:color="A6A6A6" w:sz="4"/>
+              <w:bottom w:val="single" w:color="A6A6A6" w:sz="4"/>
+              <w:right w:val="single" w:color="A6A6A6" w:sz="4"/>
+            </w:tcBorders>
+            <w:shd w:fill="EEF3F8" w:color="auto" w:val="clear"/>
+            <w:tcMar>
+              <w:top w:type="dxa" w:w="60"/>
+              <w:left w:type="dxa" w:w="90"/>
+              <w:bottom w:type="dxa" w:w="60"/>
+              <w:right w:type="dxa" w:w="90"/>
+            </w:tcMar>
+          </w:tcPr>
+          <w:p>
+            <w:pPr>
+              <w:spacing w:after="0" w:line="252"/>
+            </w:pPr>
+            <w:r>
+              <w:rPr>
+                <w:sz w:val="18"/>
+                <w:szCs w:val="18"/>
+              </w:rPr>
+              <w:t xml:space="preserve">project workspace</w:t>
+            </w:r>
+          </w:p>
+        </w:tc>
+        <w:tc>
+          <w:tcPr>
+            <w:tcW w:type="dxa" w:w="3326"/>
+            <w:tcBorders>
+              <w:top w:val="single" w:color="A6A6A6" w:sz="4"/>
+              <w:left w:val="single" w:color="A6A6A6" w:sz="4"/>
+              <w:bottom w:val="single" w:color="A6A6A6" w:sz="4"/>
+              <w:right w:val="single" w:color="A6A6A6" w:sz="4"/>
+            </w:tcBorders>
+            <w:shd w:fill="EEF3F8" w:color="auto" w:val="clear"/>
+            <w:tcMar>
+              <w:top w:type="dxa" w:w="60"/>
+              <w:left w:type="dxa" w:w="90"/>
+              <w:bottom w:type="dxa" w:w="60"/>
+              <w:right w:type="dxa" w:w="90"/>
+            </w:tcMar>
+          </w:tcPr>
+          <w:p>
+            <w:pPr>
+              <w:spacing w:after="0" w:line="252"/>
+            </w:pPr>
+            <w:r>
+              <w:rPr>
+                <w:sz w:val="18"/>
+                <w:szCs w:val="18"/>
+              </w:rPr>
+              <w:t xml:space="preserve">all ERR_NGROK_3200</w:t>
+            </w:r>
+          </w:p>
+        </w:tc>
+      </w:tr>
+      <w:tr>
+        <w:tc>
+          <w:tcPr>
+            <w:tcW w:type="dxa" w:w="3000"/>
+            <w:tcBorders>
+              <w:top w:val="single" w:color="A6A6A6" w:sz="4"/>
+              <w:left w:val="single" w:color="A6A6A6" w:sz="4"/>
+              <w:bottom w:val="single" w:color="A6A6A6" w:sz="4"/>
+              <w:right w:val="single" w:color="A6A6A6" w:sz="4"/>
+            </w:tcBorders>
+            <w:tcMar>
+              <w:top w:type="dxa" w:w="60"/>
+              <w:left w:type="dxa" w:w="90"/>
+              <w:bottom w:type="dxa" w:w="60"/>
+              <w:right w:type="dxa" w:w="90"/>
+            </w:tcMar>
+          </w:tcPr>
+          <w:p>
+            <w:pPr>
+              <w:spacing w:after="0" w:line="252"/>
+            </w:pPr>
+            <w:r>
+              <w:rPr>
+                <w:sz w:val="18"/>
+                <w:szCs w:val="18"/>
+              </w:rPr>
+              <w:t xml:space="preserve">Automatic re-check every 2 minutes</w:t>
+            </w:r>
+          </w:p>
+        </w:tc>
+        <w:tc>
+          <w:tcPr>
+            <w:tcW w:type="dxa" w:w="2700"/>
+            <w:tcBorders>
+              <w:top w:val="single" w:color="A6A6A6" w:sz="4"/>
+              <w:left w:val="single" w:color="A6A6A6" w:sz="4"/>
+              <w:bottom w:val="single" w:color="A6A6A6" w:sz="4"/>
+              <w:right w:val="single" w:color="A6A6A6" w:sz="4"/>
+            </w:tcBorders>
+            <w:tcMar>
+              <w:top w:type="dxa" w:w="60"/>
+              <w:left w:type="dxa" w:w="90"/>
+              <w:bottom w:type="dxa" w:w="60"/>
+              <w:right w:type="dxa" w:w="90"/>
+            </w:tcMar>
+          </w:tcPr>
+          <w:p>
+            <w:pPr>
+              <w:spacing w:after="0" w:line="252"/>
+            </w:pPr>
+            <w:r>
+              <w:rPr>
+                <w:sz w:val="18"/>
+                <w:szCs w:val="18"/>
+              </w:rPr>
+              <w:t xml:space="preserve">background watcher on 31 October</w:t>
+            </w:r>
+          </w:p>
+        </w:tc>
+        <w:tc>
+          <w:tcPr>
+            <w:tcW w:type="dxa" w:w="3326"/>
+            <w:tcBorders>
+              <w:top w:val="single" w:color="A6A6A6" w:sz="4"/>
+              <w:left w:val="single" w:color="A6A6A6" w:sz="4"/>
+              <w:bottom w:val="single" w:color="A6A6A6" w:sz="4"/>
+              <w:right w:val="single" w:color="A6A6A6" w:sz="4"/>
+            </w:tcBorders>
+            <w:tcMar>
+              <w:top w:type="dxa" w:w="60"/>
+              <w:left w:type="dxa" w:w="90"/>
+              <w:bottom w:type="dxa" w:w="60"/>
+              <w:right w:type="dxa" w:w="90"/>
+            </w:tcMar>
+          </w:tcPr>
+          <w:p>
+            <w:pPr>
+              <w:spacing w:after="0" w:line="252"/>
+            </w:pPr>
+            <w:r>
+              <w:rPr>
+                <w:sz w:val="18"/>
+                <w:szCs w:val="18"/>
+              </w:rPr>
+              <w:t xml:space="preserve">see results/ JSON source labels</w:t>
+            </w:r>
+          </w:p>
+        </w:tc>
+      </w:tr>
+    </w:tbl>
+    <w:p>
+      <w:pPr>
+        <w:spacing w:after="100"/>
+      </w:pPr>
+    </w:p>
+    <w:p>
+      <w:pPr>
+        <w:spacing w:after="140" w:line="288"/>
+        <w:jc w:val="both"/>
+      </w:pPr>
+      <w:r>
+        <w:t xml:space="preserve">Three conclusions follow. (1) The problem is not our code: the same request format, </w:t>
+      </w:r>
+      <w:r>
+        <w:rPr>
+          <w:rFonts w:ascii="Consolas" w:cs="Consolas" w:eastAsia="Consolas" w:hAnsi="Consolas"/>
+          <w:sz w:val="19"/>
+          <w:szCs w:val="19"/>
+        </w:rPr>
+        <w:t xml:space="preserve">{"script": ..., "count": ...}</w:t>
+      </w:r>
+      <w:r>
+        <w:t xml:space="preserve">, is used in the official Quokka notebooks, and the identical error was seen from three different networks. (2) </w:t>
+      </w:r>
+      <w:r>
+        <w:rPr>
+          <w:b/>
+          <w:bCs/>
+        </w:rPr>
+        <w:t xml:space="preserve">A login or API key would not help.</w:t>
+      </w:r>
+      <w:r>
+        <w:t xml:space="preserve"> The official documentation sends no key or token with any request; the only setting is the name of the Quokka ("default Quokka address (change if you have your own!)"). (3) If the class is given its own Quokka, the only change needed is its name in </w:t>
+      </w:r>
+      <w:r>
+        <w:rPr>
+          <w:rFonts w:ascii="Consolas" w:cs="Consolas" w:eastAsia="Consolas" w:hAnsi="Consolas"/>
+          <w:sz w:val="19"/>
+          <w:szCs w:val="19"/>
+        </w:rPr>
+        <w:t xml:space="preserve">quokka_config.json</w:t>
+      </w:r>
+      <w:r>
+        <w:t xml:space="preserve"> (or the </w:t>
+      </w:r>
+      <w:r>
+        <w:rPr>
+          <w:rFonts w:ascii="Consolas" w:cs="Consolas" w:eastAsia="Consolas" w:hAnsi="Consolas"/>
+          <w:sz w:val="19"/>
+          <w:szCs w:val="19"/>
+        </w:rPr>
+        <w:t xml:space="preserve">QUOKKA_NAME</w:t>
+      </w:r>
+      <w:r>
+        <w:t xml:space="preserve"> environment variable). Following the course guidance, the results in this report come from the labelled local simulator, which runs exactly the same Quokka-compatible QASM.</w:t>
+      </w:r>
+    </w:p>
+    <w:p>
+      <w:pPr>
+        <w:pStyle w:val="Heading2"/>
+      </w:pPr>
+      <w:r>
+        <w:t xml:space="preserve">2.6 What alternative code did we provide?</w:t>
+      </w:r>
+    </w:p>
+    <w:p>
+      <w:pPr>
+        <w:keepNext/>
+        <w:spacing w:after="80" w:before="120"/>
+      </w:pPr>
+      <w:r>
+        <w:rPr>
+          <w:b/>
+          <w:bCs/>
+          <w:color w:val="1F4E79"/>
+          <w:sz w:val="20"/>
+          <w:szCs w:val="20"/>
+        </w:rPr>
+        <w:t xml:space="preserve">Table 4. </w:t>
       </w:r>
       <w:r>
         <w:rPr>
@@ -4185,7 +4898,7 @@
         <w:t xml:space="preserve">qubit</w:t>
       </w:r>
       <w:r>
-        <w:t xml:space="preserve"> is a two-level quantum system whose state is |ψ⟩ = α|0⟩ + β|1⟩, where α and β are complex amplitudes with |α|² + |β|² = 1 (Nielsen &amp; Chuang, 2010). Two qubits live in a four-dimensional space with basis |00⟩, |01⟩, |10⟩ and |11⟩. The Bell state asked for in the task is</w:t>
+        <w:t xml:space="preserve"> is a two-level quantum system whose state is |ψ⟩ = α|0⟩ + β|1⟩, where α and β are complex amplitudes with |α|² + |β|² = 1 (Nielsen &amp; Chuang, 2010; Yanofsky &amp; Mannucci, 2008). Two qubits live in a four-dimensional space with basis |00⟩, |01⟩, |10⟩ and |11⟩. The Bell state asked for in the task is</w:t>
       </w:r>
     </w:p>
     <w:p>
@@ -4285,7 +4998,7 @@
           <w:sz w:val="20"/>
           <w:szCs w:val="20"/>
         </w:rPr>
-        <w:t xml:space="preserve">Table 4. </w:t>
+        <w:t xml:space="preserve">Table 5. </w:t>
       </w:r>
       <w:r>
         <w:rPr>
@@ -4833,7 +5546,7 @@
         <w:t xml:space="preserve">cirq.CNOT(q0, q1)</w:t>
       </w:r>
       <w:r>
-        <w:t xml:space="preserve">, and measures both qubits into one register. Before using the device, the notebook simulates the circuit without measurement to obtain the exact amplitudes: 0.7071 for |00⟩ and |11⟩ and 0 for the others, matching Table 4. The circuit is then exported with </w:t>
+        <w:t xml:space="preserve">, and measures both qubits into one register. Before using the device, the notebook simulates the circuit without measurement to obtain the exact amplitudes: 0.7071 for |00⟩ and |11⟩ and 0 for the others, matching Table 5. The circuit is then exported with </w:t>
       </w:r>
       <w:r>
         <w:rPr>
@@ -5030,7 +5743,7 @@
           <w:sz w:val="20"/>
           <w:szCs w:val="20"/>
         </w:rPr>
-        <w:t xml:space="preserve">Table 5. </w:t>
+        <w:t xml:space="preserve">Table 6. </w:t>
       </w:r>
       <w:r>
         <w:rPr>
@@ -5967,7 +6680,7 @@
         <w:jc w:val="both"/>
       </w:pPr>
       <w:r>
-        <w:t xml:space="preserve">Not exactly. Physical devices have gate errors, decoherence and readout errors, which produce a few percent of 01 and 10 outcomes (Preskill, 2018). Quokka is designed to emulate an ideal fault-tolerant machine (UTS, 2024), so Quokka results should look like Table 5, with zero 01/10 counts. If 01 or 10 appear when the notebook is re-run on Quokka, the first things to check are the qubit order in the QASM and the bit order in the reply. The helper checks bit order by reading each shot as [c0, c1] and reversing it to the Qiskit convention.</w:t>
+        <w:t xml:space="preserve">Not exactly. Physical devices have gate errors, decoherence and readout errors, which produce a few percent of 01 and 10 outcomes (Preskill, 2018). Quokka is designed to emulate an ideal fault-tolerant machine (UTS, 2024), so Quokka results should look like Table 6, with zero 01/10 counts. If 01 or 10 appear when the notebook is re-run on Quokka, the first things to check are the qubit order in the QASM and the bit order in the reply. The helper checks bit order by reading each shot as [c0, c1] and reversing it to the Qiskit convention.</w:t>
       </w:r>
     </w:p>
     <w:p>
@@ -6129,7 +6842,7 @@
           <w:sz w:val="20"/>
           <w:szCs w:val="20"/>
         </w:rPr>
-        <w:t xml:space="preserve">Table 6. </w:t>
+        <w:t xml:space="preserve">Table 7. </w:t>
       </w:r>
       <w:r>
         <w:rPr>
@@ -6752,7 +7465,7 @@
           <w:sz w:val="20"/>
           <w:szCs w:val="20"/>
         </w:rPr>
-        <w:t xml:space="preserve">Table 7. </w:t>
+        <w:t xml:space="preserve">Table 8. </w:t>
       </w:r>
       <w:r>
         <w:rPr>
@@ -7719,7 +8432,7 @@
           <w:sz w:val="20"/>
           <w:szCs w:val="20"/>
         </w:rPr>
-        <w:t xml:space="preserve">Table 8. </w:t>
+        <w:t xml:space="preserve">Table 9. </w:t>
       </w:r>
       <w:r>
         <w:rPr>
@@ -8627,7 +9340,7 @@
           <w:sz w:val="20"/>
           <w:szCs w:val="20"/>
         </w:rPr>
-        <w:t xml:space="preserve">Table 9. </w:t>
+        <w:t xml:space="preserve">Table 10. </w:t>
       </w:r>
       <w:r>
         <w:rPr>
@@ -10162,7 +10875,7 @@
         <w:jc w:val="both"/>
       </w:pPr>
       <w:r>
-        <w:t xml:space="preserve">The program is a </w:t>
+        <w:t xml:space="preserve">The program, supplied as Lab 5 (Bahrami, 2026b), is a </w:t>
       </w:r>
       <w:r>
         <w:rPr>
@@ -10391,7 +11104,7 @@
           <w:sz w:val="20"/>
           <w:szCs w:val="20"/>
         </w:rPr>
-        <w:t xml:space="preserve">Table 10. </w:t>
+        <w:t xml:space="preserve">Table 11. </w:t>
       </w:r>
       <w:r>
         <w:rPr>
@@ -11584,7 +12297,7 @@
         <w:pStyle w:val="ListParagraph"/>
         <w:numPr>
           <w:ilvl w:val="0"/>
-          <w:numId w:val="2"/>
+          <w:numId w:val="5"/>
         </w:numPr>
         <w:spacing w:after="80" w:line="276"/>
         <w:jc w:val="both"/>
@@ -11648,7 +12361,7 @@
         <w:pStyle w:val="ListParagraph"/>
         <w:numPr>
           <w:ilvl w:val="0"/>
-          <w:numId w:val="2"/>
+          <w:numId w:val="5"/>
         </w:numPr>
         <w:spacing w:after="80" w:line="276"/>
         <w:jc w:val="both"/>
@@ -11713,7 +12426,7 @@
         <w:pStyle w:val="ListParagraph"/>
         <w:numPr>
           <w:ilvl w:val="0"/>
-          <w:numId w:val="2"/>
+          <w:numId w:val="5"/>
         </w:numPr>
         <w:spacing w:after="80" w:line="276"/>
         <w:jc w:val="both"/>
@@ -11767,7 +12480,7 @@
         <w:pStyle w:val="ListParagraph"/>
         <w:numPr>
           <w:ilvl w:val="0"/>
-          <w:numId w:val="2"/>
+          <w:numId w:val="5"/>
         </w:numPr>
         <w:spacing w:after="80" w:line="276"/>
         <w:jc w:val="both"/>
@@ -11788,7 +12501,7 @@
         <w:pStyle w:val="ListParagraph"/>
         <w:numPr>
           <w:ilvl w:val="0"/>
-          <w:numId w:val="2"/>
+          <w:numId w:val="5"/>
         </w:numPr>
         <w:spacing w:after="80" w:line="276"/>
         <w:jc w:val="both"/>
@@ -11841,7 +12554,7 @@
         <w:pStyle w:val="ListParagraph"/>
         <w:numPr>
           <w:ilvl w:val="0"/>
-          <w:numId w:val="2"/>
+          <w:numId w:val="5"/>
         </w:numPr>
         <w:spacing w:after="80" w:line="276"/>
         <w:jc w:val="both"/>
@@ -12029,7 +12742,7 @@
           <w:sz w:val="20"/>
           <w:szCs w:val="20"/>
         </w:rPr>
-        <w:t xml:space="preserve">Table 11. </w:t>
+        <w:t xml:space="preserve">Table 12. </w:t>
       </w:r>
       <w:r>
         <w:rPr>
@@ -13454,7 +14167,7 @@
           <w:sz w:val="20"/>
           <w:szCs w:val="20"/>
         </w:rPr>
-        <w:t xml:space="preserve">Table 12. </w:t>
+        <w:t xml:space="preserve">Table 13. </w:t>
       </w:r>
       <w:r>
         <w:rPr>
@@ -14470,7 +15183,168 @@
         <w:pStyle w:val="Heading2"/>
       </w:pPr>
       <w:r>
-        <w:t xml:space="preserve">5.10 What are the strengths and limits of the program?</w:t>
+        <w:t xml:space="preserve">5.10 How do these gates fit the wider theory of quantum logic gates?</w:t>
+      </w:r>
+    </w:p>
+    <w:p>
+      <w:pPr>
+        <w:spacing w:after="140" w:line="288"/>
+        <w:jc w:val="both"/>
+      </w:pPr>
+      <w:r>
+        <w:t xml:space="preserve">Every quantum gate is a </w:t>
+      </w:r>
+      <w:r>
+        <w:rPr>
+          <w:b/>
+          <w:bCs/>
+        </w:rPr>
+        <w:t xml:space="preserve">unitary matrix</w:t>
+      </w:r>
+      <w:r>
+        <w:t xml:space="preserve"> (U†U = I), so every gate is </w:t>
+      </w:r>
+      <w:r>
+        <w:rPr>
+          <w:b/>
+          <w:bCs/>
+        </w:rPr>
+        <w:t xml:space="preserve">reversible</w:t>
+      </w:r>
+      <w:r>
+        <w:t xml:space="preserve">: applying U† undoes it. </w:t>
+      </w:r>
+      <w:r>
+        <w:rPr>
+          <w:rFonts w:ascii="Consolas" w:cs="Consolas" w:eastAsia="Consolas" w:hAnsi="Consolas"/>
+          <w:sz w:val="19"/>
+          <w:szCs w:val="19"/>
+        </w:rPr>
+        <w:t xml:space="preserve">reset</w:t>
+      </w:r>
+      <w:r>
+        <w:t xml:space="preserve"> and </w:t>
+      </w:r>
+      <w:r>
+        <w:rPr>
+          <w:rFonts w:ascii="Consolas" w:cs="Consolas" w:eastAsia="Consolas" w:hAnsi="Consolas"/>
+          <w:sz w:val="19"/>
+          <w:szCs w:val="19"/>
+        </w:rPr>
+        <w:t xml:space="preserve">measure</w:t>
+      </w:r>
+      <w:r>
+        <w:t xml:space="preserve"> in the table above are the exceptions; they are not gates in this strict sense because they cannot be undone, and measurement follows the Born rule (Nielsen &amp; Chuang, 2010; "Quantum logic gate," n.d.). Gates in sequence combine by </w:t>
+      </w:r>
+      <w:r>
+        <w:rPr>
+          <w:b/>
+          <w:bCs/>
+        </w:rPr>
+        <w:t xml:space="preserve">matrix multiplication</w:t>
+      </w:r>
+      <w:r>
+        <w:t xml:space="preserve">, written in the reverse of the drawing order (X then Y gives the matrix YX), and gates on different qubits combine by the </w:t>
+      </w:r>
+      <w:r>
+        <w:rPr>
+          <w:b/>
+          <w:bCs/>
+        </w:rPr>
+        <w:t xml:space="preserve">tensor product</w:t>
+      </w:r>
+      <w:r>
+        <w:t xml:space="preserve">. That is how the nine-qubit game state is built from nine single-qubit operations.</w:t>
+      </w:r>
+    </w:p>
+    <w:p>
+      <w:pPr>
+        <w:spacing w:after="140" w:line="288"/>
+        <w:jc w:val="both"/>
+      </w:pPr>
+      <w:r>
+        <w:t xml:space="preserve">A gate set is </w:t>
+      </w:r>
+      <w:r>
+        <w:rPr>
+          <w:b/>
+          <w:bCs/>
+        </w:rPr>
+        <w:t xml:space="preserve">universal</w:t>
+      </w:r>
+      <w:r>
+        <w:t xml:space="preserve"> if it can approximate any unitary operation; examples are {H, T, CNOT}, the Clifford+T set, or arbitrary rotations plus CNOT (Barenco et al., 1995; "Quantum logic gate," n.d.). This idea explains two of our findings:</w:t>
+      </w:r>
+    </w:p>
+    <w:p>
+      <w:pPr>
+        <w:pStyle w:val="ListParagraph"/>
+        <w:numPr>
+          <w:ilvl w:val="0"/>
+          <w:numId w:val="3"/>
+        </w:numPr>
+        <w:spacing w:after="80" w:line="276"/>
+        <w:jc w:val="both"/>
+      </w:pPr>
+      <w:r>
+        <w:rPr>
+          <w:b/>
+          <w:bCs/>
+        </w:rPr>
+        <w:t xml:space="preserve">The game's gates are not universal and cannot entangle tiles.</w:t>
+      </w:r>
+      <w:r>
+        <w:t xml:space="preserve"> H, Rᵧ and X keep every amplitude real, and SWAP only moves states between tiles. The game has no entangling gate such as CNOT, so its nine tiles always stay independent. Adding a CNOT move ("link two tiles") would make the gate set universal and allow entangled tiles.</w:t>
+      </w:r>
+    </w:p>
+    <w:p>
+      <w:pPr>
+        <w:pStyle w:val="ListParagraph"/>
+        <w:numPr>
+          <w:ilvl w:val="0"/>
+          <w:numId w:val="3"/>
+        </w:numPr>
+        <w:spacing w:after="80" w:line="276"/>
+        <w:jc w:val="both"/>
+      </w:pPr>
+      <w:r>
+        <w:rPr>
+          <w:b/>
+          <w:bCs/>
+        </w:rPr>
+        <w:t xml:space="preserve">Quokka's gate set is universal.</w:t>
+      </w:r>
+      <w:r>
+        <w:t xml:space="preserve"> Its QASM gates include Rx, Ry, Rz and CNOT, which form a universal set. That is why </w:t>
+      </w:r>
+      <w:r>
+        <w:rPr>
+          <w:rFonts w:ascii="Consolas" w:cs="Consolas" w:eastAsia="Consolas" w:hAnsi="Consolas"/>
+          <w:sz w:val="19"/>
+          <w:szCs w:val="19"/>
+        </w:rPr>
+        <w:t xml:space="preserve">to_quokka_gates()</w:t>
+      </w:r>
+      <w:r>
+        <w:t xml:space="preserve"> can always rewrite S, T or the Toffoli into supported gates (Task 2B). The rewritten circuit can differ only by a </w:t>
+      </w:r>
+      <w:r>
+        <w:rPr>
+          <w:b/>
+          <w:bCs/>
+        </w:rPr>
+        <w:t xml:space="preserve">global phase</w:t>
+      </w:r>
+      <w:r>
+        <w:t xml:space="preserve">, which never changes a measurement result.</w:t>
+      </w:r>
+    </w:p>
+    <w:p>
+      <w:pPr>
+        <w:pStyle w:val="Heading2"/>
+      </w:pPr>
+      <w:r>
+        <w:t xml:space="preserve">5.11 What are the strengths and limits of the program?</w:t>
       </w:r>
     </w:p>
     <w:p>
@@ -14543,7 +15417,7 @@
         <w:jc w:val="both"/>
       </w:pPr>
       <w:r>
-        <w:t xml:space="preserve">The notebook trains a quantum circuit to classify tiny 2 × 2 black-and-white images into two classes, which the code calls </w:t>
+        <w:t xml:space="preserve">The supplied Lab 10 notebook (Bahrami, 2026c) trains a quantum circuit to classify tiny 2 × 2 black-and-white images into two classes, which the code calls </w:t>
       </w:r>
       <w:r>
         <w:rPr>
@@ -15060,7 +15934,7 @@
           <w:sz w:val="20"/>
           <w:szCs w:val="20"/>
         </w:rPr>
-        <w:t xml:space="preserve">Table 13. </w:t>
+        <w:t xml:space="preserve">Table 14. </w:t>
       </w:r>
       <w:r>
         <w:rPr>
@@ -16113,7 +16987,7 @@
           <w:sz w:val="20"/>
           <w:szCs w:val="20"/>
         </w:rPr>
-        <w:t xml:space="preserve">Table 14. </w:t>
+        <w:t xml:space="preserve">Table 15. </w:t>
       </w:r>
       <w:r>
         <w:rPr>
@@ -17651,7 +18525,7 @@
           <w:sz w:val="20"/>
           <w:szCs w:val="20"/>
         </w:rPr>
-        <w:t xml:space="preserve">Table 15. </w:t>
+        <w:t xml:space="preserve">Table 16. </w:t>
       </w:r>
       <w:r>
         <w:rPr>
@@ -17868,7 +18742,7 @@
                 <w:sz w:val="18"/>
                 <w:szCs w:val="18"/>
               </w:rPr>
-              <w:t xml:space="preserve">State evolution tables (Tables 4, 6); TVD and z-scores; the Z/S phase lesson; the eigenstate explanation of NOT; the XOR analysis and the limits of the Task 4 'advantage'</w:t>
+              <w:t xml:space="preserve">State evolution tables (Tables 5, 7); TVD and z-scores; the Z/S phase lesson; the eigenstate explanation of NOT; the XOR analysis and the limits of the Task 4 'advantage'</w:t>
             </w:r>
           </w:p>
         </w:tc>
@@ -18201,7 +19075,7 @@
         <w:pStyle w:val="Heading1"/>
       </w:pPr>
       <w:r>
-        <w:t xml:space="preserve">8. Conclusion</w:t>
+        <w:t xml:space="preserve">8. Development Process and Code Walkthrough</w:t>
       </w:r>
     </w:p>
     <w:p>
@@ -18210,53 +19084,4888 @@
         <w:jc w:val="both"/>
       </w:pPr>
       <w:r>
-        <w:t xml:space="preserve">The project answered all four tasks with working, commented and repeatable code. </w:t>
-      </w:r>
+        <w:t xml:space="preserve">This section explains how the project was built, step by step, and what every part of the code does, so that a reader can follow, re-run and change it. Every code cell in the notebooks also carries inline comments.</w:t>
+      </w:r>
+    </w:p>
+    <w:p>
+      <w:pPr>
+        <w:pStyle w:val="Heading2"/>
+      </w:pPr>
+      <w:r>
+        <w:t xml:space="preserve">8.1 What process did we follow?</w:t>
+      </w:r>
+    </w:p>
+    <w:p>
+      <w:pPr>
+        <w:keepNext/>
+        <w:spacing w:after="60" w:before="120"/>
+        <w:jc w:val="center"/>
+      </w:pPr>
+      <w:r>
+        <w:drawing>
+          <wp:inline distT="0" distB="0" distL="0" distR="0">
+            <wp:extent cx="5715000" cy="1847850"/>
+            <wp:effectExtent t="0" r="0" b="0" l="0"/>
+            <wp:docPr id="20" name="process" descr="Development process used for every task, with a feedback loop after each test" title="Development process used for every task, with a feedback loop after each test"/>
+            <wp:cNvGraphicFramePr>
+              <a:graphicFrameLocks xmlns:a="http://schemas.openxmlformats.org/drawingml/2006/main" noChangeAspect="1"/>
+            </wp:cNvGraphicFramePr>
+            <a:graphic xmlns:a="http://schemas.openxmlformats.org/drawingml/2006/main">
+              <a:graphicData uri="http://schemas.openxmlformats.org/drawingml/2006/picture">
+                <pic:pic xmlns:pic="http://schemas.openxmlformats.org/drawingml/2006/picture">
+                  <pic:nvPicPr>
+                    <pic:cNvPr id="0" name="" descr=""/>
+                    <pic:cNvPicPr>
+                      <a:picLocks noChangeAspect="1" noChangeArrowheads="1"/>
+                    </pic:cNvPicPr>
+                  </pic:nvPicPr>
+                  <pic:blipFill>
+                    <a:blip r:embed="rId28" cstate="none"/>
+                    <a:srcRect/>
+                    <a:stretch>
+                      <a:fillRect/>
+                    </a:stretch>
+                  </pic:blipFill>
+                  <pic:spPr bwMode="auto">
+                    <a:xfrm>
+                      <a:off x="0" y="0"/>
+                      <a:ext cx="5715000" cy="1847850"/>
+                    </a:xfrm>
+                    <a:prstGeom prst="rect">
+                      <a:avLst/>
+                    </a:prstGeom>
+                  </pic:spPr>
+                </pic:pic>
+              </a:graphicData>
+            </a:graphic>
+          </wp:inline>
+        </w:drawing>
+      </w:r>
+    </w:p>
+    <w:p>
+      <w:pPr>
+        <w:spacing w:after="200"/>
+        <w:jc w:val="center"/>
+      </w:pPr>
       <w:r>
         <w:rPr>
           <w:b/>
           <w:bCs/>
-        </w:rPr>
-        <w:t xml:space="preserve">Task 1</w:t>
-      </w:r>
-      <w:r>
-        <w:t xml:space="preserve"> prepared the Bell state |Φ⁺⟩ in Cirq and confirmed perfect correlation in 1000 shots. </w:t>
-      </w:r>
+          <w:color w:val="1F4E79"/>
+          <w:sz w:val="20"/>
+          <w:szCs w:val="20"/>
+        </w:rPr>
+        <w:t xml:space="preserve">Figure 20. </w:t>
+      </w:r>
+      <w:r>
+        <w:rPr>
+          <w:i/>
+          <w:iCs/>
+          <w:sz w:val="20"/>
+          <w:szCs w:val="20"/>
+        </w:rPr>
+        <w:t xml:space="preserve">Development process used for every task, with a feedback loop after each test</w:t>
+      </w:r>
+    </w:p>
+    <w:p>
+      <w:pPr>
+        <w:pStyle w:val="ListParagraph"/>
+        <w:numPr>
+          <w:ilvl w:val="0"/>
+          <w:numId w:val="6"/>
+        </w:numPr>
+        <w:spacing w:after="80" w:line="276"/>
+        <w:jc w:val="both"/>
+      </w:pPr>
       <w:r>
         <w:rPr>
           <w:b/>
           <w:bCs/>
         </w:rPr>
-        <w:t xml:space="preserve">Task 2</w:t>
-      </w:r>
-      <w:r>
-        <w:t xml:space="preserve"> built the given circuit in Qiskit, identified block C as a CNOT and showed it creates |Ψ⁺⟩. Our original QASM half adder produced a correct addition in every one of 1000 shots. </w:t>
-      </w:r>
+        <w:t xml:space="preserve">Read the brief and the rubric.</w:t>
+      </w:r>
+      <w:r>
+        <w:t xml:space="preserve"> List what each task must show (e.g. "executed on the Quokka device", "Word document", "plots") and turn each item into a checklist.</w:t>
+      </w:r>
+    </w:p>
+    <w:p>
+      <w:pPr>
+        <w:pStyle w:val="ListParagraph"/>
+        <w:numPr>
+          <w:ilvl w:val="0"/>
+          <w:numId w:val="6"/>
+        </w:numPr>
+        <w:spacing w:after="80" w:line="276"/>
+        <w:jc w:val="both"/>
+      </w:pPr>
       <w:r>
         <w:rPr>
           <w:b/>
           <w:bCs/>
         </w:rPr>
-        <w:t xml:space="preserve">Task 3</w:t>
-      </w:r>
-      <w:r>
-        <w:t xml:space="preserve"> completed and debugged the quantum tic-tac-toe game, explained how each click becomes a gate, and used four recorded games to show superposition, over-rotation, the eigenstate behaviour of NOT, and SWAP. </w:t>
-      </w:r>
+        <w:t xml:space="preserve">Study the lecture material.</w:t>
+      </w:r>
+      <w:r>
+        <w:t xml:space="preserve"> The Week 4/7 </w:t>
+      </w:r>
+      <w:r>
+        <w:rPr>
+          <w:rFonts w:ascii="Consolas" w:cs="Consolas" w:eastAsia="Consolas" w:hAnsi="Consolas"/>
+          <w:sz w:val="19"/>
+          <w:szCs w:val="19"/>
+        </w:rPr>
+        <w:t xml:space="preserve">quokka_access</w:t>
+      </w:r>
+      <w:r>
+        <w:t xml:space="preserve"> notebook gave the device address and request format; the Week 12 lab notebooks are the supplied code for Tasks 3 and 4.</w:t>
+      </w:r>
+    </w:p>
+    <w:p>
+      <w:pPr>
+        <w:pStyle w:val="ListParagraph"/>
+        <w:numPr>
+          <w:ilvl w:val="0"/>
+          <w:numId w:val="6"/>
+        </w:numPr>
+        <w:spacing w:after="80" w:line="276"/>
+        <w:jc w:val="both"/>
+      </w:pPr>
       <w:r>
         <w:rPr>
           <w:b/>
           <w:bCs/>
         </w:rPr>
-        <w:t xml:space="preserve">Task 4</w:t>
-      </w:r>
-      <w:r>
-        <w:t xml:space="preserve"> explained the data encoding and the tree-shaped circuit of a variational classifier, logged and plotted all 100 iterations, and compared the circuit with three local versions. The local versions were about 470 times faster, but only the circuit solved the XOR-shaped data. Across the project, the most important lesson was to </w:t>
-      </w:r>
+        <w:t xml:space="preserve">Predict with mathematics first.</w:t>
+      </w:r>
+      <w:r>
+        <w:t xml:space="preserve"> Before running a circuit we wrote down its expected state and probabilities (state-evolution tables in Sections 3–4). This turns each run into a test.</w:t>
+      </w:r>
+    </w:p>
+    <w:p>
+      <w:pPr>
+        <w:pStyle w:val="ListParagraph"/>
+        <w:numPr>
+          <w:ilvl w:val="0"/>
+          <w:numId w:val="6"/>
+        </w:numPr>
+        <w:spacing w:after="80" w:line="276"/>
+        <w:jc w:val="both"/>
+      </w:pPr>
       <w:r>
         <w:rPr>
           <w:b/>
           <w:bCs/>
         </w:rPr>
+        <w:t xml:space="preserve">Build one shared helper</w:t>
+      </w:r>
+      <w:r>
+        <w:t xml:space="preserve"> (</w:t>
+      </w:r>
+      <w:r>
+        <w:rPr>
+          <w:rFonts w:ascii="Consolas" w:cs="Consolas" w:eastAsia="Consolas" w:hAnsi="Consolas"/>
+          <w:sz w:val="19"/>
+          <w:szCs w:val="19"/>
+        </w:rPr>
+        <w:t xml:space="preserve">common/quokka_helper.py</w:t>
+      </w:r>
+      <w:r>
+        <w:t xml:space="preserve">) so that every task sends circuits the same way, with the same 1000 shots and the same evidence files.</w:t>
+      </w:r>
+    </w:p>
+    <w:p>
+      <w:pPr>
+        <w:pStyle w:val="ListParagraph"/>
+        <w:numPr>
+          <w:ilvl w:val="0"/>
+          <w:numId w:val="6"/>
+        </w:numPr>
+        <w:spacing w:after="80" w:line="276"/>
+        <w:jc w:val="both"/>
+      </w:pPr>
+      <w:r>
+        <w:rPr>
+          <w:b/>
+          <w:bCs/>
+        </w:rPr>
+        <w:t xml:space="preserve">Build each task notebook</w:t>
+      </w:r>
+      <w:r>
+        <w:t xml:space="preserve"> in the same order: objective → theory → circuit → code → run → theory-vs-measured table and chart → discussion.</w:t>
+      </w:r>
+    </w:p>
+    <w:p>
+      <w:pPr>
+        <w:pStyle w:val="ListParagraph"/>
+        <w:numPr>
+          <w:ilvl w:val="0"/>
+          <w:numId w:val="6"/>
+        </w:numPr>
+        <w:spacing w:after="80" w:line="276"/>
+        <w:jc w:val="both"/>
+      </w:pPr>
+      <w:r>
+        <w:rPr>
+          <w:b/>
+          <w:bCs/>
+        </w:rPr>
+        <w:t xml:space="preserve">Run with 1000 shots</w:t>
+      </w:r>
+      <w:r>
+        <w:t xml:space="preserve"> on Quokka, or on the labelled local simulator when Quokka is offline. The simulator uses a fixed seed, so every result can be repeated exactly.</w:t>
+      </w:r>
+    </w:p>
+    <w:p>
+      <w:pPr>
+        <w:pStyle w:val="ListParagraph"/>
+        <w:numPr>
+          <w:ilvl w:val="0"/>
+          <w:numId w:val="6"/>
+        </w:numPr>
+        <w:spacing w:after="80" w:line="276"/>
+        <w:jc w:val="both"/>
+      </w:pPr>
+      <w:r>
+        <w:rPr>
+          <w:b/>
+          <w:bCs/>
+        </w:rPr>
+        <w:t xml:space="preserve">Compare theory with measurement</w:t>
+      </w:r>
+      <w:r>
+        <w:t xml:space="preserve"> using the TVD and z-score, and explain every difference.</w:t>
+      </w:r>
+    </w:p>
+    <w:p>
+      <w:pPr>
+        <w:pStyle w:val="ListParagraph"/>
+        <w:numPr>
+          <w:ilvl w:val="0"/>
+          <w:numId w:val="6"/>
+        </w:numPr>
+        <w:spacing w:after="80" w:line="276"/>
+        <w:jc w:val="both"/>
+      </w:pPr>
+      <w:r>
+        <w:rPr>
+          <w:b/>
+          <w:bCs/>
+        </w:rPr>
+        <w:t xml:space="preserve">Test the whole project end to end</w:t>
+      </w:r>
+      <w:r>
+        <w:t xml:space="preserve"> with </w:t>
+      </w:r>
+      <w:r>
+        <w:rPr>
+          <w:rFonts w:ascii="Consolas" w:cs="Consolas" w:eastAsia="Consolas" w:hAnsi="Consolas"/>
+          <w:sz w:val="19"/>
+          <w:szCs w:val="19"/>
+        </w:rPr>
+        <w:t xml:space="preserve">run_project.py</w:t>
+      </w:r>
+      <w:r>
+        <w:t xml:space="preserve">, in Google Colab and from GitHub. Two real problems were found this way and fixed (Section 8.4).</w:t>
+      </w:r>
+    </w:p>
+    <w:p>
+      <w:pPr>
+        <w:pStyle w:val="ListParagraph"/>
+        <w:numPr>
+          <w:ilvl w:val="0"/>
+          <w:numId w:val="6"/>
+        </w:numPr>
+        <w:spacing w:after="80" w:line="276"/>
+        <w:jc w:val="both"/>
+      </w:pPr>
+      <w:r>
+        <w:rPr>
+          <w:b/>
+          <w:bCs/>
+        </w:rPr>
+        <w:t xml:space="preserve">Check the device documentation.</w:t>
+      </w:r>
+      <w:r>
+        <w:t xml:space="preserve"> The Quokka docs revealed its limited gate set, which led to automatic gate translation.</w:t>
+      </w:r>
+    </w:p>
+    <w:p>
+      <w:pPr>
+        <w:pStyle w:val="ListParagraph"/>
+        <w:numPr>
+          <w:ilvl w:val="0"/>
+          <w:numId w:val="6"/>
+        </w:numPr>
+        <w:spacing w:after="80" w:line="276"/>
+        <w:jc w:val="both"/>
+      </w:pPr>
+      <w:r>
+        <w:rPr>
+          <w:b/>
+          <w:bCs/>
+        </w:rPr>
+        <w:t xml:space="preserve">Write the report</w:t>
+      </w:r>
+      <w:r>
+        <w:t xml:space="preserve"> from the saved results, and verify every reference against Crossref and DataCite.</w:t>
+      </w:r>
+    </w:p>
+    <w:p>
+      <w:pPr>
+        <w:pStyle w:val="Heading2"/>
+      </w:pPr>
+      <w:r>
+        <w:t xml:space="preserve">8.2 How does the shared helper work?</w:t>
+      </w:r>
+    </w:p>
+    <w:p>
+      <w:pPr>
+        <w:spacing w:after="140" w:line="288"/>
+        <w:jc w:val="both"/>
+      </w:pPr>
+      <w:r>
+        <w:rPr>
+          <w:rFonts w:ascii="Consolas" w:cs="Consolas" w:eastAsia="Consolas" w:hAnsi="Consolas"/>
+          <w:sz w:val="19"/>
+          <w:szCs w:val="19"/>
+        </w:rPr>
+        <w:t xml:space="preserve">common/quokka_helper.py</w:t>
+      </w:r>
+      <w:r>
+        <w:t xml:space="preserve"> is the only file that talks to Quokka. Each notebook imports it as </w:t>
+      </w:r>
+      <w:r>
+        <w:rPr>
+          <w:rFonts w:ascii="Consolas" w:cs="Consolas" w:eastAsia="Consolas" w:hAnsi="Consolas"/>
+          <w:sz w:val="19"/>
+          <w:szCs w:val="19"/>
+        </w:rPr>
+        <w:t xml:space="preserve">qh</w:t>
+      </w:r>
+      <w:r>
+        <w:t xml:space="preserve"> and normally calls just one function, </w:t>
+      </w:r>
+      <w:r>
+        <w:rPr>
+          <w:rFonts w:ascii="Consolas" w:cs="Consolas" w:eastAsia="Consolas" w:hAnsi="Consolas"/>
+          <w:sz w:val="19"/>
+          <w:szCs w:val="19"/>
+        </w:rPr>
+        <w:t xml:space="preserve">qh.run_qasm(qasm, shots=1000, label=..., save_dir=...)</w:t>
+      </w:r>
+      <w:r>
+        <w:t xml:space="preserve">.</w:t>
+      </w:r>
+    </w:p>
+    <w:p>
+      <w:pPr>
+        <w:keepNext/>
+        <w:spacing w:after="80" w:before="120"/>
+      </w:pPr>
+      <w:r>
+        <w:rPr>
+          <w:b/>
+          <w:bCs/>
+          <w:color w:val="1F4E79"/>
+          <w:sz w:val="20"/>
+          <w:szCs w:val="20"/>
+        </w:rPr>
+        <w:t xml:space="preserve">Table 17. </w:t>
+      </w:r>
+      <w:r>
+        <w:rPr>
+          <w:i/>
+          <w:iCs/>
+          <w:sz w:val="20"/>
+          <w:szCs w:val="20"/>
+        </w:rPr>
+        <w:t xml:space="preserve">Functions in common/quokka_helper.py</w:t>
+      </w:r>
+    </w:p>
+    <w:tbl>
+      <w:tblPr>
+        <w:tblW w:type="dxa" w:w="9026"/>
+        <w:tblBorders>
+          <w:top w:val="single" w:color="auto" w:sz="4"/>
+          <w:left w:val="single" w:color="auto" w:sz="4"/>
+          <w:bottom w:val="single" w:color="auto" w:sz="4"/>
+          <w:right w:val="single" w:color="auto" w:sz="4"/>
+          <w:insideH w:val="single" w:color="auto" w:sz="4"/>
+          <w:insideV w:val="single" w:color="auto" w:sz="4"/>
+        </w:tblBorders>
+      </w:tblPr>
+      <w:tblGrid>
+        <w:gridCol w:w="2300"/>
+        <w:gridCol w:w="3300"/>
+        <w:gridCol w:w="3426"/>
+      </w:tblGrid>
+      <w:tr>
+        <w:trPr>
+          <w:tblHeader/>
+        </w:trPr>
+        <w:tc>
+          <w:tcPr>
+            <w:tcW w:type="dxa" w:w="2300"/>
+            <w:tcBorders>
+              <w:top w:val="single" w:color="A6A6A6" w:sz="4"/>
+              <w:left w:val="single" w:color="A6A6A6" w:sz="4"/>
+              <w:bottom w:val="single" w:color="A6A6A6" w:sz="4"/>
+              <w:right w:val="single" w:color="A6A6A6" w:sz="4"/>
+            </w:tcBorders>
+            <w:shd w:fill="1F4E79" w:color="auto" w:val="clear"/>
+            <w:tcMar>
+              <w:top w:type="dxa" w:w="60"/>
+              <w:left w:type="dxa" w:w="90"/>
+              <w:bottom w:type="dxa" w:w="60"/>
+              <w:right w:type="dxa" w:w="90"/>
+            </w:tcMar>
+          </w:tcPr>
+          <w:p>
+            <w:pPr>
+              <w:spacing w:after="0" w:line="252"/>
+            </w:pPr>
+            <w:r>
+              <w:rPr>
+                <w:b/>
+                <w:bCs/>
+                <w:color w:val="FFFFFF"/>
+                <w:sz w:val="18"/>
+                <w:szCs w:val="18"/>
+              </w:rPr>
+              <w:t xml:space="preserve">Function</w:t>
+            </w:r>
+          </w:p>
+        </w:tc>
+        <w:tc>
+          <w:tcPr>
+            <w:tcW w:type="dxa" w:w="3300"/>
+            <w:tcBorders>
+              <w:top w:val="single" w:color="A6A6A6" w:sz="4"/>
+              <w:left w:val="single" w:color="A6A6A6" w:sz="4"/>
+              <w:bottom w:val="single" w:color="A6A6A6" w:sz="4"/>
+              <w:right w:val="single" w:color="A6A6A6" w:sz="4"/>
+            </w:tcBorders>
+            <w:shd w:fill="1F4E79" w:color="auto" w:val="clear"/>
+            <w:tcMar>
+              <w:top w:type="dxa" w:w="60"/>
+              <w:left w:type="dxa" w:w="90"/>
+              <w:bottom w:type="dxa" w:w="60"/>
+              <w:right w:type="dxa" w:w="90"/>
+            </w:tcMar>
+          </w:tcPr>
+          <w:p>
+            <w:pPr>
+              <w:spacing w:after="0" w:line="252"/>
+            </w:pPr>
+            <w:r>
+              <w:rPr>
+                <w:b/>
+                <w:bCs/>
+                <w:color w:val="FFFFFF"/>
+                <w:sz w:val="18"/>
+                <w:szCs w:val="18"/>
+              </w:rPr>
+              <w:t xml:space="preserve">What it does</w:t>
+            </w:r>
+          </w:p>
+        </w:tc>
+        <w:tc>
+          <w:tcPr>
+            <w:tcW w:type="dxa" w:w="3426"/>
+            <w:tcBorders>
+              <w:top w:val="single" w:color="A6A6A6" w:sz="4"/>
+              <w:left w:val="single" w:color="A6A6A6" w:sz="4"/>
+              <w:bottom w:val="single" w:color="A6A6A6" w:sz="4"/>
+              <w:right w:val="single" w:color="A6A6A6" w:sz="4"/>
+            </w:tcBorders>
+            <w:shd w:fill="1F4E79" w:color="auto" w:val="clear"/>
+            <w:tcMar>
+              <w:top w:type="dxa" w:w="60"/>
+              <w:left w:type="dxa" w:w="90"/>
+              <w:bottom w:type="dxa" w:w="60"/>
+              <w:right w:type="dxa" w:w="90"/>
+            </w:tcMar>
+          </w:tcPr>
+          <w:p>
+            <w:pPr>
+              <w:spacing w:after="0" w:line="252"/>
+            </w:pPr>
+            <w:r>
+              <w:rPr>
+                <w:b/>
+                <w:bCs/>
+                <w:color w:val="FFFFFF"/>
+                <w:sz w:val="18"/>
+                <w:szCs w:val="18"/>
+              </w:rPr>
+              <w:t xml:space="preserve">Why we need it</w:t>
+            </w:r>
+          </w:p>
+        </w:tc>
+      </w:tr>
+      <w:tr>
+        <w:tc>
+          <w:tcPr>
+            <w:tcW w:type="dxa" w:w="2300"/>
+            <w:tcBorders>
+              <w:top w:val="single" w:color="A6A6A6" w:sz="4"/>
+              <w:left w:val="single" w:color="A6A6A6" w:sz="4"/>
+              <w:bottom w:val="single" w:color="A6A6A6" w:sz="4"/>
+              <w:right w:val="single" w:color="A6A6A6" w:sz="4"/>
+            </w:tcBorders>
+            <w:tcMar>
+              <w:top w:type="dxa" w:w="60"/>
+              <w:left w:type="dxa" w:w="90"/>
+              <w:bottom w:type="dxa" w:w="60"/>
+              <w:right w:type="dxa" w:w="90"/>
+            </w:tcMar>
+          </w:tcPr>
+          <w:p>
+            <w:pPr>
+              <w:spacing w:after="0" w:line="252"/>
+            </w:pPr>
+            <w:r>
+              <w:rPr>
+                <w:sz w:val="18"/>
+                <w:szCs w:val="18"/>
+              </w:rPr>
+              <w:t xml:space="preserve">_quokka_url()</w:t>
+            </w:r>
+          </w:p>
+        </w:tc>
+        <w:tc>
+          <w:tcPr>
+            <w:tcW w:type="dxa" w:w="3300"/>
+            <w:tcBorders>
+              <w:top w:val="single" w:color="A6A6A6" w:sz="4"/>
+              <w:left w:val="single" w:color="A6A6A6" w:sz="4"/>
+              <w:bottom w:val="single" w:color="A6A6A6" w:sz="4"/>
+              <w:right w:val="single" w:color="A6A6A6" w:sz="4"/>
+            </w:tcBorders>
+            <w:tcMar>
+              <w:top w:type="dxa" w:w="60"/>
+              <w:left w:type="dxa" w:w="90"/>
+              <w:bottom w:type="dxa" w:w="60"/>
+              <w:right w:type="dxa" w:w="90"/>
+            </w:tcMar>
+          </w:tcPr>
+          <w:p>
+            <w:pPr>
+              <w:spacing w:after="0" w:line="252"/>
+            </w:pPr>
+            <w:r>
+              <w:rPr>
+                <w:sz w:val="18"/>
+                <w:szCs w:val="18"/>
+              </w:rPr>
+              <w:t xml:space="preserve">builds the address from QUOKKA_URL, QUOKKA_NAME or quokka_config.json (default quokka1)</w:t>
+            </w:r>
+          </w:p>
+        </w:tc>
+        <w:tc>
+          <w:tcPr>
+            <w:tcW w:type="dxa" w:w="3426"/>
+            <w:tcBorders>
+              <w:top w:val="single" w:color="A6A6A6" w:sz="4"/>
+              <w:left w:val="single" w:color="A6A6A6" w:sz="4"/>
+              <w:bottom w:val="single" w:color="A6A6A6" w:sz="4"/>
+              <w:right w:val="single" w:color="A6A6A6" w:sz="4"/>
+            </w:tcBorders>
+            <w:tcMar>
+              <w:top w:type="dxa" w:w="60"/>
+              <w:left w:type="dxa" w:w="90"/>
+              <w:bottom w:type="dxa" w:w="60"/>
+              <w:right w:type="dxa" w:w="90"/>
+            </w:tcMar>
+          </w:tcPr>
+          <w:p>
+            <w:pPr>
+              <w:spacing w:after="0" w:line="252"/>
+            </w:pPr>
+            <w:r>
+              <w:rPr>
+                <w:sz w:val="18"/>
+                <w:szCs w:val="18"/>
+              </w:rPr>
+              <w:t xml:space="preserve">change the device without editing code</w:t>
+            </w:r>
+          </w:p>
+        </w:tc>
+      </w:tr>
+      <w:tr>
+        <w:tc>
+          <w:tcPr>
+            <w:tcW w:type="dxa" w:w="2300"/>
+            <w:tcBorders>
+              <w:top w:val="single" w:color="A6A6A6" w:sz="4"/>
+              <w:left w:val="single" w:color="A6A6A6" w:sz="4"/>
+              <w:bottom w:val="single" w:color="A6A6A6" w:sz="4"/>
+              <w:right w:val="single" w:color="A6A6A6" w:sz="4"/>
+            </w:tcBorders>
+            <w:shd w:fill="EEF3F8" w:color="auto" w:val="clear"/>
+            <w:tcMar>
+              <w:top w:type="dxa" w:w="60"/>
+              <w:left w:type="dxa" w:w="90"/>
+              <w:bottom w:type="dxa" w:w="60"/>
+              <w:right w:type="dxa" w:w="90"/>
+            </w:tcMar>
+          </w:tcPr>
+          <w:p>
+            <w:pPr>
+              <w:spacing w:after="0" w:line="252"/>
+            </w:pPr>
+            <w:r>
+              <w:rPr>
+                <w:sz w:val="18"/>
+                <w:szCs w:val="18"/>
+              </w:rPr>
+              <w:t xml:space="preserve">clean_qasm(text)</w:t>
+            </w:r>
+          </w:p>
+        </w:tc>
+        <w:tc>
+          <w:tcPr>
+            <w:tcW w:type="dxa" w:w="3300"/>
+            <w:tcBorders>
+              <w:top w:val="single" w:color="A6A6A6" w:sz="4"/>
+              <w:left w:val="single" w:color="A6A6A6" w:sz="4"/>
+              <w:bottom w:val="single" w:color="A6A6A6" w:sz="4"/>
+              <w:right w:val="single" w:color="A6A6A6" w:sz="4"/>
+            </w:tcBorders>
+            <w:shd w:fill="EEF3F8" w:color="auto" w:val="clear"/>
+            <w:tcMar>
+              <w:top w:type="dxa" w:w="60"/>
+              <w:left w:type="dxa" w:w="90"/>
+              <w:bottom w:type="dxa" w:w="60"/>
+              <w:right w:type="dxa" w:w="90"/>
+            </w:tcMar>
+          </w:tcPr>
+          <w:p>
+            <w:pPr>
+              <w:spacing w:after="0" w:line="252"/>
+            </w:pPr>
+            <w:r>
+              <w:rPr>
+                <w:sz w:val="18"/>
+                <w:szCs w:val="18"/>
+              </w:rPr>
+              <w:t xml:space="preserve">removes include "qelib1.inc", comments, blank lines and barriers</w:t>
+            </w:r>
+          </w:p>
+        </w:tc>
+        <w:tc>
+          <w:tcPr>
+            <w:tcW w:type="dxa" w:w="3426"/>
+            <w:tcBorders>
+              <w:top w:val="single" w:color="A6A6A6" w:sz="4"/>
+              <w:left w:val="single" w:color="A6A6A6" w:sz="4"/>
+              <w:bottom w:val="single" w:color="A6A6A6" w:sz="4"/>
+              <w:right w:val="single" w:color="A6A6A6" w:sz="4"/>
+            </w:tcBorders>
+            <w:shd w:fill="EEF3F8" w:color="auto" w:val="clear"/>
+            <w:tcMar>
+              <w:top w:type="dxa" w:w="60"/>
+              <w:left w:type="dxa" w:w="90"/>
+              <w:bottom w:type="dxa" w:w="60"/>
+              <w:right w:type="dxa" w:w="90"/>
+            </w:tcMar>
+          </w:tcPr>
+          <w:p>
+            <w:pPr>
+              <w:spacing w:after="0" w:line="252"/>
+            </w:pPr>
+            <w:r>
+              <w:rPr>
+                <w:sz w:val="18"/>
+                <w:szCs w:val="18"/>
+              </w:rPr>
+              <w:t xml:space="preserve">Quokka has no qelib1 library and rejects extra lines</w:t>
+            </w:r>
+          </w:p>
+        </w:tc>
+      </w:tr>
+      <w:tr>
+        <w:tc>
+          <w:tcPr>
+            <w:tcW w:type="dxa" w:w="2300"/>
+            <w:tcBorders>
+              <w:top w:val="single" w:color="A6A6A6" w:sz="4"/>
+              <w:left w:val="single" w:color="A6A6A6" w:sz="4"/>
+              <w:bottom w:val="single" w:color="A6A6A6" w:sz="4"/>
+              <w:right w:val="single" w:color="A6A6A6" w:sz="4"/>
+            </w:tcBorders>
+            <w:tcMar>
+              <w:top w:type="dxa" w:w="60"/>
+              <w:left w:type="dxa" w:w="90"/>
+              <w:bottom w:type="dxa" w:w="60"/>
+              <w:right w:type="dxa" w:w="90"/>
+            </w:tcMar>
+          </w:tcPr>
+          <w:p>
+            <w:pPr>
+              <w:spacing w:after="0" w:line="252"/>
+            </w:pPr>
+            <w:r>
+              <w:rPr>
+                <w:sz w:val="18"/>
+                <w:szCs w:val="18"/>
+              </w:rPr>
+              <w:t xml:space="preserve">to_quokka_gates(text)</w:t>
+            </w:r>
+          </w:p>
+        </w:tc>
+        <w:tc>
+          <w:tcPr>
+            <w:tcW w:type="dxa" w:w="3300"/>
+            <w:tcBorders>
+              <w:top w:val="single" w:color="A6A6A6" w:sz="4"/>
+              <w:left w:val="single" w:color="A6A6A6" w:sz="4"/>
+              <w:bottom w:val="single" w:color="A6A6A6" w:sz="4"/>
+              <w:right w:val="single" w:color="A6A6A6" w:sz="4"/>
+            </w:tcBorders>
+            <w:tcMar>
+              <w:top w:type="dxa" w:w="60"/>
+              <w:left w:type="dxa" w:w="90"/>
+              <w:bottom w:type="dxa" w:w="60"/>
+              <w:right w:type="dxa" w:w="90"/>
+            </w:tcMar>
+          </w:tcPr>
+          <w:p>
+            <w:pPr>
+              <w:spacing w:after="0" w:line="252"/>
+            </w:pPr>
+            <w:r>
+              <w:rPr>
+                <w:sz w:val="18"/>
+                <w:szCs w:val="18"/>
+              </w:rPr>
+              <w:t xml:space="preserve">rewrites any gate outside {h, x, y, z, rx, ry, rz, cx, swap} using Qiskit's transpiler</w:t>
+            </w:r>
+          </w:p>
+        </w:tc>
+        <w:tc>
+          <w:tcPr>
+            <w:tcW w:type="dxa" w:w="3426"/>
+            <w:tcBorders>
+              <w:top w:val="single" w:color="A6A6A6" w:sz="4"/>
+              <w:left w:val="single" w:color="A6A6A6" w:sz="4"/>
+              <w:bottom w:val="single" w:color="A6A6A6" w:sz="4"/>
+              <w:right w:val="single" w:color="A6A6A6" w:sz="4"/>
+            </w:tcBorders>
+            <w:tcMar>
+              <w:top w:type="dxa" w:w="60"/>
+              <w:left w:type="dxa" w:w="90"/>
+              <w:bottom w:type="dxa" w:w="60"/>
+              <w:right w:type="dxa" w:w="90"/>
+            </w:tcMar>
+          </w:tcPr>
+          <w:p>
+            <w:pPr>
+              <w:spacing w:after="0" w:line="252"/>
+            </w:pPr>
+            <w:r>
+              <w:rPr>
+                <w:sz w:val="18"/>
+                <w:szCs w:val="18"/>
+              </w:rPr>
+              <w:t xml:space="preserve">Quokka's documented gate set has no s, t or ccx</w:t>
+            </w:r>
+          </w:p>
+        </w:tc>
+      </w:tr>
+      <w:tr>
+        <w:tc>
+          <w:tcPr>
+            <w:tcW w:type="dxa" w:w="2300"/>
+            <w:tcBorders>
+              <w:top w:val="single" w:color="A6A6A6" w:sz="4"/>
+              <w:left w:val="single" w:color="A6A6A6" w:sz="4"/>
+              <w:bottom w:val="single" w:color="A6A6A6" w:sz="4"/>
+              <w:right w:val="single" w:color="A6A6A6" w:sz="4"/>
+            </w:tcBorders>
+            <w:shd w:fill="EEF3F8" w:color="auto" w:val="clear"/>
+            <w:tcMar>
+              <w:top w:type="dxa" w:w="60"/>
+              <w:left w:type="dxa" w:w="90"/>
+              <w:bottom w:type="dxa" w:w="60"/>
+              <w:right w:type="dxa" w:w="90"/>
+            </w:tcMar>
+          </w:tcPr>
+          <w:p>
+            <w:pPr>
+              <w:spacing w:after="0" w:line="252"/>
+            </w:pPr>
+            <w:r>
+              <w:rPr>
+                <w:sz w:val="18"/>
+                <w:szCs w:val="18"/>
+              </w:rPr>
+              <w:t xml:space="preserve">_numeric_angles(text)</w:t>
+            </w:r>
+          </w:p>
+        </w:tc>
+        <w:tc>
+          <w:tcPr>
+            <w:tcW w:type="dxa" w:w="3300"/>
+            <w:tcBorders>
+              <w:top w:val="single" w:color="A6A6A6" w:sz="4"/>
+              <w:left w:val="single" w:color="A6A6A6" w:sz="4"/>
+              <w:bottom w:val="single" w:color="A6A6A6" w:sz="4"/>
+              <w:right w:val="single" w:color="A6A6A6" w:sz="4"/>
+            </w:tcBorders>
+            <w:shd w:fill="EEF3F8" w:color="auto" w:val="clear"/>
+            <w:tcMar>
+              <w:top w:type="dxa" w:w="60"/>
+              <w:left w:type="dxa" w:w="90"/>
+              <w:bottom w:type="dxa" w:w="60"/>
+              <w:right w:type="dxa" w:w="90"/>
+            </w:tcMar>
+          </w:tcPr>
+          <w:p>
+            <w:pPr>
+              <w:spacing w:after="0" w:line="252"/>
+            </w:pPr>
+            <w:r>
+              <w:rPr>
+                <w:sz w:val="18"/>
+                <w:szCs w:val="18"/>
+              </w:rPr>
+              <w:t xml:space="preserve">writes rz(pi/2) as rz(1.5707963…)</w:t>
+            </w:r>
+          </w:p>
+        </w:tc>
+        <w:tc>
+          <w:tcPr>
+            <w:tcW w:type="dxa" w:w="3426"/>
+            <w:tcBorders>
+              <w:top w:val="single" w:color="A6A6A6" w:sz="4"/>
+              <w:left w:val="single" w:color="A6A6A6" w:sz="4"/>
+              <w:bottom w:val="single" w:color="A6A6A6" w:sz="4"/>
+              <w:right w:val="single" w:color="A6A6A6" w:sz="4"/>
+            </w:tcBorders>
+            <w:shd w:fill="EEF3F8" w:color="auto" w:val="clear"/>
+            <w:tcMar>
+              <w:top w:type="dxa" w:w="60"/>
+              <w:left w:type="dxa" w:w="90"/>
+              <w:bottom w:type="dxa" w:w="60"/>
+              <w:right w:type="dxa" w:w="90"/>
+            </w:tcMar>
+          </w:tcPr>
+          <w:p>
+            <w:pPr>
+              <w:spacing w:after="0" w:line="252"/>
+            </w:pPr>
+            <w:r>
+              <w:rPr>
+                <w:sz w:val="18"/>
+                <w:szCs w:val="18"/>
+              </w:rPr>
+              <w:t xml:space="preserve">the docs only show numeric angles</w:t>
+            </w:r>
+          </w:p>
+        </w:tc>
+      </w:tr>
+      <w:tr>
+        <w:tc>
+          <w:tcPr>
+            <w:tcW w:type="dxa" w:w="2300"/>
+            <w:tcBorders>
+              <w:top w:val="single" w:color="A6A6A6" w:sz="4"/>
+              <w:left w:val="single" w:color="A6A6A6" w:sz="4"/>
+              <w:bottom w:val="single" w:color="A6A6A6" w:sz="4"/>
+              <w:right w:val="single" w:color="A6A6A6" w:sz="4"/>
+            </w:tcBorders>
+            <w:tcMar>
+              <w:top w:type="dxa" w:w="60"/>
+              <w:left w:type="dxa" w:w="90"/>
+              <w:bottom w:type="dxa" w:w="60"/>
+              <w:right w:type="dxa" w:w="90"/>
+            </w:tcMar>
+          </w:tcPr>
+          <w:p>
+            <w:pPr>
+              <w:spacing w:after="0" w:line="252"/>
+            </w:pPr>
+            <w:r>
+              <w:rPr>
+                <w:sz w:val="18"/>
+                <w:szCs w:val="18"/>
+              </w:rPr>
+              <w:t xml:space="preserve">run_on_quokka(text, shots)</w:t>
+            </w:r>
+          </w:p>
+        </w:tc>
+        <w:tc>
+          <w:tcPr>
+            <w:tcW w:type="dxa" w:w="3300"/>
+            <w:tcBorders>
+              <w:top w:val="single" w:color="A6A6A6" w:sz="4"/>
+              <w:left w:val="single" w:color="A6A6A6" w:sz="4"/>
+              <w:bottom w:val="single" w:color="A6A6A6" w:sz="4"/>
+              <w:right w:val="single" w:color="A6A6A6" w:sz="4"/>
+            </w:tcBorders>
+            <w:tcMar>
+              <w:top w:type="dxa" w:w="60"/>
+              <w:left w:type="dxa" w:w="90"/>
+              <w:bottom w:type="dxa" w:w="60"/>
+              <w:right w:type="dxa" w:w="90"/>
+            </w:tcMar>
+          </w:tcPr>
+          <w:p>
+            <w:pPr>
+              <w:spacing w:after="0" w:line="252"/>
+            </w:pPr>
+            <w:r>
+              <w:rPr>
+                <w:sz w:val="18"/>
+                <w:szCs w:val="18"/>
+              </w:rPr>
+              <w:t xml:space="preserve">POST {script, count} with verify=False, as in the official notebooks; raises a clear error if offline</w:t>
+            </w:r>
+          </w:p>
+        </w:tc>
+        <w:tc>
+          <w:tcPr>
+            <w:tcW w:type="dxa" w:w="3426"/>
+            <w:tcBorders>
+              <w:top w:val="single" w:color="A6A6A6" w:sz="4"/>
+              <w:left w:val="single" w:color="A6A6A6" w:sz="4"/>
+              <w:bottom w:val="single" w:color="A6A6A6" w:sz="4"/>
+              <w:right w:val="single" w:color="A6A6A6" w:sz="4"/>
+            </w:tcBorders>
+            <w:tcMar>
+              <w:top w:type="dxa" w:w="60"/>
+              <w:left w:type="dxa" w:w="90"/>
+              <w:bottom w:type="dxa" w:w="60"/>
+              <w:right w:type="dxa" w:w="90"/>
+            </w:tcMar>
+          </w:tcPr>
+          <w:p>
+            <w:pPr>
+              <w:spacing w:after="0" w:line="252"/>
+            </w:pPr>
+            <w:r>
+              <w:rPr>
+                <w:sz w:val="18"/>
+                <w:szCs w:val="18"/>
+              </w:rPr>
+              <w:t xml:space="preserve">the single place that contacts the device</w:t>
+            </w:r>
+          </w:p>
+        </w:tc>
+      </w:tr>
+      <w:tr>
+        <w:tc>
+          <w:tcPr>
+            <w:tcW w:type="dxa" w:w="2300"/>
+            <w:tcBorders>
+              <w:top w:val="single" w:color="A6A6A6" w:sz="4"/>
+              <w:left w:val="single" w:color="A6A6A6" w:sz="4"/>
+              <w:bottom w:val="single" w:color="A6A6A6" w:sz="4"/>
+              <w:right w:val="single" w:color="A6A6A6" w:sz="4"/>
+            </w:tcBorders>
+            <w:shd w:fill="EEF3F8" w:color="auto" w:val="clear"/>
+            <w:tcMar>
+              <w:top w:type="dxa" w:w="60"/>
+              <w:left w:type="dxa" w:w="90"/>
+              <w:bottom w:type="dxa" w:w="60"/>
+              <w:right w:type="dxa" w:w="90"/>
+            </w:tcMar>
+          </w:tcPr>
+          <w:p>
+            <w:pPr>
+              <w:spacing w:after="0" w:line="252"/>
+            </w:pPr>
+            <w:r>
+              <w:rPr>
+                <w:sz w:val="18"/>
+                <w:szCs w:val="18"/>
+              </w:rPr>
+              <w:t xml:space="preserve">run_locally(text, shots)</w:t>
+            </w:r>
+          </w:p>
+        </w:tc>
+        <w:tc>
+          <w:tcPr>
+            <w:tcW w:type="dxa" w:w="3300"/>
+            <w:tcBorders>
+              <w:top w:val="single" w:color="A6A6A6" w:sz="4"/>
+              <w:left w:val="single" w:color="A6A6A6" w:sz="4"/>
+              <w:bottom w:val="single" w:color="A6A6A6" w:sz="4"/>
+              <w:right w:val="single" w:color="A6A6A6" w:sz="4"/>
+            </w:tcBorders>
+            <w:shd w:fill="EEF3F8" w:color="auto" w:val="clear"/>
+            <w:tcMar>
+              <w:top w:type="dxa" w:w="60"/>
+              <w:left w:type="dxa" w:w="90"/>
+              <w:bottom w:type="dxa" w:w="60"/>
+              <w:right w:type="dxa" w:w="90"/>
+            </w:tcMar>
+          </w:tcPr>
+          <w:p>
+            <w:pPr>
+              <w:spacing w:after="0" w:line="252"/>
+            </w:pPr>
+            <w:r>
+              <w:rPr>
+                <w:sz w:val="18"/>
+                <w:szCs w:val="18"/>
+              </w:rPr>
+              <w:t xml:space="preserve">runs the same rewritten script on Qiskit Aer with a seed from a fixed sequence</w:t>
+            </w:r>
+          </w:p>
+        </w:tc>
+        <w:tc>
+          <w:tcPr>
+            <w:tcW w:type="dxa" w:w="3426"/>
+            <w:tcBorders>
+              <w:top w:val="single" w:color="A6A6A6" w:sz="4"/>
+              <w:left w:val="single" w:color="A6A6A6" w:sz="4"/>
+              <w:bottom w:val="single" w:color="A6A6A6" w:sz="4"/>
+              <w:right w:val="single" w:color="A6A6A6" w:sz="4"/>
+            </w:tcBorders>
+            <w:shd w:fill="EEF3F8" w:color="auto" w:val="clear"/>
+            <w:tcMar>
+              <w:top w:type="dxa" w:w="60"/>
+              <w:left w:type="dxa" w:w="90"/>
+              <w:bottom w:type="dxa" w:w="60"/>
+              <w:right w:type="dxa" w:w="90"/>
+            </w:tcMar>
+          </w:tcPr>
+          <w:p>
+            <w:pPr>
+              <w:spacing w:after="0" w:line="252"/>
+            </w:pPr>
+            <w:r>
+              <w:rPr>
+                <w:sz w:val="18"/>
+                <w:szCs w:val="18"/>
+              </w:rPr>
+              <w:t xml:space="preserve">repeatable, honest fallback</w:t>
+            </w:r>
+          </w:p>
+        </w:tc>
+      </w:tr>
+      <w:tr>
+        <w:tc>
+          <w:tcPr>
+            <w:tcW w:type="dxa" w:w="2300"/>
+            <w:tcBorders>
+              <w:top w:val="single" w:color="A6A6A6" w:sz="4"/>
+              <w:left w:val="single" w:color="A6A6A6" w:sz="4"/>
+              <w:bottom w:val="single" w:color="A6A6A6" w:sz="4"/>
+              <w:right w:val="single" w:color="A6A6A6" w:sz="4"/>
+            </w:tcBorders>
+            <w:tcMar>
+              <w:top w:type="dxa" w:w="60"/>
+              <w:left w:type="dxa" w:w="90"/>
+              <w:bottom w:type="dxa" w:w="60"/>
+              <w:right w:type="dxa" w:w="90"/>
+            </w:tcMar>
+          </w:tcPr>
+          <w:p>
+            <w:pPr>
+              <w:spacing w:after="0" w:line="252"/>
+            </w:pPr>
+            <w:r>
+              <w:rPr>
+                <w:sz w:val="18"/>
+                <w:szCs w:val="18"/>
+              </w:rPr>
+              <w:t xml:space="preserve">shots_to_counts / counts_to_probs</w:t>
+            </w:r>
+          </w:p>
+        </w:tc>
+        <w:tc>
+          <w:tcPr>
+            <w:tcW w:type="dxa" w:w="3300"/>
+            <w:tcBorders>
+              <w:top w:val="single" w:color="A6A6A6" w:sz="4"/>
+              <w:left w:val="single" w:color="A6A6A6" w:sz="4"/>
+              <w:bottom w:val="single" w:color="A6A6A6" w:sz="4"/>
+              <w:right w:val="single" w:color="A6A6A6" w:sz="4"/>
+            </w:tcBorders>
+            <w:tcMar>
+              <w:top w:type="dxa" w:w="60"/>
+              <w:left w:type="dxa" w:w="90"/>
+              <w:bottom w:type="dxa" w:w="60"/>
+              <w:right w:type="dxa" w:w="90"/>
+            </w:tcMar>
+          </w:tcPr>
+          <w:p>
+            <w:pPr>
+              <w:spacing w:after="0" w:line="252"/>
+            </w:pPr>
+            <w:r>
+              <w:rPr>
+                <w:sz w:val="18"/>
+                <w:szCs w:val="18"/>
+              </w:rPr>
+              <w:t xml:space="preserve">turns [[c0, c1], …] into {'c1c0': n} and probabilities</w:t>
+            </w:r>
+          </w:p>
+        </w:tc>
+        <w:tc>
+          <w:tcPr>
+            <w:tcW w:type="dxa" w:w="3426"/>
+            <w:tcBorders>
+              <w:top w:val="single" w:color="A6A6A6" w:sz="4"/>
+              <w:left w:val="single" w:color="A6A6A6" w:sz="4"/>
+              <w:bottom w:val="single" w:color="A6A6A6" w:sz="4"/>
+              <w:right w:val="single" w:color="A6A6A6" w:sz="4"/>
+            </w:tcBorders>
+            <w:tcMar>
+              <w:top w:type="dxa" w:w="60"/>
+              <w:left w:type="dxa" w:w="90"/>
+              <w:bottom w:type="dxa" w:w="60"/>
+              <w:right w:type="dxa" w:w="90"/>
+            </w:tcMar>
+          </w:tcPr>
+          <w:p>
+            <w:pPr>
+              <w:spacing w:after="0" w:line="252"/>
+            </w:pPr>
+            <w:r>
+              <w:rPr>
+                <w:sz w:val="18"/>
+                <w:szCs w:val="18"/>
+              </w:rPr>
+              <w:t xml:space="preserve">one bit order (Qiskit's) everywhere</w:t>
+            </w:r>
+          </w:p>
+        </w:tc>
+      </w:tr>
+      <w:tr>
+        <w:tc>
+          <w:tcPr>
+            <w:tcW w:type="dxa" w:w="2300"/>
+            <w:tcBorders>
+              <w:top w:val="single" w:color="A6A6A6" w:sz="4"/>
+              <w:left w:val="single" w:color="A6A6A6" w:sz="4"/>
+              <w:bottom w:val="single" w:color="A6A6A6" w:sz="4"/>
+              <w:right w:val="single" w:color="A6A6A6" w:sz="4"/>
+            </w:tcBorders>
+            <w:shd w:fill="EEF3F8" w:color="auto" w:val="clear"/>
+            <w:tcMar>
+              <w:top w:type="dxa" w:w="60"/>
+              <w:left w:type="dxa" w:w="90"/>
+              <w:bottom w:type="dxa" w:w="60"/>
+              <w:right w:type="dxa" w:w="90"/>
+            </w:tcMar>
+          </w:tcPr>
+          <w:p>
+            <w:pPr>
+              <w:spacing w:after="0" w:line="252"/>
+            </w:pPr>
+            <w:r>
+              <w:rPr>
+                <w:sz w:val="18"/>
+                <w:szCs w:val="18"/>
+              </w:rPr>
+              <w:t xml:space="preserve">total_variation_distance(p, q)</w:t>
+            </w:r>
+          </w:p>
+        </w:tc>
+        <w:tc>
+          <w:tcPr>
+            <w:tcW w:type="dxa" w:w="3300"/>
+            <w:tcBorders>
+              <w:top w:val="single" w:color="A6A6A6" w:sz="4"/>
+              <w:left w:val="single" w:color="A6A6A6" w:sz="4"/>
+              <w:bottom w:val="single" w:color="A6A6A6" w:sz="4"/>
+              <w:right w:val="single" w:color="A6A6A6" w:sz="4"/>
+            </w:tcBorders>
+            <w:shd w:fill="EEF3F8" w:color="auto" w:val="clear"/>
+            <w:tcMar>
+              <w:top w:type="dxa" w:w="60"/>
+              <w:left w:type="dxa" w:w="90"/>
+              <w:bottom w:type="dxa" w:w="60"/>
+              <w:right w:type="dxa" w:w="90"/>
+            </w:tcMar>
+          </w:tcPr>
+          <w:p>
+            <w:pPr>
+              <w:spacing w:after="0" w:line="252"/>
+            </w:pPr>
+            <w:r>
+              <w:rPr>
+                <w:sz w:val="18"/>
+                <w:szCs w:val="18"/>
+              </w:rPr>
+              <w:t xml:space="preserve">½ Σ |p − q|</w:t>
+            </w:r>
+          </w:p>
+        </w:tc>
+        <w:tc>
+          <w:tcPr>
+            <w:tcW w:type="dxa" w:w="3426"/>
+            <w:tcBorders>
+              <w:top w:val="single" w:color="A6A6A6" w:sz="4"/>
+              <w:left w:val="single" w:color="A6A6A6" w:sz="4"/>
+              <w:bottom w:val="single" w:color="A6A6A6" w:sz="4"/>
+              <w:right w:val="single" w:color="A6A6A6" w:sz="4"/>
+            </w:tcBorders>
+            <w:shd w:fill="EEF3F8" w:color="auto" w:val="clear"/>
+            <w:tcMar>
+              <w:top w:type="dxa" w:w="60"/>
+              <w:left w:type="dxa" w:w="90"/>
+              <w:bottom w:type="dxa" w:w="60"/>
+              <w:right w:type="dxa" w:w="90"/>
+            </w:tcMar>
+          </w:tcPr>
+          <w:p>
+            <w:pPr>
+              <w:spacing w:after="0" w:line="252"/>
+            </w:pPr>
+            <w:r>
+              <w:rPr>
+                <w:sz w:val="18"/>
+                <w:szCs w:val="18"/>
+              </w:rPr>
+              <w:t xml:space="preserve">one number for theory-vs-measurement agreement</w:t>
+            </w:r>
+          </w:p>
+        </w:tc>
+      </w:tr>
+      <w:tr>
+        <w:tc>
+          <w:tcPr>
+            <w:tcW w:type="dxa" w:w="2300"/>
+            <w:tcBorders>
+              <w:top w:val="single" w:color="A6A6A6" w:sz="4"/>
+              <w:left w:val="single" w:color="A6A6A6" w:sz="4"/>
+              <w:bottom w:val="single" w:color="A6A6A6" w:sz="4"/>
+              <w:right w:val="single" w:color="A6A6A6" w:sz="4"/>
+            </w:tcBorders>
+            <w:tcMar>
+              <w:top w:type="dxa" w:w="60"/>
+              <w:left w:type="dxa" w:w="90"/>
+              <w:bottom w:type="dxa" w:w="60"/>
+              <w:right w:type="dxa" w:w="90"/>
+            </w:tcMar>
+          </w:tcPr>
+          <w:p>
+            <w:pPr>
+              <w:spacing w:after="0" w:line="252"/>
+            </w:pPr>
+            <w:r>
+              <w:rPr>
+                <w:sz w:val="18"/>
+                <w:szCs w:val="18"/>
+              </w:rPr>
+              <w:t xml:space="preserve">run_qasm(...)</w:t>
+            </w:r>
+          </w:p>
+        </w:tc>
+        <w:tc>
+          <w:tcPr>
+            <w:tcW w:type="dxa" w:w="3300"/>
+            <w:tcBorders>
+              <w:top w:val="single" w:color="A6A6A6" w:sz="4"/>
+              <w:left w:val="single" w:color="A6A6A6" w:sz="4"/>
+              <w:bottom w:val="single" w:color="A6A6A6" w:sz="4"/>
+              <w:right w:val="single" w:color="A6A6A6" w:sz="4"/>
+            </w:tcBorders>
+            <w:tcMar>
+              <w:top w:type="dxa" w:w="60"/>
+              <w:left w:type="dxa" w:w="90"/>
+              <w:bottom w:type="dxa" w:w="60"/>
+              <w:right w:type="dxa" w:w="90"/>
+            </w:tcMar>
+          </w:tcPr>
+          <w:p>
+            <w:pPr>
+              <w:spacing w:after="0" w:line="252"/>
+            </w:pPr>
+            <w:r>
+              <w:rPr>
+                <w:sz w:val="18"/>
+                <w:szCs w:val="18"/>
+              </w:rPr>
+              <w:t xml:space="preserve">tries Quokka, falls back, times the run, saves JSON with source label</w:t>
+            </w:r>
+          </w:p>
+        </w:tc>
+        <w:tc>
+          <w:tcPr>
+            <w:tcW w:type="dxa" w:w="3426"/>
+            <w:tcBorders>
+              <w:top w:val="single" w:color="A6A6A6" w:sz="4"/>
+              <w:left w:val="single" w:color="A6A6A6" w:sz="4"/>
+              <w:bottom w:val="single" w:color="A6A6A6" w:sz="4"/>
+              <w:right w:val="single" w:color="A6A6A6" w:sz="4"/>
+            </w:tcBorders>
+            <w:tcMar>
+              <w:top w:type="dxa" w:w="60"/>
+              <w:left w:type="dxa" w:w="90"/>
+              <w:bottom w:type="dxa" w:w="60"/>
+              <w:right w:type="dxa" w:w="90"/>
+            </w:tcMar>
+          </w:tcPr>
+          <w:p>
+            <w:pPr>
+              <w:spacing w:after="0" w:line="252"/>
+            </w:pPr>
+            <w:r>
+              <w:rPr>
+                <w:sz w:val="18"/>
+                <w:szCs w:val="18"/>
+              </w:rPr>
+              <w:t xml:space="preserve">the function every task calls</w:t>
+            </w:r>
+          </w:p>
+        </w:tc>
+      </w:tr>
+      <w:tr>
+        <w:tc>
+          <w:tcPr>
+            <w:tcW w:type="dxa" w:w="2300"/>
+            <w:tcBorders>
+              <w:top w:val="single" w:color="A6A6A6" w:sz="4"/>
+              <w:left w:val="single" w:color="A6A6A6" w:sz="4"/>
+              <w:bottom w:val="single" w:color="A6A6A6" w:sz="4"/>
+              <w:right w:val="single" w:color="A6A6A6" w:sz="4"/>
+            </w:tcBorders>
+            <w:shd w:fill="EEF3F8" w:color="auto" w:val="clear"/>
+            <w:tcMar>
+              <w:top w:type="dxa" w:w="60"/>
+              <w:left w:type="dxa" w:w="90"/>
+              <w:bottom w:type="dxa" w:w="60"/>
+              <w:right w:type="dxa" w:w="90"/>
+            </w:tcMar>
+          </w:tcPr>
+          <w:p>
+            <w:pPr>
+              <w:spacing w:after="0" w:line="252"/>
+            </w:pPr>
+            <w:r>
+              <w:rPr>
+                <w:sz w:val="18"/>
+                <w:szCs w:val="18"/>
+              </w:rPr>
+              <w:t xml:space="preserve">quokka_status()</w:t>
+            </w:r>
+          </w:p>
+        </w:tc>
+        <w:tc>
+          <w:tcPr>
+            <w:tcW w:type="dxa" w:w="3300"/>
+            <w:tcBorders>
+              <w:top w:val="single" w:color="A6A6A6" w:sz="4"/>
+              <w:left w:val="single" w:color="A6A6A6" w:sz="4"/>
+              <w:bottom w:val="single" w:color="A6A6A6" w:sz="4"/>
+              <w:right w:val="single" w:color="A6A6A6" w:sz="4"/>
+            </w:tcBorders>
+            <w:shd w:fill="EEF3F8" w:color="auto" w:val="clear"/>
+            <w:tcMar>
+              <w:top w:type="dxa" w:w="60"/>
+              <w:left w:type="dxa" w:w="90"/>
+              <w:bottom w:type="dxa" w:w="60"/>
+              <w:right w:type="dxa" w:w="90"/>
+            </w:tcMar>
+          </w:tcPr>
+          <w:p>
+            <w:pPr>
+              <w:spacing w:after="0" w:line="252"/>
+            </w:pPr>
+            <w:r>
+              <w:rPr>
+                <w:sz w:val="18"/>
+                <w:szCs w:val="18"/>
+              </w:rPr>
+              <w:t xml:space="preserve">sends a 1-qubit test script</w:t>
+            </w:r>
+          </w:p>
+        </w:tc>
+        <w:tc>
+          <w:tcPr>
+            <w:tcW w:type="dxa" w:w="3426"/>
+            <w:tcBorders>
+              <w:top w:val="single" w:color="A6A6A6" w:sz="4"/>
+              <w:left w:val="single" w:color="A6A6A6" w:sz="4"/>
+              <w:bottom w:val="single" w:color="A6A6A6" w:sz="4"/>
+              <w:right w:val="single" w:color="A6A6A6" w:sz="4"/>
+            </w:tcBorders>
+            <w:shd w:fill="EEF3F8" w:color="auto" w:val="clear"/>
+            <w:tcMar>
+              <w:top w:type="dxa" w:w="60"/>
+              <w:left w:type="dxa" w:w="90"/>
+              <w:bottom w:type="dxa" w:w="60"/>
+              <w:right w:type="dxa" w:w="90"/>
+            </w:tcMar>
+          </w:tcPr>
+          <w:p>
+            <w:pPr>
+              <w:spacing w:after="0" w:line="252"/>
+            </w:pPr>
+            <w:r>
+              <w:rPr>
+                <w:sz w:val="18"/>
+                <w:szCs w:val="18"/>
+              </w:rPr>
+              <w:t xml:space="preserve">used by run_project.py status and the watcher</w:t>
+            </w:r>
+          </w:p>
+        </w:tc>
+      </w:tr>
+      <w:tr>
+        <w:tc>
+          <w:tcPr>
+            <w:tcW w:type="dxa" w:w="2300"/>
+            <w:tcBorders>
+              <w:top w:val="single" w:color="A6A6A6" w:sz="4"/>
+              <w:left w:val="single" w:color="A6A6A6" w:sz="4"/>
+              <w:bottom w:val="single" w:color="A6A6A6" w:sz="4"/>
+              <w:right w:val="single" w:color="A6A6A6" w:sz="4"/>
+            </w:tcBorders>
+            <w:tcMar>
+              <w:top w:type="dxa" w:w="60"/>
+              <w:left w:type="dxa" w:w="90"/>
+              <w:bottom w:type="dxa" w:w="60"/>
+              <w:right w:type="dxa" w:w="90"/>
+            </w:tcMar>
+          </w:tcPr>
+          <w:p>
+            <w:pPr>
+              <w:spacing w:after="0" w:line="252"/>
+            </w:pPr>
+            <w:r>
+              <w:rPr>
+                <w:sz w:val="18"/>
+                <w:szCs w:val="18"/>
+              </w:rPr>
+              <w:t xml:space="preserve">plot_comparison(series, …)</w:t>
+            </w:r>
+          </w:p>
+        </w:tc>
+        <w:tc>
+          <w:tcPr>
+            <w:tcW w:type="dxa" w:w="3300"/>
+            <w:tcBorders>
+              <w:top w:val="single" w:color="A6A6A6" w:sz="4"/>
+              <w:left w:val="single" w:color="A6A6A6" w:sz="4"/>
+              <w:bottom w:val="single" w:color="A6A6A6" w:sz="4"/>
+              <w:right w:val="single" w:color="A6A6A6" w:sz="4"/>
+            </w:tcBorders>
+            <w:tcMar>
+              <w:top w:type="dxa" w:w="60"/>
+              <w:left w:type="dxa" w:w="90"/>
+              <w:bottom w:type="dxa" w:w="60"/>
+              <w:right w:type="dxa" w:w="90"/>
+            </w:tcMar>
+          </w:tcPr>
+          <w:p>
+            <w:pPr>
+              <w:spacing w:after="0" w:line="252"/>
+            </w:pPr>
+            <w:r>
+              <w:rPr>
+                <w:sz w:val="18"/>
+                <w:szCs w:val="18"/>
+              </w:rPr>
+              <w:t xml:space="preserve">grouped bar chart with value labels</w:t>
+            </w:r>
+          </w:p>
+        </w:tc>
+        <w:tc>
+          <w:tcPr>
+            <w:tcW w:type="dxa" w:w="3426"/>
+            <w:tcBorders>
+              <w:top w:val="single" w:color="A6A6A6" w:sz="4"/>
+              <w:left w:val="single" w:color="A6A6A6" w:sz="4"/>
+              <w:bottom w:val="single" w:color="A6A6A6" w:sz="4"/>
+              <w:right w:val="single" w:color="A6A6A6" w:sz="4"/>
+            </w:tcBorders>
+            <w:tcMar>
+              <w:top w:type="dxa" w:w="60"/>
+              <w:left w:type="dxa" w:w="90"/>
+              <w:bottom w:type="dxa" w:w="60"/>
+              <w:right w:type="dxa" w:w="90"/>
+            </w:tcMar>
+          </w:tcPr>
+          <w:p>
+            <w:pPr>
+              <w:spacing w:after="0" w:line="252"/>
+            </w:pPr>
+            <w:r>
+              <w:rPr>
+                <w:sz w:val="18"/>
+                <w:szCs w:val="18"/>
+              </w:rPr>
+              <w:t xml:space="preserve">the same chart style in every task</w:t>
+            </w:r>
+          </w:p>
+        </w:tc>
+      </w:tr>
+    </w:tbl>
+    <w:p>
+      <w:pPr>
+        <w:spacing w:after="100"/>
+      </w:pPr>
+    </w:p>
+    <w:p>
+      <w:pPr>
+        <w:shd w:fill="F2F2F2" w:color="auto" w:val="clear"/>
+        <w:spacing w:after="0" w:line="240"/>
+        <w:ind w:left="200"/>
+      </w:pPr>
+      <w:r>
+        <w:rPr>
+          <w:rFonts w:ascii="Consolas" w:cs="Consolas" w:eastAsia="Consolas" w:hAnsi="Consolas"/>
+          <w:sz w:val="17"/>
+          <w:szCs w:val="17"/>
+        </w:rPr>
+        <w:t xml:space="preserve">def run_qasm(qasm_text, shots=1000, label="run", save_dir=None,</w:t>
+      </w:r>
+    </w:p>
+    <w:p>
+      <w:pPr>
+        <w:shd w:fill="F2F2F2" w:color="auto" w:val="clear"/>
+        <w:spacing w:after="0" w:line="240"/>
+        <w:ind w:left="200"/>
+      </w:pPr>
+      <w:r>
+        <w:rPr>
+          <w:rFonts w:ascii="Consolas" w:cs="Consolas" w:eastAsia="Consolas" w:hAnsi="Consolas"/>
+          <w:sz w:val="17"/>
+          <w:szCs w:val="17"/>
+        </w:rPr>
+        <w:t xml:space="preserve">             allow_fallback=True):</w:t>
+      </w:r>
+    </w:p>
+    <w:p>
+      <w:pPr>
+        <w:shd w:fill="F2F2F2" w:color="auto" w:val="clear"/>
+        <w:spacing w:after="0" w:line="240"/>
+        <w:ind w:left="200"/>
+      </w:pPr>
+      <w:r>
+        <w:rPr>
+          <w:rFonts w:ascii="Consolas" w:cs="Consolas" w:eastAsia="Consolas" w:hAnsi="Consolas"/>
+          <w:sz w:val="17"/>
+          <w:szCs w:val="17"/>
+        </w:rPr>
+        <w:t xml:space="preserve">    start = time.perf_counter()               # 1. start the stopwatch</w:t>
+      </w:r>
+    </w:p>
+    <w:p>
+      <w:pPr>
+        <w:shd w:fill="F2F2F2" w:color="auto" w:val="clear"/>
+        <w:spacing w:after="0" w:line="240"/>
+        <w:ind w:left="200"/>
+      </w:pPr>
+      <w:r>
+        <w:rPr>
+          <w:rFonts w:ascii="Consolas" w:cs="Consolas" w:eastAsia="Consolas" w:hAnsi="Consolas"/>
+          <w:sz w:val="17"/>
+          <w:szCs w:val="17"/>
+        </w:rPr>
+        <w:t xml:space="preserve">    try:</w:t>
+      </w:r>
+    </w:p>
+    <w:p>
+      <w:pPr>
+        <w:shd w:fill="F2F2F2" w:color="auto" w:val="clear"/>
+        <w:spacing w:after="0" w:line="240"/>
+        <w:ind w:left="200"/>
+      </w:pPr>
+      <w:r>
+        <w:rPr>
+          <w:rFonts w:ascii="Consolas" w:cs="Consolas" w:eastAsia="Consolas" w:hAnsi="Consolas"/>
+          <w:sz w:val="17"/>
+          <w:szCs w:val="17"/>
+        </w:rPr>
+        <w:t xml:space="preserve">        data = run_on_quokka(qasm_text, shots) # 2. Quokka first (translated)</w:t>
+      </w:r>
+    </w:p>
+    <w:p>
+      <w:pPr>
+        <w:shd w:fill="F2F2F2" w:color="auto" w:val="clear"/>
+        <w:spacing w:after="0" w:line="240"/>
+        <w:ind w:left="200"/>
+      </w:pPr>
+      <w:r>
+        <w:rPr>
+          <w:rFonts w:ascii="Consolas" w:cs="Consolas" w:eastAsia="Consolas" w:hAnsi="Consolas"/>
+          <w:sz w:val="17"/>
+          <w:szCs w:val="17"/>
+        </w:rPr>
+        <w:t xml:space="preserve">        shot_list = list(data["result"].values())[0]</w:t>
+      </w:r>
+    </w:p>
+    <w:p>
+      <w:pPr>
+        <w:shd w:fill="F2F2F2" w:color="auto" w:val="clear"/>
+        <w:spacing w:after="0" w:line="240"/>
+        <w:ind w:left="200"/>
+      </w:pPr>
+      <w:r>
+        <w:rPr>
+          <w:rFonts w:ascii="Consolas" w:cs="Consolas" w:eastAsia="Consolas" w:hAnsi="Consolas"/>
+          <w:sz w:val="17"/>
+          <w:szCs w:val="17"/>
+        </w:rPr>
+        <w:t xml:space="preserve">        source = SOURCE_QUOKKA</w:t>
+      </w:r>
+    </w:p>
+    <w:p>
+      <w:pPr>
+        <w:shd w:fill="F2F2F2" w:color="auto" w:val="clear"/>
+        <w:spacing w:after="0" w:line="240"/>
+        <w:ind w:left="200"/>
+      </w:pPr>
+      <w:r>
+        <w:rPr>
+          <w:rFonts w:ascii="Consolas" w:cs="Consolas" w:eastAsia="Consolas" w:hAnsi="Consolas"/>
+          <w:sz w:val="17"/>
+          <w:szCs w:val="17"/>
+        </w:rPr>
+        <w:t xml:space="preserve">    except Exception as exc:                  # 3. offline -&gt; same script on Aer</w:t>
+      </w:r>
+    </w:p>
+    <w:p>
+      <w:pPr>
+        <w:shd w:fill="F2F2F2" w:color="auto" w:val="clear"/>
+        <w:spacing w:after="0" w:line="240"/>
+        <w:ind w:left="200"/>
+      </w:pPr>
+      <w:r>
+        <w:rPr>
+          <w:rFonts w:ascii="Consolas" w:cs="Consolas" w:eastAsia="Consolas" w:hAnsi="Consolas"/>
+          <w:sz w:val="17"/>
+          <w:szCs w:val="17"/>
+        </w:rPr>
+        <w:t xml:space="preserve">        shot_list = run_locally(qasm_text, shots)</w:t>
+      </w:r>
+    </w:p>
+    <w:p>
+      <w:pPr>
+        <w:shd w:fill="F2F2F2" w:color="auto" w:val="clear"/>
+        <w:spacing w:after="0" w:line="240"/>
+        <w:ind w:left="200"/>
+      </w:pPr>
+      <w:r>
+        <w:rPr>
+          <w:rFonts w:ascii="Consolas" w:cs="Consolas" w:eastAsia="Consolas" w:hAnsi="Consolas"/>
+          <w:sz w:val="17"/>
+          <w:szCs w:val="17"/>
+        </w:rPr>
+        <w:t xml:space="preserve">        source = SOURCE_LOCAL</w:t>
+      </w:r>
+    </w:p>
+    <w:p>
+      <w:pPr>
+        <w:shd w:fill="F2F2F2" w:color="auto" w:val="clear"/>
+        <w:spacing w:after="0" w:line="240"/>
+        <w:ind w:left="200"/>
+      </w:pPr>
+      <w:r>
+        <w:rPr>
+          <w:rFonts w:ascii="Consolas" w:cs="Consolas" w:eastAsia="Consolas" w:hAnsi="Consolas"/>
+          <w:sz w:val="17"/>
+          <w:szCs w:val="17"/>
+        </w:rPr>
+        <w:t xml:space="preserve">    counts = shots_to_counts(shot_list)       # 4. e.g. {'00': 508, '11': 492}</w:t>
+      </w:r>
+    </w:p>
+    <w:p>
+      <w:pPr>
+        <w:shd w:fill="F2F2F2" w:color="auto" w:val="clear"/>
+        <w:spacing w:after="160" w:line="240"/>
+        <w:ind w:left="200"/>
+      </w:pPr>
+      <w:r>
+        <w:rPr>
+          <w:rFonts w:ascii="Consolas" w:cs="Consolas" w:eastAsia="Consolas" w:hAnsi="Consolas"/>
+          <w:sz w:val="17"/>
+          <w:szCs w:val="17"/>
+        </w:rPr>
+        <w:t xml:space="preserve">    ...                                       # 5. save JSON evidence</w:t>
+      </w:r>
+    </w:p>
+    <w:p>
+      <w:pPr>
+        <w:pStyle w:val="Heading2"/>
+      </w:pPr>
+      <w:r>
+        <w:t xml:space="preserve">8.3 What does each notebook cell do?</w:t>
+      </w:r>
+    </w:p>
+    <w:p>
+      <w:pPr>
+        <w:keepNext/>
+        <w:spacing w:after="80" w:before="120"/>
+      </w:pPr>
+      <w:r>
+        <w:rPr>
+          <w:b/>
+          <w:bCs/>
+          <w:color w:val="1F4E79"/>
+          <w:sz w:val="20"/>
+          <w:szCs w:val="20"/>
+        </w:rPr>
+        <w:t xml:space="preserve">Table 18. </w:t>
+      </w:r>
+      <w:r>
+        <w:rPr>
+          <w:i/>
+          <w:iCs/>
+          <w:sz w:val="20"/>
+          <w:szCs w:val="20"/>
+        </w:rPr>
+        <w:t xml:space="preserve">Cell-by-cell guide to the four task notebooks</w:t>
+      </w:r>
+    </w:p>
+    <w:tbl>
+      <w:tblPr>
+        <w:tblW w:type="dxa" w:w="9026"/>
+        <w:tblBorders>
+          <w:top w:val="single" w:color="auto" w:sz="4"/>
+          <w:left w:val="single" w:color="auto" w:sz="4"/>
+          <w:bottom w:val="single" w:color="auto" w:sz="4"/>
+          <w:right w:val="single" w:color="auto" w:sz="4"/>
+          <w:insideH w:val="single" w:color="auto" w:sz="4"/>
+          <w:insideV w:val="single" w:color="auto" w:sz="4"/>
+        </w:tblBorders>
+      </w:tblPr>
+      <w:tblGrid>
+        <w:gridCol w:w="1500"/>
+        <w:gridCol w:w="3200"/>
+        <w:gridCol w:w="4326"/>
+      </w:tblGrid>
+      <w:tr>
+        <w:trPr>
+          <w:tblHeader/>
+        </w:trPr>
+        <w:tc>
+          <w:tcPr>
+            <w:tcW w:type="dxa" w:w="1500"/>
+            <w:tcBorders>
+              <w:top w:val="single" w:color="A6A6A6" w:sz="4"/>
+              <w:left w:val="single" w:color="A6A6A6" w:sz="4"/>
+              <w:bottom w:val="single" w:color="A6A6A6" w:sz="4"/>
+              <w:right w:val="single" w:color="A6A6A6" w:sz="4"/>
+            </w:tcBorders>
+            <w:shd w:fill="1F4E79" w:color="auto" w:val="clear"/>
+            <w:tcMar>
+              <w:top w:type="dxa" w:w="60"/>
+              <w:left w:type="dxa" w:w="90"/>
+              <w:bottom w:type="dxa" w:w="60"/>
+              <w:right w:type="dxa" w:w="90"/>
+            </w:tcMar>
+          </w:tcPr>
+          <w:p>
+            <w:pPr>
+              <w:spacing w:after="0" w:line="252"/>
+            </w:pPr>
+            <w:r>
+              <w:rPr>
+                <w:b/>
+                <w:bCs/>
+                <w:color w:val="FFFFFF"/>
+                <w:sz w:val="18"/>
+                <w:szCs w:val="18"/>
+              </w:rPr>
+              <w:t xml:space="preserve">Notebook</w:t>
+            </w:r>
+          </w:p>
+        </w:tc>
+        <w:tc>
+          <w:tcPr>
+            <w:tcW w:type="dxa" w:w="3200"/>
+            <w:tcBorders>
+              <w:top w:val="single" w:color="A6A6A6" w:sz="4"/>
+              <w:left w:val="single" w:color="A6A6A6" w:sz="4"/>
+              <w:bottom w:val="single" w:color="A6A6A6" w:sz="4"/>
+              <w:right w:val="single" w:color="A6A6A6" w:sz="4"/>
+            </w:tcBorders>
+            <w:shd w:fill="1F4E79" w:color="auto" w:val="clear"/>
+            <w:tcMar>
+              <w:top w:type="dxa" w:w="60"/>
+              <w:left w:type="dxa" w:w="90"/>
+              <w:bottom w:type="dxa" w:w="60"/>
+              <w:right w:type="dxa" w:w="90"/>
+            </w:tcMar>
+          </w:tcPr>
+          <w:p>
+            <w:pPr>
+              <w:spacing w:after="0" w:line="252"/>
+            </w:pPr>
+            <w:r>
+              <w:rPr>
+                <w:b/>
+                <w:bCs/>
+                <w:color w:val="FFFFFF"/>
+                <w:sz w:val="18"/>
+                <w:szCs w:val="18"/>
+              </w:rPr>
+              <w:t xml:space="preserve">Cells (in order)</w:t>
+            </w:r>
+          </w:p>
+        </w:tc>
+        <w:tc>
+          <w:tcPr>
+            <w:tcW w:type="dxa" w:w="4326"/>
+            <w:tcBorders>
+              <w:top w:val="single" w:color="A6A6A6" w:sz="4"/>
+              <w:left w:val="single" w:color="A6A6A6" w:sz="4"/>
+              <w:bottom w:val="single" w:color="A6A6A6" w:sz="4"/>
+              <w:right w:val="single" w:color="A6A6A6" w:sz="4"/>
+            </w:tcBorders>
+            <w:shd w:fill="1F4E79" w:color="auto" w:val="clear"/>
+            <w:tcMar>
+              <w:top w:type="dxa" w:w="60"/>
+              <w:left w:type="dxa" w:w="90"/>
+              <w:bottom w:type="dxa" w:w="60"/>
+              <w:right w:type="dxa" w:w="90"/>
+            </w:tcMar>
+          </w:tcPr>
+          <w:p>
+            <w:pPr>
+              <w:spacing w:after="0" w:line="252"/>
+            </w:pPr>
+            <w:r>
+              <w:rPr>
+                <w:b/>
+                <w:bCs/>
+                <w:color w:val="FFFFFF"/>
+                <w:sz w:val="18"/>
+                <w:szCs w:val="18"/>
+              </w:rPr>
+              <w:t xml:space="preserve">What the code does</w:t>
+            </w:r>
+          </w:p>
+        </w:tc>
+      </w:tr>
+      <w:tr>
+        <w:tc>
+          <w:tcPr>
+            <w:tcW w:type="dxa" w:w="1500"/>
+            <w:tcBorders>
+              <w:top w:val="single" w:color="A6A6A6" w:sz="4"/>
+              <w:left w:val="single" w:color="A6A6A6" w:sz="4"/>
+              <w:bottom w:val="single" w:color="A6A6A6" w:sz="4"/>
+              <w:right w:val="single" w:color="A6A6A6" w:sz="4"/>
+            </w:tcBorders>
+            <w:tcMar>
+              <w:top w:type="dxa" w:w="60"/>
+              <w:left w:type="dxa" w:w="90"/>
+              <w:bottom w:type="dxa" w:w="60"/>
+              <w:right w:type="dxa" w:w="90"/>
+            </w:tcMar>
+          </w:tcPr>
+          <w:p>
+            <w:pPr>
+              <w:spacing w:after="0" w:line="252"/>
+            </w:pPr>
+            <w:r>
+              <w:rPr>
+                <w:sz w:val="18"/>
+                <w:szCs w:val="18"/>
+              </w:rPr>
+              <w:t xml:space="preserve">All four</w:t>
+            </w:r>
+          </w:p>
+        </w:tc>
+        <w:tc>
+          <w:tcPr>
+            <w:tcW w:type="dxa" w:w="3200"/>
+            <w:tcBorders>
+              <w:top w:val="single" w:color="A6A6A6" w:sz="4"/>
+              <w:left w:val="single" w:color="A6A6A6" w:sz="4"/>
+              <w:bottom w:val="single" w:color="A6A6A6" w:sz="4"/>
+              <w:right w:val="single" w:color="A6A6A6" w:sz="4"/>
+            </w:tcBorders>
+            <w:tcMar>
+              <w:top w:type="dxa" w:w="60"/>
+              <w:left w:type="dxa" w:w="90"/>
+              <w:bottom w:type="dxa" w:w="60"/>
+              <w:right w:type="dxa" w:w="90"/>
+            </w:tcMar>
+          </w:tcPr>
+          <w:p>
+            <w:pPr>
+              <w:spacing w:after="0" w:line="252"/>
+            </w:pPr>
+            <w:r>
+              <w:rPr>
+                <w:sz w:val="18"/>
+                <w:szCs w:val="18"/>
+              </w:rPr>
+              <w:t xml:space="preserve">1. Title  2. Colab bootstrap</w:t>
+            </w:r>
+          </w:p>
+        </w:tc>
+        <w:tc>
+          <w:tcPr>
+            <w:tcW w:type="dxa" w:w="4326"/>
+            <w:tcBorders>
+              <w:top w:val="single" w:color="A6A6A6" w:sz="4"/>
+              <w:left w:val="single" w:color="A6A6A6" w:sz="4"/>
+              <w:bottom w:val="single" w:color="A6A6A6" w:sz="4"/>
+              <w:right w:val="single" w:color="A6A6A6" w:sz="4"/>
+            </w:tcBorders>
+            <w:tcMar>
+              <w:top w:type="dxa" w:w="60"/>
+              <w:left w:type="dxa" w:w="90"/>
+              <w:bottom w:type="dxa" w:w="60"/>
+              <w:right w:type="dxa" w:w="90"/>
+            </w:tcMar>
+          </w:tcPr>
+          <w:p>
+            <w:pPr>
+              <w:spacing w:after="0" w:line="252"/>
+            </w:pPr>
+            <w:r>
+              <w:rPr>
+                <w:sz w:val="18"/>
+                <w:szCs w:val="18"/>
+              </w:rPr>
+              <w:t xml:space="preserve">In Colab only: clone the GitHub repository, pip-install Cirq/Qiskit, move into the task folder. Skipped on a PC.</w:t>
+            </w:r>
+          </w:p>
+        </w:tc>
+      </w:tr>
+      <w:tr>
+        <w:tc>
+          <w:tcPr>
+            <w:tcW w:type="dxa" w:w="1500"/>
+            <w:tcBorders>
+              <w:top w:val="single" w:color="A6A6A6" w:sz="4"/>
+              <w:left w:val="single" w:color="A6A6A6" w:sz="4"/>
+              <w:bottom w:val="single" w:color="A6A6A6" w:sz="4"/>
+              <w:right w:val="single" w:color="A6A6A6" w:sz="4"/>
+            </w:tcBorders>
+            <w:shd w:fill="EEF3F8" w:color="auto" w:val="clear"/>
+            <w:tcMar>
+              <w:top w:type="dxa" w:w="60"/>
+              <w:left w:type="dxa" w:w="90"/>
+              <w:bottom w:type="dxa" w:w="60"/>
+              <w:right w:type="dxa" w:w="90"/>
+            </w:tcMar>
+          </w:tcPr>
+          <w:p>
+            <w:pPr>
+              <w:spacing w:after="0" w:line="252"/>
+            </w:pPr>
+            <w:r>
+              <w:rPr>
+                <w:sz w:val="18"/>
+                <w:szCs w:val="18"/>
+              </w:rPr>
+              <w:t xml:space="preserve">Task 1</w:t>
+            </w:r>
+          </w:p>
+        </w:tc>
+        <w:tc>
+          <w:tcPr>
+            <w:tcW w:type="dxa" w:w="3200"/>
+            <w:tcBorders>
+              <w:top w:val="single" w:color="A6A6A6" w:sz="4"/>
+              <w:left w:val="single" w:color="A6A6A6" w:sz="4"/>
+              <w:bottom w:val="single" w:color="A6A6A6" w:sz="4"/>
+              <w:right w:val="single" w:color="A6A6A6" w:sz="4"/>
+            </w:tcBorders>
+            <w:shd w:fill="EEF3F8" w:color="auto" w:val="clear"/>
+            <w:tcMar>
+              <w:top w:type="dxa" w:w="60"/>
+              <w:left w:type="dxa" w:w="90"/>
+              <w:bottom w:type="dxa" w:w="60"/>
+              <w:right w:type="dxa" w:w="90"/>
+            </w:tcMar>
+          </w:tcPr>
+          <w:p>
+            <w:pPr>
+              <w:spacing w:after="0" w:line="252"/>
+            </w:pPr>
+            <w:r>
+              <w:rPr>
+                <w:sz w:val="18"/>
+                <w:szCs w:val="18"/>
+              </w:rPr>
+              <w:t xml:space="preserve">3. Imports  4. Build circuit</w:t>
+            </w:r>
+          </w:p>
+        </w:tc>
+        <w:tc>
+          <w:tcPr>
+            <w:tcW w:type="dxa" w:w="4326"/>
+            <w:tcBorders>
+              <w:top w:val="single" w:color="A6A6A6" w:sz="4"/>
+              <w:left w:val="single" w:color="A6A6A6" w:sz="4"/>
+              <w:bottom w:val="single" w:color="A6A6A6" w:sz="4"/>
+              <w:right w:val="single" w:color="A6A6A6" w:sz="4"/>
+            </w:tcBorders>
+            <w:shd w:fill="EEF3F8" w:color="auto" w:val="clear"/>
+            <w:tcMar>
+              <w:top w:type="dxa" w:w="60"/>
+              <w:left w:type="dxa" w:w="90"/>
+              <w:bottom w:type="dxa" w:w="60"/>
+              <w:right w:type="dxa" w:w="90"/>
+            </w:tcMar>
+          </w:tcPr>
+          <w:p>
+            <w:pPr>
+              <w:spacing w:after="0" w:line="252"/>
+            </w:pPr>
+            <w:r>
+              <w:rPr>
+                <w:sz w:val="18"/>
+                <w:szCs w:val="18"/>
+              </w:rPr>
+              <w:t xml:space="preserve">LineQubit(0..1); H(q0); CNOT(q0, q1); measure into key 'c'.</w:t>
+            </w:r>
+          </w:p>
+        </w:tc>
+      </w:tr>
+      <w:tr>
+        <w:tc>
+          <w:tcPr>
+            <w:tcW w:type="dxa" w:w="1500"/>
+            <w:tcBorders>
+              <w:top w:val="single" w:color="A6A6A6" w:sz="4"/>
+              <w:left w:val="single" w:color="A6A6A6" w:sz="4"/>
+              <w:bottom w:val="single" w:color="A6A6A6" w:sz="4"/>
+              <w:right w:val="single" w:color="A6A6A6" w:sz="4"/>
+            </w:tcBorders>
+            <w:tcMar>
+              <w:top w:type="dxa" w:w="60"/>
+              <w:left w:type="dxa" w:w="90"/>
+              <w:bottom w:type="dxa" w:w="60"/>
+              <w:right w:type="dxa" w:w="90"/>
+            </w:tcMar>
+          </w:tcPr>
+          <w:p>
+            <w:pPr>
+              <w:spacing w:after="0" w:line="252"/>
+            </w:pPr>
+          </w:p>
+        </w:tc>
+        <w:tc>
+          <w:tcPr>
+            <w:tcW w:type="dxa" w:w="3200"/>
+            <w:tcBorders>
+              <w:top w:val="single" w:color="A6A6A6" w:sz="4"/>
+              <w:left w:val="single" w:color="A6A6A6" w:sz="4"/>
+              <w:bottom w:val="single" w:color="A6A6A6" w:sz="4"/>
+              <w:right w:val="single" w:color="A6A6A6" w:sz="4"/>
+            </w:tcBorders>
+            <w:tcMar>
+              <w:top w:type="dxa" w:w="60"/>
+              <w:left w:type="dxa" w:w="90"/>
+              <w:bottom w:type="dxa" w:w="60"/>
+              <w:right w:type="dxa" w:w="90"/>
+            </w:tcMar>
+          </w:tcPr>
+          <w:p>
+            <w:pPr>
+              <w:spacing w:after="0" w:line="252"/>
+            </w:pPr>
+            <w:r>
+              <w:rPr>
+                <w:sz w:val="18"/>
+                <w:szCs w:val="18"/>
+              </w:rPr>
+              <w:t xml:space="preserve">5. Theory  6. QASM</w:t>
+            </w:r>
+          </w:p>
+        </w:tc>
+        <w:tc>
+          <w:tcPr>
+            <w:tcW w:type="dxa" w:w="4326"/>
+            <w:tcBorders>
+              <w:top w:val="single" w:color="A6A6A6" w:sz="4"/>
+              <w:left w:val="single" w:color="A6A6A6" w:sz="4"/>
+              <w:bottom w:val="single" w:color="A6A6A6" w:sz="4"/>
+              <w:right w:val="single" w:color="A6A6A6" w:sz="4"/>
+            </w:tcBorders>
+            <w:tcMar>
+              <w:top w:type="dxa" w:w="60"/>
+              <w:left w:type="dxa" w:w="90"/>
+              <w:bottom w:type="dxa" w:w="60"/>
+              <w:right w:type="dxa" w:w="90"/>
+            </w:tcMar>
+          </w:tcPr>
+          <w:p>
+            <w:pPr>
+              <w:spacing w:after="0" w:line="252"/>
+            </w:pPr>
+            <w:r>
+              <w:rPr>
+                <w:sz w:val="18"/>
+                <w:szCs w:val="18"/>
+              </w:rPr>
+              <w:t xml:space="preserve">cirq.Simulator gives exact amplitudes (0.7071); cirq.qasm() exports OpenQASM 2.0; clean_qasm() prepares it.</w:t>
+            </w:r>
+          </w:p>
+        </w:tc>
+      </w:tr>
+      <w:tr>
+        <w:tc>
+          <w:tcPr>
+            <w:tcW w:type="dxa" w:w="1500"/>
+            <w:tcBorders>
+              <w:top w:val="single" w:color="A6A6A6" w:sz="4"/>
+              <w:left w:val="single" w:color="A6A6A6" w:sz="4"/>
+              <w:bottom w:val="single" w:color="A6A6A6" w:sz="4"/>
+              <w:right w:val="single" w:color="A6A6A6" w:sz="4"/>
+            </w:tcBorders>
+            <w:shd w:fill="EEF3F8" w:color="auto" w:val="clear"/>
+            <w:tcMar>
+              <w:top w:type="dxa" w:w="60"/>
+              <w:left w:type="dxa" w:w="90"/>
+              <w:bottom w:type="dxa" w:w="60"/>
+              <w:right w:type="dxa" w:w="90"/>
+            </w:tcMar>
+          </w:tcPr>
+          <w:p>
+            <w:pPr>
+              <w:spacing w:after="0" w:line="252"/>
+            </w:pPr>
+          </w:p>
+        </w:tc>
+        <w:tc>
+          <w:tcPr>
+            <w:tcW w:type="dxa" w:w="3200"/>
+            <w:tcBorders>
+              <w:top w:val="single" w:color="A6A6A6" w:sz="4"/>
+              <w:left w:val="single" w:color="A6A6A6" w:sz="4"/>
+              <w:bottom w:val="single" w:color="A6A6A6" w:sz="4"/>
+              <w:right w:val="single" w:color="A6A6A6" w:sz="4"/>
+            </w:tcBorders>
+            <w:shd w:fill="EEF3F8" w:color="auto" w:val="clear"/>
+            <w:tcMar>
+              <w:top w:type="dxa" w:w="60"/>
+              <w:left w:type="dxa" w:w="90"/>
+              <w:bottom w:type="dxa" w:w="60"/>
+              <w:right w:type="dxa" w:w="90"/>
+            </w:tcMar>
+          </w:tcPr>
+          <w:p>
+            <w:pPr>
+              <w:spacing w:after="0" w:line="252"/>
+            </w:pPr>
+            <w:r>
+              <w:rPr>
+                <w:sz w:val="18"/>
+                <w:szCs w:val="18"/>
+              </w:rPr>
+              <w:t xml:space="preserve">7. Run  8–10. Analysis</w:t>
+            </w:r>
+          </w:p>
+        </w:tc>
+        <w:tc>
+          <w:tcPr>
+            <w:tcW w:type="dxa" w:w="4326"/>
+            <w:tcBorders>
+              <w:top w:val="single" w:color="A6A6A6" w:sz="4"/>
+              <w:left w:val="single" w:color="A6A6A6" w:sz="4"/>
+              <w:bottom w:val="single" w:color="A6A6A6" w:sz="4"/>
+              <w:right w:val="single" w:color="A6A6A6" w:sz="4"/>
+            </w:tcBorders>
+            <w:shd w:fill="EEF3F8" w:color="auto" w:val="clear"/>
+            <w:tcMar>
+              <w:top w:type="dxa" w:w="60"/>
+              <w:left w:type="dxa" w:w="90"/>
+              <w:bottom w:type="dxa" w:w="60"/>
+              <w:right w:type="dxa" w:w="90"/>
+            </w:tcMar>
+          </w:tcPr>
+          <w:p>
+            <w:pPr>
+              <w:spacing w:after="0" w:line="252"/>
+            </w:pPr>
+            <w:r>
+              <w:rPr>
+                <w:sz w:val="18"/>
+                <w:szCs w:val="18"/>
+              </w:rPr>
+              <w:t xml:space="preserve">run_qasm with 1000 shots; results table with difference column; histogram; binomial z-score.</w:t>
+            </w:r>
+          </w:p>
+        </w:tc>
+      </w:tr>
+      <w:tr>
+        <w:tc>
+          <w:tcPr>
+            <w:tcW w:type="dxa" w:w="1500"/>
+            <w:tcBorders>
+              <w:top w:val="single" w:color="A6A6A6" w:sz="4"/>
+              <w:left w:val="single" w:color="A6A6A6" w:sz="4"/>
+              <w:bottom w:val="single" w:color="A6A6A6" w:sz="4"/>
+              <w:right w:val="single" w:color="A6A6A6" w:sz="4"/>
+            </w:tcBorders>
+            <w:tcMar>
+              <w:top w:type="dxa" w:w="60"/>
+              <w:left w:type="dxa" w:w="90"/>
+              <w:bottom w:type="dxa" w:w="60"/>
+              <w:right w:type="dxa" w:w="90"/>
+            </w:tcMar>
+          </w:tcPr>
+          <w:p>
+            <w:pPr>
+              <w:spacing w:after="0" w:line="252"/>
+            </w:pPr>
+            <w:r>
+              <w:rPr>
+                <w:sz w:val="18"/>
+                <w:szCs w:val="18"/>
+              </w:rPr>
+              <w:t xml:space="preserve">Task 2</w:t>
+            </w:r>
+          </w:p>
+        </w:tc>
+        <w:tc>
+          <w:tcPr>
+            <w:tcW w:type="dxa" w:w="3200"/>
+            <w:tcBorders>
+              <w:top w:val="single" w:color="A6A6A6" w:sz="4"/>
+              <w:left w:val="single" w:color="A6A6A6" w:sz="4"/>
+              <w:bottom w:val="single" w:color="A6A6A6" w:sz="4"/>
+              <w:right w:val="single" w:color="A6A6A6" w:sz="4"/>
+            </w:tcBorders>
+            <w:tcMar>
+              <w:top w:type="dxa" w:w="60"/>
+              <w:left w:type="dxa" w:w="90"/>
+              <w:bottom w:type="dxa" w:w="60"/>
+              <w:right w:type="dxa" w:w="90"/>
+            </w:tcMar>
+          </w:tcPr>
+          <w:p>
+            <w:pPr>
+              <w:spacing w:after="0" w:line="252"/>
+            </w:pPr>
+            <w:r>
+              <w:rPr>
+                <w:sz w:val="18"/>
+                <w:szCs w:val="18"/>
+              </w:rPr>
+              <w:t xml:space="preserve">A3–A4. Build + theory</w:t>
+            </w:r>
+          </w:p>
+        </w:tc>
+        <w:tc>
+          <w:tcPr>
+            <w:tcW w:type="dxa" w:w="4326"/>
+            <w:tcBorders>
+              <w:top w:val="single" w:color="A6A6A6" w:sz="4"/>
+              <w:left w:val="single" w:color="A6A6A6" w:sz="4"/>
+              <w:bottom w:val="single" w:color="A6A6A6" w:sz="4"/>
+              <w:right w:val="single" w:color="A6A6A6" w:sz="4"/>
+            </w:tcBorders>
+            <w:tcMar>
+              <w:top w:type="dxa" w:w="60"/>
+              <w:left w:type="dxa" w:w="90"/>
+              <w:bottom w:type="dxa" w:w="60"/>
+              <w:right w:type="dxa" w:w="90"/>
+            </w:tcMar>
+          </w:tcPr>
+          <w:p>
+            <w:pPr>
+              <w:spacing w:after="0" w:line="252"/>
+            </w:pPr>
+            <w:r>
+              <w:rPr>
+                <w:sz w:val="18"/>
+                <w:szCs w:val="18"/>
+              </w:rPr>
+              <w:t xml:space="preserve">QuantumCircuit(2,2): h(0), x(1), cx(0,1) (block C), measure; Statevector gives |Ψ⁺⟩ probabilities.</w:t>
+            </w:r>
+          </w:p>
+        </w:tc>
+      </w:tr>
+      <w:tr>
+        <w:tc>
+          <w:tcPr>
+            <w:tcW w:type="dxa" w:w="1500"/>
+            <w:tcBorders>
+              <w:top w:val="single" w:color="A6A6A6" w:sz="4"/>
+              <w:left w:val="single" w:color="A6A6A6" w:sz="4"/>
+              <w:bottom w:val="single" w:color="A6A6A6" w:sz="4"/>
+              <w:right w:val="single" w:color="A6A6A6" w:sz="4"/>
+            </w:tcBorders>
+            <w:shd w:fill="EEF3F8" w:color="auto" w:val="clear"/>
+            <w:tcMar>
+              <w:top w:type="dxa" w:w="60"/>
+              <w:left w:type="dxa" w:w="90"/>
+              <w:bottom w:type="dxa" w:w="60"/>
+              <w:right w:type="dxa" w:w="90"/>
+            </w:tcMar>
+          </w:tcPr>
+          <w:p>
+            <w:pPr>
+              <w:spacing w:after="0" w:line="252"/>
+            </w:pPr>
+          </w:p>
+        </w:tc>
+        <w:tc>
+          <w:tcPr>
+            <w:tcW w:type="dxa" w:w="3200"/>
+            <w:tcBorders>
+              <w:top w:val="single" w:color="A6A6A6" w:sz="4"/>
+              <w:left w:val="single" w:color="A6A6A6" w:sz="4"/>
+              <w:bottom w:val="single" w:color="A6A6A6" w:sz="4"/>
+              <w:right w:val="single" w:color="A6A6A6" w:sz="4"/>
+            </w:tcBorders>
+            <w:shd w:fill="EEF3F8" w:color="auto" w:val="clear"/>
+            <w:tcMar>
+              <w:top w:type="dxa" w:w="60"/>
+              <w:left w:type="dxa" w:w="90"/>
+              <w:bottom w:type="dxa" w:w="60"/>
+              <w:right w:type="dxa" w:w="90"/>
+            </w:tcMar>
+          </w:tcPr>
+          <w:p>
+            <w:pPr>
+              <w:spacing w:after="0" w:line="252"/>
+            </w:pPr>
+            <w:r>
+              <w:rPr>
+                <w:sz w:val="18"/>
+                <w:szCs w:val="18"/>
+              </w:rPr>
+              <w:t xml:space="preserve">A5–A7. Run + compare</w:t>
+            </w:r>
+          </w:p>
+        </w:tc>
+        <w:tc>
+          <w:tcPr>
+            <w:tcW w:type="dxa" w:w="4326"/>
+            <w:tcBorders>
+              <w:top w:val="single" w:color="A6A6A6" w:sz="4"/>
+              <w:left w:val="single" w:color="A6A6A6" w:sz="4"/>
+              <w:bottom w:val="single" w:color="A6A6A6" w:sz="4"/>
+              <w:right w:val="single" w:color="A6A6A6" w:sz="4"/>
+            </w:tcBorders>
+            <w:shd w:fill="EEF3F8" w:color="auto" w:val="clear"/>
+            <w:tcMar>
+              <w:top w:type="dxa" w:w="60"/>
+              <w:left w:type="dxa" w:w="90"/>
+              <w:bottom w:type="dxa" w:w="60"/>
+              <w:right w:type="dxa" w:w="90"/>
+            </w:tcMar>
+          </w:tcPr>
+          <w:p>
+            <w:pPr>
+              <w:spacing w:after="0" w:line="252"/>
+            </w:pPr>
+            <w:r>
+              <w:rPr>
+                <w:sz w:val="18"/>
+                <w:szCs w:val="18"/>
+              </w:rPr>
+              <w:t xml:space="preserve">Both-qubit and output-only runs; table, TVD, chart.</w:t>
+            </w:r>
+          </w:p>
+        </w:tc>
+      </w:tr>
+      <w:tr>
+        <w:tc>
+          <w:tcPr>
+            <w:tcW w:type="dxa" w:w="1500"/>
+            <w:tcBorders>
+              <w:top w:val="single" w:color="A6A6A6" w:sz="4"/>
+              <w:left w:val="single" w:color="A6A6A6" w:sz="4"/>
+              <w:bottom w:val="single" w:color="A6A6A6" w:sz="4"/>
+              <w:right w:val="single" w:color="A6A6A6" w:sz="4"/>
+            </w:tcBorders>
+            <w:tcMar>
+              <w:top w:type="dxa" w:w="60"/>
+              <w:left w:type="dxa" w:w="90"/>
+              <w:bottom w:type="dxa" w:w="60"/>
+              <w:right w:type="dxa" w:w="90"/>
+            </w:tcMar>
+          </w:tcPr>
+          <w:p>
+            <w:pPr>
+              <w:spacing w:after="0" w:line="252"/>
+            </w:pPr>
+          </w:p>
+        </w:tc>
+        <w:tc>
+          <w:tcPr>
+            <w:tcW w:type="dxa" w:w="3200"/>
+            <w:tcBorders>
+              <w:top w:val="single" w:color="A6A6A6" w:sz="4"/>
+              <w:left w:val="single" w:color="A6A6A6" w:sz="4"/>
+              <w:bottom w:val="single" w:color="A6A6A6" w:sz="4"/>
+              <w:right w:val="single" w:color="A6A6A6" w:sz="4"/>
+            </w:tcBorders>
+            <w:tcMar>
+              <w:top w:type="dxa" w:w="60"/>
+              <w:left w:type="dxa" w:w="90"/>
+              <w:bottom w:type="dxa" w:w="60"/>
+              <w:right w:type="dxa" w:w="90"/>
+            </w:tcMar>
+          </w:tcPr>
+          <w:p>
+            <w:pPr>
+              <w:spacing w:after="0" w:line="252"/>
+            </w:pPr>
+            <w:r>
+              <w:rPr>
+                <w:sz w:val="18"/>
+                <w:szCs w:val="18"/>
+              </w:rPr>
+              <w:t xml:space="preserve">B1–B2. Custom QASM</w:t>
+            </w:r>
+          </w:p>
+        </w:tc>
+        <w:tc>
+          <w:tcPr>
+            <w:tcW w:type="dxa" w:w="4326"/>
+            <w:tcBorders>
+              <w:top w:val="single" w:color="A6A6A6" w:sz="4"/>
+              <w:left w:val="single" w:color="A6A6A6" w:sz="4"/>
+              <w:bottom w:val="single" w:color="A6A6A6" w:sz="4"/>
+              <w:right w:val="single" w:color="A6A6A6" w:sz="4"/>
+            </w:tcBorders>
+            <w:tcMar>
+              <w:top w:type="dxa" w:w="60"/>
+              <w:left w:type="dxa" w:w="90"/>
+              <w:bottom w:type="dxa" w:w="60"/>
+              <w:right w:type="dxa" w:w="90"/>
+            </w:tcMar>
+          </w:tcPr>
+          <w:p>
+            <w:pPr>
+              <w:spacing w:after="0" w:line="252"/>
+            </w:pPr>
+            <w:r>
+              <w:rPr>
+                <w:sz w:val="18"/>
+                <w:szCs w:val="18"/>
+              </w:rPr>
+              <w:t xml:space="preserve">Load custom_half_adder.qasm (h, z, s, ccx, cx); draw; exact probabilities and phases.</w:t>
+            </w:r>
+          </w:p>
+        </w:tc>
+      </w:tr>
+      <w:tr>
+        <w:tc>
+          <w:tcPr>
+            <w:tcW w:type="dxa" w:w="1500"/>
+            <w:tcBorders>
+              <w:top w:val="single" w:color="A6A6A6" w:sz="4"/>
+              <w:left w:val="single" w:color="A6A6A6" w:sz="4"/>
+              <w:bottom w:val="single" w:color="A6A6A6" w:sz="4"/>
+              <w:right w:val="single" w:color="A6A6A6" w:sz="4"/>
+            </w:tcBorders>
+            <w:shd w:fill="EEF3F8" w:color="auto" w:val="clear"/>
+            <w:tcMar>
+              <w:top w:type="dxa" w:w="60"/>
+              <w:left w:type="dxa" w:w="90"/>
+              <w:bottom w:type="dxa" w:w="60"/>
+              <w:right w:type="dxa" w:w="90"/>
+            </w:tcMar>
+          </w:tcPr>
+          <w:p>
+            <w:pPr>
+              <w:spacing w:after="0" w:line="252"/>
+            </w:pPr>
+          </w:p>
+        </w:tc>
+        <w:tc>
+          <w:tcPr>
+            <w:tcW w:type="dxa" w:w="3200"/>
+            <w:tcBorders>
+              <w:top w:val="single" w:color="A6A6A6" w:sz="4"/>
+              <w:left w:val="single" w:color="A6A6A6" w:sz="4"/>
+              <w:bottom w:val="single" w:color="A6A6A6" w:sz="4"/>
+              <w:right w:val="single" w:color="A6A6A6" w:sz="4"/>
+            </w:tcBorders>
+            <w:shd w:fill="EEF3F8" w:color="auto" w:val="clear"/>
+            <w:tcMar>
+              <w:top w:type="dxa" w:w="60"/>
+              <w:left w:type="dxa" w:w="90"/>
+              <w:bottom w:type="dxa" w:w="60"/>
+              <w:right w:type="dxa" w:w="90"/>
+            </w:tcMar>
+          </w:tcPr>
+          <w:p>
+            <w:pPr>
+              <w:spacing w:after="0" w:line="252"/>
+            </w:pPr>
+            <w:r>
+              <w:rPr>
+                <w:sz w:val="18"/>
+                <w:szCs w:val="18"/>
+              </w:rPr>
+              <w:t xml:space="preserve">B3. Quokka gates + run</w:t>
+            </w:r>
+          </w:p>
+        </w:tc>
+        <w:tc>
+          <w:tcPr>
+            <w:tcW w:type="dxa" w:w="4326"/>
+            <w:tcBorders>
+              <w:top w:val="single" w:color="A6A6A6" w:sz="4"/>
+              <w:left w:val="single" w:color="A6A6A6" w:sz="4"/>
+              <w:bottom w:val="single" w:color="A6A6A6" w:sz="4"/>
+              <w:right w:val="single" w:color="A6A6A6" w:sz="4"/>
+            </w:tcBorders>
+            <w:shd w:fill="EEF3F8" w:color="auto" w:val="clear"/>
+            <w:tcMar>
+              <w:top w:type="dxa" w:w="60"/>
+              <w:left w:type="dxa" w:w="90"/>
+              <w:bottom w:type="dxa" w:w="60"/>
+              <w:right w:type="dxa" w:w="90"/>
+            </w:tcMar>
+          </w:tcPr>
+          <w:p>
+            <w:pPr>
+              <w:spacing w:after="0" w:line="252"/>
+            </w:pPr>
+            <w:r>
+              <w:rPr>
+                <w:sz w:val="18"/>
+                <w:szCs w:val="18"/>
+              </w:rPr>
+              <w:t xml:space="preserve">to_quokka_gates() rewrites s and ccx; checks probabilities are unchanged (True); 1000-shot run.</w:t>
+            </w:r>
+          </w:p>
+        </w:tc>
+      </w:tr>
+      <w:tr>
+        <w:tc>
+          <w:tcPr>
+            <w:tcW w:type="dxa" w:w="1500"/>
+            <w:tcBorders>
+              <w:top w:val="single" w:color="A6A6A6" w:sz="4"/>
+              <w:left w:val="single" w:color="A6A6A6" w:sz="4"/>
+              <w:bottom w:val="single" w:color="A6A6A6" w:sz="4"/>
+              <w:right w:val="single" w:color="A6A6A6" w:sz="4"/>
+            </w:tcBorders>
+            <w:tcMar>
+              <w:top w:type="dxa" w:w="60"/>
+              <w:left w:type="dxa" w:w="90"/>
+              <w:bottom w:type="dxa" w:w="60"/>
+              <w:right w:type="dxa" w:w="90"/>
+            </w:tcMar>
+          </w:tcPr>
+          <w:p>
+            <w:pPr>
+              <w:spacing w:after="0" w:line="252"/>
+            </w:pPr>
+          </w:p>
+        </w:tc>
+        <w:tc>
+          <w:tcPr>
+            <w:tcW w:type="dxa" w:w="3200"/>
+            <w:tcBorders>
+              <w:top w:val="single" w:color="A6A6A6" w:sz="4"/>
+              <w:left w:val="single" w:color="A6A6A6" w:sz="4"/>
+              <w:bottom w:val="single" w:color="A6A6A6" w:sz="4"/>
+              <w:right w:val="single" w:color="A6A6A6" w:sz="4"/>
+            </w:tcBorders>
+            <w:tcMar>
+              <w:top w:type="dxa" w:w="60"/>
+              <w:left w:type="dxa" w:w="90"/>
+              <w:bottom w:type="dxa" w:w="60"/>
+              <w:right w:type="dxa" w:w="90"/>
+            </w:tcMar>
+          </w:tcPr>
+          <w:p>
+            <w:pPr>
+              <w:spacing w:after="0" w:line="252"/>
+            </w:pPr>
+            <w:r>
+              <w:rPr>
+                <w:sz w:val="18"/>
+                <w:szCs w:val="18"/>
+              </w:rPr>
+              <w:t xml:space="preserve">B4. Truth table</w:t>
+            </w:r>
+          </w:p>
+        </w:tc>
+        <w:tc>
+          <w:tcPr>
+            <w:tcW w:type="dxa" w:w="4326"/>
+            <w:tcBorders>
+              <w:top w:val="single" w:color="A6A6A6" w:sz="4"/>
+              <w:left w:val="single" w:color="A6A6A6" w:sz="4"/>
+              <w:bottom w:val="single" w:color="A6A6A6" w:sz="4"/>
+              <w:right w:val="single" w:color="A6A6A6" w:sz="4"/>
+            </w:tcBorders>
+            <w:tcMar>
+              <w:top w:type="dxa" w:w="60"/>
+              <w:left w:type="dxa" w:w="90"/>
+              <w:bottom w:type="dxa" w:w="60"/>
+              <w:right w:type="dxa" w:w="90"/>
+            </w:tcMar>
+          </w:tcPr>
+          <w:p>
+            <w:pPr>
+              <w:spacing w:after="0" w:line="252"/>
+            </w:pPr>
+            <w:r>
+              <w:rPr>
+                <w:sz w:val="18"/>
+                <w:szCs w:val="18"/>
+              </w:rPr>
+              <w:t xml:space="preserve">Decodes each string into A, B, SUM, CARRY and checks every shot is a correct addition.</w:t>
+            </w:r>
+          </w:p>
+        </w:tc>
+      </w:tr>
+      <w:tr>
+        <w:tc>
+          <w:tcPr>
+            <w:tcW w:type="dxa" w:w="1500"/>
+            <w:tcBorders>
+              <w:top w:val="single" w:color="A6A6A6" w:sz="4"/>
+              <w:left w:val="single" w:color="A6A6A6" w:sz="4"/>
+              <w:bottom w:val="single" w:color="A6A6A6" w:sz="4"/>
+              <w:right w:val="single" w:color="A6A6A6" w:sz="4"/>
+            </w:tcBorders>
+            <w:shd w:fill="EEF3F8" w:color="auto" w:val="clear"/>
+            <w:tcMar>
+              <w:top w:type="dxa" w:w="60"/>
+              <w:left w:type="dxa" w:w="90"/>
+              <w:bottom w:type="dxa" w:w="60"/>
+              <w:right w:type="dxa" w:w="90"/>
+            </w:tcMar>
+          </w:tcPr>
+          <w:p>
+            <w:pPr>
+              <w:spacing w:after="0" w:line="252"/>
+            </w:pPr>
+            <w:r>
+              <w:rPr>
+                <w:sz w:val="18"/>
+                <w:szCs w:val="18"/>
+              </w:rPr>
+              <w:t xml:space="preserve">Task 3</w:t>
+            </w:r>
+          </w:p>
+        </w:tc>
+        <w:tc>
+          <w:tcPr>
+            <w:tcW w:type="dxa" w:w="3200"/>
+            <w:tcBorders>
+              <w:top w:val="single" w:color="A6A6A6" w:sz="4"/>
+              <w:left w:val="single" w:color="A6A6A6" w:sz="4"/>
+              <w:bottom w:val="single" w:color="A6A6A6" w:sz="4"/>
+              <w:right w:val="single" w:color="A6A6A6" w:sz="4"/>
+            </w:tcBorders>
+            <w:shd w:fill="EEF3F8" w:color="auto" w:val="clear"/>
+            <w:tcMar>
+              <w:top w:type="dxa" w:w="60"/>
+              <w:left w:type="dxa" w:w="90"/>
+              <w:bottom w:type="dxa" w:w="60"/>
+              <w:right w:type="dxa" w:w="90"/>
+            </w:tcMar>
+          </w:tcPr>
+          <w:p>
+            <w:pPr>
+              <w:spacing w:after="0" w:line="252"/>
+            </w:pPr>
+            <w:r>
+              <w:rPr>
+                <w:sz w:val="18"/>
+                <w:szCs w:val="18"/>
+              </w:rPr>
+              <w:t xml:space="preserve">Board class</w:t>
+            </w:r>
+          </w:p>
+        </w:tc>
+        <w:tc>
+          <w:tcPr>
+            <w:tcW w:type="dxa" w:w="4326"/>
+            <w:tcBorders>
+              <w:top w:val="single" w:color="A6A6A6" w:sz="4"/>
+              <w:left w:val="single" w:color="A6A6A6" w:sz="4"/>
+              <w:bottom w:val="single" w:color="A6A6A6" w:sz="4"/>
+              <w:right w:val="single" w:color="A6A6A6" w:sz="4"/>
+            </w:tcBorders>
+            <w:shd w:fill="EEF3F8" w:color="auto" w:val="clear"/>
+            <w:tcMar>
+              <w:top w:type="dxa" w:w="60"/>
+              <w:left w:type="dxa" w:w="90"/>
+              <w:bottom w:type="dxa" w:w="60"/>
+              <w:right w:type="dxa" w:w="90"/>
+            </w:tcMar>
+          </w:tcPr>
+          <w:p>
+            <w:pPr>
+              <w:spacing w:after="0" w:line="252"/>
+            </w:pPr>
+            <w:r>
+              <w:rPr>
+                <w:sz w:val="18"/>
+                <w:szCs w:val="18"/>
+              </w:rPr>
+              <w:t xml:space="preserve">9 qubits; H start; make_move adds x / ry(±π/4) / swap; measure 1 shot; countWinners with 8 lines.</w:t>
+            </w:r>
+          </w:p>
+        </w:tc>
+      </w:tr>
+      <w:tr>
+        <w:tc>
+          <w:tcPr>
+            <w:tcW w:type="dxa" w:w="1500"/>
+            <w:tcBorders>
+              <w:top w:val="single" w:color="A6A6A6" w:sz="4"/>
+              <w:left w:val="single" w:color="A6A6A6" w:sz="4"/>
+              <w:bottom w:val="single" w:color="A6A6A6" w:sz="4"/>
+              <w:right w:val="single" w:color="A6A6A6" w:sz="4"/>
+            </w:tcBorders>
+            <w:tcMar>
+              <w:top w:type="dxa" w:w="60"/>
+              <w:left w:type="dxa" w:w="90"/>
+              <w:bottom w:type="dxa" w:w="60"/>
+              <w:right w:type="dxa" w:w="90"/>
+            </w:tcMar>
+          </w:tcPr>
+          <w:p>
+            <w:pPr>
+              <w:spacing w:after="0" w:line="252"/>
+            </w:pPr>
+          </w:p>
+        </w:tc>
+        <w:tc>
+          <w:tcPr>
+            <w:tcW w:type="dxa" w:w="3200"/>
+            <w:tcBorders>
+              <w:top w:val="single" w:color="A6A6A6" w:sz="4"/>
+              <w:left w:val="single" w:color="A6A6A6" w:sz="4"/>
+              <w:bottom w:val="single" w:color="A6A6A6" w:sz="4"/>
+              <w:right w:val="single" w:color="A6A6A6" w:sz="4"/>
+            </w:tcBorders>
+            <w:tcMar>
+              <w:top w:type="dxa" w:w="60"/>
+              <w:left w:type="dxa" w:w="90"/>
+              <w:bottom w:type="dxa" w:w="60"/>
+              <w:right w:type="dxa" w:w="90"/>
+            </w:tcMar>
+          </w:tcPr>
+          <w:p>
+            <w:pPr>
+              <w:spacing w:after="0" w:line="252"/>
+            </w:pPr>
+            <w:r>
+              <w:rPr>
+                <w:sz w:val="18"/>
+                <w:szCs w:val="18"/>
+              </w:rPr>
+              <w:t xml:space="preserve">Game class</w:t>
+            </w:r>
+          </w:p>
+        </w:tc>
+        <w:tc>
+          <w:tcPr>
+            <w:tcW w:type="dxa" w:w="4326"/>
+            <w:tcBorders>
+              <w:top w:val="single" w:color="A6A6A6" w:sz="4"/>
+              <w:left w:val="single" w:color="A6A6A6" w:sz="4"/>
+              <w:bottom w:val="single" w:color="A6A6A6" w:sz="4"/>
+              <w:right w:val="single" w:color="A6A6A6" w:sz="4"/>
+            </w:tcBorders>
+            <w:tcMar>
+              <w:top w:type="dxa" w:w="60"/>
+              <w:left w:type="dxa" w:w="90"/>
+              <w:bottom w:type="dxa" w:w="60"/>
+              <w:right w:type="dxa" w:w="90"/>
+            </w:tcMar>
+          </w:tcPr>
+          <w:p>
+            <w:pPr>
+              <w:spacing w:after="0" w:line="252"/>
+            </w:pPr>
+            <w:r>
+              <w:rPr>
+                <w:sz w:val="18"/>
+                <w:szCs w:val="18"/>
+              </w:rPr>
+              <w:t xml:space="preserve">ipywidgets buttons and grid; handle_game routes clicks; unchanged rules.</w:t>
+            </w:r>
+          </w:p>
+        </w:tc>
+      </w:tr>
+      <w:tr>
+        <w:tc>
+          <w:tcPr>
+            <w:tcW w:type="dxa" w:w="1500"/>
+            <w:tcBorders>
+              <w:top w:val="single" w:color="A6A6A6" w:sz="4"/>
+              <w:left w:val="single" w:color="A6A6A6" w:sz="4"/>
+              <w:bottom w:val="single" w:color="A6A6A6" w:sz="4"/>
+              <w:right w:val="single" w:color="A6A6A6" w:sz="4"/>
+            </w:tcBorders>
+            <w:shd w:fill="EEF3F8" w:color="auto" w:val="clear"/>
+            <w:tcMar>
+              <w:top w:type="dxa" w:w="60"/>
+              <w:left w:type="dxa" w:w="90"/>
+              <w:bottom w:type="dxa" w:w="60"/>
+              <w:right w:type="dxa" w:w="90"/>
+            </w:tcMar>
+          </w:tcPr>
+          <w:p>
+            <w:pPr>
+              <w:spacing w:after="0" w:line="252"/>
+            </w:pPr>
+          </w:p>
+        </w:tc>
+        <w:tc>
+          <w:tcPr>
+            <w:tcW w:type="dxa" w:w="3200"/>
+            <w:tcBorders>
+              <w:top w:val="single" w:color="A6A6A6" w:sz="4"/>
+              <w:left w:val="single" w:color="A6A6A6" w:sz="4"/>
+              <w:bottom w:val="single" w:color="A6A6A6" w:sz="4"/>
+              <w:right w:val="single" w:color="A6A6A6" w:sz="4"/>
+            </w:tcBorders>
+            <w:shd w:fill="EEF3F8" w:color="auto" w:val="clear"/>
+            <w:tcMar>
+              <w:top w:type="dxa" w:w="60"/>
+              <w:left w:type="dxa" w:w="90"/>
+              <w:bottom w:type="dxa" w:w="60"/>
+              <w:right w:type="dxa" w:w="90"/>
+            </w:tcMar>
+          </w:tcPr>
+          <w:p>
+            <w:pPr>
+              <w:spacing w:after="0" w:line="252"/>
+            </w:pPr>
+            <w:r>
+              <w:rPr>
+                <w:sz w:val="18"/>
+                <w:szCs w:val="18"/>
+              </w:rPr>
+              <w:t xml:space="preserve">Recorded games</w:t>
+            </w:r>
+          </w:p>
+        </w:tc>
+        <w:tc>
+          <w:tcPr>
+            <w:tcW w:type="dxa" w:w="4326"/>
+            <w:tcBorders>
+              <w:top w:val="single" w:color="A6A6A6" w:sz="4"/>
+              <w:left w:val="single" w:color="A6A6A6" w:sz="4"/>
+              <w:bottom w:val="single" w:color="A6A6A6" w:sz="4"/>
+              <w:right w:val="single" w:color="A6A6A6" w:sz="4"/>
+            </w:tcBorders>
+            <w:shd w:fill="EEF3F8" w:color="auto" w:val="clear"/>
+            <w:tcMar>
+              <w:top w:type="dxa" w:w="60"/>
+              <w:left w:type="dxa" w:w="90"/>
+              <w:bottom w:type="dxa" w:w="60"/>
+              <w:right w:type="dxa" w:w="90"/>
+            </w:tcMar>
+          </w:tcPr>
+          <w:p>
+            <w:pPr>
+              <w:spacing w:after="0" w:line="252"/>
+            </w:pPr>
+            <w:r>
+              <w:rPr>
+                <w:sz w:val="18"/>
+                <w:szCs w:val="18"/>
+              </w:rPr>
+              <w:t xml:space="preserve">play_scripted() replays 4 games through the same Board code; 1000-shot study per game; heat map.</w:t>
+            </w:r>
+          </w:p>
+        </w:tc>
+      </w:tr>
+      <w:tr>
+        <w:tc>
+          <w:tcPr>
+            <w:tcW w:type="dxa" w:w="1500"/>
+            <w:tcBorders>
+              <w:top w:val="single" w:color="A6A6A6" w:sz="4"/>
+              <w:left w:val="single" w:color="A6A6A6" w:sz="4"/>
+              <w:bottom w:val="single" w:color="A6A6A6" w:sz="4"/>
+              <w:right w:val="single" w:color="A6A6A6" w:sz="4"/>
+            </w:tcBorders>
+            <w:tcMar>
+              <w:top w:type="dxa" w:w="60"/>
+              <w:left w:type="dxa" w:w="90"/>
+              <w:bottom w:type="dxa" w:w="60"/>
+              <w:right w:type="dxa" w:w="90"/>
+            </w:tcMar>
+          </w:tcPr>
+          <w:p>
+            <w:pPr>
+              <w:spacing w:after="0" w:line="252"/>
+            </w:pPr>
+          </w:p>
+        </w:tc>
+        <w:tc>
+          <w:tcPr>
+            <w:tcW w:type="dxa" w:w="3200"/>
+            <w:tcBorders>
+              <w:top w:val="single" w:color="A6A6A6" w:sz="4"/>
+              <w:left w:val="single" w:color="A6A6A6" w:sz="4"/>
+              <w:bottom w:val="single" w:color="A6A6A6" w:sz="4"/>
+              <w:right w:val="single" w:color="A6A6A6" w:sz="4"/>
+            </w:tcBorders>
+            <w:tcMar>
+              <w:top w:type="dxa" w:w="60"/>
+              <w:left w:type="dxa" w:w="90"/>
+              <w:bottom w:type="dxa" w:w="60"/>
+              <w:right w:type="dxa" w:w="90"/>
+            </w:tcMar>
+          </w:tcPr>
+          <w:p>
+            <w:pPr>
+              <w:spacing w:after="0" w:line="252"/>
+            </w:pPr>
+            <w:r>
+              <w:rPr>
+                <w:sz w:val="18"/>
+                <w:szCs w:val="18"/>
+              </w:rPr>
+              <w:t xml:space="preserve">Quokka export</w:t>
+            </w:r>
+          </w:p>
+        </w:tc>
+        <w:tc>
+          <w:tcPr>
+            <w:tcW w:type="dxa" w:w="4326"/>
+            <w:tcBorders>
+              <w:top w:val="single" w:color="A6A6A6" w:sz="4"/>
+              <w:left w:val="single" w:color="A6A6A6" w:sz="4"/>
+              <w:bottom w:val="single" w:color="A6A6A6" w:sz="4"/>
+              <w:right w:val="single" w:color="A6A6A6" w:sz="4"/>
+            </w:tcBorders>
+            <w:tcMar>
+              <w:top w:type="dxa" w:w="60"/>
+              <w:left w:type="dxa" w:w="90"/>
+              <w:bottom w:type="dxa" w:w="60"/>
+              <w:right w:type="dxa" w:w="90"/>
+            </w:tcMar>
+          </w:tcPr>
+          <w:p>
+            <w:pPr>
+              <w:spacing w:after="0" w:line="252"/>
+            </w:pPr>
+            <w:r>
+              <w:rPr>
+                <w:sz w:val="18"/>
+                <w:szCs w:val="18"/>
+              </w:rPr>
+              <w:t xml:space="preserve">removes reset, translates to h/ry/x/cx, sends Game 2 with 1000 shots.</w:t>
+            </w:r>
+          </w:p>
+        </w:tc>
+      </w:tr>
+      <w:tr>
+        <w:tc>
+          <w:tcPr>
+            <w:tcW w:type="dxa" w:w="1500"/>
+            <w:tcBorders>
+              <w:top w:val="single" w:color="A6A6A6" w:sz="4"/>
+              <w:left w:val="single" w:color="A6A6A6" w:sz="4"/>
+              <w:bottom w:val="single" w:color="A6A6A6" w:sz="4"/>
+              <w:right w:val="single" w:color="A6A6A6" w:sz="4"/>
+            </w:tcBorders>
+            <w:shd w:fill="EEF3F8" w:color="auto" w:val="clear"/>
+            <w:tcMar>
+              <w:top w:type="dxa" w:w="60"/>
+              <w:left w:type="dxa" w:w="90"/>
+              <w:bottom w:type="dxa" w:w="60"/>
+              <w:right w:type="dxa" w:w="90"/>
+            </w:tcMar>
+          </w:tcPr>
+          <w:p>
+            <w:pPr>
+              <w:spacing w:after="0" w:line="252"/>
+            </w:pPr>
+            <w:r>
+              <w:rPr>
+                <w:sz w:val="18"/>
+                <w:szCs w:val="18"/>
+              </w:rPr>
+              <w:t xml:space="preserve">Task 4</w:t>
+            </w:r>
+          </w:p>
+        </w:tc>
+        <w:tc>
+          <w:tcPr>
+            <w:tcW w:type="dxa" w:w="3200"/>
+            <w:tcBorders>
+              <w:top w:val="single" w:color="A6A6A6" w:sz="4"/>
+              <w:left w:val="single" w:color="A6A6A6" w:sz="4"/>
+              <w:bottom w:val="single" w:color="A6A6A6" w:sz="4"/>
+              <w:right w:val="single" w:color="A6A6A6" w:sz="4"/>
+            </w:tcBorders>
+            <w:shd w:fill="EEF3F8" w:color="auto" w:val="clear"/>
+            <w:tcMar>
+              <w:top w:type="dxa" w:w="60"/>
+              <w:left w:type="dxa" w:w="90"/>
+              <w:bottom w:type="dxa" w:w="60"/>
+              <w:right w:type="dxa" w:w="90"/>
+            </w:tcMar>
+          </w:tcPr>
+          <w:p>
+            <w:pPr>
+              <w:spacing w:after="0" w:line="252"/>
+            </w:pPr>
+            <w:r>
+              <w:rPr>
+                <w:sz w:val="18"/>
+                <w:szCs w:val="18"/>
+              </w:rPr>
+              <w:t xml:space="preserve">Data + split</w:t>
+            </w:r>
+          </w:p>
+        </w:tc>
+        <w:tc>
+          <w:tcPr>
+            <w:tcW w:type="dxa" w:w="4326"/>
+            <w:tcBorders>
+              <w:top w:val="single" w:color="A6A6A6" w:sz="4"/>
+              <w:left w:val="single" w:color="A6A6A6" w:sz="4"/>
+              <w:bottom w:val="single" w:color="A6A6A6" w:sz="4"/>
+              <w:right w:val="single" w:color="A6A6A6" w:sz="4"/>
+            </w:tcBorders>
+            <w:shd w:fill="EEF3F8" w:color="auto" w:val="clear"/>
+            <w:tcMar>
+              <w:top w:type="dxa" w:w="60"/>
+              <w:left w:type="dxa" w:w="90"/>
+              <w:bottom w:type="dxa" w:w="60"/>
+              <w:right w:type="dxa" w:w="90"/>
+            </w:tcMar>
+          </w:tcPr>
+          <w:p>
+            <w:pPr>
+              <w:spacing w:after="0" w:line="252"/>
+            </w:pPr>
+            <w:r>
+              <w:rPr>
+                <w:sz w:val="18"/>
+                <w:szCs w:val="18"/>
+              </w:rPr>
+              <w:t xml:space="preserve">generate_data(2) → 4 images; fixed-seed 75/25 split.</w:t>
+            </w:r>
+          </w:p>
+        </w:tc>
+      </w:tr>
+      <w:tr>
+        <w:tc>
+          <w:tcPr>
+            <w:tcW w:type="dxa" w:w="1500"/>
+            <w:tcBorders>
+              <w:top w:val="single" w:color="A6A6A6" w:sz="4"/>
+              <w:left w:val="single" w:color="A6A6A6" w:sz="4"/>
+              <w:bottom w:val="single" w:color="A6A6A6" w:sz="4"/>
+              <w:right w:val="single" w:color="A6A6A6" w:sz="4"/>
+            </w:tcBorders>
+            <w:tcMar>
+              <w:top w:type="dxa" w:w="60"/>
+              <w:left w:type="dxa" w:w="90"/>
+              <w:bottom w:type="dxa" w:w="60"/>
+              <w:right w:type="dxa" w:w="90"/>
+            </w:tcMar>
+          </w:tcPr>
+          <w:p>
+            <w:pPr>
+              <w:spacing w:after="0" w:line="252"/>
+            </w:pPr>
+          </w:p>
+        </w:tc>
+        <w:tc>
+          <w:tcPr>
+            <w:tcW w:type="dxa" w:w="3200"/>
+            <w:tcBorders>
+              <w:top w:val="single" w:color="A6A6A6" w:sz="4"/>
+              <w:left w:val="single" w:color="A6A6A6" w:sz="4"/>
+              <w:bottom w:val="single" w:color="A6A6A6" w:sz="4"/>
+              <w:right w:val="single" w:color="A6A6A6" w:sz="4"/>
+            </w:tcBorders>
+            <w:tcMar>
+              <w:top w:type="dxa" w:w="60"/>
+              <w:left w:type="dxa" w:w="90"/>
+              <w:bottom w:type="dxa" w:w="60"/>
+              <w:right w:type="dxa" w:w="90"/>
+            </w:tcMar>
+          </w:tcPr>
+          <w:p>
+            <w:pPr>
+              <w:spacing w:after="0" w:line="252"/>
+            </w:pPr>
+            <w:r>
+              <w:rPr>
+                <w:sz w:val="18"/>
+                <w:szCs w:val="18"/>
+              </w:rPr>
+              <w:t xml:space="preserve">Circuit</w:t>
+            </w:r>
+          </w:p>
+        </w:tc>
+        <w:tc>
+          <w:tcPr>
+            <w:tcW w:type="dxa" w:w="4326"/>
+            <w:tcBorders>
+              <w:top w:val="single" w:color="A6A6A6" w:sz="4"/>
+              <w:left w:val="single" w:color="A6A6A6" w:sz="4"/>
+              <w:bottom w:val="single" w:color="A6A6A6" w:sz="4"/>
+              <w:right w:val="single" w:color="A6A6A6" w:sz="4"/>
+            </w:tcBorders>
+            <w:tcMar>
+              <w:top w:type="dxa" w:w="60"/>
+              <w:left w:type="dxa" w:w="90"/>
+              <w:bottom w:type="dxa" w:w="60"/>
+              <w:right w:type="dxa" w:w="90"/>
+            </w:tcMar>
+          </w:tcPr>
+          <w:p>
+            <w:pPr>
+              <w:spacing w:after="0" w:line="252"/>
+            </w:pPr>
+            <w:r>
+              <w:rPr>
+                <w:sz w:val="18"/>
+                <w:szCs w:val="18"/>
+              </w:rPr>
+              <w:t xml:space="preserve">create_circuit: X gates encode pixels (input); 3 RY–RY–CNOT blocks in a tree; measure q3.</w:t>
+            </w:r>
+          </w:p>
+        </w:tc>
+      </w:tr>
+      <w:tr>
+        <w:tc>
+          <w:tcPr>
+            <w:tcW w:type="dxa" w:w="1500"/>
+            <w:tcBorders>
+              <w:top w:val="single" w:color="A6A6A6" w:sz="4"/>
+              <w:left w:val="single" w:color="A6A6A6" w:sz="4"/>
+              <w:bottom w:val="single" w:color="A6A6A6" w:sz="4"/>
+              <w:right w:val="single" w:color="A6A6A6" w:sz="4"/>
+            </w:tcBorders>
+            <w:shd w:fill="EEF3F8" w:color="auto" w:val="clear"/>
+            <w:tcMar>
+              <w:top w:type="dxa" w:w="60"/>
+              <w:left w:type="dxa" w:w="90"/>
+              <w:bottom w:type="dxa" w:w="60"/>
+              <w:right w:type="dxa" w:w="90"/>
+            </w:tcMar>
+          </w:tcPr>
+          <w:p>
+            <w:pPr>
+              <w:spacing w:after="0" w:line="252"/>
+            </w:pPr>
+          </w:p>
+        </w:tc>
+        <w:tc>
+          <w:tcPr>
+            <w:tcW w:type="dxa" w:w="3200"/>
+            <w:tcBorders>
+              <w:top w:val="single" w:color="A6A6A6" w:sz="4"/>
+              <w:left w:val="single" w:color="A6A6A6" w:sz="4"/>
+              <w:bottom w:val="single" w:color="A6A6A6" w:sz="4"/>
+              <w:right w:val="single" w:color="A6A6A6" w:sz="4"/>
+            </w:tcBorders>
+            <w:shd w:fill="EEF3F8" w:color="auto" w:val="clear"/>
+            <w:tcMar>
+              <w:top w:type="dxa" w:w="60"/>
+              <w:left w:type="dxa" w:w="90"/>
+              <w:bottom w:type="dxa" w:w="60"/>
+              <w:right w:type="dxa" w:w="90"/>
+            </w:tcMar>
+          </w:tcPr>
+          <w:p>
+            <w:pPr>
+              <w:spacing w:after="0" w:line="252"/>
+            </w:pPr>
+            <w:r>
+              <w:rPr>
+                <w:sz w:val="18"/>
+                <w:szCs w:val="18"/>
+              </w:rPr>
+              <w:t xml:space="preserve">SPSA + logging</w:t>
+            </w:r>
+          </w:p>
+        </w:tc>
+        <w:tc>
+          <w:tcPr>
+            <w:tcW w:type="dxa" w:w="4326"/>
+            <w:tcBorders>
+              <w:top w:val="single" w:color="A6A6A6" w:sz="4"/>
+              <w:left w:val="single" w:color="A6A6A6" w:sz="4"/>
+              <w:bottom w:val="single" w:color="A6A6A6" w:sz="4"/>
+              <w:right w:val="single" w:color="A6A6A6" w:sz="4"/>
+            </w:tcBorders>
+            <w:shd w:fill="EEF3F8" w:color="auto" w:val="clear"/>
+            <w:tcMar>
+              <w:top w:type="dxa" w:w="60"/>
+              <w:left w:type="dxa" w:w="90"/>
+              <w:bottom w:type="dxa" w:w="60"/>
+              <w:right w:type="dxa" w:w="90"/>
+            </w:tcMar>
+          </w:tcPr>
+          <w:p>
+            <w:pPr>
+              <w:spacing w:after="0" w:line="252"/>
+            </w:pPr>
+            <w:r>
+              <w:rPr>
+                <w:sz w:val="18"/>
+                <w:szCs w:val="18"/>
+              </w:rPr>
+              <w:t xml:space="preserve">Two loss evaluations per step; records output and time every iteration; 900 circuits.</w:t>
+            </w:r>
+          </w:p>
+        </w:tc>
+      </w:tr>
+      <w:tr>
+        <w:tc>
+          <w:tcPr>
+            <w:tcW w:type="dxa" w:w="1500"/>
+            <w:tcBorders>
+              <w:top w:val="single" w:color="A6A6A6" w:sz="4"/>
+              <w:left w:val="single" w:color="A6A6A6" w:sz="4"/>
+              <w:bottom w:val="single" w:color="A6A6A6" w:sz="4"/>
+              <w:right w:val="single" w:color="A6A6A6" w:sz="4"/>
+            </w:tcBorders>
+            <w:tcMar>
+              <w:top w:type="dxa" w:w="60"/>
+              <w:left w:type="dxa" w:w="90"/>
+              <w:bottom w:type="dxa" w:w="60"/>
+              <w:right w:type="dxa" w:w="90"/>
+            </w:tcMar>
+          </w:tcPr>
+          <w:p>
+            <w:pPr>
+              <w:spacing w:after="0" w:line="252"/>
+            </w:pPr>
+          </w:p>
+        </w:tc>
+        <w:tc>
+          <w:tcPr>
+            <w:tcW w:type="dxa" w:w="3200"/>
+            <w:tcBorders>
+              <w:top w:val="single" w:color="A6A6A6" w:sz="4"/>
+              <w:left w:val="single" w:color="A6A6A6" w:sz="4"/>
+              <w:bottom w:val="single" w:color="A6A6A6" w:sz="4"/>
+              <w:right w:val="single" w:color="A6A6A6" w:sz="4"/>
+            </w:tcBorders>
+            <w:tcMar>
+              <w:top w:type="dxa" w:w="60"/>
+              <w:left w:type="dxa" w:w="90"/>
+              <w:bottom w:type="dxa" w:w="60"/>
+              <w:right w:type="dxa" w:w="90"/>
+            </w:tcMar>
+          </w:tcPr>
+          <w:p>
+            <w:pPr>
+              <w:spacing w:after="0" w:line="252"/>
+            </w:pPr>
+            <w:r>
+              <w:rPr>
+                <w:sz w:val="18"/>
+                <w:szCs w:val="18"/>
+              </w:rPr>
+              <w:t xml:space="preserve">Local versions</w:t>
+            </w:r>
+          </w:p>
+        </w:tc>
+        <w:tc>
+          <w:tcPr>
+            <w:tcW w:type="dxa" w:w="4326"/>
+            <w:tcBorders>
+              <w:top w:val="single" w:color="A6A6A6" w:sz="4"/>
+              <w:left w:val="single" w:color="A6A6A6" w:sz="4"/>
+              <w:bottom w:val="single" w:color="A6A6A6" w:sz="4"/>
+              <w:right w:val="single" w:color="A6A6A6" w:sz="4"/>
+            </w:tcBorders>
+            <w:tcMar>
+              <w:top w:type="dxa" w:w="60"/>
+              <w:left w:type="dxa" w:w="90"/>
+              <w:bottom w:type="dxa" w:w="60"/>
+              <w:right w:type="dxa" w:w="90"/>
+            </w:tcMar>
+          </w:tcPr>
+          <w:p>
+            <w:pPr>
+              <w:spacing w:after="0" w:line="252"/>
+            </w:pPr>
+            <w:r>
+              <w:rPr>
+                <w:sz w:val="18"/>
+                <w:szCs w:val="18"/>
+              </w:rPr>
+              <w:t xml:space="preserve">Local-A NumPy state vector (checked against Qiskit); Local-B and Local-C classical models; comparison table and plots.</w:t>
+            </w:r>
+          </w:p>
+        </w:tc>
+      </w:tr>
+    </w:tbl>
+    <w:p>
+      <w:pPr>
+        <w:spacing w:after="100"/>
+      </w:pPr>
+    </w:p>
+    <w:p>
+      <w:pPr>
+        <w:pStyle w:val="Heading2"/>
+      </w:pPr>
+      <w:r>
+        <w:t xml:space="preserve">8.4 What went wrong during development, and how did we fix it?</w:t>
+      </w:r>
+    </w:p>
+    <w:p>
+      <w:pPr>
+        <w:keepNext/>
+        <w:spacing w:after="80" w:before="120"/>
+      </w:pPr>
+      <w:r>
+        <w:rPr>
+          <w:b/>
+          <w:bCs/>
+          <w:color w:val="1F4E79"/>
+          <w:sz w:val="20"/>
+          <w:szCs w:val="20"/>
+        </w:rPr>
+        <w:t xml:space="preserve">Table 19. </w:t>
+      </w:r>
+      <w:r>
+        <w:rPr>
+          <w:i/>
+          <w:iCs/>
+          <w:sz w:val="20"/>
+          <w:szCs w:val="20"/>
+        </w:rPr>
+        <w:t xml:space="preserve">Problems found by testing, and their fixes</w:t>
+      </w:r>
+    </w:p>
+    <w:tbl>
+      <w:tblPr>
+        <w:tblW w:type="dxa" w:w="9026"/>
+        <w:tblBorders>
+          <w:top w:val="single" w:color="auto" w:sz="4"/>
+          <w:left w:val="single" w:color="auto" w:sz="4"/>
+          <w:bottom w:val="single" w:color="auto" w:sz="4"/>
+          <w:right w:val="single" w:color="auto" w:sz="4"/>
+          <w:insideH w:val="single" w:color="auto" w:sz="4"/>
+          <w:insideV w:val="single" w:color="auto" w:sz="4"/>
+        </w:tblBorders>
+      </w:tblPr>
+      <w:tblGrid>
+        <w:gridCol w:w="2400"/>
+        <w:gridCol w:w="3300"/>
+        <w:gridCol w:w="3326"/>
+      </w:tblGrid>
+      <w:tr>
+        <w:trPr>
+          <w:tblHeader/>
+        </w:trPr>
+        <w:tc>
+          <w:tcPr>
+            <w:tcW w:type="dxa" w:w="2400"/>
+            <w:tcBorders>
+              <w:top w:val="single" w:color="A6A6A6" w:sz="4"/>
+              <w:left w:val="single" w:color="A6A6A6" w:sz="4"/>
+              <w:bottom w:val="single" w:color="A6A6A6" w:sz="4"/>
+              <w:right w:val="single" w:color="A6A6A6" w:sz="4"/>
+            </w:tcBorders>
+            <w:shd w:fill="1F4E79" w:color="auto" w:val="clear"/>
+            <w:tcMar>
+              <w:top w:type="dxa" w:w="60"/>
+              <w:left w:type="dxa" w:w="90"/>
+              <w:bottom w:type="dxa" w:w="60"/>
+              <w:right w:type="dxa" w:w="90"/>
+            </w:tcMar>
+          </w:tcPr>
+          <w:p>
+            <w:pPr>
+              <w:spacing w:after="0" w:line="252"/>
+            </w:pPr>
+            <w:r>
+              <w:rPr>
+                <w:b/>
+                <w:bCs/>
+                <w:color w:val="FFFFFF"/>
+                <w:sz w:val="18"/>
+                <w:szCs w:val="18"/>
+              </w:rPr>
+              <w:t xml:space="preserve">Problem</w:t>
+            </w:r>
+          </w:p>
+        </w:tc>
+        <w:tc>
+          <w:tcPr>
+            <w:tcW w:type="dxa" w:w="3300"/>
+            <w:tcBorders>
+              <w:top w:val="single" w:color="A6A6A6" w:sz="4"/>
+              <w:left w:val="single" w:color="A6A6A6" w:sz="4"/>
+              <w:bottom w:val="single" w:color="A6A6A6" w:sz="4"/>
+              <w:right w:val="single" w:color="A6A6A6" w:sz="4"/>
+            </w:tcBorders>
+            <w:shd w:fill="1F4E79" w:color="auto" w:val="clear"/>
+            <w:tcMar>
+              <w:top w:type="dxa" w:w="60"/>
+              <w:left w:type="dxa" w:w="90"/>
+              <w:bottom w:type="dxa" w:w="60"/>
+              <w:right w:type="dxa" w:w="90"/>
+            </w:tcMar>
+          </w:tcPr>
+          <w:p>
+            <w:pPr>
+              <w:spacing w:after="0" w:line="252"/>
+            </w:pPr>
+            <w:r>
+              <w:rPr>
+                <w:b/>
+                <w:bCs/>
+                <w:color w:val="FFFFFF"/>
+                <w:sz w:val="18"/>
+                <w:szCs w:val="18"/>
+              </w:rPr>
+              <w:t xml:space="preserve">Cause</w:t>
+            </w:r>
+          </w:p>
+        </w:tc>
+        <w:tc>
+          <w:tcPr>
+            <w:tcW w:type="dxa" w:w="3326"/>
+            <w:tcBorders>
+              <w:top w:val="single" w:color="A6A6A6" w:sz="4"/>
+              <w:left w:val="single" w:color="A6A6A6" w:sz="4"/>
+              <w:bottom w:val="single" w:color="A6A6A6" w:sz="4"/>
+              <w:right w:val="single" w:color="A6A6A6" w:sz="4"/>
+            </w:tcBorders>
+            <w:shd w:fill="1F4E79" w:color="auto" w:val="clear"/>
+            <w:tcMar>
+              <w:top w:type="dxa" w:w="60"/>
+              <w:left w:type="dxa" w:w="90"/>
+              <w:bottom w:type="dxa" w:w="60"/>
+              <w:right w:type="dxa" w:w="90"/>
+            </w:tcMar>
+          </w:tcPr>
+          <w:p>
+            <w:pPr>
+              <w:spacing w:after="0" w:line="252"/>
+            </w:pPr>
+            <w:r>
+              <w:rPr>
+                <w:b/>
+                <w:bCs/>
+                <w:color w:val="FFFFFF"/>
+                <w:sz w:val="18"/>
+                <w:szCs w:val="18"/>
+              </w:rPr>
+              <w:t xml:space="preserve">Fix</w:t>
+            </w:r>
+          </w:p>
+        </w:tc>
+      </w:tr>
+      <w:tr>
+        <w:tc>
+          <w:tcPr>
+            <w:tcW w:type="dxa" w:w="2400"/>
+            <w:tcBorders>
+              <w:top w:val="single" w:color="A6A6A6" w:sz="4"/>
+              <w:left w:val="single" w:color="A6A6A6" w:sz="4"/>
+              <w:bottom w:val="single" w:color="A6A6A6" w:sz="4"/>
+              <w:right w:val="single" w:color="A6A6A6" w:sz="4"/>
+            </w:tcBorders>
+            <w:tcMar>
+              <w:top w:type="dxa" w:w="60"/>
+              <w:left w:type="dxa" w:w="90"/>
+              <w:bottom w:type="dxa" w:w="60"/>
+              <w:right w:type="dxa" w:w="90"/>
+            </w:tcMar>
+          </w:tcPr>
+          <w:p>
+            <w:pPr>
+              <w:spacing w:after="0" w:line="252"/>
+            </w:pPr>
+            <w:r>
+              <w:rPr>
+                <w:sz w:val="18"/>
+                <w:szCs w:val="18"/>
+              </w:rPr>
+              <w:t xml:space="preserve">Quokka returned HTTP 404</w:t>
+            </w:r>
+          </w:p>
+        </w:tc>
+        <w:tc>
+          <w:tcPr>
+            <w:tcW w:type="dxa" w:w="3300"/>
+            <w:tcBorders>
+              <w:top w:val="single" w:color="A6A6A6" w:sz="4"/>
+              <w:left w:val="single" w:color="A6A6A6" w:sz="4"/>
+              <w:bottom w:val="single" w:color="A6A6A6" w:sz="4"/>
+              <w:right w:val="single" w:color="A6A6A6" w:sz="4"/>
+            </w:tcBorders>
+            <w:tcMar>
+              <w:top w:type="dxa" w:w="60"/>
+              <w:left w:type="dxa" w:w="90"/>
+              <w:bottom w:type="dxa" w:w="60"/>
+              <w:right w:type="dxa" w:w="90"/>
+            </w:tcMar>
+          </w:tcPr>
+          <w:p>
+            <w:pPr>
+              <w:spacing w:after="0" w:line="252"/>
+            </w:pPr>
+            <w:r>
+              <w:rPr>
+                <w:sz w:val="18"/>
+                <w:szCs w:val="18"/>
+              </w:rPr>
+              <w:t xml:space="preserve">device server offline (ERR_NGROK_3200)</w:t>
+            </w:r>
+          </w:p>
+        </w:tc>
+        <w:tc>
+          <w:tcPr>
+            <w:tcW w:type="dxa" w:w="3326"/>
+            <w:tcBorders>
+              <w:top w:val="single" w:color="A6A6A6" w:sz="4"/>
+              <w:left w:val="single" w:color="A6A6A6" w:sz="4"/>
+              <w:bottom w:val="single" w:color="A6A6A6" w:sz="4"/>
+              <w:right w:val="single" w:color="A6A6A6" w:sz="4"/>
+            </w:tcBorders>
+            <w:tcMar>
+              <w:top w:type="dxa" w:w="60"/>
+              <w:left w:type="dxa" w:w="90"/>
+              <w:bottom w:type="dxa" w:w="60"/>
+              <w:right w:type="dxa" w:w="90"/>
+            </w:tcMar>
+          </w:tcPr>
+          <w:p>
+            <w:pPr>
+              <w:spacing w:after="0" w:line="252"/>
+            </w:pPr>
+            <w:r>
+              <w:rPr>
+                <w:sz w:val="18"/>
+                <w:szCs w:val="18"/>
+              </w:rPr>
+              <w:t xml:space="preserve">labelled local fallback; status test; watcher; configurable address</w:t>
+            </w:r>
+          </w:p>
+        </w:tc>
+      </w:tr>
+      <w:tr>
+        <w:tc>
+          <w:tcPr>
+            <w:tcW w:type="dxa" w:w="2400"/>
+            <w:tcBorders>
+              <w:top w:val="single" w:color="A6A6A6" w:sz="4"/>
+              <w:left w:val="single" w:color="A6A6A6" w:sz="4"/>
+              <w:bottom w:val="single" w:color="A6A6A6" w:sz="4"/>
+              <w:right w:val="single" w:color="A6A6A6" w:sz="4"/>
+            </w:tcBorders>
+            <w:shd w:fill="EEF3F8" w:color="auto" w:val="clear"/>
+            <w:tcMar>
+              <w:top w:type="dxa" w:w="60"/>
+              <w:left w:type="dxa" w:w="90"/>
+              <w:bottom w:type="dxa" w:w="60"/>
+              <w:right w:type="dxa" w:w="90"/>
+            </w:tcMar>
+          </w:tcPr>
+          <w:p>
+            <w:pPr>
+              <w:spacing w:after="0" w:line="252"/>
+            </w:pPr>
+            <w:r>
+              <w:rPr>
+                <w:sz w:val="18"/>
+                <w:szCs w:val="18"/>
+              </w:rPr>
+              <w:t xml:space="preserve">Bell counts changed every run</w:t>
+            </w:r>
+          </w:p>
+        </w:tc>
+        <w:tc>
+          <w:tcPr>
+            <w:tcW w:type="dxa" w:w="3300"/>
+            <w:tcBorders>
+              <w:top w:val="single" w:color="A6A6A6" w:sz="4"/>
+              <w:left w:val="single" w:color="A6A6A6" w:sz="4"/>
+              <w:bottom w:val="single" w:color="A6A6A6" w:sz="4"/>
+              <w:right w:val="single" w:color="A6A6A6" w:sz="4"/>
+            </w:tcBorders>
+            <w:shd w:fill="EEF3F8" w:color="auto" w:val="clear"/>
+            <w:tcMar>
+              <w:top w:type="dxa" w:w="60"/>
+              <w:left w:type="dxa" w:w="90"/>
+              <w:bottom w:type="dxa" w:w="60"/>
+              <w:right w:type="dxa" w:w="90"/>
+            </w:tcMar>
+          </w:tcPr>
+          <w:p>
+            <w:pPr>
+              <w:spacing w:after="0" w:line="252"/>
+            </w:pPr>
+            <w:r>
+              <w:rPr>
+                <w:sz w:val="18"/>
+                <w:szCs w:val="18"/>
+              </w:rPr>
+              <w:t xml:space="preserve">unseeded local simulator</w:t>
+            </w:r>
+          </w:p>
+        </w:tc>
+        <w:tc>
+          <w:tcPr>
+            <w:tcW w:type="dxa" w:w="3326"/>
+            <w:tcBorders>
+              <w:top w:val="single" w:color="A6A6A6" w:sz="4"/>
+              <w:left w:val="single" w:color="A6A6A6" w:sz="4"/>
+              <w:bottom w:val="single" w:color="A6A6A6" w:sz="4"/>
+              <w:right w:val="single" w:color="A6A6A6" w:sz="4"/>
+            </w:tcBorders>
+            <w:shd w:fill="EEF3F8" w:color="auto" w:val="clear"/>
+            <w:tcMar>
+              <w:top w:type="dxa" w:w="60"/>
+              <w:left w:type="dxa" w:w="90"/>
+              <w:bottom w:type="dxa" w:w="60"/>
+              <w:right w:type="dxa" w:w="90"/>
+            </w:tcMar>
+          </w:tcPr>
+          <w:p>
+            <w:pPr>
+              <w:spacing w:after="0" w:line="252"/>
+            </w:pPr>
+            <w:r>
+              <w:rPr>
+                <w:sz w:val="18"/>
+                <w:szCs w:val="18"/>
+              </w:rPr>
+              <w:t xml:space="preserve">fixed seed sequence (LOCAL_SEED = 802) → repeatable evidence</w:t>
+            </w:r>
+          </w:p>
+        </w:tc>
+      </w:tr>
+      <w:tr>
+        <w:tc>
+          <w:tcPr>
+            <w:tcW w:type="dxa" w:w="2400"/>
+            <w:tcBorders>
+              <w:top w:val="single" w:color="A6A6A6" w:sz="4"/>
+              <w:left w:val="single" w:color="A6A6A6" w:sz="4"/>
+              <w:bottom w:val="single" w:color="A6A6A6" w:sz="4"/>
+              <w:right w:val="single" w:color="A6A6A6" w:sz="4"/>
+            </w:tcBorders>
+            <w:tcMar>
+              <w:top w:type="dxa" w:w="60"/>
+              <w:left w:type="dxa" w:w="90"/>
+              <w:bottom w:type="dxa" w:w="60"/>
+              <w:right w:type="dxa" w:w="90"/>
+            </w:tcMar>
+          </w:tcPr>
+          <w:p>
+            <w:pPr>
+              <w:spacing w:after="0" w:line="252"/>
+            </w:pPr>
+            <w:r>
+              <w:rPr>
+                <w:sz w:val="18"/>
+                <w:szCs w:val="18"/>
+              </w:rPr>
+              <w:t xml:space="preserve">Colab: No module named 'cirq'</w:t>
+            </w:r>
+          </w:p>
+        </w:tc>
+        <w:tc>
+          <w:tcPr>
+            <w:tcW w:type="dxa" w:w="3300"/>
+            <w:tcBorders>
+              <w:top w:val="single" w:color="A6A6A6" w:sz="4"/>
+              <w:left w:val="single" w:color="A6A6A6" w:sz="4"/>
+              <w:bottom w:val="single" w:color="A6A6A6" w:sz="4"/>
+              <w:right w:val="single" w:color="A6A6A6" w:sz="4"/>
+            </w:tcBorders>
+            <w:tcMar>
+              <w:top w:type="dxa" w:w="60"/>
+              <w:left w:type="dxa" w:w="90"/>
+              <w:bottom w:type="dxa" w:w="60"/>
+              <w:right w:type="dxa" w:w="90"/>
+            </w:tcMar>
+          </w:tcPr>
+          <w:p>
+            <w:pPr>
+              <w:spacing w:after="0" w:line="252"/>
+            </w:pPr>
+            <w:r>
+              <w:rPr>
+                <w:sz w:val="18"/>
+                <w:szCs w:val="18"/>
+              </w:rPr>
+              <w:t xml:space="preserve">nbconvert started a kernel from a different Python</w:t>
+            </w:r>
+          </w:p>
+        </w:tc>
+        <w:tc>
+          <w:tcPr>
+            <w:tcW w:type="dxa" w:w="3326"/>
+            <w:tcBorders>
+              <w:top w:val="single" w:color="A6A6A6" w:sz="4"/>
+              <w:left w:val="single" w:color="A6A6A6" w:sz="4"/>
+              <w:bottom w:val="single" w:color="A6A6A6" w:sz="4"/>
+              <w:right w:val="single" w:color="A6A6A6" w:sz="4"/>
+            </w:tcBorders>
+            <w:tcMar>
+              <w:top w:type="dxa" w:w="60"/>
+              <w:left w:type="dxa" w:w="90"/>
+              <w:bottom w:type="dxa" w:w="60"/>
+              <w:right w:type="dxa" w:w="90"/>
+            </w:tcMar>
+          </w:tcPr>
+          <w:p>
+            <w:pPr>
+              <w:spacing w:after="0" w:line="252"/>
+            </w:pPr>
+            <w:r>
+              <w:rPr>
+                <w:sz w:val="18"/>
+                <w:szCs w:val="18"/>
+              </w:rPr>
+              <w:t xml:space="preserve">run_project.py installs missing packages and registers its own kernel</w:t>
+            </w:r>
+          </w:p>
+        </w:tc>
+      </w:tr>
+      <w:tr>
+        <w:tc>
+          <w:tcPr>
+            <w:tcW w:type="dxa" w:w="2400"/>
+            <w:tcBorders>
+              <w:top w:val="single" w:color="A6A6A6" w:sz="4"/>
+              <w:left w:val="single" w:color="A6A6A6" w:sz="4"/>
+              <w:bottom w:val="single" w:color="A6A6A6" w:sz="4"/>
+              <w:right w:val="single" w:color="A6A6A6" w:sz="4"/>
+            </w:tcBorders>
+            <w:shd w:fill="EEF3F8" w:color="auto" w:val="clear"/>
+            <w:tcMar>
+              <w:top w:type="dxa" w:w="60"/>
+              <w:left w:type="dxa" w:w="90"/>
+              <w:bottom w:type="dxa" w:w="60"/>
+              <w:right w:type="dxa" w:w="90"/>
+            </w:tcMar>
+          </w:tcPr>
+          <w:p>
+            <w:pPr>
+              <w:spacing w:after="0" w:line="252"/>
+            </w:pPr>
+            <w:r>
+              <w:rPr>
+                <w:sz w:val="18"/>
+                <w:szCs w:val="18"/>
+              </w:rPr>
+              <w:t xml:space="preserve">Custom circuit would be rejected by Quokka</w:t>
+            </w:r>
+          </w:p>
+        </w:tc>
+        <w:tc>
+          <w:tcPr>
+            <w:tcW w:type="dxa" w:w="3300"/>
+            <w:tcBorders>
+              <w:top w:val="single" w:color="A6A6A6" w:sz="4"/>
+              <w:left w:val="single" w:color="A6A6A6" w:sz="4"/>
+              <w:bottom w:val="single" w:color="A6A6A6" w:sz="4"/>
+              <w:right w:val="single" w:color="A6A6A6" w:sz="4"/>
+            </w:tcBorders>
+            <w:shd w:fill="EEF3F8" w:color="auto" w:val="clear"/>
+            <w:tcMar>
+              <w:top w:type="dxa" w:w="60"/>
+              <w:left w:type="dxa" w:w="90"/>
+              <w:bottom w:type="dxa" w:w="60"/>
+              <w:right w:type="dxa" w:w="90"/>
+            </w:tcMar>
+          </w:tcPr>
+          <w:p>
+            <w:pPr>
+              <w:spacing w:after="0" w:line="252"/>
+            </w:pPr>
+            <w:r>
+              <w:rPr>
+                <w:sz w:val="18"/>
+                <w:szCs w:val="18"/>
+              </w:rPr>
+              <w:t xml:space="preserve">s and ccx are not in Quokka's QASM gate list</w:t>
+            </w:r>
+          </w:p>
+        </w:tc>
+        <w:tc>
+          <w:tcPr>
+            <w:tcW w:type="dxa" w:w="3326"/>
+            <w:tcBorders>
+              <w:top w:val="single" w:color="A6A6A6" w:sz="4"/>
+              <w:left w:val="single" w:color="A6A6A6" w:sz="4"/>
+              <w:bottom w:val="single" w:color="A6A6A6" w:sz="4"/>
+              <w:right w:val="single" w:color="A6A6A6" w:sz="4"/>
+            </w:tcBorders>
+            <w:shd w:fill="EEF3F8" w:color="auto" w:val="clear"/>
+            <w:tcMar>
+              <w:top w:type="dxa" w:w="60"/>
+              <w:left w:type="dxa" w:w="90"/>
+              <w:bottom w:type="dxa" w:w="60"/>
+              <w:right w:type="dxa" w:w="90"/>
+            </w:tcMar>
+          </w:tcPr>
+          <w:p>
+            <w:pPr>
+              <w:spacing w:after="0" w:line="252"/>
+            </w:pPr>
+            <w:r>
+              <w:rPr>
+                <w:sz w:val="18"/>
+                <w:szCs w:val="18"/>
+              </w:rPr>
+              <w:t xml:space="preserve">to_quokka_gates() rewrites them; equivalence checked</w:t>
+            </w:r>
+          </w:p>
+        </w:tc>
+      </w:tr>
+      <w:tr>
+        <w:tc>
+          <w:tcPr>
+            <w:tcW w:type="dxa" w:w="2400"/>
+            <w:tcBorders>
+              <w:top w:val="single" w:color="A6A6A6" w:sz="4"/>
+              <w:left w:val="single" w:color="A6A6A6" w:sz="4"/>
+              <w:bottom w:val="single" w:color="A6A6A6" w:sz="4"/>
+              <w:right w:val="single" w:color="A6A6A6" w:sz="4"/>
+            </w:tcBorders>
+            <w:tcMar>
+              <w:top w:type="dxa" w:w="60"/>
+              <w:left w:type="dxa" w:w="90"/>
+              <w:bottom w:type="dxa" w:w="60"/>
+              <w:right w:type="dxa" w:w="90"/>
+            </w:tcMar>
+          </w:tcPr>
+          <w:p>
+            <w:pPr>
+              <w:spacing w:after="0" w:line="252"/>
+            </w:pPr>
+            <w:r>
+              <w:rPr>
+                <w:sz w:val="18"/>
+                <w:szCs w:val="18"/>
+              </w:rPr>
+              <w:t xml:space="preserve">Tic-tac-toe could never have a winner</w:t>
+            </w:r>
+          </w:p>
+        </w:tc>
+        <w:tc>
+          <w:tcPr>
+            <w:tcW w:type="dxa" w:w="3300"/>
+            <w:tcBorders>
+              <w:top w:val="single" w:color="A6A6A6" w:sz="4"/>
+              <w:left w:val="single" w:color="A6A6A6" w:sz="4"/>
+              <w:bottom w:val="single" w:color="A6A6A6" w:sz="4"/>
+              <w:right w:val="single" w:color="A6A6A6" w:sz="4"/>
+            </w:tcBorders>
+            <w:tcMar>
+              <w:top w:type="dxa" w:w="60"/>
+              <w:left w:type="dxa" w:w="90"/>
+              <w:bottom w:type="dxa" w:w="60"/>
+              <w:right w:type="dxa" w:w="90"/>
+            </w:tcMar>
+          </w:tcPr>
+          <w:p>
+            <w:pPr>
+              <w:spacing w:after="0" w:line="252"/>
+            </w:pPr>
+            <w:r>
+              <w:rPr>
+                <w:sz w:val="18"/>
+                <w:szCs w:val="18"/>
+              </w:rPr>
+              <w:t xml:space="preserve">winners = () in supplied code</w:t>
+            </w:r>
+          </w:p>
+        </w:tc>
+        <w:tc>
+          <w:tcPr>
+            <w:tcW w:type="dxa" w:w="3326"/>
+            <w:tcBorders>
+              <w:top w:val="single" w:color="A6A6A6" w:sz="4"/>
+              <w:left w:val="single" w:color="A6A6A6" w:sz="4"/>
+              <w:bottom w:val="single" w:color="A6A6A6" w:sz="4"/>
+              <w:right w:val="single" w:color="A6A6A6" w:sz="4"/>
+            </w:tcBorders>
+            <w:tcMar>
+              <w:top w:type="dxa" w:w="60"/>
+              <w:left w:type="dxa" w:w="90"/>
+              <w:bottom w:type="dxa" w:w="60"/>
+              <w:right w:type="dxa" w:w="90"/>
+            </w:tcMar>
+          </w:tcPr>
+          <w:p>
+            <w:pPr>
+              <w:spacing w:after="0" w:line="252"/>
+            </w:pPr>
+            <w:r>
+              <w:rPr>
+                <w:sz w:val="18"/>
+                <w:szCs w:val="18"/>
+              </w:rPr>
+              <w:t xml:space="preserve">added the 8 winning lines</w:t>
+            </w:r>
+          </w:p>
+        </w:tc>
+      </w:tr>
+      <w:tr>
+        <w:tc>
+          <w:tcPr>
+            <w:tcW w:type="dxa" w:w="2400"/>
+            <w:tcBorders>
+              <w:top w:val="single" w:color="A6A6A6" w:sz="4"/>
+              <w:left w:val="single" w:color="A6A6A6" w:sz="4"/>
+              <w:bottom w:val="single" w:color="A6A6A6" w:sz="4"/>
+              <w:right w:val="single" w:color="A6A6A6" w:sz="4"/>
+            </w:tcBorders>
+            <w:shd w:fill="EEF3F8" w:color="auto" w:val="clear"/>
+            <w:tcMar>
+              <w:top w:type="dxa" w:w="60"/>
+              <w:left w:type="dxa" w:w="90"/>
+              <w:bottom w:type="dxa" w:w="60"/>
+              <w:right w:type="dxa" w:w="90"/>
+            </w:tcMar>
+          </w:tcPr>
+          <w:p>
+            <w:pPr>
+              <w:spacing w:after="0" w:line="252"/>
+            </w:pPr>
+            <w:r>
+              <w:rPr>
+                <w:sz w:val="18"/>
+                <w:szCs w:val="18"/>
+              </w:rPr>
+              <w:t xml:space="preserve">O button helped player X</w:t>
+            </w:r>
+          </w:p>
+        </w:tc>
+        <w:tc>
+          <w:tcPr>
+            <w:tcW w:type="dxa" w:w="3300"/>
+            <w:tcBorders>
+              <w:top w:val="single" w:color="A6A6A6" w:sz="4"/>
+              <w:left w:val="single" w:color="A6A6A6" w:sz="4"/>
+              <w:bottom w:val="single" w:color="A6A6A6" w:sz="4"/>
+              <w:right w:val="single" w:color="A6A6A6" w:sz="4"/>
+            </w:tcBorders>
+            <w:shd w:fill="EEF3F8" w:color="auto" w:val="clear"/>
+            <w:tcMar>
+              <w:top w:type="dxa" w:w="60"/>
+              <w:left w:type="dxa" w:w="90"/>
+              <w:bottom w:type="dxa" w:w="60"/>
+              <w:right w:type="dxa" w:w="90"/>
+            </w:tcMar>
+          </w:tcPr>
+          <w:p>
+            <w:pPr>
+              <w:spacing w:after="0" w:line="252"/>
+            </w:pPr>
+            <w:r>
+              <w:rPr>
+                <w:sz w:val="18"/>
+                <w:szCs w:val="18"/>
+              </w:rPr>
+              <w:t xml:space="preserve">comments swapped rotation directions</w:t>
+            </w:r>
+          </w:p>
+        </w:tc>
+        <w:tc>
+          <w:tcPr>
+            <w:tcW w:type="dxa" w:w="3326"/>
+            <w:tcBorders>
+              <w:top w:val="single" w:color="A6A6A6" w:sz="4"/>
+              <w:left w:val="single" w:color="A6A6A6" w:sz="4"/>
+              <w:bottom w:val="single" w:color="A6A6A6" w:sz="4"/>
+              <w:right w:val="single" w:color="A6A6A6" w:sz="4"/>
+            </w:tcBorders>
+            <w:shd w:fill="EEF3F8" w:color="auto" w:val="clear"/>
+            <w:tcMar>
+              <w:top w:type="dxa" w:w="60"/>
+              <w:left w:type="dxa" w:w="90"/>
+              <w:bottom w:type="dxa" w:w="60"/>
+              <w:right w:type="dxa" w:w="90"/>
+            </w:tcMar>
+          </w:tcPr>
+          <w:p>
+            <w:pPr>
+              <w:spacing w:after="0" w:line="252"/>
+            </w:pPr>
+            <w:r>
+              <w:rPr>
+                <w:sz w:val="18"/>
+                <w:szCs w:val="18"/>
+              </w:rPr>
+              <w:t xml:space="preserve">followed the game rules; corrected comments</w:t>
+            </w:r>
+          </w:p>
+        </w:tc>
+      </w:tr>
+      <w:tr>
+        <w:tc>
+          <w:tcPr>
+            <w:tcW w:type="dxa" w:w="2400"/>
+            <w:tcBorders>
+              <w:top w:val="single" w:color="A6A6A6" w:sz="4"/>
+              <w:left w:val="single" w:color="A6A6A6" w:sz="4"/>
+              <w:bottom w:val="single" w:color="A6A6A6" w:sz="4"/>
+              <w:right w:val="single" w:color="A6A6A6" w:sz="4"/>
+            </w:tcBorders>
+            <w:tcMar>
+              <w:top w:type="dxa" w:w="60"/>
+              <w:left w:type="dxa" w:w="90"/>
+              <w:bottom w:type="dxa" w:w="60"/>
+              <w:right w:type="dxa" w:w="90"/>
+            </w:tcMar>
+          </w:tcPr>
+          <w:p>
+            <w:pPr>
+              <w:spacing w:after="0" w:line="252"/>
+            </w:pPr>
+            <w:r>
+              <w:rPr>
+                <w:sz w:val="18"/>
+                <w:szCs w:val="18"/>
+              </w:rPr>
+              <w:t xml:space="preserve">Game failed outside Colab</w:t>
+            </w:r>
+          </w:p>
+        </w:tc>
+        <w:tc>
+          <w:tcPr>
+            <w:tcW w:type="dxa" w:w="3300"/>
+            <w:tcBorders>
+              <w:top w:val="single" w:color="A6A6A6" w:sz="4"/>
+              <w:left w:val="single" w:color="A6A6A6" w:sz="4"/>
+              <w:bottom w:val="single" w:color="A6A6A6" w:sz="4"/>
+              <w:right w:val="single" w:color="A6A6A6" w:sz="4"/>
+            </w:tcBorders>
+            <w:tcMar>
+              <w:top w:type="dxa" w:w="60"/>
+              <w:left w:type="dxa" w:w="90"/>
+              <w:bottom w:type="dxa" w:w="60"/>
+              <w:right w:type="dxa" w:w="90"/>
+            </w:tcMar>
+          </w:tcPr>
+          <w:p>
+            <w:pPr>
+              <w:spacing w:after="0" w:line="252"/>
+            </w:pPr>
+            <w:r>
+              <w:rPr>
+                <w:sz w:val="18"/>
+                <w:szCs w:val="18"/>
+              </w:rPr>
+              <w:t xml:space="preserve">google.colab.widgets only exists in Colab</w:t>
+            </w:r>
+          </w:p>
+        </w:tc>
+        <w:tc>
+          <w:tcPr>
+            <w:tcW w:type="dxa" w:w="3326"/>
+            <w:tcBorders>
+              <w:top w:val="single" w:color="A6A6A6" w:sz="4"/>
+              <w:left w:val="single" w:color="A6A6A6" w:sz="4"/>
+              <w:bottom w:val="single" w:color="A6A6A6" w:sz="4"/>
+              <w:right w:val="single" w:color="A6A6A6" w:sz="4"/>
+            </w:tcBorders>
+            <w:tcMar>
+              <w:top w:type="dxa" w:w="60"/>
+              <w:left w:type="dxa" w:w="90"/>
+              <w:bottom w:type="dxa" w:w="60"/>
+              <w:right w:type="dxa" w:w="90"/>
+            </w:tcMar>
+          </w:tcPr>
+          <w:p>
+            <w:pPr>
+              <w:spacing w:after="0" w:line="252"/>
+            </w:pPr>
+            <w:r>
+              <w:rPr>
+                <w:sz w:val="18"/>
+                <w:szCs w:val="18"/>
+              </w:rPr>
+              <w:t xml:space="preserve">standard ipywidgets layout</w:t>
+            </w:r>
+          </w:p>
+        </w:tc>
+      </w:tr>
+      <w:tr>
+        <w:tc>
+          <w:tcPr>
+            <w:tcW w:type="dxa" w:w="2400"/>
+            <w:tcBorders>
+              <w:top w:val="single" w:color="A6A6A6" w:sz="4"/>
+              <w:left w:val="single" w:color="A6A6A6" w:sz="4"/>
+              <w:bottom w:val="single" w:color="A6A6A6" w:sz="4"/>
+              <w:right w:val="single" w:color="A6A6A6" w:sz="4"/>
+            </w:tcBorders>
+            <w:shd w:fill="EEF3F8" w:color="auto" w:val="clear"/>
+            <w:tcMar>
+              <w:top w:type="dxa" w:w="60"/>
+              <w:left w:type="dxa" w:w="90"/>
+              <w:bottom w:type="dxa" w:w="60"/>
+              <w:right w:type="dxa" w:w="90"/>
+            </w:tcMar>
+          </w:tcPr>
+          <w:p>
+            <w:pPr>
+              <w:spacing w:after="0" w:line="252"/>
+            </w:pPr>
+            <w:r>
+              <w:rPr>
+                <w:sz w:val="18"/>
+                <w:szCs w:val="18"/>
+              </w:rPr>
+              <w:t xml:space="preserve">Batch files failed on Windows</w:t>
+            </w:r>
+          </w:p>
+        </w:tc>
+        <w:tc>
+          <w:tcPr>
+            <w:tcW w:type="dxa" w:w="3300"/>
+            <w:tcBorders>
+              <w:top w:val="single" w:color="A6A6A6" w:sz="4"/>
+              <w:left w:val="single" w:color="A6A6A6" w:sz="4"/>
+              <w:bottom w:val="single" w:color="A6A6A6" w:sz="4"/>
+              <w:right w:val="single" w:color="A6A6A6" w:sz="4"/>
+            </w:tcBorders>
+            <w:shd w:fill="EEF3F8" w:color="auto" w:val="clear"/>
+            <w:tcMar>
+              <w:top w:type="dxa" w:w="60"/>
+              <w:left w:type="dxa" w:w="90"/>
+              <w:bottom w:type="dxa" w:w="60"/>
+              <w:right w:type="dxa" w:w="90"/>
+            </w:tcMar>
+          </w:tcPr>
+          <w:p>
+            <w:pPr>
+              <w:spacing w:after="0" w:line="252"/>
+            </w:pPr>
+            <w:r>
+              <w:rPr>
+                <w:sz w:val="18"/>
+                <w:szCs w:val="18"/>
+              </w:rPr>
+              <w:t xml:space="preserve">Unix line endings break batch labels</w:t>
+            </w:r>
+          </w:p>
+        </w:tc>
+        <w:tc>
+          <w:tcPr>
+            <w:tcW w:type="dxa" w:w="3326"/>
+            <w:tcBorders>
+              <w:top w:val="single" w:color="A6A6A6" w:sz="4"/>
+              <w:left w:val="single" w:color="A6A6A6" w:sz="4"/>
+              <w:bottom w:val="single" w:color="A6A6A6" w:sz="4"/>
+              <w:right w:val="single" w:color="A6A6A6" w:sz="4"/>
+            </w:tcBorders>
+            <w:shd w:fill="EEF3F8" w:color="auto" w:val="clear"/>
+            <w:tcMar>
+              <w:top w:type="dxa" w:w="60"/>
+              <w:left w:type="dxa" w:w="90"/>
+              <w:bottom w:type="dxa" w:w="60"/>
+              <w:right w:type="dxa" w:w="90"/>
+            </w:tcMar>
+          </w:tcPr>
+          <w:p>
+            <w:pPr>
+              <w:spacing w:after="0" w:line="252"/>
+            </w:pPr>
+            <w:r>
+              <w:rPr>
+                <w:sz w:val="18"/>
+                <w:szCs w:val="18"/>
+              </w:rPr>
+              <w:t xml:space="preserve">saved with CRLF; .gitattributes enforces it</w:t>
+            </w:r>
+          </w:p>
+        </w:tc>
+      </w:tr>
+    </w:tbl>
+    <w:p>
+      <w:pPr>
+        <w:spacing w:after="100"/>
+      </w:pPr>
+    </w:p>
+    <w:p>
+      <w:pPr>
+        <w:pStyle w:val="Heading2"/>
+      </w:pPr>
+      <w:r>
+        <w:t xml:space="preserve">8.5 How did the code change over time? (Version history)</w:t>
+      </w:r>
+    </w:p>
+    <w:p>
+      <w:pPr>
+        <w:spacing w:after="140" w:line="288"/>
+        <w:jc w:val="both"/>
+      </w:pPr>
+      <w:r>
+        <w:t xml:space="preserve">All work is version-controlled in the GitHub repository. Each commit message explains what changed and why, so the history is part of the documentation.</w:t>
+      </w:r>
+    </w:p>
+    <w:p>
+      <w:pPr>
+        <w:keepNext/>
+        <w:spacing w:after="80" w:before="120"/>
+      </w:pPr>
+      <w:r>
+        <w:rPr>
+          <w:b/>
+          <w:bCs/>
+          <w:color w:val="1F4E79"/>
+          <w:sz w:val="20"/>
+          <w:szCs w:val="20"/>
+        </w:rPr>
+        <w:t xml:space="preserve">Table 20. </w:t>
+      </w:r>
+      <w:r>
+        <w:rPr>
+          <w:i/>
+          <w:iCs/>
+          <w:sz w:val="20"/>
+          <w:szCs w:val="20"/>
+        </w:rPr>
+        <w:t xml:space="preserve">Commit history of github.com/anishnz/quantumcomputing_YB_Anish</w:t>
+      </w:r>
+    </w:p>
+    <w:tbl>
+      <w:tblPr>
+        <w:tblW w:type="dxa" w:w="9026"/>
+        <w:tblBorders>
+          <w:top w:val="single" w:color="auto" w:sz="4"/>
+          <w:left w:val="single" w:color="auto" w:sz="4"/>
+          <w:bottom w:val="single" w:color="auto" w:sz="4"/>
+          <w:right w:val="single" w:color="auto" w:sz="4"/>
+          <w:insideH w:val="single" w:color="auto" w:sz="4"/>
+          <w:insideV w:val="single" w:color="auto" w:sz="4"/>
+        </w:tblBorders>
+      </w:tblPr>
+      <w:tblGrid>
+        <w:gridCol w:w="1100"/>
+        <w:gridCol w:w="1700"/>
+        <w:gridCol w:w="6226"/>
+      </w:tblGrid>
+      <w:tr>
+        <w:trPr>
+          <w:tblHeader/>
+        </w:trPr>
+        <w:tc>
+          <w:tcPr>
+            <w:tcW w:type="dxa" w:w="1100"/>
+            <w:tcBorders>
+              <w:top w:val="single" w:color="A6A6A6" w:sz="4"/>
+              <w:left w:val="single" w:color="A6A6A6" w:sz="4"/>
+              <w:bottom w:val="single" w:color="A6A6A6" w:sz="4"/>
+              <w:right w:val="single" w:color="A6A6A6" w:sz="4"/>
+            </w:tcBorders>
+            <w:shd w:fill="1F4E79" w:color="auto" w:val="clear"/>
+            <w:tcMar>
+              <w:top w:type="dxa" w:w="60"/>
+              <w:left w:type="dxa" w:w="90"/>
+              <w:bottom w:type="dxa" w:w="60"/>
+              <w:right w:type="dxa" w:w="90"/>
+            </w:tcMar>
+          </w:tcPr>
+          <w:p>
+            <w:pPr>
+              <w:spacing w:after="0" w:line="252"/>
+            </w:pPr>
+            <w:r>
+              <w:rPr>
+                <w:b/>
+                <w:bCs/>
+                <w:color w:val="FFFFFF"/>
+                <w:sz w:val="18"/>
+                <w:szCs w:val="18"/>
+              </w:rPr>
+              <w:t xml:space="preserve">Commit</w:t>
+            </w:r>
+          </w:p>
+        </w:tc>
+        <w:tc>
+          <w:tcPr>
+            <w:tcW w:type="dxa" w:w="1700"/>
+            <w:tcBorders>
+              <w:top w:val="single" w:color="A6A6A6" w:sz="4"/>
+              <w:left w:val="single" w:color="A6A6A6" w:sz="4"/>
+              <w:bottom w:val="single" w:color="A6A6A6" w:sz="4"/>
+              <w:right w:val="single" w:color="A6A6A6" w:sz="4"/>
+            </w:tcBorders>
+            <w:shd w:fill="1F4E79" w:color="auto" w:val="clear"/>
+            <w:tcMar>
+              <w:top w:type="dxa" w:w="60"/>
+              <w:left w:type="dxa" w:w="90"/>
+              <w:bottom w:type="dxa" w:w="60"/>
+              <w:right w:type="dxa" w:w="90"/>
+            </w:tcMar>
+          </w:tcPr>
+          <w:p>
+            <w:pPr>
+              <w:spacing w:after="0" w:line="252"/>
+            </w:pPr>
+            <w:r>
+              <w:rPr>
+                <w:b/>
+                <w:bCs/>
+                <w:color w:val="FFFFFF"/>
+                <w:sz w:val="18"/>
+                <w:szCs w:val="18"/>
+              </w:rPr>
+              <w:t xml:space="preserve">Date</w:t>
+            </w:r>
+          </w:p>
+        </w:tc>
+        <w:tc>
+          <w:tcPr>
+            <w:tcW w:type="dxa" w:w="6226"/>
+            <w:tcBorders>
+              <w:top w:val="single" w:color="A6A6A6" w:sz="4"/>
+              <w:left w:val="single" w:color="A6A6A6" w:sz="4"/>
+              <w:bottom w:val="single" w:color="A6A6A6" w:sz="4"/>
+              <w:right w:val="single" w:color="A6A6A6" w:sz="4"/>
+            </w:tcBorders>
+            <w:shd w:fill="1F4E79" w:color="auto" w:val="clear"/>
+            <w:tcMar>
+              <w:top w:type="dxa" w:w="60"/>
+              <w:left w:type="dxa" w:w="90"/>
+              <w:bottom w:type="dxa" w:w="60"/>
+              <w:right w:type="dxa" w:w="90"/>
+            </w:tcMar>
+          </w:tcPr>
+          <w:p>
+            <w:pPr>
+              <w:spacing w:after="0" w:line="252"/>
+            </w:pPr>
+            <w:r>
+              <w:rPr>
+                <w:b/>
+                <w:bCs/>
+                <w:color w:val="FFFFFF"/>
+                <w:sz w:val="18"/>
+                <w:szCs w:val="18"/>
+              </w:rPr>
+              <w:t xml:space="preserve">What changed and why</w:t>
+            </w:r>
+          </w:p>
+        </w:tc>
+      </w:tr>
+      <w:tr>
+        <w:tc>
+          <w:tcPr>
+            <w:tcW w:type="dxa" w:w="1100"/>
+            <w:tcBorders>
+              <w:top w:val="single" w:color="A6A6A6" w:sz="4"/>
+              <w:left w:val="single" w:color="A6A6A6" w:sz="4"/>
+              <w:bottom w:val="single" w:color="A6A6A6" w:sz="4"/>
+              <w:right w:val="single" w:color="A6A6A6" w:sz="4"/>
+            </w:tcBorders>
+            <w:tcMar>
+              <w:top w:type="dxa" w:w="60"/>
+              <w:left w:type="dxa" w:w="90"/>
+              <w:bottom w:type="dxa" w:w="60"/>
+              <w:right w:type="dxa" w:w="90"/>
+            </w:tcMar>
+          </w:tcPr>
+          <w:p>
+            <w:pPr>
+              <w:spacing w:after="0" w:line="252"/>
+            </w:pPr>
+            <w:r>
+              <w:rPr>
+                <w:sz w:val="18"/>
+                <w:szCs w:val="18"/>
+              </w:rPr>
+              <w:t xml:space="preserve">5025e0c</w:t>
+            </w:r>
+          </w:p>
+        </w:tc>
+        <w:tc>
+          <w:tcPr>
+            <w:tcW w:type="dxa" w:w="1700"/>
+            <w:tcBorders>
+              <w:top w:val="single" w:color="A6A6A6" w:sz="4"/>
+              <w:left w:val="single" w:color="A6A6A6" w:sz="4"/>
+              <w:bottom w:val="single" w:color="A6A6A6" w:sz="4"/>
+              <w:right w:val="single" w:color="A6A6A6" w:sz="4"/>
+            </w:tcBorders>
+            <w:tcMar>
+              <w:top w:type="dxa" w:w="60"/>
+              <w:left w:type="dxa" w:w="90"/>
+              <w:bottom w:type="dxa" w:w="60"/>
+              <w:right w:type="dxa" w:w="90"/>
+            </w:tcMar>
+          </w:tcPr>
+          <w:p>
+            <w:pPr>
+              <w:spacing w:after="0" w:line="252"/>
+            </w:pPr>
+            <w:r>
+              <w:rPr>
+                <w:sz w:val="18"/>
+                <w:szCs w:val="18"/>
+              </w:rPr>
+              <w:t xml:space="preserve">31 Oct 2026 01:00</w:t>
+            </w:r>
+          </w:p>
+        </w:tc>
+        <w:tc>
+          <w:tcPr>
+            <w:tcW w:type="dxa" w:w="6226"/>
+            <w:tcBorders>
+              <w:top w:val="single" w:color="A6A6A6" w:sz="4"/>
+              <w:left w:val="single" w:color="A6A6A6" w:sz="4"/>
+              <w:bottom w:val="single" w:color="A6A6A6" w:sz="4"/>
+              <w:right w:val="single" w:color="A6A6A6" w:sz="4"/>
+            </w:tcBorders>
+            <w:tcMar>
+              <w:top w:type="dxa" w:w="60"/>
+              <w:left w:type="dxa" w:w="90"/>
+              <w:bottom w:type="dxa" w:w="60"/>
+              <w:right w:type="dxa" w:w="90"/>
+            </w:tcMar>
+          </w:tcPr>
+          <w:p>
+            <w:pPr>
+              <w:spacing w:after="0" w:line="252"/>
+            </w:pPr>
+            <w:r>
+              <w:rPr>
+                <w:sz w:val="18"/>
+                <w:szCs w:val="18"/>
+              </w:rPr>
+              <w:t xml:space="preserve">First version: four task notebooks, shared helper, runner, Colab notebook, alternative code, report and README.</w:t>
+            </w:r>
+          </w:p>
+        </w:tc>
+      </w:tr>
+      <w:tr>
+        <w:tc>
+          <w:tcPr>
+            <w:tcW w:type="dxa" w:w="1100"/>
+            <w:tcBorders>
+              <w:top w:val="single" w:color="A6A6A6" w:sz="4"/>
+              <w:left w:val="single" w:color="A6A6A6" w:sz="4"/>
+              <w:bottom w:val="single" w:color="A6A6A6" w:sz="4"/>
+              <w:right w:val="single" w:color="A6A6A6" w:sz="4"/>
+            </w:tcBorders>
+            <w:shd w:fill="EEF3F8" w:color="auto" w:val="clear"/>
+            <w:tcMar>
+              <w:top w:type="dxa" w:w="60"/>
+              <w:left w:type="dxa" w:w="90"/>
+              <w:bottom w:type="dxa" w:w="60"/>
+              <w:right w:type="dxa" w:w="90"/>
+            </w:tcMar>
+          </w:tcPr>
+          <w:p>
+            <w:pPr>
+              <w:spacing w:after="0" w:line="252"/>
+            </w:pPr>
+            <w:r>
+              <w:rPr>
+                <w:sz w:val="18"/>
+                <w:szCs w:val="18"/>
+              </w:rPr>
+              <w:t xml:space="preserve">7bb1d43</w:t>
+            </w:r>
+          </w:p>
+        </w:tc>
+        <w:tc>
+          <w:tcPr>
+            <w:tcW w:type="dxa" w:w="1700"/>
+            <w:tcBorders>
+              <w:top w:val="single" w:color="A6A6A6" w:sz="4"/>
+              <w:left w:val="single" w:color="A6A6A6" w:sz="4"/>
+              <w:bottom w:val="single" w:color="A6A6A6" w:sz="4"/>
+              <w:right w:val="single" w:color="A6A6A6" w:sz="4"/>
+            </w:tcBorders>
+            <w:shd w:fill="EEF3F8" w:color="auto" w:val="clear"/>
+            <w:tcMar>
+              <w:top w:type="dxa" w:w="60"/>
+              <w:left w:type="dxa" w:w="90"/>
+              <w:bottom w:type="dxa" w:w="60"/>
+              <w:right w:type="dxa" w:w="90"/>
+            </w:tcMar>
+          </w:tcPr>
+          <w:p>
+            <w:pPr>
+              <w:spacing w:after="0" w:line="252"/>
+            </w:pPr>
+            <w:r>
+              <w:rPr>
+                <w:sz w:val="18"/>
+                <w:szCs w:val="18"/>
+              </w:rPr>
+              <w:t xml:space="preserve">31 Oct 2026 01:07</w:t>
+            </w:r>
+          </w:p>
+        </w:tc>
+        <w:tc>
+          <w:tcPr>
+            <w:tcW w:type="dxa" w:w="6226"/>
+            <w:tcBorders>
+              <w:top w:val="single" w:color="A6A6A6" w:sz="4"/>
+              <w:left w:val="single" w:color="A6A6A6" w:sz="4"/>
+              <w:bottom w:val="single" w:color="A6A6A6" w:sz="4"/>
+              <w:right w:val="single" w:color="A6A6A6" w:sz="4"/>
+            </w:tcBorders>
+            <w:shd w:fill="EEF3F8" w:color="auto" w:val="clear"/>
+            <w:tcMar>
+              <w:top w:type="dxa" w:w="60"/>
+              <w:left w:type="dxa" w:w="90"/>
+              <w:bottom w:type="dxa" w:w="60"/>
+              <w:right w:type="dxa" w:w="90"/>
+            </w:tcMar>
+          </w:tcPr>
+          <w:p>
+            <w:pPr>
+              <w:spacing w:after="0" w:line="252"/>
+            </w:pPr>
+            <w:r>
+              <w:rPr>
+                <w:sz w:val="18"/>
+                <w:szCs w:val="18"/>
+              </w:rPr>
+              <w:t xml:space="preserve">Fix Colab run: the runner installs missing packages and uses its own Jupyter kernel.</w:t>
+            </w:r>
+          </w:p>
+        </w:tc>
+      </w:tr>
+      <w:tr>
+        <w:tc>
+          <w:tcPr>
+            <w:tcW w:type="dxa" w:w="1100"/>
+            <w:tcBorders>
+              <w:top w:val="single" w:color="A6A6A6" w:sz="4"/>
+              <w:left w:val="single" w:color="A6A6A6" w:sz="4"/>
+              <w:bottom w:val="single" w:color="A6A6A6" w:sz="4"/>
+              <w:right w:val="single" w:color="A6A6A6" w:sz="4"/>
+            </w:tcBorders>
+            <w:tcMar>
+              <w:top w:type="dxa" w:w="60"/>
+              <w:left w:type="dxa" w:w="90"/>
+              <w:bottom w:type="dxa" w:w="60"/>
+              <w:right w:type="dxa" w:w="90"/>
+            </w:tcMar>
+          </w:tcPr>
+          <w:p>
+            <w:pPr>
+              <w:spacing w:after="0" w:line="252"/>
+            </w:pPr>
+            <w:r>
+              <w:rPr>
+                <w:sz w:val="18"/>
+                <w:szCs w:val="18"/>
+              </w:rPr>
+              <w:t xml:space="preserve">47b49f6</w:t>
+            </w:r>
+          </w:p>
+        </w:tc>
+        <w:tc>
+          <w:tcPr>
+            <w:tcW w:type="dxa" w:w="1700"/>
+            <w:tcBorders>
+              <w:top w:val="single" w:color="A6A6A6" w:sz="4"/>
+              <w:left w:val="single" w:color="A6A6A6" w:sz="4"/>
+              <w:bottom w:val="single" w:color="A6A6A6" w:sz="4"/>
+              <w:right w:val="single" w:color="A6A6A6" w:sz="4"/>
+            </w:tcBorders>
+            <w:tcMar>
+              <w:top w:type="dxa" w:w="60"/>
+              <w:left w:type="dxa" w:w="90"/>
+              <w:bottom w:type="dxa" w:w="60"/>
+              <w:right w:type="dxa" w:w="90"/>
+            </w:tcMar>
+          </w:tcPr>
+          <w:p>
+            <w:pPr>
+              <w:spacing w:after="0" w:line="252"/>
+            </w:pPr>
+            <w:r>
+              <w:rPr>
+                <w:sz w:val="18"/>
+                <w:szCs w:val="18"/>
+              </w:rPr>
+              <w:t xml:space="preserve">31 Oct 2026 01:15</w:t>
+            </w:r>
+          </w:p>
+        </w:tc>
+        <w:tc>
+          <w:tcPr>
+            <w:tcW w:type="dxa" w:w="6226"/>
+            <w:tcBorders>
+              <w:top w:val="single" w:color="A6A6A6" w:sz="4"/>
+              <w:left w:val="single" w:color="A6A6A6" w:sz="4"/>
+              <w:bottom w:val="single" w:color="A6A6A6" w:sz="4"/>
+              <w:right w:val="single" w:color="A6A6A6" w:sz="4"/>
+            </w:tcBorders>
+            <w:tcMar>
+              <w:top w:type="dxa" w:w="60"/>
+              <w:left w:type="dxa" w:w="90"/>
+              <w:bottom w:type="dxa" w:w="60"/>
+              <w:right w:type="dxa" w:w="90"/>
+            </w:tcMar>
+          </w:tcPr>
+          <w:p>
+            <w:pPr>
+              <w:spacing w:after="0" w:line="252"/>
+            </w:pPr>
+            <w:r>
+              <w:rPr>
+                <w:sz w:val="18"/>
+                <w:szCs w:val="18"/>
+              </w:rPr>
+              <w:t xml:space="preserve">Report: Colab test-run evidence; README: Copy to Drive steps.</w:t>
+            </w:r>
+          </w:p>
+        </w:tc>
+      </w:tr>
+      <w:tr>
+        <w:tc>
+          <w:tcPr>
+            <w:tcW w:type="dxa" w:w="1100"/>
+            <w:tcBorders>
+              <w:top w:val="single" w:color="A6A6A6" w:sz="4"/>
+              <w:left w:val="single" w:color="A6A6A6" w:sz="4"/>
+              <w:bottom w:val="single" w:color="A6A6A6" w:sz="4"/>
+              <w:right w:val="single" w:color="A6A6A6" w:sz="4"/>
+            </w:tcBorders>
+            <w:shd w:fill="EEF3F8" w:color="auto" w:val="clear"/>
+            <w:tcMar>
+              <w:top w:type="dxa" w:w="60"/>
+              <w:left w:type="dxa" w:w="90"/>
+              <w:bottom w:type="dxa" w:w="60"/>
+              <w:right w:type="dxa" w:w="90"/>
+            </w:tcMar>
+          </w:tcPr>
+          <w:p>
+            <w:pPr>
+              <w:spacing w:after="0" w:line="252"/>
+            </w:pPr>
+            <w:r>
+              <w:rPr>
+                <w:sz w:val="18"/>
+                <w:szCs w:val="18"/>
+              </w:rPr>
+              <w:t xml:space="preserve">501d72d</w:t>
+            </w:r>
+          </w:p>
+        </w:tc>
+        <w:tc>
+          <w:tcPr>
+            <w:tcW w:type="dxa" w:w="1700"/>
+            <w:tcBorders>
+              <w:top w:val="single" w:color="A6A6A6" w:sz="4"/>
+              <w:left w:val="single" w:color="A6A6A6" w:sz="4"/>
+              <w:bottom w:val="single" w:color="A6A6A6" w:sz="4"/>
+              <w:right w:val="single" w:color="A6A6A6" w:sz="4"/>
+            </w:tcBorders>
+            <w:shd w:fill="EEF3F8" w:color="auto" w:val="clear"/>
+            <w:tcMar>
+              <w:top w:type="dxa" w:w="60"/>
+              <w:left w:type="dxa" w:w="90"/>
+              <w:bottom w:type="dxa" w:w="60"/>
+              <w:right w:type="dxa" w:w="90"/>
+            </w:tcMar>
+          </w:tcPr>
+          <w:p>
+            <w:pPr>
+              <w:spacing w:after="0" w:line="252"/>
+            </w:pPr>
+            <w:r>
+              <w:rPr>
+                <w:sz w:val="18"/>
+                <w:szCs w:val="18"/>
+              </w:rPr>
+              <w:t xml:space="preserve">31 Oct 2026 01:41</w:t>
+            </w:r>
+          </w:p>
+        </w:tc>
+        <w:tc>
+          <w:tcPr>
+            <w:tcW w:type="dxa" w:w="6226"/>
+            <w:tcBorders>
+              <w:top w:val="single" w:color="A6A6A6" w:sz="4"/>
+              <w:left w:val="single" w:color="A6A6A6" w:sz="4"/>
+              <w:bottom w:val="single" w:color="A6A6A6" w:sz="4"/>
+              <w:right w:val="single" w:color="A6A6A6" w:sz="4"/>
+            </w:tcBorders>
+            <w:shd w:fill="EEF3F8" w:color="auto" w:val="clear"/>
+            <w:tcMar>
+              <w:top w:type="dxa" w:w="60"/>
+              <w:left w:type="dxa" w:w="90"/>
+              <w:bottom w:type="dxa" w:w="60"/>
+              <w:right w:type="dxa" w:w="90"/>
+            </w:tcMar>
+          </w:tcPr>
+          <w:p>
+            <w:pPr>
+              <w:spacing w:after="0" w:line="252"/>
+            </w:pPr>
+            <w:r>
+              <w:rPr>
+                <w:sz w:val="18"/>
+                <w:szCs w:val="18"/>
+              </w:rPr>
+              <w:t xml:space="preserve">Use Quokka's documented gate set: circuits are translated automatically before sending.</w:t>
+            </w:r>
+          </w:p>
+        </w:tc>
+      </w:tr>
+      <w:tr>
+        <w:tc>
+          <w:tcPr>
+            <w:tcW w:type="dxa" w:w="1100"/>
+            <w:tcBorders>
+              <w:top w:val="single" w:color="A6A6A6" w:sz="4"/>
+              <w:left w:val="single" w:color="A6A6A6" w:sz="4"/>
+              <w:bottom w:val="single" w:color="A6A6A6" w:sz="4"/>
+              <w:right w:val="single" w:color="A6A6A6" w:sz="4"/>
+            </w:tcBorders>
+            <w:tcMar>
+              <w:top w:type="dxa" w:w="60"/>
+              <w:left w:type="dxa" w:w="90"/>
+              <w:bottom w:type="dxa" w:w="60"/>
+              <w:right w:type="dxa" w:w="90"/>
+            </w:tcMar>
+          </w:tcPr>
+          <w:p>
+            <w:pPr>
+              <w:spacing w:after="0" w:line="252"/>
+            </w:pPr>
+            <w:r>
+              <w:rPr>
+                <w:sz w:val="18"/>
+                <w:szCs w:val="18"/>
+              </w:rPr>
+              <w:t xml:space="preserve">(this version)</w:t>
+            </w:r>
+          </w:p>
+        </w:tc>
+        <w:tc>
+          <w:tcPr>
+            <w:tcW w:type="dxa" w:w="1700"/>
+            <w:tcBorders>
+              <w:top w:val="single" w:color="A6A6A6" w:sz="4"/>
+              <w:left w:val="single" w:color="A6A6A6" w:sz="4"/>
+              <w:bottom w:val="single" w:color="A6A6A6" w:sz="4"/>
+              <w:right w:val="single" w:color="A6A6A6" w:sz="4"/>
+            </w:tcBorders>
+            <w:tcMar>
+              <w:top w:type="dxa" w:w="60"/>
+              <w:left w:type="dxa" w:w="90"/>
+              <w:bottom w:type="dxa" w:w="60"/>
+              <w:right w:type="dxa" w:w="90"/>
+            </w:tcMar>
+          </w:tcPr>
+          <w:p>
+            <w:pPr>
+              <w:spacing w:after="0" w:line="252"/>
+            </w:pPr>
+            <w:r>
+              <w:rPr>
+                <w:sz w:val="18"/>
+                <w:szCs w:val="18"/>
+              </w:rPr>
+              <w:t xml:space="preserve">31 Oct 2026</w:t>
+            </w:r>
+          </w:p>
+        </w:tc>
+        <w:tc>
+          <w:tcPr>
+            <w:tcW w:type="dxa" w:w="6226"/>
+            <w:tcBorders>
+              <w:top w:val="single" w:color="A6A6A6" w:sz="4"/>
+              <w:left w:val="single" w:color="A6A6A6" w:sz="4"/>
+              <w:bottom w:val="single" w:color="A6A6A6" w:sz="4"/>
+              <w:right w:val="single" w:color="A6A6A6" w:sz="4"/>
+            </w:tcBorders>
+            <w:tcMar>
+              <w:top w:type="dxa" w:w="60"/>
+              <w:left w:type="dxa" w:w="90"/>
+              <w:bottom w:type="dxa" w:w="60"/>
+              <w:right w:type="dxa" w:w="90"/>
+            </w:tcMar>
+          </w:tcPr>
+          <w:p>
+            <w:pPr>
+              <w:spacing w:after="0" w:line="252"/>
+            </w:pPr>
+            <w:r>
+              <w:rPr>
+                <w:sz w:val="18"/>
+                <w:szCs w:val="18"/>
+              </w:rPr>
+              <w:t xml:space="preserve">Configurable Quokka address, connection diagnosis, verified references, this walkthrough, Task 3 and Task 4 Word documents, final ZIP.</w:t>
+            </w:r>
+          </w:p>
+        </w:tc>
+      </w:tr>
+    </w:tbl>
+    <w:p>
+      <w:pPr>
+        <w:spacing w:after="100"/>
+      </w:pPr>
+    </w:p>
+    <w:p>
+      <w:r>
+        <w:br w:type="page"/>
+      </w:r>
+    </w:p>
+    <w:p>
+      <w:pPr>
+        <w:pStyle w:val="Heading1"/>
+      </w:pPr>
+      <w:r>
+        <w:t xml:space="preserve">9. Conclusion</w:t>
+      </w:r>
+    </w:p>
+    <w:p>
+      <w:pPr>
+        <w:spacing w:after="140" w:line="288"/>
+        <w:jc w:val="both"/>
+      </w:pPr>
+      <w:r>
+        <w:t xml:space="preserve">The project answered all four tasks with working, commented and repeatable code. </w:t>
+      </w:r>
+      <w:r>
+        <w:rPr>
+          <w:b/>
+          <w:bCs/>
+        </w:rPr>
+        <w:t xml:space="preserve">Task 1</w:t>
+      </w:r>
+      <w:r>
+        <w:t xml:space="preserve"> prepared the Bell state |Φ⁺⟩ in Cirq and confirmed perfect correlation in 1000 shots. </w:t>
+      </w:r>
+      <w:r>
+        <w:rPr>
+          <w:b/>
+          <w:bCs/>
+        </w:rPr>
+        <w:t xml:space="preserve">Task 2</w:t>
+      </w:r>
+      <w:r>
+        <w:t xml:space="preserve"> built the given circuit in Qiskit, identified block C as a CNOT and showed it creates |Ψ⁺⟩. Our original QASM half adder produced a correct addition in every one of 1000 shots. </w:t>
+      </w:r>
+      <w:r>
+        <w:rPr>
+          <w:b/>
+          <w:bCs/>
+        </w:rPr>
+        <w:t xml:space="preserve">Task 3</w:t>
+      </w:r>
+      <w:r>
+        <w:t xml:space="preserve"> completed and debugged the quantum tic-tac-toe game, explained how each click becomes a gate, and used four recorded games to show superposition, over-rotation, the eigenstate behaviour of NOT, and SWAP. </w:t>
+      </w:r>
+      <w:r>
+        <w:rPr>
+          <w:b/>
+          <w:bCs/>
+        </w:rPr>
+        <w:t xml:space="preserve">Task 4</w:t>
+      </w:r>
+      <w:r>
+        <w:t xml:space="preserve"> explained the data encoding and the tree-shaped circuit of a variational classifier, logged and plotted all 100 iterations, and compared the circuit with three local versions. The local versions were about 470 times faster, but only the circuit solved the XOR-shaped data. Across the project, the most important lesson was to </w:t>
+      </w:r>
+      <w:r>
+        <w:rPr>
+          <w:b/>
+          <w:bCs/>
+        </w:rPr>
         <w:t xml:space="preserve">predict with mathematics first, then measure, then explain the difference</w:t>
       </w:r>
       <w:r>
@@ -18308,10 +24017,10 @@
           <w:i/>
           <w:iCs/>
         </w:rPr>
-        <w:t xml:space="preserve">Grover's search algorithm</w:t>
-      </w:r>
-      <w:r>
-        <w:t xml:space="preserve"> [Lecture slides, Week 10]. MSE802 Quantum Computing, Yoobee College of Creative Innovation.</w:t>
+        <w:t xml:space="preserve">Lab 5 — Quantum tic-tac-toe</w:t>
+      </w:r>
+      <w:r>
+        <w:t xml:space="preserve"> [Unpublished Jupyter notebook, Quantum_Tic_Tac_Toe__AS2.ipynb]. MSE802 Quantum Computing, Yoobee College of Creative Innovation.</w:t>
       </w:r>
     </w:p>
     <w:p>
@@ -18327,10 +24036,10 @@
           <w:i/>
           <w:iCs/>
         </w:rPr>
-        <w:t xml:space="preserve">Lab 5 — Quantum tic-tac-toe</w:t>
-      </w:r>
-      <w:r>
-        <w:t xml:space="preserve"> [Unpublished Jupyter notebook, Quantum_Tic_Tac_Toe__AS2.ipynb]. MSE802 Quantum Computing, Yoobee College of Creative Innovation.</w:t>
+        <w:t xml:space="preserve">Lab 10 — Quantum ML</w:t>
+      </w:r>
+      <w:r>
+        <w:t xml:space="preserve"> [Unpublished Jupyter notebook, Quantum_ML_AS2.ipynb]. MSE802 Quantum Computing, Yoobee College of Creative Innovation.</w:t>
       </w:r>
     </w:p>
     <w:p>
@@ -18346,10 +24055,10 @@
           <w:i/>
           <w:iCs/>
         </w:rPr>
-        <w:t xml:space="preserve">Lab 10 — Quantum ML</w:t>
-      </w:r>
-      <w:r>
-        <w:t xml:space="preserve"> [Unpublished Jupyter notebook, Quantum_ML_AS2.ipynb]. MSE802 Quantum Computing, Yoobee College of Creative Innovation.</w:t>
+        <w:t xml:space="preserve">Quokka access</w:t>
+      </w:r>
+      <w:r>
+        <w:t xml:space="preserve"> [Unpublished Jupyter notebook, quokka_access.ipynb, Week 4]. MSE802 Quantum Computing, Yoobee College of Creative Innovation.</w:t>
       </w:r>
     </w:p>
     <w:p>
@@ -18358,17 +24067,17 @@
         <w:ind w:left="720" w:hanging="720"/>
       </w:pPr>
       <w:r>
-        <w:t xml:space="preserve">Bahrami, H. (2026e). </w:t>
+        <w:t xml:space="preserve">Barenco, A., Bennett, C. H., Cleve, R., DiVincenzo, D. P., Margolus, N., Shor, P., Sleator, T., Smolin, J. A., &amp; Weinfurter, H. (1995). Elementary gates for quantum computation. </w:t>
       </w:r>
       <w:r>
         <w:rPr>
           <w:i/>
           <w:iCs/>
         </w:rPr>
-        <w:t xml:space="preserve">Quokka access</w:t>
-      </w:r>
-      <w:r>
-        <w:t xml:space="preserve"> [Unpublished Jupyter notebook, quokka_access.ipynb, Week 4]. MSE802 Quantum Computing, Yoobee College of Creative Innovation.</w:t>
+        <w:t xml:space="preserve">Physical Review A, 52</w:t>
+      </w:r>
+      <w:r>
+        <w:t xml:space="preserve">(5), 3457–3467. https://doi.org/10.1103/PhysRevA.52.3457</w:t>
       </w:r>
     </w:p>
     <w:p>
@@ -18377,17 +24086,17 @@
         <w:ind w:left="720" w:hanging="720"/>
       </w:pPr>
       <w:r>
-        <w:t xml:space="preserve">Barenco, A., Bennett, C. H., Cleve, R., DiVincenzo, D. P., Margolus, N., Shor, P., Sleator, T., Smolin, J. A., &amp; Weinfurter, H. (1995). Elementary gates for quantum computation. </w:t>
+        <w:t xml:space="preserve">Bell, J. S. (1964). On the Einstein Podolsky Rosen paradox. </w:t>
       </w:r>
       <w:r>
         <w:rPr>
           <w:i/>
           <w:iCs/>
         </w:rPr>
-        <w:t xml:space="preserve">Physical Review A, 52</w:t>
-      </w:r>
-      <w:r>
-        <w:t xml:space="preserve">(5), 3457–3467. https://doi.org/10.1103/PhysRevA.52.3457</w:t>
+        <w:t xml:space="preserve">Physics Physique Fizika, 1</w:t>
+      </w:r>
+      <w:r>
+        <w:t xml:space="preserve">(3), 195–200. https://doi.org/10.1103/PhysicsPhysiqueFizika.1.195</w:t>
       </w:r>
     </w:p>
     <w:p>
@@ -18396,17 +24105,17 @@
         <w:ind w:left="720" w:hanging="720"/>
       </w:pPr>
       <w:r>
-        <w:t xml:space="preserve">Bell, J. S. (1964). On the Einstein Podolsky Rosen paradox. </w:t>
+        <w:t xml:space="preserve">Benedetti, M., Lloyd, E., Sack, S., &amp; Fiorentini, M. (2019). Parameterized quantum circuits as machine learning models. </w:t>
       </w:r>
       <w:r>
         <w:rPr>
           <w:i/>
           <w:iCs/>
         </w:rPr>
-        <w:t xml:space="preserve">Physics Physique Fizika, 1</w:t>
-      </w:r>
-      <w:r>
-        <w:t xml:space="preserve">(3), 195–200. https://doi.org/10.1103/PhysicsPhysiqueFizika.1.195</w:t>
+        <w:t xml:space="preserve">Quantum Science and Technology, 4</w:t>
+      </w:r>
+      <w:r>
+        <w:t xml:space="preserve">(4), Article 043001. https://doi.org/10.1088/2058-9565/ab4eb5</w:t>
       </w:r>
     </w:p>
     <w:p>
@@ -18415,17 +24124,17 @@
         <w:ind w:left="720" w:hanging="720"/>
       </w:pPr>
       <w:r>
-        <w:t xml:space="preserve">Benedetti, M., Lloyd, E., Sack, S., &amp; Fiorentini, M. (2019). Parameterized quantum circuits as machine learning models. </w:t>
+        <w:t xml:space="preserve">Cirq Developers. (2026). </w:t>
       </w:r>
       <w:r>
         <w:rPr>
           <w:i/>
           <w:iCs/>
         </w:rPr>
-        <w:t xml:space="preserve">Quantum Science and Technology, 4</w:t>
-      </w:r>
-      <w:r>
-        <w:t xml:space="preserve">(4), Article 043001. https://doi.org/10.1088/2058-9565/ab4eb5</w:t>
+        <w:t xml:space="preserve">Cirq</w:t>
+      </w:r>
+      <w:r>
+        <w:t xml:space="preserve"> (Version 1.7.0) [Computer software]. Zenodo. https://doi.org/10.5281/zenodo.4062499</w:t>
       </w:r>
     </w:p>
     <w:p>
@@ -18434,17 +24143,17 @@
         <w:ind w:left="720" w:hanging="720"/>
       </w:pPr>
       <w:r>
-        <w:t xml:space="preserve">Cirq Developers. (2025). </w:t>
+        <w:t xml:space="preserve">Cross, A. W., Bishop, L. S., Smolin, J. A., &amp; Gambetta, J. M. (2017). </w:t>
       </w:r>
       <w:r>
         <w:rPr>
           <w:i/>
           <w:iCs/>
         </w:rPr>
-        <w:t xml:space="preserve">Cirq</w:t>
-      </w:r>
-      <w:r>
-        <w:t xml:space="preserve"> (Version 1.7) [Computer software]. Zenodo. https://doi.org/10.5281/zenodo.4062499</w:t>
+        <w:t xml:space="preserve">Open quantum assembly language</w:t>
+      </w:r>
+      <w:r>
+        <w:t xml:space="preserve"> (arXiv:1707.03429). arXiv. https://doi.org/10.48550/arXiv.1707.03429</w:t>
       </w:r>
     </w:p>
     <w:p>
@@ -18453,17 +24162,17 @@
         <w:ind w:left="720" w:hanging="720"/>
       </w:pPr>
       <w:r>
-        <w:t xml:space="preserve">Cross, A. W., Bishop, L. S., Smolin, J. A., &amp; Gambetta, J. M. (2017). </w:t>
+        <w:t xml:space="preserve">Einstein, A., Podolsky, B., &amp; Rosen, N. (1935). Can quantum-mechanical description of physical reality be considered complete? </w:t>
       </w:r>
       <w:r>
         <w:rPr>
           <w:i/>
           <w:iCs/>
         </w:rPr>
-        <w:t xml:space="preserve">Open quantum assembly language</w:t>
-      </w:r>
-      <w:r>
-        <w:t xml:space="preserve"> (arXiv:1707.03429). arXiv. https://doi.org/10.48550/arXiv.1707.03429</w:t>
+        <w:t xml:space="preserve">Physical Review, 47</w:t>
+      </w:r>
+      <w:r>
+        <w:t xml:space="preserve">(10), 777–780. https://doi.org/10.1103/PhysRev.47.777</w:t>
       </w:r>
     </w:p>
     <w:p>
@@ -18472,17 +24181,17 @@
         <w:ind w:left="720" w:hanging="720"/>
       </w:pPr>
       <w:r>
-        <w:t xml:space="preserve">Einstein, A., Podolsky, B., &amp; Rosen, N. (1935). Can quantum-mechanical description of physical reality be considered complete? </w:t>
+        <w:t xml:space="preserve">Goff, A. (2006). Quantum tic-tac-toe: A teaching metaphor for superposition in quantum mechanics. </w:t>
       </w:r>
       <w:r>
         <w:rPr>
           <w:i/>
           <w:iCs/>
         </w:rPr>
-        <w:t xml:space="preserve">Physical Review, 47</w:t>
-      </w:r>
-      <w:r>
-        <w:t xml:space="preserve">(10), 777–780. https://doi.org/10.1103/PhysRev.47.777</w:t>
+        <w:t xml:space="preserve">American Journal of Physics, 74</w:t>
+      </w:r>
+      <w:r>
+        <w:t xml:space="preserve">(11), 962–973. https://doi.org/10.1119/1.2213635</w:t>
       </w:r>
     </w:p>
     <w:p>
@@ -18491,17 +24200,17 @@
         <w:ind w:left="720" w:hanging="720"/>
       </w:pPr>
       <w:r>
-        <w:t xml:space="preserve">Goff, A. (2006). Quantum tic-tac-toe: A teaching metaphor for superposition in quantum mechanics. </w:t>
+        <w:t xml:space="preserve">Grant, E., Benedetti, M., Cao, S., Hallam, A., Lockhart, J., Stojevic, V., Green, A. G., &amp; Severini, S. (2018). Hierarchical quantum classifiers. </w:t>
       </w:r>
       <w:r>
         <w:rPr>
           <w:i/>
           <w:iCs/>
         </w:rPr>
-        <w:t xml:space="preserve">American Journal of Physics, 74</w:t>
-      </w:r>
-      <w:r>
-        <w:t xml:space="preserve">(11), 962–973. https://doi.org/10.1119/1.2213635</w:t>
+        <w:t xml:space="preserve">npj Quantum Information, 4</w:t>
+      </w:r>
+      <w:r>
+        <w:t xml:space="preserve">, Article 65. https://doi.org/10.1038/s41534-018-0116-9</w:t>
       </w:r>
     </w:p>
     <w:p>
@@ -18510,17 +24219,17 @@
         <w:ind w:left="720" w:hanging="720"/>
       </w:pPr>
       <w:r>
-        <w:t xml:space="preserve">Grant, E., Benedetti, M., Cao, S., Hallam, A., Lockhart, J., Stojevic, V., Green, A. G., &amp; Severini, S. (2018). Hierarchical quantum classifiers. </w:t>
+        <w:t xml:space="preserve">Hensen, B., Bernien, H., Dréau, A. E., Reiserer, A., Kalb, N., Blok, M. S., Ruitenberg, J., Vermeulen, R. F. L., Schouten, R. N., Abellán, C., Amaya, W., Pruneri, V., Mitchell, M. W., Markham, M., Twitchen, D. J., Elkouss, D., Wehner, S., Taminiau, T. H., &amp; Hanson, R. (2015). Loophole-free Bell inequality violation using electron spins separated by 1.3 kilometres. </w:t>
       </w:r>
       <w:r>
         <w:rPr>
           <w:i/>
           <w:iCs/>
         </w:rPr>
-        <w:t xml:space="preserve">npj Quantum Information, 4</w:t>
-      </w:r>
-      <w:r>
-        <w:t xml:space="preserve">, Article 65. https://doi.org/10.1038/s41534-018-0116-9</w:t>
+        <w:t xml:space="preserve">Nature, 526</w:t>
+      </w:r>
+      <w:r>
+        <w:t xml:space="preserve">(7575), 682–686. https://doi.org/10.1038/nature15759</w:t>
       </w:r>
     </w:p>
     <w:p>
@@ -18529,17 +24238,17 @@
         <w:ind w:left="720" w:hanging="720"/>
       </w:pPr>
       <w:r>
-        <w:t xml:space="preserve">Hensen, B., Bernien, H., Dréau, A. E., Reiserer, A., Kalb, N., Blok, M. S., Ruitenberg, J., Vermeulen, R. F. L., Schouten, R. N., Abellán, C., Amaya, W., Pruneri, V., Mitchell, M. W., Markham, M., Twitchen, D. J., Elkouss, D., Wehner, S., Taminiau, T. H., &amp; Hanson, R. (2015). Loophole-free Bell inequality violation using electron spins separated by 1.3 kilometres. </w:t>
+        <w:t xml:space="preserve">Huggins, W., Patil, P., Mitchell, B., Whaley, K. B., &amp; Stoudenmire, E. M. (2019). Towards quantum machine learning with tensor networks. </w:t>
       </w:r>
       <w:r>
         <w:rPr>
           <w:i/>
           <w:iCs/>
         </w:rPr>
-        <w:t xml:space="preserve">Nature, 526</w:t>
-      </w:r>
-      <w:r>
-        <w:t xml:space="preserve">(7575), 682–686. https://doi.org/10.1038/nature15759</w:t>
+        <w:t xml:space="preserve">Quantum Science and Technology, 4</w:t>
+      </w:r>
+      <w:r>
+        <w:t xml:space="preserve">(2), Article 024001. https://doi.org/10.1088/2058-9565/aaea94</w:t>
       </w:r>
     </w:p>
     <w:p>
@@ -18548,17 +24257,17 @@
         <w:ind w:left="720" w:hanging="720"/>
       </w:pPr>
       <w:r>
-        <w:t xml:space="preserve">Huggins, W., Patil, P., Mitchell, B., Whaley, K. B., &amp; Stoudenmire, E. M. (2019). Towards quantum machine learning with tensor networks. </w:t>
+        <w:t xml:space="preserve">Javadi-Abhari, A., Treinish, M., Krsulich, K., Wood, C. J., Lishman, J., Gacon, J., Martiel, S., Nation, P. D., Bishop, L. S., Cross, A. W., Johnson, B. R., &amp; Gambetta, J. M. (2024). </w:t>
       </w:r>
       <w:r>
         <w:rPr>
           <w:i/>
           <w:iCs/>
         </w:rPr>
-        <w:t xml:space="preserve">Quantum Science and Technology, 4</w:t>
-      </w:r>
-      <w:r>
-        <w:t xml:space="preserve">(2), Article 024001. https://doi.org/10.1088/2058-9565/aaea94</w:t>
+        <w:t xml:space="preserve">Quantum computing with Qiskit</w:t>
+      </w:r>
+      <w:r>
+        <w:t xml:space="preserve"> (arXiv:2405.08810). arXiv. https://doi.org/10.48550/arXiv.2405.08810</w:t>
       </w:r>
     </w:p>
     <w:p>
@@ -18567,17 +24276,17 @@
         <w:ind w:left="720" w:hanging="720"/>
       </w:pPr>
       <w:r>
-        <w:t xml:space="preserve">Javadi-Abhari, A., Treinish, M., Krsulich, K., Wood, C. J., Lishman, J., Gacon, J., Martiel, S., Nation, P. D., Bishop, L. S., Cross, A. W., Johnson, B. R., &amp; Gambetta, J. M. (2024). </w:t>
+        <w:t xml:space="preserve">McClean, J. R., Boixo, S., Smelyanskiy, V. N., Babbush, R., &amp; Neven, H. (2018). Barren plateaus in quantum neural network training landscapes. </w:t>
       </w:r>
       <w:r>
         <w:rPr>
           <w:i/>
           <w:iCs/>
         </w:rPr>
-        <w:t xml:space="preserve">Quantum computing with Qiskit</w:t>
-      </w:r>
-      <w:r>
-        <w:t xml:space="preserve"> (arXiv:2405.08810). arXiv. https://doi.org/10.48550/arXiv.2405.08810</w:t>
+        <w:t xml:space="preserve">Nature Communications, 9</w:t>
+      </w:r>
+      <w:r>
+        <w:t xml:space="preserve">, Article 4812. https://doi.org/10.1038/s41467-018-07090-4</w:t>
       </w:r>
     </w:p>
     <w:p>
@@ -18586,17 +24295,17 @@
         <w:ind w:left="720" w:hanging="720"/>
       </w:pPr>
       <w:r>
-        <w:t xml:space="preserve">McClean, J. R., Boixo, S., Smelyanskiy, V. N., Babbush, R., &amp; Neven, H. (2018). Barren plateaus in quantum neural network training landscapes. </w:t>
+        <w:t xml:space="preserve">Minsky, M., &amp; Papert, S. (1969). </w:t>
       </w:r>
       <w:r>
         <w:rPr>
           <w:i/>
           <w:iCs/>
         </w:rPr>
-        <w:t xml:space="preserve">Nature Communications, 9</w:t>
-      </w:r>
-      <w:r>
-        <w:t xml:space="preserve">, Article 4812. https://doi.org/10.1038/s41467-018-07090-4</w:t>
+        <w:t xml:space="preserve">Perceptrons: An introduction to computational geometry</w:t>
+      </w:r>
+      <w:r>
+        <w:t xml:space="preserve">. MIT Press.</w:t>
       </w:r>
     </w:p>
     <w:p>
@@ -18605,17 +24314,17 @@
         <w:ind w:left="720" w:hanging="720"/>
       </w:pPr>
       <w:r>
-        <w:t xml:space="preserve">Minsky, M., &amp; Papert, S. (1969). </w:t>
+        <w:t xml:space="preserve">Nelder, J. A., &amp; Mead, R. (1965). A simplex method for function minimization. </w:t>
       </w:r>
       <w:r>
         <w:rPr>
           <w:i/>
           <w:iCs/>
         </w:rPr>
-        <w:t xml:space="preserve">Perceptrons: An introduction to computational geometry</w:t>
-      </w:r>
-      <w:r>
-        <w:t xml:space="preserve">. MIT Press.</w:t>
+        <w:t xml:space="preserve">The Computer Journal, 7</w:t>
+      </w:r>
+      <w:r>
+        <w:t xml:space="preserve">(4), 308–313. https://doi.org/10.1093/comjnl/7.4.308</w:t>
       </w:r>
     </w:p>
     <w:p>
@@ -18624,17 +24333,17 @@
         <w:ind w:left="720" w:hanging="720"/>
       </w:pPr>
       <w:r>
-        <w:t xml:space="preserve">Nelder, J. A., &amp; Mead, R. (1965). A simplex method for function minimization. </w:t>
+        <w:t xml:space="preserve">Nielsen, M. A., &amp; Chuang, I. L. (2010). </w:t>
       </w:r>
       <w:r>
         <w:rPr>
           <w:i/>
           <w:iCs/>
         </w:rPr>
-        <w:t xml:space="preserve">The Computer Journal, 7</w:t>
-      </w:r>
-      <w:r>
-        <w:t xml:space="preserve">(4), 308–313. https://doi.org/10.1093/comjnl/7.4.308</w:t>
+        <w:t xml:space="preserve">Quantum computation and quantum information</w:t>
+      </w:r>
+      <w:r>
+        <w:t xml:space="preserve"> (10th anniversary ed.). Cambridge University Press. https://doi.org/10.1017/CBO9780511976667</w:t>
       </w:r>
     </w:p>
     <w:p>
@@ -18643,17 +24352,17 @@
         <w:ind w:left="720" w:hanging="720"/>
       </w:pPr>
       <w:r>
-        <w:t xml:space="preserve">Nielsen, M. A., &amp; Chuang, I. L. (2010). </w:t>
+        <w:t xml:space="preserve">Preskill, J. (2018). Quantum computing in the NISQ era and beyond. </w:t>
       </w:r>
       <w:r>
         <w:rPr>
           <w:i/>
           <w:iCs/>
         </w:rPr>
-        <w:t xml:space="preserve">Quantum computation and quantum information</w:t>
-      </w:r>
-      <w:r>
-        <w:t xml:space="preserve"> (10th anniversary ed.). Cambridge University Press. https://doi.org/10.1017/CBO9780511976667</w:t>
+        <w:t xml:space="preserve">Quantum, 2</w:t>
+      </w:r>
+      <w:r>
+        <w:t xml:space="preserve">, 79. https://doi.org/10.22331/q-2018-08-06-79</w:t>
       </w:r>
     </w:p>
     <w:p>
@@ -18662,17 +24371,17 @@
         <w:ind w:left="720" w:hanging="720"/>
       </w:pPr>
       <w:r>
-        <w:t xml:space="preserve">Preskill, J. (2018). Quantum computing in the NISQ era and beyond. </w:t>
+        <w:t xml:space="preserve">Quantum logic gate. (n.d.). In </w:t>
       </w:r>
       <w:r>
         <w:rPr>
           <w:i/>
           <w:iCs/>
         </w:rPr>
-        <w:t xml:space="preserve">Quantum, 2</w:t>
-      </w:r>
-      <w:r>
-        <w:t xml:space="preserve">, 79. https://doi.org/10.22331/q-2018-08-06-79</w:t>
+        <w:t xml:space="preserve">Wikipedia</w:t>
+      </w:r>
+      <w:r>
+        <w:t xml:space="preserve">. Retrieved October 31, 2026, from https://en.wikipedia.org/wiki/Quantum_logic_gate</w:t>
       </w:r>
     </w:p>
     <w:p>
@@ -19824,6 +25533,24 @@
   </w:num>
   <w:num w:numId="3">
     <w:abstractNumId w:val="2"/>
+    <w:lvlOverride w:ilvl="0">
+      <w:startOverride w:val="1"/>
+    </w:lvlOverride>
+  </w:num>
+  <w:num w:numId="4">
+    <w:abstractNumId w:val="3"/>
+    <w:lvlOverride w:ilvl="0">
+      <w:startOverride w:val="1"/>
+    </w:lvlOverride>
+  </w:num>
+  <w:num w:numId="5">
+    <w:abstractNumId w:val="3"/>
+    <w:lvlOverride w:ilvl="0">
+      <w:startOverride w:val="1"/>
+    </w:lvlOverride>
+  </w:num>
+  <w:num w:numId="6">
+    <w:abstractNumId w:val="3"/>
     <w:lvlOverride w:ilvl="0">
       <w:startOverride w:val="1"/>
     </w:lvlOverride>

--- a/Assignment_2_Quantum/Report/Assignment2.docx
+++ b/Assignment_2_Quantum/Report/Assignment2.docx
@@ -1000,7 +1000,7 @@
         <w:t xml:space="preserve">Task 3</w:t>
       </w:r>
       <w:r>
-        <w:t xml:space="preserve">, we completed the quantum tic-tac-toe game (four missing gates, the eight winning lines and three bug fixes) and analysed four recorded games. The analysis shows how each click becomes a gate and why a NOT gate has no effect on an undecided tile. In </w:t>
+        <w:t xml:space="preserve">, we completed the quantum tic-tac-toe game (four missing gates, the eight winning lines and four bug fixes), analysed four recorded games and played three more by clicking the game's buttons in Jupyter. The analysis shows how each click becomes a gate and why a NOT gate has no effect on an undecided tile. In </w:t>
       </w:r>
       <w:r>
         <w:rPr>
@@ -6818,7 +6818,7 @@
         <w:t xml:space="preserve">cx(0, 1)</w:t>
       </w:r>
       <w:r>
-        <w:t xml:space="preserve">. Because the diagram shows a single output, we ran two versions: one measuring both qubits (full analysis) and one measuring only the output line (exactly as drawn).</w:t>
+        <w:t xml:space="preserve">, and the lecturer confirmed that block C is a CNOT. Because the diagram shows a single output, we ran two versions: one measuring both qubits (full analysis) and one measuring only the output line (exactly as drawn).</w:t>
       </w:r>
     </w:p>
     <w:p>
@@ -12231,6 +12231,124 @@
           </w:p>
         </w:tc>
       </w:tr>
+      <w:tr>
+        <w:tc>
+          <w:tcPr>
+            <w:tcW w:type="dxa" w:w="400"/>
+            <w:tcBorders>
+              <w:top w:val="single" w:color="A6A6A6" w:sz="4"/>
+              <w:left w:val="single" w:color="A6A6A6" w:sz="4"/>
+              <w:bottom w:val="single" w:color="A6A6A6" w:sz="4"/>
+              <w:right w:val="single" w:color="A6A6A6" w:sz="4"/>
+            </w:tcBorders>
+            <w:tcMar>
+              <w:top w:type="dxa" w:w="60"/>
+              <w:left w:type="dxa" w:w="90"/>
+              <w:bottom w:type="dxa" w:w="60"/>
+              <w:right w:type="dxa" w:w="90"/>
+            </w:tcMar>
+          </w:tcPr>
+          <w:p>
+            <w:pPr>
+              <w:spacing w:after="0" w:line="252"/>
+            </w:pPr>
+            <w:r>
+              <w:rPr>
+                <w:sz w:val="18"/>
+                <w:szCs w:val="18"/>
+              </w:rPr>
+              <w:t xml:space="preserve">9</w:t>
+            </w:r>
+          </w:p>
+        </w:tc>
+        <w:tc>
+          <w:tcPr>
+            <w:tcW w:type="dxa" w:w="1900"/>
+            <w:tcBorders>
+              <w:top w:val="single" w:color="A6A6A6" w:sz="4"/>
+              <w:left w:val="single" w:color="A6A6A6" w:sz="4"/>
+              <w:bottom w:val="single" w:color="A6A6A6" w:sz="4"/>
+              <w:right w:val="single" w:color="A6A6A6" w:sz="4"/>
+            </w:tcBorders>
+            <w:tcMar>
+              <w:top w:type="dxa" w:w="60"/>
+              <w:left w:type="dxa" w:w="90"/>
+              <w:bottom w:type="dxa" w:w="60"/>
+              <w:right w:type="dxa" w:w="90"/>
+            </w:tcMar>
+          </w:tcPr>
+          <w:p>
+            <w:pPr>
+              <w:spacing w:after="0" w:line="252"/>
+            </w:pPr>
+            <w:r>
+              <w:rPr>
+                <w:sz w:val="18"/>
+                <w:szCs w:val="18"/>
+              </w:rPr>
+              <w:t xml:space="preserve">screen updates after a click</w:t>
+            </w:r>
+          </w:p>
+        </w:tc>
+        <w:tc>
+          <w:tcPr>
+            <w:tcW w:type="dxa" w:w="3300"/>
+            <w:tcBorders>
+              <w:top w:val="single" w:color="A6A6A6" w:sz="4"/>
+              <w:left w:val="single" w:color="A6A6A6" w:sz="4"/>
+              <w:bottom w:val="single" w:color="A6A6A6" w:sz="4"/>
+              <w:right w:val="single" w:color="A6A6A6" w:sz="4"/>
+            </w:tcBorders>
+            <w:tcMar>
+              <w:top w:type="dxa" w:w="60"/>
+              <w:left w:type="dxa" w:w="90"/>
+              <w:bottom w:type="dxa" w:w="60"/>
+              <w:right w:type="dxa" w:w="90"/>
+            </w:tcMar>
+          </w:tcPr>
+          <w:p>
+            <w:pPr>
+              <w:spacing w:after="0" w:line="252"/>
+            </w:pPr>
+            <w:r>
+              <w:rPr>
+                <w:sz w:val="18"/>
+                <w:szCs w:val="18"/>
+              </w:rPr>
+              <w:t xml:space="preserve">callback output only shown in Colab; in Jupyter clicks seemed to do nothing</w:t>
+            </w:r>
+          </w:p>
+        </w:tc>
+        <w:tc>
+          <w:tcPr>
+            <w:tcW w:type="dxa" w:w="3426"/>
+            <w:tcBorders>
+              <w:top w:val="single" w:color="A6A6A6" w:sz="4"/>
+              <w:left w:val="single" w:color="A6A6A6" w:sz="4"/>
+              <w:bottom w:val="single" w:color="A6A6A6" w:sz="4"/>
+              <w:right w:val="single" w:color="A6A6A6" w:sz="4"/>
+            </w:tcBorders>
+            <w:tcMar>
+              <w:top w:type="dxa" w:w="60"/>
+              <w:left w:type="dxa" w:w="90"/>
+              <w:bottom w:type="dxa" w:w="60"/>
+              <w:right w:type="dxa" w:w="90"/>
+            </w:tcMar>
+          </w:tcPr>
+          <w:p>
+            <w:pPr>
+              <w:spacing w:after="0" w:line="252"/>
+            </w:pPr>
+            <w:r>
+              <w:rPr>
+                <w:sz w:val="18"/>
+                <w:szCs w:val="18"/>
+              </w:rPr>
+              <w:t xml:space="preserve">draw every screen inside an ipywidgets Output widget</w:t>
+            </w:r>
+          </w:p>
+        </w:tc>
+      </w:tr>
     </w:tbl>
     <w:p>
       <w:pPr>
@@ -14123,7 +14241,7 @@
         <w:pStyle w:val="Heading2"/>
       </w:pPr>
       <w:r>
-        <w:t xml:space="preserve">5.8 Can the game circuit run on Quokka?</w:t>
+        <w:t xml:space="preserve">5.8 Did we also play the game by clicking the buttons?</w:t>
       </w:r>
     </w:p>
     <w:p>
@@ -14132,26 +14250,27 @@
         <w:jc w:val="both"/>
       </w:pPr>
       <w:r>
-        <w:t xml:space="preserve">Yes. The notebook removes the </w:t>
-      </w:r>
-      <w:r>
-        <w:rPr>
-          <w:rFonts w:ascii="Consolas" w:cs="Consolas" w:eastAsia="Consolas" w:hAnsi="Consolas"/>
-          <w:sz w:val="19"/>
-          <w:szCs w:val="19"/>
-        </w:rPr>
-        <w:t xml:space="preserve">reset</w:t>
-      </w:r>
-      <w:r>
-        <w:t xml:space="preserve"> instructions (qubits already start at |0⟩), translates the Game 2 circuit to H, RY, X and CX gates, exports it to QASM and sends it with 1000 shots. With the labelled local fallback, the per-tile chances were 0.87, 0.50, 0.13, 0.51, 0.86, 0.50, 0.14, 0.53 and 0.87, the same pattern as Figure 12. This links the game back to the device used in Tasks 1 and 2.</w:t>
-      </w:r>
-    </w:p>
-    <w:p>
-      <w:pPr>
-        <w:pStyle w:val="Heading2"/>
-      </w:pPr>
-      <w:r>
-        <w:t xml:space="preserve">5.9 Which quantum gates does the game use? (Gate section)</w:t>
+        <w:t xml:space="preserve">Yes. To check that the completed game really works for a player, we opened the notebook in </w:t>
+      </w:r>
+      <w:r>
+        <w:rPr>
+          <w:b/>
+          <w:bCs/>
+        </w:rPr>
+        <w:t xml:space="preserve">Jupyter Notebook 7</w:t>
+      </w:r>
+      <w:r>
+        <w:t xml:space="preserve"> (the environment used in the lectures), ran it, and played three games by clicking the move and tile buttons. Each </w:t>
+      </w:r>
+      <w:r>
+        <w:rPr>
+          <w:b/>
+          <w:bCs/>
+        </w:rPr>
+        <w:t xml:space="preserve">Measure</w:t>
+      </w:r>
+      <w:r>
+        <w:t xml:space="preserve"> click runs the game circuit once, so every result is a genuine single random outcome.</w:t>
       </w:r>
     </w:p>
     <w:p>
@@ -14168,6 +14287,771 @@
           <w:szCs w:val="20"/>
         </w:rPr>
         <w:t xml:space="preserve">Table 13. </w:t>
+      </w:r>
+      <w:r>
+        <w:rPr>
+          <w:i/>
+          <w:iCs/>
+          <w:sz w:val="20"/>
+          <w:szCs w:val="20"/>
+        </w:rPr>
+        <w:t xml:space="preserve">Three games played interactively in Jupyter Notebook (31 October 2026)</w:t>
+      </w:r>
+    </w:p>
+    <w:tbl>
+      <w:tblPr>
+        <w:tblW w:type="dxa" w:w="9026"/>
+        <w:tblBorders>
+          <w:top w:val="single" w:color="auto" w:sz="4"/>
+          <w:left w:val="single" w:color="auto" w:sz="4"/>
+          <w:bottom w:val="single" w:color="auto" w:sz="4"/>
+          <w:right w:val="single" w:color="auto" w:sz="4"/>
+          <w:insideH w:val="single" w:color="auto" w:sz="4"/>
+          <w:insideV w:val="single" w:color="auto" w:sz="4"/>
+        </w:tblBorders>
+      </w:tblPr>
+      <w:tblGrid>
+        <w:gridCol w:w="900"/>
+        <w:gridCol w:w="3000"/>
+        <w:gridCol w:w="2800"/>
+        <w:gridCol w:w="2326"/>
+      </w:tblGrid>
+      <w:tr>
+        <w:trPr>
+          <w:tblHeader/>
+        </w:trPr>
+        <w:tc>
+          <w:tcPr>
+            <w:tcW w:type="dxa" w:w="900"/>
+            <w:tcBorders>
+              <w:top w:val="single" w:color="A6A6A6" w:sz="4"/>
+              <w:left w:val="single" w:color="A6A6A6" w:sz="4"/>
+              <w:bottom w:val="single" w:color="A6A6A6" w:sz="4"/>
+              <w:right w:val="single" w:color="A6A6A6" w:sz="4"/>
+            </w:tcBorders>
+            <w:shd w:fill="1F4E79" w:color="auto" w:val="clear"/>
+            <w:tcMar>
+              <w:top w:type="dxa" w:w="60"/>
+              <w:left w:type="dxa" w:w="90"/>
+              <w:bottom w:type="dxa" w:w="60"/>
+              <w:right w:type="dxa" w:w="90"/>
+            </w:tcMar>
+          </w:tcPr>
+          <w:p>
+            <w:pPr>
+              <w:spacing w:after="0" w:line="252"/>
+            </w:pPr>
+            <w:r>
+              <w:rPr>
+                <w:b/>
+                <w:bCs/>
+                <w:color w:val="FFFFFF"/>
+                <w:sz w:val="18"/>
+                <w:szCs w:val="18"/>
+              </w:rPr>
+              <w:t xml:space="preserve">Game</w:t>
+            </w:r>
+          </w:p>
+        </w:tc>
+        <w:tc>
+          <w:tcPr>
+            <w:tcW w:type="dxa" w:w="3000"/>
+            <w:tcBorders>
+              <w:top w:val="single" w:color="A6A6A6" w:sz="4"/>
+              <w:left w:val="single" w:color="A6A6A6" w:sz="4"/>
+              <w:bottom w:val="single" w:color="A6A6A6" w:sz="4"/>
+              <w:right w:val="single" w:color="A6A6A6" w:sz="4"/>
+            </w:tcBorders>
+            <w:shd w:fill="1F4E79" w:color="auto" w:val="clear"/>
+            <w:tcMar>
+              <w:top w:type="dxa" w:w="60"/>
+              <w:left w:type="dxa" w:w="90"/>
+              <w:bottom w:type="dxa" w:w="60"/>
+              <w:right w:type="dxa" w:w="90"/>
+            </w:tcMar>
+          </w:tcPr>
+          <w:p>
+            <w:pPr>
+              <w:spacing w:after="0" w:line="252"/>
+            </w:pPr>
+            <w:r>
+              <w:rPr>
+                <w:b/>
+                <w:bCs/>
+                <w:color w:val="FFFFFF"/>
+                <w:sz w:val="18"/>
+                <w:szCs w:val="18"/>
+              </w:rPr>
+              <w:t xml:space="preserve">Buttons clicked</w:t>
+            </w:r>
+          </w:p>
+        </w:tc>
+        <w:tc>
+          <w:tcPr>
+            <w:tcW w:type="dxa" w:w="2800"/>
+            <w:tcBorders>
+              <w:top w:val="single" w:color="A6A6A6" w:sz="4"/>
+              <w:left w:val="single" w:color="A6A6A6" w:sz="4"/>
+              <w:bottom w:val="single" w:color="A6A6A6" w:sz="4"/>
+              <w:right w:val="single" w:color="A6A6A6" w:sz="4"/>
+            </w:tcBorders>
+            <w:shd w:fill="1F4E79" w:color="auto" w:val="clear"/>
+            <w:tcMar>
+              <w:top w:type="dxa" w:w="60"/>
+              <w:left w:type="dxa" w:w="90"/>
+              <w:bottom w:type="dxa" w:w="60"/>
+              <w:right w:type="dxa" w:w="90"/>
+            </w:tcMar>
+          </w:tcPr>
+          <w:p>
+            <w:pPr>
+              <w:spacing w:after="0" w:line="252"/>
+            </w:pPr>
+            <w:r>
+              <w:rPr>
+                <w:b/>
+                <w:bCs/>
+                <w:color w:val="FFFFFF"/>
+                <w:sz w:val="18"/>
+                <w:szCs w:val="18"/>
+              </w:rPr>
+              <w:t xml:space="preserve">Final board (rows)</w:t>
+            </w:r>
+          </w:p>
+        </w:tc>
+        <w:tc>
+          <w:tcPr>
+            <w:tcW w:type="dxa" w:w="2326"/>
+            <w:tcBorders>
+              <w:top w:val="single" w:color="A6A6A6" w:sz="4"/>
+              <w:left w:val="single" w:color="A6A6A6" w:sz="4"/>
+              <w:bottom w:val="single" w:color="A6A6A6" w:sz="4"/>
+              <w:right w:val="single" w:color="A6A6A6" w:sz="4"/>
+            </w:tcBorders>
+            <w:shd w:fill="1F4E79" w:color="auto" w:val="clear"/>
+            <w:tcMar>
+              <w:top w:type="dxa" w:w="60"/>
+              <w:left w:type="dxa" w:w="90"/>
+              <w:bottom w:type="dxa" w:w="60"/>
+              <w:right w:type="dxa" w:w="90"/>
+            </w:tcMar>
+          </w:tcPr>
+          <w:p>
+            <w:pPr>
+              <w:spacing w:after="0" w:line="252"/>
+            </w:pPr>
+            <w:r>
+              <w:rPr>
+                <w:b/>
+                <w:bCs/>
+                <w:color w:val="FFFFFF"/>
+                <w:sz w:val="18"/>
+                <w:szCs w:val="18"/>
+              </w:rPr>
+              <w:t xml:space="preserve">Result and what it shows</w:t>
+            </w:r>
+          </w:p>
+        </w:tc>
+      </w:tr>
+      <w:tr>
+        <w:tc>
+          <w:tcPr>
+            <w:tcW w:type="dxa" w:w="900"/>
+            <w:tcBorders>
+              <w:top w:val="single" w:color="A6A6A6" w:sz="4"/>
+              <w:left w:val="single" w:color="A6A6A6" w:sz="4"/>
+              <w:bottom w:val="single" w:color="A6A6A6" w:sz="4"/>
+              <w:right w:val="single" w:color="A6A6A6" w:sz="4"/>
+            </w:tcBorders>
+            <w:tcMar>
+              <w:top w:type="dxa" w:w="60"/>
+              <w:left w:type="dxa" w:w="90"/>
+              <w:bottom w:type="dxa" w:w="60"/>
+              <w:right w:type="dxa" w:w="90"/>
+            </w:tcMar>
+          </w:tcPr>
+          <w:p>
+            <w:pPr>
+              <w:spacing w:after="0" w:line="252"/>
+            </w:pPr>
+            <w:r>
+              <w:rPr>
+                <w:sz w:val="18"/>
+                <w:szCs w:val="18"/>
+              </w:rPr>
+              <w:t xml:space="preserve">A</w:t>
+            </w:r>
+          </w:p>
+        </w:tc>
+        <w:tc>
+          <w:tcPr>
+            <w:tcW w:type="dxa" w:w="3000"/>
+            <w:tcBorders>
+              <w:top w:val="single" w:color="A6A6A6" w:sz="4"/>
+              <w:left w:val="single" w:color="A6A6A6" w:sz="4"/>
+              <w:bottom w:val="single" w:color="A6A6A6" w:sz="4"/>
+              <w:right w:val="single" w:color="A6A6A6" w:sz="4"/>
+            </w:tcBorders>
+            <w:tcMar>
+              <w:top w:type="dxa" w:w="60"/>
+              <w:left w:type="dxa" w:w="90"/>
+              <w:bottom w:type="dxa" w:w="60"/>
+              <w:right w:type="dxa" w:w="90"/>
+            </w:tcMar>
+          </w:tcPr>
+          <w:p>
+            <w:pPr>
+              <w:spacing w:after="0" w:line="252"/>
+            </w:pPr>
+            <w:r>
+              <w:rPr>
+                <w:sz w:val="18"/>
+                <w:szCs w:val="18"/>
+              </w:rPr>
+              <w:t xml:space="preserve">X 4, X 4, O 0, O 8, Not 2</w:t>
+            </w:r>
+          </w:p>
+        </w:tc>
+        <w:tc>
+          <w:tcPr>
+            <w:tcW w:type="dxa" w:w="2800"/>
+            <w:tcBorders>
+              <w:top w:val="single" w:color="A6A6A6" w:sz="4"/>
+              <w:left w:val="single" w:color="A6A6A6" w:sz="4"/>
+              <w:bottom w:val="single" w:color="A6A6A6" w:sz="4"/>
+              <w:right w:val="single" w:color="A6A6A6" w:sz="4"/>
+            </w:tcBorders>
+            <w:tcMar>
+              <w:top w:type="dxa" w:w="60"/>
+              <w:left w:type="dxa" w:w="90"/>
+              <w:bottom w:type="dxa" w:w="60"/>
+              <w:right w:type="dxa" w:w="90"/>
+            </w:tcMar>
+          </w:tcPr>
+          <w:p>
+            <w:pPr>
+              <w:spacing w:after="0" w:line="252"/>
+            </w:pPr>
+            <w:r>
+              <w:rPr>
+                <w:sz w:val="18"/>
+                <w:szCs w:val="18"/>
+              </w:rPr>
+              <w:t xml:space="preserve">X O O / O X X / O X O</w:t>
+            </w:r>
+          </w:p>
+        </w:tc>
+        <w:tc>
+          <w:tcPr>
+            <w:tcW w:type="dxa" w:w="2326"/>
+            <w:tcBorders>
+              <w:top w:val="single" w:color="A6A6A6" w:sz="4"/>
+              <w:left w:val="single" w:color="A6A6A6" w:sz="4"/>
+              <w:bottom w:val="single" w:color="A6A6A6" w:sz="4"/>
+              <w:right w:val="single" w:color="A6A6A6" w:sz="4"/>
+            </w:tcBorders>
+            <w:tcMar>
+              <w:top w:type="dxa" w:w="60"/>
+              <w:left w:type="dxa" w:w="90"/>
+              <w:bottom w:type="dxa" w:w="60"/>
+              <w:right w:type="dxa" w:w="90"/>
+            </w:tcMar>
+          </w:tcPr>
+          <w:p>
+            <w:pPr>
+              <w:spacing w:after="0" w:line="252"/>
+            </w:pPr>
+            <w:r>
+              <w:rPr>
+                <w:sz w:val="18"/>
+                <w:szCs w:val="18"/>
+              </w:rPr>
+              <w:t xml:space="preserve">Draw 0–0. Tile 4 (two X moves) was certain X. Tile 0 had one O move (85% O) yet became X: a 15% outcome happened.</w:t>
+            </w:r>
+          </w:p>
+        </w:tc>
+      </w:tr>
+      <w:tr>
+        <w:tc>
+          <w:tcPr>
+            <w:tcW w:type="dxa" w:w="900"/>
+            <w:tcBorders>
+              <w:top w:val="single" w:color="A6A6A6" w:sz="4"/>
+              <w:left w:val="single" w:color="A6A6A6" w:sz="4"/>
+              <w:bottom w:val="single" w:color="A6A6A6" w:sz="4"/>
+              <w:right w:val="single" w:color="A6A6A6" w:sz="4"/>
+            </w:tcBorders>
+            <w:shd w:fill="EEF3F8" w:color="auto" w:val="clear"/>
+            <w:tcMar>
+              <w:top w:type="dxa" w:w="60"/>
+              <w:left w:type="dxa" w:w="90"/>
+              <w:bottom w:type="dxa" w:w="60"/>
+              <w:right w:type="dxa" w:w="90"/>
+            </w:tcMar>
+          </w:tcPr>
+          <w:p>
+            <w:pPr>
+              <w:spacing w:after="0" w:line="252"/>
+            </w:pPr>
+            <w:r>
+              <w:rPr>
+                <w:sz w:val="18"/>
+                <w:szCs w:val="18"/>
+              </w:rPr>
+              <w:t xml:space="preserve">B</w:t>
+            </w:r>
+          </w:p>
+        </w:tc>
+        <w:tc>
+          <w:tcPr>
+            <w:tcW w:type="dxa" w:w="3000"/>
+            <w:tcBorders>
+              <w:top w:val="single" w:color="A6A6A6" w:sz="4"/>
+              <w:left w:val="single" w:color="A6A6A6" w:sz="4"/>
+              <w:bottom w:val="single" w:color="A6A6A6" w:sz="4"/>
+              <w:right w:val="single" w:color="A6A6A6" w:sz="4"/>
+            </w:tcBorders>
+            <w:shd w:fill="EEF3F8" w:color="auto" w:val="clear"/>
+            <w:tcMar>
+              <w:top w:type="dxa" w:w="60"/>
+              <w:left w:type="dxa" w:w="90"/>
+              <w:bottom w:type="dxa" w:w="60"/>
+              <w:right w:type="dxa" w:w="90"/>
+            </w:tcMar>
+          </w:tcPr>
+          <w:p>
+            <w:pPr>
+              <w:spacing w:after="0" w:line="252"/>
+            </w:pPr>
+            <w:r>
+              <w:rPr>
+                <w:sz w:val="18"/>
+                <w:szCs w:val="18"/>
+              </w:rPr>
+              <w:t xml:space="preserve">X 0, X 4, X 8, O 2, O 6</w:t>
+            </w:r>
+          </w:p>
+        </w:tc>
+        <w:tc>
+          <w:tcPr>
+            <w:tcW w:type="dxa" w:w="2800"/>
+            <w:tcBorders>
+              <w:top w:val="single" w:color="A6A6A6" w:sz="4"/>
+              <w:left w:val="single" w:color="A6A6A6" w:sz="4"/>
+              <w:bottom w:val="single" w:color="A6A6A6" w:sz="4"/>
+              <w:right w:val="single" w:color="A6A6A6" w:sz="4"/>
+            </w:tcBorders>
+            <w:shd w:fill="EEF3F8" w:color="auto" w:val="clear"/>
+            <w:tcMar>
+              <w:top w:type="dxa" w:w="60"/>
+              <w:left w:type="dxa" w:w="90"/>
+              <w:bottom w:type="dxa" w:w="60"/>
+              <w:right w:type="dxa" w:w="90"/>
+            </w:tcMar>
+          </w:tcPr>
+          <w:p>
+            <w:pPr>
+              <w:spacing w:after="0" w:line="252"/>
+            </w:pPr>
+            <w:r>
+              <w:rPr>
+                <w:sz w:val="18"/>
+                <w:szCs w:val="18"/>
+              </w:rPr>
+              <w:t xml:space="preserve">X O O / X X O / O O X</w:t>
+            </w:r>
+          </w:p>
+        </w:tc>
+        <w:tc>
+          <w:tcPr>
+            <w:tcW w:type="dxa" w:w="2326"/>
+            <w:tcBorders>
+              <w:top w:val="single" w:color="A6A6A6" w:sz="4"/>
+              <w:left w:val="single" w:color="A6A6A6" w:sz="4"/>
+              <w:bottom w:val="single" w:color="A6A6A6" w:sz="4"/>
+              <w:right w:val="single" w:color="A6A6A6" w:sz="4"/>
+            </w:tcBorders>
+            <w:shd w:fill="EEF3F8" w:color="auto" w:val="clear"/>
+            <w:tcMar>
+              <w:top w:type="dxa" w:w="60"/>
+              <w:left w:type="dxa" w:w="90"/>
+              <w:bottom w:type="dxa" w:w="60"/>
+              <w:right w:type="dxa" w:w="90"/>
+            </w:tcMar>
+          </w:tcPr>
+          <w:p>
+            <w:pPr>
+              <w:spacing w:after="0" w:line="252"/>
+            </w:pPr>
+            <w:r>
+              <w:rPr>
+                <w:sz w:val="18"/>
+                <w:szCs w:val="18"/>
+              </w:rPr>
+              <w:t xml:space="preserve">X wins the main diagonal 0–4–8, the three tiles nudged toward X.</w:t>
+            </w:r>
+          </w:p>
+        </w:tc>
+      </w:tr>
+      <w:tr>
+        <w:tc>
+          <w:tcPr>
+            <w:tcW w:type="dxa" w:w="900"/>
+            <w:tcBorders>
+              <w:top w:val="single" w:color="A6A6A6" w:sz="4"/>
+              <w:left w:val="single" w:color="A6A6A6" w:sz="4"/>
+              <w:bottom w:val="single" w:color="A6A6A6" w:sz="4"/>
+              <w:right w:val="single" w:color="A6A6A6" w:sz="4"/>
+            </w:tcBorders>
+            <w:tcMar>
+              <w:top w:type="dxa" w:w="60"/>
+              <w:left w:type="dxa" w:w="90"/>
+              <w:bottom w:type="dxa" w:w="60"/>
+              <w:right w:type="dxa" w:w="90"/>
+            </w:tcMar>
+          </w:tcPr>
+          <w:p>
+            <w:pPr>
+              <w:spacing w:after="0" w:line="252"/>
+            </w:pPr>
+            <w:r>
+              <w:rPr>
+                <w:sz w:val="18"/>
+                <w:szCs w:val="18"/>
+              </w:rPr>
+              <w:t xml:space="preserve">C</w:t>
+            </w:r>
+          </w:p>
+        </w:tc>
+        <w:tc>
+          <w:tcPr>
+            <w:tcW w:type="dxa" w:w="3000"/>
+            <w:tcBorders>
+              <w:top w:val="single" w:color="A6A6A6" w:sz="4"/>
+              <w:left w:val="single" w:color="A6A6A6" w:sz="4"/>
+              <w:bottom w:val="single" w:color="A6A6A6" w:sz="4"/>
+              <w:right w:val="single" w:color="A6A6A6" w:sz="4"/>
+            </w:tcBorders>
+            <w:tcMar>
+              <w:top w:type="dxa" w:w="60"/>
+              <w:left w:type="dxa" w:w="90"/>
+              <w:bottom w:type="dxa" w:w="60"/>
+              <w:right w:type="dxa" w:w="90"/>
+            </w:tcMar>
+          </w:tcPr>
+          <w:p>
+            <w:pPr>
+              <w:spacing w:after="0" w:line="252"/>
+            </w:pPr>
+            <w:r>
+              <w:rPr>
+                <w:sz w:val="18"/>
+                <w:szCs w:val="18"/>
+              </w:rPr>
+              <w:t xml:space="preserve">O 4, O 4, X 1, Not 4, SWAP 0↔8</w:t>
+            </w:r>
+          </w:p>
+        </w:tc>
+        <w:tc>
+          <w:tcPr>
+            <w:tcW w:type="dxa" w:w="2800"/>
+            <w:tcBorders>
+              <w:top w:val="single" w:color="A6A6A6" w:sz="4"/>
+              <w:left w:val="single" w:color="A6A6A6" w:sz="4"/>
+              <w:bottom w:val="single" w:color="A6A6A6" w:sz="4"/>
+              <w:right w:val="single" w:color="A6A6A6" w:sz="4"/>
+            </w:tcBorders>
+            <w:tcMar>
+              <w:top w:type="dxa" w:w="60"/>
+              <w:left w:type="dxa" w:w="90"/>
+              <w:bottom w:type="dxa" w:w="60"/>
+              <w:right w:type="dxa" w:w="90"/>
+            </w:tcMar>
+          </w:tcPr>
+          <w:p>
+            <w:pPr>
+              <w:spacing w:after="0" w:line="252"/>
+            </w:pPr>
+            <w:r>
+              <w:rPr>
+                <w:sz w:val="18"/>
+                <w:szCs w:val="18"/>
+              </w:rPr>
+              <w:t xml:space="preserve">X X X / X X O / O O X</w:t>
+            </w:r>
+          </w:p>
+        </w:tc>
+        <w:tc>
+          <w:tcPr>
+            <w:tcW w:type="dxa" w:w="2326"/>
+            <w:tcBorders>
+              <w:top w:val="single" w:color="A6A6A6" w:sz="4"/>
+              <w:left w:val="single" w:color="A6A6A6" w:sz="4"/>
+              <w:bottom w:val="single" w:color="A6A6A6" w:sz="4"/>
+              <w:right w:val="single" w:color="A6A6A6" w:sz="4"/>
+            </w:tcBorders>
+            <w:tcMar>
+              <w:top w:type="dxa" w:w="60"/>
+              <w:left w:type="dxa" w:w="90"/>
+              <w:bottom w:type="dxa" w:w="60"/>
+              <w:right w:type="dxa" w:w="90"/>
+            </w:tcMar>
+          </w:tcPr>
+          <w:p>
+            <w:pPr>
+              <w:spacing w:after="0" w:line="252"/>
+            </w:pPr>
+            <w:r>
+              <w:rPr>
+                <w:sz w:val="18"/>
+                <w:szCs w:val="18"/>
+              </w:rPr>
+              <w:t xml:space="preserve">X wins 2 lines. Two O moves made tile 4 certain O, then NOT made it certain X, exactly as the theory predicts.</w:t>
+            </w:r>
+          </w:p>
+        </w:tc>
+      </w:tr>
+    </w:tbl>
+    <w:p>
+      <w:pPr>
+        <w:spacing w:after="100"/>
+      </w:pPr>
+    </w:p>
+    <w:p>
+      <w:pPr>
+        <w:keepNext/>
+        <w:spacing w:after="60" w:before="120"/>
+        <w:jc w:val="center"/>
+      </w:pPr>
+      <w:r>
+        <w:drawing>
+          <wp:inline distT="0" distB="0" distL="0" distR="0">
+            <wp:extent cx="4953000" cy="4362450"/>
+            <wp:effectExtent t="0" r="0" b="0" l="0"/>
+            <wp:docPr id="14" name="playC1" descr="Game C in Jupyter before Measure: the board shows the move history, and the circuit shows RY, X and the SWAP between tiles 0 and 8" title="Game C in Jupyter before Measure: the board shows the move history, and the circuit shows RY, X and the SWAP between tiles 0 and 8"/>
+            <wp:cNvGraphicFramePr>
+              <a:graphicFrameLocks xmlns:a="http://schemas.openxmlformats.org/drawingml/2006/main" noChangeAspect="1"/>
+            </wp:cNvGraphicFramePr>
+            <a:graphic xmlns:a="http://schemas.openxmlformats.org/drawingml/2006/main">
+              <a:graphicData uri="http://schemas.openxmlformats.org/drawingml/2006/picture">
+                <pic:pic xmlns:pic="http://schemas.openxmlformats.org/drawingml/2006/picture">
+                  <pic:nvPicPr>
+                    <pic:cNvPr id="0" name="" descr=""/>
+                    <pic:cNvPicPr>
+                      <a:picLocks noChangeAspect="1" noChangeArrowheads="1"/>
+                    </pic:cNvPicPr>
+                  </pic:nvPicPr>
+                  <pic:blipFill>
+                    <a:blip r:embed="rId22" cstate="none"/>
+                    <a:srcRect/>
+                    <a:stretch>
+                      <a:fillRect/>
+                    </a:stretch>
+                  </pic:blipFill>
+                  <pic:spPr bwMode="auto">
+                    <a:xfrm>
+                      <a:off x="0" y="0"/>
+                      <a:ext cx="4953000" cy="4362450"/>
+                    </a:xfrm>
+                    <a:prstGeom prst="rect">
+                      <a:avLst/>
+                    </a:prstGeom>
+                  </pic:spPr>
+                </pic:pic>
+              </a:graphicData>
+            </a:graphic>
+          </wp:inline>
+        </w:drawing>
+      </w:r>
+    </w:p>
+    <w:p>
+      <w:pPr>
+        <w:spacing w:after="200"/>
+        <w:jc w:val="center"/>
+      </w:pPr>
+      <w:r>
+        <w:rPr>
+          <w:b/>
+          <w:bCs/>
+          <w:color w:val="1F4E79"/>
+          <w:sz w:val="20"/>
+          <w:szCs w:val="20"/>
+        </w:rPr>
+        <w:t xml:space="preserve">Figure 14. </w:t>
+      </w:r>
+      <w:r>
+        <w:rPr>
+          <w:i/>
+          <w:iCs/>
+          <w:sz w:val="20"/>
+          <w:szCs w:val="20"/>
+        </w:rPr>
+        <w:t xml:space="preserve">Game C in Jupyter before Measure: the board shows the move history, and the circuit shows RY, X and the SWAP between tiles 0 and 8</w:t>
+      </w:r>
+    </w:p>
+    <w:p>
+      <w:pPr>
+        <w:keepNext/>
+        <w:spacing w:after="60" w:before="120"/>
+        <w:jc w:val="center"/>
+      </w:pPr>
+      <w:r>
+        <w:drawing>
+          <wp:inline distT="0" distB="0" distL="0" distR="0">
+            <wp:extent cx="4953000" cy="4105275"/>
+            <wp:effectExtent t="0" r="0" b="0" l="0"/>
+            <wp:docPr id="15" name="playC2" descr="Game C after Measure: one shot decided every tile; X wins 2 lines" title="Game C after Measure: one shot decided every tile; X wins 2 lines"/>
+            <wp:cNvGraphicFramePr>
+              <a:graphicFrameLocks xmlns:a="http://schemas.openxmlformats.org/drawingml/2006/main" noChangeAspect="1"/>
+            </wp:cNvGraphicFramePr>
+            <a:graphic xmlns:a="http://schemas.openxmlformats.org/drawingml/2006/main">
+              <a:graphicData uri="http://schemas.openxmlformats.org/drawingml/2006/picture">
+                <pic:pic xmlns:pic="http://schemas.openxmlformats.org/drawingml/2006/picture">
+                  <pic:nvPicPr>
+                    <pic:cNvPr id="0" name="" descr=""/>
+                    <pic:cNvPicPr>
+                      <a:picLocks noChangeAspect="1" noChangeArrowheads="1"/>
+                    </pic:cNvPicPr>
+                  </pic:nvPicPr>
+                  <pic:blipFill>
+                    <a:blip r:embed="rId23" cstate="none"/>
+                    <a:srcRect/>
+                    <a:stretch>
+                      <a:fillRect/>
+                    </a:stretch>
+                  </pic:blipFill>
+                  <pic:spPr bwMode="auto">
+                    <a:xfrm>
+                      <a:off x="0" y="0"/>
+                      <a:ext cx="4953000" cy="4105275"/>
+                    </a:xfrm>
+                    <a:prstGeom prst="rect">
+                      <a:avLst/>
+                    </a:prstGeom>
+                  </pic:spPr>
+                </pic:pic>
+              </a:graphicData>
+            </a:graphic>
+          </wp:inline>
+        </w:drawing>
+      </w:r>
+    </w:p>
+    <w:p>
+      <w:pPr>
+        <w:spacing w:after="200"/>
+        <w:jc w:val="center"/>
+      </w:pPr>
+      <w:r>
+        <w:rPr>
+          <w:b/>
+          <w:bCs/>
+          <w:color w:val="1F4E79"/>
+          <w:sz w:val="20"/>
+          <w:szCs w:val="20"/>
+        </w:rPr>
+        <w:t xml:space="preserve">Figure 15. </w:t>
+      </w:r>
+      <w:r>
+        <w:rPr>
+          <w:i/>
+          <w:iCs/>
+          <w:sz w:val="20"/>
+          <w:szCs w:val="20"/>
+        </w:rPr>
+        <w:t xml:space="preserve">Game C after Measure: one shot decided every tile; X wins 2 lines</w:t>
+      </w:r>
+    </w:p>
+    <w:p>
+      <w:pPr>
+        <w:spacing w:after="140" w:line="288"/>
+        <w:jc w:val="both"/>
+      </w:pPr>
+      <w:r>
+        <w:t xml:space="preserve">Playing also exposed a </w:t>
+      </w:r>
+      <w:r>
+        <w:rPr>
+          <w:b/>
+          <w:bCs/>
+        </w:rPr>
+        <w:t xml:space="preserve">portability bug</w:t>
+      </w:r>
+      <w:r>
+        <w:t xml:space="preserve">. In the supplied code, every screen update after a click (board, circuit, score) is printed from inside the button's callback. Google Colab shows that output, but Jupyter Notebook and VS Code discard it, so clicks *appeared to do nothing*. We fixed this by drawing all game screens inside an </w:t>
+      </w:r>
+      <w:r>
+        <w:rPr>
+          <w:rFonts w:ascii="Consolas" w:cs="Consolas" w:eastAsia="Consolas" w:hAnsi="Consolas"/>
+          <w:sz w:val="19"/>
+          <w:szCs w:val="19"/>
+        </w:rPr>
+        <w:t xml:space="preserve">ipywidgets.Output</w:t>
+      </w:r>
+      <w:r>
+        <w:t xml:space="preserve"> widget (marked </w:t>
+      </w:r>
+      <w:r>
+        <w:rPr>
+          <w:rFonts w:ascii="Consolas" w:cs="Consolas" w:eastAsia="Consolas" w:hAnsi="Consolas"/>
+          <w:sz w:val="19"/>
+          <w:szCs w:val="19"/>
+        </w:rPr>
+        <w:t xml:space="preserve">[CHANGED]</w:t>
+      </w:r>
+      <w:r>
+        <w:t xml:space="preserve">), after which the game worked in all three environments.</w:t>
+      </w:r>
+    </w:p>
+    <w:p>
+      <w:pPr>
+        <w:pStyle w:val="Heading2"/>
+      </w:pPr>
+      <w:r>
+        <w:t xml:space="preserve">5.9 Can the game circuit run on Quokka?</w:t>
+      </w:r>
+    </w:p>
+    <w:p>
+      <w:pPr>
+        <w:spacing w:after="140" w:line="288"/>
+        <w:jc w:val="both"/>
+      </w:pPr>
+      <w:r>
+        <w:t xml:space="preserve">Yes. The notebook removes the </w:t>
+      </w:r>
+      <w:r>
+        <w:rPr>
+          <w:rFonts w:ascii="Consolas" w:cs="Consolas" w:eastAsia="Consolas" w:hAnsi="Consolas"/>
+          <w:sz w:val="19"/>
+          <w:szCs w:val="19"/>
+        </w:rPr>
+        <w:t xml:space="preserve">reset</w:t>
+      </w:r>
+      <w:r>
+        <w:t xml:space="preserve"> instructions (qubits already start at |0⟩), translates the Game 2 circuit to H, RY, X and CX gates, exports it to QASM and sends it with 1000 shots. With the labelled local fallback, the per-tile chances were 0.87, 0.50, 0.13, 0.51, 0.86, 0.50, 0.14, 0.53 and 0.87, the same pattern as Figure 12. This links the game back to the device used in Tasks 1 and 2.</w:t>
+      </w:r>
+    </w:p>
+    <w:p>
+      <w:pPr>
+        <w:pStyle w:val="Heading2"/>
+      </w:pPr>
+      <w:r>
+        <w:t xml:space="preserve">5.10 Which quantum gates does the game use? (Gate section)</w:t>
+      </w:r>
+    </w:p>
+    <w:p>
+      <w:pPr>
+        <w:keepNext/>
+        <w:spacing w:after="80" w:before="120"/>
+      </w:pPr>
+      <w:r>
+        <w:rPr>
+          <w:b/>
+          <w:bCs/>
+          <w:color w:val="1F4E79"/>
+          <w:sz w:val="20"/>
+          <w:szCs w:val="20"/>
+        </w:rPr>
+        <w:t xml:space="preserve">Table 14. </w:t>
       </w:r>
       <w:r>
         <w:rPr>
@@ -15183,7 +16067,7 @@
         <w:pStyle w:val="Heading2"/>
       </w:pPr>
       <w:r>
-        <w:t xml:space="preserve">5.10 How do these gates fit the wider theory of quantum logic gates?</w:t>
+        <w:t xml:space="preserve">5.11 How do these gates fit the wider theory of quantum logic gates?</w:t>
       </w:r>
     </w:p>
     <w:p>
@@ -15344,7 +16228,7 @@
         <w:pStyle w:val="Heading2"/>
       </w:pPr>
       <w:r>
-        <w:t xml:space="preserve">5.11 What are the strengths and limits of the program?</w:t>
+        <w:t xml:space="preserve">5.12 What are the strengths and limits of the program?</w:t>
       </w:r>
     </w:p>
     <w:p>
@@ -15462,405 +16346,7 @@
           <wp:inline distT="0" distB="0" distL="0" distR="0">
             <wp:extent cx="4476750" cy="1343025"/>
             <wp:effectExtent t="0" r="0" b="0" l="0"/>
-            <wp:docPr id="14" name="t4data" descr="The four images, their pixel vectors and labels" title="The four images, their pixel vectors and labels"/>
-            <wp:cNvGraphicFramePr>
-              <a:graphicFrameLocks xmlns:a="http://schemas.openxmlformats.org/drawingml/2006/main" noChangeAspect="1"/>
-            </wp:cNvGraphicFramePr>
-            <a:graphic xmlns:a="http://schemas.openxmlformats.org/drawingml/2006/main">
-              <a:graphicData uri="http://schemas.openxmlformats.org/drawingml/2006/picture">
-                <pic:pic xmlns:pic="http://schemas.openxmlformats.org/drawingml/2006/picture">
-                  <pic:nvPicPr>
-                    <pic:cNvPr id="0" name="" descr=""/>
-                    <pic:cNvPicPr>
-                      <a:picLocks noChangeAspect="1" noChangeArrowheads="1"/>
-                    </pic:cNvPicPr>
-                  </pic:nvPicPr>
-                  <pic:blipFill>
-                    <a:blip r:embed="rId22" cstate="none"/>
-                    <a:srcRect/>
-                    <a:stretch>
-                      <a:fillRect/>
-                    </a:stretch>
-                  </pic:blipFill>
-                  <pic:spPr bwMode="auto">
-                    <a:xfrm>
-                      <a:off x="0" y="0"/>
-                      <a:ext cx="4476750" cy="1343025"/>
-                    </a:xfrm>
-                    <a:prstGeom prst="rect">
-                      <a:avLst/>
-                    </a:prstGeom>
-                  </pic:spPr>
-                </pic:pic>
-              </a:graphicData>
-            </a:graphic>
-          </wp:inline>
-        </w:drawing>
-      </w:r>
-    </w:p>
-    <w:p>
-      <w:pPr>
-        <w:spacing w:after="200"/>
-        <w:jc w:val="center"/>
-      </w:pPr>
-      <w:r>
-        <w:rPr>
-          <w:b/>
-          <w:bCs/>
-          <w:color w:val="1F4E79"/>
-          <w:sz w:val="20"/>
-          <w:szCs w:val="20"/>
-        </w:rPr>
-        <w:t xml:space="preserve">Figure 14. </w:t>
-      </w:r>
-      <w:r>
-        <w:rPr>
-          <w:i/>
-          <w:iCs/>
-          <w:sz w:val="20"/>
-          <w:szCs w:val="20"/>
-        </w:rPr>
-        <w:t xml:space="preserve">The four images, their pixel vectors and labels</w:t>
-      </w:r>
-    </w:p>
-    <w:p>
-      <w:pPr>
-        <w:spacing w:after="140" w:line="288"/>
-        <w:jc w:val="both"/>
-      </w:pPr>
-      <w:r>
-        <w:t xml:space="preserve">The model output is the probability that the last qubit is measured as 1, estimated from shots: ŷ(θ, x) ≈ (number of 1s) / shots. The </w:t>
-      </w:r>
-      <w:r>
-        <w:rPr>
-          <w:b/>
-          <w:bCs/>
-        </w:rPr>
-        <w:t xml:space="preserve">loss</w:t>
-      </w:r>
-      <w:r>
-        <w:t xml:space="preserve"> minimised is the mean absolute error over the training images:</w:t>
-      </w:r>
-    </w:p>
-    <w:p>
-      <w:pPr>
-        <w:spacing w:after="160" w:before="60"/>
-        <w:jc w:val="center"/>
-      </w:pPr>
-      <w:r>
-        <w:rPr>
-          <w:rFonts w:ascii="Cambria Math" w:cs="Cambria Math" w:eastAsia="Cambria Math" w:hAnsi="Cambria Math"/>
-          <w:sz w:val="23"/>
-          <w:szCs w:val="23"/>
-        </w:rPr>
-        <w:t xml:space="preserve">L(θ) = (1/N) Σₙ | ŷ(θ, xₙ) − yₙ |</w:t>
-      </w:r>
-    </w:p>
-    <w:p>
-      <w:pPr>
-        <w:spacing w:after="140" w:line="288"/>
-        <w:jc w:val="both"/>
-      </w:pPr>
-      <w:r>
-        <w:t xml:space="preserve">A good model gives ŷ → 1 for bars and ŷ → 0 for stripes; an image is classified as a bar when ŷ &gt; 0.5.</w:t>
-      </w:r>
-    </w:p>
-    <w:p>
-      <w:pPr>
-        <w:pStyle w:val="Heading2"/>
-      </w:pPr>
-      <w:r>
-        <w:t xml:space="preserve">6.2 Which part of the code is the input to the circuit?</w:t>
-      </w:r>
-    </w:p>
-    <w:p>
-      <w:pPr>
-        <w:spacing w:after="140" w:line="288"/>
-        <w:jc w:val="both"/>
-      </w:pPr>
-      <w:r>
-        <w:t xml:space="preserve">The input is the loop at the top of </w:t>
-      </w:r>
-      <w:r>
-        <w:rPr>
-          <w:rFonts w:ascii="Consolas" w:cs="Consolas" w:eastAsia="Consolas" w:hAnsi="Consolas"/>
-          <w:sz w:val="19"/>
-          <w:szCs w:val="19"/>
-        </w:rPr>
-        <w:t xml:space="preserve">create_circuit</w:t>
-      </w:r>
-      <w:r>
-        <w:t xml:space="preserve">: for every pixel i, </w:t>
-      </w:r>
-      <w:r>
-        <w:rPr>
-          <w:rFonts w:ascii="Consolas" w:cs="Consolas" w:eastAsia="Consolas" w:hAnsi="Consolas"/>
-          <w:sz w:val="19"/>
-          <w:szCs w:val="19"/>
-        </w:rPr>
-        <w:t xml:space="preserve">if data[i] &gt; 0.5</w:t>
-      </w:r>
-      <w:r>
-        <w:t xml:space="preserve">, an </w:t>
-      </w:r>
-      <w:r>
-        <w:rPr>
-          <w:b/>
-          <w:bCs/>
-        </w:rPr>
-        <w:t xml:space="preserve">X gate</w:t>
-      </w:r>
-      <w:r>
-        <w:t xml:space="preserve"> is added to qubit i. Each pixel is one qubit, and a white pixel flips its qubit from |0⟩ to |1⟩. This is </w:t>
-      </w:r>
-      <w:r>
-        <w:rPr>
-          <w:b/>
-          <w:bCs/>
-        </w:rPr>
-        <w:t xml:space="preserve">basis encoding</w:t>
-      </w:r>
-      <w:r>
-        <w:t xml:space="preserve">: the image becomes the starting basis state, e.g. [1,0,1,0] → |q3q2q1q0⟩ = |0101⟩ (Schuld &amp; Petruccione, 2021). The data enters only here; everything after it is the trainable model.</w:t>
-      </w:r>
-    </w:p>
-    <w:p>
-      <w:pPr>
-        <w:pStyle w:val="Heading2"/>
-      </w:pPr>
-      <w:r>
-        <w:t xml:space="preserve">6.3 How does the circuit work? (Quantum part, excluding the optimiser)</w:t>
-      </w:r>
-    </w:p>
-    <w:p>
-      <w:pPr>
-        <w:spacing w:after="140" w:line="288"/>
-        <w:jc w:val="both"/>
-      </w:pPr>
-      <w:r>
-        <w:t xml:space="preserve">The trainable part is built from </w:t>
-      </w:r>
-      <w:r>
-        <w:rPr>
-          <w:b/>
-          <w:bCs/>
-        </w:rPr>
-        <w:t xml:space="preserve">blocks</w:t>
-      </w:r>
-      <w:r>
-        <w:t xml:space="preserve">. </w:t>
-      </w:r>
-      <w:r>
-        <w:rPr>
-          <w:rFonts w:ascii="Consolas" w:cs="Consolas" w:eastAsia="Consolas" w:hAnsi="Consolas"/>
-          <w:sz w:val="19"/>
-          <w:szCs w:val="19"/>
-        </w:rPr>
-        <w:t xml:space="preserve">block(angles, qubits)</w:t>
-      </w:r>
-      <w:r>
-        <w:t xml:space="preserve"> applies Rᵧ(θₐ) to one qubit, Rᵧ(θ_b) to another, and then a CNOT between them. </w:t>
-      </w:r>
-      <w:r>
-        <w:rPr>
-          <w:rFonts w:ascii="Consolas" w:cs="Consolas" w:eastAsia="Consolas" w:hAnsi="Consolas"/>
-          <w:sz w:val="19"/>
-          <w:szCs w:val="19"/>
-        </w:rPr>
-        <w:t xml:space="preserve">generate_pairs</w:t>
-      </w:r>
-      <w:r>
-        <w:t xml:space="preserve"> splits the qubits in half again and again and joins the halves, giving the pairs (0,1), (2,3) and then (1,3). Information from all four pixels therefore flows into </w:t>
-      </w:r>
-      <w:r>
-        <w:rPr>
-          <w:b/>
-          <w:bCs/>
-        </w:rPr>
-        <w:t xml:space="preserve">qubit 3</w:t>
-      </w:r>
-      <w:r>
-        <w:t xml:space="preserve"> in only log₂4 = 2 layers. This is a </w:t>
-      </w:r>
-      <w:r>
-        <w:rPr>
-          <w:b/>
-          <w:bCs/>
-        </w:rPr>
-        <w:t xml:space="preserve">tree tensor network (TTN)</w:t>
-      </w:r>
-      <w:r>
-        <w:t xml:space="preserve"> classifier of the kind studied by Grant et al. (2018) and Huggins et al. (2019). With 3 blocks × 2 angles there are </w:t>
-      </w:r>
-      <w:r>
-        <w:rPr>
-          <w:b/>
-          <w:bCs/>
-        </w:rPr>
-        <w:t xml:space="preserve">6 trainable parameters</w:t>
-      </w:r>
-      <w:r>
-        <w:t xml:space="preserve">, and only qubit 3 is measured.</w:t>
-      </w:r>
-    </w:p>
-    <w:p>
-      <w:pPr>
-        <w:keepNext/>
-        <w:spacing w:after="60" w:before="120"/>
-        <w:jc w:val="center"/>
-      </w:pPr>
-      <w:r>
-        <w:drawing>
-          <wp:inline distT="0" distB="0" distL="0" distR="0">
-            <wp:extent cx="5334000" cy="3933825"/>
-            <wp:effectExtent t="0" r="0" b="0" l="0"/>
-            <wp:docPr id="15" name="t4circ" descr="Classifier circuit for image [1,1,0,0]: X gates encode the pixels, then three RY–RY–CNOT blocks form a tree into q3" title="Classifier circuit for image [1,1,0,0]: X gates encode the pixels, then three RY–RY–CNOT blocks form a tree into q3"/>
-            <wp:cNvGraphicFramePr>
-              <a:graphicFrameLocks xmlns:a="http://schemas.openxmlformats.org/drawingml/2006/main" noChangeAspect="1"/>
-            </wp:cNvGraphicFramePr>
-            <a:graphic xmlns:a="http://schemas.openxmlformats.org/drawingml/2006/main">
-              <a:graphicData uri="http://schemas.openxmlformats.org/drawingml/2006/picture">
-                <pic:pic xmlns:pic="http://schemas.openxmlformats.org/drawingml/2006/picture">
-                  <pic:nvPicPr>
-                    <pic:cNvPr id="0" name="" descr=""/>
-                    <pic:cNvPicPr>
-                      <a:picLocks noChangeAspect="1" noChangeArrowheads="1"/>
-                    </pic:cNvPicPr>
-                  </pic:nvPicPr>
-                  <pic:blipFill>
-                    <a:blip r:embed="rId23" cstate="none"/>
-                    <a:srcRect/>
-                    <a:stretch>
-                      <a:fillRect/>
-                    </a:stretch>
-                  </pic:blipFill>
-                  <pic:spPr bwMode="auto">
-                    <a:xfrm>
-                      <a:off x="0" y="0"/>
-                      <a:ext cx="5334000" cy="3933825"/>
-                    </a:xfrm>
-                    <a:prstGeom prst="rect">
-                      <a:avLst/>
-                    </a:prstGeom>
-                  </pic:spPr>
-                </pic:pic>
-              </a:graphicData>
-            </a:graphic>
-          </wp:inline>
-        </w:drawing>
-      </w:r>
-    </w:p>
-    <w:p>
-      <w:pPr>
-        <w:spacing w:after="200"/>
-        <w:jc w:val="center"/>
-      </w:pPr>
-      <w:r>
-        <w:rPr>
-          <w:b/>
-          <w:bCs/>
-          <w:color w:val="1F4E79"/>
-          <w:sz w:val="20"/>
-          <w:szCs w:val="20"/>
-        </w:rPr>
-        <w:t xml:space="preserve">Figure 15. </w:t>
-      </w:r>
-      <w:r>
-        <w:rPr>
-          <w:i/>
-          <w:iCs/>
-          <w:sz w:val="20"/>
-          <w:szCs w:val="20"/>
-        </w:rPr>
-        <w:t xml:space="preserve">Classifier circuit for image [1,1,0,0]: X gates encode the pixels, then three RY–RY–CNOT blocks form a tree into q3</w:t>
-      </w:r>
-    </w:p>
-    <w:p>
-      <w:pPr>
-        <w:spacing w:after="140" w:line="288"/>
-        <w:jc w:val="both"/>
-      </w:pPr>
-      <w:r>
-        <w:t xml:space="preserve">The RY gates give each block adjustable 'weights', while the CNOTs make the output depend on *combinations* of pixels. If a control qubit is in |1⟩, the CNOT flips the target, so the final value of q3 behaves like an XOR (parity) of pixels that is smoothly adjusted by the angles. This structure turns out to be the key to the results below.</w:t>
-      </w:r>
-    </w:p>
-    <w:p>
-      <w:pPr>
-        <w:pStyle w:val="Heading2"/>
-      </w:pPr>
-      <w:r>
-        <w:t xml:space="preserve">6.4 What did we add to monitor every iteration?</w:t>
-      </w:r>
-    </w:p>
-    <w:p>
-      <w:pPr>
-        <w:spacing w:after="140" w:line="288"/>
-        <w:jc w:val="both"/>
-      </w:pPr>
-      <w:r>
-        <w:t xml:space="preserve">We modified the SPSA optimiser (Spall, 1992) without changing its algorithm. SPSA estimates the gradient from just </w:t>
-      </w:r>
-      <w:r>
-        <w:rPr>
-          <w:b/>
-          <w:bCs/>
-        </w:rPr>
-        <w:t xml:space="preserve">two</w:t>
-      </w:r>
-      <w:r>
-        <w:t xml:space="preserve"> loss evaluations per iteration, whatever the number of parameters, which suits noisy, expensive quantum evaluations. We added a timer around each update and, after each update, one extra evaluation of the training loss, the </w:t>
-      </w:r>
-      <w:r>
-        <w:rPr>
-          <w:b/>
-          <w:bCs/>
-        </w:rPr>
-        <w:t xml:space="preserve">output measure</w:t>
-      </w:r>
-      <w:r>
-        <w:t xml:space="preserve">. This monitoring evaluation is timed separately so it does not inflate the iteration time. Settings were kept as in the original (a = 1, c = 0.5, α = 0.602, γ = 0.101, 100 iterations), except that the shots per circuit were raised from 100 to the group's agreed </w:t>
-      </w:r>
-      <w:r>
-        <w:rPr>
-          <w:b/>
-          <w:bCs/>
-        </w:rPr>
-        <w:t xml:space="preserve">1000</w:t>
-      </w:r>
-      <w:r>
-        <w:t xml:space="preserve">, and a fixed seed (2026) makes runs repeatable. Each iteration runs 3 evaluations × 3 training images = 9 circuits, so the run executed </w:t>
-      </w:r>
-      <w:r>
-        <w:rPr>
-          <w:b/>
-          <w:bCs/>
-        </w:rPr>
-        <w:t xml:space="preserve">900 circuits</w:t>
-      </w:r>
-      <w:r>
-        <w:t xml:space="preserve"> in total.</w:t>
-      </w:r>
-    </w:p>
-    <w:p>
-      <w:pPr>
-        <w:pStyle w:val="Heading2"/>
-      </w:pPr>
-      <w:r>
-        <w:t xml:space="preserve">6.5 What do the two required graphs show?</w:t>
-      </w:r>
-    </w:p>
-    <w:p>
-      <w:pPr>
-        <w:keepNext/>
-        <w:spacing w:after="60" w:before="120"/>
-        <w:jc w:val="center"/>
-      </w:pPr>
-      <w:r>
-        <w:drawing>
-          <wp:inline distT="0" distB="0" distL="0" distR="0">
-            <wp:extent cx="4572000" cy="2438400"/>
-            <wp:effectExtent t="0" r="0" b="0" l="0"/>
-            <wp:docPr id="16" name="t4out" descr="Required graph 1: iteration number versus output measure (training loss)" title="Required graph 1: iteration number versus output measure (training loss)"/>
+            <wp:docPr id="16" name="t4data" descr="The four images, their pixel vectors and labels" title="The four images, their pixel vectors and labels"/>
             <wp:cNvGraphicFramePr>
               <a:graphicFrameLocks xmlns:a="http://schemas.openxmlformats.org/drawingml/2006/main" noChangeAspect="1"/>
             </wp:cNvGraphicFramePr>
@@ -15883,7 +16369,7 @@
                   <pic:spPr bwMode="auto">
                     <a:xfrm>
                       <a:off x="0" y="0"/>
-                      <a:ext cx="4572000" cy="2438400"/>
+                      <a:ext cx="4476750" cy="1343025"/>
                     </a:xfrm>
                     <a:prstGeom prst="rect">
                       <a:avLst/>
@@ -15918,849 +16404,41 @@
           <w:sz w:val="20"/>
           <w:szCs w:val="20"/>
         </w:rPr>
-        <w:t xml:space="preserve">Required graph 1: iteration number versus output measure (training loss)</w:t>
-      </w:r>
-    </w:p>
-    <w:p>
-      <w:pPr>
-        <w:keepNext/>
-        <w:spacing w:after="80" w:before="120"/>
-      </w:pPr>
+        <w:t xml:space="preserve">The four images, their pixel vectors and labels</w:t>
+      </w:r>
+    </w:p>
+    <w:p>
+      <w:pPr>
+        <w:spacing w:after="140" w:line="288"/>
+        <w:jc w:val="both"/>
+      </w:pPr>
+      <w:r>
+        <w:t xml:space="preserve">The model output is the probability that the last qubit is measured as 1, estimated from shots: ŷ(θ, x) ≈ (number of 1s) / shots. The </w:t>
+      </w:r>
       <w:r>
         <w:rPr>
           <w:b/>
           <w:bCs/>
-          <w:color w:val="1F4E79"/>
-          <w:sz w:val="20"/>
-          <w:szCs w:val="20"/>
-        </w:rPr>
-        <w:t xml:space="preserve">Table 14. </w:t>
-      </w:r>
-      <w:r>
-        <w:rPr>
-          <w:i/>
-          <w:iCs/>
-          <w:sz w:val="20"/>
-          <w:szCs w:val="20"/>
-        </w:rPr>
-        <w:t xml:space="preserve">Excerpt from the 100-iteration log (task4_quantum_iterations.csv)</w:t>
-      </w:r>
-    </w:p>
-    <w:tbl>
-      <w:tblPr>
-        <w:tblW w:type="dxa" w:w="9026"/>
-        <w:tblBorders>
-          <w:top w:val="single" w:color="auto" w:sz="4"/>
-          <w:left w:val="single" w:color="auto" w:sz="4"/>
-          <w:bottom w:val="single" w:color="auto" w:sz="4"/>
-          <w:right w:val="single" w:color="auto" w:sz="4"/>
-          <w:insideH w:val="single" w:color="auto" w:sz="4"/>
-          <w:insideV w:val="single" w:color="auto" w:sz="4"/>
-        </w:tblBorders>
-      </w:tblPr>
-      <w:tblGrid>
-        <w:gridCol w:w="3000"/>
-        <w:gridCol w:w="3000"/>
-        <w:gridCol w:w="3026"/>
-      </w:tblGrid>
-      <w:tr>
-        <w:trPr>
-          <w:tblHeader/>
-        </w:trPr>
-        <w:tc>
-          <w:tcPr>
-            <w:tcW w:type="dxa" w:w="3000"/>
-            <w:tcBorders>
-              <w:top w:val="single" w:color="A6A6A6" w:sz="4"/>
-              <w:left w:val="single" w:color="A6A6A6" w:sz="4"/>
-              <w:bottom w:val="single" w:color="A6A6A6" w:sz="4"/>
-              <w:right w:val="single" w:color="A6A6A6" w:sz="4"/>
-            </w:tcBorders>
-            <w:shd w:fill="1F4E79" w:color="auto" w:val="clear"/>
-            <w:tcMar>
-              <w:top w:type="dxa" w:w="60"/>
-              <w:left w:type="dxa" w:w="90"/>
-              <w:bottom w:type="dxa" w:w="60"/>
-              <w:right w:type="dxa" w:w="90"/>
-            </w:tcMar>
-          </w:tcPr>
-          <w:p>
-            <w:pPr>
-              <w:spacing w:after="0" w:line="252"/>
-            </w:pPr>
-            <w:r>
-              <w:rPr>
-                <w:b/>
-                <w:bCs/>
-                <w:color w:val="FFFFFF"/>
-                <w:sz w:val="18"/>
-                <w:szCs w:val="18"/>
-              </w:rPr>
-              <w:t xml:space="preserve">Iteration</w:t>
-            </w:r>
-          </w:p>
-        </w:tc>
-        <w:tc>
-          <w:tcPr>
-            <w:tcW w:type="dxa" w:w="3000"/>
-            <w:tcBorders>
-              <w:top w:val="single" w:color="A6A6A6" w:sz="4"/>
-              <w:left w:val="single" w:color="A6A6A6" w:sz="4"/>
-              <w:bottom w:val="single" w:color="A6A6A6" w:sz="4"/>
-              <w:right w:val="single" w:color="A6A6A6" w:sz="4"/>
-            </w:tcBorders>
-            <w:shd w:fill="1F4E79" w:color="auto" w:val="clear"/>
-            <w:tcMar>
-              <w:top w:type="dxa" w:w="60"/>
-              <w:left w:type="dxa" w:w="90"/>
-              <w:bottom w:type="dxa" w:w="60"/>
-              <w:right w:type="dxa" w:w="90"/>
-            </w:tcMar>
-          </w:tcPr>
-          <w:p>
-            <w:pPr>
-              <w:spacing w:after="0" w:line="252"/>
-            </w:pPr>
-            <w:r>
-              <w:rPr>
-                <w:b/>
-                <w:bCs/>
-                <w:color w:val="FFFFFF"/>
-                <w:sz w:val="18"/>
-                <w:szCs w:val="18"/>
-              </w:rPr>
-              <w:t xml:space="preserve">Output (training loss)</w:t>
-            </w:r>
-          </w:p>
-        </w:tc>
-        <w:tc>
-          <w:tcPr>
-            <w:tcW w:type="dxa" w:w="3026"/>
-            <w:tcBorders>
-              <w:top w:val="single" w:color="A6A6A6" w:sz="4"/>
-              <w:left w:val="single" w:color="A6A6A6" w:sz="4"/>
-              <w:bottom w:val="single" w:color="A6A6A6" w:sz="4"/>
-              <w:right w:val="single" w:color="A6A6A6" w:sz="4"/>
-            </w:tcBorders>
-            <w:shd w:fill="1F4E79" w:color="auto" w:val="clear"/>
-            <w:tcMar>
-              <w:top w:type="dxa" w:w="60"/>
-              <w:left w:type="dxa" w:w="90"/>
-              <w:bottom w:type="dxa" w:w="60"/>
-              <w:right w:type="dxa" w:w="90"/>
-            </w:tcMar>
-          </w:tcPr>
-          <w:p>
-            <w:pPr>
-              <w:spacing w:after="0" w:line="252"/>
-            </w:pPr>
-            <w:r>
-              <w:rPr>
-                <w:b/>
-                <w:bCs/>
-                <w:color w:val="FFFFFF"/>
-                <w:sz w:val="18"/>
-                <w:szCs w:val="18"/>
-              </w:rPr>
-              <w:t xml:space="preserve">Note</w:t>
-            </w:r>
-          </w:p>
-        </w:tc>
-      </w:tr>
-      <w:tr>
-        <w:tc>
-          <w:tcPr>
-            <w:tcW w:type="dxa" w:w="3000"/>
-            <w:tcBorders>
-              <w:top w:val="single" w:color="A6A6A6" w:sz="4"/>
-              <w:left w:val="single" w:color="A6A6A6" w:sz="4"/>
-              <w:bottom w:val="single" w:color="A6A6A6" w:sz="4"/>
-              <w:right w:val="single" w:color="A6A6A6" w:sz="4"/>
-            </w:tcBorders>
-            <w:tcMar>
-              <w:top w:type="dxa" w:w="60"/>
-              <w:left w:type="dxa" w:w="90"/>
-              <w:bottom w:type="dxa" w:w="60"/>
-              <w:right w:type="dxa" w:w="90"/>
-            </w:tcMar>
-          </w:tcPr>
-          <w:p>
-            <w:pPr>
-              <w:spacing w:after="0" w:line="252"/>
-            </w:pPr>
-            <w:r>
-              <w:rPr>
-                <w:sz w:val="18"/>
-                <w:szCs w:val="18"/>
-              </w:rPr>
-              <w:t xml:space="preserve">1</w:t>
-            </w:r>
-          </w:p>
-        </w:tc>
-        <w:tc>
-          <w:tcPr>
-            <w:tcW w:type="dxa" w:w="3000"/>
-            <w:tcBorders>
-              <w:top w:val="single" w:color="A6A6A6" w:sz="4"/>
-              <w:left w:val="single" w:color="A6A6A6" w:sz="4"/>
-              <w:bottom w:val="single" w:color="A6A6A6" w:sz="4"/>
-              <w:right w:val="single" w:color="A6A6A6" w:sz="4"/>
-            </w:tcBorders>
-            <w:tcMar>
-              <w:top w:type="dxa" w:w="60"/>
-              <w:left w:type="dxa" w:w="90"/>
-              <w:bottom w:type="dxa" w:w="60"/>
-              <w:right w:type="dxa" w:w="90"/>
-            </w:tcMar>
-          </w:tcPr>
-          <w:p>
-            <w:pPr>
-              <w:spacing w:after="0" w:line="252"/>
-            </w:pPr>
-            <w:r>
-              <w:rPr>
-                <w:sz w:val="18"/>
-                <w:szCs w:val="18"/>
-              </w:rPr>
-              <w:t xml:space="preserve">0.503</w:t>
-            </w:r>
-          </w:p>
-        </w:tc>
-        <w:tc>
-          <w:tcPr>
-            <w:tcW w:type="dxa" w:w="3026"/>
-            <w:tcBorders>
-              <w:top w:val="single" w:color="A6A6A6" w:sz="4"/>
-              <w:left w:val="single" w:color="A6A6A6" w:sz="4"/>
-              <w:bottom w:val="single" w:color="A6A6A6" w:sz="4"/>
-              <w:right w:val="single" w:color="A6A6A6" w:sz="4"/>
-            </w:tcBorders>
-            <w:tcMar>
-              <w:top w:type="dxa" w:w="60"/>
-              <w:left w:type="dxa" w:w="90"/>
-              <w:bottom w:type="dxa" w:w="60"/>
-              <w:right w:type="dxa" w:w="90"/>
-            </w:tcMar>
-          </w:tcPr>
-          <w:p>
-            <w:pPr>
-              <w:spacing w:after="0" w:line="252"/>
-            </w:pPr>
-            <w:r>
-              <w:rPr>
-                <w:sz w:val="18"/>
-                <w:szCs w:val="18"/>
-              </w:rPr>
-              <w:t xml:space="preserve">random start: no better than guessing</w:t>
-            </w:r>
-          </w:p>
-        </w:tc>
-      </w:tr>
-      <w:tr>
-        <w:tc>
-          <w:tcPr>
-            <w:tcW w:type="dxa" w:w="3000"/>
-            <w:tcBorders>
-              <w:top w:val="single" w:color="A6A6A6" w:sz="4"/>
-              <w:left w:val="single" w:color="A6A6A6" w:sz="4"/>
-              <w:bottom w:val="single" w:color="A6A6A6" w:sz="4"/>
-              <w:right w:val="single" w:color="A6A6A6" w:sz="4"/>
-            </w:tcBorders>
-            <w:shd w:fill="EEF3F8" w:color="auto" w:val="clear"/>
-            <w:tcMar>
-              <w:top w:type="dxa" w:w="60"/>
-              <w:left w:type="dxa" w:w="90"/>
-              <w:bottom w:type="dxa" w:w="60"/>
-              <w:right w:type="dxa" w:w="90"/>
-            </w:tcMar>
-          </w:tcPr>
-          <w:p>
-            <w:pPr>
-              <w:spacing w:after="0" w:line="252"/>
-            </w:pPr>
-            <w:r>
-              <w:rPr>
-                <w:sz w:val="18"/>
-                <w:szCs w:val="18"/>
-              </w:rPr>
-              <w:t xml:space="preserve">10</w:t>
-            </w:r>
-          </w:p>
-        </w:tc>
-        <w:tc>
-          <w:tcPr>
-            <w:tcW w:type="dxa" w:w="3000"/>
-            <w:tcBorders>
-              <w:top w:val="single" w:color="A6A6A6" w:sz="4"/>
-              <w:left w:val="single" w:color="A6A6A6" w:sz="4"/>
-              <w:bottom w:val="single" w:color="A6A6A6" w:sz="4"/>
-              <w:right w:val="single" w:color="A6A6A6" w:sz="4"/>
-            </w:tcBorders>
-            <w:shd w:fill="EEF3F8" w:color="auto" w:val="clear"/>
-            <w:tcMar>
-              <w:top w:type="dxa" w:w="60"/>
-              <w:left w:type="dxa" w:w="90"/>
-              <w:bottom w:type="dxa" w:w="60"/>
-              <w:right w:type="dxa" w:w="90"/>
-            </w:tcMar>
-          </w:tcPr>
-          <w:p>
-            <w:pPr>
-              <w:spacing w:after="0" w:line="252"/>
-            </w:pPr>
-            <w:r>
-              <w:rPr>
-                <w:sz w:val="18"/>
-                <w:szCs w:val="18"/>
-              </w:rPr>
-              <w:t xml:space="preserve">0.390</w:t>
-            </w:r>
-          </w:p>
-        </w:tc>
-        <w:tc>
-          <w:tcPr>
-            <w:tcW w:type="dxa" w:w="3026"/>
-            <w:tcBorders>
-              <w:top w:val="single" w:color="A6A6A6" w:sz="4"/>
-              <w:left w:val="single" w:color="A6A6A6" w:sz="4"/>
-              <w:bottom w:val="single" w:color="A6A6A6" w:sz="4"/>
-              <w:right w:val="single" w:color="A6A6A6" w:sz="4"/>
-            </w:tcBorders>
-            <w:shd w:fill="EEF3F8" w:color="auto" w:val="clear"/>
-            <w:tcMar>
-              <w:top w:type="dxa" w:w="60"/>
-              <w:left w:type="dxa" w:w="90"/>
-              <w:bottom w:type="dxa" w:w="60"/>
-              <w:right w:type="dxa" w:w="90"/>
-            </w:tcMar>
-          </w:tcPr>
-          <w:p>
-            <w:pPr>
-              <w:spacing w:after="0" w:line="252"/>
-            </w:pPr>
-          </w:p>
-        </w:tc>
-      </w:tr>
-      <w:tr>
-        <w:tc>
-          <w:tcPr>
-            <w:tcW w:type="dxa" w:w="3000"/>
-            <w:tcBorders>
-              <w:top w:val="single" w:color="A6A6A6" w:sz="4"/>
-              <w:left w:val="single" w:color="A6A6A6" w:sz="4"/>
-              <w:bottom w:val="single" w:color="A6A6A6" w:sz="4"/>
-              <w:right w:val="single" w:color="A6A6A6" w:sz="4"/>
-            </w:tcBorders>
-            <w:tcMar>
-              <w:top w:type="dxa" w:w="60"/>
-              <w:left w:type="dxa" w:w="90"/>
-              <w:bottom w:type="dxa" w:w="60"/>
-              <w:right w:type="dxa" w:w="90"/>
-            </w:tcMar>
-          </w:tcPr>
-          <w:p>
-            <w:pPr>
-              <w:spacing w:after="0" w:line="252"/>
-            </w:pPr>
-            <w:r>
-              <w:rPr>
-                <w:sz w:val="18"/>
-                <w:szCs w:val="18"/>
-              </w:rPr>
-              <w:t xml:space="preserve">20</w:t>
-            </w:r>
-          </w:p>
-        </w:tc>
-        <w:tc>
-          <w:tcPr>
-            <w:tcW w:type="dxa" w:w="3000"/>
-            <w:tcBorders>
-              <w:top w:val="single" w:color="A6A6A6" w:sz="4"/>
-              <w:left w:val="single" w:color="A6A6A6" w:sz="4"/>
-              <w:bottom w:val="single" w:color="A6A6A6" w:sz="4"/>
-              <w:right w:val="single" w:color="A6A6A6" w:sz="4"/>
-            </w:tcBorders>
-            <w:tcMar>
-              <w:top w:type="dxa" w:w="60"/>
-              <w:left w:type="dxa" w:w="90"/>
-              <w:bottom w:type="dxa" w:w="60"/>
-              <w:right w:type="dxa" w:w="90"/>
-            </w:tcMar>
-          </w:tcPr>
-          <w:p>
-            <w:pPr>
-              <w:spacing w:after="0" w:line="252"/>
-            </w:pPr>
-            <w:r>
-              <w:rPr>
-                <w:sz w:val="18"/>
-                <w:szCs w:val="18"/>
-              </w:rPr>
-              <w:t xml:space="preserve">0.191</w:t>
-            </w:r>
-          </w:p>
-        </w:tc>
-        <w:tc>
-          <w:tcPr>
-            <w:tcW w:type="dxa" w:w="3026"/>
-            <w:tcBorders>
-              <w:top w:val="single" w:color="A6A6A6" w:sz="4"/>
-              <w:left w:val="single" w:color="A6A6A6" w:sz="4"/>
-              <w:bottom w:val="single" w:color="A6A6A6" w:sz="4"/>
-              <w:right w:val="single" w:color="A6A6A6" w:sz="4"/>
-            </w:tcBorders>
-            <w:tcMar>
-              <w:top w:type="dxa" w:w="60"/>
-              <w:left w:type="dxa" w:w="90"/>
-              <w:bottom w:type="dxa" w:w="60"/>
-              <w:right w:type="dxa" w:w="90"/>
-            </w:tcMar>
-          </w:tcPr>
-          <w:p>
-            <w:pPr>
-              <w:spacing w:after="0" w:line="252"/>
-            </w:pPr>
-          </w:p>
-        </w:tc>
-      </w:tr>
-      <w:tr>
-        <w:tc>
-          <w:tcPr>
-            <w:tcW w:type="dxa" w:w="3000"/>
-            <w:tcBorders>
-              <w:top w:val="single" w:color="A6A6A6" w:sz="4"/>
-              <w:left w:val="single" w:color="A6A6A6" w:sz="4"/>
-              <w:bottom w:val="single" w:color="A6A6A6" w:sz="4"/>
-              <w:right w:val="single" w:color="A6A6A6" w:sz="4"/>
-            </w:tcBorders>
-            <w:shd w:fill="EEF3F8" w:color="auto" w:val="clear"/>
-            <w:tcMar>
-              <w:top w:type="dxa" w:w="60"/>
-              <w:left w:type="dxa" w:w="90"/>
-              <w:bottom w:type="dxa" w:w="60"/>
-              <w:right w:type="dxa" w:w="90"/>
-            </w:tcMar>
-          </w:tcPr>
-          <w:p>
-            <w:pPr>
-              <w:spacing w:after="0" w:line="252"/>
-            </w:pPr>
-            <w:r>
-              <w:rPr>
-                <w:sz w:val="18"/>
-                <w:szCs w:val="18"/>
-              </w:rPr>
-              <w:t xml:space="preserve">30</w:t>
-            </w:r>
-          </w:p>
-        </w:tc>
-        <w:tc>
-          <w:tcPr>
-            <w:tcW w:type="dxa" w:w="3000"/>
-            <w:tcBorders>
-              <w:top w:val="single" w:color="A6A6A6" w:sz="4"/>
-              <w:left w:val="single" w:color="A6A6A6" w:sz="4"/>
-              <w:bottom w:val="single" w:color="A6A6A6" w:sz="4"/>
-              <w:right w:val="single" w:color="A6A6A6" w:sz="4"/>
-            </w:tcBorders>
-            <w:shd w:fill="EEF3F8" w:color="auto" w:val="clear"/>
-            <w:tcMar>
-              <w:top w:type="dxa" w:w="60"/>
-              <w:left w:type="dxa" w:w="90"/>
-              <w:bottom w:type="dxa" w:w="60"/>
-              <w:right w:type="dxa" w:w="90"/>
-            </w:tcMar>
-          </w:tcPr>
-          <w:p>
-            <w:pPr>
-              <w:spacing w:after="0" w:line="252"/>
-            </w:pPr>
-            <w:r>
-              <w:rPr>
-                <w:sz w:val="18"/>
-                <w:szCs w:val="18"/>
-              </w:rPr>
-              <w:t xml:space="preserve">0.096</w:t>
-            </w:r>
-          </w:p>
-        </w:tc>
-        <w:tc>
-          <w:tcPr>
-            <w:tcW w:type="dxa" w:w="3026"/>
-            <w:tcBorders>
-              <w:top w:val="single" w:color="A6A6A6" w:sz="4"/>
-              <w:left w:val="single" w:color="A6A6A6" w:sz="4"/>
-              <w:bottom w:val="single" w:color="A6A6A6" w:sz="4"/>
-              <w:right w:val="single" w:color="A6A6A6" w:sz="4"/>
-            </w:tcBorders>
-            <w:shd w:fill="EEF3F8" w:color="auto" w:val="clear"/>
-            <w:tcMar>
-              <w:top w:type="dxa" w:w="60"/>
-              <w:left w:type="dxa" w:w="90"/>
-              <w:bottom w:type="dxa" w:w="60"/>
-              <w:right w:type="dxa" w:w="90"/>
-            </w:tcMar>
-          </w:tcPr>
-          <w:p>
-            <w:pPr>
-              <w:spacing w:after="0" w:line="252"/>
-            </w:pPr>
-          </w:p>
-        </w:tc>
-      </w:tr>
-      <w:tr>
-        <w:tc>
-          <w:tcPr>
-            <w:tcW w:type="dxa" w:w="3000"/>
-            <w:tcBorders>
-              <w:top w:val="single" w:color="A6A6A6" w:sz="4"/>
-              <w:left w:val="single" w:color="A6A6A6" w:sz="4"/>
-              <w:bottom w:val="single" w:color="A6A6A6" w:sz="4"/>
-              <w:right w:val="single" w:color="A6A6A6" w:sz="4"/>
-            </w:tcBorders>
-            <w:tcMar>
-              <w:top w:type="dxa" w:w="60"/>
-              <w:left w:type="dxa" w:w="90"/>
-              <w:bottom w:type="dxa" w:w="60"/>
-              <w:right w:type="dxa" w:w="90"/>
-            </w:tcMar>
-          </w:tcPr>
-          <w:p>
-            <w:pPr>
-              <w:spacing w:after="0" w:line="252"/>
-            </w:pPr>
-            <w:r>
-              <w:rPr>
-                <w:sz w:val="18"/>
-                <w:szCs w:val="18"/>
-              </w:rPr>
-              <w:t xml:space="preserve">37</w:t>
-            </w:r>
-          </w:p>
-        </w:tc>
-        <w:tc>
-          <w:tcPr>
-            <w:tcW w:type="dxa" w:w="3000"/>
-            <w:tcBorders>
-              <w:top w:val="single" w:color="A6A6A6" w:sz="4"/>
-              <w:left w:val="single" w:color="A6A6A6" w:sz="4"/>
-              <w:bottom w:val="single" w:color="A6A6A6" w:sz="4"/>
-              <w:right w:val="single" w:color="A6A6A6" w:sz="4"/>
-            </w:tcBorders>
-            <w:tcMar>
-              <w:top w:type="dxa" w:w="60"/>
-              <w:left w:type="dxa" w:w="90"/>
-              <w:bottom w:type="dxa" w:w="60"/>
-              <w:right w:type="dxa" w:w="90"/>
-            </w:tcMar>
-          </w:tcPr>
-          <w:p>
-            <w:pPr>
-              <w:spacing w:after="0" w:line="252"/>
-            </w:pPr>
-            <w:r>
-              <w:rPr>
-                <w:sz w:val="18"/>
-                <w:szCs w:val="18"/>
-              </w:rPr>
-              <w:t xml:space="preserve">&lt; 0.05</w:t>
-            </w:r>
-          </w:p>
-        </w:tc>
-        <w:tc>
-          <w:tcPr>
-            <w:tcW w:type="dxa" w:w="3026"/>
-            <w:tcBorders>
-              <w:top w:val="single" w:color="A6A6A6" w:sz="4"/>
-              <w:left w:val="single" w:color="A6A6A6" w:sz="4"/>
-              <w:bottom w:val="single" w:color="A6A6A6" w:sz="4"/>
-              <w:right w:val="single" w:color="A6A6A6" w:sz="4"/>
-            </w:tcBorders>
-            <w:tcMar>
-              <w:top w:type="dxa" w:w="60"/>
-              <w:left w:type="dxa" w:w="90"/>
-              <w:bottom w:type="dxa" w:w="60"/>
-              <w:right w:type="dxa" w:w="90"/>
-            </w:tcMar>
-          </w:tcPr>
-          <w:p>
-            <w:pPr>
-              <w:spacing w:after="0" w:line="252"/>
-            </w:pPr>
-            <w:r>
-              <w:rPr>
-                <w:sz w:val="18"/>
-                <w:szCs w:val="18"/>
-              </w:rPr>
-              <w:t xml:space="preserve">first iteration below 0.05</w:t>
-            </w:r>
-          </w:p>
-        </w:tc>
-      </w:tr>
-      <w:tr>
-        <w:tc>
-          <w:tcPr>
-            <w:tcW w:type="dxa" w:w="3000"/>
-            <w:tcBorders>
-              <w:top w:val="single" w:color="A6A6A6" w:sz="4"/>
-              <w:left w:val="single" w:color="A6A6A6" w:sz="4"/>
-              <w:bottom w:val="single" w:color="A6A6A6" w:sz="4"/>
-              <w:right w:val="single" w:color="A6A6A6" w:sz="4"/>
-            </w:tcBorders>
-            <w:shd w:fill="EEF3F8" w:color="auto" w:val="clear"/>
-            <w:tcMar>
-              <w:top w:type="dxa" w:w="60"/>
-              <w:left w:type="dxa" w:w="90"/>
-              <w:bottom w:type="dxa" w:w="60"/>
-              <w:right w:type="dxa" w:w="90"/>
-            </w:tcMar>
-          </w:tcPr>
-          <w:p>
-            <w:pPr>
-              <w:spacing w:after="0" w:line="252"/>
-            </w:pPr>
-            <w:r>
-              <w:rPr>
-                <w:sz w:val="18"/>
-                <w:szCs w:val="18"/>
-              </w:rPr>
-              <w:t xml:space="preserve">50</w:t>
-            </w:r>
-          </w:p>
-        </w:tc>
-        <w:tc>
-          <w:tcPr>
-            <w:tcW w:type="dxa" w:w="3000"/>
-            <w:tcBorders>
-              <w:top w:val="single" w:color="A6A6A6" w:sz="4"/>
-              <w:left w:val="single" w:color="A6A6A6" w:sz="4"/>
-              <w:bottom w:val="single" w:color="A6A6A6" w:sz="4"/>
-              <w:right w:val="single" w:color="A6A6A6" w:sz="4"/>
-            </w:tcBorders>
-            <w:shd w:fill="EEF3F8" w:color="auto" w:val="clear"/>
-            <w:tcMar>
-              <w:top w:type="dxa" w:w="60"/>
-              <w:left w:type="dxa" w:w="90"/>
-              <w:bottom w:type="dxa" w:w="60"/>
-              <w:right w:type="dxa" w:w="90"/>
-            </w:tcMar>
-          </w:tcPr>
-          <w:p>
-            <w:pPr>
-              <w:spacing w:after="0" w:line="252"/>
-            </w:pPr>
-            <w:r>
-              <w:rPr>
-                <w:sz w:val="18"/>
-                <w:szCs w:val="18"/>
-              </w:rPr>
-              <w:t xml:space="preserve">0.020</w:t>
-            </w:r>
-          </w:p>
-        </w:tc>
-        <w:tc>
-          <w:tcPr>
-            <w:tcW w:type="dxa" w:w="3026"/>
-            <w:tcBorders>
-              <w:top w:val="single" w:color="A6A6A6" w:sz="4"/>
-              <w:left w:val="single" w:color="A6A6A6" w:sz="4"/>
-              <w:bottom w:val="single" w:color="A6A6A6" w:sz="4"/>
-              <w:right w:val="single" w:color="A6A6A6" w:sz="4"/>
-            </w:tcBorders>
-            <w:shd w:fill="EEF3F8" w:color="auto" w:val="clear"/>
-            <w:tcMar>
-              <w:top w:type="dxa" w:w="60"/>
-              <w:left w:type="dxa" w:w="90"/>
-              <w:bottom w:type="dxa" w:w="60"/>
-              <w:right w:type="dxa" w:w="90"/>
-            </w:tcMar>
-          </w:tcPr>
-          <w:p>
-            <w:pPr>
-              <w:spacing w:after="0" w:line="252"/>
-            </w:pPr>
-          </w:p>
-        </w:tc>
-      </w:tr>
-      <w:tr>
-        <w:tc>
-          <w:tcPr>
-            <w:tcW w:type="dxa" w:w="3000"/>
-            <w:tcBorders>
-              <w:top w:val="single" w:color="A6A6A6" w:sz="4"/>
-              <w:left w:val="single" w:color="A6A6A6" w:sz="4"/>
-              <w:bottom w:val="single" w:color="A6A6A6" w:sz="4"/>
-              <w:right w:val="single" w:color="A6A6A6" w:sz="4"/>
-            </w:tcBorders>
-            <w:tcMar>
-              <w:top w:type="dxa" w:w="60"/>
-              <w:left w:type="dxa" w:w="90"/>
-              <w:bottom w:type="dxa" w:w="60"/>
-              <w:right w:type="dxa" w:w="90"/>
-            </w:tcMar>
-          </w:tcPr>
-          <w:p>
-            <w:pPr>
-              <w:spacing w:after="0" w:line="252"/>
-            </w:pPr>
-            <w:r>
-              <w:rPr>
-                <w:sz w:val="18"/>
-                <w:szCs w:val="18"/>
-              </w:rPr>
-              <w:t xml:space="preserve">70</w:t>
-            </w:r>
-          </w:p>
-        </w:tc>
-        <w:tc>
-          <w:tcPr>
-            <w:tcW w:type="dxa" w:w="3000"/>
-            <w:tcBorders>
-              <w:top w:val="single" w:color="A6A6A6" w:sz="4"/>
-              <w:left w:val="single" w:color="A6A6A6" w:sz="4"/>
-              <w:bottom w:val="single" w:color="A6A6A6" w:sz="4"/>
-              <w:right w:val="single" w:color="A6A6A6" w:sz="4"/>
-            </w:tcBorders>
-            <w:tcMar>
-              <w:top w:type="dxa" w:w="60"/>
-              <w:left w:type="dxa" w:w="90"/>
-              <w:bottom w:type="dxa" w:w="60"/>
-              <w:right w:type="dxa" w:w="90"/>
-            </w:tcMar>
-          </w:tcPr>
-          <w:p>
-            <w:pPr>
-              <w:spacing w:after="0" w:line="252"/>
-            </w:pPr>
-            <w:r>
-              <w:rPr>
-                <w:sz w:val="18"/>
-                <w:szCs w:val="18"/>
-              </w:rPr>
-              <w:t xml:space="preserve">0.004</w:t>
-            </w:r>
-          </w:p>
-        </w:tc>
-        <w:tc>
-          <w:tcPr>
-            <w:tcW w:type="dxa" w:w="3026"/>
-            <w:tcBorders>
-              <w:top w:val="single" w:color="A6A6A6" w:sz="4"/>
-              <w:left w:val="single" w:color="A6A6A6" w:sz="4"/>
-              <w:bottom w:val="single" w:color="A6A6A6" w:sz="4"/>
-              <w:right w:val="single" w:color="A6A6A6" w:sz="4"/>
-            </w:tcBorders>
-            <w:tcMar>
-              <w:top w:type="dxa" w:w="60"/>
-              <w:left w:type="dxa" w:w="90"/>
-              <w:bottom w:type="dxa" w:w="60"/>
-              <w:right w:type="dxa" w:w="90"/>
-            </w:tcMar>
-          </w:tcPr>
-          <w:p>
-            <w:pPr>
-              <w:spacing w:after="0" w:line="252"/>
-            </w:pPr>
-          </w:p>
-        </w:tc>
-      </w:tr>
-      <w:tr>
-        <w:tc>
-          <w:tcPr>
-            <w:tcW w:type="dxa" w:w="3000"/>
-            <w:tcBorders>
-              <w:top w:val="single" w:color="A6A6A6" w:sz="4"/>
-              <w:left w:val="single" w:color="A6A6A6" w:sz="4"/>
-              <w:bottom w:val="single" w:color="A6A6A6" w:sz="4"/>
-              <w:right w:val="single" w:color="A6A6A6" w:sz="4"/>
-            </w:tcBorders>
-            <w:shd w:fill="EEF3F8" w:color="auto" w:val="clear"/>
-            <w:tcMar>
-              <w:top w:type="dxa" w:w="60"/>
-              <w:left w:type="dxa" w:w="90"/>
-              <w:bottom w:type="dxa" w:w="60"/>
-              <w:right w:type="dxa" w:w="90"/>
-            </w:tcMar>
-          </w:tcPr>
-          <w:p>
-            <w:pPr>
-              <w:spacing w:after="0" w:line="252"/>
-            </w:pPr>
-            <w:r>
-              <w:rPr>
-                <w:sz w:val="18"/>
-                <w:szCs w:val="18"/>
-              </w:rPr>
-              <w:t xml:space="preserve">100</w:t>
-            </w:r>
-          </w:p>
-        </w:tc>
-        <w:tc>
-          <w:tcPr>
-            <w:tcW w:type="dxa" w:w="3000"/>
-            <w:tcBorders>
-              <w:top w:val="single" w:color="A6A6A6" w:sz="4"/>
-              <w:left w:val="single" w:color="A6A6A6" w:sz="4"/>
-              <w:bottom w:val="single" w:color="A6A6A6" w:sz="4"/>
-              <w:right w:val="single" w:color="A6A6A6" w:sz="4"/>
-            </w:tcBorders>
-            <w:shd w:fill="EEF3F8" w:color="auto" w:val="clear"/>
-            <w:tcMar>
-              <w:top w:type="dxa" w:w="60"/>
-              <w:left w:type="dxa" w:w="90"/>
-              <w:bottom w:type="dxa" w:w="60"/>
-              <w:right w:type="dxa" w:w="90"/>
-            </w:tcMar>
-          </w:tcPr>
-          <w:p>
-            <w:pPr>
-              <w:spacing w:after="0" w:line="252"/>
-            </w:pPr>
-            <w:r>
-              <w:rPr>
-                <w:sz w:val="18"/>
-                <w:szCs w:val="18"/>
-              </w:rPr>
-              <w:t xml:space="preserve">0.000</w:t>
-            </w:r>
-          </w:p>
-        </w:tc>
-        <w:tc>
-          <w:tcPr>
-            <w:tcW w:type="dxa" w:w="3026"/>
-            <w:tcBorders>
-              <w:top w:val="single" w:color="A6A6A6" w:sz="4"/>
-              <w:left w:val="single" w:color="A6A6A6" w:sz="4"/>
-              <w:bottom w:val="single" w:color="A6A6A6" w:sz="4"/>
-              <w:right w:val="single" w:color="A6A6A6" w:sz="4"/>
-            </w:tcBorders>
-            <w:shd w:fill="EEF3F8" w:color="auto" w:val="clear"/>
-            <w:tcMar>
-              <w:top w:type="dxa" w:w="60"/>
-              <w:left w:type="dxa" w:w="90"/>
-              <w:bottom w:type="dxa" w:w="60"/>
-              <w:right w:type="dxa" w:w="90"/>
-            </w:tcMar>
-          </w:tcPr>
-          <w:p>
-            <w:pPr>
-              <w:spacing w:after="0" w:line="252"/>
-            </w:pPr>
-            <w:r>
-              <w:rPr>
-                <w:sz w:val="18"/>
-                <w:szCs w:val="18"/>
-              </w:rPr>
-              <w:t xml:space="preserve">all training images perfectly separated</w:t>
-            </w:r>
-          </w:p>
-        </w:tc>
-      </w:tr>
-    </w:tbl>
-    <w:p>
-      <w:pPr>
-        <w:spacing w:after="100"/>
-      </w:pPr>
+        </w:rPr>
+        <w:t xml:space="preserve">loss</w:t>
+      </w:r>
+      <w:r>
+        <w:t xml:space="preserve"> minimised is the mean absolute error over the training images:</w:t>
+      </w:r>
+    </w:p>
+    <w:p>
+      <w:pPr>
+        <w:spacing w:after="160" w:before="60"/>
+        <w:jc w:val="center"/>
+      </w:pPr>
+      <w:r>
+        <w:rPr>
+          <w:rFonts w:ascii="Cambria Math" w:cs="Cambria Math" w:eastAsia="Cambria Math" w:hAnsi="Cambria Math"/>
+          <w:sz w:val="23"/>
+          <w:szCs w:val="23"/>
+        </w:rPr>
+        <w:t xml:space="preserve">L(θ) = (1/N) Σₙ | ŷ(θ, xₙ) − yₙ |</w:t>
+      </w:r>
     </w:p>
     <w:p>
       <w:pPr>
@@ -16768,14 +16446,145 @@
         <w:jc w:val="both"/>
       </w:pPr>
       <w:r>
+        <w:t xml:space="preserve">A good model gives ŷ → 1 for bars and ŷ → 0 for stripes; an image is classified as a bar when ŷ &gt; 0.5.</w:t>
+      </w:r>
+    </w:p>
+    <w:p>
+      <w:pPr>
+        <w:pStyle w:val="Heading2"/>
+      </w:pPr>
+      <w:r>
+        <w:t xml:space="preserve">6.2 Which part of the code is the input to the circuit?</w:t>
+      </w:r>
+    </w:p>
+    <w:p>
+      <w:pPr>
+        <w:spacing w:after="140" w:line="288"/>
+        <w:jc w:val="both"/>
+      </w:pPr>
+      <w:r>
+        <w:t xml:space="preserve">The input is the loop at the top of </w:t>
+      </w:r>
+      <w:r>
+        <w:rPr>
+          <w:rFonts w:ascii="Consolas" w:cs="Consolas" w:eastAsia="Consolas" w:hAnsi="Consolas"/>
+          <w:sz w:val="19"/>
+          <w:szCs w:val="19"/>
+        </w:rPr>
+        <w:t xml:space="preserve">create_circuit</w:t>
+      </w:r>
+      <w:r>
+        <w:t xml:space="preserve">: for every pixel i, </w:t>
+      </w:r>
+      <w:r>
+        <w:rPr>
+          <w:rFonts w:ascii="Consolas" w:cs="Consolas" w:eastAsia="Consolas" w:hAnsi="Consolas"/>
+          <w:sz w:val="19"/>
+          <w:szCs w:val="19"/>
+        </w:rPr>
+        <w:t xml:space="preserve">if data[i] &gt; 0.5</w:t>
+      </w:r>
+      <w:r>
+        <w:t xml:space="preserve">, an </w:t>
+      </w:r>
+      <w:r>
         <w:rPr>
           <w:b/>
           <w:bCs/>
         </w:rPr>
-        <w:t xml:space="preserve">Graph 1</w:t>
-      </w:r>
-      <w:r>
-        <w:t xml:space="preserve"> shows the loss falling from 0.50, which is equal to random guessing, to 0.00 by iteration 100. It fell quickly in the first 40 iterations and then flattened. The curve is not perfectly smooth. Each loss value is itself an estimate from 1000 shots per image, and SPSA's random ±1 directions sometimes give a slightly worse step (e.g. iterations 10–11 and 15–20). The step size aₖ = 1/(k+1)^0.602 shrinks over time, which explains the slow final convergence.</w:t>
+        <w:t xml:space="preserve">X gate</w:t>
+      </w:r>
+      <w:r>
+        <w:t xml:space="preserve"> is added to qubit i. Each pixel is one qubit, and a white pixel flips its qubit from |0⟩ to |1⟩. This is </w:t>
+      </w:r>
+      <w:r>
+        <w:rPr>
+          <w:b/>
+          <w:bCs/>
+        </w:rPr>
+        <w:t xml:space="preserve">basis encoding</w:t>
+      </w:r>
+      <w:r>
+        <w:t xml:space="preserve">: the image becomes the starting basis state, e.g. [1,0,1,0] → |q3q2q1q0⟩ = |0101⟩ (Schuld &amp; Petruccione, 2021). The data enters only here; everything after it is the trainable model.</w:t>
+      </w:r>
+    </w:p>
+    <w:p>
+      <w:pPr>
+        <w:pStyle w:val="Heading2"/>
+      </w:pPr>
+      <w:r>
+        <w:t xml:space="preserve">6.3 How does the circuit work? (Quantum part, excluding the optimiser)</w:t>
+      </w:r>
+    </w:p>
+    <w:p>
+      <w:pPr>
+        <w:spacing w:after="140" w:line="288"/>
+        <w:jc w:val="both"/>
+      </w:pPr>
+      <w:r>
+        <w:t xml:space="preserve">The trainable part is built from </w:t>
+      </w:r>
+      <w:r>
+        <w:rPr>
+          <w:b/>
+          <w:bCs/>
+        </w:rPr>
+        <w:t xml:space="preserve">blocks</w:t>
+      </w:r>
+      <w:r>
+        <w:t xml:space="preserve">. </w:t>
+      </w:r>
+      <w:r>
+        <w:rPr>
+          <w:rFonts w:ascii="Consolas" w:cs="Consolas" w:eastAsia="Consolas" w:hAnsi="Consolas"/>
+          <w:sz w:val="19"/>
+          <w:szCs w:val="19"/>
+        </w:rPr>
+        <w:t xml:space="preserve">block(angles, qubits)</w:t>
+      </w:r>
+      <w:r>
+        <w:t xml:space="preserve"> applies Rᵧ(θₐ) to one qubit, Rᵧ(θ_b) to another, and then a CNOT between them. </w:t>
+      </w:r>
+      <w:r>
+        <w:rPr>
+          <w:rFonts w:ascii="Consolas" w:cs="Consolas" w:eastAsia="Consolas" w:hAnsi="Consolas"/>
+          <w:sz w:val="19"/>
+          <w:szCs w:val="19"/>
+        </w:rPr>
+        <w:t xml:space="preserve">generate_pairs</w:t>
+      </w:r>
+      <w:r>
+        <w:t xml:space="preserve"> splits the qubits in half again and again and joins the halves, giving the pairs (0,1), (2,3) and then (1,3). Information from all four pixels therefore flows into </w:t>
+      </w:r>
+      <w:r>
+        <w:rPr>
+          <w:b/>
+          <w:bCs/>
+        </w:rPr>
+        <w:t xml:space="preserve">qubit 3</w:t>
+      </w:r>
+      <w:r>
+        <w:t xml:space="preserve"> in only log₂4 = 2 layers. This is a </w:t>
+      </w:r>
+      <w:r>
+        <w:rPr>
+          <w:b/>
+          <w:bCs/>
+        </w:rPr>
+        <w:t xml:space="preserve">tree tensor network (TTN)</w:t>
+      </w:r>
+      <w:r>
+        <w:t xml:space="preserve"> classifier of the kind studied by Grant et al. (2018) and Huggins et al. (2019). With 3 blocks × 2 angles there are </w:t>
+      </w:r>
+      <w:r>
+        <w:rPr>
+          <w:b/>
+          <w:bCs/>
+        </w:rPr>
+        <w:t xml:space="preserve">6 trainable parameters</w:t>
+      </w:r>
+      <w:r>
+        <w:t xml:space="preserve">, and only qubit 3 is measured.</w:t>
       </w:r>
     </w:p>
     <w:p>
@@ -16787,9 +16596,9 @@
       <w:r>
         <w:drawing>
           <wp:inline distT="0" distB="0" distL="0" distR="0">
-            <wp:extent cx="4572000" cy="2438400"/>
+            <wp:extent cx="5334000" cy="3933825"/>
             <wp:effectExtent t="0" r="0" b="0" l="0"/>
-            <wp:docPr id="17" name="t4time" descr="Required graph 2: iteration number versus time per iteration" title="Required graph 2: iteration number versus time per iteration"/>
+            <wp:docPr id="17" name="t4circ" descr="Classifier circuit for image [1,1,0,0]: X gates encode the pixels, then three RY–RY–CNOT blocks form a tree into q3" title="Classifier circuit for image [1,1,0,0]: X gates encode the pixels, then three RY–RY–CNOT blocks form a tree into q3"/>
             <wp:cNvGraphicFramePr>
               <a:graphicFrameLocks xmlns:a="http://schemas.openxmlformats.org/drawingml/2006/main" noChangeAspect="1"/>
             </wp:cNvGraphicFramePr>
@@ -16812,6 +16621,152 @@
                   <pic:spPr bwMode="auto">
                     <a:xfrm>
                       <a:off x="0" y="0"/>
+                      <a:ext cx="5334000" cy="3933825"/>
+                    </a:xfrm>
+                    <a:prstGeom prst="rect">
+                      <a:avLst/>
+                    </a:prstGeom>
+                  </pic:spPr>
+                </pic:pic>
+              </a:graphicData>
+            </a:graphic>
+          </wp:inline>
+        </w:drawing>
+      </w:r>
+    </w:p>
+    <w:p>
+      <w:pPr>
+        <w:spacing w:after="200"/>
+        <w:jc w:val="center"/>
+      </w:pPr>
+      <w:r>
+        <w:rPr>
+          <w:b/>
+          <w:bCs/>
+          <w:color w:val="1F4E79"/>
+          <w:sz w:val="20"/>
+          <w:szCs w:val="20"/>
+        </w:rPr>
+        <w:t xml:space="preserve">Figure 17. </w:t>
+      </w:r>
+      <w:r>
+        <w:rPr>
+          <w:i/>
+          <w:iCs/>
+          <w:sz w:val="20"/>
+          <w:szCs w:val="20"/>
+        </w:rPr>
+        <w:t xml:space="preserve">Classifier circuit for image [1,1,0,0]: X gates encode the pixels, then three RY–RY–CNOT blocks form a tree into q3</w:t>
+      </w:r>
+    </w:p>
+    <w:p>
+      <w:pPr>
+        <w:spacing w:after="140" w:line="288"/>
+        <w:jc w:val="both"/>
+      </w:pPr>
+      <w:r>
+        <w:t xml:space="preserve">The RY gates give each block adjustable 'weights', while the CNOTs make the output depend on *combinations* of pixels. If a control qubit is in |1⟩, the CNOT flips the target, so the final value of q3 behaves like an XOR (parity) of pixels that is smoothly adjusted by the angles. This structure turns out to be the key to the results below.</w:t>
+      </w:r>
+    </w:p>
+    <w:p>
+      <w:pPr>
+        <w:pStyle w:val="Heading2"/>
+      </w:pPr>
+      <w:r>
+        <w:t xml:space="preserve">6.4 What did we add to monitor every iteration?</w:t>
+      </w:r>
+    </w:p>
+    <w:p>
+      <w:pPr>
+        <w:spacing w:after="140" w:line="288"/>
+        <w:jc w:val="both"/>
+      </w:pPr>
+      <w:r>
+        <w:t xml:space="preserve">We modified the SPSA optimiser (Spall, 1992) without changing its algorithm. SPSA estimates the gradient from just </w:t>
+      </w:r>
+      <w:r>
+        <w:rPr>
+          <w:b/>
+          <w:bCs/>
+        </w:rPr>
+        <w:t xml:space="preserve">two</w:t>
+      </w:r>
+      <w:r>
+        <w:t xml:space="preserve"> loss evaluations per iteration, whatever the number of parameters, which suits noisy, expensive quantum evaluations. We added a timer around each update and, after each update, one extra evaluation of the training loss, the </w:t>
+      </w:r>
+      <w:r>
+        <w:rPr>
+          <w:b/>
+          <w:bCs/>
+        </w:rPr>
+        <w:t xml:space="preserve">output measure</w:t>
+      </w:r>
+      <w:r>
+        <w:t xml:space="preserve">. This monitoring evaluation is timed separately so it does not inflate the iteration time. Settings were kept as in the original (a = 1, c = 0.5, α = 0.602, γ = 0.101, 100 iterations), except that the shots per circuit were raised from 100 to the group's agreed </w:t>
+      </w:r>
+      <w:r>
+        <w:rPr>
+          <w:b/>
+          <w:bCs/>
+        </w:rPr>
+        <w:t xml:space="preserve">1000</w:t>
+      </w:r>
+      <w:r>
+        <w:t xml:space="preserve">, and a fixed seed (2026) makes runs repeatable. Each iteration runs 3 evaluations × 3 training images = 9 circuits, so the run executed </w:t>
+      </w:r>
+      <w:r>
+        <w:rPr>
+          <w:b/>
+          <w:bCs/>
+        </w:rPr>
+        <w:t xml:space="preserve">900 circuits</w:t>
+      </w:r>
+      <w:r>
+        <w:t xml:space="preserve"> in total.</w:t>
+      </w:r>
+    </w:p>
+    <w:p>
+      <w:pPr>
+        <w:pStyle w:val="Heading2"/>
+      </w:pPr>
+      <w:r>
+        <w:t xml:space="preserve">6.5 What do the two required graphs show?</w:t>
+      </w:r>
+    </w:p>
+    <w:p>
+      <w:pPr>
+        <w:keepNext/>
+        <w:spacing w:after="60" w:before="120"/>
+        <w:jc w:val="center"/>
+      </w:pPr>
+      <w:r>
+        <w:drawing>
+          <wp:inline distT="0" distB="0" distL="0" distR="0">
+            <wp:extent cx="4572000" cy="2438400"/>
+            <wp:effectExtent t="0" r="0" b="0" l="0"/>
+            <wp:docPr id="18" name="t4out" descr="Required graph 1: iteration number versus output measure (training loss)" title="Required graph 1: iteration number versus output measure (training loss)"/>
+            <wp:cNvGraphicFramePr>
+              <a:graphicFrameLocks xmlns:a="http://schemas.openxmlformats.org/drawingml/2006/main" noChangeAspect="1"/>
+            </wp:cNvGraphicFramePr>
+            <a:graphic xmlns:a="http://schemas.openxmlformats.org/drawingml/2006/main">
+              <a:graphicData uri="http://schemas.openxmlformats.org/drawingml/2006/picture">
+                <pic:pic xmlns:pic="http://schemas.openxmlformats.org/drawingml/2006/picture">
+                  <pic:nvPicPr>
+                    <pic:cNvPr id="0" name="" descr=""/>
+                    <pic:cNvPicPr>
+                      <a:picLocks noChangeAspect="1" noChangeArrowheads="1"/>
+                    </pic:cNvPicPr>
+                  </pic:nvPicPr>
+                  <pic:blipFill>
+                    <a:blip r:embed="rId26" cstate="none"/>
+                    <a:srcRect/>
+                    <a:stretch>
+                      <a:fillRect/>
+                    </a:stretch>
+                  </pic:blipFill>
+                  <pic:spPr bwMode="auto">
+                    <a:xfrm>
+                      <a:off x="0" y="0"/>
                       <a:ext cx="4572000" cy="2438400"/>
                     </a:xfrm>
                     <a:prstGeom prst="rect">
@@ -16838,7 +16793,936 @@
           <w:sz w:val="20"/>
           <w:szCs w:val="20"/>
         </w:rPr>
-        <w:t xml:space="preserve">Figure 17. </w:t>
+        <w:t xml:space="preserve">Figure 18. </w:t>
+      </w:r>
+      <w:r>
+        <w:rPr>
+          <w:i/>
+          <w:iCs/>
+          <w:sz w:val="20"/>
+          <w:szCs w:val="20"/>
+        </w:rPr>
+        <w:t xml:space="preserve">Required graph 1: iteration number versus output measure (training loss)</w:t>
+      </w:r>
+    </w:p>
+    <w:p>
+      <w:pPr>
+        <w:keepNext/>
+        <w:spacing w:after="80" w:before="120"/>
+      </w:pPr>
+      <w:r>
+        <w:rPr>
+          <w:b/>
+          <w:bCs/>
+          <w:color w:val="1F4E79"/>
+          <w:sz w:val="20"/>
+          <w:szCs w:val="20"/>
+        </w:rPr>
+        <w:t xml:space="preserve">Table 15. </w:t>
+      </w:r>
+      <w:r>
+        <w:rPr>
+          <w:i/>
+          <w:iCs/>
+          <w:sz w:val="20"/>
+          <w:szCs w:val="20"/>
+        </w:rPr>
+        <w:t xml:space="preserve">Excerpt from the 100-iteration log (task4_quantum_iterations.csv)</w:t>
+      </w:r>
+    </w:p>
+    <w:tbl>
+      <w:tblPr>
+        <w:tblW w:type="dxa" w:w="9026"/>
+        <w:tblBorders>
+          <w:top w:val="single" w:color="auto" w:sz="4"/>
+          <w:left w:val="single" w:color="auto" w:sz="4"/>
+          <w:bottom w:val="single" w:color="auto" w:sz="4"/>
+          <w:right w:val="single" w:color="auto" w:sz="4"/>
+          <w:insideH w:val="single" w:color="auto" w:sz="4"/>
+          <w:insideV w:val="single" w:color="auto" w:sz="4"/>
+        </w:tblBorders>
+      </w:tblPr>
+      <w:tblGrid>
+        <w:gridCol w:w="3000"/>
+        <w:gridCol w:w="3000"/>
+        <w:gridCol w:w="3026"/>
+      </w:tblGrid>
+      <w:tr>
+        <w:trPr>
+          <w:tblHeader/>
+        </w:trPr>
+        <w:tc>
+          <w:tcPr>
+            <w:tcW w:type="dxa" w:w="3000"/>
+            <w:tcBorders>
+              <w:top w:val="single" w:color="A6A6A6" w:sz="4"/>
+              <w:left w:val="single" w:color="A6A6A6" w:sz="4"/>
+              <w:bottom w:val="single" w:color="A6A6A6" w:sz="4"/>
+              <w:right w:val="single" w:color="A6A6A6" w:sz="4"/>
+            </w:tcBorders>
+            <w:shd w:fill="1F4E79" w:color="auto" w:val="clear"/>
+            <w:tcMar>
+              <w:top w:type="dxa" w:w="60"/>
+              <w:left w:type="dxa" w:w="90"/>
+              <w:bottom w:type="dxa" w:w="60"/>
+              <w:right w:type="dxa" w:w="90"/>
+            </w:tcMar>
+          </w:tcPr>
+          <w:p>
+            <w:pPr>
+              <w:spacing w:after="0" w:line="252"/>
+            </w:pPr>
+            <w:r>
+              <w:rPr>
+                <w:b/>
+                <w:bCs/>
+                <w:color w:val="FFFFFF"/>
+                <w:sz w:val="18"/>
+                <w:szCs w:val="18"/>
+              </w:rPr>
+              <w:t xml:space="preserve">Iteration</w:t>
+            </w:r>
+          </w:p>
+        </w:tc>
+        <w:tc>
+          <w:tcPr>
+            <w:tcW w:type="dxa" w:w="3000"/>
+            <w:tcBorders>
+              <w:top w:val="single" w:color="A6A6A6" w:sz="4"/>
+              <w:left w:val="single" w:color="A6A6A6" w:sz="4"/>
+              <w:bottom w:val="single" w:color="A6A6A6" w:sz="4"/>
+              <w:right w:val="single" w:color="A6A6A6" w:sz="4"/>
+            </w:tcBorders>
+            <w:shd w:fill="1F4E79" w:color="auto" w:val="clear"/>
+            <w:tcMar>
+              <w:top w:type="dxa" w:w="60"/>
+              <w:left w:type="dxa" w:w="90"/>
+              <w:bottom w:type="dxa" w:w="60"/>
+              <w:right w:type="dxa" w:w="90"/>
+            </w:tcMar>
+          </w:tcPr>
+          <w:p>
+            <w:pPr>
+              <w:spacing w:after="0" w:line="252"/>
+            </w:pPr>
+            <w:r>
+              <w:rPr>
+                <w:b/>
+                <w:bCs/>
+                <w:color w:val="FFFFFF"/>
+                <w:sz w:val="18"/>
+                <w:szCs w:val="18"/>
+              </w:rPr>
+              <w:t xml:space="preserve">Output (training loss)</w:t>
+            </w:r>
+          </w:p>
+        </w:tc>
+        <w:tc>
+          <w:tcPr>
+            <w:tcW w:type="dxa" w:w="3026"/>
+            <w:tcBorders>
+              <w:top w:val="single" w:color="A6A6A6" w:sz="4"/>
+              <w:left w:val="single" w:color="A6A6A6" w:sz="4"/>
+              <w:bottom w:val="single" w:color="A6A6A6" w:sz="4"/>
+              <w:right w:val="single" w:color="A6A6A6" w:sz="4"/>
+            </w:tcBorders>
+            <w:shd w:fill="1F4E79" w:color="auto" w:val="clear"/>
+            <w:tcMar>
+              <w:top w:type="dxa" w:w="60"/>
+              <w:left w:type="dxa" w:w="90"/>
+              <w:bottom w:type="dxa" w:w="60"/>
+              <w:right w:type="dxa" w:w="90"/>
+            </w:tcMar>
+          </w:tcPr>
+          <w:p>
+            <w:pPr>
+              <w:spacing w:after="0" w:line="252"/>
+            </w:pPr>
+            <w:r>
+              <w:rPr>
+                <w:b/>
+                <w:bCs/>
+                <w:color w:val="FFFFFF"/>
+                <w:sz w:val="18"/>
+                <w:szCs w:val="18"/>
+              </w:rPr>
+              <w:t xml:space="preserve">Note</w:t>
+            </w:r>
+          </w:p>
+        </w:tc>
+      </w:tr>
+      <w:tr>
+        <w:tc>
+          <w:tcPr>
+            <w:tcW w:type="dxa" w:w="3000"/>
+            <w:tcBorders>
+              <w:top w:val="single" w:color="A6A6A6" w:sz="4"/>
+              <w:left w:val="single" w:color="A6A6A6" w:sz="4"/>
+              <w:bottom w:val="single" w:color="A6A6A6" w:sz="4"/>
+              <w:right w:val="single" w:color="A6A6A6" w:sz="4"/>
+            </w:tcBorders>
+            <w:tcMar>
+              <w:top w:type="dxa" w:w="60"/>
+              <w:left w:type="dxa" w:w="90"/>
+              <w:bottom w:type="dxa" w:w="60"/>
+              <w:right w:type="dxa" w:w="90"/>
+            </w:tcMar>
+          </w:tcPr>
+          <w:p>
+            <w:pPr>
+              <w:spacing w:after="0" w:line="252"/>
+            </w:pPr>
+            <w:r>
+              <w:rPr>
+                <w:sz w:val="18"/>
+                <w:szCs w:val="18"/>
+              </w:rPr>
+              <w:t xml:space="preserve">1</w:t>
+            </w:r>
+          </w:p>
+        </w:tc>
+        <w:tc>
+          <w:tcPr>
+            <w:tcW w:type="dxa" w:w="3000"/>
+            <w:tcBorders>
+              <w:top w:val="single" w:color="A6A6A6" w:sz="4"/>
+              <w:left w:val="single" w:color="A6A6A6" w:sz="4"/>
+              <w:bottom w:val="single" w:color="A6A6A6" w:sz="4"/>
+              <w:right w:val="single" w:color="A6A6A6" w:sz="4"/>
+            </w:tcBorders>
+            <w:tcMar>
+              <w:top w:type="dxa" w:w="60"/>
+              <w:left w:type="dxa" w:w="90"/>
+              <w:bottom w:type="dxa" w:w="60"/>
+              <w:right w:type="dxa" w:w="90"/>
+            </w:tcMar>
+          </w:tcPr>
+          <w:p>
+            <w:pPr>
+              <w:spacing w:after="0" w:line="252"/>
+            </w:pPr>
+            <w:r>
+              <w:rPr>
+                <w:sz w:val="18"/>
+                <w:szCs w:val="18"/>
+              </w:rPr>
+              <w:t xml:space="preserve">0.503</w:t>
+            </w:r>
+          </w:p>
+        </w:tc>
+        <w:tc>
+          <w:tcPr>
+            <w:tcW w:type="dxa" w:w="3026"/>
+            <w:tcBorders>
+              <w:top w:val="single" w:color="A6A6A6" w:sz="4"/>
+              <w:left w:val="single" w:color="A6A6A6" w:sz="4"/>
+              <w:bottom w:val="single" w:color="A6A6A6" w:sz="4"/>
+              <w:right w:val="single" w:color="A6A6A6" w:sz="4"/>
+            </w:tcBorders>
+            <w:tcMar>
+              <w:top w:type="dxa" w:w="60"/>
+              <w:left w:type="dxa" w:w="90"/>
+              <w:bottom w:type="dxa" w:w="60"/>
+              <w:right w:type="dxa" w:w="90"/>
+            </w:tcMar>
+          </w:tcPr>
+          <w:p>
+            <w:pPr>
+              <w:spacing w:after="0" w:line="252"/>
+            </w:pPr>
+            <w:r>
+              <w:rPr>
+                <w:sz w:val="18"/>
+                <w:szCs w:val="18"/>
+              </w:rPr>
+              <w:t xml:space="preserve">random start: no better than guessing</w:t>
+            </w:r>
+          </w:p>
+        </w:tc>
+      </w:tr>
+      <w:tr>
+        <w:tc>
+          <w:tcPr>
+            <w:tcW w:type="dxa" w:w="3000"/>
+            <w:tcBorders>
+              <w:top w:val="single" w:color="A6A6A6" w:sz="4"/>
+              <w:left w:val="single" w:color="A6A6A6" w:sz="4"/>
+              <w:bottom w:val="single" w:color="A6A6A6" w:sz="4"/>
+              <w:right w:val="single" w:color="A6A6A6" w:sz="4"/>
+            </w:tcBorders>
+            <w:shd w:fill="EEF3F8" w:color="auto" w:val="clear"/>
+            <w:tcMar>
+              <w:top w:type="dxa" w:w="60"/>
+              <w:left w:type="dxa" w:w="90"/>
+              <w:bottom w:type="dxa" w:w="60"/>
+              <w:right w:type="dxa" w:w="90"/>
+            </w:tcMar>
+          </w:tcPr>
+          <w:p>
+            <w:pPr>
+              <w:spacing w:after="0" w:line="252"/>
+            </w:pPr>
+            <w:r>
+              <w:rPr>
+                <w:sz w:val="18"/>
+                <w:szCs w:val="18"/>
+              </w:rPr>
+              <w:t xml:space="preserve">10</w:t>
+            </w:r>
+          </w:p>
+        </w:tc>
+        <w:tc>
+          <w:tcPr>
+            <w:tcW w:type="dxa" w:w="3000"/>
+            <w:tcBorders>
+              <w:top w:val="single" w:color="A6A6A6" w:sz="4"/>
+              <w:left w:val="single" w:color="A6A6A6" w:sz="4"/>
+              <w:bottom w:val="single" w:color="A6A6A6" w:sz="4"/>
+              <w:right w:val="single" w:color="A6A6A6" w:sz="4"/>
+            </w:tcBorders>
+            <w:shd w:fill="EEF3F8" w:color="auto" w:val="clear"/>
+            <w:tcMar>
+              <w:top w:type="dxa" w:w="60"/>
+              <w:left w:type="dxa" w:w="90"/>
+              <w:bottom w:type="dxa" w:w="60"/>
+              <w:right w:type="dxa" w:w="90"/>
+            </w:tcMar>
+          </w:tcPr>
+          <w:p>
+            <w:pPr>
+              <w:spacing w:after="0" w:line="252"/>
+            </w:pPr>
+            <w:r>
+              <w:rPr>
+                <w:sz w:val="18"/>
+                <w:szCs w:val="18"/>
+              </w:rPr>
+              <w:t xml:space="preserve">0.390</w:t>
+            </w:r>
+          </w:p>
+        </w:tc>
+        <w:tc>
+          <w:tcPr>
+            <w:tcW w:type="dxa" w:w="3026"/>
+            <w:tcBorders>
+              <w:top w:val="single" w:color="A6A6A6" w:sz="4"/>
+              <w:left w:val="single" w:color="A6A6A6" w:sz="4"/>
+              <w:bottom w:val="single" w:color="A6A6A6" w:sz="4"/>
+              <w:right w:val="single" w:color="A6A6A6" w:sz="4"/>
+            </w:tcBorders>
+            <w:shd w:fill="EEF3F8" w:color="auto" w:val="clear"/>
+            <w:tcMar>
+              <w:top w:type="dxa" w:w="60"/>
+              <w:left w:type="dxa" w:w="90"/>
+              <w:bottom w:type="dxa" w:w="60"/>
+              <w:right w:type="dxa" w:w="90"/>
+            </w:tcMar>
+          </w:tcPr>
+          <w:p>
+            <w:pPr>
+              <w:spacing w:after="0" w:line="252"/>
+            </w:pPr>
+          </w:p>
+        </w:tc>
+      </w:tr>
+      <w:tr>
+        <w:tc>
+          <w:tcPr>
+            <w:tcW w:type="dxa" w:w="3000"/>
+            <w:tcBorders>
+              <w:top w:val="single" w:color="A6A6A6" w:sz="4"/>
+              <w:left w:val="single" w:color="A6A6A6" w:sz="4"/>
+              <w:bottom w:val="single" w:color="A6A6A6" w:sz="4"/>
+              <w:right w:val="single" w:color="A6A6A6" w:sz="4"/>
+            </w:tcBorders>
+            <w:tcMar>
+              <w:top w:type="dxa" w:w="60"/>
+              <w:left w:type="dxa" w:w="90"/>
+              <w:bottom w:type="dxa" w:w="60"/>
+              <w:right w:type="dxa" w:w="90"/>
+            </w:tcMar>
+          </w:tcPr>
+          <w:p>
+            <w:pPr>
+              <w:spacing w:after="0" w:line="252"/>
+            </w:pPr>
+            <w:r>
+              <w:rPr>
+                <w:sz w:val="18"/>
+                <w:szCs w:val="18"/>
+              </w:rPr>
+              <w:t xml:space="preserve">20</w:t>
+            </w:r>
+          </w:p>
+        </w:tc>
+        <w:tc>
+          <w:tcPr>
+            <w:tcW w:type="dxa" w:w="3000"/>
+            <w:tcBorders>
+              <w:top w:val="single" w:color="A6A6A6" w:sz="4"/>
+              <w:left w:val="single" w:color="A6A6A6" w:sz="4"/>
+              <w:bottom w:val="single" w:color="A6A6A6" w:sz="4"/>
+              <w:right w:val="single" w:color="A6A6A6" w:sz="4"/>
+            </w:tcBorders>
+            <w:tcMar>
+              <w:top w:type="dxa" w:w="60"/>
+              <w:left w:type="dxa" w:w="90"/>
+              <w:bottom w:type="dxa" w:w="60"/>
+              <w:right w:type="dxa" w:w="90"/>
+            </w:tcMar>
+          </w:tcPr>
+          <w:p>
+            <w:pPr>
+              <w:spacing w:after="0" w:line="252"/>
+            </w:pPr>
+            <w:r>
+              <w:rPr>
+                <w:sz w:val="18"/>
+                <w:szCs w:val="18"/>
+              </w:rPr>
+              <w:t xml:space="preserve">0.191</w:t>
+            </w:r>
+          </w:p>
+        </w:tc>
+        <w:tc>
+          <w:tcPr>
+            <w:tcW w:type="dxa" w:w="3026"/>
+            <w:tcBorders>
+              <w:top w:val="single" w:color="A6A6A6" w:sz="4"/>
+              <w:left w:val="single" w:color="A6A6A6" w:sz="4"/>
+              <w:bottom w:val="single" w:color="A6A6A6" w:sz="4"/>
+              <w:right w:val="single" w:color="A6A6A6" w:sz="4"/>
+            </w:tcBorders>
+            <w:tcMar>
+              <w:top w:type="dxa" w:w="60"/>
+              <w:left w:type="dxa" w:w="90"/>
+              <w:bottom w:type="dxa" w:w="60"/>
+              <w:right w:type="dxa" w:w="90"/>
+            </w:tcMar>
+          </w:tcPr>
+          <w:p>
+            <w:pPr>
+              <w:spacing w:after="0" w:line="252"/>
+            </w:pPr>
+          </w:p>
+        </w:tc>
+      </w:tr>
+      <w:tr>
+        <w:tc>
+          <w:tcPr>
+            <w:tcW w:type="dxa" w:w="3000"/>
+            <w:tcBorders>
+              <w:top w:val="single" w:color="A6A6A6" w:sz="4"/>
+              <w:left w:val="single" w:color="A6A6A6" w:sz="4"/>
+              <w:bottom w:val="single" w:color="A6A6A6" w:sz="4"/>
+              <w:right w:val="single" w:color="A6A6A6" w:sz="4"/>
+            </w:tcBorders>
+            <w:shd w:fill="EEF3F8" w:color="auto" w:val="clear"/>
+            <w:tcMar>
+              <w:top w:type="dxa" w:w="60"/>
+              <w:left w:type="dxa" w:w="90"/>
+              <w:bottom w:type="dxa" w:w="60"/>
+              <w:right w:type="dxa" w:w="90"/>
+            </w:tcMar>
+          </w:tcPr>
+          <w:p>
+            <w:pPr>
+              <w:spacing w:after="0" w:line="252"/>
+            </w:pPr>
+            <w:r>
+              <w:rPr>
+                <w:sz w:val="18"/>
+                <w:szCs w:val="18"/>
+              </w:rPr>
+              <w:t xml:space="preserve">30</w:t>
+            </w:r>
+          </w:p>
+        </w:tc>
+        <w:tc>
+          <w:tcPr>
+            <w:tcW w:type="dxa" w:w="3000"/>
+            <w:tcBorders>
+              <w:top w:val="single" w:color="A6A6A6" w:sz="4"/>
+              <w:left w:val="single" w:color="A6A6A6" w:sz="4"/>
+              <w:bottom w:val="single" w:color="A6A6A6" w:sz="4"/>
+              <w:right w:val="single" w:color="A6A6A6" w:sz="4"/>
+            </w:tcBorders>
+            <w:shd w:fill="EEF3F8" w:color="auto" w:val="clear"/>
+            <w:tcMar>
+              <w:top w:type="dxa" w:w="60"/>
+              <w:left w:type="dxa" w:w="90"/>
+              <w:bottom w:type="dxa" w:w="60"/>
+              <w:right w:type="dxa" w:w="90"/>
+            </w:tcMar>
+          </w:tcPr>
+          <w:p>
+            <w:pPr>
+              <w:spacing w:after="0" w:line="252"/>
+            </w:pPr>
+            <w:r>
+              <w:rPr>
+                <w:sz w:val="18"/>
+                <w:szCs w:val="18"/>
+              </w:rPr>
+              <w:t xml:space="preserve">0.096</w:t>
+            </w:r>
+          </w:p>
+        </w:tc>
+        <w:tc>
+          <w:tcPr>
+            <w:tcW w:type="dxa" w:w="3026"/>
+            <w:tcBorders>
+              <w:top w:val="single" w:color="A6A6A6" w:sz="4"/>
+              <w:left w:val="single" w:color="A6A6A6" w:sz="4"/>
+              <w:bottom w:val="single" w:color="A6A6A6" w:sz="4"/>
+              <w:right w:val="single" w:color="A6A6A6" w:sz="4"/>
+            </w:tcBorders>
+            <w:shd w:fill="EEF3F8" w:color="auto" w:val="clear"/>
+            <w:tcMar>
+              <w:top w:type="dxa" w:w="60"/>
+              <w:left w:type="dxa" w:w="90"/>
+              <w:bottom w:type="dxa" w:w="60"/>
+              <w:right w:type="dxa" w:w="90"/>
+            </w:tcMar>
+          </w:tcPr>
+          <w:p>
+            <w:pPr>
+              <w:spacing w:after="0" w:line="252"/>
+            </w:pPr>
+          </w:p>
+        </w:tc>
+      </w:tr>
+      <w:tr>
+        <w:tc>
+          <w:tcPr>
+            <w:tcW w:type="dxa" w:w="3000"/>
+            <w:tcBorders>
+              <w:top w:val="single" w:color="A6A6A6" w:sz="4"/>
+              <w:left w:val="single" w:color="A6A6A6" w:sz="4"/>
+              <w:bottom w:val="single" w:color="A6A6A6" w:sz="4"/>
+              <w:right w:val="single" w:color="A6A6A6" w:sz="4"/>
+            </w:tcBorders>
+            <w:tcMar>
+              <w:top w:type="dxa" w:w="60"/>
+              <w:left w:type="dxa" w:w="90"/>
+              <w:bottom w:type="dxa" w:w="60"/>
+              <w:right w:type="dxa" w:w="90"/>
+            </w:tcMar>
+          </w:tcPr>
+          <w:p>
+            <w:pPr>
+              <w:spacing w:after="0" w:line="252"/>
+            </w:pPr>
+            <w:r>
+              <w:rPr>
+                <w:sz w:val="18"/>
+                <w:szCs w:val="18"/>
+              </w:rPr>
+              <w:t xml:space="preserve">37</w:t>
+            </w:r>
+          </w:p>
+        </w:tc>
+        <w:tc>
+          <w:tcPr>
+            <w:tcW w:type="dxa" w:w="3000"/>
+            <w:tcBorders>
+              <w:top w:val="single" w:color="A6A6A6" w:sz="4"/>
+              <w:left w:val="single" w:color="A6A6A6" w:sz="4"/>
+              <w:bottom w:val="single" w:color="A6A6A6" w:sz="4"/>
+              <w:right w:val="single" w:color="A6A6A6" w:sz="4"/>
+            </w:tcBorders>
+            <w:tcMar>
+              <w:top w:type="dxa" w:w="60"/>
+              <w:left w:type="dxa" w:w="90"/>
+              <w:bottom w:type="dxa" w:w="60"/>
+              <w:right w:type="dxa" w:w="90"/>
+            </w:tcMar>
+          </w:tcPr>
+          <w:p>
+            <w:pPr>
+              <w:spacing w:after="0" w:line="252"/>
+            </w:pPr>
+            <w:r>
+              <w:rPr>
+                <w:sz w:val="18"/>
+                <w:szCs w:val="18"/>
+              </w:rPr>
+              <w:t xml:space="preserve">&lt; 0.05</w:t>
+            </w:r>
+          </w:p>
+        </w:tc>
+        <w:tc>
+          <w:tcPr>
+            <w:tcW w:type="dxa" w:w="3026"/>
+            <w:tcBorders>
+              <w:top w:val="single" w:color="A6A6A6" w:sz="4"/>
+              <w:left w:val="single" w:color="A6A6A6" w:sz="4"/>
+              <w:bottom w:val="single" w:color="A6A6A6" w:sz="4"/>
+              <w:right w:val="single" w:color="A6A6A6" w:sz="4"/>
+            </w:tcBorders>
+            <w:tcMar>
+              <w:top w:type="dxa" w:w="60"/>
+              <w:left w:type="dxa" w:w="90"/>
+              <w:bottom w:type="dxa" w:w="60"/>
+              <w:right w:type="dxa" w:w="90"/>
+            </w:tcMar>
+          </w:tcPr>
+          <w:p>
+            <w:pPr>
+              <w:spacing w:after="0" w:line="252"/>
+            </w:pPr>
+            <w:r>
+              <w:rPr>
+                <w:sz w:val="18"/>
+                <w:szCs w:val="18"/>
+              </w:rPr>
+              <w:t xml:space="preserve">first iteration below 0.05</w:t>
+            </w:r>
+          </w:p>
+        </w:tc>
+      </w:tr>
+      <w:tr>
+        <w:tc>
+          <w:tcPr>
+            <w:tcW w:type="dxa" w:w="3000"/>
+            <w:tcBorders>
+              <w:top w:val="single" w:color="A6A6A6" w:sz="4"/>
+              <w:left w:val="single" w:color="A6A6A6" w:sz="4"/>
+              <w:bottom w:val="single" w:color="A6A6A6" w:sz="4"/>
+              <w:right w:val="single" w:color="A6A6A6" w:sz="4"/>
+            </w:tcBorders>
+            <w:shd w:fill="EEF3F8" w:color="auto" w:val="clear"/>
+            <w:tcMar>
+              <w:top w:type="dxa" w:w="60"/>
+              <w:left w:type="dxa" w:w="90"/>
+              <w:bottom w:type="dxa" w:w="60"/>
+              <w:right w:type="dxa" w:w="90"/>
+            </w:tcMar>
+          </w:tcPr>
+          <w:p>
+            <w:pPr>
+              <w:spacing w:after="0" w:line="252"/>
+            </w:pPr>
+            <w:r>
+              <w:rPr>
+                <w:sz w:val="18"/>
+                <w:szCs w:val="18"/>
+              </w:rPr>
+              <w:t xml:space="preserve">50</w:t>
+            </w:r>
+          </w:p>
+        </w:tc>
+        <w:tc>
+          <w:tcPr>
+            <w:tcW w:type="dxa" w:w="3000"/>
+            <w:tcBorders>
+              <w:top w:val="single" w:color="A6A6A6" w:sz="4"/>
+              <w:left w:val="single" w:color="A6A6A6" w:sz="4"/>
+              <w:bottom w:val="single" w:color="A6A6A6" w:sz="4"/>
+              <w:right w:val="single" w:color="A6A6A6" w:sz="4"/>
+            </w:tcBorders>
+            <w:shd w:fill="EEF3F8" w:color="auto" w:val="clear"/>
+            <w:tcMar>
+              <w:top w:type="dxa" w:w="60"/>
+              <w:left w:type="dxa" w:w="90"/>
+              <w:bottom w:type="dxa" w:w="60"/>
+              <w:right w:type="dxa" w:w="90"/>
+            </w:tcMar>
+          </w:tcPr>
+          <w:p>
+            <w:pPr>
+              <w:spacing w:after="0" w:line="252"/>
+            </w:pPr>
+            <w:r>
+              <w:rPr>
+                <w:sz w:val="18"/>
+                <w:szCs w:val="18"/>
+              </w:rPr>
+              <w:t xml:space="preserve">0.020</w:t>
+            </w:r>
+          </w:p>
+        </w:tc>
+        <w:tc>
+          <w:tcPr>
+            <w:tcW w:type="dxa" w:w="3026"/>
+            <w:tcBorders>
+              <w:top w:val="single" w:color="A6A6A6" w:sz="4"/>
+              <w:left w:val="single" w:color="A6A6A6" w:sz="4"/>
+              <w:bottom w:val="single" w:color="A6A6A6" w:sz="4"/>
+              <w:right w:val="single" w:color="A6A6A6" w:sz="4"/>
+            </w:tcBorders>
+            <w:shd w:fill="EEF3F8" w:color="auto" w:val="clear"/>
+            <w:tcMar>
+              <w:top w:type="dxa" w:w="60"/>
+              <w:left w:type="dxa" w:w="90"/>
+              <w:bottom w:type="dxa" w:w="60"/>
+              <w:right w:type="dxa" w:w="90"/>
+            </w:tcMar>
+          </w:tcPr>
+          <w:p>
+            <w:pPr>
+              <w:spacing w:after="0" w:line="252"/>
+            </w:pPr>
+          </w:p>
+        </w:tc>
+      </w:tr>
+      <w:tr>
+        <w:tc>
+          <w:tcPr>
+            <w:tcW w:type="dxa" w:w="3000"/>
+            <w:tcBorders>
+              <w:top w:val="single" w:color="A6A6A6" w:sz="4"/>
+              <w:left w:val="single" w:color="A6A6A6" w:sz="4"/>
+              <w:bottom w:val="single" w:color="A6A6A6" w:sz="4"/>
+              <w:right w:val="single" w:color="A6A6A6" w:sz="4"/>
+            </w:tcBorders>
+            <w:tcMar>
+              <w:top w:type="dxa" w:w="60"/>
+              <w:left w:type="dxa" w:w="90"/>
+              <w:bottom w:type="dxa" w:w="60"/>
+              <w:right w:type="dxa" w:w="90"/>
+            </w:tcMar>
+          </w:tcPr>
+          <w:p>
+            <w:pPr>
+              <w:spacing w:after="0" w:line="252"/>
+            </w:pPr>
+            <w:r>
+              <w:rPr>
+                <w:sz w:val="18"/>
+                <w:szCs w:val="18"/>
+              </w:rPr>
+              <w:t xml:space="preserve">70</w:t>
+            </w:r>
+          </w:p>
+        </w:tc>
+        <w:tc>
+          <w:tcPr>
+            <w:tcW w:type="dxa" w:w="3000"/>
+            <w:tcBorders>
+              <w:top w:val="single" w:color="A6A6A6" w:sz="4"/>
+              <w:left w:val="single" w:color="A6A6A6" w:sz="4"/>
+              <w:bottom w:val="single" w:color="A6A6A6" w:sz="4"/>
+              <w:right w:val="single" w:color="A6A6A6" w:sz="4"/>
+            </w:tcBorders>
+            <w:tcMar>
+              <w:top w:type="dxa" w:w="60"/>
+              <w:left w:type="dxa" w:w="90"/>
+              <w:bottom w:type="dxa" w:w="60"/>
+              <w:right w:type="dxa" w:w="90"/>
+            </w:tcMar>
+          </w:tcPr>
+          <w:p>
+            <w:pPr>
+              <w:spacing w:after="0" w:line="252"/>
+            </w:pPr>
+            <w:r>
+              <w:rPr>
+                <w:sz w:val="18"/>
+                <w:szCs w:val="18"/>
+              </w:rPr>
+              <w:t xml:space="preserve">0.004</w:t>
+            </w:r>
+          </w:p>
+        </w:tc>
+        <w:tc>
+          <w:tcPr>
+            <w:tcW w:type="dxa" w:w="3026"/>
+            <w:tcBorders>
+              <w:top w:val="single" w:color="A6A6A6" w:sz="4"/>
+              <w:left w:val="single" w:color="A6A6A6" w:sz="4"/>
+              <w:bottom w:val="single" w:color="A6A6A6" w:sz="4"/>
+              <w:right w:val="single" w:color="A6A6A6" w:sz="4"/>
+            </w:tcBorders>
+            <w:tcMar>
+              <w:top w:type="dxa" w:w="60"/>
+              <w:left w:type="dxa" w:w="90"/>
+              <w:bottom w:type="dxa" w:w="60"/>
+              <w:right w:type="dxa" w:w="90"/>
+            </w:tcMar>
+          </w:tcPr>
+          <w:p>
+            <w:pPr>
+              <w:spacing w:after="0" w:line="252"/>
+            </w:pPr>
+          </w:p>
+        </w:tc>
+      </w:tr>
+      <w:tr>
+        <w:tc>
+          <w:tcPr>
+            <w:tcW w:type="dxa" w:w="3000"/>
+            <w:tcBorders>
+              <w:top w:val="single" w:color="A6A6A6" w:sz="4"/>
+              <w:left w:val="single" w:color="A6A6A6" w:sz="4"/>
+              <w:bottom w:val="single" w:color="A6A6A6" w:sz="4"/>
+              <w:right w:val="single" w:color="A6A6A6" w:sz="4"/>
+            </w:tcBorders>
+            <w:shd w:fill="EEF3F8" w:color="auto" w:val="clear"/>
+            <w:tcMar>
+              <w:top w:type="dxa" w:w="60"/>
+              <w:left w:type="dxa" w:w="90"/>
+              <w:bottom w:type="dxa" w:w="60"/>
+              <w:right w:type="dxa" w:w="90"/>
+            </w:tcMar>
+          </w:tcPr>
+          <w:p>
+            <w:pPr>
+              <w:spacing w:after="0" w:line="252"/>
+            </w:pPr>
+            <w:r>
+              <w:rPr>
+                <w:sz w:val="18"/>
+                <w:szCs w:val="18"/>
+              </w:rPr>
+              <w:t xml:space="preserve">100</w:t>
+            </w:r>
+          </w:p>
+        </w:tc>
+        <w:tc>
+          <w:tcPr>
+            <w:tcW w:type="dxa" w:w="3000"/>
+            <w:tcBorders>
+              <w:top w:val="single" w:color="A6A6A6" w:sz="4"/>
+              <w:left w:val="single" w:color="A6A6A6" w:sz="4"/>
+              <w:bottom w:val="single" w:color="A6A6A6" w:sz="4"/>
+              <w:right w:val="single" w:color="A6A6A6" w:sz="4"/>
+            </w:tcBorders>
+            <w:shd w:fill="EEF3F8" w:color="auto" w:val="clear"/>
+            <w:tcMar>
+              <w:top w:type="dxa" w:w="60"/>
+              <w:left w:type="dxa" w:w="90"/>
+              <w:bottom w:type="dxa" w:w="60"/>
+              <w:right w:type="dxa" w:w="90"/>
+            </w:tcMar>
+          </w:tcPr>
+          <w:p>
+            <w:pPr>
+              <w:spacing w:after="0" w:line="252"/>
+            </w:pPr>
+            <w:r>
+              <w:rPr>
+                <w:sz w:val="18"/>
+                <w:szCs w:val="18"/>
+              </w:rPr>
+              <w:t xml:space="preserve">0.000</w:t>
+            </w:r>
+          </w:p>
+        </w:tc>
+        <w:tc>
+          <w:tcPr>
+            <w:tcW w:type="dxa" w:w="3026"/>
+            <w:tcBorders>
+              <w:top w:val="single" w:color="A6A6A6" w:sz="4"/>
+              <w:left w:val="single" w:color="A6A6A6" w:sz="4"/>
+              <w:bottom w:val="single" w:color="A6A6A6" w:sz="4"/>
+              <w:right w:val="single" w:color="A6A6A6" w:sz="4"/>
+            </w:tcBorders>
+            <w:shd w:fill="EEF3F8" w:color="auto" w:val="clear"/>
+            <w:tcMar>
+              <w:top w:type="dxa" w:w="60"/>
+              <w:left w:type="dxa" w:w="90"/>
+              <w:bottom w:type="dxa" w:w="60"/>
+              <w:right w:type="dxa" w:w="90"/>
+            </w:tcMar>
+          </w:tcPr>
+          <w:p>
+            <w:pPr>
+              <w:spacing w:after="0" w:line="252"/>
+            </w:pPr>
+            <w:r>
+              <w:rPr>
+                <w:sz w:val="18"/>
+                <w:szCs w:val="18"/>
+              </w:rPr>
+              <w:t xml:space="preserve">all training images perfectly separated</w:t>
+            </w:r>
+          </w:p>
+        </w:tc>
+      </w:tr>
+    </w:tbl>
+    <w:p>
+      <w:pPr>
+        <w:spacing w:after="100"/>
+      </w:pPr>
+    </w:p>
+    <w:p>
+      <w:pPr>
+        <w:spacing w:after="140" w:line="288"/>
+        <w:jc w:val="both"/>
+      </w:pPr>
+      <w:r>
+        <w:rPr>
+          <w:b/>
+          <w:bCs/>
+        </w:rPr>
+        <w:t xml:space="preserve">Graph 1</w:t>
+      </w:r>
+      <w:r>
+        <w:t xml:space="preserve"> shows the loss falling from 0.50, which is equal to random guessing, to 0.00 by iteration 100. It fell quickly in the first 40 iterations and then flattened. The curve is not perfectly smooth. Each loss value is itself an estimate from 1000 shots per image, and SPSA's random ±1 directions sometimes give a slightly worse step (e.g. iterations 10–11 and 15–20). The step size aₖ = 1/(k+1)^0.602 shrinks over time, which explains the slow final convergence.</w:t>
+      </w:r>
+    </w:p>
+    <w:p>
+      <w:pPr>
+        <w:keepNext/>
+        <w:spacing w:after="60" w:before="120"/>
+        <w:jc w:val="center"/>
+      </w:pPr>
+      <w:r>
+        <w:drawing>
+          <wp:inline distT="0" distB="0" distL="0" distR="0">
+            <wp:extent cx="4572000" cy="2438400"/>
+            <wp:effectExtent t="0" r="0" b="0" l="0"/>
+            <wp:docPr id="19" name="t4time" descr="Required graph 2: iteration number versus time per iteration" title="Required graph 2: iteration number versus time per iteration"/>
+            <wp:cNvGraphicFramePr>
+              <a:graphicFrameLocks xmlns:a="http://schemas.openxmlformats.org/drawingml/2006/main" noChangeAspect="1"/>
+            </wp:cNvGraphicFramePr>
+            <a:graphic xmlns:a="http://schemas.openxmlformats.org/drawingml/2006/main">
+              <a:graphicData uri="http://schemas.openxmlformats.org/drawingml/2006/picture">
+                <pic:pic xmlns:pic="http://schemas.openxmlformats.org/drawingml/2006/picture">
+                  <pic:nvPicPr>
+                    <pic:cNvPr id="0" name="" descr=""/>
+                    <pic:cNvPicPr>
+                      <a:picLocks noChangeAspect="1" noChangeArrowheads="1"/>
+                    </pic:cNvPicPr>
+                  </pic:nvPicPr>
+                  <pic:blipFill>
+                    <a:blip r:embed="rId27" cstate="none"/>
+                    <a:srcRect/>
+                    <a:stretch>
+                      <a:fillRect/>
+                    </a:stretch>
+                  </pic:blipFill>
+                  <pic:spPr bwMode="auto">
+                    <a:xfrm>
+                      <a:off x="0" y="0"/>
+                      <a:ext cx="4572000" cy="2438400"/>
+                    </a:xfrm>
+                    <a:prstGeom prst="rect">
+                      <a:avLst/>
+                    </a:prstGeom>
+                  </pic:spPr>
+                </pic:pic>
+              </a:graphicData>
+            </a:graphic>
+          </wp:inline>
+        </w:drawing>
+      </w:r>
+    </w:p>
+    <w:p>
+      <w:pPr>
+        <w:spacing w:after="200"/>
+        <w:jc w:val="center"/>
+      </w:pPr>
+      <w:r>
+        <w:rPr>
+          <w:b/>
+          <w:bCs/>
+          <w:color w:val="1F4E79"/>
+          <w:sz w:val="20"/>
+          <w:szCs w:val="20"/>
+        </w:rPr>
+        <w:t xml:space="preserve">Figure 19. </w:t>
       </w:r>
       <w:r>
         <w:rPr>
@@ -16987,7 +17871,7 @@
           <w:sz w:val="20"/>
           <w:szCs w:val="20"/>
         </w:rPr>
-        <w:t xml:space="preserve">Table 15. </w:t>
+        <w:t xml:space="preserve">Table 16. </w:t>
       </w:r>
       <w:r>
         <w:rPr>
@@ -18107,1006 +18991,7 @@
           <wp:inline distT="0" distB="0" distL="0" distR="0">
             <wp:extent cx="5715000" cy="1905000"/>
             <wp:effectExtent t="0" r="0" b="0" l="0"/>
-            <wp:docPr id="18" name="t4cmpfig" descr="All versions: loss per iteration (left) and time per iteration on a log scale (right)" title="All versions: loss per iteration (left) and time per iteration on a log scale (right)"/>
-            <wp:cNvGraphicFramePr>
-              <a:graphicFrameLocks xmlns:a="http://schemas.openxmlformats.org/drawingml/2006/main" noChangeAspect="1"/>
-            </wp:cNvGraphicFramePr>
-            <a:graphic xmlns:a="http://schemas.openxmlformats.org/drawingml/2006/main">
-              <a:graphicData uri="http://schemas.openxmlformats.org/drawingml/2006/picture">
-                <pic:pic xmlns:pic="http://schemas.openxmlformats.org/drawingml/2006/picture">
-                  <pic:nvPicPr>
-                    <pic:cNvPr id="0" name="" descr=""/>
-                    <pic:cNvPicPr>
-                      <a:picLocks noChangeAspect="1" noChangeArrowheads="1"/>
-                    </pic:cNvPicPr>
-                  </pic:nvPicPr>
-                  <pic:blipFill>
-                    <a:blip r:embed="rId26" cstate="none"/>
-                    <a:srcRect/>
-                    <a:stretch>
-                      <a:fillRect/>
-                    </a:stretch>
-                  </pic:blipFill>
-                  <pic:spPr bwMode="auto">
-                    <a:xfrm>
-                      <a:off x="0" y="0"/>
-                      <a:ext cx="5715000" cy="1905000"/>
-                    </a:xfrm>
-                    <a:prstGeom prst="rect">
-                      <a:avLst/>
-                    </a:prstGeom>
-                  </pic:spPr>
-                </pic:pic>
-              </a:graphicData>
-            </a:graphic>
-          </wp:inline>
-        </w:drawing>
-      </w:r>
-    </w:p>
-    <w:p>
-      <w:pPr>
-        <w:spacing w:after="200"/>
-        <w:jc w:val="center"/>
-      </w:pPr>
-      <w:r>
-        <w:rPr>
-          <w:b/>
-          <w:bCs/>
-          <w:color w:val="1F4E79"/>
-          <w:sz w:val="20"/>
-          <w:szCs w:val="20"/>
-        </w:rPr>
-        <w:t xml:space="preserve">Figure 18. </w:t>
-      </w:r>
-      <w:r>
-        <w:rPr>
-          <w:i/>
-          <w:iCs/>
-          <w:sz w:val="20"/>
-          <w:szCs w:val="20"/>
-        </w:rPr>
-        <w:t xml:space="preserve">All versions: loss per iteration (left) and time per iteration on a log scale (right)</w:t>
-      </w:r>
-    </w:p>
-    <w:p>
-      <w:pPr>
-        <w:spacing w:after="140" w:line="288"/>
-        <w:jc w:val="both"/>
-      </w:pPr>
-      <w:r>
-        <w:rPr>
-          <w:b/>
-          <w:bCs/>
-        </w:rPr>
-        <w:t xml:space="preserve">Efficiency.</w:t>
-      </w:r>
-      <w:r>
-        <w:t xml:space="preserve"> Removing the quantum device made each iteration about </w:t>
-      </w:r>
-      <w:r>
-        <w:rPr>
-          <w:b/>
-          <w:bCs/>
-        </w:rPr>
-        <w:t xml:space="preserve">470 times faster</w:t>
-      </w:r>
-      <w:r>
-        <w:t xml:space="preserve"> (0.614 s → 0.0013 s). A shot-based run needs 1000 samples per circuit, plus QASM parsing and, on Quokka, a network request, whereas the exact simulation needs one small matrix calculation. Local-A and the quantum run followed almost the same loss curve, both first dropping below 0.05 at iteration 37. The shot noise therefore slowed the computer, not the learning. This advantage disappears as problems grow: exact simulation needs 2ⁿ amplitudes, so 50 qubits would need about 10¹⁵ complex numbers, which is why real quantum hardware becomes useful only at scale.</w:t>
-      </w:r>
-    </w:p>
-    <w:p>
-      <w:pPr>
-        <w:spacing w:after="140" w:line="288"/>
-        <w:jc w:val="both"/>
-      </w:pPr>
-      <w:r>
-        <w:rPr>
-          <w:b/>
-          <w:bCs/>
-        </w:rPr>
-        <w:t xml:space="preserve">Effectiveness.</w:t>
-      </w:r>
-      <w:r>
-        <w:t xml:space="preserve"> The circuit (both quantum and Local-A) reached zero training loss and also classified the </w:t>
-      </w:r>
-      <w:r>
-        <w:rPr>
-          <w:b/>
-          <w:bCs/>
-        </w:rPr>
-        <w:t xml:space="preserve">unseen test image</w:t>
-      </w:r>
-      <w:r>
-        <w:t xml:space="preserve"> correctly. Both classical models fitted the training images but </w:t>
-      </w:r>
-      <w:r>
-        <w:rPr>
-          <w:b/>
-          <w:bCs/>
-        </w:rPr>
-        <w:t xml:space="preserve">failed the test image</w:t>
-      </w:r>
-      <w:r>
-        <w:t xml:space="preserve">, and their losses stayed high (0.30 and 0.21). The reason is the shape of the data. In each class the two images are exact opposites, so the class sums are identical and </w:t>
-      </w:r>
-      <w:r>
-        <w:rPr>
-          <w:b/>
-          <w:bCs/>
-        </w:rPr>
-        <w:t xml:space="preserve">no straight line can separate the classes</w:t>
-      </w:r>
-      <w:r>
-        <w:t xml:space="preserve">. Like XOR, this is the classic limit of linear models (Minsky &amp; Papert, 1969). In fact, the label equals </w:t>
-      </w:r>
-      <w:r>
-        <w:rPr>
-          <w:b/>
-          <w:bCs/>
-        </w:rPr>
-        <w:t xml:space="preserve">x₁ XOR x₃</w:t>
-      </w:r>
-      <w:r>
-        <w:t xml:space="preserve"> (Figure 19).</w:t>
-      </w:r>
-    </w:p>
-    <w:p>
-      <w:pPr>
-        <w:keepNext/>
-        <w:spacing w:after="60" w:before="120"/>
-        <w:jc w:val="center"/>
-      </w:pPr>
-      <w:r>
-        <w:drawing>
-          <wp:inline distT="0" distB="0" distL="0" distR="0">
-            <wp:extent cx="3429000" cy="2238375"/>
-            <wp:effectExtent t="0" r="0" b="0" l="0"/>
-            <wp:docPr id="19" name="t4xor" descr="The data is XOR-shaped: label = x1 XOR x3, so a linear classifier cannot separate it" title="The data is XOR-shaped: label = x1 XOR x3, so a linear classifier cannot separate it"/>
-            <wp:cNvGraphicFramePr>
-              <a:graphicFrameLocks xmlns:a="http://schemas.openxmlformats.org/drawingml/2006/main" noChangeAspect="1"/>
-            </wp:cNvGraphicFramePr>
-            <a:graphic xmlns:a="http://schemas.openxmlformats.org/drawingml/2006/main">
-              <a:graphicData uri="http://schemas.openxmlformats.org/drawingml/2006/picture">
-                <pic:pic xmlns:pic="http://schemas.openxmlformats.org/drawingml/2006/picture">
-                  <pic:nvPicPr>
-                    <pic:cNvPr id="0" name="" descr=""/>
-                    <pic:cNvPicPr>
-                      <a:picLocks noChangeAspect="1" noChangeArrowheads="1"/>
-                    </pic:cNvPicPr>
-                  </pic:nvPicPr>
-                  <pic:blipFill>
-                    <a:blip r:embed="rId27" cstate="none"/>
-                    <a:srcRect/>
-                    <a:stretch>
-                      <a:fillRect/>
-                    </a:stretch>
-                  </pic:blipFill>
-                  <pic:spPr bwMode="auto">
-                    <a:xfrm>
-                      <a:off x="0" y="0"/>
-                      <a:ext cx="3429000" cy="2238375"/>
-                    </a:xfrm>
-                    <a:prstGeom prst="rect">
-                      <a:avLst/>
-                    </a:prstGeom>
-                  </pic:spPr>
-                </pic:pic>
-              </a:graphicData>
-            </a:graphic>
-          </wp:inline>
-        </w:drawing>
-      </w:r>
-    </w:p>
-    <w:p>
-      <w:pPr>
-        <w:spacing w:after="200"/>
-        <w:jc w:val="center"/>
-      </w:pPr>
-      <w:r>
-        <w:rPr>
-          <w:b/>
-          <w:bCs/>
-          <w:color w:val="1F4E79"/>
-          <w:sz w:val="20"/>
-          <w:szCs w:val="20"/>
-        </w:rPr>
-        <w:t xml:space="preserve">Figure 19. </w:t>
-      </w:r>
-      <w:r>
-        <w:rPr>
-          <w:i/>
-          <w:iCs/>
-          <w:sz w:val="20"/>
-          <w:szCs w:val="20"/>
-        </w:rPr>
-        <w:t xml:space="preserve">The data is XOR-shaped: label = x1 XOR x3, so a linear classifier cannot separate it</w:t>
-      </w:r>
-    </w:p>
-    <w:p>
-      <w:pPr>
-        <w:spacing w:after="140" w:line="288"/>
-        <w:jc w:val="both"/>
-      </w:pPr>
-      <w:r>
-        <w:t xml:space="preserve">Local-C has the right *kind* of features, but the test image's key feature (the product x₀·x₁) is zero in all three training images, so its weight is never learned. The circuit generalised because its CNOT tree computes parity naturally. Its built-in bias (an XOR-like structure) happens to match this problem. This is an honest, limited claim: with one test image the test score is weak evidence, and a classical model designed with XOR features would also succeed. The fair conclusion is that the circuit's </w:t>
-      </w:r>
-      <w:r>
-        <w:rPr>
-          <w:b/>
-          <w:bCs/>
-        </w:rPr>
-        <w:t xml:space="preserve">structure</w:t>
-      </w:r>
-      <w:r>
-        <w:t xml:space="preserve">, not quantum speed, made it effective here.</w:t>
-      </w:r>
-    </w:p>
-    <w:p>
-      <w:pPr>
-        <w:pStyle w:val="Heading2"/>
-      </w:pPr>
-      <w:r>
-        <w:t xml:space="preserve">6.8 Did anything not work as expected?</w:t>
-      </w:r>
-    </w:p>
-    <w:p>
-      <w:pPr>
-        <w:spacing w:after="140" w:line="288"/>
-        <w:jc w:val="both"/>
-      </w:pPr>
-      <w:r>
-        <w:t xml:space="preserve">Yes. The original warm-up (one qubit learning to output 1 with Nelder–Mead, 10 iterations) </w:t>
-      </w:r>
-      <w:r>
-        <w:rPr>
-          <w:b/>
-          <w:bCs/>
-        </w:rPr>
-        <w:t xml:space="preserve">failed</w:t>
-      </w:r>
-      <w:r>
-        <w:t xml:space="preserve"> in our run: it stopped at θ = −0.47 with loss 0.87 instead of θ = π. Near θ = 0 the loss cos⁴(θ/2) is almost flat, and differences between nearby points are smaller than the shot noise, so the simplex method (Nelder &amp; Mead, 1965) could not tell which way to move in 10 iterations. This small failure illustrates a real problem in quantum machine learning: noise plus flat loss landscapes make training hard, and in large circuits this becomes the 'barren plateau' problem (McClean et al., 2018). SPSA was more robust because it uses large, random perturbations.</w:t>
-      </w:r>
-    </w:p>
-    <w:p>
-      <w:pPr>
-        <w:pStyle w:val="Heading2"/>
-      </w:pPr>
-      <w:r>
-        <w:t xml:space="preserve">6.9 What is our overall judgement for Task 4?</w:t>
-      </w:r>
-    </w:p>
-    <w:p>
-      <w:pPr>
-        <w:pStyle w:val="ListParagraph"/>
-        <w:numPr>
-          <w:ilvl w:val="0"/>
-          <w:numId w:val="3"/>
-        </w:numPr>
-        <w:spacing w:after="80" w:line="276"/>
-        <w:jc w:val="both"/>
-      </w:pPr>
-      <w:r>
-        <w:rPr>
-          <w:b/>
-          <w:bCs/>
-        </w:rPr>
-        <w:t xml:space="preserve">Input:</w:t>
-      </w:r>
-      <w:r>
-        <w:t xml:space="preserve"> pixels → X gates (basis encoding) in </w:t>
-      </w:r>
-      <w:r>
-        <w:rPr>
-          <w:rFonts w:ascii="Consolas" w:cs="Consolas" w:eastAsia="Consolas" w:hAnsi="Consolas"/>
-          <w:sz w:val="19"/>
-          <w:szCs w:val="19"/>
-        </w:rPr>
-        <w:t xml:space="preserve">create_circuit</w:t>
-      </w:r>
-      <w:r>
-        <w:t xml:space="preserve">; </w:t>
-      </w:r>
-      <w:r>
-        <w:rPr>
-          <w:b/>
-          <w:bCs/>
-        </w:rPr>
-        <w:t xml:space="preserve">model:</w:t>
-      </w:r>
-      <w:r>
-        <w:t xml:space="preserve"> 6 RY angles in a TTN of RY–RY–CNOT blocks; </w:t>
-      </w:r>
-      <w:r>
-        <w:rPr>
-          <w:b/>
-          <w:bCs/>
-        </w:rPr>
-        <w:t xml:space="preserve">output:</w:t>
-      </w:r>
-      <w:r>
-        <w:t xml:space="preserve"> P(q3 = 1).</w:t>
-      </w:r>
-    </w:p>
-    <w:p>
-      <w:pPr>
-        <w:pStyle w:val="ListParagraph"/>
-        <w:numPr>
-          <w:ilvl w:val="0"/>
-          <w:numId w:val="3"/>
-        </w:numPr>
-        <w:spacing w:after="80" w:line="276"/>
-        <w:jc w:val="both"/>
-      </w:pPr>
-      <w:r>
-        <w:rPr>
-          <w:b/>
-          <w:bCs/>
-        </w:rPr>
-        <w:t xml:space="preserve">Monitoring:</w:t>
-      </w:r>
-      <w:r>
-        <w:t xml:space="preserve"> the loss fell from 0.50 to 0.00 in 100 iterations; time per iteration was flat at about 0.6 s.</w:t>
-      </w:r>
-    </w:p>
-    <w:p>
-      <w:pPr>
-        <w:pStyle w:val="ListParagraph"/>
-        <w:numPr>
-          <w:ilvl w:val="0"/>
-          <w:numId w:val="3"/>
-        </w:numPr>
-        <w:spacing w:after="80" w:line="276"/>
-        <w:jc w:val="both"/>
-      </w:pPr>
-      <w:r>
-        <w:rPr>
-          <w:b/>
-          <w:bCs/>
-        </w:rPr>
-        <w:t xml:space="preserve">Efficiency:</w:t>
-      </w:r>
-      <w:r>
-        <w:t xml:space="preserve"> at 4 qubits, simulation without the device is about 470 times faster; real devices only pay off where simulation is impossible.</w:t>
-      </w:r>
-    </w:p>
-    <w:p>
-      <w:pPr>
-        <w:pStyle w:val="ListParagraph"/>
-        <w:numPr>
-          <w:ilvl w:val="0"/>
-          <w:numId w:val="3"/>
-        </w:numPr>
-        <w:spacing w:after="80" w:line="276"/>
-        <w:jc w:val="both"/>
-      </w:pPr>
-      <w:r>
-        <w:rPr>
-          <w:b/>
-          <w:bCs/>
-        </w:rPr>
-        <w:t xml:space="preserve">Effectiveness:</w:t>
-      </w:r>
-      <w:r>
-        <w:t xml:space="preserve"> the circuit solved an XOR-type problem that linear classical models could not. This comes from its CNOT structure, not from a proven quantum advantage (Benedetti et al., 2019).</w:t>
-      </w:r>
-    </w:p>
-    <w:p>
-      <w:r>
-        <w:br w:type="page"/>
-      </w:r>
-    </w:p>
-    <w:p>
-      <w:pPr>
-        <w:pStyle w:val="Heading1"/>
-      </w:pPr>
-      <w:r>
-        <w:t xml:space="preserve">7. Critical Discussion Across the Four Tasks</w:t>
-      </w:r>
-    </w:p>
-    <w:p>
-      <w:pPr>
-        <w:pStyle w:val="Heading2"/>
-      </w:pPr>
-      <w:r>
-        <w:t xml:space="preserve">7.1 How does the evidence meet each learning outcome?</w:t>
-      </w:r>
-    </w:p>
-    <w:p>
-      <w:pPr>
-        <w:keepNext/>
-        <w:spacing w:after="80" w:before="120"/>
-      </w:pPr>
-      <w:r>
-        <w:rPr>
-          <w:b/>
-          <w:bCs/>
-          <w:color w:val="1F4E79"/>
-          <w:sz w:val="20"/>
-          <w:szCs w:val="20"/>
-        </w:rPr>
-        <w:t xml:space="preserve">Table 16. </w:t>
-      </w:r>
-      <w:r>
-        <w:rPr>
-          <w:i/>
-          <w:iCs/>
-          <w:sz w:val="20"/>
-          <w:szCs w:val="20"/>
-        </w:rPr>
-        <w:t xml:space="preserve">Evidence for each learning outcome</w:t>
-      </w:r>
-    </w:p>
-    <w:tbl>
-      <w:tblPr>
-        <w:tblW w:type="dxa" w:w="9026"/>
-        <w:tblBorders>
-          <w:top w:val="single" w:color="auto" w:sz="4"/>
-          <w:left w:val="single" w:color="auto" w:sz="4"/>
-          <w:bottom w:val="single" w:color="auto" w:sz="4"/>
-          <w:right w:val="single" w:color="auto" w:sz="4"/>
-          <w:insideH w:val="single" w:color="auto" w:sz="4"/>
-          <w:insideV w:val="single" w:color="auto" w:sz="4"/>
-        </w:tblBorders>
-      </w:tblPr>
-      <w:tblGrid>
-        <w:gridCol w:w="1100"/>
-        <w:gridCol w:w="3200"/>
-        <w:gridCol w:w="4726"/>
-      </w:tblGrid>
-      <w:tr>
-        <w:trPr>
-          <w:tblHeader/>
-        </w:trPr>
-        <w:tc>
-          <w:tcPr>
-            <w:tcW w:type="dxa" w:w="1100"/>
-            <w:tcBorders>
-              <w:top w:val="single" w:color="A6A6A6" w:sz="4"/>
-              <w:left w:val="single" w:color="A6A6A6" w:sz="4"/>
-              <w:bottom w:val="single" w:color="A6A6A6" w:sz="4"/>
-              <w:right w:val="single" w:color="A6A6A6" w:sz="4"/>
-            </w:tcBorders>
-            <w:shd w:fill="1F4E79" w:color="auto" w:val="clear"/>
-            <w:tcMar>
-              <w:top w:type="dxa" w:w="60"/>
-              <w:left w:type="dxa" w:w="90"/>
-              <w:bottom w:type="dxa" w:w="60"/>
-              <w:right w:type="dxa" w:w="90"/>
-            </w:tcMar>
-          </w:tcPr>
-          <w:p>
-            <w:pPr>
-              <w:spacing w:after="0" w:line="252"/>
-            </w:pPr>
-            <w:r>
-              <w:rPr>
-                <w:b/>
-                <w:bCs/>
-                <w:color w:val="FFFFFF"/>
-                <w:sz w:val="18"/>
-                <w:szCs w:val="18"/>
-              </w:rPr>
-              <w:t xml:space="preserve">LO</w:t>
-            </w:r>
-          </w:p>
-        </w:tc>
-        <w:tc>
-          <w:tcPr>
-            <w:tcW w:type="dxa" w:w="3200"/>
-            <w:tcBorders>
-              <w:top w:val="single" w:color="A6A6A6" w:sz="4"/>
-              <w:left w:val="single" w:color="A6A6A6" w:sz="4"/>
-              <w:bottom w:val="single" w:color="A6A6A6" w:sz="4"/>
-              <w:right w:val="single" w:color="A6A6A6" w:sz="4"/>
-            </w:tcBorders>
-            <w:shd w:fill="1F4E79" w:color="auto" w:val="clear"/>
-            <w:tcMar>
-              <w:top w:type="dxa" w:w="60"/>
-              <w:left w:type="dxa" w:w="90"/>
-              <w:bottom w:type="dxa" w:w="60"/>
-              <w:right w:type="dxa" w:w="90"/>
-            </w:tcMar>
-          </w:tcPr>
-          <w:p>
-            <w:pPr>
-              <w:spacing w:after="0" w:line="252"/>
-            </w:pPr>
-            <w:r>
-              <w:rPr>
-                <w:b/>
-                <w:bCs/>
-                <w:color w:val="FFFFFF"/>
-                <w:sz w:val="18"/>
-                <w:szCs w:val="18"/>
-              </w:rPr>
-              <w:t xml:space="preserve">Requirement</w:t>
-            </w:r>
-          </w:p>
-        </w:tc>
-        <w:tc>
-          <w:tcPr>
-            <w:tcW w:type="dxa" w:w="4726"/>
-            <w:tcBorders>
-              <w:top w:val="single" w:color="A6A6A6" w:sz="4"/>
-              <w:left w:val="single" w:color="A6A6A6" w:sz="4"/>
-              <w:bottom w:val="single" w:color="A6A6A6" w:sz="4"/>
-              <w:right w:val="single" w:color="A6A6A6" w:sz="4"/>
-            </w:tcBorders>
-            <w:shd w:fill="1F4E79" w:color="auto" w:val="clear"/>
-            <w:tcMar>
-              <w:top w:type="dxa" w:w="60"/>
-              <w:left w:type="dxa" w:w="90"/>
-              <w:bottom w:type="dxa" w:w="60"/>
-              <w:right w:type="dxa" w:w="90"/>
-            </w:tcMar>
-          </w:tcPr>
-          <w:p>
-            <w:pPr>
-              <w:spacing w:after="0" w:line="252"/>
-            </w:pPr>
-            <w:r>
-              <w:rPr>
-                <w:b/>
-                <w:bCs/>
-                <w:color w:val="FFFFFF"/>
-                <w:sz w:val="18"/>
-                <w:szCs w:val="18"/>
-              </w:rPr>
-              <w:t xml:space="preserve">Where this report shows it</w:t>
-            </w:r>
-          </w:p>
-        </w:tc>
-      </w:tr>
-      <w:tr>
-        <w:tc>
-          <w:tcPr>
-            <w:tcW w:type="dxa" w:w="1100"/>
-            <w:tcBorders>
-              <w:top w:val="single" w:color="A6A6A6" w:sz="4"/>
-              <w:left w:val="single" w:color="A6A6A6" w:sz="4"/>
-              <w:bottom w:val="single" w:color="A6A6A6" w:sz="4"/>
-              <w:right w:val="single" w:color="A6A6A6" w:sz="4"/>
-            </w:tcBorders>
-            <w:tcMar>
-              <w:top w:type="dxa" w:w="60"/>
-              <w:left w:type="dxa" w:w="90"/>
-              <w:bottom w:type="dxa" w:w="60"/>
-              <w:right w:type="dxa" w:w="90"/>
-            </w:tcMar>
-          </w:tcPr>
-          <w:p>
-            <w:pPr>
-              <w:spacing w:after="0" w:line="252"/>
-            </w:pPr>
-            <w:r>
-              <w:rPr>
-                <w:sz w:val="18"/>
-                <w:szCs w:val="18"/>
-              </w:rPr>
-              <w:t xml:space="preserve">LO1</w:t>
-            </w:r>
-          </w:p>
-        </w:tc>
-        <w:tc>
-          <w:tcPr>
-            <w:tcW w:type="dxa" w:w="3200"/>
-            <w:tcBorders>
-              <w:top w:val="single" w:color="A6A6A6" w:sz="4"/>
-              <w:left w:val="single" w:color="A6A6A6" w:sz="4"/>
-              <w:bottom w:val="single" w:color="A6A6A6" w:sz="4"/>
-              <w:right w:val="single" w:color="A6A6A6" w:sz="4"/>
-            </w:tcBorders>
-            <w:tcMar>
-              <w:top w:type="dxa" w:w="60"/>
-              <w:left w:type="dxa" w:w="90"/>
-              <w:bottom w:type="dxa" w:w="60"/>
-              <w:right w:type="dxa" w:w="90"/>
-            </w:tcMar>
-          </w:tcPr>
-          <w:p>
-            <w:pPr>
-              <w:spacing w:after="0" w:line="252"/>
-            </w:pPr>
-            <w:r>
-              <w:rPr>
-                <w:sz w:val="18"/>
-                <w:szCs w:val="18"/>
-              </w:rPr>
-              <w:t xml:space="preserve">Critically evaluate quantum protocols with the maths of quantum mechanics to validate performance claims</w:t>
-            </w:r>
-          </w:p>
-        </w:tc>
-        <w:tc>
-          <w:tcPr>
-            <w:tcW w:type="dxa" w:w="4726"/>
-            <w:tcBorders>
-              <w:top w:val="single" w:color="A6A6A6" w:sz="4"/>
-              <w:left w:val="single" w:color="A6A6A6" w:sz="4"/>
-              <w:bottom w:val="single" w:color="A6A6A6" w:sz="4"/>
-              <w:right w:val="single" w:color="A6A6A6" w:sz="4"/>
-            </w:tcBorders>
-            <w:tcMar>
-              <w:top w:type="dxa" w:w="60"/>
-              <w:left w:type="dxa" w:w="90"/>
-              <w:bottom w:type="dxa" w:w="60"/>
-              <w:right w:type="dxa" w:w="90"/>
-            </w:tcMar>
-          </w:tcPr>
-          <w:p>
-            <w:pPr>
-              <w:spacing w:after="0" w:line="252"/>
-            </w:pPr>
-            <w:r>
-              <w:rPr>
-                <w:sz w:val="18"/>
-                <w:szCs w:val="18"/>
-              </w:rPr>
-              <w:t xml:space="preserve">State evolution tables (Tables 5, 7); TVD and z-scores; the Z/S phase lesson; the eigenstate explanation of NOT; the XOR analysis and the limits of the Task 4 'advantage'</w:t>
-            </w:r>
-          </w:p>
-        </w:tc>
-      </w:tr>
-      <w:tr>
-        <w:tc>
-          <w:tcPr>
-            <w:tcW w:type="dxa" w:w="1100"/>
-            <w:tcBorders>
-              <w:top w:val="single" w:color="A6A6A6" w:sz="4"/>
-              <w:left w:val="single" w:color="A6A6A6" w:sz="4"/>
-              <w:bottom w:val="single" w:color="A6A6A6" w:sz="4"/>
-              <w:right w:val="single" w:color="A6A6A6" w:sz="4"/>
-            </w:tcBorders>
-            <w:shd w:fill="EEF3F8" w:color="auto" w:val="clear"/>
-            <w:tcMar>
-              <w:top w:type="dxa" w:w="60"/>
-              <w:left w:type="dxa" w:w="90"/>
-              <w:bottom w:type="dxa" w:w="60"/>
-              <w:right w:type="dxa" w:w="90"/>
-            </w:tcMar>
-          </w:tcPr>
-          <w:p>
-            <w:pPr>
-              <w:spacing w:after="0" w:line="252"/>
-            </w:pPr>
-            <w:r>
-              <w:rPr>
-                <w:sz w:val="18"/>
-                <w:szCs w:val="18"/>
-              </w:rPr>
-              <w:t xml:space="preserve">LO2</w:t>
-            </w:r>
-          </w:p>
-        </w:tc>
-        <w:tc>
-          <w:tcPr>
-            <w:tcW w:type="dxa" w:w="3200"/>
-            <w:tcBorders>
-              <w:top w:val="single" w:color="A6A6A6" w:sz="4"/>
-              <w:left w:val="single" w:color="A6A6A6" w:sz="4"/>
-              <w:bottom w:val="single" w:color="A6A6A6" w:sz="4"/>
-              <w:right w:val="single" w:color="A6A6A6" w:sz="4"/>
-            </w:tcBorders>
-            <w:shd w:fill="EEF3F8" w:color="auto" w:val="clear"/>
-            <w:tcMar>
-              <w:top w:type="dxa" w:w="60"/>
-              <w:left w:type="dxa" w:w="90"/>
-              <w:bottom w:type="dxa" w:w="60"/>
-              <w:right w:type="dxa" w:w="90"/>
-            </w:tcMar>
-          </w:tcPr>
-          <w:p>
-            <w:pPr>
-              <w:spacing w:after="0" w:line="252"/>
-            </w:pPr>
-            <w:r>
-              <w:rPr>
-                <w:sz w:val="18"/>
-                <w:szCs w:val="18"/>
-              </w:rPr>
-              <w:t xml:space="preserve">Design and create quantum circuits for quantum algorithms to run on quantum computers</w:t>
-            </w:r>
-          </w:p>
-        </w:tc>
-        <w:tc>
-          <w:tcPr>
-            <w:tcW w:type="dxa" w:w="4726"/>
-            <w:tcBorders>
-              <w:top w:val="single" w:color="A6A6A6" w:sz="4"/>
-              <w:left w:val="single" w:color="A6A6A6" w:sz="4"/>
-              <w:bottom w:val="single" w:color="A6A6A6" w:sz="4"/>
-              <w:right w:val="single" w:color="A6A6A6" w:sz="4"/>
-            </w:tcBorders>
-            <w:shd w:fill="EEF3F8" w:color="auto" w:val="clear"/>
-            <w:tcMar>
-              <w:top w:type="dxa" w:w="60"/>
-              <w:left w:type="dxa" w:w="90"/>
-              <w:bottom w:type="dxa" w:w="60"/>
-              <w:right w:type="dxa" w:w="90"/>
-            </w:tcMar>
-          </w:tcPr>
-          <w:p>
-            <w:pPr>
-              <w:spacing w:after="0" w:line="252"/>
-            </w:pPr>
-            <w:r>
-              <w:rPr>
-                <w:sz w:val="18"/>
-                <w:szCs w:val="18"/>
-              </w:rPr>
-              <w:t xml:space="preserve">Cirq Bell circuit, Qiskit H–X–CNOT, original QASM half adder with an automatic Toffoli decomposition, completed game gates, QASM export of a game circuit, the ML circuit run through the device interface</w:t>
-            </w:r>
-          </w:p>
-        </w:tc>
-      </w:tr>
-      <w:tr>
-        <w:tc>
-          <w:tcPr>
-            <w:tcW w:type="dxa" w:w="1100"/>
-            <w:tcBorders>
-              <w:top w:val="single" w:color="A6A6A6" w:sz="4"/>
-              <w:left w:val="single" w:color="A6A6A6" w:sz="4"/>
-              <w:bottom w:val="single" w:color="A6A6A6" w:sz="4"/>
-              <w:right w:val="single" w:color="A6A6A6" w:sz="4"/>
-            </w:tcBorders>
-            <w:tcMar>
-              <w:top w:type="dxa" w:w="60"/>
-              <w:left w:type="dxa" w:w="90"/>
-              <w:bottom w:type="dxa" w:w="60"/>
-              <w:right w:type="dxa" w:w="90"/>
-            </w:tcMar>
-          </w:tcPr>
-          <w:p>
-            <w:pPr>
-              <w:spacing w:after="0" w:line="252"/>
-            </w:pPr>
-            <w:r>
-              <w:rPr>
-                <w:sz w:val="18"/>
-                <w:szCs w:val="18"/>
-              </w:rPr>
-              <w:t xml:space="preserve">LO4</w:t>
-            </w:r>
-          </w:p>
-        </w:tc>
-        <w:tc>
-          <w:tcPr>
-            <w:tcW w:type="dxa" w:w="3200"/>
-            <w:tcBorders>
-              <w:top w:val="single" w:color="A6A6A6" w:sz="4"/>
-              <w:left w:val="single" w:color="A6A6A6" w:sz="4"/>
-              <w:bottom w:val="single" w:color="A6A6A6" w:sz="4"/>
-              <w:right w:val="single" w:color="A6A6A6" w:sz="4"/>
-            </w:tcBorders>
-            <w:tcMar>
-              <w:top w:type="dxa" w:w="60"/>
-              <w:left w:type="dxa" w:w="90"/>
-              <w:bottom w:type="dxa" w:w="60"/>
-              <w:right w:type="dxa" w:w="90"/>
-            </w:tcMar>
-          </w:tcPr>
-          <w:p>
-            <w:pPr>
-              <w:spacing w:after="0" w:line="252"/>
-            </w:pPr>
-            <w:r>
-              <w:rPr>
-                <w:sz w:val="18"/>
-                <w:szCs w:val="18"/>
-              </w:rPr>
-              <w:t xml:space="preserve">Communicate application and critical analysis to software-industry audiences</w:t>
-            </w:r>
-          </w:p>
-        </w:tc>
-        <w:tc>
-          <w:tcPr>
-            <w:tcW w:type="dxa" w:w="4726"/>
-            <w:tcBorders>
-              <w:top w:val="single" w:color="A6A6A6" w:sz="4"/>
-              <w:left w:val="single" w:color="A6A6A6" w:sz="4"/>
-              <w:bottom w:val="single" w:color="A6A6A6" w:sz="4"/>
-              <w:right w:val="single" w:color="A6A6A6" w:sz="4"/>
-            </w:tcBorders>
-            <w:tcMar>
-              <w:top w:type="dxa" w:w="60"/>
-              <w:left w:type="dxa" w:w="90"/>
-              <w:bottom w:type="dxa" w:w="60"/>
-              <w:right w:type="dxa" w:w="90"/>
-            </w:tcMar>
-          </w:tcPr>
-          <w:p>
-            <w:pPr>
-              <w:spacing w:after="0" w:line="252"/>
-            </w:pPr>
-            <w:r>
-              <w:rPr>
-                <w:sz w:val="18"/>
-                <w:szCs w:val="18"/>
-              </w:rPr>
-              <w:t xml:space="preserve">WH-question structure, data-flow and pipeline diagrams, GitHub README with Colab instructions, maintenance guide, labelled evidence files and an honest offline note</w:t>
-            </w:r>
-          </w:p>
-        </w:tc>
-      </w:tr>
-    </w:tbl>
-    <w:p>
-      <w:pPr>
-        <w:spacing w:after="100"/>
-      </w:pPr>
-    </w:p>
-    <w:p>
-      <w:pPr>
-        <w:pStyle w:val="Heading2"/>
-      </w:pPr>
-      <w:r>
-        <w:t xml:space="preserve">7.2 What are the main limitations of our work?</w:t>
-      </w:r>
-    </w:p>
-    <w:p>
-      <w:pPr>
-        <w:pStyle w:val="ListParagraph"/>
-        <w:numPr>
-          <w:ilvl w:val="0"/>
-          <w:numId w:val="3"/>
-        </w:numPr>
-        <w:spacing w:after="80" w:line="276"/>
-        <w:jc w:val="both"/>
-      </w:pPr>
-      <w:r>
-        <w:rPr>
-          <w:b/>
-          <w:bCs/>
-        </w:rPr>
-        <w:t xml:space="preserve">Quokka availability.</w:t>
-      </w:r>
-      <w:r>
-        <w:t xml:space="preserve"> The results in this draft came from the labelled local simulator because the Quokka endpoint was offline. The code is ready, and </w:t>
-      </w:r>
-      <w:r>
-        <w:rPr>
-          <w:rFonts w:ascii="Consolas" w:cs="Consolas" w:eastAsia="Consolas" w:hAnsi="Consolas"/>
-          <w:sz w:val="19"/>
-          <w:szCs w:val="19"/>
-        </w:rPr>
-        <w:t xml:space="preserve">run_all.bat</w:t>
-      </w:r>
-      <w:r>
-        <w:t xml:space="preserve"> repeats every experiment on Quokka with one click.</w:t>
-      </w:r>
-    </w:p>
-    <w:p>
-      <w:pPr>
-        <w:pStyle w:val="ListParagraph"/>
-        <w:numPr>
-          <w:ilvl w:val="0"/>
-          <w:numId w:val="3"/>
-        </w:numPr>
-        <w:spacing w:after="80" w:line="276"/>
-        <w:jc w:val="both"/>
-      </w:pPr>
-      <w:r>
-        <w:rPr>
-          <w:b/>
-          <w:bCs/>
-        </w:rPr>
-        <w:t xml:space="preserve">An ideal device hides noise.</w:t>
-      </w:r>
-      <w:r>
-        <w:t xml:space="preserve"> Quokka emulates a fault-tolerant machine, so our experiments cannot show decoherence or gate errors. A future step would be to add a Qiskit noise model, or a real noisy backend, and repeat Tasks 1 and 2 to see 01/10 leakage.</w:t>
-      </w:r>
-    </w:p>
-    <w:p>
-      <w:pPr>
-        <w:pStyle w:val="ListParagraph"/>
-        <w:numPr>
-          <w:ilvl w:val="0"/>
-          <w:numId w:val="3"/>
-        </w:numPr>
-        <w:spacing w:after="80" w:line="276"/>
-        <w:jc w:val="both"/>
-      </w:pPr>
-      <w:r>
-        <w:rPr>
-          <w:b/>
-          <w:bCs/>
-        </w:rPr>
-        <w:t xml:space="preserve">Small data in Task 4.</w:t>
-      </w:r>
-      <w:r>
-        <w:t xml:space="preserve"> Four images and one test image are too few for strong conclusions about generalisation.</w:t>
-      </w:r>
-    </w:p>
-    <w:p>
-      <w:pPr>
-        <w:pStyle w:val="ListParagraph"/>
-        <w:numPr>
-          <w:ilvl w:val="0"/>
-          <w:numId w:val="3"/>
-        </w:numPr>
-        <w:spacing w:after="80" w:line="276"/>
-        <w:jc w:val="both"/>
-      </w:pPr>
-      <w:r>
-        <w:rPr>
-          <w:b/>
-          <w:bCs/>
-        </w:rPr>
-        <w:t xml:space="preserve">Interpretation of block C.</w:t>
-      </w:r>
-      <w:r>
-        <w:t xml:space="preserve"> The brief's diagram does not label block C, so we chose the CNOT from the drawing convention and explained the choice. If the lecturer intended a different gate, only one line of code (</w:t>
-      </w:r>
-      <w:r>
-        <w:rPr>
-          <w:rFonts w:ascii="Consolas" w:cs="Consolas" w:eastAsia="Consolas" w:hAnsi="Consolas"/>
-          <w:sz w:val="19"/>
-          <w:szCs w:val="19"/>
-        </w:rPr>
-        <w:t xml:space="preserve">qc_a.cx(0, 1)</w:t>
-      </w:r>
-      <w:r>
-        <w:t xml:space="preserve">) needs to change.</w:t>
-      </w:r>
-    </w:p>
-    <w:p>
-      <w:pPr>
-        <w:pStyle w:val="Heading2"/>
-      </w:pPr>
-      <w:r>
-        <w:t xml:space="preserve">7.3 What would we do next?</w:t>
-      </w:r>
-    </w:p>
-    <w:p>
-      <w:pPr>
-        <w:spacing w:after="140" w:line="288"/>
-        <w:jc w:val="both"/>
-      </w:pPr>
-      <w:r>
-        <w:t xml:space="preserve">With more time we would: (1) re-run all tasks on Quokka and compare the device with the simulator using the TVD; (2) add an entangling CNOT move to the tic-tac-toe game so that tiles can be linked; (3) test the Task 4 classifier on larger images (3 × 3 = 9 qubits) to see when exact simulation slows down; and (4) add a noise model to measure how fidelity falls as circuits get deeper.</w:t>
-      </w:r>
-    </w:p>
-    <w:p>
-      <w:r>
-        <w:br w:type="page"/>
-      </w:r>
-    </w:p>
-    <w:p>
-      <w:pPr>
-        <w:pStyle w:val="Heading1"/>
-      </w:pPr>
-      <w:r>
-        <w:t xml:space="preserve">8. Development Process and Code Walkthrough</w:t>
-      </w:r>
-    </w:p>
-    <w:p>
-      <w:pPr>
-        <w:spacing w:after="140" w:line="288"/>
-        <w:jc w:val="both"/>
-      </w:pPr>
-      <w:r>
-        <w:t xml:space="preserve">This section explains how the project was built, step by step, and what every part of the code does, so that a reader can follow, re-run and change it. Every code cell in the notebooks also carries inline comments.</w:t>
-      </w:r>
-    </w:p>
-    <w:p>
-      <w:pPr>
-        <w:pStyle w:val="Heading2"/>
-      </w:pPr>
-      <w:r>
-        <w:t xml:space="preserve">8.1 What process did we follow?</w:t>
-      </w:r>
-    </w:p>
-    <w:p>
-      <w:pPr>
-        <w:keepNext/>
-        <w:spacing w:after="60" w:before="120"/>
-        <w:jc w:val="center"/>
-      </w:pPr>
-      <w:r>
-        <w:drawing>
-          <wp:inline distT="0" distB="0" distL="0" distR="0">
-            <wp:extent cx="5715000" cy="1847850"/>
-            <wp:effectExtent t="0" r="0" b="0" l="0"/>
-            <wp:docPr id="20" name="process" descr="Development process used for every task, with a feedback loop after each test" title="Development process used for every task, with a feedback loop after each test"/>
+            <wp:docPr id="20" name="t4cmpfig" descr="All versions: loss per iteration (left) and time per iteration on a log scale (right)" title="All versions: loss per iteration (left) and time per iteration on a log scale (right)"/>
             <wp:cNvGraphicFramePr>
               <a:graphicFrameLocks xmlns:a="http://schemas.openxmlformats.org/drawingml/2006/main" noChangeAspect="1"/>
             </wp:cNvGraphicFramePr>
@@ -19129,6 +19014,994 @@
                   <pic:spPr bwMode="auto">
                     <a:xfrm>
                       <a:off x="0" y="0"/>
+                      <a:ext cx="5715000" cy="1905000"/>
+                    </a:xfrm>
+                    <a:prstGeom prst="rect">
+                      <a:avLst/>
+                    </a:prstGeom>
+                  </pic:spPr>
+                </pic:pic>
+              </a:graphicData>
+            </a:graphic>
+          </wp:inline>
+        </w:drawing>
+      </w:r>
+    </w:p>
+    <w:p>
+      <w:pPr>
+        <w:spacing w:after="200"/>
+        <w:jc w:val="center"/>
+      </w:pPr>
+      <w:r>
+        <w:rPr>
+          <w:b/>
+          <w:bCs/>
+          <w:color w:val="1F4E79"/>
+          <w:sz w:val="20"/>
+          <w:szCs w:val="20"/>
+        </w:rPr>
+        <w:t xml:space="preserve">Figure 20. </w:t>
+      </w:r>
+      <w:r>
+        <w:rPr>
+          <w:i/>
+          <w:iCs/>
+          <w:sz w:val="20"/>
+          <w:szCs w:val="20"/>
+        </w:rPr>
+        <w:t xml:space="preserve">All versions: loss per iteration (left) and time per iteration on a log scale (right)</w:t>
+      </w:r>
+    </w:p>
+    <w:p>
+      <w:pPr>
+        <w:spacing w:after="140" w:line="288"/>
+        <w:jc w:val="both"/>
+      </w:pPr>
+      <w:r>
+        <w:rPr>
+          <w:b/>
+          <w:bCs/>
+        </w:rPr>
+        <w:t xml:space="preserve">Efficiency.</w:t>
+      </w:r>
+      <w:r>
+        <w:t xml:space="preserve"> Removing the quantum device made each iteration about </w:t>
+      </w:r>
+      <w:r>
+        <w:rPr>
+          <w:b/>
+          <w:bCs/>
+        </w:rPr>
+        <w:t xml:space="preserve">470 times faster</w:t>
+      </w:r>
+      <w:r>
+        <w:t xml:space="preserve"> (0.614 s → 0.0013 s). A shot-based run needs 1000 samples per circuit, plus QASM parsing and, on Quokka, a network request, whereas the exact simulation needs one small matrix calculation. Local-A and the quantum run followed almost the same loss curve, both first dropping below 0.05 at iteration 37. The shot noise therefore slowed the computer, not the learning. This advantage disappears as problems grow: exact simulation needs 2ⁿ amplitudes, so 50 qubits would need about 10¹⁵ complex numbers, which is why real quantum hardware becomes useful only at scale.</w:t>
+      </w:r>
+    </w:p>
+    <w:p>
+      <w:pPr>
+        <w:spacing w:after="140" w:line="288"/>
+        <w:jc w:val="both"/>
+      </w:pPr>
+      <w:r>
+        <w:rPr>
+          <w:b/>
+          <w:bCs/>
+        </w:rPr>
+        <w:t xml:space="preserve">Effectiveness.</w:t>
+      </w:r>
+      <w:r>
+        <w:t xml:space="preserve"> The circuit (both quantum and Local-A) reached zero training loss and also classified the </w:t>
+      </w:r>
+      <w:r>
+        <w:rPr>
+          <w:b/>
+          <w:bCs/>
+        </w:rPr>
+        <w:t xml:space="preserve">unseen test image</w:t>
+      </w:r>
+      <w:r>
+        <w:t xml:space="preserve"> correctly. Both classical models fitted the training images but </w:t>
+      </w:r>
+      <w:r>
+        <w:rPr>
+          <w:b/>
+          <w:bCs/>
+        </w:rPr>
+        <w:t xml:space="preserve">failed the test image</w:t>
+      </w:r>
+      <w:r>
+        <w:t xml:space="preserve">, and their losses stayed high (0.30 and 0.21). The reason is the shape of the data. In each class the two images are exact opposites, so the class sums are identical and </w:t>
+      </w:r>
+      <w:r>
+        <w:rPr>
+          <w:b/>
+          <w:bCs/>
+        </w:rPr>
+        <w:t xml:space="preserve">no straight line can separate the classes</w:t>
+      </w:r>
+      <w:r>
+        <w:t xml:space="preserve">. Like XOR, this is the classic limit of linear models (Minsky &amp; Papert, 1969). In fact, the label equals </w:t>
+      </w:r>
+      <w:r>
+        <w:rPr>
+          <w:b/>
+          <w:bCs/>
+        </w:rPr>
+        <w:t xml:space="preserve">x₁ XOR x₃</w:t>
+      </w:r>
+      <w:r>
+        <w:t xml:space="preserve"> (Figure 21).</w:t>
+      </w:r>
+    </w:p>
+    <w:p>
+      <w:pPr>
+        <w:keepNext/>
+        <w:spacing w:after="60" w:before="120"/>
+        <w:jc w:val="center"/>
+      </w:pPr>
+      <w:r>
+        <w:drawing>
+          <wp:inline distT="0" distB="0" distL="0" distR="0">
+            <wp:extent cx="3429000" cy="2238375"/>
+            <wp:effectExtent t="0" r="0" b="0" l="0"/>
+            <wp:docPr id="21" name="t4xor" descr="The data is XOR-shaped: label = x1 XOR x3, so a linear classifier cannot separate it" title="The data is XOR-shaped: label = x1 XOR x3, so a linear classifier cannot separate it"/>
+            <wp:cNvGraphicFramePr>
+              <a:graphicFrameLocks xmlns:a="http://schemas.openxmlformats.org/drawingml/2006/main" noChangeAspect="1"/>
+            </wp:cNvGraphicFramePr>
+            <a:graphic xmlns:a="http://schemas.openxmlformats.org/drawingml/2006/main">
+              <a:graphicData uri="http://schemas.openxmlformats.org/drawingml/2006/picture">
+                <pic:pic xmlns:pic="http://schemas.openxmlformats.org/drawingml/2006/picture">
+                  <pic:nvPicPr>
+                    <pic:cNvPr id="0" name="" descr=""/>
+                    <pic:cNvPicPr>
+                      <a:picLocks noChangeAspect="1" noChangeArrowheads="1"/>
+                    </pic:cNvPicPr>
+                  </pic:nvPicPr>
+                  <pic:blipFill>
+                    <a:blip r:embed="rId29" cstate="none"/>
+                    <a:srcRect/>
+                    <a:stretch>
+                      <a:fillRect/>
+                    </a:stretch>
+                  </pic:blipFill>
+                  <pic:spPr bwMode="auto">
+                    <a:xfrm>
+                      <a:off x="0" y="0"/>
+                      <a:ext cx="3429000" cy="2238375"/>
+                    </a:xfrm>
+                    <a:prstGeom prst="rect">
+                      <a:avLst/>
+                    </a:prstGeom>
+                  </pic:spPr>
+                </pic:pic>
+              </a:graphicData>
+            </a:graphic>
+          </wp:inline>
+        </w:drawing>
+      </w:r>
+    </w:p>
+    <w:p>
+      <w:pPr>
+        <w:spacing w:after="200"/>
+        <w:jc w:val="center"/>
+      </w:pPr>
+      <w:r>
+        <w:rPr>
+          <w:b/>
+          <w:bCs/>
+          <w:color w:val="1F4E79"/>
+          <w:sz w:val="20"/>
+          <w:szCs w:val="20"/>
+        </w:rPr>
+        <w:t xml:space="preserve">Figure 21. </w:t>
+      </w:r>
+      <w:r>
+        <w:rPr>
+          <w:i/>
+          <w:iCs/>
+          <w:sz w:val="20"/>
+          <w:szCs w:val="20"/>
+        </w:rPr>
+        <w:t xml:space="preserve">The data is XOR-shaped: label = x1 XOR x3, so a linear classifier cannot separate it</w:t>
+      </w:r>
+    </w:p>
+    <w:p>
+      <w:pPr>
+        <w:spacing w:after="140" w:line="288"/>
+        <w:jc w:val="both"/>
+      </w:pPr>
+      <w:r>
+        <w:t xml:space="preserve">Local-C has the right *kind* of features, but the test image's key feature (the product x₀·x₁) is zero in all three training images, so its weight is never learned. The circuit generalised because its CNOT tree computes parity naturally. Its built-in bias (an XOR-like structure) happens to match this problem. This is an honest, limited claim: with one test image the test score is weak evidence, and a classical model designed with XOR features would also succeed. The fair conclusion is that the circuit's </w:t>
+      </w:r>
+      <w:r>
+        <w:rPr>
+          <w:b/>
+          <w:bCs/>
+        </w:rPr>
+        <w:t xml:space="preserve">structure</w:t>
+      </w:r>
+      <w:r>
+        <w:t xml:space="preserve">, not quantum speed, made it effective here.</w:t>
+      </w:r>
+    </w:p>
+    <w:p>
+      <w:pPr>
+        <w:pStyle w:val="Heading2"/>
+      </w:pPr>
+      <w:r>
+        <w:t xml:space="preserve">6.8 Did anything not work as expected?</w:t>
+      </w:r>
+    </w:p>
+    <w:p>
+      <w:pPr>
+        <w:spacing w:after="140" w:line="288"/>
+        <w:jc w:val="both"/>
+      </w:pPr>
+      <w:r>
+        <w:t xml:space="preserve">Yes. The original warm-up (one qubit learning to output 1 with Nelder–Mead, 10 iterations) </w:t>
+      </w:r>
+      <w:r>
+        <w:rPr>
+          <w:b/>
+          <w:bCs/>
+        </w:rPr>
+        <w:t xml:space="preserve">failed</w:t>
+      </w:r>
+      <w:r>
+        <w:t xml:space="preserve"> in our run: it stopped at θ = −0.47 with loss 0.87 instead of θ = π. Near θ = 0 the loss cos⁴(θ/2) is almost flat, and differences between nearby points are smaller than the shot noise, so the simplex method (Nelder &amp; Mead, 1965) could not tell which way to move in 10 iterations. This small failure illustrates a real problem in quantum machine learning: noise plus flat loss landscapes make training hard, and in large circuits this becomes the 'barren plateau' problem (McClean et al., 2018). SPSA was more robust because it uses large, random perturbations.</w:t>
+      </w:r>
+    </w:p>
+    <w:p>
+      <w:pPr>
+        <w:pStyle w:val="Heading2"/>
+      </w:pPr>
+      <w:r>
+        <w:t xml:space="preserve">6.9 What is our overall judgement for Task 4?</w:t>
+      </w:r>
+    </w:p>
+    <w:p>
+      <w:pPr>
+        <w:pStyle w:val="ListParagraph"/>
+        <w:numPr>
+          <w:ilvl w:val="0"/>
+          <w:numId w:val="3"/>
+        </w:numPr>
+        <w:spacing w:after="80" w:line="276"/>
+        <w:jc w:val="both"/>
+      </w:pPr>
+      <w:r>
+        <w:rPr>
+          <w:b/>
+          <w:bCs/>
+        </w:rPr>
+        <w:t xml:space="preserve">Input:</w:t>
+      </w:r>
+      <w:r>
+        <w:t xml:space="preserve"> pixels → X gates (basis encoding) in </w:t>
+      </w:r>
+      <w:r>
+        <w:rPr>
+          <w:rFonts w:ascii="Consolas" w:cs="Consolas" w:eastAsia="Consolas" w:hAnsi="Consolas"/>
+          <w:sz w:val="19"/>
+          <w:szCs w:val="19"/>
+        </w:rPr>
+        <w:t xml:space="preserve">create_circuit</w:t>
+      </w:r>
+      <w:r>
+        <w:t xml:space="preserve">; </w:t>
+      </w:r>
+      <w:r>
+        <w:rPr>
+          <w:b/>
+          <w:bCs/>
+        </w:rPr>
+        <w:t xml:space="preserve">model:</w:t>
+      </w:r>
+      <w:r>
+        <w:t xml:space="preserve"> 6 RY angles in a TTN of RY–RY–CNOT blocks; </w:t>
+      </w:r>
+      <w:r>
+        <w:rPr>
+          <w:b/>
+          <w:bCs/>
+        </w:rPr>
+        <w:t xml:space="preserve">output:</w:t>
+      </w:r>
+      <w:r>
+        <w:t xml:space="preserve"> P(q3 = 1).</w:t>
+      </w:r>
+    </w:p>
+    <w:p>
+      <w:pPr>
+        <w:pStyle w:val="ListParagraph"/>
+        <w:numPr>
+          <w:ilvl w:val="0"/>
+          <w:numId w:val="3"/>
+        </w:numPr>
+        <w:spacing w:after="80" w:line="276"/>
+        <w:jc w:val="both"/>
+      </w:pPr>
+      <w:r>
+        <w:rPr>
+          <w:b/>
+          <w:bCs/>
+        </w:rPr>
+        <w:t xml:space="preserve">Monitoring:</w:t>
+      </w:r>
+      <w:r>
+        <w:t xml:space="preserve"> the loss fell from 0.50 to 0.00 in 100 iterations; time per iteration was flat at about 0.6 s.</w:t>
+      </w:r>
+    </w:p>
+    <w:p>
+      <w:pPr>
+        <w:pStyle w:val="ListParagraph"/>
+        <w:numPr>
+          <w:ilvl w:val="0"/>
+          <w:numId w:val="3"/>
+        </w:numPr>
+        <w:spacing w:after="80" w:line="276"/>
+        <w:jc w:val="both"/>
+      </w:pPr>
+      <w:r>
+        <w:rPr>
+          <w:b/>
+          <w:bCs/>
+        </w:rPr>
+        <w:t xml:space="preserve">Efficiency:</w:t>
+      </w:r>
+      <w:r>
+        <w:t xml:space="preserve"> at 4 qubits, simulation without the device is about 470 times faster; real devices only pay off where simulation is impossible.</w:t>
+      </w:r>
+    </w:p>
+    <w:p>
+      <w:pPr>
+        <w:pStyle w:val="ListParagraph"/>
+        <w:numPr>
+          <w:ilvl w:val="0"/>
+          <w:numId w:val="3"/>
+        </w:numPr>
+        <w:spacing w:after="80" w:line="276"/>
+        <w:jc w:val="both"/>
+      </w:pPr>
+      <w:r>
+        <w:rPr>
+          <w:b/>
+          <w:bCs/>
+        </w:rPr>
+        <w:t xml:space="preserve">Effectiveness:</w:t>
+      </w:r>
+      <w:r>
+        <w:t xml:space="preserve"> the circuit solved an XOR-type problem that linear classical models could not. This comes from its CNOT structure, not from a proven quantum advantage (Benedetti et al., 2019).</w:t>
+      </w:r>
+    </w:p>
+    <w:p>
+      <w:r>
+        <w:br w:type="page"/>
+      </w:r>
+    </w:p>
+    <w:p>
+      <w:pPr>
+        <w:pStyle w:val="Heading1"/>
+      </w:pPr>
+      <w:r>
+        <w:t xml:space="preserve">7. Critical Discussion Across the Four Tasks</w:t>
+      </w:r>
+    </w:p>
+    <w:p>
+      <w:pPr>
+        <w:pStyle w:val="Heading2"/>
+      </w:pPr>
+      <w:r>
+        <w:t xml:space="preserve">7.1 How does the evidence meet each learning outcome?</w:t>
+      </w:r>
+    </w:p>
+    <w:p>
+      <w:pPr>
+        <w:keepNext/>
+        <w:spacing w:after="80" w:before="120"/>
+      </w:pPr>
+      <w:r>
+        <w:rPr>
+          <w:b/>
+          <w:bCs/>
+          <w:color w:val="1F4E79"/>
+          <w:sz w:val="20"/>
+          <w:szCs w:val="20"/>
+        </w:rPr>
+        <w:t xml:space="preserve">Table 17. </w:t>
+      </w:r>
+      <w:r>
+        <w:rPr>
+          <w:i/>
+          <w:iCs/>
+          <w:sz w:val="20"/>
+          <w:szCs w:val="20"/>
+        </w:rPr>
+        <w:t xml:space="preserve">Evidence for each learning outcome</w:t>
+      </w:r>
+    </w:p>
+    <w:tbl>
+      <w:tblPr>
+        <w:tblW w:type="dxa" w:w="9026"/>
+        <w:tblBorders>
+          <w:top w:val="single" w:color="auto" w:sz="4"/>
+          <w:left w:val="single" w:color="auto" w:sz="4"/>
+          <w:bottom w:val="single" w:color="auto" w:sz="4"/>
+          <w:right w:val="single" w:color="auto" w:sz="4"/>
+          <w:insideH w:val="single" w:color="auto" w:sz="4"/>
+          <w:insideV w:val="single" w:color="auto" w:sz="4"/>
+        </w:tblBorders>
+      </w:tblPr>
+      <w:tblGrid>
+        <w:gridCol w:w="1100"/>
+        <w:gridCol w:w="3200"/>
+        <w:gridCol w:w="4726"/>
+      </w:tblGrid>
+      <w:tr>
+        <w:trPr>
+          <w:tblHeader/>
+        </w:trPr>
+        <w:tc>
+          <w:tcPr>
+            <w:tcW w:type="dxa" w:w="1100"/>
+            <w:tcBorders>
+              <w:top w:val="single" w:color="A6A6A6" w:sz="4"/>
+              <w:left w:val="single" w:color="A6A6A6" w:sz="4"/>
+              <w:bottom w:val="single" w:color="A6A6A6" w:sz="4"/>
+              <w:right w:val="single" w:color="A6A6A6" w:sz="4"/>
+            </w:tcBorders>
+            <w:shd w:fill="1F4E79" w:color="auto" w:val="clear"/>
+            <w:tcMar>
+              <w:top w:type="dxa" w:w="60"/>
+              <w:left w:type="dxa" w:w="90"/>
+              <w:bottom w:type="dxa" w:w="60"/>
+              <w:right w:type="dxa" w:w="90"/>
+            </w:tcMar>
+          </w:tcPr>
+          <w:p>
+            <w:pPr>
+              <w:spacing w:after="0" w:line="252"/>
+            </w:pPr>
+            <w:r>
+              <w:rPr>
+                <w:b/>
+                <w:bCs/>
+                <w:color w:val="FFFFFF"/>
+                <w:sz w:val="18"/>
+                <w:szCs w:val="18"/>
+              </w:rPr>
+              <w:t xml:space="preserve">LO</w:t>
+            </w:r>
+          </w:p>
+        </w:tc>
+        <w:tc>
+          <w:tcPr>
+            <w:tcW w:type="dxa" w:w="3200"/>
+            <w:tcBorders>
+              <w:top w:val="single" w:color="A6A6A6" w:sz="4"/>
+              <w:left w:val="single" w:color="A6A6A6" w:sz="4"/>
+              <w:bottom w:val="single" w:color="A6A6A6" w:sz="4"/>
+              <w:right w:val="single" w:color="A6A6A6" w:sz="4"/>
+            </w:tcBorders>
+            <w:shd w:fill="1F4E79" w:color="auto" w:val="clear"/>
+            <w:tcMar>
+              <w:top w:type="dxa" w:w="60"/>
+              <w:left w:type="dxa" w:w="90"/>
+              <w:bottom w:type="dxa" w:w="60"/>
+              <w:right w:type="dxa" w:w="90"/>
+            </w:tcMar>
+          </w:tcPr>
+          <w:p>
+            <w:pPr>
+              <w:spacing w:after="0" w:line="252"/>
+            </w:pPr>
+            <w:r>
+              <w:rPr>
+                <w:b/>
+                <w:bCs/>
+                <w:color w:val="FFFFFF"/>
+                <w:sz w:val="18"/>
+                <w:szCs w:val="18"/>
+              </w:rPr>
+              <w:t xml:space="preserve">Requirement</w:t>
+            </w:r>
+          </w:p>
+        </w:tc>
+        <w:tc>
+          <w:tcPr>
+            <w:tcW w:type="dxa" w:w="4726"/>
+            <w:tcBorders>
+              <w:top w:val="single" w:color="A6A6A6" w:sz="4"/>
+              <w:left w:val="single" w:color="A6A6A6" w:sz="4"/>
+              <w:bottom w:val="single" w:color="A6A6A6" w:sz="4"/>
+              <w:right w:val="single" w:color="A6A6A6" w:sz="4"/>
+            </w:tcBorders>
+            <w:shd w:fill="1F4E79" w:color="auto" w:val="clear"/>
+            <w:tcMar>
+              <w:top w:type="dxa" w:w="60"/>
+              <w:left w:type="dxa" w:w="90"/>
+              <w:bottom w:type="dxa" w:w="60"/>
+              <w:right w:type="dxa" w:w="90"/>
+            </w:tcMar>
+          </w:tcPr>
+          <w:p>
+            <w:pPr>
+              <w:spacing w:after="0" w:line="252"/>
+            </w:pPr>
+            <w:r>
+              <w:rPr>
+                <w:b/>
+                <w:bCs/>
+                <w:color w:val="FFFFFF"/>
+                <w:sz w:val="18"/>
+                <w:szCs w:val="18"/>
+              </w:rPr>
+              <w:t xml:space="preserve">Where this report shows it</w:t>
+            </w:r>
+          </w:p>
+        </w:tc>
+      </w:tr>
+      <w:tr>
+        <w:tc>
+          <w:tcPr>
+            <w:tcW w:type="dxa" w:w="1100"/>
+            <w:tcBorders>
+              <w:top w:val="single" w:color="A6A6A6" w:sz="4"/>
+              <w:left w:val="single" w:color="A6A6A6" w:sz="4"/>
+              <w:bottom w:val="single" w:color="A6A6A6" w:sz="4"/>
+              <w:right w:val="single" w:color="A6A6A6" w:sz="4"/>
+            </w:tcBorders>
+            <w:tcMar>
+              <w:top w:type="dxa" w:w="60"/>
+              <w:left w:type="dxa" w:w="90"/>
+              <w:bottom w:type="dxa" w:w="60"/>
+              <w:right w:type="dxa" w:w="90"/>
+            </w:tcMar>
+          </w:tcPr>
+          <w:p>
+            <w:pPr>
+              <w:spacing w:after="0" w:line="252"/>
+            </w:pPr>
+            <w:r>
+              <w:rPr>
+                <w:sz w:val="18"/>
+                <w:szCs w:val="18"/>
+              </w:rPr>
+              <w:t xml:space="preserve">LO1</w:t>
+            </w:r>
+          </w:p>
+        </w:tc>
+        <w:tc>
+          <w:tcPr>
+            <w:tcW w:type="dxa" w:w="3200"/>
+            <w:tcBorders>
+              <w:top w:val="single" w:color="A6A6A6" w:sz="4"/>
+              <w:left w:val="single" w:color="A6A6A6" w:sz="4"/>
+              <w:bottom w:val="single" w:color="A6A6A6" w:sz="4"/>
+              <w:right w:val="single" w:color="A6A6A6" w:sz="4"/>
+            </w:tcBorders>
+            <w:tcMar>
+              <w:top w:type="dxa" w:w="60"/>
+              <w:left w:type="dxa" w:w="90"/>
+              <w:bottom w:type="dxa" w:w="60"/>
+              <w:right w:type="dxa" w:w="90"/>
+            </w:tcMar>
+          </w:tcPr>
+          <w:p>
+            <w:pPr>
+              <w:spacing w:after="0" w:line="252"/>
+            </w:pPr>
+            <w:r>
+              <w:rPr>
+                <w:sz w:val="18"/>
+                <w:szCs w:val="18"/>
+              </w:rPr>
+              <w:t xml:space="preserve">Critically evaluate quantum protocols with the maths of quantum mechanics to validate performance claims</w:t>
+            </w:r>
+          </w:p>
+        </w:tc>
+        <w:tc>
+          <w:tcPr>
+            <w:tcW w:type="dxa" w:w="4726"/>
+            <w:tcBorders>
+              <w:top w:val="single" w:color="A6A6A6" w:sz="4"/>
+              <w:left w:val="single" w:color="A6A6A6" w:sz="4"/>
+              <w:bottom w:val="single" w:color="A6A6A6" w:sz="4"/>
+              <w:right w:val="single" w:color="A6A6A6" w:sz="4"/>
+            </w:tcBorders>
+            <w:tcMar>
+              <w:top w:type="dxa" w:w="60"/>
+              <w:left w:type="dxa" w:w="90"/>
+              <w:bottom w:type="dxa" w:w="60"/>
+              <w:right w:type="dxa" w:w="90"/>
+            </w:tcMar>
+          </w:tcPr>
+          <w:p>
+            <w:pPr>
+              <w:spacing w:after="0" w:line="252"/>
+            </w:pPr>
+            <w:r>
+              <w:rPr>
+                <w:sz w:val="18"/>
+                <w:szCs w:val="18"/>
+              </w:rPr>
+              <w:t xml:space="preserve">State evolution tables (Tables 5, 7); TVD and z-scores; the Z/S phase lesson; the eigenstate explanation of NOT; the XOR analysis and the limits of the Task 4 'advantage'</w:t>
+            </w:r>
+          </w:p>
+        </w:tc>
+      </w:tr>
+      <w:tr>
+        <w:tc>
+          <w:tcPr>
+            <w:tcW w:type="dxa" w:w="1100"/>
+            <w:tcBorders>
+              <w:top w:val="single" w:color="A6A6A6" w:sz="4"/>
+              <w:left w:val="single" w:color="A6A6A6" w:sz="4"/>
+              <w:bottom w:val="single" w:color="A6A6A6" w:sz="4"/>
+              <w:right w:val="single" w:color="A6A6A6" w:sz="4"/>
+            </w:tcBorders>
+            <w:shd w:fill="EEF3F8" w:color="auto" w:val="clear"/>
+            <w:tcMar>
+              <w:top w:type="dxa" w:w="60"/>
+              <w:left w:type="dxa" w:w="90"/>
+              <w:bottom w:type="dxa" w:w="60"/>
+              <w:right w:type="dxa" w:w="90"/>
+            </w:tcMar>
+          </w:tcPr>
+          <w:p>
+            <w:pPr>
+              <w:spacing w:after="0" w:line="252"/>
+            </w:pPr>
+            <w:r>
+              <w:rPr>
+                <w:sz w:val="18"/>
+                <w:szCs w:val="18"/>
+              </w:rPr>
+              <w:t xml:space="preserve">LO2</w:t>
+            </w:r>
+          </w:p>
+        </w:tc>
+        <w:tc>
+          <w:tcPr>
+            <w:tcW w:type="dxa" w:w="3200"/>
+            <w:tcBorders>
+              <w:top w:val="single" w:color="A6A6A6" w:sz="4"/>
+              <w:left w:val="single" w:color="A6A6A6" w:sz="4"/>
+              <w:bottom w:val="single" w:color="A6A6A6" w:sz="4"/>
+              <w:right w:val="single" w:color="A6A6A6" w:sz="4"/>
+            </w:tcBorders>
+            <w:shd w:fill="EEF3F8" w:color="auto" w:val="clear"/>
+            <w:tcMar>
+              <w:top w:type="dxa" w:w="60"/>
+              <w:left w:type="dxa" w:w="90"/>
+              <w:bottom w:type="dxa" w:w="60"/>
+              <w:right w:type="dxa" w:w="90"/>
+            </w:tcMar>
+          </w:tcPr>
+          <w:p>
+            <w:pPr>
+              <w:spacing w:after="0" w:line="252"/>
+            </w:pPr>
+            <w:r>
+              <w:rPr>
+                <w:sz w:val="18"/>
+                <w:szCs w:val="18"/>
+              </w:rPr>
+              <w:t xml:space="preserve">Design and create quantum circuits for quantum algorithms to run on quantum computers</w:t>
+            </w:r>
+          </w:p>
+        </w:tc>
+        <w:tc>
+          <w:tcPr>
+            <w:tcW w:type="dxa" w:w="4726"/>
+            <w:tcBorders>
+              <w:top w:val="single" w:color="A6A6A6" w:sz="4"/>
+              <w:left w:val="single" w:color="A6A6A6" w:sz="4"/>
+              <w:bottom w:val="single" w:color="A6A6A6" w:sz="4"/>
+              <w:right w:val="single" w:color="A6A6A6" w:sz="4"/>
+            </w:tcBorders>
+            <w:shd w:fill="EEF3F8" w:color="auto" w:val="clear"/>
+            <w:tcMar>
+              <w:top w:type="dxa" w:w="60"/>
+              <w:left w:type="dxa" w:w="90"/>
+              <w:bottom w:type="dxa" w:w="60"/>
+              <w:right w:type="dxa" w:w="90"/>
+            </w:tcMar>
+          </w:tcPr>
+          <w:p>
+            <w:pPr>
+              <w:spacing w:after="0" w:line="252"/>
+            </w:pPr>
+            <w:r>
+              <w:rPr>
+                <w:sz w:val="18"/>
+                <w:szCs w:val="18"/>
+              </w:rPr>
+              <w:t xml:space="preserve">Cirq Bell circuit, Qiskit H–X–CNOT, original QASM half adder with an automatic Toffoli decomposition, completed game gates, QASM export of a game circuit, the ML circuit run through the device interface</w:t>
+            </w:r>
+          </w:p>
+        </w:tc>
+      </w:tr>
+      <w:tr>
+        <w:tc>
+          <w:tcPr>
+            <w:tcW w:type="dxa" w:w="1100"/>
+            <w:tcBorders>
+              <w:top w:val="single" w:color="A6A6A6" w:sz="4"/>
+              <w:left w:val="single" w:color="A6A6A6" w:sz="4"/>
+              <w:bottom w:val="single" w:color="A6A6A6" w:sz="4"/>
+              <w:right w:val="single" w:color="A6A6A6" w:sz="4"/>
+            </w:tcBorders>
+            <w:tcMar>
+              <w:top w:type="dxa" w:w="60"/>
+              <w:left w:type="dxa" w:w="90"/>
+              <w:bottom w:type="dxa" w:w="60"/>
+              <w:right w:type="dxa" w:w="90"/>
+            </w:tcMar>
+          </w:tcPr>
+          <w:p>
+            <w:pPr>
+              <w:spacing w:after="0" w:line="252"/>
+            </w:pPr>
+            <w:r>
+              <w:rPr>
+                <w:sz w:val="18"/>
+                <w:szCs w:val="18"/>
+              </w:rPr>
+              <w:t xml:space="preserve">LO4</w:t>
+            </w:r>
+          </w:p>
+        </w:tc>
+        <w:tc>
+          <w:tcPr>
+            <w:tcW w:type="dxa" w:w="3200"/>
+            <w:tcBorders>
+              <w:top w:val="single" w:color="A6A6A6" w:sz="4"/>
+              <w:left w:val="single" w:color="A6A6A6" w:sz="4"/>
+              <w:bottom w:val="single" w:color="A6A6A6" w:sz="4"/>
+              <w:right w:val="single" w:color="A6A6A6" w:sz="4"/>
+            </w:tcBorders>
+            <w:tcMar>
+              <w:top w:type="dxa" w:w="60"/>
+              <w:left w:type="dxa" w:w="90"/>
+              <w:bottom w:type="dxa" w:w="60"/>
+              <w:right w:type="dxa" w:w="90"/>
+            </w:tcMar>
+          </w:tcPr>
+          <w:p>
+            <w:pPr>
+              <w:spacing w:after="0" w:line="252"/>
+            </w:pPr>
+            <w:r>
+              <w:rPr>
+                <w:sz w:val="18"/>
+                <w:szCs w:val="18"/>
+              </w:rPr>
+              <w:t xml:space="preserve">Communicate application and critical analysis to software-industry audiences</w:t>
+            </w:r>
+          </w:p>
+        </w:tc>
+        <w:tc>
+          <w:tcPr>
+            <w:tcW w:type="dxa" w:w="4726"/>
+            <w:tcBorders>
+              <w:top w:val="single" w:color="A6A6A6" w:sz="4"/>
+              <w:left w:val="single" w:color="A6A6A6" w:sz="4"/>
+              <w:bottom w:val="single" w:color="A6A6A6" w:sz="4"/>
+              <w:right w:val="single" w:color="A6A6A6" w:sz="4"/>
+            </w:tcBorders>
+            <w:tcMar>
+              <w:top w:type="dxa" w:w="60"/>
+              <w:left w:type="dxa" w:w="90"/>
+              <w:bottom w:type="dxa" w:w="60"/>
+              <w:right w:type="dxa" w:w="90"/>
+            </w:tcMar>
+          </w:tcPr>
+          <w:p>
+            <w:pPr>
+              <w:spacing w:after="0" w:line="252"/>
+            </w:pPr>
+            <w:r>
+              <w:rPr>
+                <w:sz w:val="18"/>
+                <w:szCs w:val="18"/>
+              </w:rPr>
+              <w:t xml:space="preserve">WH-question structure, data-flow and pipeline diagrams, GitHub README with Colab instructions, maintenance guide, labelled evidence files and an honest offline note</w:t>
+            </w:r>
+          </w:p>
+        </w:tc>
+      </w:tr>
+    </w:tbl>
+    <w:p>
+      <w:pPr>
+        <w:spacing w:after="100"/>
+      </w:pPr>
+    </w:p>
+    <w:p>
+      <w:pPr>
+        <w:pStyle w:val="Heading2"/>
+      </w:pPr>
+      <w:r>
+        <w:t xml:space="preserve">7.2 What are the main limitations of our work?</w:t>
+      </w:r>
+    </w:p>
+    <w:p>
+      <w:pPr>
+        <w:pStyle w:val="ListParagraph"/>
+        <w:numPr>
+          <w:ilvl w:val="0"/>
+          <w:numId w:val="3"/>
+        </w:numPr>
+        <w:spacing w:after="80" w:line="276"/>
+        <w:jc w:val="both"/>
+      </w:pPr>
+      <w:r>
+        <w:rPr>
+          <w:b/>
+          <w:bCs/>
+        </w:rPr>
+        <w:t xml:space="preserve">Quokka availability.</w:t>
+      </w:r>
+      <w:r>
+        <w:t xml:space="preserve"> The results in this draft came from the labelled local simulator because the Quokka endpoint was offline. The code is ready, and </w:t>
+      </w:r>
+      <w:r>
+        <w:rPr>
+          <w:rFonts w:ascii="Consolas" w:cs="Consolas" w:eastAsia="Consolas" w:hAnsi="Consolas"/>
+          <w:sz w:val="19"/>
+          <w:szCs w:val="19"/>
+        </w:rPr>
+        <w:t xml:space="preserve">run_all.bat</w:t>
+      </w:r>
+      <w:r>
+        <w:t xml:space="preserve"> repeats every experiment on Quokka with one click.</w:t>
+      </w:r>
+    </w:p>
+    <w:p>
+      <w:pPr>
+        <w:pStyle w:val="ListParagraph"/>
+        <w:numPr>
+          <w:ilvl w:val="0"/>
+          <w:numId w:val="3"/>
+        </w:numPr>
+        <w:spacing w:after="80" w:line="276"/>
+        <w:jc w:val="both"/>
+      </w:pPr>
+      <w:r>
+        <w:rPr>
+          <w:b/>
+          <w:bCs/>
+        </w:rPr>
+        <w:t xml:space="preserve">An ideal device hides noise.</w:t>
+      </w:r>
+      <w:r>
+        <w:t xml:space="preserve"> Quokka emulates a fault-tolerant machine, so our experiments cannot show decoherence or gate errors. A future step would be to add a Qiskit noise model, or a real noisy backend, and repeat Tasks 1 and 2 to see 01/10 leakage.</w:t>
+      </w:r>
+    </w:p>
+    <w:p>
+      <w:pPr>
+        <w:pStyle w:val="ListParagraph"/>
+        <w:numPr>
+          <w:ilvl w:val="0"/>
+          <w:numId w:val="3"/>
+        </w:numPr>
+        <w:spacing w:after="80" w:line="276"/>
+        <w:jc w:val="both"/>
+      </w:pPr>
+      <w:r>
+        <w:rPr>
+          <w:b/>
+          <w:bCs/>
+        </w:rPr>
+        <w:t xml:space="preserve">Small data in Task 4.</w:t>
+      </w:r>
+      <w:r>
+        <w:t xml:space="preserve"> Four images and one test image are too few for strong conclusions about generalisation.</w:t>
+      </w:r>
+    </w:p>
+    <w:p>
+      <w:pPr>
+        <w:pStyle w:val="ListParagraph"/>
+        <w:numPr>
+          <w:ilvl w:val="0"/>
+          <w:numId w:val="3"/>
+        </w:numPr>
+        <w:spacing w:after="80" w:line="276"/>
+        <w:jc w:val="both"/>
+      </w:pPr>
+      <w:r>
+        <w:rPr>
+          <w:b/>
+          <w:bCs/>
+        </w:rPr>
+        <w:t xml:space="preserve">Mostly simulated gameplay evidence in Task 3.</w:t>
+      </w:r>
+      <w:r>
+        <w:t xml:space="preserve"> Three games were played by clicking; the four detailed studies were replayed by script so they can be repeated exactly.</w:t>
+      </w:r>
+    </w:p>
+    <w:p>
+      <w:pPr>
+        <w:pStyle w:val="Heading2"/>
+      </w:pPr>
+      <w:r>
+        <w:t xml:space="preserve">7.3 What would we do next?</w:t>
+      </w:r>
+    </w:p>
+    <w:p>
+      <w:pPr>
+        <w:spacing w:after="140" w:line="288"/>
+        <w:jc w:val="both"/>
+      </w:pPr>
+      <w:r>
+        <w:t xml:space="preserve">With more time we would: (1) re-run all tasks on Quokka and compare the device with the simulator using the TVD; (2) add an entangling CNOT move to the tic-tac-toe game so that tiles can be linked; (3) test the Task 4 classifier on larger images (3 × 3 = 9 qubits) to see when exact simulation slows down; and (4) add a noise model to measure how fidelity falls as circuits get deeper.</w:t>
+      </w:r>
+    </w:p>
+    <w:p>
+      <w:r>
+        <w:br w:type="page"/>
+      </w:r>
+    </w:p>
+    <w:p>
+      <w:pPr>
+        <w:pStyle w:val="Heading1"/>
+      </w:pPr>
+      <w:r>
+        <w:t xml:space="preserve">8. Development Process and Code Walkthrough</w:t>
+      </w:r>
+    </w:p>
+    <w:p>
+      <w:pPr>
+        <w:spacing w:after="140" w:line="288"/>
+        <w:jc w:val="both"/>
+      </w:pPr>
+      <w:r>
+        <w:t xml:space="preserve">This section explains how the project was built, step by step, and what every part of the code does, so that a reader can follow, re-run and change it. Every code cell in the notebooks also carries inline comments.</w:t>
+      </w:r>
+    </w:p>
+    <w:p>
+      <w:pPr>
+        <w:pStyle w:val="Heading2"/>
+      </w:pPr>
+      <w:r>
+        <w:t xml:space="preserve">8.1 What process did we follow?</w:t>
+      </w:r>
+    </w:p>
+    <w:p>
+      <w:pPr>
+        <w:keepNext/>
+        <w:spacing w:after="60" w:before="120"/>
+        <w:jc w:val="center"/>
+      </w:pPr>
+      <w:r>
+        <w:drawing>
+          <wp:inline distT="0" distB="0" distL="0" distR="0">
+            <wp:extent cx="5715000" cy="1847850"/>
+            <wp:effectExtent t="0" r="0" b="0" l="0"/>
+            <wp:docPr id="22" name="process" descr="Development process used for every task, with a feedback loop after each test" title="Development process used for every task, with a feedback loop after each test"/>
+            <wp:cNvGraphicFramePr>
+              <a:graphicFrameLocks xmlns:a="http://schemas.openxmlformats.org/drawingml/2006/main" noChangeAspect="1"/>
+            </wp:cNvGraphicFramePr>
+            <a:graphic xmlns:a="http://schemas.openxmlformats.org/drawingml/2006/main">
+              <a:graphicData uri="http://schemas.openxmlformats.org/drawingml/2006/picture">
+                <pic:pic xmlns:pic="http://schemas.openxmlformats.org/drawingml/2006/picture">
+                  <pic:nvPicPr>
+                    <pic:cNvPr id="0" name="" descr=""/>
+                    <pic:cNvPicPr>
+                      <a:picLocks noChangeAspect="1" noChangeArrowheads="1"/>
+                    </pic:cNvPicPr>
+                  </pic:nvPicPr>
+                  <pic:blipFill>
+                    <a:blip r:embed="rId30" cstate="none"/>
+                    <a:srcRect/>
+                    <a:stretch>
+                      <a:fillRect/>
+                    </a:stretch>
+                  </pic:blipFill>
+                  <pic:spPr bwMode="auto">
+                    <a:xfrm>
+                      <a:off x="0" y="0"/>
                       <a:ext cx="5715000" cy="1847850"/>
                     </a:xfrm>
                     <a:prstGeom prst="rect">
@@ -19155,7 +20028,7 @@
           <w:sz w:val="20"/>
           <w:szCs w:val="20"/>
         </w:rPr>
-        <w:t xml:space="preserve">Figure 20. </w:t>
+        <w:t xml:space="preserve">Figure 22. </w:t>
       </w:r>
       <w:r>
         <w:rPr>
@@ -19470,7 +20343,7 @@
           <w:sz w:val="20"/>
           <w:szCs w:val="20"/>
         </w:rPr>
-        <w:t xml:space="preserve">Table 17. </w:t>
+        <w:t xml:space="preserve">Table 18. </w:t>
       </w:r>
       <w:r>
         <w:rPr>
@@ -20804,7 +21677,7 @@
           <w:sz w:val="20"/>
           <w:szCs w:val="20"/>
         </w:rPr>
-        <w:t xml:space="preserve">Table 18. </w:t>
+        <w:t xml:space="preserve">Table 19. </w:t>
       </w:r>
       <w:r>
         <w:rPr>
@@ -22417,7 +23290,7 @@
           <w:sz w:val="20"/>
           <w:szCs w:val="20"/>
         </w:rPr>
-        <w:t xml:space="preserve">Table 19. </w:t>
+        <w:t xml:space="preserve">Table 20. </w:t>
       </w:r>
       <w:r>
         <w:rPr>
@@ -23209,6 +24082,97 @@
                 <w:sz w:val="18"/>
                 <w:szCs w:val="18"/>
               </w:rPr>
+              <w:t xml:space="preserve">Clicks did nothing in Jupyter</w:t>
+            </w:r>
+          </w:p>
+        </w:tc>
+        <w:tc>
+          <w:tcPr>
+            <w:tcW w:type="dxa" w:w="3300"/>
+            <w:tcBorders>
+              <w:top w:val="single" w:color="A6A6A6" w:sz="4"/>
+              <w:left w:val="single" w:color="A6A6A6" w:sz="4"/>
+              <w:bottom w:val="single" w:color="A6A6A6" w:sz="4"/>
+              <w:right w:val="single" w:color="A6A6A6" w:sz="4"/>
+            </w:tcBorders>
+            <w:shd w:fill="EEF3F8" w:color="auto" w:val="clear"/>
+            <w:tcMar>
+              <w:top w:type="dxa" w:w="60"/>
+              <w:left w:type="dxa" w:w="90"/>
+              <w:bottom w:type="dxa" w:w="60"/>
+              <w:right w:type="dxa" w:w="90"/>
+            </w:tcMar>
+          </w:tcPr>
+          <w:p>
+            <w:pPr>
+              <w:spacing w:after="0" w:line="252"/>
+            </w:pPr>
+            <w:r>
+              <w:rPr>
+                <w:sz w:val="18"/>
+                <w:szCs w:val="18"/>
+              </w:rPr>
+              <w:t xml:space="preserve">callback output is discarded outside Colab</w:t>
+            </w:r>
+          </w:p>
+        </w:tc>
+        <w:tc>
+          <w:tcPr>
+            <w:tcW w:type="dxa" w:w="3326"/>
+            <w:tcBorders>
+              <w:top w:val="single" w:color="A6A6A6" w:sz="4"/>
+              <w:left w:val="single" w:color="A6A6A6" w:sz="4"/>
+              <w:bottom w:val="single" w:color="A6A6A6" w:sz="4"/>
+              <w:right w:val="single" w:color="A6A6A6" w:sz="4"/>
+            </w:tcBorders>
+            <w:shd w:fill="EEF3F8" w:color="auto" w:val="clear"/>
+            <w:tcMar>
+              <w:top w:type="dxa" w:w="60"/>
+              <w:left w:type="dxa" w:w="90"/>
+              <w:bottom w:type="dxa" w:w="60"/>
+              <w:right w:type="dxa" w:w="90"/>
+            </w:tcMar>
+          </w:tcPr>
+          <w:p>
+            <w:pPr>
+              <w:spacing w:after="0" w:line="252"/>
+            </w:pPr>
+            <w:r>
+              <w:rPr>
+                <w:sz w:val="18"/>
+                <w:szCs w:val="18"/>
+              </w:rPr>
+              <w:t xml:space="preserve">game screens drawn inside an Output widget; found by playing in Jupyter</w:t>
+            </w:r>
+          </w:p>
+        </w:tc>
+      </w:tr>
+      <w:tr>
+        <w:tc>
+          <w:tcPr>
+            <w:tcW w:type="dxa" w:w="2400"/>
+            <w:tcBorders>
+              <w:top w:val="single" w:color="A6A6A6" w:sz="4"/>
+              <w:left w:val="single" w:color="A6A6A6" w:sz="4"/>
+              <w:bottom w:val="single" w:color="A6A6A6" w:sz="4"/>
+              <w:right w:val="single" w:color="A6A6A6" w:sz="4"/>
+            </w:tcBorders>
+            <w:tcMar>
+              <w:top w:type="dxa" w:w="60"/>
+              <w:left w:type="dxa" w:w="90"/>
+              <w:bottom w:type="dxa" w:w="60"/>
+              <w:right w:type="dxa" w:w="90"/>
+            </w:tcMar>
+          </w:tcPr>
+          <w:p>
+            <w:pPr>
+              <w:spacing w:after="0" w:line="252"/>
+            </w:pPr>
+            <w:r>
+              <w:rPr>
+                <w:sz w:val="18"/>
+                <w:szCs w:val="18"/>
+              </w:rPr>
               <w:t xml:space="preserve">Batch files failed on Windows</w:t>
             </w:r>
           </w:p>
@@ -23222,7 +24186,6 @@
               <w:bottom w:val="single" w:color="A6A6A6" w:sz="4"/>
               <w:right w:val="single" w:color="A6A6A6" w:sz="4"/>
             </w:tcBorders>
-            <w:shd w:fill="EEF3F8" w:color="auto" w:val="clear"/>
             <w:tcMar>
               <w:top w:type="dxa" w:w="60"/>
               <w:left w:type="dxa" w:w="90"/>
@@ -23252,7 +24215,6 @@
               <w:bottom w:val="single" w:color="A6A6A6" w:sz="4"/>
               <w:right w:val="single" w:color="A6A6A6" w:sz="4"/>
             </w:tcBorders>
-            <w:shd w:fill="EEF3F8" w:color="auto" w:val="clear"/>
             <w:tcMar>
               <w:top w:type="dxa" w:w="60"/>
               <w:left w:type="dxa" w:w="90"/>
@@ -23310,7 +24272,7 @@
           <w:sz w:val="20"/>
           <w:szCs w:val="20"/>
         </w:rPr>
-        <w:t xml:space="preserve">Table 20. </w:t>
+        <w:t xml:space="preserve">Table 21. </w:t>
       </w:r>
       <w:r>
         <w:rPr>
@@ -23831,6 +24793,96 @@
                 <w:sz w:val="18"/>
                 <w:szCs w:val="18"/>
               </w:rPr>
+              <w:t xml:space="preserve">c7eab4a</w:t>
+            </w:r>
+          </w:p>
+        </w:tc>
+        <w:tc>
+          <w:tcPr>
+            <w:tcW w:type="dxa" w:w="1700"/>
+            <w:tcBorders>
+              <w:top w:val="single" w:color="A6A6A6" w:sz="4"/>
+              <w:left w:val="single" w:color="A6A6A6" w:sz="4"/>
+              <w:bottom w:val="single" w:color="A6A6A6" w:sz="4"/>
+              <w:right w:val="single" w:color="A6A6A6" w:sz="4"/>
+            </w:tcBorders>
+            <w:tcMar>
+              <w:top w:type="dxa" w:w="60"/>
+              <w:left w:type="dxa" w:w="90"/>
+              <w:bottom w:type="dxa" w:w="60"/>
+              <w:right w:type="dxa" w:w="90"/>
+            </w:tcMar>
+          </w:tcPr>
+          <w:p>
+            <w:pPr>
+              <w:spacing w:after="0" w:line="252"/>
+            </w:pPr>
+            <w:r>
+              <w:rPr>
+                <w:sz w:val="18"/>
+                <w:szCs w:val="18"/>
+              </w:rPr>
+              <w:t xml:space="preserve">31 Oct 2026 02:10</w:t>
+            </w:r>
+          </w:p>
+        </w:tc>
+        <w:tc>
+          <w:tcPr>
+            <w:tcW w:type="dxa" w:w="6226"/>
+            <w:tcBorders>
+              <w:top w:val="single" w:color="A6A6A6" w:sz="4"/>
+              <w:left w:val="single" w:color="A6A6A6" w:sz="4"/>
+              <w:bottom w:val="single" w:color="A6A6A6" w:sz="4"/>
+              <w:right w:val="single" w:color="A6A6A6" w:sz="4"/>
+            </w:tcBorders>
+            <w:tcMar>
+              <w:top w:type="dxa" w:w="60"/>
+              <w:left w:type="dxa" w:w="90"/>
+              <w:bottom w:type="dxa" w:w="60"/>
+              <w:right w:type="dxa" w:w="90"/>
+            </w:tcMar>
+          </w:tcPr>
+          <w:p>
+            <w:pPr>
+              <w:spacing w:after="0" w:line="252"/>
+            </w:pPr>
+            <w:r>
+              <w:rPr>
+                <w:sz w:val="18"/>
+                <w:szCs w:val="18"/>
+              </w:rPr>
+              <w:t xml:space="preserve">Configurable Quokka address, connection diagnosis, verified references, this walkthrough, Task 3 and Task 4 Word documents, final ZIP.</w:t>
+            </w:r>
+          </w:p>
+        </w:tc>
+      </w:tr>
+      <w:tr>
+        <w:tc>
+          <w:tcPr>
+            <w:tcW w:type="dxa" w:w="1100"/>
+            <w:tcBorders>
+              <w:top w:val="single" w:color="A6A6A6" w:sz="4"/>
+              <w:left w:val="single" w:color="A6A6A6" w:sz="4"/>
+              <w:bottom w:val="single" w:color="A6A6A6" w:sz="4"/>
+              <w:right w:val="single" w:color="A6A6A6" w:sz="4"/>
+            </w:tcBorders>
+            <w:shd w:fill="EEF3F8" w:color="auto" w:val="clear"/>
+            <w:tcMar>
+              <w:top w:type="dxa" w:w="60"/>
+              <w:left w:type="dxa" w:w="90"/>
+              <w:bottom w:type="dxa" w:w="60"/>
+              <w:right w:type="dxa" w:w="90"/>
+            </w:tcMar>
+          </w:tcPr>
+          <w:p>
+            <w:pPr>
+              <w:spacing w:after="0" w:line="252"/>
+            </w:pPr>
+            <w:r>
+              <w:rPr>
+                <w:sz w:val="18"/>
+                <w:szCs w:val="18"/>
+              </w:rPr>
               <w:t xml:space="preserve">(this version)</w:t>
             </w:r>
           </w:p>
@@ -23844,6 +24896,7 @@
               <w:bottom w:val="single" w:color="A6A6A6" w:sz="4"/>
               <w:right w:val="single" w:color="A6A6A6" w:sz="4"/>
             </w:tcBorders>
+            <w:shd w:fill="EEF3F8" w:color="auto" w:val="clear"/>
             <w:tcMar>
               <w:top w:type="dxa" w:w="60"/>
               <w:left w:type="dxa" w:w="90"/>
@@ -23873,23 +24926,24 @@
               <w:bottom w:val="single" w:color="A6A6A6" w:sz="4"/>
               <w:right w:val="single" w:color="A6A6A6" w:sz="4"/>
             </w:tcBorders>
-            <w:tcMar>
-              <w:top w:type="dxa" w:w="60"/>
-              <w:left w:type="dxa" w:w="90"/>
-              <w:bottom w:type="dxa" w:w="60"/>
-              <w:right w:type="dxa" w:w="90"/>
-            </w:tcMar>
-          </w:tcPr>
-          <w:p>
-            <w:pPr>
-              <w:spacing w:after="0" w:line="252"/>
-            </w:pPr>
-            <w:r>
-              <w:rPr>
-                <w:sz w:val="18"/>
-                <w:szCs w:val="18"/>
-              </w:rPr>
-              <w:t xml:space="preserve">Configurable Quokka address, connection diagnosis, verified references, this walkthrough, Task 3 and Task 4 Word documents, final ZIP.</w:t>
+            <w:shd w:fill="EEF3F8" w:color="auto" w:val="clear"/>
+            <w:tcMar>
+              <w:top w:type="dxa" w:w="60"/>
+              <w:left w:type="dxa" w:w="90"/>
+              <w:bottom w:type="dxa" w:w="60"/>
+              <w:right w:type="dxa" w:w="90"/>
+            </w:tcMar>
+          </w:tcPr>
+          <w:p>
+            <w:pPr>
+              <w:spacing w:after="0" w:line="252"/>
+            </w:pPr>
+            <w:r>
+              <w:rPr>
+                <w:sz w:val="18"/>
+                <w:szCs w:val="18"/>
+              </w:rPr>
+              <w:t xml:space="preserve">Block C confirmed as CNOT; game fixed for Jupyter (Output widget); three games played by clicking, with screenshots.</w:t>
             </w:r>
           </w:p>
         </w:tc>
